--- a/Tiểu luận.docx
+++ b/Tiểu luận.docx
@@ -83,7 +83,7 @@
             </w:rPr>
             <w:fldChar w:fldCharType="separate"/>
           </w:r>
-          <w:hyperlink w:anchor="_Toc228108578" w:history="1">
+          <w:hyperlink w:anchor="_Toc228391708" w:history="1">
             <w:r>
               <w:rPr>
                 <w:rStyle w:val="Hyperlink"/>
@@ -122,7 +122,7 @@
                 <w:sz w:val="26"/>
                 <w:szCs w:val="26"/>
               </w:rPr>
-              <w:instrText xml:space="preserve"> PAGEREF _Toc228108578 \h </w:instrText>
+              <w:instrText xml:space="preserve"> PAGEREF _Toc228391708 \h </w:instrText>
             </w:r>
             <w:r>
               <w:rPr>
@@ -151,7 +151,7 @@
                 <w:sz w:val="26"/>
                 <w:szCs w:val="26"/>
               </w:rPr>
-              <w:t>3</w:t>
+              <w:t>2</w:t>
             </w:r>
             <w:r>
               <w:rPr>
@@ -178,7 +178,7 @@
               <w:szCs w:val="26"/>
             </w:rPr>
           </w:pPr>
-          <w:hyperlink w:anchor="_Toc228108579" w:history="1">
+          <w:hyperlink w:anchor="_Toc228391709" w:history="1">
             <w:r>
               <w:rPr>
                 <w:rStyle w:val="Hyperlink"/>
@@ -187,7 +187,7 @@
                 <w:sz w:val="26"/>
                 <w:szCs w:val="26"/>
               </w:rPr>
-              <w:t>1.1. Mục tiêu của tiểu luận</w:t>
+              <w:t>1. Mục tiêu của tiểu luận</w:t>
             </w:r>
             <w:r>
               <w:rPr>
@@ -217,7 +217,7 @@
                 <w:sz w:val="26"/>
                 <w:szCs w:val="26"/>
               </w:rPr>
-              <w:instrText xml:space="preserve"> PAGEREF _Toc228108579 \h </w:instrText>
+              <w:instrText xml:space="preserve"> PAGEREF _Toc228391709 \h </w:instrText>
             </w:r>
             <w:r>
               <w:rPr>
@@ -246,7 +246,7 @@
                 <w:sz w:val="26"/>
                 <w:szCs w:val="26"/>
               </w:rPr>
-              <w:t>3</w:t>
+              <w:t>2</w:t>
             </w:r>
             <w:r>
               <w:rPr>
@@ -273,7 +273,7 @@
               <w:szCs w:val="26"/>
             </w:rPr>
           </w:pPr>
-          <w:hyperlink w:anchor="_Toc228108580" w:history="1">
+          <w:hyperlink w:anchor="_Toc228391710" w:history="1">
             <w:r>
               <w:rPr>
                 <w:rStyle w:val="Hyperlink"/>
@@ -282,7 +282,7 @@
                 <w:sz w:val="26"/>
                 <w:szCs w:val="26"/>
               </w:rPr>
-              <w:t>1.3. Đối tượng và phạm vi nghiên cứu</w:t>
+              <w:t>2. Đối tượng và phạm vi nghiên cứu</w:t>
             </w:r>
             <w:r>
               <w:rPr>
@@ -312,7 +312,7 @@
                 <w:sz w:val="26"/>
                 <w:szCs w:val="26"/>
               </w:rPr>
-              <w:instrText xml:space="preserve"> PAGEREF _Toc228108580 \h </w:instrText>
+              <w:instrText xml:space="preserve"> PAGEREF _Toc228391710 \h </w:instrText>
             </w:r>
             <w:r>
               <w:rPr>
@@ -368,7 +368,7 @@
               <w:szCs w:val="26"/>
             </w:rPr>
           </w:pPr>
-          <w:hyperlink w:anchor="_Toc228108581" w:history="1">
+          <w:hyperlink w:anchor="_Toc228391711" w:history="1">
             <w:r>
               <w:rPr>
                 <w:rStyle w:val="Hyperlink"/>
@@ -377,7 +377,7 @@
                 <w:sz w:val="26"/>
                 <w:szCs w:val="26"/>
               </w:rPr>
-              <w:t>1.4. Phương pháp thực hiện</w:t>
+              <w:t>3. Phương pháp thực hiện</w:t>
             </w:r>
             <w:r>
               <w:rPr>
@@ -407,7 +407,7 @@
                 <w:sz w:val="26"/>
                 <w:szCs w:val="26"/>
               </w:rPr>
-              <w:instrText xml:space="preserve"> PAGEREF _Toc228108581 \h </w:instrText>
+              <w:instrText xml:space="preserve"> PAGEREF _Toc228391711 \h </w:instrText>
             </w:r>
             <w:r>
               <w:rPr>
@@ -463,7 +463,7 @@
               <w:szCs w:val="26"/>
             </w:rPr>
           </w:pPr>
-          <w:hyperlink w:anchor="_Toc228108582" w:history="1">
+          <w:hyperlink w:anchor="_Toc228391712" w:history="1">
             <w:r>
               <w:rPr>
                 <w:rStyle w:val="Hyperlink"/>
@@ -472,7 +472,7 @@
                 <w:sz w:val="26"/>
                 <w:szCs w:val="26"/>
               </w:rPr>
-              <w:t>1.5. Giới thiệu dự án cá nhân (dùng xuyên suốt tiểu luận)</w:t>
+              <w:t>4. Giới thiệu dự án cá nhân (dùng xuyên suốt tiểu luận)</w:t>
             </w:r>
             <w:r>
               <w:rPr>
@@ -502,7 +502,197 @@
                 <w:sz w:val="26"/>
                 <w:szCs w:val="26"/>
               </w:rPr>
-              <w:instrText xml:space="preserve"> PAGEREF _Toc228108582 \h </w:instrText>
+              <w:instrText xml:space="preserve"> PAGEREF _Toc228391712 \h </w:instrText>
+            </w:r>
+            <w:r>
+              <w:rPr>
+                <w:rFonts w:ascii="Times New Roman" w:hAnsi="Times New Roman" w:cs="Times New Roman"/>
+                <w:noProof/>
+                <w:webHidden/>
+                <w:sz w:val="26"/>
+                <w:szCs w:val="26"/>
+              </w:rPr>
+            </w:r>
+            <w:r>
+              <w:rPr>
+                <w:rFonts w:ascii="Times New Roman" w:hAnsi="Times New Roman" w:cs="Times New Roman"/>
+                <w:noProof/>
+                <w:webHidden/>
+                <w:sz w:val="26"/>
+                <w:szCs w:val="26"/>
+              </w:rPr>
+              <w:fldChar w:fldCharType="separate"/>
+            </w:r>
+            <w:r>
+              <w:rPr>
+                <w:rFonts w:ascii="Times New Roman" w:hAnsi="Times New Roman" w:cs="Times New Roman"/>
+                <w:noProof/>
+                <w:webHidden/>
+                <w:sz w:val="26"/>
+                <w:szCs w:val="26"/>
+              </w:rPr>
+              <w:t>3</w:t>
+            </w:r>
+            <w:r>
+              <w:rPr>
+                <w:rFonts w:ascii="Times New Roman" w:hAnsi="Times New Roman" w:cs="Times New Roman"/>
+                <w:noProof/>
+                <w:webHidden/>
+                <w:sz w:val="26"/>
+                <w:szCs w:val="26"/>
+              </w:rPr>
+              <w:fldChar w:fldCharType="end"/>
+            </w:r>
+          </w:hyperlink>
+        </w:p>
+        <w:p>
+          <w:pPr>
+            <w:pStyle w:val="TOC1"/>
+            <w:tabs>
+              <w:tab w:val="right" w:leader="dot" w:pos="9111"/>
+            </w:tabs>
+            <w:rPr>
+              <w:rFonts w:ascii="Times New Roman" w:eastAsiaTheme="minorEastAsia" w:hAnsi="Times New Roman" w:cs="Times New Roman"/>
+              <w:noProof/>
+              <w:sz w:val="26"/>
+              <w:szCs w:val="26"/>
+            </w:rPr>
+          </w:pPr>
+          <w:hyperlink w:anchor="_Toc228391713" w:history="1">
+            <w:r>
+              <w:rPr>
+                <w:rStyle w:val="Hyperlink"/>
+                <w:rFonts w:ascii="Times New Roman" w:hAnsi="Times New Roman" w:cs="Times New Roman"/>
+                <w:noProof/>
+                <w:sz w:val="26"/>
+                <w:szCs w:val="26"/>
+              </w:rPr>
+              <w:t>CHƯƠNG 1. TỔNG QUAN VỀ CÔNG NGHỆ PHẦN MỀM</w:t>
+            </w:r>
+            <w:r>
+              <w:rPr>
+                <w:rFonts w:ascii="Times New Roman" w:hAnsi="Times New Roman" w:cs="Times New Roman"/>
+                <w:noProof/>
+                <w:webHidden/>
+                <w:sz w:val="26"/>
+                <w:szCs w:val="26"/>
+              </w:rPr>
+              <w:tab/>
+            </w:r>
+            <w:r>
+              <w:rPr>
+                <w:rFonts w:ascii="Times New Roman" w:hAnsi="Times New Roman" w:cs="Times New Roman"/>
+                <w:noProof/>
+                <w:webHidden/>
+                <w:sz w:val="26"/>
+                <w:szCs w:val="26"/>
+              </w:rPr>
+              <w:fldChar w:fldCharType="begin"/>
+            </w:r>
+            <w:r>
+              <w:rPr>
+                <w:rFonts w:ascii="Times New Roman" w:hAnsi="Times New Roman" w:cs="Times New Roman"/>
+                <w:noProof/>
+                <w:webHidden/>
+                <w:sz w:val="26"/>
+                <w:szCs w:val="26"/>
+              </w:rPr>
+              <w:instrText xml:space="preserve"> PAGEREF _Toc228391713 \h </w:instrText>
+            </w:r>
+            <w:r>
+              <w:rPr>
+                <w:rFonts w:ascii="Times New Roman" w:hAnsi="Times New Roman" w:cs="Times New Roman"/>
+                <w:noProof/>
+                <w:webHidden/>
+                <w:sz w:val="26"/>
+                <w:szCs w:val="26"/>
+              </w:rPr>
+            </w:r>
+            <w:r>
+              <w:rPr>
+                <w:rFonts w:ascii="Times New Roman" w:hAnsi="Times New Roman" w:cs="Times New Roman"/>
+                <w:noProof/>
+                <w:webHidden/>
+                <w:sz w:val="26"/>
+                <w:szCs w:val="26"/>
+              </w:rPr>
+              <w:fldChar w:fldCharType="separate"/>
+            </w:r>
+            <w:r>
+              <w:rPr>
+                <w:rFonts w:ascii="Times New Roman" w:hAnsi="Times New Roman" w:cs="Times New Roman"/>
+                <w:noProof/>
+                <w:webHidden/>
+                <w:sz w:val="26"/>
+                <w:szCs w:val="26"/>
+              </w:rPr>
+              <w:t>4</w:t>
+            </w:r>
+            <w:r>
+              <w:rPr>
+                <w:rFonts w:ascii="Times New Roman" w:hAnsi="Times New Roman" w:cs="Times New Roman"/>
+                <w:noProof/>
+                <w:webHidden/>
+                <w:sz w:val="26"/>
+                <w:szCs w:val="26"/>
+              </w:rPr>
+              <w:fldChar w:fldCharType="end"/>
+            </w:r>
+          </w:hyperlink>
+        </w:p>
+        <w:p>
+          <w:pPr>
+            <w:pStyle w:val="TOC2"/>
+            <w:tabs>
+              <w:tab w:val="right" w:leader="dot" w:pos="9111"/>
+            </w:tabs>
+            <w:rPr>
+              <w:rFonts w:ascii="Times New Roman" w:eastAsiaTheme="minorEastAsia" w:hAnsi="Times New Roman" w:cs="Times New Roman"/>
+              <w:noProof/>
+              <w:sz w:val="26"/>
+              <w:szCs w:val="26"/>
+            </w:rPr>
+          </w:pPr>
+          <w:hyperlink w:anchor="_Toc228391714" w:history="1">
+            <w:r>
+              <w:rPr>
+                <w:rStyle w:val="Hyperlink"/>
+                <w:rFonts w:ascii="Times New Roman" w:hAnsi="Times New Roman" w:cs="Times New Roman"/>
+                <w:noProof/>
+                <w:sz w:val="26"/>
+                <w:szCs w:val="26"/>
+              </w:rPr>
+              <w:t>1.1. Giới thiệu về Công nghệ phần mềm</w:t>
+            </w:r>
+            <w:r>
+              <w:rPr>
+                <w:rFonts w:ascii="Times New Roman" w:hAnsi="Times New Roman" w:cs="Times New Roman"/>
+                <w:noProof/>
+                <w:webHidden/>
+                <w:sz w:val="26"/>
+                <w:szCs w:val="26"/>
+              </w:rPr>
+              <w:tab/>
+            </w:r>
+            <w:r>
+              <w:rPr>
+                <w:rFonts w:ascii="Times New Roman" w:hAnsi="Times New Roman" w:cs="Times New Roman"/>
+                <w:noProof/>
+                <w:webHidden/>
+                <w:sz w:val="26"/>
+                <w:szCs w:val="26"/>
+              </w:rPr>
+              <w:fldChar w:fldCharType="begin"/>
+            </w:r>
+            <w:r>
+              <w:rPr>
+                <w:rFonts w:ascii="Times New Roman" w:hAnsi="Times New Roman" w:cs="Times New Roman"/>
+                <w:noProof/>
+                <w:webHidden/>
+                <w:sz w:val="26"/>
+                <w:szCs w:val="26"/>
+              </w:rPr>
+              <w:instrText xml:space="preserve"> PAGEREF _Toc228391714 \h </w:instrText>
             </w:r>
             <w:r>
               <w:rPr>
@@ -558,7 +748,7 @@
               <w:szCs w:val="26"/>
             </w:rPr>
           </w:pPr>
-          <w:hyperlink w:anchor="_Toc228108583" w:history="1">
+          <w:hyperlink w:anchor="_Toc228391715" w:history="1">
             <w:r>
               <w:rPr>
                 <w:rStyle w:val="Hyperlink"/>
@@ -567,7 +757,7 @@
                 <w:sz w:val="26"/>
                 <w:szCs w:val="26"/>
               </w:rPr>
-              <w:t>1.5.1. Tổng quát về dự án</w:t>
+              <w:t>1.1.1. Khái niệm Công nghệ phần mềm</w:t>
             </w:r>
             <w:r>
               <w:rPr>
@@ -597,7 +787,7 @@
                 <w:sz w:val="26"/>
                 <w:szCs w:val="26"/>
               </w:rPr>
-              <w:instrText xml:space="preserve"> PAGEREF _Toc228108583 \h </w:instrText>
+              <w:instrText xml:space="preserve"> PAGEREF _Toc228391715 \h </w:instrText>
             </w:r>
             <w:r>
               <w:rPr>
@@ -653,7 +843,7 @@
               <w:szCs w:val="26"/>
             </w:rPr>
           </w:pPr>
-          <w:hyperlink w:anchor="_Toc228108584" w:history="1">
+          <w:hyperlink w:anchor="_Toc228391716" w:history="1">
             <w:r>
               <w:rPr>
                 <w:rStyle w:val="Hyperlink"/>
@@ -662,7 +852,7 @@
                 <w:sz w:val="26"/>
                 <w:szCs w:val="26"/>
               </w:rPr>
-              <w:t>1.5.2. Mục tiêu và đối tượng người dùng</w:t>
+              <w:t>1.1.2. Vòng đời phát triển phần mềm (Software Development Life Cycle)</w:t>
             </w:r>
             <w:r>
               <w:rPr>
@@ -692,7 +882,7 @@
                 <w:sz w:val="26"/>
                 <w:szCs w:val="26"/>
               </w:rPr>
-              <w:instrText xml:space="preserve"> PAGEREF _Toc228108584 \h </w:instrText>
+              <w:instrText xml:space="preserve"> PAGEREF _Toc228391716 \h </w:instrText>
             </w:r>
             <w:r>
               <w:rPr>
@@ -721,7 +911,7 @@
                 <w:sz w:val="26"/>
                 <w:szCs w:val="26"/>
               </w:rPr>
-              <w:t>4</w:t>
+              <w:t>5</w:t>
             </w:r>
             <w:r>
               <w:rPr>
@@ -748,7 +938,7 @@
               <w:szCs w:val="26"/>
             </w:rPr>
           </w:pPr>
-          <w:hyperlink w:anchor="_Toc228108585" w:history="1">
+          <w:hyperlink w:anchor="_Toc228391717" w:history="1">
             <w:r>
               <w:rPr>
                 <w:rStyle w:val="Hyperlink"/>
@@ -757,7 +947,7 @@
                 <w:sz w:val="26"/>
                 <w:szCs w:val="26"/>
               </w:rPr>
-              <w:t>1.5.3. Công nghệ sử dụng</w:t>
+              <w:t>1.1.3. Bạn sẽ lựa chọn theo Công nghệ phần mềm hay Khoa học máy tính? Tại sao?</w:t>
             </w:r>
             <w:r>
               <w:rPr>
@@ -787,7 +977,7 @@
                 <w:sz w:val="26"/>
                 <w:szCs w:val="26"/>
               </w:rPr>
-              <w:instrText xml:space="preserve"> PAGEREF _Toc228108585 \h </w:instrText>
+              <w:instrText xml:space="preserve"> PAGEREF _Toc228391717 \h </w:instrText>
             </w:r>
             <w:r>
               <w:rPr>
@@ -816,7 +1006,102 @@
                 <w:sz w:val="26"/>
                 <w:szCs w:val="26"/>
               </w:rPr>
-              <w:t>4</w:t>
+              <w:t>5</w:t>
+            </w:r>
+            <w:r>
+              <w:rPr>
+                <w:rFonts w:ascii="Times New Roman" w:hAnsi="Times New Roman" w:cs="Times New Roman"/>
+                <w:noProof/>
+                <w:webHidden/>
+                <w:sz w:val="26"/>
+                <w:szCs w:val="26"/>
+              </w:rPr>
+              <w:fldChar w:fldCharType="end"/>
+            </w:r>
+          </w:hyperlink>
+        </w:p>
+        <w:p>
+          <w:pPr>
+            <w:pStyle w:val="TOC2"/>
+            <w:tabs>
+              <w:tab w:val="right" w:leader="dot" w:pos="9111"/>
+            </w:tabs>
+            <w:rPr>
+              <w:rFonts w:ascii="Times New Roman" w:eastAsiaTheme="minorEastAsia" w:hAnsi="Times New Roman" w:cs="Times New Roman"/>
+              <w:noProof/>
+              <w:sz w:val="26"/>
+              <w:szCs w:val="26"/>
+            </w:rPr>
+          </w:pPr>
+          <w:hyperlink w:anchor="_Toc228391718" w:history="1">
+            <w:r>
+              <w:rPr>
+                <w:rStyle w:val="Hyperlink"/>
+                <w:rFonts w:ascii="Times New Roman" w:hAnsi="Times New Roman" w:cs="Times New Roman"/>
+                <w:noProof/>
+                <w:sz w:val="26"/>
+                <w:szCs w:val="26"/>
+              </w:rPr>
+              <w:t>1.2. Các mô hình phát triển phần mềm (Bài 2)</w:t>
+            </w:r>
+            <w:r>
+              <w:rPr>
+                <w:rFonts w:ascii="Times New Roman" w:hAnsi="Times New Roman" w:cs="Times New Roman"/>
+                <w:noProof/>
+                <w:webHidden/>
+                <w:sz w:val="26"/>
+                <w:szCs w:val="26"/>
+              </w:rPr>
+              <w:tab/>
+            </w:r>
+            <w:r>
+              <w:rPr>
+                <w:rFonts w:ascii="Times New Roman" w:hAnsi="Times New Roman" w:cs="Times New Roman"/>
+                <w:noProof/>
+                <w:webHidden/>
+                <w:sz w:val="26"/>
+                <w:szCs w:val="26"/>
+              </w:rPr>
+              <w:fldChar w:fldCharType="begin"/>
+            </w:r>
+            <w:r>
+              <w:rPr>
+                <w:rFonts w:ascii="Times New Roman" w:hAnsi="Times New Roman" w:cs="Times New Roman"/>
+                <w:noProof/>
+                <w:webHidden/>
+                <w:sz w:val="26"/>
+                <w:szCs w:val="26"/>
+              </w:rPr>
+              <w:instrText xml:space="preserve"> PAGEREF _Toc228391718 \h </w:instrText>
+            </w:r>
+            <w:r>
+              <w:rPr>
+                <w:rFonts w:ascii="Times New Roman" w:hAnsi="Times New Roman" w:cs="Times New Roman"/>
+                <w:noProof/>
+                <w:webHidden/>
+                <w:sz w:val="26"/>
+                <w:szCs w:val="26"/>
+              </w:rPr>
+            </w:r>
+            <w:r>
+              <w:rPr>
+                <w:rFonts w:ascii="Times New Roman" w:hAnsi="Times New Roman" w:cs="Times New Roman"/>
+                <w:noProof/>
+                <w:webHidden/>
+                <w:sz w:val="26"/>
+                <w:szCs w:val="26"/>
+              </w:rPr>
+              <w:fldChar w:fldCharType="separate"/>
+            </w:r>
+            <w:r>
+              <w:rPr>
+                <w:rFonts w:ascii="Times New Roman" w:hAnsi="Times New Roman" w:cs="Times New Roman"/>
+                <w:noProof/>
+                <w:webHidden/>
+                <w:sz w:val="26"/>
+                <w:szCs w:val="26"/>
+              </w:rPr>
+              <w:t>7</w:t>
             </w:r>
             <w:r>
               <w:rPr>
@@ -843,7 +1128,7 @@
               <w:szCs w:val="26"/>
             </w:rPr>
           </w:pPr>
-          <w:hyperlink w:anchor="_Toc228108586" w:history="1">
+          <w:hyperlink w:anchor="_Toc228391719" w:history="1">
             <w:r>
               <w:rPr>
                 <w:rStyle w:val="Hyperlink"/>
@@ -852,7 +1137,7 @@
                 <w:sz w:val="26"/>
                 <w:szCs w:val="26"/>
               </w:rPr>
-              <w:t>1.5.4. Kiến trúc tổng quát</w:t>
+              <w:t>1.2.1. Mô hình Thác nước (Waterfall)</w:t>
             </w:r>
             <w:r>
               <w:rPr>
@@ -882,7 +1167,7 @@
                 <w:sz w:val="26"/>
                 <w:szCs w:val="26"/>
               </w:rPr>
-              <w:instrText xml:space="preserve"> PAGEREF _Toc228108586 \h </w:instrText>
+              <w:instrText xml:space="preserve"> PAGEREF _Toc228391719 \h </w:instrText>
             </w:r>
             <w:r>
               <w:rPr>
@@ -911,7 +1196,387 @@
                 <w:sz w:val="26"/>
                 <w:szCs w:val="26"/>
               </w:rPr>
-              <w:t>4</w:t>
+              <w:t>7</w:t>
+            </w:r>
+            <w:r>
+              <w:rPr>
+                <w:rFonts w:ascii="Times New Roman" w:hAnsi="Times New Roman" w:cs="Times New Roman"/>
+                <w:noProof/>
+                <w:webHidden/>
+                <w:sz w:val="26"/>
+                <w:szCs w:val="26"/>
+              </w:rPr>
+              <w:fldChar w:fldCharType="end"/>
+            </w:r>
+          </w:hyperlink>
+        </w:p>
+        <w:p>
+          <w:pPr>
+            <w:pStyle w:val="TOC3"/>
+            <w:tabs>
+              <w:tab w:val="right" w:leader="dot" w:pos="9111"/>
+            </w:tabs>
+            <w:rPr>
+              <w:rFonts w:ascii="Times New Roman" w:eastAsiaTheme="minorEastAsia" w:hAnsi="Times New Roman" w:cs="Times New Roman"/>
+              <w:noProof/>
+              <w:sz w:val="26"/>
+              <w:szCs w:val="26"/>
+            </w:rPr>
+          </w:pPr>
+          <w:hyperlink w:anchor="_Toc228391720" w:history="1">
+            <w:r>
+              <w:rPr>
+                <w:rStyle w:val="Hyperlink"/>
+                <w:rFonts w:ascii="Times New Roman" w:hAnsi="Times New Roman" w:cs="Times New Roman"/>
+                <w:noProof/>
+                <w:sz w:val="26"/>
+                <w:szCs w:val="26"/>
+              </w:rPr>
+              <w:t>1.2.2. Mô hình chữ V (V-Model)</w:t>
+            </w:r>
+            <w:r>
+              <w:rPr>
+                <w:rFonts w:ascii="Times New Roman" w:hAnsi="Times New Roman" w:cs="Times New Roman"/>
+                <w:noProof/>
+                <w:webHidden/>
+                <w:sz w:val="26"/>
+                <w:szCs w:val="26"/>
+              </w:rPr>
+              <w:tab/>
+            </w:r>
+            <w:r>
+              <w:rPr>
+                <w:rFonts w:ascii="Times New Roman" w:hAnsi="Times New Roman" w:cs="Times New Roman"/>
+                <w:noProof/>
+                <w:webHidden/>
+                <w:sz w:val="26"/>
+                <w:szCs w:val="26"/>
+              </w:rPr>
+              <w:fldChar w:fldCharType="begin"/>
+            </w:r>
+            <w:r>
+              <w:rPr>
+                <w:rFonts w:ascii="Times New Roman" w:hAnsi="Times New Roman" w:cs="Times New Roman"/>
+                <w:noProof/>
+                <w:webHidden/>
+                <w:sz w:val="26"/>
+                <w:szCs w:val="26"/>
+              </w:rPr>
+              <w:instrText xml:space="preserve"> PAGEREF _Toc228391720 \h </w:instrText>
+            </w:r>
+            <w:r>
+              <w:rPr>
+                <w:rFonts w:ascii="Times New Roman" w:hAnsi="Times New Roman" w:cs="Times New Roman"/>
+                <w:noProof/>
+                <w:webHidden/>
+                <w:sz w:val="26"/>
+                <w:szCs w:val="26"/>
+              </w:rPr>
+            </w:r>
+            <w:r>
+              <w:rPr>
+                <w:rFonts w:ascii="Times New Roman" w:hAnsi="Times New Roman" w:cs="Times New Roman"/>
+                <w:noProof/>
+                <w:webHidden/>
+                <w:sz w:val="26"/>
+                <w:szCs w:val="26"/>
+              </w:rPr>
+              <w:fldChar w:fldCharType="separate"/>
+            </w:r>
+            <w:r>
+              <w:rPr>
+                <w:rFonts w:ascii="Times New Roman" w:hAnsi="Times New Roman" w:cs="Times New Roman"/>
+                <w:noProof/>
+                <w:webHidden/>
+                <w:sz w:val="26"/>
+                <w:szCs w:val="26"/>
+              </w:rPr>
+              <w:t>7</w:t>
+            </w:r>
+            <w:r>
+              <w:rPr>
+                <w:rFonts w:ascii="Times New Roman" w:hAnsi="Times New Roman" w:cs="Times New Roman"/>
+                <w:noProof/>
+                <w:webHidden/>
+                <w:sz w:val="26"/>
+                <w:szCs w:val="26"/>
+              </w:rPr>
+              <w:fldChar w:fldCharType="end"/>
+            </w:r>
+          </w:hyperlink>
+        </w:p>
+        <w:p>
+          <w:pPr>
+            <w:pStyle w:val="TOC3"/>
+            <w:tabs>
+              <w:tab w:val="right" w:leader="dot" w:pos="9111"/>
+            </w:tabs>
+            <w:rPr>
+              <w:rFonts w:ascii="Times New Roman" w:eastAsiaTheme="minorEastAsia" w:hAnsi="Times New Roman" w:cs="Times New Roman"/>
+              <w:noProof/>
+              <w:sz w:val="26"/>
+              <w:szCs w:val="26"/>
+            </w:rPr>
+          </w:pPr>
+          <w:hyperlink w:anchor="_Toc228391721" w:history="1">
+            <w:r>
+              <w:rPr>
+                <w:rStyle w:val="Hyperlink"/>
+                <w:rFonts w:ascii="Times New Roman" w:hAnsi="Times New Roman" w:cs="Times New Roman"/>
+                <w:noProof/>
+                <w:sz w:val="26"/>
+                <w:szCs w:val="26"/>
+              </w:rPr>
+              <w:t>1.2.3. Mô hình lặp (Iterative/Incremental)</w:t>
+            </w:r>
+            <w:r>
+              <w:rPr>
+                <w:rFonts w:ascii="Times New Roman" w:hAnsi="Times New Roman" w:cs="Times New Roman"/>
+                <w:noProof/>
+                <w:webHidden/>
+                <w:sz w:val="26"/>
+                <w:szCs w:val="26"/>
+              </w:rPr>
+              <w:tab/>
+            </w:r>
+            <w:r>
+              <w:rPr>
+                <w:rFonts w:ascii="Times New Roman" w:hAnsi="Times New Roman" w:cs="Times New Roman"/>
+                <w:noProof/>
+                <w:webHidden/>
+                <w:sz w:val="26"/>
+                <w:szCs w:val="26"/>
+              </w:rPr>
+              <w:fldChar w:fldCharType="begin"/>
+            </w:r>
+            <w:r>
+              <w:rPr>
+                <w:rFonts w:ascii="Times New Roman" w:hAnsi="Times New Roman" w:cs="Times New Roman"/>
+                <w:noProof/>
+                <w:webHidden/>
+                <w:sz w:val="26"/>
+                <w:szCs w:val="26"/>
+              </w:rPr>
+              <w:instrText xml:space="preserve"> PAGEREF _Toc228391721 \h </w:instrText>
+            </w:r>
+            <w:r>
+              <w:rPr>
+                <w:rFonts w:ascii="Times New Roman" w:hAnsi="Times New Roman" w:cs="Times New Roman"/>
+                <w:noProof/>
+                <w:webHidden/>
+                <w:sz w:val="26"/>
+                <w:szCs w:val="26"/>
+              </w:rPr>
+            </w:r>
+            <w:r>
+              <w:rPr>
+                <w:rFonts w:ascii="Times New Roman" w:hAnsi="Times New Roman" w:cs="Times New Roman"/>
+                <w:noProof/>
+                <w:webHidden/>
+                <w:sz w:val="26"/>
+                <w:szCs w:val="26"/>
+              </w:rPr>
+              <w:fldChar w:fldCharType="separate"/>
+            </w:r>
+            <w:r>
+              <w:rPr>
+                <w:rFonts w:ascii="Times New Roman" w:hAnsi="Times New Roman" w:cs="Times New Roman"/>
+                <w:noProof/>
+                <w:webHidden/>
+                <w:sz w:val="26"/>
+                <w:szCs w:val="26"/>
+              </w:rPr>
+              <w:t>7</w:t>
+            </w:r>
+            <w:r>
+              <w:rPr>
+                <w:rFonts w:ascii="Times New Roman" w:hAnsi="Times New Roman" w:cs="Times New Roman"/>
+                <w:noProof/>
+                <w:webHidden/>
+                <w:sz w:val="26"/>
+                <w:szCs w:val="26"/>
+              </w:rPr>
+              <w:fldChar w:fldCharType="end"/>
+            </w:r>
+          </w:hyperlink>
+        </w:p>
+        <w:p>
+          <w:pPr>
+            <w:pStyle w:val="TOC3"/>
+            <w:tabs>
+              <w:tab w:val="right" w:leader="dot" w:pos="9111"/>
+            </w:tabs>
+            <w:rPr>
+              <w:rFonts w:ascii="Times New Roman" w:eastAsiaTheme="minorEastAsia" w:hAnsi="Times New Roman" w:cs="Times New Roman"/>
+              <w:noProof/>
+              <w:sz w:val="26"/>
+              <w:szCs w:val="26"/>
+            </w:rPr>
+          </w:pPr>
+          <w:hyperlink w:anchor="_Toc228391722" w:history="1">
+            <w:r>
+              <w:rPr>
+                <w:rStyle w:val="Hyperlink"/>
+                <w:rFonts w:ascii="Times New Roman" w:hAnsi="Times New Roman" w:cs="Times New Roman"/>
+                <w:noProof/>
+                <w:sz w:val="26"/>
+                <w:szCs w:val="26"/>
+              </w:rPr>
+              <w:t>1.2.4. Mô hình Agile và Scrum</w:t>
+            </w:r>
+            <w:r>
+              <w:rPr>
+                <w:rFonts w:ascii="Times New Roman" w:hAnsi="Times New Roman" w:cs="Times New Roman"/>
+                <w:noProof/>
+                <w:webHidden/>
+                <w:sz w:val="26"/>
+                <w:szCs w:val="26"/>
+              </w:rPr>
+              <w:tab/>
+            </w:r>
+            <w:r>
+              <w:rPr>
+                <w:rFonts w:ascii="Times New Roman" w:hAnsi="Times New Roman" w:cs="Times New Roman"/>
+                <w:noProof/>
+                <w:webHidden/>
+                <w:sz w:val="26"/>
+                <w:szCs w:val="26"/>
+              </w:rPr>
+              <w:fldChar w:fldCharType="begin"/>
+            </w:r>
+            <w:r>
+              <w:rPr>
+                <w:rFonts w:ascii="Times New Roman" w:hAnsi="Times New Roman" w:cs="Times New Roman"/>
+                <w:noProof/>
+                <w:webHidden/>
+                <w:sz w:val="26"/>
+                <w:szCs w:val="26"/>
+              </w:rPr>
+              <w:instrText xml:space="preserve"> PAGEREF _Toc228391722 \h </w:instrText>
+            </w:r>
+            <w:r>
+              <w:rPr>
+                <w:rFonts w:ascii="Times New Roman" w:hAnsi="Times New Roman" w:cs="Times New Roman"/>
+                <w:noProof/>
+                <w:webHidden/>
+                <w:sz w:val="26"/>
+                <w:szCs w:val="26"/>
+              </w:rPr>
+            </w:r>
+            <w:r>
+              <w:rPr>
+                <w:rFonts w:ascii="Times New Roman" w:hAnsi="Times New Roman" w:cs="Times New Roman"/>
+                <w:noProof/>
+                <w:webHidden/>
+                <w:sz w:val="26"/>
+                <w:szCs w:val="26"/>
+              </w:rPr>
+              <w:fldChar w:fldCharType="separate"/>
+            </w:r>
+            <w:r>
+              <w:rPr>
+                <w:rFonts w:ascii="Times New Roman" w:hAnsi="Times New Roman" w:cs="Times New Roman"/>
+                <w:noProof/>
+                <w:webHidden/>
+                <w:sz w:val="26"/>
+                <w:szCs w:val="26"/>
+              </w:rPr>
+              <w:t>7</w:t>
+            </w:r>
+            <w:r>
+              <w:rPr>
+                <w:rFonts w:ascii="Times New Roman" w:hAnsi="Times New Roman" w:cs="Times New Roman"/>
+                <w:noProof/>
+                <w:webHidden/>
+                <w:sz w:val="26"/>
+                <w:szCs w:val="26"/>
+              </w:rPr>
+              <w:fldChar w:fldCharType="end"/>
+            </w:r>
+          </w:hyperlink>
+        </w:p>
+        <w:p>
+          <w:pPr>
+            <w:pStyle w:val="TOC3"/>
+            <w:tabs>
+              <w:tab w:val="right" w:leader="dot" w:pos="9111"/>
+            </w:tabs>
+            <w:rPr>
+              <w:rFonts w:ascii="Times New Roman" w:eastAsiaTheme="minorEastAsia" w:hAnsi="Times New Roman" w:cs="Times New Roman"/>
+              <w:noProof/>
+              <w:sz w:val="26"/>
+              <w:szCs w:val="26"/>
+            </w:rPr>
+          </w:pPr>
+          <w:hyperlink w:anchor="_Toc228391723" w:history="1">
+            <w:r>
+              <w:rPr>
+                <w:rStyle w:val="Hyperlink"/>
+                <w:rFonts w:ascii="Times New Roman" w:hAnsi="Times New Roman" w:cs="Times New Roman"/>
+                <w:noProof/>
+                <w:sz w:val="26"/>
+                <w:szCs w:val="26"/>
+              </w:rPr>
+              <w:t>1.2.5. Bài tập thực hành</w:t>
+            </w:r>
+            <w:r>
+              <w:rPr>
+                <w:rFonts w:ascii="Times New Roman" w:hAnsi="Times New Roman" w:cs="Times New Roman"/>
+                <w:noProof/>
+                <w:webHidden/>
+                <w:sz w:val="26"/>
+                <w:szCs w:val="26"/>
+              </w:rPr>
+              <w:tab/>
+            </w:r>
+            <w:r>
+              <w:rPr>
+                <w:rFonts w:ascii="Times New Roman" w:hAnsi="Times New Roman" w:cs="Times New Roman"/>
+                <w:noProof/>
+                <w:webHidden/>
+                <w:sz w:val="26"/>
+                <w:szCs w:val="26"/>
+              </w:rPr>
+              <w:fldChar w:fldCharType="begin"/>
+            </w:r>
+            <w:r>
+              <w:rPr>
+                <w:rFonts w:ascii="Times New Roman" w:hAnsi="Times New Roman" w:cs="Times New Roman"/>
+                <w:noProof/>
+                <w:webHidden/>
+                <w:sz w:val="26"/>
+                <w:szCs w:val="26"/>
+              </w:rPr>
+              <w:instrText xml:space="preserve"> PAGEREF _Toc228391723 \h </w:instrText>
+            </w:r>
+            <w:r>
+              <w:rPr>
+                <w:rFonts w:ascii="Times New Roman" w:hAnsi="Times New Roman" w:cs="Times New Roman"/>
+                <w:noProof/>
+                <w:webHidden/>
+                <w:sz w:val="26"/>
+                <w:szCs w:val="26"/>
+              </w:rPr>
+            </w:r>
+            <w:r>
+              <w:rPr>
+                <w:rFonts w:ascii="Times New Roman" w:hAnsi="Times New Roman" w:cs="Times New Roman"/>
+                <w:noProof/>
+                <w:webHidden/>
+                <w:sz w:val="26"/>
+                <w:szCs w:val="26"/>
+              </w:rPr>
+              <w:fldChar w:fldCharType="separate"/>
+            </w:r>
+            <w:r>
+              <w:rPr>
+                <w:rFonts w:ascii="Times New Roman" w:hAnsi="Times New Roman" w:cs="Times New Roman"/>
+                <w:noProof/>
+                <w:webHidden/>
+                <w:sz w:val="26"/>
+                <w:szCs w:val="26"/>
+              </w:rPr>
+              <w:t>8</w:t>
             </w:r>
             <w:r>
               <w:rPr>
@@ -938,7 +1603,7 @@
               <w:szCs w:val="26"/>
             </w:rPr>
           </w:pPr>
-          <w:hyperlink w:anchor="_Toc228108587" w:history="1">
+          <w:hyperlink w:anchor="_Toc228391724" w:history="1">
             <w:r>
               <w:rPr>
                 <w:rStyle w:val="Hyperlink"/>
@@ -947,7 +1612,7 @@
                 <w:sz w:val="26"/>
                 <w:szCs w:val="26"/>
               </w:rPr>
-              <w:t>CHƯƠNG 1. TỔNG QUAN VỀ CÔNG NGHỆ PHẦN MỀM</w:t>
+              <w:t>CHƯƠNG 2. QUẢN LÝ DỰ ÁN VÀ PHÂN TÍCH YÊU CẦU</w:t>
             </w:r>
             <w:r>
               <w:rPr>
@@ -977,7 +1642,7 @@
                 <w:sz w:val="26"/>
                 <w:szCs w:val="26"/>
               </w:rPr>
-              <w:instrText xml:space="preserve"> PAGEREF _Toc228108587 \h </w:instrText>
+              <w:instrText xml:space="preserve"> PAGEREF _Toc228391724 \h </w:instrText>
             </w:r>
             <w:r>
               <w:rPr>
@@ -1006,7 +1671,7 @@
                 <w:sz w:val="26"/>
                 <w:szCs w:val="26"/>
               </w:rPr>
-              <w:t>5</w:t>
+              <w:t>11</w:t>
             </w:r>
             <w:r>
               <w:rPr>
@@ -1033,7 +1698,7 @@
               <w:szCs w:val="26"/>
             </w:rPr>
           </w:pPr>
-          <w:hyperlink w:anchor="_Toc228108588" w:history="1">
+          <w:hyperlink w:anchor="_Toc228391725" w:history="1">
             <w:r>
               <w:rPr>
                 <w:rStyle w:val="Hyperlink"/>
@@ -1042,27 +1707,7 @@
                 <w:sz w:val="26"/>
                 <w:szCs w:val="26"/>
               </w:rPr>
-              <w:t xml:space="preserve">1.1. Giới thiệu về Công nghệ phần </w:t>
-            </w:r>
-            <w:r>
-              <w:rPr>
-                <w:rStyle w:val="Hyperlink"/>
-                <w:rFonts w:ascii="Times New Roman" w:hAnsi="Times New Roman" w:cs="Times New Roman"/>
-                <w:noProof/>
-                <w:sz w:val="26"/>
-                <w:szCs w:val="26"/>
-              </w:rPr>
-              <w:t>m</w:t>
-            </w:r>
-            <w:r>
-              <w:rPr>
-                <w:rStyle w:val="Hyperlink"/>
-                <w:rFonts w:ascii="Times New Roman" w:hAnsi="Times New Roman" w:cs="Times New Roman"/>
-                <w:noProof/>
-                <w:sz w:val="26"/>
-                <w:szCs w:val="26"/>
-              </w:rPr>
-              <w:t>ềm</w:t>
+              <w:t>2.1. Quản lý dự án phần mềm (Bài 7)</w:t>
             </w:r>
             <w:r>
               <w:rPr>
@@ -1092,7 +1737,7 @@
                 <w:sz w:val="26"/>
                 <w:szCs w:val="26"/>
               </w:rPr>
-              <w:instrText xml:space="preserve"> PAGEREF _Toc228108588 \h </w:instrText>
+              <w:instrText xml:space="preserve"> PAGEREF _Toc228391725 \h </w:instrText>
             </w:r>
             <w:r>
               <w:rPr>
@@ -1121,7 +1766,7 @@
                 <w:sz w:val="26"/>
                 <w:szCs w:val="26"/>
               </w:rPr>
-              <w:t>5</w:t>
+              <w:t>11</w:t>
             </w:r>
             <w:r>
               <w:rPr>
@@ -1148,7 +1793,7 @@
               <w:szCs w:val="26"/>
             </w:rPr>
           </w:pPr>
-          <w:hyperlink w:anchor="_Toc228108589" w:history="1">
+          <w:hyperlink w:anchor="_Toc228391726" w:history="1">
             <w:r>
               <w:rPr>
                 <w:rStyle w:val="Hyperlink"/>
@@ -1157,7 +1802,7 @@
                 <w:sz w:val="26"/>
                 <w:szCs w:val="26"/>
               </w:rPr>
-              <w:t>1.1.1. Khái niệm Công nghệ phần mềm</w:t>
+              <w:t>2.1.1. Vòng đời của dự án</w:t>
             </w:r>
             <w:r>
               <w:rPr>
@@ -1187,7 +1832,7 @@
                 <w:sz w:val="26"/>
                 <w:szCs w:val="26"/>
               </w:rPr>
-              <w:instrText xml:space="preserve"> PAGEREF _Toc228108589 \h </w:instrText>
+              <w:instrText xml:space="preserve"> PAGEREF _Toc228391726 \h </w:instrText>
             </w:r>
             <w:r>
               <w:rPr>
@@ -1216,7 +1861,7 @@
                 <w:sz w:val="26"/>
                 <w:szCs w:val="26"/>
               </w:rPr>
-              <w:t>5</w:t>
+              <w:t>12</w:t>
             </w:r>
             <w:r>
               <w:rPr>
@@ -1243,7 +1888,7 @@
               <w:szCs w:val="26"/>
             </w:rPr>
           </w:pPr>
-          <w:hyperlink w:anchor="_Toc228108590" w:history="1">
+          <w:hyperlink w:anchor="_Toc228391727" w:history="1">
             <w:r>
               <w:rPr>
                 <w:rStyle w:val="Hyperlink"/>
@@ -1252,7 +1897,7 @@
                 <w:sz w:val="26"/>
                 <w:szCs w:val="26"/>
               </w:rPr>
-              <w:t>1.1.2. Vòng đời phát triển phần mềm (Software Development Life Cycle)</w:t>
+              <w:t>2.1.3. Bài tập thực hành</w:t>
             </w:r>
             <w:r>
               <w:rPr>
@@ -1282,7 +1927,7 @@
                 <w:sz w:val="26"/>
                 <w:szCs w:val="26"/>
               </w:rPr>
-              <w:instrText xml:space="preserve"> PAGEREF _Toc228108590 \h </w:instrText>
+              <w:instrText xml:space="preserve"> PAGEREF _Toc228391727 \h </w:instrText>
             </w:r>
             <w:r>
               <w:rPr>
@@ -1311,7 +1956,102 @@
                 <w:sz w:val="26"/>
                 <w:szCs w:val="26"/>
               </w:rPr>
-              <w:t>5</w:t>
+              <w:t>13</w:t>
+            </w:r>
+            <w:r>
+              <w:rPr>
+                <w:rFonts w:ascii="Times New Roman" w:hAnsi="Times New Roman" w:cs="Times New Roman"/>
+                <w:noProof/>
+                <w:webHidden/>
+                <w:sz w:val="26"/>
+                <w:szCs w:val="26"/>
+              </w:rPr>
+              <w:fldChar w:fldCharType="end"/>
+            </w:r>
+          </w:hyperlink>
+        </w:p>
+        <w:p>
+          <w:pPr>
+            <w:pStyle w:val="TOC2"/>
+            <w:tabs>
+              <w:tab w:val="right" w:leader="dot" w:pos="9111"/>
+            </w:tabs>
+            <w:rPr>
+              <w:rFonts w:ascii="Times New Roman" w:eastAsiaTheme="minorEastAsia" w:hAnsi="Times New Roman" w:cs="Times New Roman"/>
+              <w:noProof/>
+              <w:sz w:val="26"/>
+              <w:szCs w:val="26"/>
+            </w:rPr>
+          </w:pPr>
+          <w:hyperlink w:anchor="_Toc228391728" w:history="1">
+            <w:r>
+              <w:rPr>
+                <w:rStyle w:val="Hyperlink"/>
+                <w:rFonts w:ascii="Times New Roman" w:hAnsi="Times New Roman" w:cs="Times New Roman"/>
+                <w:noProof/>
+                <w:sz w:val="26"/>
+                <w:szCs w:val="26"/>
+              </w:rPr>
+              <w:t>2.2. Lấy và phân tích yêu cầu</w:t>
+            </w:r>
+            <w:r>
+              <w:rPr>
+                <w:rFonts w:ascii="Times New Roman" w:hAnsi="Times New Roman" w:cs="Times New Roman"/>
+                <w:noProof/>
+                <w:webHidden/>
+                <w:sz w:val="26"/>
+                <w:szCs w:val="26"/>
+              </w:rPr>
+              <w:tab/>
+            </w:r>
+            <w:r>
+              <w:rPr>
+                <w:rFonts w:ascii="Times New Roman" w:hAnsi="Times New Roman" w:cs="Times New Roman"/>
+                <w:noProof/>
+                <w:webHidden/>
+                <w:sz w:val="26"/>
+                <w:szCs w:val="26"/>
+              </w:rPr>
+              <w:fldChar w:fldCharType="begin"/>
+            </w:r>
+            <w:r>
+              <w:rPr>
+                <w:rFonts w:ascii="Times New Roman" w:hAnsi="Times New Roman" w:cs="Times New Roman"/>
+                <w:noProof/>
+                <w:webHidden/>
+                <w:sz w:val="26"/>
+                <w:szCs w:val="26"/>
+              </w:rPr>
+              <w:instrText xml:space="preserve"> PAGEREF _Toc228391728 \h </w:instrText>
+            </w:r>
+            <w:r>
+              <w:rPr>
+                <w:rFonts w:ascii="Times New Roman" w:hAnsi="Times New Roman" w:cs="Times New Roman"/>
+                <w:noProof/>
+                <w:webHidden/>
+                <w:sz w:val="26"/>
+                <w:szCs w:val="26"/>
+              </w:rPr>
+            </w:r>
+            <w:r>
+              <w:rPr>
+                <w:rFonts w:ascii="Times New Roman" w:hAnsi="Times New Roman" w:cs="Times New Roman"/>
+                <w:noProof/>
+                <w:webHidden/>
+                <w:sz w:val="26"/>
+                <w:szCs w:val="26"/>
+              </w:rPr>
+              <w:fldChar w:fldCharType="separate"/>
+            </w:r>
+            <w:r>
+              <w:rPr>
+                <w:rFonts w:ascii="Times New Roman" w:hAnsi="Times New Roman" w:cs="Times New Roman"/>
+                <w:noProof/>
+                <w:webHidden/>
+                <w:sz w:val="26"/>
+                <w:szCs w:val="26"/>
+              </w:rPr>
+              <w:t>21</w:t>
             </w:r>
             <w:r>
               <w:rPr>
@@ -1338,7 +2078,7 @@
               <w:szCs w:val="26"/>
             </w:rPr>
           </w:pPr>
-          <w:hyperlink w:anchor="_Toc228108591" w:history="1">
+          <w:hyperlink w:anchor="_Toc228391729" w:history="1">
             <w:r>
               <w:rPr>
                 <w:rStyle w:val="Hyperlink"/>
@@ -1347,7 +2087,7 @@
                 <w:sz w:val="26"/>
                 <w:szCs w:val="26"/>
               </w:rPr>
-              <w:t>1.1.4. Bài tập: Bạn sẽ lựa chọn theo Công nghệ phần mềm hay Khoa học máy tính? Tại sao?</w:t>
+              <w:t>2.2.1. Phân loại yêu cầu.</w:t>
             </w:r>
             <w:r>
               <w:rPr>
@@ -1377,7 +2117,7 @@
                 <w:sz w:val="26"/>
                 <w:szCs w:val="26"/>
               </w:rPr>
-              <w:instrText xml:space="preserve"> PAGEREF _Toc228108591 \h </w:instrText>
+              <w:instrText xml:space="preserve"> PAGEREF _Toc228391729 \h </w:instrText>
             </w:r>
             <w:r>
               <w:rPr>
@@ -1406,7 +2146,197 @@
                 <w:sz w:val="26"/>
                 <w:szCs w:val="26"/>
               </w:rPr>
-              <w:t>5</w:t>
+              <w:t>22</w:t>
+            </w:r>
+            <w:r>
+              <w:rPr>
+                <w:rFonts w:ascii="Times New Roman" w:hAnsi="Times New Roman" w:cs="Times New Roman"/>
+                <w:noProof/>
+                <w:webHidden/>
+                <w:sz w:val="26"/>
+                <w:szCs w:val="26"/>
+              </w:rPr>
+              <w:fldChar w:fldCharType="end"/>
+            </w:r>
+          </w:hyperlink>
+        </w:p>
+        <w:p>
+          <w:pPr>
+            <w:pStyle w:val="TOC3"/>
+            <w:tabs>
+              <w:tab w:val="right" w:leader="dot" w:pos="9111"/>
+            </w:tabs>
+            <w:rPr>
+              <w:rFonts w:ascii="Times New Roman" w:eastAsiaTheme="minorEastAsia" w:hAnsi="Times New Roman" w:cs="Times New Roman"/>
+              <w:noProof/>
+              <w:sz w:val="26"/>
+              <w:szCs w:val="26"/>
+            </w:rPr>
+          </w:pPr>
+          <w:hyperlink w:anchor="_Toc228391730" w:history="1">
+            <w:r>
+              <w:rPr>
+                <w:rStyle w:val="Hyperlink"/>
+                <w:rFonts w:ascii="Times New Roman" w:hAnsi="Times New Roman" w:cs="Times New Roman"/>
+                <w:noProof/>
+                <w:sz w:val="26"/>
+                <w:szCs w:val="26"/>
+              </w:rPr>
+              <w:t>2.2.2. Bài tập thực hành</w:t>
+            </w:r>
+            <w:r>
+              <w:rPr>
+                <w:rFonts w:ascii="Times New Roman" w:hAnsi="Times New Roman" w:cs="Times New Roman"/>
+                <w:noProof/>
+                <w:webHidden/>
+                <w:sz w:val="26"/>
+                <w:szCs w:val="26"/>
+              </w:rPr>
+              <w:tab/>
+            </w:r>
+            <w:r>
+              <w:rPr>
+                <w:rFonts w:ascii="Times New Roman" w:hAnsi="Times New Roman" w:cs="Times New Roman"/>
+                <w:noProof/>
+                <w:webHidden/>
+                <w:sz w:val="26"/>
+                <w:szCs w:val="26"/>
+              </w:rPr>
+              <w:fldChar w:fldCharType="begin"/>
+            </w:r>
+            <w:r>
+              <w:rPr>
+                <w:rFonts w:ascii="Times New Roman" w:hAnsi="Times New Roman" w:cs="Times New Roman"/>
+                <w:noProof/>
+                <w:webHidden/>
+                <w:sz w:val="26"/>
+                <w:szCs w:val="26"/>
+              </w:rPr>
+              <w:instrText xml:space="preserve"> PAGEREF _Toc228391730 \h </w:instrText>
+            </w:r>
+            <w:r>
+              <w:rPr>
+                <w:rFonts w:ascii="Times New Roman" w:hAnsi="Times New Roman" w:cs="Times New Roman"/>
+                <w:noProof/>
+                <w:webHidden/>
+                <w:sz w:val="26"/>
+                <w:szCs w:val="26"/>
+              </w:rPr>
+            </w:r>
+            <w:r>
+              <w:rPr>
+                <w:rFonts w:ascii="Times New Roman" w:hAnsi="Times New Roman" w:cs="Times New Roman"/>
+                <w:noProof/>
+                <w:webHidden/>
+                <w:sz w:val="26"/>
+                <w:szCs w:val="26"/>
+              </w:rPr>
+              <w:fldChar w:fldCharType="separate"/>
+            </w:r>
+            <w:r>
+              <w:rPr>
+                <w:rFonts w:ascii="Times New Roman" w:hAnsi="Times New Roman" w:cs="Times New Roman"/>
+                <w:noProof/>
+                <w:webHidden/>
+                <w:sz w:val="26"/>
+                <w:szCs w:val="26"/>
+              </w:rPr>
+              <w:t>22</w:t>
+            </w:r>
+            <w:r>
+              <w:rPr>
+                <w:rFonts w:ascii="Times New Roman" w:hAnsi="Times New Roman" w:cs="Times New Roman"/>
+                <w:noProof/>
+                <w:webHidden/>
+                <w:sz w:val="26"/>
+                <w:szCs w:val="26"/>
+              </w:rPr>
+              <w:fldChar w:fldCharType="end"/>
+            </w:r>
+          </w:hyperlink>
+        </w:p>
+        <w:p>
+          <w:pPr>
+            <w:pStyle w:val="TOC1"/>
+            <w:tabs>
+              <w:tab w:val="right" w:leader="dot" w:pos="9111"/>
+            </w:tabs>
+            <w:rPr>
+              <w:rFonts w:ascii="Times New Roman" w:eastAsiaTheme="minorEastAsia" w:hAnsi="Times New Roman" w:cs="Times New Roman"/>
+              <w:noProof/>
+              <w:sz w:val="26"/>
+              <w:szCs w:val="26"/>
+            </w:rPr>
+          </w:pPr>
+          <w:hyperlink w:anchor="_Toc228391731" w:history="1">
+            <w:r>
+              <w:rPr>
+                <w:rStyle w:val="Hyperlink"/>
+                <w:rFonts w:ascii="Times New Roman" w:hAnsi="Times New Roman" w:cs="Times New Roman"/>
+                <w:noProof/>
+                <w:sz w:val="26"/>
+                <w:szCs w:val="26"/>
+              </w:rPr>
+              <w:t>CHƯƠNG 3. THIẾT KẾ HỆ THỐNG</w:t>
+            </w:r>
+            <w:r>
+              <w:rPr>
+                <w:rFonts w:ascii="Times New Roman" w:hAnsi="Times New Roman" w:cs="Times New Roman"/>
+                <w:noProof/>
+                <w:webHidden/>
+                <w:sz w:val="26"/>
+                <w:szCs w:val="26"/>
+              </w:rPr>
+              <w:tab/>
+            </w:r>
+            <w:r>
+              <w:rPr>
+                <w:rFonts w:ascii="Times New Roman" w:hAnsi="Times New Roman" w:cs="Times New Roman"/>
+                <w:noProof/>
+                <w:webHidden/>
+                <w:sz w:val="26"/>
+                <w:szCs w:val="26"/>
+              </w:rPr>
+              <w:fldChar w:fldCharType="begin"/>
+            </w:r>
+            <w:r>
+              <w:rPr>
+                <w:rFonts w:ascii="Times New Roman" w:hAnsi="Times New Roman" w:cs="Times New Roman"/>
+                <w:noProof/>
+                <w:webHidden/>
+                <w:sz w:val="26"/>
+                <w:szCs w:val="26"/>
+              </w:rPr>
+              <w:instrText xml:space="preserve"> PAGEREF _Toc228391731 \h </w:instrText>
+            </w:r>
+            <w:r>
+              <w:rPr>
+                <w:rFonts w:ascii="Times New Roman" w:hAnsi="Times New Roman" w:cs="Times New Roman"/>
+                <w:noProof/>
+                <w:webHidden/>
+                <w:sz w:val="26"/>
+                <w:szCs w:val="26"/>
+              </w:rPr>
+            </w:r>
+            <w:r>
+              <w:rPr>
+                <w:rFonts w:ascii="Times New Roman" w:hAnsi="Times New Roman" w:cs="Times New Roman"/>
+                <w:noProof/>
+                <w:webHidden/>
+                <w:sz w:val="26"/>
+                <w:szCs w:val="26"/>
+              </w:rPr>
+              <w:fldChar w:fldCharType="separate"/>
+            </w:r>
+            <w:r>
+              <w:rPr>
+                <w:rFonts w:ascii="Times New Roman" w:hAnsi="Times New Roman" w:cs="Times New Roman"/>
+                <w:noProof/>
+                <w:webHidden/>
+                <w:sz w:val="26"/>
+                <w:szCs w:val="26"/>
+              </w:rPr>
+              <w:t>25</w:t>
             </w:r>
             <w:r>
               <w:rPr>
@@ -1433,7 +2363,7 @@
               <w:szCs w:val="26"/>
             </w:rPr>
           </w:pPr>
-          <w:hyperlink w:anchor="_Toc228108592" w:history="1">
+          <w:hyperlink w:anchor="_Toc228391732" w:history="1">
             <w:r>
               <w:rPr>
                 <w:rStyle w:val="Hyperlink"/>
@@ -1442,7 +2372,7 @@
                 <w:sz w:val="26"/>
                 <w:szCs w:val="26"/>
               </w:rPr>
-              <w:t>1.2. Các mô hình phát triển phần mềm (Bài 2)</w:t>
+              <w:t>3.1. Thiết kế kiến trúc phần mềm</w:t>
             </w:r>
             <w:r>
               <w:rPr>
@@ -1472,7 +2402,7 @@
                 <w:sz w:val="26"/>
                 <w:szCs w:val="26"/>
               </w:rPr>
-              <w:instrText xml:space="preserve"> PAGEREF _Toc228108592 \h </w:instrText>
+              <w:instrText xml:space="preserve"> PAGEREF _Toc228391732 \h </w:instrText>
             </w:r>
             <w:r>
               <w:rPr>
@@ -1501,7 +2431,7 @@
                 <w:sz w:val="26"/>
                 <w:szCs w:val="26"/>
               </w:rPr>
-              <w:t>7</w:t>
+              <w:t>25</w:t>
             </w:r>
             <w:r>
               <w:rPr>
@@ -1528,7 +2458,7 @@
               <w:szCs w:val="26"/>
             </w:rPr>
           </w:pPr>
-          <w:hyperlink w:anchor="_Toc228108593" w:history="1">
+          <w:hyperlink w:anchor="_Toc228391733" w:history="1">
             <w:r>
               <w:rPr>
                 <w:rStyle w:val="Hyperlink"/>
@@ -1537,7 +2467,7 @@
                 <w:sz w:val="26"/>
                 <w:szCs w:val="26"/>
               </w:rPr>
-              <w:t>1.2.1. Mô hình Thác nước (Waterfall)</w:t>
+              <w:t>3.1.1. Khái niệm kiến trúc phần mềm</w:t>
             </w:r>
             <w:r>
               <w:rPr>
@@ -1567,7 +2497,7 @@
                 <w:sz w:val="26"/>
                 <w:szCs w:val="26"/>
               </w:rPr>
-              <w:instrText xml:space="preserve"> PAGEREF _Toc228108593 \h </w:instrText>
+              <w:instrText xml:space="preserve"> PAGEREF _Toc228391733 \h </w:instrText>
             </w:r>
             <w:r>
               <w:rPr>
@@ -1596,7 +2526,7 @@
                 <w:sz w:val="26"/>
                 <w:szCs w:val="26"/>
               </w:rPr>
-              <w:t>7</w:t>
+              <w:t>25</w:t>
             </w:r>
             <w:r>
               <w:rPr>
@@ -1623,7 +2553,7 @@
               <w:szCs w:val="26"/>
             </w:rPr>
           </w:pPr>
-          <w:hyperlink w:anchor="_Toc228108594" w:history="1">
+          <w:hyperlink w:anchor="_Toc228391734" w:history="1">
             <w:r>
               <w:rPr>
                 <w:rStyle w:val="Hyperlink"/>
@@ -1632,7 +2562,7 @@
                 <w:sz w:val="26"/>
                 <w:szCs w:val="26"/>
               </w:rPr>
-              <w:t>1.2.2. Mô hình chữ V (V-Model)</w:t>
+              <w:t>3.1.2. Bài tập thực hành</w:t>
             </w:r>
             <w:r>
               <w:rPr>
@@ -1662,7 +2592,7 @@
                 <w:sz w:val="26"/>
                 <w:szCs w:val="26"/>
               </w:rPr>
-              <w:instrText xml:space="preserve"> PAGEREF _Toc228108594 \h </w:instrText>
+              <w:instrText xml:space="preserve"> PAGEREF _Toc228391734 \h </w:instrText>
             </w:r>
             <w:r>
               <w:rPr>
@@ -1691,7 +2621,102 @@
                 <w:sz w:val="26"/>
                 <w:szCs w:val="26"/>
               </w:rPr>
-              <w:t>7</w:t>
+              <w:t>26</w:t>
+            </w:r>
+            <w:r>
+              <w:rPr>
+                <w:rFonts w:ascii="Times New Roman" w:hAnsi="Times New Roman" w:cs="Times New Roman"/>
+                <w:noProof/>
+                <w:webHidden/>
+                <w:sz w:val="26"/>
+                <w:szCs w:val="26"/>
+              </w:rPr>
+              <w:fldChar w:fldCharType="end"/>
+            </w:r>
+          </w:hyperlink>
+        </w:p>
+        <w:p>
+          <w:pPr>
+            <w:pStyle w:val="TOC2"/>
+            <w:tabs>
+              <w:tab w:val="right" w:leader="dot" w:pos="9111"/>
+            </w:tabs>
+            <w:rPr>
+              <w:rFonts w:ascii="Times New Roman" w:eastAsiaTheme="minorEastAsia" w:hAnsi="Times New Roman" w:cs="Times New Roman"/>
+              <w:noProof/>
+              <w:sz w:val="26"/>
+              <w:szCs w:val="26"/>
+            </w:rPr>
+          </w:pPr>
+          <w:hyperlink w:anchor="_Toc228391735" w:history="1">
+            <w:r>
+              <w:rPr>
+                <w:rStyle w:val="Hyperlink"/>
+                <w:rFonts w:ascii="Times New Roman" w:hAnsi="Times New Roman" w:cs="Times New Roman"/>
+                <w:noProof/>
+                <w:sz w:val="26"/>
+                <w:szCs w:val="26"/>
+              </w:rPr>
+              <w:t>3.2. Thiết kế chi tiết</w:t>
+            </w:r>
+            <w:r>
+              <w:rPr>
+                <w:rFonts w:ascii="Times New Roman" w:hAnsi="Times New Roman" w:cs="Times New Roman"/>
+                <w:noProof/>
+                <w:webHidden/>
+                <w:sz w:val="26"/>
+                <w:szCs w:val="26"/>
+              </w:rPr>
+              <w:tab/>
+            </w:r>
+            <w:r>
+              <w:rPr>
+                <w:rFonts w:ascii="Times New Roman" w:hAnsi="Times New Roman" w:cs="Times New Roman"/>
+                <w:noProof/>
+                <w:webHidden/>
+                <w:sz w:val="26"/>
+                <w:szCs w:val="26"/>
+              </w:rPr>
+              <w:fldChar w:fldCharType="begin"/>
+            </w:r>
+            <w:r>
+              <w:rPr>
+                <w:rFonts w:ascii="Times New Roman" w:hAnsi="Times New Roman" w:cs="Times New Roman"/>
+                <w:noProof/>
+                <w:webHidden/>
+                <w:sz w:val="26"/>
+                <w:szCs w:val="26"/>
+              </w:rPr>
+              <w:instrText xml:space="preserve"> PAGEREF _Toc228391735 \h </w:instrText>
+            </w:r>
+            <w:r>
+              <w:rPr>
+                <w:rFonts w:ascii="Times New Roman" w:hAnsi="Times New Roman" w:cs="Times New Roman"/>
+                <w:noProof/>
+                <w:webHidden/>
+                <w:sz w:val="26"/>
+                <w:szCs w:val="26"/>
+              </w:rPr>
+            </w:r>
+            <w:r>
+              <w:rPr>
+                <w:rFonts w:ascii="Times New Roman" w:hAnsi="Times New Roman" w:cs="Times New Roman"/>
+                <w:noProof/>
+                <w:webHidden/>
+                <w:sz w:val="26"/>
+                <w:szCs w:val="26"/>
+              </w:rPr>
+              <w:fldChar w:fldCharType="separate"/>
+            </w:r>
+            <w:r>
+              <w:rPr>
+                <w:rFonts w:ascii="Times New Roman" w:hAnsi="Times New Roman" w:cs="Times New Roman"/>
+                <w:noProof/>
+                <w:webHidden/>
+                <w:sz w:val="26"/>
+                <w:szCs w:val="26"/>
+              </w:rPr>
+              <w:t>27</w:t>
             </w:r>
             <w:r>
               <w:rPr>
@@ -1718,7 +2743,7 @@
               <w:szCs w:val="26"/>
             </w:rPr>
           </w:pPr>
-          <w:hyperlink w:anchor="_Toc228108595" w:history="1">
+          <w:hyperlink w:anchor="_Toc228391736" w:history="1">
             <w:r>
               <w:rPr>
                 <w:rStyle w:val="Hyperlink"/>
@@ -1727,7 +2752,7 @@
                 <w:sz w:val="26"/>
                 <w:szCs w:val="26"/>
               </w:rPr>
-              <w:t>1.2.3. Mô hình lặp (Iterative/Incremental)</w:t>
+              <w:t>3.2.1. Thiết kế dữ liệu</w:t>
             </w:r>
             <w:r>
               <w:rPr>
@@ -1757,7 +2782,7 @@
                 <w:sz w:val="26"/>
                 <w:szCs w:val="26"/>
               </w:rPr>
-              <w:instrText xml:space="preserve"> PAGEREF _Toc228108595 \h </w:instrText>
+              <w:instrText xml:space="preserve"> PAGEREF _Toc228391736 \h </w:instrText>
             </w:r>
             <w:r>
               <w:rPr>
@@ -1786,7 +2811,7 @@
                 <w:sz w:val="26"/>
                 <w:szCs w:val="26"/>
               </w:rPr>
-              <w:t>7</w:t>
+              <w:t>28</w:t>
             </w:r>
             <w:r>
               <w:rPr>
@@ -1813,7 +2838,7 @@
               <w:szCs w:val="26"/>
             </w:rPr>
           </w:pPr>
-          <w:hyperlink w:anchor="_Toc228108596" w:history="1">
+          <w:hyperlink w:anchor="_Toc228391737" w:history="1">
             <w:r>
               <w:rPr>
                 <w:rStyle w:val="Hyperlink"/>
@@ -1822,7 +2847,7 @@
                 <w:sz w:val="26"/>
                 <w:szCs w:val="26"/>
               </w:rPr>
-              <w:t>1.2.4. Mô hình Agile và Scrum</w:t>
+              <w:t>3.2.2. Thiết kế logic xử lý</w:t>
             </w:r>
             <w:r>
               <w:rPr>
@@ -1852,7 +2877,7 @@
                 <w:sz w:val="26"/>
                 <w:szCs w:val="26"/>
               </w:rPr>
-              <w:instrText xml:space="preserve"> PAGEREF _Toc228108596 \h </w:instrText>
+              <w:instrText xml:space="preserve"> PAGEREF _Toc228391737 \h </w:instrText>
             </w:r>
             <w:r>
               <w:rPr>
@@ -1881,7 +2906,7 @@
                 <w:sz w:val="26"/>
                 <w:szCs w:val="26"/>
               </w:rPr>
-              <w:t>7</w:t>
+              <w:t>28</w:t>
             </w:r>
             <w:r>
               <w:rPr>
@@ -1908,7 +2933,7 @@
               <w:szCs w:val="26"/>
             </w:rPr>
           </w:pPr>
-          <w:hyperlink w:anchor="_Toc228108597" w:history="1">
+          <w:hyperlink w:anchor="_Toc228391738" w:history="1">
             <w:r>
               <w:rPr>
                 <w:rStyle w:val="Hyperlink"/>
@@ -1917,7 +2942,7 @@
                 <w:sz w:val="26"/>
                 <w:szCs w:val="26"/>
               </w:rPr>
-              <w:t>1.2.5. Bài tập thực hành</w:t>
+              <w:t>3.2.3. Thiết kế giao diện lập trình (API Design)</w:t>
             </w:r>
             <w:r>
               <w:rPr>
@@ -1947,7 +2972,7 @@
                 <w:sz w:val="26"/>
                 <w:szCs w:val="26"/>
               </w:rPr>
-              <w:instrText xml:space="preserve"> PAGEREF _Toc228108597 \h </w:instrText>
+              <w:instrText xml:space="preserve"> PAGEREF _Toc228391738 \h </w:instrText>
             </w:r>
             <w:r>
               <w:rPr>
@@ -1976,7 +3001,102 @@
                 <w:sz w:val="26"/>
                 <w:szCs w:val="26"/>
               </w:rPr>
-              <w:t>7</w:t>
+              <w:t>28</w:t>
+            </w:r>
+            <w:r>
+              <w:rPr>
+                <w:rFonts w:ascii="Times New Roman" w:hAnsi="Times New Roman" w:cs="Times New Roman"/>
+                <w:noProof/>
+                <w:webHidden/>
+                <w:sz w:val="26"/>
+                <w:szCs w:val="26"/>
+              </w:rPr>
+              <w:fldChar w:fldCharType="end"/>
+            </w:r>
+          </w:hyperlink>
+        </w:p>
+        <w:p>
+          <w:pPr>
+            <w:pStyle w:val="TOC3"/>
+            <w:tabs>
+              <w:tab w:val="right" w:leader="dot" w:pos="9111"/>
+            </w:tabs>
+            <w:rPr>
+              <w:rFonts w:ascii="Times New Roman" w:eastAsiaTheme="minorEastAsia" w:hAnsi="Times New Roman" w:cs="Times New Roman"/>
+              <w:noProof/>
+              <w:sz w:val="26"/>
+              <w:szCs w:val="26"/>
+            </w:rPr>
+          </w:pPr>
+          <w:hyperlink w:anchor="_Toc228391739" w:history="1">
+            <w:r>
+              <w:rPr>
+                <w:rStyle w:val="Hyperlink"/>
+                <w:rFonts w:ascii="Times New Roman" w:hAnsi="Times New Roman" w:cs="Times New Roman"/>
+                <w:noProof/>
+                <w:sz w:val="26"/>
+                <w:szCs w:val="26"/>
+              </w:rPr>
+              <w:t>3.2.4. Thiết kế lớp/module</w:t>
+            </w:r>
+            <w:r>
+              <w:rPr>
+                <w:rFonts w:ascii="Times New Roman" w:hAnsi="Times New Roman" w:cs="Times New Roman"/>
+                <w:noProof/>
+                <w:webHidden/>
+                <w:sz w:val="26"/>
+                <w:szCs w:val="26"/>
+              </w:rPr>
+              <w:tab/>
+            </w:r>
+            <w:r>
+              <w:rPr>
+                <w:rFonts w:ascii="Times New Roman" w:hAnsi="Times New Roman" w:cs="Times New Roman"/>
+                <w:noProof/>
+                <w:webHidden/>
+                <w:sz w:val="26"/>
+                <w:szCs w:val="26"/>
+              </w:rPr>
+              <w:fldChar w:fldCharType="begin"/>
+            </w:r>
+            <w:r>
+              <w:rPr>
+                <w:rFonts w:ascii="Times New Roman" w:hAnsi="Times New Roman" w:cs="Times New Roman"/>
+                <w:noProof/>
+                <w:webHidden/>
+                <w:sz w:val="26"/>
+                <w:szCs w:val="26"/>
+              </w:rPr>
+              <w:instrText xml:space="preserve"> PAGEREF _Toc228391739 \h </w:instrText>
+            </w:r>
+            <w:r>
+              <w:rPr>
+                <w:rFonts w:ascii="Times New Roman" w:hAnsi="Times New Roman" w:cs="Times New Roman"/>
+                <w:noProof/>
+                <w:webHidden/>
+                <w:sz w:val="26"/>
+                <w:szCs w:val="26"/>
+              </w:rPr>
+            </w:r>
+            <w:r>
+              <w:rPr>
+                <w:rFonts w:ascii="Times New Roman" w:hAnsi="Times New Roman" w:cs="Times New Roman"/>
+                <w:noProof/>
+                <w:webHidden/>
+                <w:sz w:val="26"/>
+                <w:szCs w:val="26"/>
+              </w:rPr>
+              <w:fldChar w:fldCharType="separate"/>
+            </w:r>
+            <w:r>
+              <w:rPr>
+                <w:rFonts w:ascii="Times New Roman" w:hAnsi="Times New Roman" w:cs="Times New Roman"/>
+                <w:noProof/>
+                <w:webHidden/>
+                <w:sz w:val="26"/>
+                <w:szCs w:val="26"/>
+              </w:rPr>
+              <w:t>28</w:t>
             </w:r>
             <w:r>
               <w:rPr>
@@ -2003,7 +3123,7 @@
               <w:szCs w:val="26"/>
             </w:rPr>
           </w:pPr>
-          <w:hyperlink w:anchor="_Toc228108598" w:history="1">
+          <w:hyperlink w:anchor="_Toc228391740" w:history="1">
             <w:r>
               <w:rPr>
                 <w:rStyle w:val="Hyperlink"/>
@@ -2012,7 +3132,7 @@
                 <w:sz w:val="26"/>
                 <w:szCs w:val="26"/>
               </w:rPr>
-              <w:t>CHƯƠNG 2. QUẢN LÝ DỰ ÁN VÀ PHÂN TÍCH YÊU CẦU</w:t>
+              <w:t>CHƯƠNG 4. QUẢN LÝ MÃ NGUỒN BẰNG GIT</w:t>
             </w:r>
             <w:r>
               <w:rPr>
@@ -2042,7 +3162,7 @@
                 <w:sz w:val="26"/>
                 <w:szCs w:val="26"/>
               </w:rPr>
-              <w:instrText xml:space="preserve"> PAGEREF _Toc228108598 \h </w:instrText>
+              <w:instrText xml:space="preserve"> PAGEREF _Toc228391740 \h </w:instrText>
             </w:r>
             <w:r>
               <w:rPr>
@@ -2071,7 +3191,7 @@
                 <w:sz w:val="26"/>
                 <w:szCs w:val="26"/>
               </w:rPr>
-              <w:t>10</w:t>
+              <w:t>30</w:t>
             </w:r>
             <w:r>
               <w:rPr>
@@ -2098,7 +3218,7 @@
               <w:szCs w:val="26"/>
             </w:rPr>
           </w:pPr>
-          <w:hyperlink w:anchor="_Toc228108599" w:history="1">
+          <w:hyperlink w:anchor="_Toc228391741" w:history="1">
             <w:r>
               <w:rPr>
                 <w:rStyle w:val="Hyperlink"/>
@@ -2107,7 +3227,7 @@
                 <w:sz w:val="26"/>
                 <w:szCs w:val="26"/>
               </w:rPr>
-              <w:t>2.1. Quản lý dự án phần mềm (Bài 7)</w:t>
+              <w:t>4.1. Hệ thống quản lý phiên bản và Git (Bài 3, 4)</w:t>
             </w:r>
             <w:r>
               <w:rPr>
@@ -2137,7 +3257,7 @@
                 <w:sz w:val="26"/>
                 <w:szCs w:val="26"/>
               </w:rPr>
-              <w:instrText xml:space="preserve"> PAGEREF _Toc228108599 \h </w:instrText>
+              <w:instrText xml:space="preserve"> PAGEREF _Toc228391741 \h </w:instrText>
             </w:r>
             <w:r>
               <w:rPr>
@@ -2166,7 +3286,7 @@
                 <w:sz w:val="26"/>
                 <w:szCs w:val="26"/>
               </w:rPr>
-              <w:t>10</w:t>
+              <w:t>30</w:t>
             </w:r>
             <w:r>
               <w:rPr>
@@ -2193,7 +3313,7 @@
               <w:szCs w:val="26"/>
             </w:rPr>
           </w:pPr>
-          <w:hyperlink w:anchor="_Toc228108600" w:history="1">
+          <w:hyperlink w:anchor="_Toc228391742" w:history="1">
             <w:r>
               <w:rPr>
                 <w:rStyle w:val="Hyperlink"/>
@@ -2202,7 +3322,7 @@
                 <w:sz w:val="26"/>
                 <w:szCs w:val="26"/>
               </w:rPr>
-              <w:t>2.1.1. Khái niệm dự án phần mềm</w:t>
+              <w:t>4.1.1. Git – Hệ thống quản lý phiên bản phân tán</w:t>
             </w:r>
             <w:r>
               <w:rPr>
@@ -2232,7 +3352,7 @@
                 <w:sz w:val="26"/>
                 <w:szCs w:val="26"/>
               </w:rPr>
-              <w:instrText xml:space="preserve"> PAGEREF _Toc228108600 \h </w:instrText>
+              <w:instrText xml:space="preserve"> PAGEREF _Toc228391742 \h </w:instrText>
             </w:r>
             <w:r>
               <w:rPr>
@@ -2261,7 +3381,7 @@
                 <w:sz w:val="26"/>
                 <w:szCs w:val="26"/>
               </w:rPr>
-              <w:t>10</w:t>
+              <w:t>31</w:t>
             </w:r>
             <w:r>
               <w:rPr>
@@ -2288,7 +3408,7 @@
               <w:szCs w:val="26"/>
             </w:rPr>
           </w:pPr>
-          <w:hyperlink w:anchor="_Toc228108601" w:history="1">
+          <w:hyperlink w:anchor="_Toc228391743" w:history="1">
             <w:r>
               <w:rPr>
                 <w:rStyle w:val="Hyperlink"/>
@@ -2297,7 +3417,7 @@
                 <w:sz w:val="26"/>
                 <w:szCs w:val="26"/>
               </w:rPr>
-              <w:t>2.1.2. Vòng đời dự án phần mềm</w:t>
+              <w:t>4.1.2. Bài tập/Kết quả thực hiện</w:t>
             </w:r>
             <w:r>
               <w:rPr>
@@ -2327,7 +3447,7 @@
                 <w:sz w:val="26"/>
                 <w:szCs w:val="26"/>
               </w:rPr>
-              <w:instrText xml:space="preserve"> PAGEREF _Toc228108601 \h </w:instrText>
+              <w:instrText xml:space="preserve"> PAGEREF _Toc228391743 \h </w:instrText>
             </w:r>
             <w:r>
               <w:rPr>
@@ -2356,7 +3476,102 @@
                 <w:sz w:val="26"/>
                 <w:szCs w:val="26"/>
               </w:rPr>
-              <w:t>10</w:t>
+              <w:t>32</w:t>
+            </w:r>
+            <w:r>
+              <w:rPr>
+                <w:rFonts w:ascii="Times New Roman" w:hAnsi="Times New Roman" w:cs="Times New Roman"/>
+                <w:noProof/>
+                <w:webHidden/>
+                <w:sz w:val="26"/>
+                <w:szCs w:val="26"/>
+              </w:rPr>
+              <w:fldChar w:fldCharType="end"/>
+            </w:r>
+          </w:hyperlink>
+        </w:p>
+        <w:p>
+          <w:pPr>
+            <w:pStyle w:val="TOC2"/>
+            <w:tabs>
+              <w:tab w:val="right" w:leader="dot" w:pos="9111"/>
+            </w:tabs>
+            <w:rPr>
+              <w:rFonts w:ascii="Times New Roman" w:eastAsiaTheme="minorEastAsia" w:hAnsi="Times New Roman" w:cs="Times New Roman"/>
+              <w:noProof/>
+              <w:sz w:val="26"/>
+              <w:szCs w:val="26"/>
+            </w:rPr>
+          </w:pPr>
+          <w:hyperlink w:anchor="_Toc228391744" w:history="1">
+            <w:r>
+              <w:rPr>
+                <w:rStyle w:val="Hyperlink"/>
+                <w:rFonts w:ascii="Times New Roman" w:hAnsi="Times New Roman" w:cs="Times New Roman"/>
+                <w:noProof/>
+                <w:sz w:val="26"/>
+                <w:szCs w:val="26"/>
+              </w:rPr>
+              <w:t>4.2. Cấu hình định danh người dùng trong Git (Bài 5)</w:t>
+            </w:r>
+            <w:r>
+              <w:rPr>
+                <w:rFonts w:ascii="Times New Roman" w:hAnsi="Times New Roman" w:cs="Times New Roman"/>
+                <w:noProof/>
+                <w:webHidden/>
+                <w:sz w:val="26"/>
+                <w:szCs w:val="26"/>
+              </w:rPr>
+              <w:tab/>
+            </w:r>
+            <w:r>
+              <w:rPr>
+                <w:rFonts w:ascii="Times New Roman" w:hAnsi="Times New Roman" w:cs="Times New Roman"/>
+                <w:noProof/>
+                <w:webHidden/>
+                <w:sz w:val="26"/>
+                <w:szCs w:val="26"/>
+              </w:rPr>
+              <w:fldChar w:fldCharType="begin"/>
+            </w:r>
+            <w:r>
+              <w:rPr>
+                <w:rFonts w:ascii="Times New Roman" w:hAnsi="Times New Roman" w:cs="Times New Roman"/>
+                <w:noProof/>
+                <w:webHidden/>
+                <w:sz w:val="26"/>
+                <w:szCs w:val="26"/>
+              </w:rPr>
+              <w:instrText xml:space="preserve"> PAGEREF _Toc228391744 \h </w:instrText>
+            </w:r>
+            <w:r>
+              <w:rPr>
+                <w:rFonts w:ascii="Times New Roman" w:hAnsi="Times New Roman" w:cs="Times New Roman"/>
+                <w:noProof/>
+                <w:webHidden/>
+                <w:sz w:val="26"/>
+                <w:szCs w:val="26"/>
+              </w:rPr>
+            </w:r>
+            <w:r>
+              <w:rPr>
+                <w:rFonts w:ascii="Times New Roman" w:hAnsi="Times New Roman" w:cs="Times New Roman"/>
+                <w:noProof/>
+                <w:webHidden/>
+                <w:sz w:val="26"/>
+                <w:szCs w:val="26"/>
+              </w:rPr>
+              <w:fldChar w:fldCharType="separate"/>
+            </w:r>
+            <w:r>
+              <w:rPr>
+                <w:rFonts w:ascii="Times New Roman" w:hAnsi="Times New Roman" w:cs="Times New Roman"/>
+                <w:noProof/>
+                <w:webHidden/>
+                <w:sz w:val="26"/>
+                <w:szCs w:val="26"/>
+              </w:rPr>
+              <w:t>33</w:t>
             </w:r>
             <w:r>
               <w:rPr>
@@ -2383,7 +3598,7 @@
               <w:szCs w:val="26"/>
             </w:rPr>
           </w:pPr>
-          <w:hyperlink w:anchor="_Toc228108602" w:history="1">
+          <w:hyperlink w:anchor="_Toc228391745" w:history="1">
             <w:r>
               <w:rPr>
                 <w:rStyle w:val="Hyperlink"/>
@@ -2392,7 +3607,7 @@
                 <w:sz w:val="26"/>
                 <w:szCs w:val="26"/>
               </w:rPr>
-              <w:t>2.1.3. Các yếu tố PCTS (People – Cost – Time – Scope)</w:t>
+              <w:t>4.2.1. Cấu hình user.name và user.email</w:t>
             </w:r>
             <w:r>
               <w:rPr>
@@ -2422,7 +3637,7 @@
                 <w:sz w:val="26"/>
                 <w:szCs w:val="26"/>
               </w:rPr>
-              <w:instrText xml:space="preserve"> PAGEREF _Toc228108602 \h </w:instrText>
+              <w:instrText xml:space="preserve"> PAGEREF _Toc228391745 \h </w:instrText>
             </w:r>
             <w:r>
               <w:rPr>
@@ -2451,7 +3666,7 @@
                 <w:sz w:val="26"/>
                 <w:szCs w:val="26"/>
               </w:rPr>
-              <w:t>11</w:t>
+              <w:t>33</w:t>
             </w:r>
             <w:r>
               <w:rPr>
@@ -2478,7 +3693,7 @@
               <w:szCs w:val="26"/>
             </w:rPr>
           </w:pPr>
-          <w:hyperlink w:anchor="_Toc228108603" w:history="1">
+          <w:hyperlink w:anchor="_Toc228391746" w:history="1">
             <w:r>
               <w:rPr>
                 <w:rStyle w:val="Hyperlink"/>
@@ -2487,7 +3702,7 @@
                 <w:sz w:val="26"/>
                 <w:szCs w:val="26"/>
               </w:rPr>
-              <w:t>2.1.5. Bài tập thực hành</w:t>
+              <w:t>4.2.2. Phạm vi global, local và system</w:t>
             </w:r>
             <w:r>
               <w:rPr>
@@ -2517,7 +3732,7 @@
                 <w:sz w:val="26"/>
                 <w:szCs w:val="26"/>
               </w:rPr>
-              <w:instrText xml:space="preserve"> PAGEREF _Toc228108603 \h </w:instrText>
+              <w:instrText xml:space="preserve"> PAGEREF _Toc228391746 \h </w:instrText>
             </w:r>
             <w:r>
               <w:rPr>
@@ -2546,7 +3761,102 @@
                 <w:sz w:val="26"/>
                 <w:szCs w:val="26"/>
               </w:rPr>
-              <w:t>12</w:t>
+              <w:t>33</w:t>
+            </w:r>
+            <w:r>
+              <w:rPr>
+                <w:rFonts w:ascii="Times New Roman" w:hAnsi="Times New Roman" w:cs="Times New Roman"/>
+                <w:noProof/>
+                <w:webHidden/>
+                <w:sz w:val="26"/>
+                <w:szCs w:val="26"/>
+              </w:rPr>
+              <w:fldChar w:fldCharType="end"/>
+            </w:r>
+          </w:hyperlink>
+        </w:p>
+        <w:p>
+          <w:pPr>
+            <w:pStyle w:val="TOC3"/>
+            <w:tabs>
+              <w:tab w:val="right" w:leader="dot" w:pos="9111"/>
+            </w:tabs>
+            <w:rPr>
+              <w:rFonts w:ascii="Times New Roman" w:eastAsiaTheme="minorEastAsia" w:hAnsi="Times New Roman" w:cs="Times New Roman"/>
+              <w:noProof/>
+              <w:sz w:val="26"/>
+              <w:szCs w:val="26"/>
+            </w:rPr>
+          </w:pPr>
+          <w:hyperlink w:anchor="_Toc228391747" w:history="1">
+            <w:r>
+              <w:rPr>
+                <w:rStyle w:val="Hyperlink"/>
+                <w:rFonts w:ascii="Times New Roman" w:hAnsi="Times New Roman" w:cs="Times New Roman"/>
+                <w:noProof/>
+                <w:sz w:val="26"/>
+                <w:szCs w:val="26"/>
+              </w:rPr>
+              <w:t>4.2.4. Bài tập thực hành</w:t>
+            </w:r>
+            <w:r>
+              <w:rPr>
+                <w:rFonts w:ascii="Times New Roman" w:hAnsi="Times New Roman" w:cs="Times New Roman"/>
+                <w:noProof/>
+                <w:webHidden/>
+                <w:sz w:val="26"/>
+                <w:szCs w:val="26"/>
+              </w:rPr>
+              <w:tab/>
+            </w:r>
+            <w:r>
+              <w:rPr>
+                <w:rFonts w:ascii="Times New Roman" w:hAnsi="Times New Roman" w:cs="Times New Roman"/>
+                <w:noProof/>
+                <w:webHidden/>
+                <w:sz w:val="26"/>
+                <w:szCs w:val="26"/>
+              </w:rPr>
+              <w:fldChar w:fldCharType="begin"/>
+            </w:r>
+            <w:r>
+              <w:rPr>
+                <w:rFonts w:ascii="Times New Roman" w:hAnsi="Times New Roman" w:cs="Times New Roman"/>
+                <w:noProof/>
+                <w:webHidden/>
+                <w:sz w:val="26"/>
+                <w:szCs w:val="26"/>
+              </w:rPr>
+              <w:instrText xml:space="preserve"> PAGEREF _Toc228391747 \h </w:instrText>
+            </w:r>
+            <w:r>
+              <w:rPr>
+                <w:rFonts w:ascii="Times New Roman" w:hAnsi="Times New Roman" w:cs="Times New Roman"/>
+                <w:noProof/>
+                <w:webHidden/>
+                <w:sz w:val="26"/>
+                <w:szCs w:val="26"/>
+              </w:rPr>
+            </w:r>
+            <w:r>
+              <w:rPr>
+                <w:rFonts w:ascii="Times New Roman" w:hAnsi="Times New Roman" w:cs="Times New Roman"/>
+                <w:noProof/>
+                <w:webHidden/>
+                <w:sz w:val="26"/>
+                <w:szCs w:val="26"/>
+              </w:rPr>
+              <w:fldChar w:fldCharType="separate"/>
+            </w:r>
+            <w:r>
+              <w:rPr>
+                <w:rFonts w:ascii="Times New Roman" w:hAnsi="Times New Roman" w:cs="Times New Roman"/>
+                <w:noProof/>
+                <w:webHidden/>
+                <w:sz w:val="26"/>
+                <w:szCs w:val="26"/>
+              </w:rPr>
+              <w:t>34</w:t>
             </w:r>
             <w:r>
               <w:rPr>
@@ -2573,7 +3883,7 @@
               <w:szCs w:val="26"/>
             </w:rPr>
           </w:pPr>
-          <w:hyperlink w:anchor="_Toc228108604" w:history="1">
+          <w:hyperlink w:anchor="_Toc228391748" w:history="1">
             <w:r>
               <w:rPr>
                 <w:rStyle w:val="Hyperlink"/>
@@ -2582,7 +3892,7 @@
                 <w:sz w:val="26"/>
                 <w:szCs w:val="26"/>
               </w:rPr>
-              <w:t>2.2. Lấy và phân tích yêu cầu</w:t>
+              <w:t>4.3. Các khu vực làm việc và nguyên tắc hoạt động của Git.</w:t>
             </w:r>
             <w:r>
               <w:rPr>
@@ -2612,7 +3922,7 @@
                 <w:sz w:val="26"/>
                 <w:szCs w:val="26"/>
               </w:rPr>
-              <w:instrText xml:space="preserve"> PAGEREF _Toc228108604 \h </w:instrText>
+              <w:instrText xml:space="preserve"> PAGEREF _Toc228391748 \h </w:instrText>
             </w:r>
             <w:r>
               <w:rPr>
@@ -2641,7 +3951,7 @@
                 <w:sz w:val="26"/>
                 <w:szCs w:val="26"/>
               </w:rPr>
-              <w:t>19</w:t>
+              <w:t>36</w:t>
             </w:r>
             <w:r>
               <w:rPr>
@@ -2668,7 +3978,7 @@
               <w:szCs w:val="26"/>
             </w:rPr>
           </w:pPr>
-          <w:hyperlink w:anchor="_Toc228108605" w:history="1">
+          <w:hyperlink w:anchor="_Toc228391749" w:history="1">
             <w:r>
               <w:rPr>
                 <w:rStyle w:val="Hyperlink"/>
@@ -2677,7 +3987,7 @@
                 <w:sz w:val="26"/>
                 <w:szCs w:val="26"/>
               </w:rPr>
-              <w:t>2.2.1. Phân loại yêu cầu.</w:t>
+              <w:t>4.3.1. Working Directory – Staging Area – Repository</w:t>
             </w:r>
             <w:r>
               <w:rPr>
@@ -2707,7 +4017,7 @@
                 <w:sz w:val="26"/>
                 <w:szCs w:val="26"/>
               </w:rPr>
-              <w:instrText xml:space="preserve"> PAGEREF _Toc228108605 \h </w:instrText>
+              <w:instrText xml:space="preserve"> PAGEREF _Toc228391749 \h </w:instrText>
             </w:r>
             <w:r>
               <w:rPr>
@@ -2736,7 +4046,7 @@
                 <w:sz w:val="26"/>
                 <w:szCs w:val="26"/>
               </w:rPr>
-              <w:t>19</w:t>
+              <w:t>36</w:t>
             </w:r>
             <w:r>
               <w:rPr>
@@ -2763,7 +4073,7 @@
               <w:szCs w:val="26"/>
             </w:rPr>
           </w:pPr>
-          <w:hyperlink w:anchor="_Toc228108606" w:history="1">
+          <w:hyperlink w:anchor="_Toc228391750" w:history="1">
             <w:r>
               <w:rPr>
                 <w:rStyle w:val="Hyperlink"/>
@@ -2772,7 +4082,7 @@
                 <w:sz w:val="26"/>
                 <w:szCs w:val="26"/>
               </w:rPr>
-              <w:t>2.2.3. Bài tập thực hành</w:t>
+              <w:t>4.3.2. Trạng thái file (Untracked, Staged, Committed)</w:t>
             </w:r>
             <w:r>
               <w:rPr>
@@ -2802,7 +4112,7 @@
                 <w:sz w:val="26"/>
                 <w:szCs w:val="26"/>
               </w:rPr>
-              <w:instrText xml:space="preserve"> PAGEREF _Toc228108606 \h </w:instrText>
+              <w:instrText xml:space="preserve"> PAGEREF _Toc228391750 \h </w:instrText>
             </w:r>
             <w:r>
               <w:rPr>
@@ -2831,7 +4141,102 @@
                 <w:sz w:val="26"/>
                 <w:szCs w:val="26"/>
               </w:rPr>
-              <w:t>19</w:t>
+              <w:t>37</w:t>
+            </w:r>
+            <w:r>
+              <w:rPr>
+                <w:rFonts w:ascii="Times New Roman" w:hAnsi="Times New Roman" w:cs="Times New Roman"/>
+                <w:noProof/>
+                <w:webHidden/>
+                <w:sz w:val="26"/>
+                <w:szCs w:val="26"/>
+              </w:rPr>
+              <w:fldChar w:fldCharType="end"/>
+            </w:r>
+          </w:hyperlink>
+        </w:p>
+        <w:p>
+          <w:pPr>
+            <w:pStyle w:val="TOC3"/>
+            <w:tabs>
+              <w:tab w:val="right" w:leader="dot" w:pos="9111"/>
+            </w:tabs>
+            <w:rPr>
+              <w:rFonts w:ascii="Times New Roman" w:eastAsiaTheme="minorEastAsia" w:hAnsi="Times New Roman" w:cs="Times New Roman"/>
+              <w:noProof/>
+              <w:sz w:val="26"/>
+              <w:szCs w:val="26"/>
+            </w:rPr>
+          </w:pPr>
+          <w:hyperlink w:anchor="_Toc228391751" w:history="1">
+            <w:r>
+              <w:rPr>
+                <w:rStyle w:val="Hyperlink"/>
+                <w:rFonts w:ascii="Times New Roman" w:hAnsi="Times New Roman" w:cs="Times New Roman"/>
+                <w:noProof/>
+                <w:sz w:val="26"/>
+                <w:szCs w:val="26"/>
+              </w:rPr>
+              <w:t>4.3.3. Bài tập/Kết quả thực hiện</w:t>
+            </w:r>
+            <w:r>
+              <w:rPr>
+                <w:rFonts w:ascii="Times New Roman" w:hAnsi="Times New Roman" w:cs="Times New Roman"/>
+                <w:noProof/>
+                <w:webHidden/>
+                <w:sz w:val="26"/>
+                <w:szCs w:val="26"/>
+              </w:rPr>
+              <w:tab/>
+            </w:r>
+            <w:r>
+              <w:rPr>
+                <w:rFonts w:ascii="Times New Roman" w:hAnsi="Times New Roman" w:cs="Times New Roman"/>
+                <w:noProof/>
+                <w:webHidden/>
+                <w:sz w:val="26"/>
+                <w:szCs w:val="26"/>
+              </w:rPr>
+              <w:fldChar w:fldCharType="begin"/>
+            </w:r>
+            <w:r>
+              <w:rPr>
+                <w:rFonts w:ascii="Times New Roman" w:hAnsi="Times New Roman" w:cs="Times New Roman"/>
+                <w:noProof/>
+                <w:webHidden/>
+                <w:sz w:val="26"/>
+                <w:szCs w:val="26"/>
+              </w:rPr>
+              <w:instrText xml:space="preserve"> PAGEREF _Toc228391751 \h </w:instrText>
+            </w:r>
+            <w:r>
+              <w:rPr>
+                <w:rFonts w:ascii="Times New Roman" w:hAnsi="Times New Roman" w:cs="Times New Roman"/>
+                <w:noProof/>
+                <w:webHidden/>
+                <w:sz w:val="26"/>
+                <w:szCs w:val="26"/>
+              </w:rPr>
+            </w:r>
+            <w:r>
+              <w:rPr>
+                <w:rFonts w:ascii="Times New Roman" w:hAnsi="Times New Roman" w:cs="Times New Roman"/>
+                <w:noProof/>
+                <w:webHidden/>
+                <w:sz w:val="26"/>
+                <w:szCs w:val="26"/>
+              </w:rPr>
+              <w:fldChar w:fldCharType="separate"/>
+            </w:r>
+            <w:r>
+              <w:rPr>
+                <w:rFonts w:ascii="Times New Roman" w:hAnsi="Times New Roman" w:cs="Times New Roman"/>
+                <w:noProof/>
+                <w:webHidden/>
+                <w:sz w:val="26"/>
+                <w:szCs w:val="26"/>
+              </w:rPr>
+              <w:t>37</w:t>
             </w:r>
             <w:r>
               <w:rPr>
@@ -2858,7 +4263,7 @@
               <w:szCs w:val="26"/>
             </w:rPr>
           </w:pPr>
-          <w:hyperlink w:anchor="_Toc228108607" w:history="1">
+          <w:hyperlink w:anchor="_Toc228391752" w:history="1">
             <w:r>
               <w:rPr>
                 <w:rStyle w:val="Hyperlink"/>
@@ -2867,7 +4272,18 @@
                 <w:sz w:val="26"/>
                 <w:szCs w:val="26"/>
               </w:rPr>
-              <w:t>CHƯƠNG 3. THIẾT KẾ HỆ THỐNG</w:t>
+              <w:t xml:space="preserve">CHƯƠNG 5. </w:t>
+            </w:r>
+            <w:r>
+              <w:rPr>
+                <w:rStyle w:val="Hyperlink"/>
+                <w:rFonts w:ascii="Times New Roman" w:hAnsi="Times New Roman" w:cs="Times New Roman"/>
+                <w:bCs/>
+                <w:noProof/>
+                <w:sz w:val="26"/>
+                <w:szCs w:val="26"/>
+              </w:rPr>
+              <w:t>DOCKER VÀ TRIỂN KHAI HỆ THỐNG</w:t>
             </w:r>
             <w:r>
               <w:rPr>
@@ -2897,7 +4313,7 @@
                 <w:sz w:val="26"/>
                 <w:szCs w:val="26"/>
               </w:rPr>
-              <w:instrText xml:space="preserve"> PAGEREF _Toc228108607 \h </w:instrText>
+              <w:instrText xml:space="preserve"> PAGEREF _Toc228391752 \h </w:instrText>
             </w:r>
             <w:r>
               <w:rPr>
@@ -2926,7 +4342,7 @@
                 <w:sz w:val="26"/>
                 <w:szCs w:val="26"/>
               </w:rPr>
-              <w:t>22</w:t>
+              <w:t>40</w:t>
             </w:r>
             <w:r>
               <w:rPr>
@@ -2953,7 +4369,7 @@
               <w:szCs w:val="26"/>
             </w:rPr>
           </w:pPr>
-          <w:hyperlink w:anchor="_Toc228108608" w:history="1">
+          <w:hyperlink w:anchor="_Toc228391753" w:history="1">
             <w:r>
               <w:rPr>
                 <w:rStyle w:val="Hyperlink"/>
@@ -2962,7 +4378,7 @@
                 <w:sz w:val="26"/>
                 <w:szCs w:val="26"/>
               </w:rPr>
-              <w:t>3.1. Thiết kế kiến trúc phần mềm</w:t>
+              <w:t>5.1. Khái niệm cơ bản về Docker</w:t>
             </w:r>
             <w:r>
               <w:rPr>
@@ -2992,7 +4408,7 @@
                 <w:sz w:val="26"/>
                 <w:szCs w:val="26"/>
               </w:rPr>
-              <w:instrText xml:space="preserve"> PAGEREF _Toc228108608 \h </w:instrText>
+              <w:instrText xml:space="preserve"> PAGEREF _Toc228391753 \h </w:instrText>
             </w:r>
             <w:r>
               <w:rPr>
@@ -3021,672 +4437,7 @@
                 <w:sz w:val="26"/>
                 <w:szCs w:val="26"/>
               </w:rPr>
-              <w:t>22</w:t>
-            </w:r>
-            <w:r>
-              <w:rPr>
-                <w:rFonts w:ascii="Times New Roman" w:hAnsi="Times New Roman" w:cs="Times New Roman"/>
-                <w:noProof/>
-                <w:webHidden/>
-                <w:sz w:val="26"/>
-                <w:szCs w:val="26"/>
-              </w:rPr>
-              <w:fldChar w:fldCharType="end"/>
-            </w:r>
-          </w:hyperlink>
-        </w:p>
-        <w:p>
-          <w:pPr>
-            <w:pStyle w:val="TOC3"/>
-            <w:tabs>
-              <w:tab w:val="right" w:leader="dot" w:pos="9111"/>
-            </w:tabs>
-            <w:rPr>
-              <w:rFonts w:ascii="Times New Roman" w:eastAsiaTheme="minorEastAsia" w:hAnsi="Times New Roman" w:cs="Times New Roman"/>
-              <w:noProof/>
-              <w:sz w:val="26"/>
-              <w:szCs w:val="26"/>
-            </w:rPr>
-          </w:pPr>
-          <w:hyperlink w:anchor="_Toc228108609" w:history="1">
-            <w:r>
-              <w:rPr>
-                <w:rStyle w:val="Hyperlink"/>
-                <w:rFonts w:ascii="Times New Roman" w:hAnsi="Times New Roman" w:cs="Times New Roman"/>
-                <w:noProof/>
-                <w:sz w:val="26"/>
-                <w:szCs w:val="26"/>
-              </w:rPr>
-              <w:t>3.1.1. Khái niệm kiến trúc phần mềm</w:t>
-            </w:r>
-            <w:r>
-              <w:rPr>
-                <w:rFonts w:ascii="Times New Roman" w:hAnsi="Times New Roman" w:cs="Times New Roman"/>
-                <w:noProof/>
-                <w:webHidden/>
-                <w:sz w:val="26"/>
-                <w:szCs w:val="26"/>
-              </w:rPr>
-              <w:tab/>
-            </w:r>
-            <w:r>
-              <w:rPr>
-                <w:rFonts w:ascii="Times New Roman" w:hAnsi="Times New Roman" w:cs="Times New Roman"/>
-                <w:noProof/>
-                <w:webHidden/>
-                <w:sz w:val="26"/>
-                <w:szCs w:val="26"/>
-              </w:rPr>
-              <w:fldChar w:fldCharType="begin"/>
-            </w:r>
-            <w:r>
-              <w:rPr>
-                <w:rFonts w:ascii="Times New Roman" w:hAnsi="Times New Roman" w:cs="Times New Roman"/>
-                <w:noProof/>
-                <w:webHidden/>
-                <w:sz w:val="26"/>
-                <w:szCs w:val="26"/>
-              </w:rPr>
-              <w:instrText xml:space="preserve"> PAGEREF _Toc228108609 \h </w:instrText>
-            </w:r>
-            <w:r>
-              <w:rPr>
-                <w:rFonts w:ascii="Times New Roman" w:hAnsi="Times New Roman" w:cs="Times New Roman"/>
-                <w:noProof/>
-                <w:webHidden/>
-                <w:sz w:val="26"/>
-                <w:szCs w:val="26"/>
-              </w:rPr>
-            </w:r>
-            <w:r>
-              <w:rPr>
-                <w:rFonts w:ascii="Times New Roman" w:hAnsi="Times New Roman" w:cs="Times New Roman"/>
-                <w:noProof/>
-                <w:webHidden/>
-                <w:sz w:val="26"/>
-                <w:szCs w:val="26"/>
-              </w:rPr>
-              <w:fldChar w:fldCharType="separate"/>
-            </w:r>
-            <w:r>
-              <w:rPr>
-                <w:rFonts w:ascii="Times New Roman" w:hAnsi="Times New Roman" w:cs="Times New Roman"/>
-                <w:noProof/>
-                <w:webHidden/>
-                <w:sz w:val="26"/>
-                <w:szCs w:val="26"/>
-              </w:rPr>
-              <w:t>22</w:t>
-            </w:r>
-            <w:r>
-              <w:rPr>
-                <w:rFonts w:ascii="Times New Roman" w:hAnsi="Times New Roman" w:cs="Times New Roman"/>
-                <w:noProof/>
-                <w:webHidden/>
-                <w:sz w:val="26"/>
-                <w:szCs w:val="26"/>
-              </w:rPr>
-              <w:fldChar w:fldCharType="end"/>
-            </w:r>
-          </w:hyperlink>
-        </w:p>
-        <w:p>
-          <w:pPr>
-            <w:pStyle w:val="TOC3"/>
-            <w:tabs>
-              <w:tab w:val="right" w:leader="dot" w:pos="9111"/>
-            </w:tabs>
-            <w:rPr>
-              <w:rFonts w:ascii="Times New Roman" w:eastAsiaTheme="minorEastAsia" w:hAnsi="Times New Roman" w:cs="Times New Roman"/>
-              <w:noProof/>
-              <w:sz w:val="26"/>
-              <w:szCs w:val="26"/>
-            </w:rPr>
-          </w:pPr>
-          <w:hyperlink w:anchor="_Toc228108610" w:history="1">
-            <w:r>
-              <w:rPr>
-                <w:rStyle w:val="Hyperlink"/>
-                <w:rFonts w:ascii="Times New Roman" w:hAnsi="Times New Roman" w:cs="Times New Roman"/>
-                <w:noProof/>
-                <w:sz w:val="26"/>
-                <w:szCs w:val="26"/>
-              </w:rPr>
-              <w:t>3.1.4. Bài tập thực hành</w:t>
-            </w:r>
-            <w:r>
-              <w:rPr>
-                <w:rFonts w:ascii="Times New Roman" w:hAnsi="Times New Roman" w:cs="Times New Roman"/>
-                <w:noProof/>
-                <w:webHidden/>
-                <w:sz w:val="26"/>
-                <w:szCs w:val="26"/>
-              </w:rPr>
-              <w:tab/>
-            </w:r>
-            <w:r>
-              <w:rPr>
-                <w:rFonts w:ascii="Times New Roman" w:hAnsi="Times New Roman" w:cs="Times New Roman"/>
-                <w:noProof/>
-                <w:webHidden/>
-                <w:sz w:val="26"/>
-                <w:szCs w:val="26"/>
-              </w:rPr>
-              <w:fldChar w:fldCharType="begin"/>
-            </w:r>
-            <w:r>
-              <w:rPr>
-                <w:rFonts w:ascii="Times New Roman" w:hAnsi="Times New Roman" w:cs="Times New Roman"/>
-                <w:noProof/>
-                <w:webHidden/>
-                <w:sz w:val="26"/>
-                <w:szCs w:val="26"/>
-              </w:rPr>
-              <w:instrText xml:space="preserve"> PAGEREF _Toc228108610 \h </w:instrText>
-            </w:r>
-            <w:r>
-              <w:rPr>
-                <w:rFonts w:ascii="Times New Roman" w:hAnsi="Times New Roman" w:cs="Times New Roman"/>
-                <w:noProof/>
-                <w:webHidden/>
-                <w:sz w:val="26"/>
-                <w:szCs w:val="26"/>
-              </w:rPr>
-            </w:r>
-            <w:r>
-              <w:rPr>
-                <w:rFonts w:ascii="Times New Roman" w:hAnsi="Times New Roman" w:cs="Times New Roman"/>
-                <w:noProof/>
-                <w:webHidden/>
-                <w:sz w:val="26"/>
-                <w:szCs w:val="26"/>
-              </w:rPr>
-              <w:fldChar w:fldCharType="separate"/>
-            </w:r>
-            <w:r>
-              <w:rPr>
-                <w:rFonts w:ascii="Times New Roman" w:hAnsi="Times New Roman" w:cs="Times New Roman"/>
-                <w:noProof/>
-                <w:webHidden/>
-                <w:sz w:val="26"/>
-                <w:szCs w:val="26"/>
-              </w:rPr>
-              <w:t>23</w:t>
-            </w:r>
-            <w:r>
-              <w:rPr>
-                <w:rFonts w:ascii="Times New Roman" w:hAnsi="Times New Roman" w:cs="Times New Roman"/>
-                <w:noProof/>
-                <w:webHidden/>
-                <w:sz w:val="26"/>
-                <w:szCs w:val="26"/>
-              </w:rPr>
-              <w:fldChar w:fldCharType="end"/>
-            </w:r>
-          </w:hyperlink>
-        </w:p>
-        <w:p>
-          <w:pPr>
-            <w:pStyle w:val="TOC2"/>
-            <w:tabs>
-              <w:tab w:val="right" w:leader="dot" w:pos="9111"/>
-            </w:tabs>
-            <w:rPr>
-              <w:rFonts w:ascii="Times New Roman" w:eastAsiaTheme="minorEastAsia" w:hAnsi="Times New Roman" w:cs="Times New Roman"/>
-              <w:noProof/>
-              <w:sz w:val="26"/>
-              <w:szCs w:val="26"/>
-            </w:rPr>
-          </w:pPr>
-          <w:hyperlink w:anchor="_Toc228108611" w:history="1">
-            <w:r>
-              <w:rPr>
-                <w:rStyle w:val="Hyperlink"/>
-                <w:rFonts w:ascii="Times New Roman" w:hAnsi="Times New Roman" w:cs="Times New Roman"/>
-                <w:noProof/>
-                <w:sz w:val="26"/>
-                <w:szCs w:val="26"/>
-              </w:rPr>
-              <w:t>3.2. Thiết kế chi tiết</w:t>
-            </w:r>
-            <w:r>
-              <w:rPr>
-                <w:rFonts w:ascii="Times New Roman" w:hAnsi="Times New Roman" w:cs="Times New Roman"/>
-                <w:noProof/>
-                <w:webHidden/>
-                <w:sz w:val="26"/>
-                <w:szCs w:val="26"/>
-              </w:rPr>
-              <w:tab/>
-            </w:r>
-            <w:r>
-              <w:rPr>
-                <w:rFonts w:ascii="Times New Roman" w:hAnsi="Times New Roman" w:cs="Times New Roman"/>
-                <w:noProof/>
-                <w:webHidden/>
-                <w:sz w:val="26"/>
-                <w:szCs w:val="26"/>
-              </w:rPr>
-              <w:fldChar w:fldCharType="begin"/>
-            </w:r>
-            <w:r>
-              <w:rPr>
-                <w:rFonts w:ascii="Times New Roman" w:hAnsi="Times New Roman" w:cs="Times New Roman"/>
-                <w:noProof/>
-                <w:webHidden/>
-                <w:sz w:val="26"/>
-                <w:szCs w:val="26"/>
-              </w:rPr>
-              <w:instrText xml:space="preserve"> PAGEREF _Toc228108611 \h </w:instrText>
-            </w:r>
-            <w:r>
-              <w:rPr>
-                <w:rFonts w:ascii="Times New Roman" w:hAnsi="Times New Roman" w:cs="Times New Roman"/>
-                <w:noProof/>
-                <w:webHidden/>
-                <w:sz w:val="26"/>
-                <w:szCs w:val="26"/>
-              </w:rPr>
-            </w:r>
-            <w:r>
-              <w:rPr>
-                <w:rFonts w:ascii="Times New Roman" w:hAnsi="Times New Roman" w:cs="Times New Roman"/>
-                <w:noProof/>
-                <w:webHidden/>
-                <w:sz w:val="26"/>
-                <w:szCs w:val="26"/>
-              </w:rPr>
-              <w:fldChar w:fldCharType="separate"/>
-            </w:r>
-            <w:r>
-              <w:rPr>
-                <w:rFonts w:ascii="Times New Roman" w:hAnsi="Times New Roman" w:cs="Times New Roman"/>
-                <w:noProof/>
-                <w:webHidden/>
-                <w:sz w:val="26"/>
-                <w:szCs w:val="26"/>
-              </w:rPr>
-              <w:t>24</w:t>
-            </w:r>
-            <w:r>
-              <w:rPr>
-                <w:rFonts w:ascii="Times New Roman" w:hAnsi="Times New Roman" w:cs="Times New Roman"/>
-                <w:noProof/>
-                <w:webHidden/>
-                <w:sz w:val="26"/>
-                <w:szCs w:val="26"/>
-              </w:rPr>
-              <w:fldChar w:fldCharType="end"/>
-            </w:r>
-          </w:hyperlink>
-        </w:p>
-        <w:p>
-          <w:pPr>
-            <w:pStyle w:val="TOC3"/>
-            <w:tabs>
-              <w:tab w:val="right" w:leader="dot" w:pos="9111"/>
-            </w:tabs>
-            <w:rPr>
-              <w:rFonts w:ascii="Times New Roman" w:eastAsiaTheme="minorEastAsia" w:hAnsi="Times New Roman" w:cs="Times New Roman"/>
-              <w:noProof/>
-              <w:sz w:val="26"/>
-              <w:szCs w:val="26"/>
-            </w:rPr>
-          </w:pPr>
-          <w:hyperlink w:anchor="_Toc228108612" w:history="1">
-            <w:r>
-              <w:rPr>
-                <w:rStyle w:val="Hyperlink"/>
-                <w:rFonts w:ascii="Times New Roman" w:hAnsi="Times New Roman" w:cs="Times New Roman"/>
-                <w:noProof/>
-                <w:sz w:val="26"/>
-                <w:szCs w:val="26"/>
-              </w:rPr>
-              <w:t>3.2.1. Thiết kế dữ liệu</w:t>
-            </w:r>
-            <w:r>
-              <w:rPr>
-                <w:rFonts w:ascii="Times New Roman" w:hAnsi="Times New Roman" w:cs="Times New Roman"/>
-                <w:noProof/>
-                <w:webHidden/>
-                <w:sz w:val="26"/>
-                <w:szCs w:val="26"/>
-              </w:rPr>
-              <w:tab/>
-            </w:r>
-            <w:r>
-              <w:rPr>
-                <w:rFonts w:ascii="Times New Roman" w:hAnsi="Times New Roman" w:cs="Times New Roman"/>
-                <w:noProof/>
-                <w:webHidden/>
-                <w:sz w:val="26"/>
-                <w:szCs w:val="26"/>
-              </w:rPr>
-              <w:fldChar w:fldCharType="begin"/>
-            </w:r>
-            <w:r>
-              <w:rPr>
-                <w:rFonts w:ascii="Times New Roman" w:hAnsi="Times New Roman" w:cs="Times New Roman"/>
-                <w:noProof/>
-                <w:webHidden/>
-                <w:sz w:val="26"/>
-                <w:szCs w:val="26"/>
-              </w:rPr>
-              <w:instrText xml:space="preserve"> PAGEREF _Toc228108612 \h </w:instrText>
-            </w:r>
-            <w:r>
-              <w:rPr>
-                <w:rFonts w:ascii="Times New Roman" w:hAnsi="Times New Roman" w:cs="Times New Roman"/>
-                <w:noProof/>
-                <w:webHidden/>
-                <w:sz w:val="26"/>
-                <w:szCs w:val="26"/>
-              </w:rPr>
-            </w:r>
-            <w:r>
-              <w:rPr>
-                <w:rFonts w:ascii="Times New Roman" w:hAnsi="Times New Roman" w:cs="Times New Roman"/>
-                <w:noProof/>
-                <w:webHidden/>
-                <w:sz w:val="26"/>
-                <w:szCs w:val="26"/>
-              </w:rPr>
-              <w:fldChar w:fldCharType="separate"/>
-            </w:r>
-            <w:r>
-              <w:rPr>
-                <w:rFonts w:ascii="Times New Roman" w:hAnsi="Times New Roman" w:cs="Times New Roman"/>
-                <w:noProof/>
-                <w:webHidden/>
-                <w:sz w:val="26"/>
-                <w:szCs w:val="26"/>
-              </w:rPr>
-              <w:t>24</w:t>
-            </w:r>
-            <w:r>
-              <w:rPr>
-                <w:rFonts w:ascii="Times New Roman" w:hAnsi="Times New Roman" w:cs="Times New Roman"/>
-                <w:noProof/>
-                <w:webHidden/>
-                <w:sz w:val="26"/>
-                <w:szCs w:val="26"/>
-              </w:rPr>
-              <w:fldChar w:fldCharType="end"/>
-            </w:r>
-          </w:hyperlink>
-        </w:p>
-        <w:p>
-          <w:pPr>
-            <w:pStyle w:val="TOC3"/>
-            <w:tabs>
-              <w:tab w:val="right" w:leader="dot" w:pos="9111"/>
-            </w:tabs>
-            <w:rPr>
-              <w:rFonts w:ascii="Times New Roman" w:eastAsiaTheme="minorEastAsia" w:hAnsi="Times New Roman" w:cs="Times New Roman"/>
-              <w:noProof/>
-              <w:sz w:val="26"/>
-              <w:szCs w:val="26"/>
-            </w:rPr>
-          </w:pPr>
-          <w:hyperlink w:anchor="_Toc228108613" w:history="1">
-            <w:r>
-              <w:rPr>
-                <w:rStyle w:val="Hyperlink"/>
-                <w:rFonts w:ascii="Times New Roman" w:hAnsi="Times New Roman" w:cs="Times New Roman"/>
-                <w:noProof/>
-                <w:sz w:val="26"/>
-                <w:szCs w:val="26"/>
-              </w:rPr>
-              <w:t>3.2.2. Thiết kế logic xử lý</w:t>
-            </w:r>
-            <w:r>
-              <w:rPr>
-                <w:rFonts w:ascii="Times New Roman" w:hAnsi="Times New Roman" w:cs="Times New Roman"/>
-                <w:noProof/>
-                <w:webHidden/>
-                <w:sz w:val="26"/>
-                <w:szCs w:val="26"/>
-              </w:rPr>
-              <w:tab/>
-            </w:r>
-            <w:r>
-              <w:rPr>
-                <w:rFonts w:ascii="Times New Roman" w:hAnsi="Times New Roman" w:cs="Times New Roman"/>
-                <w:noProof/>
-                <w:webHidden/>
-                <w:sz w:val="26"/>
-                <w:szCs w:val="26"/>
-              </w:rPr>
-              <w:fldChar w:fldCharType="begin"/>
-            </w:r>
-            <w:r>
-              <w:rPr>
-                <w:rFonts w:ascii="Times New Roman" w:hAnsi="Times New Roman" w:cs="Times New Roman"/>
-                <w:noProof/>
-                <w:webHidden/>
-                <w:sz w:val="26"/>
-                <w:szCs w:val="26"/>
-              </w:rPr>
-              <w:instrText xml:space="preserve"> PAGEREF _Toc228108613 \h </w:instrText>
-            </w:r>
-            <w:r>
-              <w:rPr>
-                <w:rFonts w:ascii="Times New Roman" w:hAnsi="Times New Roman" w:cs="Times New Roman"/>
-                <w:noProof/>
-                <w:webHidden/>
-                <w:sz w:val="26"/>
-                <w:szCs w:val="26"/>
-              </w:rPr>
-            </w:r>
-            <w:r>
-              <w:rPr>
-                <w:rFonts w:ascii="Times New Roman" w:hAnsi="Times New Roman" w:cs="Times New Roman"/>
-                <w:noProof/>
-                <w:webHidden/>
-                <w:sz w:val="26"/>
-                <w:szCs w:val="26"/>
-              </w:rPr>
-              <w:fldChar w:fldCharType="separate"/>
-            </w:r>
-            <w:r>
-              <w:rPr>
-                <w:rFonts w:ascii="Times New Roman" w:hAnsi="Times New Roman" w:cs="Times New Roman"/>
-                <w:noProof/>
-                <w:webHidden/>
-                <w:sz w:val="26"/>
-                <w:szCs w:val="26"/>
-              </w:rPr>
-              <w:t>24</w:t>
-            </w:r>
-            <w:r>
-              <w:rPr>
-                <w:rFonts w:ascii="Times New Roman" w:hAnsi="Times New Roman" w:cs="Times New Roman"/>
-                <w:noProof/>
-                <w:webHidden/>
-                <w:sz w:val="26"/>
-                <w:szCs w:val="26"/>
-              </w:rPr>
-              <w:fldChar w:fldCharType="end"/>
-            </w:r>
-          </w:hyperlink>
-        </w:p>
-        <w:p>
-          <w:pPr>
-            <w:pStyle w:val="TOC3"/>
-            <w:tabs>
-              <w:tab w:val="right" w:leader="dot" w:pos="9111"/>
-            </w:tabs>
-            <w:rPr>
-              <w:rFonts w:ascii="Times New Roman" w:eastAsiaTheme="minorEastAsia" w:hAnsi="Times New Roman" w:cs="Times New Roman"/>
-              <w:noProof/>
-              <w:sz w:val="26"/>
-              <w:szCs w:val="26"/>
-            </w:rPr>
-          </w:pPr>
-          <w:hyperlink w:anchor="_Toc228108614" w:history="1">
-            <w:r>
-              <w:rPr>
-                <w:rStyle w:val="Hyperlink"/>
-                <w:rFonts w:ascii="Times New Roman" w:hAnsi="Times New Roman" w:cs="Times New Roman"/>
-                <w:noProof/>
-                <w:sz w:val="26"/>
-                <w:szCs w:val="26"/>
-              </w:rPr>
-              <w:t>3.2.3. Thiết kế giao diện lập trình (API Design)</w:t>
-            </w:r>
-            <w:r>
-              <w:rPr>
-                <w:rFonts w:ascii="Times New Roman" w:hAnsi="Times New Roman" w:cs="Times New Roman"/>
-                <w:noProof/>
-                <w:webHidden/>
-                <w:sz w:val="26"/>
-                <w:szCs w:val="26"/>
-              </w:rPr>
-              <w:tab/>
-            </w:r>
-            <w:r>
-              <w:rPr>
-                <w:rFonts w:ascii="Times New Roman" w:hAnsi="Times New Roman" w:cs="Times New Roman"/>
-                <w:noProof/>
-                <w:webHidden/>
-                <w:sz w:val="26"/>
-                <w:szCs w:val="26"/>
-              </w:rPr>
-              <w:fldChar w:fldCharType="begin"/>
-            </w:r>
-            <w:r>
-              <w:rPr>
-                <w:rFonts w:ascii="Times New Roman" w:hAnsi="Times New Roman" w:cs="Times New Roman"/>
-                <w:noProof/>
-                <w:webHidden/>
-                <w:sz w:val="26"/>
-                <w:szCs w:val="26"/>
-              </w:rPr>
-              <w:instrText xml:space="preserve"> PAGEREF _Toc228108614 \h </w:instrText>
-            </w:r>
-            <w:r>
-              <w:rPr>
-                <w:rFonts w:ascii="Times New Roman" w:hAnsi="Times New Roman" w:cs="Times New Roman"/>
-                <w:noProof/>
-                <w:webHidden/>
-                <w:sz w:val="26"/>
-                <w:szCs w:val="26"/>
-              </w:rPr>
-            </w:r>
-            <w:r>
-              <w:rPr>
-                <w:rFonts w:ascii="Times New Roman" w:hAnsi="Times New Roman" w:cs="Times New Roman"/>
-                <w:noProof/>
-                <w:webHidden/>
-                <w:sz w:val="26"/>
-                <w:szCs w:val="26"/>
-              </w:rPr>
-              <w:fldChar w:fldCharType="separate"/>
-            </w:r>
-            <w:r>
-              <w:rPr>
-                <w:rFonts w:ascii="Times New Roman" w:hAnsi="Times New Roman" w:cs="Times New Roman"/>
-                <w:noProof/>
-                <w:webHidden/>
-                <w:sz w:val="26"/>
-                <w:szCs w:val="26"/>
-              </w:rPr>
-              <w:t>25</w:t>
-            </w:r>
-            <w:r>
-              <w:rPr>
-                <w:rFonts w:ascii="Times New Roman" w:hAnsi="Times New Roman" w:cs="Times New Roman"/>
-                <w:noProof/>
-                <w:webHidden/>
-                <w:sz w:val="26"/>
-                <w:szCs w:val="26"/>
-              </w:rPr>
-              <w:fldChar w:fldCharType="end"/>
-            </w:r>
-          </w:hyperlink>
-        </w:p>
-        <w:p>
-          <w:pPr>
-            <w:pStyle w:val="TOC3"/>
-            <w:tabs>
-              <w:tab w:val="right" w:leader="dot" w:pos="9111"/>
-            </w:tabs>
-            <w:rPr>
-              <w:rFonts w:ascii="Times New Roman" w:eastAsiaTheme="minorEastAsia" w:hAnsi="Times New Roman" w:cs="Times New Roman"/>
-              <w:noProof/>
-              <w:sz w:val="26"/>
-              <w:szCs w:val="26"/>
-            </w:rPr>
-          </w:pPr>
-          <w:hyperlink w:anchor="_Toc228108615" w:history="1">
-            <w:r>
-              <w:rPr>
-                <w:rStyle w:val="Hyperlink"/>
-                <w:rFonts w:ascii="Times New Roman" w:hAnsi="Times New Roman" w:cs="Times New Roman"/>
-                <w:noProof/>
-                <w:sz w:val="26"/>
-                <w:szCs w:val="26"/>
-              </w:rPr>
-              <w:t>3.2.4. Thiết kế lớp/module</w:t>
-            </w:r>
-            <w:r>
-              <w:rPr>
-                <w:rFonts w:ascii="Times New Roman" w:hAnsi="Times New Roman" w:cs="Times New Roman"/>
-                <w:noProof/>
-                <w:webHidden/>
-                <w:sz w:val="26"/>
-                <w:szCs w:val="26"/>
-              </w:rPr>
-              <w:tab/>
-            </w:r>
-            <w:r>
-              <w:rPr>
-                <w:rFonts w:ascii="Times New Roman" w:hAnsi="Times New Roman" w:cs="Times New Roman"/>
-                <w:noProof/>
-                <w:webHidden/>
-                <w:sz w:val="26"/>
-                <w:szCs w:val="26"/>
-              </w:rPr>
-              <w:fldChar w:fldCharType="begin"/>
-            </w:r>
-            <w:r>
-              <w:rPr>
-                <w:rFonts w:ascii="Times New Roman" w:hAnsi="Times New Roman" w:cs="Times New Roman"/>
-                <w:noProof/>
-                <w:webHidden/>
-                <w:sz w:val="26"/>
-                <w:szCs w:val="26"/>
-              </w:rPr>
-              <w:instrText xml:space="preserve"> PAGEREF _Toc228108615 \h </w:instrText>
-            </w:r>
-            <w:r>
-              <w:rPr>
-                <w:rFonts w:ascii="Times New Roman" w:hAnsi="Times New Roman" w:cs="Times New Roman"/>
-                <w:noProof/>
-                <w:webHidden/>
-                <w:sz w:val="26"/>
-                <w:szCs w:val="26"/>
-              </w:rPr>
-            </w:r>
-            <w:r>
-              <w:rPr>
-                <w:rFonts w:ascii="Times New Roman" w:hAnsi="Times New Roman" w:cs="Times New Roman"/>
-                <w:noProof/>
-                <w:webHidden/>
-                <w:sz w:val="26"/>
-                <w:szCs w:val="26"/>
-              </w:rPr>
-              <w:fldChar w:fldCharType="separate"/>
-            </w:r>
-            <w:r>
-              <w:rPr>
-                <w:rFonts w:ascii="Times New Roman" w:hAnsi="Times New Roman" w:cs="Times New Roman"/>
-                <w:noProof/>
-                <w:webHidden/>
-                <w:sz w:val="26"/>
-                <w:szCs w:val="26"/>
-              </w:rPr>
-              <w:t>25</w:t>
+              <w:t>40</w:t>
             </w:r>
             <w:r>
               <w:rPr>
@@ -3713,7 +4464,7 @@
               <w:szCs w:val="26"/>
             </w:rPr>
           </w:pPr>
-          <w:hyperlink w:anchor="_Toc228108616" w:history="1">
+          <w:hyperlink w:anchor="_Toc228391754" w:history="1">
             <w:r>
               <w:rPr>
                 <w:rStyle w:val="Hyperlink"/>
@@ -3722,7 +4473,7 @@
                 <w:sz w:val="26"/>
                 <w:szCs w:val="26"/>
               </w:rPr>
-              <w:t>CHƯƠNG 4. QUẢN LÝ MÃ NGUỒN BẰNG GIT</w:t>
+              <w:t>KẾT LUẬN</w:t>
             </w:r>
             <w:r>
               <w:rPr>
@@ -3752,7 +4503,7 @@
                 <w:sz w:val="26"/>
                 <w:szCs w:val="26"/>
               </w:rPr>
-              <w:instrText xml:space="preserve"> PAGEREF _Toc228108616 \h </w:instrText>
+              <w:instrText xml:space="preserve"> PAGEREF _Toc228391754 \h </w:instrText>
             </w:r>
             <w:r>
               <w:rPr>
@@ -3781,1147 +4532,7 @@
                 <w:sz w:val="26"/>
                 <w:szCs w:val="26"/>
               </w:rPr>
-              <w:t>25</w:t>
-            </w:r>
-            <w:r>
-              <w:rPr>
-                <w:rFonts w:ascii="Times New Roman" w:hAnsi="Times New Roman" w:cs="Times New Roman"/>
-                <w:noProof/>
-                <w:webHidden/>
-                <w:sz w:val="26"/>
-                <w:szCs w:val="26"/>
-              </w:rPr>
-              <w:fldChar w:fldCharType="end"/>
-            </w:r>
-          </w:hyperlink>
-        </w:p>
-        <w:p>
-          <w:pPr>
-            <w:pStyle w:val="TOC2"/>
-            <w:tabs>
-              <w:tab w:val="right" w:leader="dot" w:pos="9111"/>
-            </w:tabs>
-            <w:rPr>
-              <w:rFonts w:ascii="Times New Roman" w:eastAsiaTheme="minorEastAsia" w:hAnsi="Times New Roman" w:cs="Times New Roman"/>
-              <w:noProof/>
-              <w:sz w:val="26"/>
-              <w:szCs w:val="26"/>
-            </w:rPr>
-          </w:pPr>
-          <w:hyperlink w:anchor="_Toc228108617" w:history="1">
-            <w:r>
-              <w:rPr>
-                <w:rStyle w:val="Hyperlink"/>
-                <w:rFonts w:ascii="Times New Roman" w:hAnsi="Times New Roman" w:cs="Times New Roman"/>
-                <w:noProof/>
-                <w:sz w:val="26"/>
-                <w:szCs w:val="26"/>
-              </w:rPr>
-              <w:t>4.1. Hệ thống quản lý phiên bản và Git (Bài 3, 4)</w:t>
-            </w:r>
-            <w:r>
-              <w:rPr>
-                <w:rFonts w:ascii="Times New Roman" w:hAnsi="Times New Roman" w:cs="Times New Roman"/>
-                <w:noProof/>
-                <w:webHidden/>
-                <w:sz w:val="26"/>
-                <w:szCs w:val="26"/>
-              </w:rPr>
-              <w:tab/>
-            </w:r>
-            <w:r>
-              <w:rPr>
-                <w:rFonts w:ascii="Times New Roman" w:hAnsi="Times New Roman" w:cs="Times New Roman"/>
-                <w:noProof/>
-                <w:webHidden/>
-                <w:sz w:val="26"/>
-                <w:szCs w:val="26"/>
-              </w:rPr>
-              <w:fldChar w:fldCharType="begin"/>
-            </w:r>
-            <w:r>
-              <w:rPr>
-                <w:rFonts w:ascii="Times New Roman" w:hAnsi="Times New Roman" w:cs="Times New Roman"/>
-                <w:noProof/>
-                <w:webHidden/>
-                <w:sz w:val="26"/>
-                <w:szCs w:val="26"/>
-              </w:rPr>
-              <w:instrText xml:space="preserve"> PAGEREF _Toc228108617 \h </w:instrText>
-            </w:r>
-            <w:r>
-              <w:rPr>
-                <w:rFonts w:ascii="Times New Roman" w:hAnsi="Times New Roman" w:cs="Times New Roman"/>
-                <w:noProof/>
-                <w:webHidden/>
-                <w:sz w:val="26"/>
-                <w:szCs w:val="26"/>
-              </w:rPr>
-            </w:r>
-            <w:r>
-              <w:rPr>
-                <w:rFonts w:ascii="Times New Roman" w:hAnsi="Times New Roman" w:cs="Times New Roman"/>
-                <w:noProof/>
-                <w:webHidden/>
-                <w:sz w:val="26"/>
-                <w:szCs w:val="26"/>
-              </w:rPr>
-              <w:fldChar w:fldCharType="separate"/>
-            </w:r>
-            <w:r>
-              <w:rPr>
-                <w:rFonts w:ascii="Times New Roman" w:hAnsi="Times New Roman" w:cs="Times New Roman"/>
-                <w:noProof/>
-                <w:webHidden/>
-                <w:sz w:val="26"/>
-                <w:szCs w:val="26"/>
-              </w:rPr>
-              <w:t>25</w:t>
-            </w:r>
-            <w:r>
-              <w:rPr>
-                <w:rFonts w:ascii="Times New Roman" w:hAnsi="Times New Roman" w:cs="Times New Roman"/>
-                <w:noProof/>
-                <w:webHidden/>
-                <w:sz w:val="26"/>
-                <w:szCs w:val="26"/>
-              </w:rPr>
-              <w:fldChar w:fldCharType="end"/>
-            </w:r>
-          </w:hyperlink>
-        </w:p>
-        <w:p>
-          <w:pPr>
-            <w:pStyle w:val="TOC3"/>
-            <w:tabs>
-              <w:tab w:val="right" w:leader="dot" w:pos="9111"/>
-            </w:tabs>
-            <w:rPr>
-              <w:rFonts w:ascii="Times New Roman" w:eastAsiaTheme="minorEastAsia" w:hAnsi="Times New Roman" w:cs="Times New Roman"/>
-              <w:noProof/>
-              <w:sz w:val="26"/>
-              <w:szCs w:val="26"/>
-            </w:rPr>
-          </w:pPr>
-          <w:hyperlink w:anchor="_Toc228108618" w:history="1">
-            <w:r>
-              <w:rPr>
-                <w:rStyle w:val="Hyperlink"/>
-                <w:rFonts w:ascii="Times New Roman" w:hAnsi="Times New Roman" w:cs="Times New Roman"/>
-                <w:noProof/>
-                <w:sz w:val="26"/>
-                <w:szCs w:val="26"/>
-              </w:rPr>
-              <w:t>4.1.1. Khái niệm và các loại hệ thống quản lý phiên bản</w:t>
-            </w:r>
-            <w:r>
-              <w:rPr>
-                <w:rFonts w:ascii="Times New Roman" w:hAnsi="Times New Roman" w:cs="Times New Roman"/>
-                <w:noProof/>
-                <w:webHidden/>
-                <w:sz w:val="26"/>
-                <w:szCs w:val="26"/>
-              </w:rPr>
-              <w:tab/>
-            </w:r>
-            <w:r>
-              <w:rPr>
-                <w:rFonts w:ascii="Times New Roman" w:hAnsi="Times New Roman" w:cs="Times New Roman"/>
-                <w:noProof/>
-                <w:webHidden/>
-                <w:sz w:val="26"/>
-                <w:szCs w:val="26"/>
-              </w:rPr>
-              <w:fldChar w:fldCharType="begin"/>
-            </w:r>
-            <w:r>
-              <w:rPr>
-                <w:rFonts w:ascii="Times New Roman" w:hAnsi="Times New Roman" w:cs="Times New Roman"/>
-                <w:noProof/>
-                <w:webHidden/>
-                <w:sz w:val="26"/>
-                <w:szCs w:val="26"/>
-              </w:rPr>
-              <w:instrText xml:space="preserve"> PAGEREF _Toc228108618 \h </w:instrText>
-            </w:r>
-            <w:r>
-              <w:rPr>
-                <w:rFonts w:ascii="Times New Roman" w:hAnsi="Times New Roman" w:cs="Times New Roman"/>
-                <w:noProof/>
-                <w:webHidden/>
-                <w:sz w:val="26"/>
-                <w:szCs w:val="26"/>
-              </w:rPr>
-            </w:r>
-            <w:r>
-              <w:rPr>
-                <w:rFonts w:ascii="Times New Roman" w:hAnsi="Times New Roman" w:cs="Times New Roman"/>
-                <w:noProof/>
-                <w:webHidden/>
-                <w:sz w:val="26"/>
-                <w:szCs w:val="26"/>
-              </w:rPr>
-              <w:fldChar w:fldCharType="separate"/>
-            </w:r>
-            <w:r>
-              <w:rPr>
-                <w:rFonts w:ascii="Times New Roman" w:hAnsi="Times New Roman" w:cs="Times New Roman"/>
-                <w:noProof/>
-                <w:webHidden/>
-                <w:sz w:val="26"/>
-                <w:szCs w:val="26"/>
-              </w:rPr>
-              <w:t>25</w:t>
-            </w:r>
-            <w:r>
-              <w:rPr>
-                <w:rFonts w:ascii="Times New Roman" w:hAnsi="Times New Roman" w:cs="Times New Roman"/>
-                <w:noProof/>
-                <w:webHidden/>
-                <w:sz w:val="26"/>
-                <w:szCs w:val="26"/>
-              </w:rPr>
-              <w:fldChar w:fldCharType="end"/>
-            </w:r>
-          </w:hyperlink>
-        </w:p>
-        <w:p>
-          <w:pPr>
-            <w:pStyle w:val="TOC3"/>
-            <w:tabs>
-              <w:tab w:val="right" w:leader="dot" w:pos="9111"/>
-            </w:tabs>
-            <w:rPr>
-              <w:rFonts w:ascii="Times New Roman" w:eastAsiaTheme="minorEastAsia" w:hAnsi="Times New Roman" w:cs="Times New Roman"/>
-              <w:noProof/>
-              <w:sz w:val="26"/>
-              <w:szCs w:val="26"/>
-            </w:rPr>
-          </w:pPr>
-          <w:hyperlink w:anchor="_Toc228108619" w:history="1">
-            <w:r>
-              <w:rPr>
-                <w:rStyle w:val="Hyperlink"/>
-                <w:rFonts w:ascii="Times New Roman" w:hAnsi="Times New Roman" w:cs="Times New Roman"/>
-                <w:noProof/>
-                <w:sz w:val="26"/>
-                <w:szCs w:val="26"/>
-              </w:rPr>
-              <w:t>4.1.2. Git – Hệ thống quản lý phiên bản phân tán</w:t>
-            </w:r>
-            <w:r>
-              <w:rPr>
-                <w:rFonts w:ascii="Times New Roman" w:hAnsi="Times New Roman" w:cs="Times New Roman"/>
-                <w:noProof/>
-                <w:webHidden/>
-                <w:sz w:val="26"/>
-                <w:szCs w:val="26"/>
-              </w:rPr>
-              <w:tab/>
-            </w:r>
-            <w:r>
-              <w:rPr>
-                <w:rFonts w:ascii="Times New Roman" w:hAnsi="Times New Roman" w:cs="Times New Roman"/>
-                <w:noProof/>
-                <w:webHidden/>
-                <w:sz w:val="26"/>
-                <w:szCs w:val="26"/>
-              </w:rPr>
-              <w:fldChar w:fldCharType="begin"/>
-            </w:r>
-            <w:r>
-              <w:rPr>
-                <w:rFonts w:ascii="Times New Roman" w:hAnsi="Times New Roman" w:cs="Times New Roman"/>
-                <w:noProof/>
-                <w:webHidden/>
-                <w:sz w:val="26"/>
-                <w:szCs w:val="26"/>
-              </w:rPr>
-              <w:instrText xml:space="preserve"> PAGEREF _Toc228108619 \h </w:instrText>
-            </w:r>
-            <w:r>
-              <w:rPr>
-                <w:rFonts w:ascii="Times New Roman" w:hAnsi="Times New Roman" w:cs="Times New Roman"/>
-                <w:noProof/>
-                <w:webHidden/>
-                <w:sz w:val="26"/>
-                <w:szCs w:val="26"/>
-              </w:rPr>
-            </w:r>
-            <w:r>
-              <w:rPr>
-                <w:rFonts w:ascii="Times New Roman" w:hAnsi="Times New Roman" w:cs="Times New Roman"/>
-                <w:noProof/>
-                <w:webHidden/>
-                <w:sz w:val="26"/>
-                <w:szCs w:val="26"/>
-              </w:rPr>
-              <w:fldChar w:fldCharType="separate"/>
-            </w:r>
-            <w:r>
-              <w:rPr>
-                <w:rFonts w:ascii="Times New Roman" w:hAnsi="Times New Roman" w:cs="Times New Roman"/>
-                <w:noProof/>
-                <w:webHidden/>
-                <w:sz w:val="26"/>
-                <w:szCs w:val="26"/>
-              </w:rPr>
-              <w:t>25</w:t>
-            </w:r>
-            <w:r>
-              <w:rPr>
-                <w:rFonts w:ascii="Times New Roman" w:hAnsi="Times New Roman" w:cs="Times New Roman"/>
-                <w:noProof/>
-                <w:webHidden/>
-                <w:sz w:val="26"/>
-                <w:szCs w:val="26"/>
-              </w:rPr>
-              <w:fldChar w:fldCharType="end"/>
-            </w:r>
-          </w:hyperlink>
-        </w:p>
-        <w:p>
-          <w:pPr>
-            <w:pStyle w:val="TOC3"/>
-            <w:tabs>
-              <w:tab w:val="right" w:leader="dot" w:pos="9111"/>
-            </w:tabs>
-            <w:rPr>
-              <w:rFonts w:ascii="Times New Roman" w:eastAsiaTheme="minorEastAsia" w:hAnsi="Times New Roman" w:cs="Times New Roman"/>
-              <w:noProof/>
-              <w:sz w:val="26"/>
-              <w:szCs w:val="26"/>
-            </w:rPr>
-          </w:pPr>
-          <w:hyperlink w:anchor="_Toc228108620" w:history="1">
-            <w:r>
-              <w:rPr>
-                <w:rStyle w:val="Hyperlink"/>
-                <w:rFonts w:ascii="Times New Roman" w:hAnsi="Times New Roman" w:cs="Times New Roman"/>
-                <w:noProof/>
-                <w:sz w:val="26"/>
-                <w:szCs w:val="26"/>
-              </w:rPr>
-              <w:t>4.1.3. Bài tập/Kết quả thực hiện</w:t>
-            </w:r>
-            <w:r>
-              <w:rPr>
-                <w:rFonts w:ascii="Times New Roman" w:hAnsi="Times New Roman" w:cs="Times New Roman"/>
-                <w:noProof/>
-                <w:webHidden/>
-                <w:sz w:val="26"/>
-                <w:szCs w:val="26"/>
-              </w:rPr>
-              <w:tab/>
-            </w:r>
-            <w:r>
-              <w:rPr>
-                <w:rFonts w:ascii="Times New Roman" w:hAnsi="Times New Roman" w:cs="Times New Roman"/>
-                <w:noProof/>
-                <w:webHidden/>
-                <w:sz w:val="26"/>
-                <w:szCs w:val="26"/>
-              </w:rPr>
-              <w:fldChar w:fldCharType="begin"/>
-            </w:r>
-            <w:r>
-              <w:rPr>
-                <w:rFonts w:ascii="Times New Roman" w:hAnsi="Times New Roman" w:cs="Times New Roman"/>
-                <w:noProof/>
-                <w:webHidden/>
-                <w:sz w:val="26"/>
-                <w:szCs w:val="26"/>
-              </w:rPr>
-              <w:instrText xml:space="preserve"> PAGEREF _Toc228108620 \h </w:instrText>
-            </w:r>
-            <w:r>
-              <w:rPr>
-                <w:rFonts w:ascii="Times New Roman" w:hAnsi="Times New Roman" w:cs="Times New Roman"/>
-                <w:noProof/>
-                <w:webHidden/>
-                <w:sz w:val="26"/>
-                <w:szCs w:val="26"/>
-              </w:rPr>
-            </w:r>
-            <w:r>
-              <w:rPr>
-                <w:rFonts w:ascii="Times New Roman" w:hAnsi="Times New Roman" w:cs="Times New Roman"/>
-                <w:noProof/>
-                <w:webHidden/>
-                <w:sz w:val="26"/>
-                <w:szCs w:val="26"/>
-              </w:rPr>
-              <w:fldChar w:fldCharType="separate"/>
-            </w:r>
-            <w:r>
-              <w:rPr>
-                <w:rFonts w:ascii="Times New Roman" w:hAnsi="Times New Roman" w:cs="Times New Roman"/>
-                <w:noProof/>
-                <w:webHidden/>
-                <w:sz w:val="26"/>
-                <w:szCs w:val="26"/>
-              </w:rPr>
-              <w:t>26</w:t>
-            </w:r>
-            <w:r>
-              <w:rPr>
-                <w:rFonts w:ascii="Times New Roman" w:hAnsi="Times New Roman" w:cs="Times New Roman"/>
-                <w:noProof/>
-                <w:webHidden/>
-                <w:sz w:val="26"/>
-                <w:szCs w:val="26"/>
-              </w:rPr>
-              <w:fldChar w:fldCharType="end"/>
-            </w:r>
-          </w:hyperlink>
-        </w:p>
-        <w:p>
-          <w:pPr>
-            <w:pStyle w:val="TOC2"/>
-            <w:tabs>
-              <w:tab w:val="right" w:leader="dot" w:pos="9111"/>
-            </w:tabs>
-            <w:rPr>
-              <w:rFonts w:ascii="Times New Roman" w:eastAsiaTheme="minorEastAsia" w:hAnsi="Times New Roman" w:cs="Times New Roman"/>
-              <w:noProof/>
-              <w:sz w:val="26"/>
-              <w:szCs w:val="26"/>
-            </w:rPr>
-          </w:pPr>
-          <w:hyperlink w:anchor="_Toc228108621" w:history="1">
-            <w:r>
-              <w:rPr>
-                <w:rStyle w:val="Hyperlink"/>
-                <w:rFonts w:ascii="Times New Roman" w:hAnsi="Times New Roman" w:cs="Times New Roman"/>
-                <w:noProof/>
-                <w:sz w:val="26"/>
-                <w:szCs w:val="26"/>
-              </w:rPr>
-              <w:t>4.2. Cấu hình định danh người dùng trong Git (Bài 5)</w:t>
-            </w:r>
-            <w:r>
-              <w:rPr>
-                <w:rFonts w:ascii="Times New Roman" w:hAnsi="Times New Roman" w:cs="Times New Roman"/>
-                <w:noProof/>
-                <w:webHidden/>
-                <w:sz w:val="26"/>
-                <w:szCs w:val="26"/>
-              </w:rPr>
-              <w:tab/>
-            </w:r>
-            <w:r>
-              <w:rPr>
-                <w:rFonts w:ascii="Times New Roman" w:hAnsi="Times New Roman" w:cs="Times New Roman"/>
-                <w:noProof/>
-                <w:webHidden/>
-                <w:sz w:val="26"/>
-                <w:szCs w:val="26"/>
-              </w:rPr>
-              <w:fldChar w:fldCharType="begin"/>
-            </w:r>
-            <w:r>
-              <w:rPr>
-                <w:rFonts w:ascii="Times New Roman" w:hAnsi="Times New Roman" w:cs="Times New Roman"/>
-                <w:noProof/>
-                <w:webHidden/>
-                <w:sz w:val="26"/>
-                <w:szCs w:val="26"/>
-              </w:rPr>
-              <w:instrText xml:space="preserve"> PAGEREF _Toc228108621 \h </w:instrText>
-            </w:r>
-            <w:r>
-              <w:rPr>
-                <w:rFonts w:ascii="Times New Roman" w:hAnsi="Times New Roman" w:cs="Times New Roman"/>
-                <w:noProof/>
-                <w:webHidden/>
-                <w:sz w:val="26"/>
-                <w:szCs w:val="26"/>
-              </w:rPr>
-            </w:r>
-            <w:r>
-              <w:rPr>
-                <w:rFonts w:ascii="Times New Roman" w:hAnsi="Times New Roman" w:cs="Times New Roman"/>
-                <w:noProof/>
-                <w:webHidden/>
-                <w:sz w:val="26"/>
-                <w:szCs w:val="26"/>
-              </w:rPr>
-              <w:fldChar w:fldCharType="separate"/>
-            </w:r>
-            <w:r>
-              <w:rPr>
-                <w:rFonts w:ascii="Times New Roman" w:hAnsi="Times New Roman" w:cs="Times New Roman"/>
-                <w:noProof/>
-                <w:webHidden/>
-                <w:sz w:val="26"/>
-                <w:szCs w:val="26"/>
-              </w:rPr>
-              <w:t>27</w:t>
-            </w:r>
-            <w:r>
-              <w:rPr>
-                <w:rFonts w:ascii="Times New Roman" w:hAnsi="Times New Roman" w:cs="Times New Roman"/>
-                <w:noProof/>
-                <w:webHidden/>
-                <w:sz w:val="26"/>
-                <w:szCs w:val="26"/>
-              </w:rPr>
-              <w:fldChar w:fldCharType="end"/>
-            </w:r>
-          </w:hyperlink>
-        </w:p>
-        <w:p>
-          <w:pPr>
-            <w:pStyle w:val="TOC3"/>
-            <w:tabs>
-              <w:tab w:val="right" w:leader="dot" w:pos="9111"/>
-            </w:tabs>
-            <w:rPr>
-              <w:rFonts w:ascii="Times New Roman" w:eastAsiaTheme="minorEastAsia" w:hAnsi="Times New Roman" w:cs="Times New Roman"/>
-              <w:noProof/>
-              <w:sz w:val="26"/>
-              <w:szCs w:val="26"/>
-            </w:rPr>
-          </w:pPr>
-          <w:hyperlink w:anchor="_Toc228108622" w:history="1">
-            <w:r>
-              <w:rPr>
-                <w:rStyle w:val="Hyperlink"/>
-                <w:rFonts w:ascii="Times New Roman" w:hAnsi="Times New Roman" w:cs="Times New Roman"/>
-                <w:noProof/>
-                <w:sz w:val="26"/>
-                <w:szCs w:val="26"/>
-              </w:rPr>
-              <w:t>4.2.1. Cấu hình user.name và user.email</w:t>
-            </w:r>
-            <w:r>
-              <w:rPr>
-                <w:rFonts w:ascii="Times New Roman" w:hAnsi="Times New Roman" w:cs="Times New Roman"/>
-                <w:noProof/>
-                <w:webHidden/>
-                <w:sz w:val="26"/>
-                <w:szCs w:val="26"/>
-              </w:rPr>
-              <w:tab/>
-            </w:r>
-            <w:r>
-              <w:rPr>
-                <w:rFonts w:ascii="Times New Roman" w:hAnsi="Times New Roman" w:cs="Times New Roman"/>
-                <w:noProof/>
-                <w:webHidden/>
-                <w:sz w:val="26"/>
-                <w:szCs w:val="26"/>
-              </w:rPr>
-              <w:fldChar w:fldCharType="begin"/>
-            </w:r>
-            <w:r>
-              <w:rPr>
-                <w:rFonts w:ascii="Times New Roman" w:hAnsi="Times New Roman" w:cs="Times New Roman"/>
-                <w:noProof/>
-                <w:webHidden/>
-                <w:sz w:val="26"/>
-                <w:szCs w:val="26"/>
-              </w:rPr>
-              <w:instrText xml:space="preserve"> PAGEREF _Toc228108622 \h </w:instrText>
-            </w:r>
-            <w:r>
-              <w:rPr>
-                <w:rFonts w:ascii="Times New Roman" w:hAnsi="Times New Roman" w:cs="Times New Roman"/>
-                <w:noProof/>
-                <w:webHidden/>
-                <w:sz w:val="26"/>
-                <w:szCs w:val="26"/>
-              </w:rPr>
-            </w:r>
-            <w:r>
-              <w:rPr>
-                <w:rFonts w:ascii="Times New Roman" w:hAnsi="Times New Roman" w:cs="Times New Roman"/>
-                <w:noProof/>
-                <w:webHidden/>
-                <w:sz w:val="26"/>
-                <w:szCs w:val="26"/>
-              </w:rPr>
-              <w:fldChar w:fldCharType="separate"/>
-            </w:r>
-            <w:r>
-              <w:rPr>
-                <w:rFonts w:ascii="Times New Roman" w:hAnsi="Times New Roman" w:cs="Times New Roman"/>
-                <w:noProof/>
-                <w:webHidden/>
-                <w:sz w:val="26"/>
-                <w:szCs w:val="26"/>
-              </w:rPr>
-              <w:t>27</w:t>
-            </w:r>
-            <w:r>
-              <w:rPr>
-                <w:rFonts w:ascii="Times New Roman" w:hAnsi="Times New Roman" w:cs="Times New Roman"/>
-                <w:noProof/>
-                <w:webHidden/>
-                <w:sz w:val="26"/>
-                <w:szCs w:val="26"/>
-              </w:rPr>
-              <w:fldChar w:fldCharType="end"/>
-            </w:r>
-          </w:hyperlink>
-        </w:p>
-        <w:p>
-          <w:pPr>
-            <w:pStyle w:val="TOC3"/>
-            <w:tabs>
-              <w:tab w:val="right" w:leader="dot" w:pos="9111"/>
-            </w:tabs>
-            <w:rPr>
-              <w:rFonts w:ascii="Times New Roman" w:eastAsiaTheme="minorEastAsia" w:hAnsi="Times New Roman" w:cs="Times New Roman"/>
-              <w:noProof/>
-              <w:sz w:val="26"/>
-              <w:szCs w:val="26"/>
-            </w:rPr>
-          </w:pPr>
-          <w:hyperlink w:anchor="_Toc228108623" w:history="1">
-            <w:r>
-              <w:rPr>
-                <w:rStyle w:val="Hyperlink"/>
-                <w:rFonts w:ascii="Times New Roman" w:hAnsi="Times New Roman" w:cs="Times New Roman"/>
-                <w:noProof/>
-                <w:sz w:val="26"/>
-                <w:szCs w:val="26"/>
-              </w:rPr>
-              <w:t>4.2.2. Phạm vi global, local và system</w:t>
-            </w:r>
-            <w:r>
-              <w:rPr>
-                <w:rFonts w:ascii="Times New Roman" w:hAnsi="Times New Roman" w:cs="Times New Roman"/>
-                <w:noProof/>
-                <w:webHidden/>
-                <w:sz w:val="26"/>
-                <w:szCs w:val="26"/>
-              </w:rPr>
-              <w:tab/>
-            </w:r>
-            <w:r>
-              <w:rPr>
-                <w:rFonts w:ascii="Times New Roman" w:hAnsi="Times New Roman" w:cs="Times New Roman"/>
-                <w:noProof/>
-                <w:webHidden/>
-                <w:sz w:val="26"/>
-                <w:szCs w:val="26"/>
-              </w:rPr>
-              <w:fldChar w:fldCharType="begin"/>
-            </w:r>
-            <w:r>
-              <w:rPr>
-                <w:rFonts w:ascii="Times New Roman" w:hAnsi="Times New Roman" w:cs="Times New Roman"/>
-                <w:noProof/>
-                <w:webHidden/>
-                <w:sz w:val="26"/>
-                <w:szCs w:val="26"/>
-              </w:rPr>
-              <w:instrText xml:space="preserve"> PAGEREF _Toc228108623 \h </w:instrText>
-            </w:r>
-            <w:r>
-              <w:rPr>
-                <w:rFonts w:ascii="Times New Roman" w:hAnsi="Times New Roman" w:cs="Times New Roman"/>
-                <w:noProof/>
-                <w:webHidden/>
-                <w:sz w:val="26"/>
-                <w:szCs w:val="26"/>
-              </w:rPr>
-            </w:r>
-            <w:r>
-              <w:rPr>
-                <w:rFonts w:ascii="Times New Roman" w:hAnsi="Times New Roman" w:cs="Times New Roman"/>
-                <w:noProof/>
-                <w:webHidden/>
-                <w:sz w:val="26"/>
-                <w:szCs w:val="26"/>
-              </w:rPr>
-              <w:fldChar w:fldCharType="separate"/>
-            </w:r>
-            <w:r>
-              <w:rPr>
-                <w:rFonts w:ascii="Times New Roman" w:hAnsi="Times New Roman" w:cs="Times New Roman"/>
-                <w:noProof/>
-                <w:webHidden/>
-                <w:sz w:val="26"/>
-                <w:szCs w:val="26"/>
-              </w:rPr>
-              <w:t>28</w:t>
-            </w:r>
-            <w:r>
-              <w:rPr>
-                <w:rFonts w:ascii="Times New Roman" w:hAnsi="Times New Roman" w:cs="Times New Roman"/>
-                <w:noProof/>
-                <w:webHidden/>
-                <w:sz w:val="26"/>
-                <w:szCs w:val="26"/>
-              </w:rPr>
-              <w:fldChar w:fldCharType="end"/>
-            </w:r>
-          </w:hyperlink>
-        </w:p>
-        <w:p>
-          <w:pPr>
-            <w:pStyle w:val="TOC3"/>
-            <w:tabs>
-              <w:tab w:val="right" w:leader="dot" w:pos="9111"/>
-            </w:tabs>
-            <w:rPr>
-              <w:rFonts w:ascii="Times New Roman" w:eastAsiaTheme="minorEastAsia" w:hAnsi="Times New Roman" w:cs="Times New Roman"/>
-              <w:noProof/>
-              <w:sz w:val="26"/>
-              <w:szCs w:val="26"/>
-            </w:rPr>
-          </w:pPr>
-          <w:hyperlink w:anchor="_Toc228108624" w:history="1">
-            <w:r>
-              <w:rPr>
-                <w:rStyle w:val="Hyperlink"/>
-                <w:rFonts w:ascii="Times New Roman" w:hAnsi="Times New Roman" w:cs="Times New Roman"/>
-                <w:noProof/>
-                <w:sz w:val="26"/>
-                <w:szCs w:val="26"/>
-              </w:rPr>
-              <w:t>4.2.4. Bài tập thực hành</w:t>
-            </w:r>
-            <w:r>
-              <w:rPr>
-                <w:rFonts w:ascii="Times New Roman" w:hAnsi="Times New Roman" w:cs="Times New Roman"/>
-                <w:noProof/>
-                <w:webHidden/>
-                <w:sz w:val="26"/>
-                <w:szCs w:val="26"/>
-              </w:rPr>
-              <w:tab/>
-            </w:r>
-            <w:r>
-              <w:rPr>
-                <w:rFonts w:ascii="Times New Roman" w:hAnsi="Times New Roman" w:cs="Times New Roman"/>
-                <w:noProof/>
-                <w:webHidden/>
-                <w:sz w:val="26"/>
-                <w:szCs w:val="26"/>
-              </w:rPr>
-              <w:fldChar w:fldCharType="begin"/>
-            </w:r>
-            <w:r>
-              <w:rPr>
-                <w:rFonts w:ascii="Times New Roman" w:hAnsi="Times New Roman" w:cs="Times New Roman"/>
-                <w:noProof/>
-                <w:webHidden/>
-                <w:sz w:val="26"/>
-                <w:szCs w:val="26"/>
-              </w:rPr>
-              <w:instrText xml:space="preserve"> PAGEREF _Toc228108624 \h </w:instrText>
-            </w:r>
-            <w:r>
-              <w:rPr>
-                <w:rFonts w:ascii="Times New Roman" w:hAnsi="Times New Roman" w:cs="Times New Roman"/>
-                <w:noProof/>
-                <w:webHidden/>
-                <w:sz w:val="26"/>
-                <w:szCs w:val="26"/>
-              </w:rPr>
-            </w:r>
-            <w:r>
-              <w:rPr>
-                <w:rFonts w:ascii="Times New Roman" w:hAnsi="Times New Roman" w:cs="Times New Roman"/>
-                <w:noProof/>
-                <w:webHidden/>
-                <w:sz w:val="26"/>
-                <w:szCs w:val="26"/>
-              </w:rPr>
-              <w:fldChar w:fldCharType="separate"/>
-            </w:r>
-            <w:r>
-              <w:rPr>
-                <w:rFonts w:ascii="Times New Roman" w:hAnsi="Times New Roman" w:cs="Times New Roman"/>
-                <w:noProof/>
-                <w:webHidden/>
-                <w:sz w:val="26"/>
-                <w:szCs w:val="26"/>
-              </w:rPr>
-              <w:t>28</w:t>
-            </w:r>
-            <w:r>
-              <w:rPr>
-                <w:rFonts w:ascii="Times New Roman" w:hAnsi="Times New Roman" w:cs="Times New Roman"/>
-                <w:noProof/>
-                <w:webHidden/>
-                <w:sz w:val="26"/>
-                <w:szCs w:val="26"/>
-              </w:rPr>
-              <w:fldChar w:fldCharType="end"/>
-            </w:r>
-          </w:hyperlink>
-        </w:p>
-        <w:p>
-          <w:pPr>
-            <w:pStyle w:val="TOC2"/>
-            <w:tabs>
-              <w:tab w:val="right" w:leader="dot" w:pos="9111"/>
-            </w:tabs>
-            <w:rPr>
-              <w:rFonts w:ascii="Times New Roman" w:eastAsiaTheme="minorEastAsia" w:hAnsi="Times New Roman" w:cs="Times New Roman"/>
-              <w:noProof/>
-              <w:sz w:val="26"/>
-              <w:szCs w:val="26"/>
-            </w:rPr>
-          </w:pPr>
-          <w:hyperlink w:anchor="_Toc228108625" w:history="1">
-            <w:r>
-              <w:rPr>
-                <w:rStyle w:val="Hyperlink"/>
-                <w:rFonts w:ascii="Times New Roman" w:hAnsi="Times New Roman" w:cs="Times New Roman"/>
-                <w:noProof/>
-                <w:sz w:val="26"/>
-                <w:szCs w:val="26"/>
-              </w:rPr>
-              <w:t>4.3. Các khu vực làm việc và nguyên tắc hoạt động của Git.</w:t>
-            </w:r>
-            <w:r>
-              <w:rPr>
-                <w:rFonts w:ascii="Times New Roman" w:hAnsi="Times New Roman" w:cs="Times New Roman"/>
-                <w:noProof/>
-                <w:webHidden/>
-                <w:sz w:val="26"/>
-                <w:szCs w:val="26"/>
-              </w:rPr>
-              <w:tab/>
-            </w:r>
-            <w:r>
-              <w:rPr>
-                <w:rFonts w:ascii="Times New Roman" w:hAnsi="Times New Roman" w:cs="Times New Roman"/>
-                <w:noProof/>
-                <w:webHidden/>
-                <w:sz w:val="26"/>
-                <w:szCs w:val="26"/>
-              </w:rPr>
-              <w:fldChar w:fldCharType="begin"/>
-            </w:r>
-            <w:r>
-              <w:rPr>
-                <w:rFonts w:ascii="Times New Roman" w:hAnsi="Times New Roman" w:cs="Times New Roman"/>
-                <w:noProof/>
-                <w:webHidden/>
-                <w:sz w:val="26"/>
-                <w:szCs w:val="26"/>
-              </w:rPr>
-              <w:instrText xml:space="preserve"> PAGEREF _Toc228108625 \h </w:instrText>
-            </w:r>
-            <w:r>
-              <w:rPr>
-                <w:rFonts w:ascii="Times New Roman" w:hAnsi="Times New Roman" w:cs="Times New Roman"/>
-                <w:noProof/>
-                <w:webHidden/>
-                <w:sz w:val="26"/>
-                <w:szCs w:val="26"/>
-              </w:rPr>
-            </w:r>
-            <w:r>
-              <w:rPr>
-                <w:rFonts w:ascii="Times New Roman" w:hAnsi="Times New Roman" w:cs="Times New Roman"/>
-                <w:noProof/>
-                <w:webHidden/>
-                <w:sz w:val="26"/>
-                <w:szCs w:val="26"/>
-              </w:rPr>
-              <w:fldChar w:fldCharType="separate"/>
-            </w:r>
-            <w:r>
-              <w:rPr>
-                <w:rFonts w:ascii="Times New Roman" w:hAnsi="Times New Roman" w:cs="Times New Roman"/>
-                <w:noProof/>
-                <w:webHidden/>
-                <w:sz w:val="26"/>
-                <w:szCs w:val="26"/>
-              </w:rPr>
-              <w:t>30</w:t>
-            </w:r>
-            <w:r>
-              <w:rPr>
-                <w:rFonts w:ascii="Times New Roman" w:hAnsi="Times New Roman" w:cs="Times New Roman"/>
-                <w:noProof/>
-                <w:webHidden/>
-                <w:sz w:val="26"/>
-                <w:szCs w:val="26"/>
-              </w:rPr>
-              <w:fldChar w:fldCharType="end"/>
-            </w:r>
-          </w:hyperlink>
-        </w:p>
-        <w:p>
-          <w:pPr>
-            <w:pStyle w:val="TOC3"/>
-            <w:tabs>
-              <w:tab w:val="right" w:leader="dot" w:pos="9111"/>
-            </w:tabs>
-            <w:rPr>
-              <w:rFonts w:ascii="Times New Roman" w:eastAsiaTheme="minorEastAsia" w:hAnsi="Times New Roman" w:cs="Times New Roman"/>
-              <w:noProof/>
-              <w:sz w:val="26"/>
-              <w:szCs w:val="26"/>
-            </w:rPr>
-          </w:pPr>
-          <w:hyperlink w:anchor="_Toc228108626" w:history="1">
-            <w:r>
-              <w:rPr>
-                <w:rStyle w:val="Hyperlink"/>
-                <w:rFonts w:ascii="Times New Roman" w:hAnsi="Times New Roman" w:cs="Times New Roman"/>
-                <w:noProof/>
-                <w:sz w:val="26"/>
-                <w:szCs w:val="26"/>
-              </w:rPr>
-              <w:t>4.3.1. Working Directory – Staging Area – Repository</w:t>
-            </w:r>
-            <w:r>
-              <w:rPr>
-                <w:rFonts w:ascii="Times New Roman" w:hAnsi="Times New Roman" w:cs="Times New Roman"/>
-                <w:noProof/>
-                <w:webHidden/>
-                <w:sz w:val="26"/>
-                <w:szCs w:val="26"/>
-              </w:rPr>
-              <w:tab/>
-            </w:r>
-            <w:r>
-              <w:rPr>
-                <w:rFonts w:ascii="Times New Roman" w:hAnsi="Times New Roman" w:cs="Times New Roman"/>
-                <w:noProof/>
-                <w:webHidden/>
-                <w:sz w:val="26"/>
-                <w:szCs w:val="26"/>
-              </w:rPr>
-              <w:fldChar w:fldCharType="begin"/>
-            </w:r>
-            <w:r>
-              <w:rPr>
-                <w:rFonts w:ascii="Times New Roman" w:hAnsi="Times New Roman" w:cs="Times New Roman"/>
-                <w:noProof/>
-                <w:webHidden/>
-                <w:sz w:val="26"/>
-                <w:szCs w:val="26"/>
-              </w:rPr>
-              <w:instrText xml:space="preserve"> PAGEREF _Toc228108626 \h </w:instrText>
-            </w:r>
-            <w:r>
-              <w:rPr>
-                <w:rFonts w:ascii="Times New Roman" w:hAnsi="Times New Roman" w:cs="Times New Roman"/>
-                <w:noProof/>
-                <w:webHidden/>
-                <w:sz w:val="26"/>
-                <w:szCs w:val="26"/>
-              </w:rPr>
-            </w:r>
-            <w:r>
-              <w:rPr>
-                <w:rFonts w:ascii="Times New Roman" w:hAnsi="Times New Roman" w:cs="Times New Roman"/>
-                <w:noProof/>
-                <w:webHidden/>
-                <w:sz w:val="26"/>
-                <w:szCs w:val="26"/>
-              </w:rPr>
-              <w:fldChar w:fldCharType="separate"/>
-            </w:r>
-            <w:r>
-              <w:rPr>
-                <w:rFonts w:ascii="Times New Roman" w:hAnsi="Times New Roman" w:cs="Times New Roman"/>
-                <w:noProof/>
-                <w:webHidden/>
-                <w:sz w:val="26"/>
-                <w:szCs w:val="26"/>
-              </w:rPr>
-              <w:t>31</w:t>
-            </w:r>
-            <w:r>
-              <w:rPr>
-                <w:rFonts w:ascii="Times New Roman" w:hAnsi="Times New Roman" w:cs="Times New Roman"/>
-                <w:noProof/>
-                <w:webHidden/>
-                <w:sz w:val="26"/>
-                <w:szCs w:val="26"/>
-              </w:rPr>
-              <w:fldChar w:fldCharType="end"/>
-            </w:r>
-          </w:hyperlink>
-        </w:p>
-        <w:p>
-          <w:pPr>
-            <w:pStyle w:val="TOC3"/>
-            <w:tabs>
-              <w:tab w:val="right" w:leader="dot" w:pos="9111"/>
-            </w:tabs>
-            <w:rPr>
-              <w:rFonts w:ascii="Times New Roman" w:eastAsiaTheme="minorEastAsia" w:hAnsi="Times New Roman" w:cs="Times New Roman"/>
-              <w:noProof/>
-              <w:sz w:val="26"/>
-              <w:szCs w:val="26"/>
-            </w:rPr>
-          </w:pPr>
-          <w:hyperlink w:anchor="_Toc228108627" w:history="1">
-            <w:r>
-              <w:rPr>
-                <w:rStyle w:val="Hyperlink"/>
-                <w:rFonts w:ascii="Times New Roman" w:hAnsi="Times New Roman" w:cs="Times New Roman"/>
-                <w:noProof/>
-                <w:sz w:val="26"/>
-                <w:szCs w:val="26"/>
-              </w:rPr>
-              <w:t>4.3.2. Trạng thái file (Untracked, Staged, Committed)</w:t>
-            </w:r>
-            <w:r>
-              <w:rPr>
-                <w:rFonts w:ascii="Times New Roman" w:hAnsi="Times New Roman" w:cs="Times New Roman"/>
-                <w:noProof/>
-                <w:webHidden/>
-                <w:sz w:val="26"/>
-                <w:szCs w:val="26"/>
-              </w:rPr>
-              <w:tab/>
-            </w:r>
-            <w:r>
-              <w:rPr>
-                <w:rFonts w:ascii="Times New Roman" w:hAnsi="Times New Roman" w:cs="Times New Roman"/>
-                <w:noProof/>
-                <w:webHidden/>
-                <w:sz w:val="26"/>
-                <w:szCs w:val="26"/>
-              </w:rPr>
-              <w:fldChar w:fldCharType="begin"/>
-            </w:r>
-            <w:r>
-              <w:rPr>
-                <w:rFonts w:ascii="Times New Roman" w:hAnsi="Times New Roman" w:cs="Times New Roman"/>
-                <w:noProof/>
-                <w:webHidden/>
-                <w:sz w:val="26"/>
-                <w:szCs w:val="26"/>
-              </w:rPr>
-              <w:instrText xml:space="preserve"> PAGEREF _Toc228108627 \h </w:instrText>
-            </w:r>
-            <w:r>
-              <w:rPr>
-                <w:rFonts w:ascii="Times New Roman" w:hAnsi="Times New Roman" w:cs="Times New Roman"/>
-                <w:noProof/>
-                <w:webHidden/>
-                <w:sz w:val="26"/>
-                <w:szCs w:val="26"/>
-              </w:rPr>
-            </w:r>
-            <w:r>
-              <w:rPr>
-                <w:rFonts w:ascii="Times New Roman" w:hAnsi="Times New Roman" w:cs="Times New Roman"/>
-                <w:noProof/>
-                <w:webHidden/>
-                <w:sz w:val="26"/>
-                <w:szCs w:val="26"/>
-              </w:rPr>
-              <w:fldChar w:fldCharType="separate"/>
-            </w:r>
-            <w:r>
-              <w:rPr>
-                <w:rFonts w:ascii="Times New Roman" w:hAnsi="Times New Roman" w:cs="Times New Roman"/>
-                <w:noProof/>
-                <w:webHidden/>
-                <w:sz w:val="26"/>
-                <w:szCs w:val="26"/>
-              </w:rPr>
-              <w:t>31</w:t>
-            </w:r>
-            <w:r>
-              <w:rPr>
-                <w:rFonts w:ascii="Times New Roman" w:hAnsi="Times New Roman" w:cs="Times New Roman"/>
-                <w:noProof/>
-                <w:webHidden/>
-                <w:sz w:val="26"/>
-                <w:szCs w:val="26"/>
-              </w:rPr>
-              <w:fldChar w:fldCharType="end"/>
-            </w:r>
-          </w:hyperlink>
-        </w:p>
-        <w:p>
-          <w:pPr>
-            <w:pStyle w:val="TOC3"/>
-            <w:tabs>
-              <w:tab w:val="right" w:leader="dot" w:pos="9111"/>
-            </w:tabs>
-            <w:rPr>
-              <w:rFonts w:ascii="Times New Roman" w:eastAsiaTheme="minorEastAsia" w:hAnsi="Times New Roman" w:cs="Times New Roman"/>
-              <w:noProof/>
-              <w:sz w:val="26"/>
-              <w:szCs w:val="26"/>
-            </w:rPr>
-          </w:pPr>
-          <w:hyperlink w:anchor="_Toc228108628" w:history="1">
-            <w:r>
-              <w:rPr>
-                <w:rStyle w:val="Hyperlink"/>
-                <w:rFonts w:ascii="Times New Roman" w:hAnsi="Times New Roman" w:cs="Times New Roman"/>
-                <w:noProof/>
-                <w:sz w:val="26"/>
-                <w:szCs w:val="26"/>
-              </w:rPr>
-              <w:t>4.3.4. Bài tập/Kết quả thực hiện</w:t>
-            </w:r>
-            <w:r>
-              <w:rPr>
-                <w:rFonts w:ascii="Times New Roman" w:hAnsi="Times New Roman" w:cs="Times New Roman"/>
-                <w:noProof/>
-                <w:webHidden/>
-                <w:sz w:val="26"/>
-                <w:szCs w:val="26"/>
-              </w:rPr>
-              <w:tab/>
-            </w:r>
-            <w:r>
-              <w:rPr>
-                <w:rFonts w:ascii="Times New Roman" w:hAnsi="Times New Roman" w:cs="Times New Roman"/>
-                <w:noProof/>
-                <w:webHidden/>
-                <w:sz w:val="26"/>
-                <w:szCs w:val="26"/>
-              </w:rPr>
-              <w:fldChar w:fldCharType="begin"/>
-            </w:r>
-            <w:r>
-              <w:rPr>
-                <w:rFonts w:ascii="Times New Roman" w:hAnsi="Times New Roman" w:cs="Times New Roman"/>
-                <w:noProof/>
-                <w:webHidden/>
-                <w:sz w:val="26"/>
-                <w:szCs w:val="26"/>
-              </w:rPr>
-              <w:instrText xml:space="preserve"> PAGEREF _Toc228108628 \h </w:instrText>
-            </w:r>
-            <w:r>
-              <w:rPr>
-                <w:rFonts w:ascii="Times New Roman" w:hAnsi="Times New Roman" w:cs="Times New Roman"/>
-                <w:noProof/>
-                <w:webHidden/>
-                <w:sz w:val="26"/>
-                <w:szCs w:val="26"/>
-              </w:rPr>
-            </w:r>
-            <w:r>
-              <w:rPr>
-                <w:rFonts w:ascii="Times New Roman" w:hAnsi="Times New Roman" w:cs="Times New Roman"/>
-                <w:noProof/>
-                <w:webHidden/>
-                <w:sz w:val="26"/>
-                <w:szCs w:val="26"/>
-              </w:rPr>
-              <w:fldChar w:fldCharType="separate"/>
-            </w:r>
-            <w:r>
-              <w:rPr>
-                <w:rFonts w:ascii="Times New Roman" w:hAnsi="Times New Roman" w:cs="Times New Roman"/>
-                <w:noProof/>
-                <w:webHidden/>
-                <w:sz w:val="26"/>
-                <w:szCs w:val="26"/>
-              </w:rPr>
-              <w:t>31</w:t>
+              <w:t>50</w:t>
             </w:r>
             <w:r>
               <w:rPr>
@@ -4948,7 +4559,7 @@
               <w:szCs w:val="26"/>
             </w:rPr>
           </w:pPr>
-          <w:hyperlink w:anchor="_Toc228108629" w:history="1">
+          <w:hyperlink w:anchor="_Toc228391755" w:history="1">
             <w:r>
               <w:rPr>
                 <w:rStyle w:val="Hyperlink"/>
@@ -4957,7 +4568,7 @@
                 <w:sz w:val="26"/>
                 <w:szCs w:val="26"/>
               </w:rPr>
-              <w:t>CHƯƠNG 5. DOCKER</w:t>
+              <w:t>TÀI LIỆU THAM KHẢO</w:t>
             </w:r>
             <w:r>
               <w:rPr>
@@ -4987,7 +4598,7 @@
                 <w:sz w:val="26"/>
                 <w:szCs w:val="26"/>
               </w:rPr>
-              <w:instrText xml:space="preserve"> PAGEREF _Toc228108629 \h </w:instrText>
+              <w:instrText xml:space="preserve"> PAGEREF _Toc228391755 \h </w:instrText>
             </w:r>
             <w:r>
               <w:rPr>
@@ -5016,767 +4627,7 @@
                 <w:sz w:val="26"/>
                 <w:szCs w:val="26"/>
               </w:rPr>
-              <w:t>33</w:t>
-            </w:r>
-            <w:r>
-              <w:rPr>
-                <w:rFonts w:ascii="Times New Roman" w:hAnsi="Times New Roman" w:cs="Times New Roman"/>
-                <w:noProof/>
-                <w:webHidden/>
-                <w:sz w:val="26"/>
-                <w:szCs w:val="26"/>
-              </w:rPr>
-              <w:fldChar w:fldCharType="end"/>
-            </w:r>
-          </w:hyperlink>
-        </w:p>
-        <w:p>
-          <w:pPr>
-            <w:pStyle w:val="TOC2"/>
-            <w:tabs>
-              <w:tab w:val="right" w:leader="dot" w:pos="9111"/>
-            </w:tabs>
-            <w:rPr>
-              <w:rFonts w:ascii="Times New Roman" w:eastAsiaTheme="minorEastAsia" w:hAnsi="Times New Roman" w:cs="Times New Roman"/>
-              <w:noProof/>
-              <w:sz w:val="26"/>
-              <w:szCs w:val="26"/>
-            </w:rPr>
-          </w:pPr>
-          <w:hyperlink w:anchor="_Toc228108630" w:history="1">
-            <w:r>
-              <w:rPr>
-                <w:rStyle w:val="Hyperlink"/>
-                <w:rFonts w:ascii="Times New Roman" w:hAnsi="Times New Roman" w:cs="Times New Roman"/>
-                <w:noProof/>
-                <w:sz w:val="26"/>
-                <w:szCs w:val="26"/>
-              </w:rPr>
-              <w:t>5.1. Làm quen với Docker, Docker Image và Docker Container (Bài 12, 14)</w:t>
-            </w:r>
-            <w:r>
-              <w:rPr>
-                <w:rFonts w:ascii="Times New Roman" w:hAnsi="Times New Roman" w:cs="Times New Roman"/>
-                <w:noProof/>
-                <w:webHidden/>
-                <w:sz w:val="26"/>
-                <w:szCs w:val="26"/>
-              </w:rPr>
-              <w:tab/>
-            </w:r>
-            <w:r>
-              <w:rPr>
-                <w:rFonts w:ascii="Times New Roman" w:hAnsi="Times New Roman" w:cs="Times New Roman"/>
-                <w:noProof/>
-                <w:webHidden/>
-                <w:sz w:val="26"/>
-                <w:szCs w:val="26"/>
-              </w:rPr>
-              <w:fldChar w:fldCharType="begin"/>
-            </w:r>
-            <w:r>
-              <w:rPr>
-                <w:rFonts w:ascii="Times New Roman" w:hAnsi="Times New Roman" w:cs="Times New Roman"/>
-                <w:noProof/>
-                <w:webHidden/>
-                <w:sz w:val="26"/>
-                <w:szCs w:val="26"/>
-              </w:rPr>
-              <w:instrText xml:space="preserve"> PAGEREF _Toc228108630 \h </w:instrText>
-            </w:r>
-            <w:r>
-              <w:rPr>
-                <w:rFonts w:ascii="Times New Roman" w:hAnsi="Times New Roman" w:cs="Times New Roman"/>
-                <w:noProof/>
-                <w:webHidden/>
-                <w:sz w:val="26"/>
-                <w:szCs w:val="26"/>
-              </w:rPr>
-            </w:r>
-            <w:r>
-              <w:rPr>
-                <w:rFonts w:ascii="Times New Roman" w:hAnsi="Times New Roman" w:cs="Times New Roman"/>
-                <w:noProof/>
-                <w:webHidden/>
-                <w:sz w:val="26"/>
-                <w:szCs w:val="26"/>
-              </w:rPr>
-              <w:fldChar w:fldCharType="separate"/>
-            </w:r>
-            <w:r>
-              <w:rPr>
-                <w:rFonts w:ascii="Times New Roman" w:hAnsi="Times New Roman" w:cs="Times New Roman"/>
-                <w:noProof/>
-                <w:webHidden/>
-                <w:sz w:val="26"/>
-                <w:szCs w:val="26"/>
-              </w:rPr>
-              <w:t>33</w:t>
-            </w:r>
-            <w:r>
-              <w:rPr>
-                <w:rFonts w:ascii="Times New Roman" w:hAnsi="Times New Roman" w:cs="Times New Roman"/>
-                <w:noProof/>
-                <w:webHidden/>
-                <w:sz w:val="26"/>
-                <w:szCs w:val="26"/>
-              </w:rPr>
-              <w:fldChar w:fldCharType="end"/>
-            </w:r>
-          </w:hyperlink>
-        </w:p>
-        <w:p>
-          <w:pPr>
-            <w:pStyle w:val="TOC3"/>
-            <w:tabs>
-              <w:tab w:val="right" w:leader="dot" w:pos="9111"/>
-            </w:tabs>
-            <w:rPr>
-              <w:rFonts w:ascii="Times New Roman" w:eastAsiaTheme="minorEastAsia" w:hAnsi="Times New Roman" w:cs="Times New Roman"/>
-              <w:noProof/>
-              <w:sz w:val="26"/>
-              <w:szCs w:val="26"/>
-            </w:rPr>
-          </w:pPr>
-          <w:hyperlink w:anchor="_Toc228108631" w:history="1">
-            <w:r>
-              <w:rPr>
-                <w:rStyle w:val="Hyperlink"/>
-                <w:rFonts w:ascii="Times New Roman" w:hAnsi="Times New Roman" w:cs="Times New Roman"/>
-                <w:noProof/>
-                <w:sz w:val="26"/>
-                <w:szCs w:val="26"/>
-              </w:rPr>
-              <w:t>5.1.1. Docker là gì?</w:t>
-            </w:r>
-            <w:r>
-              <w:rPr>
-                <w:rFonts w:ascii="Times New Roman" w:hAnsi="Times New Roman" w:cs="Times New Roman"/>
-                <w:noProof/>
-                <w:webHidden/>
-                <w:sz w:val="26"/>
-                <w:szCs w:val="26"/>
-              </w:rPr>
-              <w:tab/>
-            </w:r>
-            <w:r>
-              <w:rPr>
-                <w:rFonts w:ascii="Times New Roman" w:hAnsi="Times New Roman" w:cs="Times New Roman"/>
-                <w:noProof/>
-                <w:webHidden/>
-                <w:sz w:val="26"/>
-                <w:szCs w:val="26"/>
-              </w:rPr>
-              <w:fldChar w:fldCharType="begin"/>
-            </w:r>
-            <w:r>
-              <w:rPr>
-                <w:rFonts w:ascii="Times New Roman" w:hAnsi="Times New Roman" w:cs="Times New Roman"/>
-                <w:noProof/>
-                <w:webHidden/>
-                <w:sz w:val="26"/>
-                <w:szCs w:val="26"/>
-              </w:rPr>
-              <w:instrText xml:space="preserve"> PAGEREF _Toc228108631 \h </w:instrText>
-            </w:r>
-            <w:r>
-              <w:rPr>
-                <w:rFonts w:ascii="Times New Roman" w:hAnsi="Times New Roman" w:cs="Times New Roman"/>
-                <w:noProof/>
-                <w:webHidden/>
-                <w:sz w:val="26"/>
-                <w:szCs w:val="26"/>
-              </w:rPr>
-            </w:r>
-            <w:r>
-              <w:rPr>
-                <w:rFonts w:ascii="Times New Roman" w:hAnsi="Times New Roman" w:cs="Times New Roman"/>
-                <w:noProof/>
-                <w:webHidden/>
-                <w:sz w:val="26"/>
-                <w:szCs w:val="26"/>
-              </w:rPr>
-              <w:fldChar w:fldCharType="separate"/>
-            </w:r>
-            <w:r>
-              <w:rPr>
-                <w:rFonts w:ascii="Times New Roman" w:hAnsi="Times New Roman" w:cs="Times New Roman"/>
-                <w:noProof/>
-                <w:webHidden/>
-                <w:sz w:val="26"/>
-                <w:szCs w:val="26"/>
-              </w:rPr>
-              <w:t>33</w:t>
-            </w:r>
-            <w:r>
-              <w:rPr>
-                <w:rFonts w:ascii="Times New Roman" w:hAnsi="Times New Roman" w:cs="Times New Roman"/>
-                <w:noProof/>
-                <w:webHidden/>
-                <w:sz w:val="26"/>
-                <w:szCs w:val="26"/>
-              </w:rPr>
-              <w:fldChar w:fldCharType="end"/>
-            </w:r>
-          </w:hyperlink>
-        </w:p>
-        <w:p>
-          <w:pPr>
-            <w:pStyle w:val="TOC3"/>
-            <w:tabs>
-              <w:tab w:val="right" w:leader="dot" w:pos="9111"/>
-            </w:tabs>
-            <w:rPr>
-              <w:rFonts w:ascii="Times New Roman" w:eastAsiaTheme="minorEastAsia" w:hAnsi="Times New Roman" w:cs="Times New Roman"/>
-              <w:noProof/>
-              <w:sz w:val="26"/>
-              <w:szCs w:val="26"/>
-            </w:rPr>
-          </w:pPr>
-          <w:hyperlink w:anchor="_Toc228108632" w:history="1">
-            <w:r>
-              <w:rPr>
-                <w:rStyle w:val="Hyperlink"/>
-                <w:rFonts w:ascii="Times New Roman" w:hAnsi="Times New Roman" w:cs="Times New Roman"/>
-                <w:noProof/>
-                <w:sz w:val="26"/>
-                <w:szCs w:val="26"/>
-              </w:rPr>
-              <w:t>5.1.2. Docker Image và Docker Container</w:t>
-            </w:r>
-            <w:r>
-              <w:rPr>
-                <w:rFonts w:ascii="Times New Roman" w:hAnsi="Times New Roman" w:cs="Times New Roman"/>
-                <w:noProof/>
-                <w:webHidden/>
-                <w:sz w:val="26"/>
-                <w:szCs w:val="26"/>
-              </w:rPr>
-              <w:tab/>
-            </w:r>
-            <w:r>
-              <w:rPr>
-                <w:rFonts w:ascii="Times New Roman" w:hAnsi="Times New Roman" w:cs="Times New Roman"/>
-                <w:noProof/>
-                <w:webHidden/>
-                <w:sz w:val="26"/>
-                <w:szCs w:val="26"/>
-              </w:rPr>
-              <w:fldChar w:fldCharType="begin"/>
-            </w:r>
-            <w:r>
-              <w:rPr>
-                <w:rFonts w:ascii="Times New Roman" w:hAnsi="Times New Roman" w:cs="Times New Roman"/>
-                <w:noProof/>
-                <w:webHidden/>
-                <w:sz w:val="26"/>
-                <w:szCs w:val="26"/>
-              </w:rPr>
-              <w:instrText xml:space="preserve"> PAGEREF _Toc228108632 \h </w:instrText>
-            </w:r>
-            <w:r>
-              <w:rPr>
-                <w:rFonts w:ascii="Times New Roman" w:hAnsi="Times New Roman" w:cs="Times New Roman"/>
-                <w:noProof/>
-                <w:webHidden/>
-                <w:sz w:val="26"/>
-                <w:szCs w:val="26"/>
-              </w:rPr>
-            </w:r>
-            <w:r>
-              <w:rPr>
-                <w:rFonts w:ascii="Times New Roman" w:hAnsi="Times New Roman" w:cs="Times New Roman"/>
-                <w:noProof/>
-                <w:webHidden/>
-                <w:sz w:val="26"/>
-                <w:szCs w:val="26"/>
-              </w:rPr>
-              <w:fldChar w:fldCharType="separate"/>
-            </w:r>
-            <w:r>
-              <w:rPr>
-                <w:rFonts w:ascii="Times New Roman" w:hAnsi="Times New Roman" w:cs="Times New Roman"/>
-                <w:noProof/>
-                <w:webHidden/>
-                <w:sz w:val="26"/>
-                <w:szCs w:val="26"/>
-              </w:rPr>
-              <w:t>33</w:t>
-            </w:r>
-            <w:r>
-              <w:rPr>
-                <w:rFonts w:ascii="Times New Roman" w:hAnsi="Times New Roman" w:cs="Times New Roman"/>
-                <w:noProof/>
-                <w:webHidden/>
-                <w:sz w:val="26"/>
-                <w:szCs w:val="26"/>
-              </w:rPr>
-              <w:fldChar w:fldCharType="end"/>
-            </w:r>
-          </w:hyperlink>
-        </w:p>
-        <w:p>
-          <w:pPr>
-            <w:pStyle w:val="TOC3"/>
-            <w:tabs>
-              <w:tab w:val="right" w:leader="dot" w:pos="9111"/>
-            </w:tabs>
-            <w:rPr>
-              <w:rFonts w:ascii="Times New Roman" w:eastAsiaTheme="minorEastAsia" w:hAnsi="Times New Roman" w:cs="Times New Roman"/>
-              <w:noProof/>
-              <w:sz w:val="26"/>
-              <w:szCs w:val="26"/>
-            </w:rPr>
-          </w:pPr>
-          <w:hyperlink w:anchor="_Toc228108633" w:history="1">
-            <w:r>
-              <w:rPr>
-                <w:rStyle w:val="Hyperlink"/>
-                <w:rFonts w:ascii="Times New Roman" w:hAnsi="Times New Roman" w:cs="Times New Roman"/>
-                <w:noProof/>
-                <w:sz w:val="26"/>
-                <w:szCs w:val="26"/>
-              </w:rPr>
-              <w:t>5.1.3. Dockerfile, Build, Tag, Push/Pull image</w:t>
-            </w:r>
-            <w:r>
-              <w:rPr>
-                <w:rFonts w:ascii="Times New Roman" w:hAnsi="Times New Roman" w:cs="Times New Roman"/>
-                <w:noProof/>
-                <w:webHidden/>
-                <w:sz w:val="26"/>
-                <w:szCs w:val="26"/>
-              </w:rPr>
-              <w:tab/>
-            </w:r>
-            <w:r>
-              <w:rPr>
-                <w:rFonts w:ascii="Times New Roman" w:hAnsi="Times New Roman" w:cs="Times New Roman"/>
-                <w:noProof/>
-                <w:webHidden/>
-                <w:sz w:val="26"/>
-                <w:szCs w:val="26"/>
-              </w:rPr>
-              <w:fldChar w:fldCharType="begin"/>
-            </w:r>
-            <w:r>
-              <w:rPr>
-                <w:rFonts w:ascii="Times New Roman" w:hAnsi="Times New Roman" w:cs="Times New Roman"/>
-                <w:noProof/>
-                <w:webHidden/>
-                <w:sz w:val="26"/>
-                <w:szCs w:val="26"/>
-              </w:rPr>
-              <w:instrText xml:space="preserve"> PAGEREF _Toc228108633 \h </w:instrText>
-            </w:r>
-            <w:r>
-              <w:rPr>
-                <w:rFonts w:ascii="Times New Roman" w:hAnsi="Times New Roman" w:cs="Times New Roman"/>
-                <w:noProof/>
-                <w:webHidden/>
-                <w:sz w:val="26"/>
-                <w:szCs w:val="26"/>
-              </w:rPr>
-            </w:r>
-            <w:r>
-              <w:rPr>
-                <w:rFonts w:ascii="Times New Roman" w:hAnsi="Times New Roman" w:cs="Times New Roman"/>
-                <w:noProof/>
-                <w:webHidden/>
-                <w:sz w:val="26"/>
-                <w:szCs w:val="26"/>
-              </w:rPr>
-              <w:fldChar w:fldCharType="separate"/>
-            </w:r>
-            <w:r>
-              <w:rPr>
-                <w:rFonts w:ascii="Times New Roman" w:hAnsi="Times New Roman" w:cs="Times New Roman"/>
-                <w:noProof/>
-                <w:webHidden/>
-                <w:sz w:val="26"/>
-                <w:szCs w:val="26"/>
-              </w:rPr>
-              <w:t>33</w:t>
-            </w:r>
-            <w:r>
-              <w:rPr>
-                <w:rFonts w:ascii="Times New Roman" w:hAnsi="Times New Roman" w:cs="Times New Roman"/>
-                <w:noProof/>
-                <w:webHidden/>
-                <w:sz w:val="26"/>
-                <w:szCs w:val="26"/>
-              </w:rPr>
-              <w:fldChar w:fldCharType="end"/>
-            </w:r>
-          </w:hyperlink>
-        </w:p>
-        <w:p>
-          <w:pPr>
-            <w:pStyle w:val="TOC3"/>
-            <w:tabs>
-              <w:tab w:val="right" w:leader="dot" w:pos="9111"/>
-            </w:tabs>
-            <w:rPr>
-              <w:rFonts w:ascii="Times New Roman" w:eastAsiaTheme="minorEastAsia" w:hAnsi="Times New Roman" w:cs="Times New Roman"/>
-              <w:noProof/>
-              <w:sz w:val="26"/>
-              <w:szCs w:val="26"/>
-            </w:rPr>
-          </w:pPr>
-          <w:hyperlink w:anchor="_Toc228108634" w:history="1">
-            <w:r>
-              <w:rPr>
-                <w:rStyle w:val="Hyperlink"/>
-                <w:rFonts w:ascii="Times New Roman" w:hAnsi="Times New Roman" w:cs="Times New Roman"/>
-                <w:noProof/>
-                <w:sz w:val="26"/>
-                <w:szCs w:val="26"/>
-              </w:rPr>
-              <w:t>5.1.4. Bài tập/Kết quả thực hiện</w:t>
-            </w:r>
-            <w:r>
-              <w:rPr>
-                <w:rFonts w:ascii="Times New Roman" w:hAnsi="Times New Roman" w:cs="Times New Roman"/>
-                <w:noProof/>
-                <w:webHidden/>
-                <w:sz w:val="26"/>
-                <w:szCs w:val="26"/>
-              </w:rPr>
-              <w:tab/>
-            </w:r>
-            <w:r>
-              <w:rPr>
-                <w:rFonts w:ascii="Times New Roman" w:hAnsi="Times New Roman" w:cs="Times New Roman"/>
-                <w:noProof/>
-                <w:webHidden/>
-                <w:sz w:val="26"/>
-                <w:szCs w:val="26"/>
-              </w:rPr>
-              <w:fldChar w:fldCharType="begin"/>
-            </w:r>
-            <w:r>
-              <w:rPr>
-                <w:rFonts w:ascii="Times New Roman" w:hAnsi="Times New Roman" w:cs="Times New Roman"/>
-                <w:noProof/>
-                <w:webHidden/>
-                <w:sz w:val="26"/>
-                <w:szCs w:val="26"/>
-              </w:rPr>
-              <w:instrText xml:space="preserve"> PAGEREF _Toc228108634 \h </w:instrText>
-            </w:r>
-            <w:r>
-              <w:rPr>
-                <w:rFonts w:ascii="Times New Roman" w:hAnsi="Times New Roman" w:cs="Times New Roman"/>
-                <w:noProof/>
-                <w:webHidden/>
-                <w:sz w:val="26"/>
-                <w:szCs w:val="26"/>
-              </w:rPr>
-            </w:r>
-            <w:r>
-              <w:rPr>
-                <w:rFonts w:ascii="Times New Roman" w:hAnsi="Times New Roman" w:cs="Times New Roman"/>
-                <w:noProof/>
-                <w:webHidden/>
-                <w:sz w:val="26"/>
-                <w:szCs w:val="26"/>
-              </w:rPr>
-              <w:fldChar w:fldCharType="separate"/>
-            </w:r>
-            <w:r>
-              <w:rPr>
-                <w:rFonts w:ascii="Times New Roman" w:hAnsi="Times New Roman" w:cs="Times New Roman"/>
-                <w:noProof/>
-                <w:webHidden/>
-                <w:sz w:val="26"/>
-                <w:szCs w:val="26"/>
-              </w:rPr>
-              <w:t>33</w:t>
-            </w:r>
-            <w:r>
-              <w:rPr>
-                <w:rFonts w:ascii="Times New Roman" w:hAnsi="Times New Roman" w:cs="Times New Roman"/>
-                <w:noProof/>
-                <w:webHidden/>
-                <w:sz w:val="26"/>
-                <w:szCs w:val="26"/>
-              </w:rPr>
-              <w:fldChar w:fldCharType="end"/>
-            </w:r>
-          </w:hyperlink>
-        </w:p>
-        <w:p>
-          <w:pPr>
-            <w:pStyle w:val="TOC1"/>
-            <w:tabs>
-              <w:tab w:val="right" w:leader="dot" w:pos="9111"/>
-            </w:tabs>
-            <w:rPr>
-              <w:rFonts w:ascii="Times New Roman" w:eastAsiaTheme="minorEastAsia" w:hAnsi="Times New Roman" w:cs="Times New Roman"/>
-              <w:noProof/>
-              <w:sz w:val="26"/>
-              <w:szCs w:val="26"/>
-            </w:rPr>
-          </w:pPr>
-          <w:hyperlink w:anchor="_Toc228108635" w:history="1">
-            <w:r>
-              <w:rPr>
-                <w:rStyle w:val="Hyperlink"/>
-                <w:rFonts w:ascii="Times New Roman" w:hAnsi="Times New Roman" w:cs="Times New Roman"/>
-                <w:noProof/>
-                <w:sz w:val="26"/>
-                <w:szCs w:val="26"/>
-              </w:rPr>
-              <w:t>KẾT LUẬN</w:t>
-            </w:r>
-            <w:r>
-              <w:rPr>
-                <w:rFonts w:ascii="Times New Roman" w:hAnsi="Times New Roman" w:cs="Times New Roman"/>
-                <w:noProof/>
-                <w:webHidden/>
-                <w:sz w:val="26"/>
-                <w:szCs w:val="26"/>
-              </w:rPr>
-              <w:tab/>
-            </w:r>
-            <w:r>
-              <w:rPr>
-                <w:rFonts w:ascii="Times New Roman" w:hAnsi="Times New Roman" w:cs="Times New Roman"/>
-                <w:noProof/>
-                <w:webHidden/>
-                <w:sz w:val="26"/>
-                <w:szCs w:val="26"/>
-              </w:rPr>
-              <w:fldChar w:fldCharType="begin"/>
-            </w:r>
-            <w:r>
-              <w:rPr>
-                <w:rFonts w:ascii="Times New Roman" w:hAnsi="Times New Roman" w:cs="Times New Roman"/>
-                <w:noProof/>
-                <w:webHidden/>
-                <w:sz w:val="26"/>
-                <w:szCs w:val="26"/>
-              </w:rPr>
-              <w:instrText xml:space="preserve"> PAGEREF _Toc228108635 \h </w:instrText>
-            </w:r>
-            <w:r>
-              <w:rPr>
-                <w:rFonts w:ascii="Times New Roman" w:hAnsi="Times New Roman" w:cs="Times New Roman"/>
-                <w:noProof/>
-                <w:webHidden/>
-                <w:sz w:val="26"/>
-                <w:szCs w:val="26"/>
-              </w:rPr>
-            </w:r>
-            <w:r>
-              <w:rPr>
-                <w:rFonts w:ascii="Times New Roman" w:hAnsi="Times New Roman" w:cs="Times New Roman"/>
-                <w:noProof/>
-                <w:webHidden/>
-                <w:sz w:val="26"/>
-                <w:szCs w:val="26"/>
-              </w:rPr>
-              <w:fldChar w:fldCharType="separate"/>
-            </w:r>
-            <w:r>
-              <w:rPr>
-                <w:rFonts w:ascii="Times New Roman" w:hAnsi="Times New Roman" w:cs="Times New Roman"/>
-                <w:noProof/>
-                <w:webHidden/>
-                <w:sz w:val="26"/>
-                <w:szCs w:val="26"/>
-              </w:rPr>
-              <w:t>36</w:t>
-            </w:r>
-            <w:r>
-              <w:rPr>
-                <w:rFonts w:ascii="Times New Roman" w:hAnsi="Times New Roman" w:cs="Times New Roman"/>
-                <w:noProof/>
-                <w:webHidden/>
-                <w:sz w:val="26"/>
-                <w:szCs w:val="26"/>
-              </w:rPr>
-              <w:fldChar w:fldCharType="end"/>
-            </w:r>
-          </w:hyperlink>
-        </w:p>
-        <w:p>
-          <w:pPr>
-            <w:pStyle w:val="TOC1"/>
-            <w:tabs>
-              <w:tab w:val="right" w:leader="dot" w:pos="9111"/>
-            </w:tabs>
-            <w:rPr>
-              <w:rFonts w:ascii="Times New Roman" w:eastAsiaTheme="minorEastAsia" w:hAnsi="Times New Roman" w:cs="Times New Roman"/>
-              <w:noProof/>
-              <w:sz w:val="26"/>
-              <w:szCs w:val="26"/>
-            </w:rPr>
-          </w:pPr>
-          <w:hyperlink w:anchor="_Toc228108636" w:history="1">
-            <w:r>
-              <w:rPr>
-                <w:rStyle w:val="Hyperlink"/>
-                <w:rFonts w:ascii="Times New Roman" w:hAnsi="Times New Roman" w:cs="Times New Roman"/>
-                <w:noProof/>
-                <w:sz w:val="26"/>
-                <w:szCs w:val="26"/>
-              </w:rPr>
-              <w:t>PHỤ LỤC</w:t>
-            </w:r>
-            <w:r>
-              <w:rPr>
-                <w:rFonts w:ascii="Times New Roman" w:hAnsi="Times New Roman" w:cs="Times New Roman"/>
-                <w:noProof/>
-                <w:webHidden/>
-                <w:sz w:val="26"/>
-                <w:szCs w:val="26"/>
-              </w:rPr>
-              <w:tab/>
-            </w:r>
-            <w:r>
-              <w:rPr>
-                <w:rFonts w:ascii="Times New Roman" w:hAnsi="Times New Roman" w:cs="Times New Roman"/>
-                <w:noProof/>
-                <w:webHidden/>
-                <w:sz w:val="26"/>
-                <w:szCs w:val="26"/>
-              </w:rPr>
-              <w:fldChar w:fldCharType="begin"/>
-            </w:r>
-            <w:r>
-              <w:rPr>
-                <w:rFonts w:ascii="Times New Roman" w:hAnsi="Times New Roman" w:cs="Times New Roman"/>
-                <w:noProof/>
-                <w:webHidden/>
-                <w:sz w:val="26"/>
-                <w:szCs w:val="26"/>
-              </w:rPr>
-              <w:instrText xml:space="preserve"> PAGEREF _Toc228108636 \h </w:instrText>
-            </w:r>
-            <w:r>
-              <w:rPr>
-                <w:rFonts w:ascii="Times New Roman" w:hAnsi="Times New Roman" w:cs="Times New Roman"/>
-                <w:noProof/>
-                <w:webHidden/>
-                <w:sz w:val="26"/>
-                <w:szCs w:val="26"/>
-              </w:rPr>
-            </w:r>
-            <w:r>
-              <w:rPr>
-                <w:rFonts w:ascii="Times New Roman" w:hAnsi="Times New Roman" w:cs="Times New Roman"/>
-                <w:noProof/>
-                <w:webHidden/>
-                <w:sz w:val="26"/>
-                <w:szCs w:val="26"/>
-              </w:rPr>
-              <w:fldChar w:fldCharType="separate"/>
-            </w:r>
-            <w:r>
-              <w:rPr>
-                <w:rFonts w:ascii="Times New Roman" w:hAnsi="Times New Roman" w:cs="Times New Roman"/>
-                <w:noProof/>
-                <w:webHidden/>
-                <w:sz w:val="26"/>
-                <w:szCs w:val="26"/>
-              </w:rPr>
-              <w:t>37</w:t>
-            </w:r>
-            <w:r>
-              <w:rPr>
-                <w:rFonts w:ascii="Times New Roman" w:hAnsi="Times New Roman" w:cs="Times New Roman"/>
-                <w:noProof/>
-                <w:webHidden/>
-                <w:sz w:val="26"/>
-                <w:szCs w:val="26"/>
-              </w:rPr>
-              <w:fldChar w:fldCharType="end"/>
-            </w:r>
-          </w:hyperlink>
-        </w:p>
-        <w:p>
-          <w:pPr>
-            <w:pStyle w:val="TOC1"/>
-            <w:tabs>
-              <w:tab w:val="right" w:leader="dot" w:pos="9111"/>
-            </w:tabs>
-            <w:rPr>
-              <w:rFonts w:ascii="Times New Roman" w:eastAsiaTheme="minorEastAsia" w:hAnsi="Times New Roman" w:cs="Times New Roman"/>
-              <w:noProof/>
-              <w:sz w:val="26"/>
-              <w:szCs w:val="26"/>
-            </w:rPr>
-          </w:pPr>
-          <w:hyperlink w:anchor="_Toc228108637" w:history="1">
-            <w:r>
-              <w:rPr>
-                <w:rStyle w:val="Hyperlink"/>
-                <w:rFonts w:ascii="Times New Roman" w:hAnsi="Times New Roman" w:cs="Times New Roman"/>
-                <w:noProof/>
-                <w:sz w:val="26"/>
-                <w:szCs w:val="26"/>
-              </w:rPr>
-              <w:t>TÀI LIỆU THAM KHẢO</w:t>
-            </w:r>
-            <w:r>
-              <w:rPr>
-                <w:rFonts w:ascii="Times New Roman" w:hAnsi="Times New Roman" w:cs="Times New Roman"/>
-                <w:noProof/>
-                <w:webHidden/>
-                <w:sz w:val="26"/>
-                <w:szCs w:val="26"/>
-              </w:rPr>
-              <w:tab/>
-            </w:r>
-            <w:r>
-              <w:rPr>
-                <w:rFonts w:ascii="Times New Roman" w:hAnsi="Times New Roman" w:cs="Times New Roman"/>
-                <w:noProof/>
-                <w:webHidden/>
-                <w:sz w:val="26"/>
-                <w:szCs w:val="26"/>
-              </w:rPr>
-              <w:fldChar w:fldCharType="begin"/>
-            </w:r>
-            <w:r>
-              <w:rPr>
-                <w:rFonts w:ascii="Times New Roman" w:hAnsi="Times New Roman" w:cs="Times New Roman"/>
-                <w:noProof/>
-                <w:webHidden/>
-                <w:sz w:val="26"/>
-                <w:szCs w:val="26"/>
-              </w:rPr>
-              <w:instrText xml:space="preserve"> PAGEREF _Toc228108637 \h </w:instrText>
-            </w:r>
-            <w:r>
-              <w:rPr>
-                <w:rFonts w:ascii="Times New Roman" w:hAnsi="Times New Roman" w:cs="Times New Roman"/>
-                <w:noProof/>
-                <w:webHidden/>
-                <w:sz w:val="26"/>
-                <w:szCs w:val="26"/>
-              </w:rPr>
-            </w:r>
-            <w:r>
-              <w:rPr>
-                <w:rFonts w:ascii="Times New Roman" w:hAnsi="Times New Roman" w:cs="Times New Roman"/>
-                <w:noProof/>
-                <w:webHidden/>
-                <w:sz w:val="26"/>
-                <w:szCs w:val="26"/>
-              </w:rPr>
-              <w:fldChar w:fldCharType="separate"/>
-            </w:r>
-            <w:r>
-              <w:rPr>
-                <w:rFonts w:ascii="Times New Roman" w:hAnsi="Times New Roman" w:cs="Times New Roman"/>
-                <w:noProof/>
-                <w:webHidden/>
-                <w:sz w:val="26"/>
-                <w:szCs w:val="26"/>
-              </w:rPr>
-              <w:t>37</w:t>
+              <w:t>51</w:t>
             </w:r>
             <w:r>
               <w:rPr>
@@ -5818,11 +4669,56 @@
     </w:p>
     <w:p>
       <w:pPr>
+        <w:spacing w:line="360" w:lineRule="auto"/>
+        <w:jc w:val="both"/>
+        <w:rPr>
+          <w:rFonts w:ascii="Times New Roman" w:hAnsi="Times New Roman" w:cs="Times New Roman"/>
+          <w:sz w:val="26"/>
+          <w:szCs w:val="26"/>
+        </w:rPr>
+      </w:pPr>
+    </w:p>
+    <w:p>
+      <w:pPr>
+        <w:spacing w:line="360" w:lineRule="auto"/>
+        <w:jc w:val="both"/>
+        <w:rPr>
+          <w:rFonts w:ascii="Times New Roman" w:hAnsi="Times New Roman" w:cs="Times New Roman"/>
+          <w:sz w:val="26"/>
+          <w:szCs w:val="26"/>
+        </w:rPr>
+      </w:pPr>
+    </w:p>
+    <w:p>
+      <w:pPr>
+        <w:spacing w:line="360" w:lineRule="auto"/>
+        <w:jc w:val="both"/>
+        <w:rPr>
+          <w:rFonts w:ascii="Times New Roman" w:hAnsi="Times New Roman" w:cs="Times New Roman"/>
+          <w:sz w:val="26"/>
+          <w:szCs w:val="26"/>
+        </w:rPr>
+      </w:pPr>
+    </w:p>
+    <w:p>
+      <w:pPr>
+        <w:spacing w:line="360" w:lineRule="auto"/>
+        <w:jc w:val="both"/>
+        <w:rPr>
+          <w:rFonts w:ascii="Times New Roman" w:hAnsi="Times New Roman" w:cs="Times New Roman"/>
+          <w:sz w:val="26"/>
+          <w:szCs w:val="26"/>
+        </w:rPr>
+      </w:pPr>
+    </w:p>
+    <w:p>
+      <w:pPr>
         <w:pStyle w:val="cp10"/>
         <w:outlineLvl w:val="0"/>
       </w:pPr>
-      <w:bookmarkStart w:id="0" w:name="_Toc228108578"/>
-      <w:r>
+      <w:bookmarkStart w:id="0" w:name="_Toc228391708"/>
+      <w:r>
+        <w:lastRenderedPageBreak/>
         <w:t>MỞ ĐẦU</w:t>
       </w:r>
       <w:bookmarkEnd w:id="0"/>
@@ -5832,7 +4728,7 @@
         <w:pStyle w:val="cp2"/>
         <w:outlineLvl w:val="1"/>
       </w:pPr>
-      <w:bookmarkStart w:id="1" w:name="_Toc228108579"/>
+      <w:bookmarkStart w:id="1" w:name="_Toc228391709"/>
       <w:r>
         <w:t>1</w:t>
       </w:r>
@@ -5898,7 +4794,7 @@
         <w:pStyle w:val="cp2"/>
         <w:outlineLvl w:val="1"/>
       </w:pPr>
-      <w:bookmarkStart w:id="2" w:name="_Toc228108580"/>
+      <w:bookmarkStart w:id="2" w:name="_Toc228391710"/>
       <w:r>
         <w:t>2</w:t>
       </w:r>
@@ -5999,7 +4895,7 @@
         <w:pStyle w:val="cp2"/>
         <w:outlineLvl w:val="1"/>
       </w:pPr>
-      <w:bookmarkStart w:id="3" w:name="_Toc228108581"/>
+      <w:bookmarkStart w:id="3" w:name="_Toc228391711"/>
       <w:r>
         <w:t>3</w:t>
       </w:r>
@@ -6109,7 +5005,6 @@
           <w:sz w:val="26"/>
           <w:szCs w:val="26"/>
         </w:rPr>
-        <w:lastRenderedPageBreak/>
         <w:t xml:space="preserve">- </w:t>
       </w:r>
       <w:r>
@@ -6126,7 +5021,7 @@
         <w:pStyle w:val="cp2"/>
         <w:outlineLvl w:val="1"/>
       </w:pPr>
-      <w:bookmarkStart w:id="4" w:name="_Toc228108582"/>
+      <w:bookmarkStart w:id="4" w:name="_Toc228391712"/>
       <w:r>
         <w:t>4</w:t>
       </w:r>
@@ -6139,7 +5034,6 @@
       <w:pPr>
         <w:pStyle w:val="cp2"/>
       </w:pPr>
-      <w:bookmarkStart w:id="5" w:name="_Toc228108583"/>
       <w:r>
         <w:t>4.1</w:t>
       </w:r>
@@ -6149,7 +5043,6 @@
       <w:r>
         <w:t>Tổng quát về dự án</w:t>
       </w:r>
-      <w:bookmarkEnd w:id="5"/>
     </w:p>
     <w:p>
       <w:pPr>
@@ -6168,6 +5061,7 @@
           <w:sz w:val="26"/>
           <w:szCs w:val="26"/>
         </w:rPr>
+        <w:lastRenderedPageBreak/>
         <w:t>Dự án DLU-Chatbot là một hệ thống thử nghiệm được xây dựng nhằm mục đích nghiên cứu và hiện thực hóa quy trình triển khai phần mềm trong thực tế. Mục tiêu chính của dự án là giúp sinh viên nắm vững kiến thức về kiến trúc hệ thống, tích hợp công nghệ mới và tích lũy kinh nghiệm thực tiễn trong lĩnh vực Công nghệ phần mềm.</w:t>
       </w:r>
     </w:p>
@@ -6188,7 +5082,78 @@
           <w:sz w:val="26"/>
           <w:szCs w:val="26"/>
         </w:rPr>
-        <w:t xml:space="preserve">Về mặt kỹ thuật, hệ thống được xây dựng dựa trên kiến trúc RAG (Retrieval-Augmented Generation). DLU-Chatbot sử dụng </w:t>
+        <w:t>Về mặt kỹ thuật, hệ thống được xây dựng dựa trên kiến trúc RAG</w:t>
+      </w:r>
+      <w:sdt>
+        <w:sdtPr>
+          <w:rPr>
+            <w:rFonts w:ascii="Times New Roman" w:hAnsi="Times New Roman" w:cs="Times New Roman"/>
+            <w:sz w:val="26"/>
+            <w:szCs w:val="26"/>
+          </w:rPr>
+          <w:id w:val="138927882"/>
+          <w:citation/>
+        </w:sdtPr>
+        <w:sdtContent>
+          <w:r>
+            <w:rPr>
+              <w:rFonts w:ascii="Times New Roman" w:hAnsi="Times New Roman" w:cs="Times New Roman"/>
+              <w:sz w:val="26"/>
+              <w:szCs w:val="26"/>
+            </w:rPr>
+            <w:fldChar w:fldCharType="begin"/>
+          </w:r>
+          <w:r>
+            <w:rPr>
+              <w:rFonts w:ascii="Times New Roman" w:hAnsi="Times New Roman" w:cs="Times New Roman"/>
+              <w:sz w:val="26"/>
+              <w:szCs w:val="26"/>
+            </w:rPr>
+            <w:instrText xml:space="preserve"> CITATION Pat20 \l 1033 </w:instrText>
+          </w:r>
+          <w:r>
+            <w:rPr>
+              <w:rFonts w:ascii="Times New Roman" w:hAnsi="Times New Roman" w:cs="Times New Roman"/>
+              <w:sz w:val="26"/>
+              <w:szCs w:val="26"/>
+            </w:rPr>
+            <w:fldChar w:fldCharType="separate"/>
+          </w:r>
+          <w:r>
+            <w:rPr>
+              <w:rFonts w:ascii="Times New Roman" w:hAnsi="Times New Roman" w:cs="Times New Roman"/>
+              <w:noProof/>
+              <w:sz w:val="26"/>
+              <w:szCs w:val="26"/>
+            </w:rPr>
+            <w:t xml:space="preserve"> </w:t>
+          </w:r>
+          <w:r>
+            <w:rPr>
+              <w:rFonts w:ascii="Times New Roman" w:hAnsi="Times New Roman" w:cs="Times New Roman"/>
+              <w:noProof/>
+              <w:sz w:val="26"/>
+              <w:szCs w:val="26"/>
+            </w:rPr>
+            <w:t>[1]</w:t>
+          </w:r>
+          <w:r>
+            <w:rPr>
+              <w:rFonts w:ascii="Times New Roman" w:hAnsi="Times New Roman" w:cs="Times New Roman"/>
+              <w:sz w:val="26"/>
+              <w:szCs w:val="26"/>
+            </w:rPr>
+            <w:fldChar w:fldCharType="end"/>
+          </w:r>
+        </w:sdtContent>
+      </w:sdt>
+      <w:r>
+        <w:rPr>
+          <w:rFonts w:ascii="Times New Roman" w:hAnsi="Times New Roman" w:cs="Times New Roman"/>
+          <w:sz w:val="26"/>
+          <w:szCs w:val="26"/>
+        </w:rPr>
+        <w:t xml:space="preserve"> (Retrieval-Augmented Generation). DLU-Chatbot sử dụng </w:t>
       </w:r>
       <w:r>
         <w:rPr>
@@ -6243,14 +5208,12 @@
       <w:pPr>
         <w:pStyle w:val="cp2"/>
       </w:pPr>
-      <w:bookmarkStart w:id="6" w:name="_Toc228108584"/>
       <w:r>
         <w:t>4.2</w:t>
       </w:r>
       <w:r>
         <w:t>. Mục tiêu và đối tượng người dùng</w:t>
       </w:r>
-      <w:bookmarkEnd w:id="6"/>
     </w:p>
     <w:p>
       <w:pPr>
@@ -6356,7 +5319,6 @@
       <w:pPr>
         <w:pStyle w:val="cp2"/>
       </w:pPr>
-      <w:bookmarkStart w:id="7" w:name="_Toc228108585"/>
       <w:r>
         <w:t>4.3</w:t>
       </w:r>
@@ -6369,7 +5331,6 @@
       <w:r>
         <w:t xml:space="preserve"> sử dụng</w:t>
       </w:r>
-      <w:bookmarkEnd w:id="7"/>
     </w:p>
     <w:p>
       <w:pPr>
@@ -6552,7 +5513,6 @@
           <w:sz w:val="26"/>
           <w:szCs w:val="26"/>
         </w:rPr>
-        <w:lastRenderedPageBreak/>
         <w:t>DevOps: Git, Docker, triển khai trên VPS</w:t>
       </w:r>
       <w:r>
@@ -6682,6 +5642,7 @@
           <w:sz w:val="26"/>
           <w:szCs w:val="26"/>
         </w:rPr>
+        <w:lastRenderedPageBreak/>
         <w:t>Data Access Layer (ChromaDB + tài liệu nguồn)</w:t>
       </w:r>
     </w:p>
@@ -6718,7 +5679,7 @@
         <w:pStyle w:val="cp10"/>
         <w:outlineLvl w:val="0"/>
       </w:pPr>
-      <w:bookmarkStart w:id="8" w:name="_Toc228108587"/>
+      <w:bookmarkStart w:id="5" w:name="_Toc228391713"/>
       <w:r>
         <w:t>C</w:t>
       </w:r>
@@ -6731,14 +5692,14 @@
       <w:r>
         <w:t>TỔNG QUAN VỀ CÔNG NGHỆ PHẦN MỀM</w:t>
       </w:r>
-      <w:bookmarkEnd w:id="8"/>
+      <w:bookmarkEnd w:id="5"/>
     </w:p>
     <w:p>
       <w:pPr>
         <w:pStyle w:val="cp2"/>
         <w:outlineLvl w:val="1"/>
       </w:pPr>
-      <w:bookmarkStart w:id="9" w:name="_Toc228108588"/>
+      <w:bookmarkStart w:id="6" w:name="_Toc228391714"/>
       <w:r>
         <w:t>1.</w:t>
       </w:r>
@@ -6748,7 +5709,7 @@
       <w:r>
         <w:t>Giới thiệu về Công nghệ phần mềm</w:t>
       </w:r>
-      <w:bookmarkEnd w:id="9"/>
+      <w:bookmarkEnd w:id="6"/>
       <w:r>
         <w:t xml:space="preserve"> </w:t>
       </w:r>
@@ -6758,11 +5719,11 @@
         <w:pStyle w:val="cp3"/>
         <w:outlineLvl w:val="2"/>
       </w:pPr>
-      <w:bookmarkStart w:id="10" w:name="_Toc228108589"/>
+      <w:bookmarkStart w:id="7" w:name="_Toc228391715"/>
       <w:r>
         <w:t>1.1.1. Khái niệm Công nghệ phần mềm</w:t>
       </w:r>
-      <w:bookmarkEnd w:id="10"/>
+      <w:bookmarkEnd w:id="7"/>
     </w:p>
     <w:p>
       <w:pPr>
@@ -6834,7 +5795,7 @@
               <w:sz w:val="26"/>
               <w:szCs w:val="26"/>
             </w:rPr>
-            <w:t>[1]</w:t>
+            <w:t>[2]</w:t>
           </w:r>
           <w:r>
             <w:rPr>
@@ -6860,11 +5821,11 @@
         <w:pStyle w:val="cp3"/>
         <w:outlineLvl w:val="2"/>
       </w:pPr>
-      <w:bookmarkStart w:id="11" w:name="_Toc228108590"/>
+      <w:bookmarkStart w:id="8" w:name="_Toc228391716"/>
       <w:r>
         <w:t>1.1.2. Vòng đời phát triển phần mềm (Software Development Life Cycle)</w:t>
       </w:r>
-      <w:bookmarkEnd w:id="11"/>
+      <w:bookmarkEnd w:id="8"/>
     </w:p>
     <w:p>
       <w:pPr>
@@ -6936,7 +5897,7 @@
               <w:sz w:val="26"/>
               <w:szCs w:val="26"/>
             </w:rPr>
-            <w:t>[1]</w:t>
+            <w:t>[2]</w:t>
           </w:r>
           <w:r>
             <w:rPr>
@@ -7558,7 +6519,6 @@
           <w:sz w:val="26"/>
           <w:szCs w:val="26"/>
         </w:rPr>
-        <w:lastRenderedPageBreak/>
         <w:t xml:space="preserve">Ngoài ra, giữa giai đoạn </w:t>
       </w:r>
       <w:r>
@@ -7615,8 +6575,9 @@
         <w:pStyle w:val="cp3"/>
         <w:outlineLvl w:val="2"/>
       </w:pPr>
-      <w:bookmarkStart w:id="12" w:name="_Toc228108591"/>
-      <w:r>
+      <w:bookmarkStart w:id="9" w:name="_Toc228391717"/>
+      <w:r>
+        <w:lastRenderedPageBreak/>
         <w:t>1.1.</w:t>
       </w:r>
       <w:r>
@@ -7628,7 +6589,7 @@
       <w:r>
         <w:t>Bạn sẽ lựa chọn theo Công nghệ phần mềm hay Khoa học máy tính? Tại sao?</w:t>
       </w:r>
-      <w:bookmarkEnd w:id="12"/>
+      <w:bookmarkEnd w:id="9"/>
     </w:p>
     <w:p>
       <w:pPr>
@@ -7932,16 +6893,7 @@
           <w:sz w:val="26"/>
           <w:szCs w:val="26"/>
         </w:rPr>
-        <w:t xml:space="preserve">) </w:t>
-      </w:r>
-      <w:r>
-        <w:rPr>
-          <w:rFonts w:ascii="Times New Roman" w:hAnsi="Times New Roman" w:cs="Times New Roman"/>
-          <w:sz w:val="26"/>
-          <w:szCs w:val="26"/>
-        </w:rPr>
-        <w:lastRenderedPageBreak/>
-        <w:t xml:space="preserve">để thực hiện </w:t>
+        <w:t xml:space="preserve">) để thực hiện </w:t>
       </w:r>
       <w:r>
         <w:rPr>
@@ -8025,6 +6977,7 @@
           <w:sz w:val="26"/>
           <w:szCs w:val="26"/>
         </w:rPr>
+        <w:lastRenderedPageBreak/>
         <w:t xml:space="preserve">- </w:t>
       </w:r>
       <w:r>
@@ -8145,22 +7098,22 @@
         <w:pStyle w:val="cp2"/>
         <w:outlineLvl w:val="1"/>
       </w:pPr>
-      <w:bookmarkStart w:id="13" w:name="_Toc228108592"/>
+      <w:bookmarkStart w:id="10" w:name="_Toc228391718"/>
       <w:r>
         <w:t>1.2. Các mô hình phát triển phần mềm (Bài 2)</w:t>
       </w:r>
-      <w:bookmarkEnd w:id="13"/>
+      <w:bookmarkEnd w:id="10"/>
     </w:p>
     <w:p>
       <w:pPr>
         <w:pStyle w:val="cp3"/>
         <w:outlineLvl w:val="2"/>
       </w:pPr>
-      <w:bookmarkStart w:id="14" w:name="_Toc228108593"/>
+      <w:bookmarkStart w:id="11" w:name="_Toc228391719"/>
       <w:r>
         <w:t>1.2.1. Mô hình Thác nước (Waterfall)</w:t>
       </w:r>
-      <w:bookmarkEnd w:id="14"/>
+      <w:bookmarkEnd w:id="11"/>
     </w:p>
     <w:p>
       <w:pPr>
@@ -8213,11 +7166,11 @@
         <w:pStyle w:val="cp3"/>
         <w:outlineLvl w:val="2"/>
       </w:pPr>
-      <w:bookmarkStart w:id="15" w:name="_Toc228108594"/>
+      <w:bookmarkStart w:id="12" w:name="_Toc228391720"/>
       <w:r>
         <w:t>1.2.2. Mô hình chữ V (V-Model)</w:t>
       </w:r>
-      <w:bookmarkEnd w:id="15"/>
+      <w:bookmarkEnd w:id="12"/>
     </w:p>
     <w:p>
       <w:pPr>
@@ -8270,28 +7223,28 @@
         <w:pStyle w:val="cp3"/>
         <w:outlineLvl w:val="2"/>
       </w:pPr>
-      <w:bookmarkStart w:id="16" w:name="_Toc228108595"/>
-      <w:r>
+      <w:bookmarkStart w:id="13" w:name="_Toc228391721"/>
+      <w:r>
+        <w:t>1.2.3. Mô hình lặp (Iterative/Incremental)</w:t>
+      </w:r>
+      <w:bookmarkEnd w:id="13"/>
+    </w:p>
+    <w:p>
+      <w:pPr>
+        <w:ind w:firstLine="720"/>
+        <w:rPr>
+          <w:rFonts w:ascii="Times New Roman" w:hAnsi="Times New Roman" w:cs="Times New Roman"/>
+          <w:sz w:val="26"/>
+          <w:szCs w:val="26"/>
+        </w:rPr>
+      </w:pPr>
+      <w:r>
+        <w:rPr>
+          <w:rFonts w:ascii="Times New Roman" w:hAnsi="Times New Roman" w:cs="Times New Roman"/>
+          <w:sz w:val="26"/>
+          <w:szCs w:val="26"/>
+        </w:rPr>
         <w:lastRenderedPageBreak/>
-        <w:t>1.2.3. Mô hình lặp (Iterative/Incremental)</w:t>
-      </w:r>
-      <w:bookmarkEnd w:id="16"/>
-    </w:p>
-    <w:p>
-      <w:pPr>
-        <w:ind w:firstLine="720"/>
-        <w:rPr>
-          <w:rFonts w:ascii="Times New Roman" w:hAnsi="Times New Roman" w:cs="Times New Roman"/>
-          <w:sz w:val="26"/>
-          <w:szCs w:val="26"/>
-        </w:rPr>
-      </w:pPr>
-      <w:r>
-        <w:rPr>
-          <w:rFonts w:ascii="Times New Roman" w:hAnsi="Times New Roman" w:cs="Times New Roman"/>
-          <w:sz w:val="26"/>
-          <w:szCs w:val="26"/>
-        </w:rPr>
         <w:t>Mô hình lặp chia dự án thành nhiều vòng lặp nhỏ. Mỗi lần lặp tạo ra một phiên bản phần mềm có thể sử dụng được và bổ sung dần các tính năng mới.</w:t>
       </w:r>
     </w:p>
@@ -8326,11 +7279,11 @@
         <w:pStyle w:val="cp3"/>
         <w:outlineLvl w:val="2"/>
       </w:pPr>
-      <w:bookmarkStart w:id="17" w:name="_Toc228108596"/>
+      <w:bookmarkStart w:id="14" w:name="_Toc228391722"/>
       <w:r>
         <w:t>1.2.4. Mô hình Agile và Scrum</w:t>
       </w:r>
-      <w:bookmarkEnd w:id="17"/>
+      <w:bookmarkEnd w:id="14"/>
     </w:p>
     <w:p>
       <w:pPr>
@@ -8400,7 +7353,7 @@
               <w:sz w:val="26"/>
               <w:szCs w:val="26"/>
             </w:rPr>
-            <w:t>[2]</w:t>
+            <w:t>[3]</w:t>
           </w:r>
           <w:r>
             <w:rPr>
@@ -8452,11 +7405,11 @@
         <w:pStyle w:val="cp3"/>
         <w:outlineLvl w:val="2"/>
       </w:pPr>
-      <w:bookmarkStart w:id="18" w:name="_Toc228108597"/>
+      <w:bookmarkStart w:id="15" w:name="_Toc228391723"/>
       <w:r>
         <w:t>1.2.5. Bài tập thực hành</w:t>
       </w:r>
-      <w:bookmarkEnd w:id="18"/>
+      <w:bookmarkEnd w:id="15"/>
     </w:p>
     <w:p>
       <w:pPr>
@@ -9834,7 +8787,7 @@
         <w:pStyle w:val="cp10"/>
         <w:outlineLvl w:val="0"/>
       </w:pPr>
-      <w:bookmarkStart w:id="19" w:name="_Toc228108598"/>
+      <w:bookmarkStart w:id="16" w:name="_Toc228391724"/>
       <w:r>
         <w:t>C</w:t>
       </w:r>
@@ -9844,18 +8797,18 @@
       <w:r>
         <w:t xml:space="preserve"> 2. QUẢN LÝ DỰ ÁN VÀ PHÂN TÍCH YÊU CẦU</w:t>
       </w:r>
-      <w:bookmarkEnd w:id="19"/>
+      <w:bookmarkEnd w:id="16"/>
     </w:p>
     <w:p>
       <w:pPr>
         <w:pStyle w:val="cp2"/>
         <w:outlineLvl w:val="1"/>
       </w:pPr>
-      <w:bookmarkStart w:id="20" w:name="_Toc228108599"/>
+      <w:bookmarkStart w:id="17" w:name="_Toc228391725"/>
       <w:r>
         <w:t>2.1. Quản lý dự án phần mềm (Bài 7)</w:t>
       </w:r>
-      <w:bookmarkEnd w:id="20"/>
+      <w:bookmarkEnd w:id="17"/>
     </w:p>
     <w:p>
       <w:pPr>
@@ -9951,7 +8904,7 @@
               <w:sz w:val="26"/>
               <w:szCs w:val="26"/>
             </w:rPr>
-            <w:t>[3]</w:t>
+            <w:t>[4]</w:t>
           </w:r>
           <w:r>
             <w:rPr>
@@ -10443,7 +9396,7 @@
         <w:pStyle w:val="cp3"/>
         <w:outlineLvl w:val="2"/>
       </w:pPr>
-      <w:bookmarkStart w:id="21" w:name="_Toc228108601"/>
+      <w:bookmarkStart w:id="18" w:name="_Toc228391726"/>
       <w:r>
         <w:t>2.1.</w:t>
       </w:r>
@@ -10453,10 +9406,10 @@
       <w:r>
         <w:t xml:space="preserve">. Vòng đời </w:t>
       </w:r>
-      <w:bookmarkEnd w:id="21"/>
       <w:r>
         <w:t>của dự án</w:t>
       </w:r>
+      <w:bookmarkEnd w:id="18"/>
     </w:p>
     <w:p>
       <w:pPr>
@@ -10529,7 +9482,7 @@
               <w:sz w:val="26"/>
               <w:szCs w:val="26"/>
             </w:rPr>
-            <w:t>[3]</w:t>
+            <w:t>[4]</w:t>
           </w:r>
           <w:r>
             <w:rPr>
@@ -11148,7 +10101,7 @@
         <w:pStyle w:val="cp3"/>
         <w:outlineLvl w:val="2"/>
       </w:pPr>
-      <w:bookmarkStart w:id="22" w:name="_Toc228108603"/>
+      <w:bookmarkStart w:id="19" w:name="_Toc228391727"/>
       <w:r>
         <w:t>2.1.</w:t>
       </w:r>
@@ -11158,7 +10111,7 @@
       <w:r>
         <w:t>. Bài tập thực hành</w:t>
       </w:r>
-      <w:bookmarkEnd w:id="22"/>
+      <w:bookmarkEnd w:id="19"/>
     </w:p>
     <w:p>
       <w:pPr>
@@ -17415,25 +16368,25 @@
         <w:pStyle w:val="cp2"/>
         <w:outlineLvl w:val="1"/>
       </w:pPr>
-      <w:bookmarkStart w:id="23" w:name="_Toc228108604"/>
+      <w:bookmarkStart w:id="20" w:name="_Toc228391728"/>
       <w:r>
         <w:t>2.2. Lấy và phân tích yêu cầu</w:t>
       </w:r>
-      <w:bookmarkEnd w:id="23"/>
+      <w:bookmarkEnd w:id="20"/>
     </w:p>
     <w:p>
       <w:pPr>
         <w:pStyle w:val="cp3"/>
         <w:outlineLvl w:val="2"/>
       </w:pPr>
-      <w:bookmarkStart w:id="24" w:name="_Toc228108605"/>
+      <w:bookmarkStart w:id="21" w:name="_Toc228391729"/>
       <w:r>
         <w:t>2.2.1. Phân loại yêu cầu</w:t>
       </w:r>
       <w:r>
         <w:t>.</w:t>
       </w:r>
-      <w:bookmarkEnd w:id="24"/>
+      <w:bookmarkEnd w:id="21"/>
     </w:p>
     <w:p>
       <w:pPr>
@@ -17452,7 +16405,78 @@
           <w:sz w:val="26"/>
           <w:szCs w:val="26"/>
         </w:rPr>
-        <w:t>Trong phát triển phần mềm, yêu cầu được phân loại thành các nhóm sau:</w:t>
+        <w:t>Trong phát triển phần mềm, yêu cầu được phân loại thành các nhóm sau</w:t>
+      </w:r>
+      <w:sdt>
+        <w:sdtPr>
+          <w:rPr>
+            <w:rFonts w:ascii="Times New Roman" w:hAnsi="Times New Roman" w:cs="Times New Roman"/>
+            <w:sz w:val="26"/>
+            <w:szCs w:val="26"/>
+          </w:rPr>
+          <w:id w:val="-1824501045"/>
+          <w:citation/>
+        </w:sdtPr>
+        <w:sdtContent>
+          <w:r>
+            <w:rPr>
+              <w:rFonts w:ascii="Times New Roman" w:hAnsi="Times New Roman" w:cs="Times New Roman"/>
+              <w:sz w:val="26"/>
+              <w:szCs w:val="26"/>
+            </w:rPr>
+            <w:fldChar w:fldCharType="begin"/>
+          </w:r>
+          <w:r>
+            <w:rPr>
+              <w:rFonts w:ascii="Times New Roman" w:hAnsi="Times New Roman" w:cs="Times New Roman"/>
+              <w:sz w:val="26"/>
+              <w:szCs w:val="26"/>
+            </w:rPr>
+            <w:instrText xml:space="preserve"> CITATION ISO18 \l 1033 </w:instrText>
+          </w:r>
+          <w:r>
+            <w:rPr>
+              <w:rFonts w:ascii="Times New Roman" w:hAnsi="Times New Roman" w:cs="Times New Roman"/>
+              <w:sz w:val="26"/>
+              <w:szCs w:val="26"/>
+            </w:rPr>
+            <w:fldChar w:fldCharType="separate"/>
+          </w:r>
+          <w:r>
+            <w:rPr>
+              <w:rFonts w:ascii="Times New Roman" w:hAnsi="Times New Roman" w:cs="Times New Roman"/>
+              <w:noProof/>
+              <w:sz w:val="26"/>
+              <w:szCs w:val="26"/>
+            </w:rPr>
+            <w:t xml:space="preserve"> </w:t>
+          </w:r>
+          <w:r>
+            <w:rPr>
+              <w:rFonts w:ascii="Times New Roman" w:hAnsi="Times New Roman" w:cs="Times New Roman"/>
+              <w:noProof/>
+              <w:sz w:val="26"/>
+              <w:szCs w:val="26"/>
+            </w:rPr>
+            <w:t>[5]</w:t>
+          </w:r>
+          <w:r>
+            <w:rPr>
+              <w:rFonts w:ascii="Times New Roman" w:hAnsi="Times New Roman" w:cs="Times New Roman"/>
+              <w:sz w:val="26"/>
+              <w:szCs w:val="26"/>
+            </w:rPr>
+            <w:fldChar w:fldCharType="end"/>
+          </w:r>
+        </w:sdtContent>
+      </w:sdt>
+      <w:r>
+        <w:rPr>
+          <w:rFonts w:ascii="Times New Roman" w:hAnsi="Times New Roman" w:cs="Times New Roman"/>
+          <w:sz w:val="26"/>
+          <w:szCs w:val="26"/>
+        </w:rPr>
+        <w:t>:</w:t>
       </w:r>
     </w:p>
     <w:p>
@@ -17677,7 +16701,7 @@
         <w:pStyle w:val="cp3"/>
         <w:outlineLvl w:val="2"/>
       </w:pPr>
-      <w:bookmarkStart w:id="25" w:name="_Toc228108606"/>
+      <w:bookmarkStart w:id="22" w:name="_Toc228391730"/>
       <w:r>
         <w:t>2.2.</w:t>
       </w:r>
@@ -17687,7 +16711,7 @@
       <w:r>
         <w:t>. Bài tập thực hành</w:t>
       </w:r>
-      <w:bookmarkEnd w:id="25"/>
+      <w:bookmarkEnd w:id="22"/>
     </w:p>
     <w:p>
       <w:pPr>
@@ -17828,7 +16852,78 @@
           <w:sz w:val="26"/>
           <w:szCs w:val="26"/>
         </w:rPr>
-        <w:t xml:space="preserve"> của trường.</w:t>
+        <w:t xml:space="preserve"> của trường</w:t>
+      </w:r>
+      <w:sdt>
+        <w:sdtPr>
+          <w:rPr>
+            <w:rFonts w:ascii="Times New Roman" w:hAnsi="Times New Roman" w:cs="Times New Roman"/>
+            <w:sz w:val="26"/>
+            <w:szCs w:val="26"/>
+          </w:rPr>
+          <w:id w:val="510719767"/>
+          <w:citation/>
+        </w:sdtPr>
+        <w:sdtContent>
+          <w:r>
+            <w:rPr>
+              <w:rFonts w:ascii="Times New Roman" w:hAnsi="Times New Roman" w:cs="Times New Roman"/>
+              <w:sz w:val="26"/>
+              <w:szCs w:val="26"/>
+            </w:rPr>
+            <w:fldChar w:fldCharType="begin"/>
+          </w:r>
+          <w:r>
+            <w:rPr>
+              <w:rFonts w:ascii="Times New Roman" w:hAnsi="Times New Roman" w:cs="Times New Roman"/>
+              <w:sz w:val="26"/>
+              <w:szCs w:val="26"/>
+            </w:rPr>
+            <w:instrText xml:space="preserve"> CITATION ISO18 \l 1033 </w:instrText>
+          </w:r>
+          <w:r>
+            <w:rPr>
+              <w:rFonts w:ascii="Times New Roman" w:hAnsi="Times New Roman" w:cs="Times New Roman"/>
+              <w:sz w:val="26"/>
+              <w:szCs w:val="26"/>
+            </w:rPr>
+            <w:fldChar w:fldCharType="separate"/>
+          </w:r>
+          <w:r>
+            <w:rPr>
+              <w:rFonts w:ascii="Times New Roman" w:hAnsi="Times New Roman" w:cs="Times New Roman"/>
+              <w:noProof/>
+              <w:sz w:val="26"/>
+              <w:szCs w:val="26"/>
+            </w:rPr>
+            <w:t xml:space="preserve"> </w:t>
+          </w:r>
+          <w:r>
+            <w:rPr>
+              <w:rFonts w:ascii="Times New Roman" w:hAnsi="Times New Roman" w:cs="Times New Roman"/>
+              <w:noProof/>
+              <w:sz w:val="26"/>
+              <w:szCs w:val="26"/>
+            </w:rPr>
+            <w:t>[5]</w:t>
+          </w:r>
+          <w:r>
+            <w:rPr>
+              <w:rFonts w:ascii="Times New Roman" w:hAnsi="Times New Roman" w:cs="Times New Roman"/>
+              <w:sz w:val="26"/>
+              <w:szCs w:val="26"/>
+            </w:rPr>
+            <w:fldChar w:fldCharType="end"/>
+          </w:r>
+        </w:sdtContent>
+      </w:sdt>
+      <w:r>
+        <w:rPr>
+          <w:rFonts w:ascii="Times New Roman" w:hAnsi="Times New Roman" w:cs="Times New Roman"/>
+          <w:sz w:val="26"/>
+          <w:szCs w:val="26"/>
+        </w:rPr>
+        <w:t>.</w:t>
       </w:r>
     </w:p>
     <w:p>
@@ -18628,7 +17723,78 @@
           <w:sz w:val="26"/>
           <w:szCs w:val="26"/>
         </w:rPr>
-        <w:t>SRS-F01: Nhận Update từ Telegram qua endpoint /webhook.</w:t>
+        <w:t>SRS-F01: Nhận Update từ Telegram qua endpoint /webhook</w:t>
+      </w:r>
+      <w:sdt>
+        <w:sdtPr>
+          <w:rPr>
+            <w:rFonts w:ascii="Times New Roman" w:hAnsi="Times New Roman" w:cs="Times New Roman"/>
+            <w:sz w:val="26"/>
+            <w:szCs w:val="26"/>
+          </w:rPr>
+          <w:id w:val="-2016597017"/>
+          <w:citation/>
+        </w:sdtPr>
+        <w:sdtContent>
+          <w:r>
+            <w:rPr>
+              <w:rFonts w:ascii="Times New Roman" w:hAnsi="Times New Roman" w:cs="Times New Roman"/>
+              <w:sz w:val="26"/>
+              <w:szCs w:val="26"/>
+            </w:rPr>
+            <w:fldChar w:fldCharType="begin"/>
+          </w:r>
+          <w:r>
+            <w:rPr>
+              <w:rFonts w:ascii="Times New Roman" w:hAnsi="Times New Roman" w:cs="Times New Roman"/>
+              <w:sz w:val="26"/>
+              <w:szCs w:val="26"/>
+            </w:rPr>
+            <w:instrText xml:space="preserve"> CITATION Tel26 \l 1033 </w:instrText>
+          </w:r>
+          <w:r>
+            <w:rPr>
+              <w:rFonts w:ascii="Times New Roman" w:hAnsi="Times New Roman" w:cs="Times New Roman"/>
+              <w:sz w:val="26"/>
+              <w:szCs w:val="26"/>
+            </w:rPr>
+            <w:fldChar w:fldCharType="separate"/>
+          </w:r>
+          <w:r>
+            <w:rPr>
+              <w:rFonts w:ascii="Times New Roman" w:hAnsi="Times New Roman" w:cs="Times New Roman"/>
+              <w:noProof/>
+              <w:sz w:val="26"/>
+              <w:szCs w:val="26"/>
+            </w:rPr>
+            <w:t xml:space="preserve"> </w:t>
+          </w:r>
+          <w:r>
+            <w:rPr>
+              <w:rFonts w:ascii="Times New Roman" w:hAnsi="Times New Roman" w:cs="Times New Roman"/>
+              <w:noProof/>
+              <w:sz w:val="26"/>
+              <w:szCs w:val="26"/>
+            </w:rPr>
+            <w:t>[6]</w:t>
+          </w:r>
+          <w:r>
+            <w:rPr>
+              <w:rFonts w:ascii="Times New Roman" w:hAnsi="Times New Roman" w:cs="Times New Roman"/>
+              <w:sz w:val="26"/>
+              <w:szCs w:val="26"/>
+            </w:rPr>
+            <w:fldChar w:fldCharType="end"/>
+          </w:r>
+        </w:sdtContent>
+      </w:sdt>
+      <w:r>
+        <w:rPr>
+          <w:rFonts w:ascii="Times New Roman" w:hAnsi="Times New Roman" w:cs="Times New Roman"/>
+          <w:sz w:val="26"/>
+          <w:szCs w:val="26"/>
+        </w:rPr>
+        <w:t>.</w:t>
       </w:r>
     </w:p>
     <w:p>
@@ -19087,7 +18253,78 @@
                 <w:sz w:val="26"/>
                 <w:szCs w:val="26"/>
               </w:rPr>
-              <w:t>Xử lý đồng thời nhiều request thông qua cơ chế bất đồng bộ (async) của framework FastAPI.</w:t>
+              <w:t>Xử lý đồng thời nhiều request thông qua cơ chế bất đồng bộ (async) của framework FastAPI</w:t>
+            </w:r>
+            <w:sdt>
+              <w:sdtPr>
+                <w:rPr>
+                  <w:rFonts w:ascii="Times New Roman" w:hAnsi="Times New Roman" w:cs="Times New Roman"/>
+                  <w:sz w:val="26"/>
+                  <w:szCs w:val="26"/>
+                </w:rPr>
+                <w:id w:val="1961457007"/>
+                <w:citation/>
+              </w:sdtPr>
+              <w:sdtContent>
+                <w:r>
+                  <w:rPr>
+                    <w:rFonts w:ascii="Times New Roman" w:hAnsi="Times New Roman" w:cs="Times New Roman"/>
+                    <w:sz w:val="26"/>
+                    <w:szCs w:val="26"/>
+                  </w:rPr>
+                  <w:fldChar w:fldCharType="begin"/>
+                </w:r>
+                <w:r>
+                  <w:rPr>
+                    <w:rFonts w:ascii="Times New Roman" w:hAnsi="Times New Roman" w:cs="Times New Roman"/>
+                    <w:sz w:val="26"/>
+                    <w:szCs w:val="26"/>
+                  </w:rPr>
+                  <w:instrText xml:space="preserve"> CITATION Ram26 \l 1033 </w:instrText>
+                </w:r>
+                <w:r>
+                  <w:rPr>
+                    <w:rFonts w:ascii="Times New Roman" w:hAnsi="Times New Roman" w:cs="Times New Roman"/>
+                    <w:sz w:val="26"/>
+                    <w:szCs w:val="26"/>
+                  </w:rPr>
+                  <w:fldChar w:fldCharType="separate"/>
+                </w:r>
+                <w:r>
+                  <w:rPr>
+                    <w:rFonts w:ascii="Times New Roman" w:hAnsi="Times New Roman" w:cs="Times New Roman"/>
+                    <w:noProof/>
+                    <w:sz w:val="26"/>
+                    <w:szCs w:val="26"/>
+                  </w:rPr>
+                  <w:t xml:space="preserve"> </w:t>
+                </w:r>
+                <w:r>
+                  <w:rPr>
+                    <w:rFonts w:ascii="Times New Roman" w:hAnsi="Times New Roman" w:cs="Times New Roman"/>
+                    <w:noProof/>
+                    <w:sz w:val="26"/>
+                    <w:szCs w:val="26"/>
+                  </w:rPr>
+                  <w:t>[7]</w:t>
+                </w:r>
+                <w:r>
+                  <w:rPr>
+                    <w:rFonts w:ascii="Times New Roman" w:hAnsi="Times New Roman" w:cs="Times New Roman"/>
+                    <w:sz w:val="26"/>
+                    <w:szCs w:val="26"/>
+                  </w:rPr>
+                  <w:fldChar w:fldCharType="end"/>
+                </w:r>
+              </w:sdtContent>
+            </w:sdt>
+            <w:r>
+              <w:rPr>
+                <w:rFonts w:ascii="Times New Roman" w:hAnsi="Times New Roman" w:cs="Times New Roman"/>
+                <w:sz w:val="26"/>
+                <w:szCs w:val="26"/>
+              </w:rPr>
+              <w:t>.</w:t>
             </w:r>
           </w:p>
         </w:tc>
@@ -19450,7 +18687,7 @@
         <w:pStyle w:val="cp10"/>
         <w:outlineLvl w:val="0"/>
       </w:pPr>
-      <w:bookmarkStart w:id="26" w:name="_Toc228108607"/>
+      <w:bookmarkStart w:id="23" w:name="_Toc228391731"/>
       <w:r>
         <w:lastRenderedPageBreak/>
         <w:t xml:space="preserve">CHƯƠNG </w:t>
@@ -19464,29 +18701,29 @@
       <w:r>
         <w:t>THIẾT KẾ HỆ THỐNG</w:t>
       </w:r>
-      <w:bookmarkEnd w:id="26"/>
+      <w:bookmarkEnd w:id="23"/>
     </w:p>
     <w:p>
       <w:pPr>
         <w:pStyle w:val="cp2"/>
         <w:outlineLvl w:val="1"/>
       </w:pPr>
-      <w:bookmarkStart w:id="27" w:name="_Toc228108608"/>
+      <w:bookmarkStart w:id="24" w:name="_Toc228391732"/>
       <w:r>
         <w:t>3.1. Thiết kế kiến trúc phần mềm</w:t>
       </w:r>
-      <w:bookmarkEnd w:id="27"/>
+      <w:bookmarkEnd w:id="24"/>
     </w:p>
     <w:p>
       <w:pPr>
         <w:pStyle w:val="cp3"/>
         <w:outlineLvl w:val="2"/>
       </w:pPr>
-      <w:bookmarkStart w:id="28" w:name="_Toc228108609"/>
+      <w:bookmarkStart w:id="25" w:name="_Toc228391733"/>
       <w:r>
         <w:t>3.1.1. Khái niệm kiến trúc phần mềm</w:t>
       </w:r>
-      <w:bookmarkEnd w:id="28"/>
+      <w:bookmarkEnd w:id="25"/>
     </w:p>
     <w:p>
       <w:pPr>
@@ -19505,7 +18742,78 @@
           <w:sz w:val="26"/>
           <w:szCs w:val="26"/>
         </w:rPr>
-        <w:t>Kiến trúc phần mềm là bản thiết kế tổng thể của hệ thống, mô tả cách các thành phần được tổ chức, kết nối và tương tác với nhau để đáp ứng yêu cầu chức năng và phi chức năng. Nó trả lời câu hỏi “Xây dựng hệ thống như thế nào?” thay vì “Hệ thống làm gì?”. Kiến trúc tốt giúp hệ thống dễ bảo trì, dễ mở rộng, ổn định và có hiệu suất cao.</w:t>
+        <w:t>Kiến trúc phần mềm là bản thiết kế tổng thể của hệ thống, mô tả cách các thành phần được tổ chức, kết nối và tương tác với nhau để đáp ứng yêu cầu chức năng và phi chức năng</w:t>
+      </w:r>
+      <w:sdt>
+        <w:sdtPr>
+          <w:rPr>
+            <w:rFonts w:ascii="Times New Roman" w:hAnsi="Times New Roman" w:cs="Times New Roman"/>
+            <w:sz w:val="26"/>
+            <w:szCs w:val="26"/>
+          </w:rPr>
+          <w:id w:val="1282611852"/>
+          <w:citation/>
+        </w:sdtPr>
+        <w:sdtContent>
+          <w:r>
+            <w:rPr>
+              <w:rFonts w:ascii="Times New Roman" w:hAnsi="Times New Roman" w:cs="Times New Roman"/>
+              <w:sz w:val="26"/>
+              <w:szCs w:val="26"/>
+            </w:rPr>
+            <w:fldChar w:fldCharType="begin"/>
+          </w:r>
+          <w:r>
+            <w:rPr>
+              <w:rFonts w:ascii="Times New Roman" w:hAnsi="Times New Roman" w:cs="Times New Roman"/>
+              <w:sz w:val="26"/>
+              <w:szCs w:val="26"/>
+            </w:rPr>
+            <w:instrText xml:space="preserve"> CITATION Som16 \l 1033 </w:instrText>
+          </w:r>
+          <w:r>
+            <w:rPr>
+              <w:rFonts w:ascii="Times New Roman" w:hAnsi="Times New Roman" w:cs="Times New Roman"/>
+              <w:sz w:val="26"/>
+              <w:szCs w:val="26"/>
+            </w:rPr>
+            <w:fldChar w:fldCharType="separate"/>
+          </w:r>
+          <w:r>
+            <w:rPr>
+              <w:rFonts w:ascii="Times New Roman" w:hAnsi="Times New Roman" w:cs="Times New Roman"/>
+              <w:noProof/>
+              <w:sz w:val="26"/>
+              <w:szCs w:val="26"/>
+            </w:rPr>
+            <w:t xml:space="preserve"> </w:t>
+          </w:r>
+          <w:r>
+            <w:rPr>
+              <w:rFonts w:ascii="Times New Roman" w:hAnsi="Times New Roman" w:cs="Times New Roman"/>
+              <w:noProof/>
+              <w:sz w:val="26"/>
+              <w:szCs w:val="26"/>
+            </w:rPr>
+            <w:t>[2]</w:t>
+          </w:r>
+          <w:r>
+            <w:rPr>
+              <w:rFonts w:ascii="Times New Roman" w:hAnsi="Times New Roman" w:cs="Times New Roman"/>
+              <w:sz w:val="26"/>
+              <w:szCs w:val="26"/>
+            </w:rPr>
+            <w:fldChar w:fldCharType="end"/>
+          </w:r>
+        </w:sdtContent>
+      </w:sdt>
+      <w:r>
+        <w:rPr>
+          <w:rFonts w:ascii="Times New Roman" w:hAnsi="Times New Roman" w:cs="Times New Roman"/>
+          <w:sz w:val="26"/>
+          <w:szCs w:val="26"/>
+        </w:rPr>
+        <w:t>. Nó trả lời câu hỏi “Xây dựng hệ thống như thế nào?” thay vì “Hệ thống làm gì?”. Kiến trúc tốt giúp hệ thống dễ bảo trì, dễ mở rộng, ổn định và có hiệu suất cao.</w:t>
       </w:r>
     </w:p>
     <w:p>
@@ -19745,7 +19053,7 @@
         <w:pStyle w:val="cp3"/>
         <w:outlineLvl w:val="2"/>
       </w:pPr>
-      <w:bookmarkStart w:id="29" w:name="_Toc228108610"/>
+      <w:bookmarkStart w:id="26" w:name="_Toc228391734"/>
       <w:r>
         <w:t>3.1.</w:t>
       </w:r>
@@ -19755,7 +19063,7 @@
       <w:r>
         <w:t>. Bài tập thực hành</w:t>
       </w:r>
-      <w:bookmarkEnd w:id="29"/>
+      <w:bookmarkEnd w:id="26"/>
     </w:p>
     <w:p>
       <w:pPr>
@@ -20841,11 +20149,11 @@
         <w:pStyle w:val="cp2"/>
         <w:outlineLvl w:val="1"/>
       </w:pPr>
-      <w:bookmarkStart w:id="30" w:name="_Toc228108611"/>
+      <w:bookmarkStart w:id="27" w:name="_Toc228391735"/>
       <w:r>
         <w:t>3.2. Thiết kế chi tiết</w:t>
       </w:r>
-      <w:bookmarkEnd w:id="30"/>
+      <w:bookmarkEnd w:id="27"/>
     </w:p>
     <w:p>
       <w:pPr>
@@ -20864,7 +20172,78 @@
           <w:sz w:val="26"/>
           <w:szCs w:val="26"/>
         </w:rPr>
-        <w:t xml:space="preserve">Thiết kế chi tiết là giai đoạn chuyển đổi kiến trúc tổng quát thành các chỉ dẫn kỹ thuật cụ thể, dễ triển khai thành mã nguồn. Đây là cầu nối giữa </w:t>
+        <w:t>Thiết kế chi tiết là giai đoạn chuyển đổi kiến trúc tổng quát thành các chỉ dẫn kỹ thuật cụ thể, dễ triển khai thành mã nguồn</w:t>
+      </w:r>
+      <w:sdt>
+        <w:sdtPr>
+          <w:rPr>
+            <w:rFonts w:ascii="Times New Roman" w:hAnsi="Times New Roman" w:cs="Times New Roman"/>
+            <w:sz w:val="26"/>
+            <w:szCs w:val="26"/>
+          </w:rPr>
+          <w:id w:val="-1442681207"/>
+          <w:citation/>
+        </w:sdtPr>
+        <w:sdtContent>
+          <w:r>
+            <w:rPr>
+              <w:rFonts w:ascii="Times New Roman" w:hAnsi="Times New Roman" w:cs="Times New Roman"/>
+              <w:sz w:val="26"/>
+              <w:szCs w:val="26"/>
+            </w:rPr>
+            <w:fldChar w:fldCharType="begin"/>
+          </w:r>
+          <w:r>
+            <w:rPr>
+              <w:rFonts w:ascii="Times New Roman" w:hAnsi="Times New Roman" w:cs="Times New Roman"/>
+              <w:sz w:val="26"/>
+              <w:szCs w:val="26"/>
+            </w:rPr>
+            <w:instrText xml:space="preserve"> CITATION Som16 \l 1033 </w:instrText>
+          </w:r>
+          <w:r>
+            <w:rPr>
+              <w:rFonts w:ascii="Times New Roman" w:hAnsi="Times New Roman" w:cs="Times New Roman"/>
+              <w:sz w:val="26"/>
+              <w:szCs w:val="26"/>
+            </w:rPr>
+            <w:fldChar w:fldCharType="separate"/>
+          </w:r>
+          <w:r>
+            <w:rPr>
+              <w:rFonts w:ascii="Times New Roman" w:hAnsi="Times New Roman" w:cs="Times New Roman"/>
+              <w:noProof/>
+              <w:sz w:val="26"/>
+              <w:szCs w:val="26"/>
+            </w:rPr>
+            <w:t xml:space="preserve"> </w:t>
+          </w:r>
+          <w:r>
+            <w:rPr>
+              <w:rFonts w:ascii="Times New Roman" w:hAnsi="Times New Roman" w:cs="Times New Roman"/>
+              <w:noProof/>
+              <w:sz w:val="26"/>
+              <w:szCs w:val="26"/>
+            </w:rPr>
+            <w:t>[2]</w:t>
+          </w:r>
+          <w:r>
+            <w:rPr>
+              <w:rFonts w:ascii="Times New Roman" w:hAnsi="Times New Roman" w:cs="Times New Roman"/>
+              <w:sz w:val="26"/>
+              <w:szCs w:val="26"/>
+            </w:rPr>
+            <w:fldChar w:fldCharType="end"/>
+          </w:r>
+        </w:sdtContent>
+      </w:sdt>
+      <w:r>
+        <w:rPr>
+          <w:rFonts w:ascii="Times New Roman" w:hAnsi="Times New Roman" w:cs="Times New Roman"/>
+          <w:sz w:val="26"/>
+          <w:szCs w:val="26"/>
+        </w:rPr>
+        <w:t xml:space="preserve">. Đây là cầu nối giữa </w:t>
       </w:r>
       <w:r>
         <w:rPr>
@@ -20995,11 +20374,11 @@
         <w:pStyle w:val="cp3"/>
         <w:outlineLvl w:val="2"/>
       </w:pPr>
-      <w:bookmarkStart w:id="31" w:name="_Toc228108612"/>
+      <w:bookmarkStart w:id="28" w:name="_Toc228391736"/>
       <w:r>
         <w:t>3.2.1. Thiết kế dữ liệu</w:t>
       </w:r>
-      <w:bookmarkEnd w:id="31"/>
+      <w:bookmarkEnd w:id="28"/>
       <w:r>
         <w:t xml:space="preserve"> </w:t>
       </w:r>
@@ -21029,11 +20408,11 @@
         <w:pStyle w:val="cp3"/>
         <w:outlineLvl w:val="2"/>
       </w:pPr>
-      <w:bookmarkStart w:id="32" w:name="_Toc228108613"/>
+      <w:bookmarkStart w:id="29" w:name="_Toc228391737"/>
       <w:r>
         <w:t>3.2.2. Thiết kế logic xử lý</w:t>
       </w:r>
-      <w:bookmarkEnd w:id="32"/>
+      <w:bookmarkEnd w:id="29"/>
       <w:r>
         <w:t xml:space="preserve"> </w:t>
       </w:r>
@@ -21064,11 +20443,11 @@
         <w:pStyle w:val="cp3"/>
         <w:outlineLvl w:val="2"/>
       </w:pPr>
-      <w:bookmarkStart w:id="33" w:name="_Toc228108614"/>
+      <w:bookmarkStart w:id="30" w:name="_Toc228391738"/>
       <w:r>
         <w:t>3.2.3. Thiết kế giao diện lập trình (API Design)</w:t>
       </w:r>
-      <w:bookmarkEnd w:id="33"/>
+      <w:bookmarkEnd w:id="30"/>
       <w:r>
         <w:t xml:space="preserve"> </w:t>
       </w:r>
@@ -21098,17 +20477,17 @@
         <w:pStyle w:val="cp3"/>
         <w:outlineLvl w:val="2"/>
       </w:pPr>
-      <w:bookmarkStart w:id="34" w:name="_Toc228108615"/>
+      <w:bookmarkStart w:id="31" w:name="_Toc228391739"/>
       <w:r>
         <w:t>3.2.4. Thiết kế</w:t>
       </w:r>
       <w:r>
         <w:t xml:space="preserve"> </w:t>
       </w:r>
-      <w:bookmarkEnd w:id="34"/>
       <w:r>
         <w:t>lớp/module</w:t>
       </w:r>
+      <w:bookmarkEnd w:id="31"/>
     </w:p>
     <w:p>
       <w:pPr>
@@ -21309,7 +20688,37 @@
           <w:sz w:val="26"/>
           <w:szCs w:val="26"/>
         </w:rPr>
-        <w:t>[1] Thiết kế dữ liệu chi tiết</w:t>
+        <w:t>(</w:t>
+      </w:r>
+      <w:r>
+        <w:rPr>
+          <w:rFonts w:ascii="Times New Roman" w:hAnsi="Times New Roman" w:cs="Times New Roman"/>
+          <w:b/>
+          <w:bCs/>
+          <w:sz w:val="26"/>
+          <w:szCs w:val="26"/>
+        </w:rPr>
+        <w:t>1</w:t>
+      </w:r>
+      <w:r>
+        <w:rPr>
+          <w:rFonts w:ascii="Times New Roman" w:hAnsi="Times New Roman" w:cs="Times New Roman"/>
+          <w:b/>
+          <w:bCs/>
+          <w:sz w:val="26"/>
+          <w:szCs w:val="26"/>
+        </w:rPr>
+        <w:t>)</w:t>
+      </w:r>
+      <w:r>
+        <w:rPr>
+          <w:rFonts w:ascii="Times New Roman" w:hAnsi="Times New Roman" w:cs="Times New Roman"/>
+          <w:b/>
+          <w:bCs/>
+          <w:sz w:val="26"/>
+          <w:szCs w:val="26"/>
+        </w:rPr>
+        <w:t xml:space="preserve"> Thiết kế dữ liệu chi tiết</w:t>
       </w:r>
       <w:r>
         <w:rPr>
@@ -21574,7 +20983,28 @@
           <w:b/>
           <w:bCs/>
         </w:rPr>
-        <w:t xml:space="preserve">[2] Thiết kế logic xử lý </w:t>
+        <w:t>(</w:t>
+      </w:r>
+      <w:r>
+        <w:rPr>
+          <w:b/>
+          <w:bCs/>
+        </w:rPr>
+        <w:t>2</w:t>
+      </w:r>
+      <w:r>
+        <w:rPr>
+          <w:b/>
+          <w:bCs/>
+        </w:rPr>
+        <w:t>)</w:t>
+      </w:r>
+      <w:r>
+        <w:rPr>
+          <w:b/>
+          <w:bCs/>
+        </w:rPr>
+        <w:t xml:space="preserve"> Thiết kế logic xử lý </w:t>
       </w:r>
     </w:p>
     <w:p>
@@ -21595,7 +21025,36 @@
         <w:t>)</w:t>
       </w:r>
       <w:r>
-        <w:t xml:space="preserve"> để mô tả quy trình RAG chính:</w:t>
+        <w:t xml:space="preserve"> để mô tả quy trình RAG</w:t>
+      </w:r>
+      <w:sdt>
+        <w:sdtPr>
+          <w:id w:val="-618369855"/>
+          <w:citation/>
+        </w:sdtPr>
+        <w:sdtContent>
+          <w:r>
+            <w:fldChar w:fldCharType="begin"/>
+          </w:r>
+          <w:r>
+            <w:instrText xml:space="preserve"> CITATION Pat20 \l 1033 </w:instrText>
+          </w:r>
+          <w:r>
+            <w:fldChar w:fldCharType="separate"/>
+          </w:r>
+          <w:r>
+            <w:rPr>
+              <w:noProof/>
+            </w:rPr>
+            <w:t xml:space="preserve"> [1]</w:t>
+          </w:r>
+          <w:r>
+            <w:fldChar w:fldCharType="end"/>
+          </w:r>
+        </w:sdtContent>
+      </w:sdt>
+      <w:r>
+        <w:t xml:space="preserve"> chính:</w:t>
       </w:r>
     </w:p>
     <w:p>
@@ -21730,7 +21189,22 @@
         <w:ind w:left="1701" w:hanging="567"/>
       </w:pPr>
       <w:r>
-        <w:t xml:space="preserve">    TẠO Prompt = [Hệ thống Prompt] + [Context] + [Câu hỏi của sinh viên]</w:t>
+        <w:t xml:space="preserve">    T</w:t>
+      </w:r>
+      <w:r>
+        <w:t>ạo</w:t>
+      </w:r>
+      <w:r>
+        <w:t xml:space="preserve"> </w:t>
+      </w:r>
+      <w:r>
+        <w:t>p</w:t>
+      </w:r>
+      <w:r>
+        <w:t xml:space="preserve">rompt = </w:t>
+      </w:r>
+      <w:r>
+        <w:t>[system prompt] + [context] + [câu hỏi của sinh viên]</w:t>
       </w:r>
     </w:p>
     <w:p>
@@ -21739,7 +21213,19 @@
         <w:ind w:left="1701" w:hanging="567"/>
       </w:pPr>
       <w:r>
-        <w:t xml:space="preserve">    GỬI Prompt cho LLM qua OpenRouter API (sử dụng mô hình</w:t>
+        <w:t xml:space="preserve">    </w:t>
+      </w:r>
+      <w:r>
+        <w:t>Gửi</w:t>
+      </w:r>
+      <w:r>
+        <w:t xml:space="preserve"> </w:t>
+      </w:r>
+      <w:r>
+        <w:t>p</w:t>
+      </w:r>
+      <w:r>
+        <w:t>rompt cho LLM qua OpenRouter API (sử dụng mô hình</w:t>
       </w:r>
       <w:r>
         <w:t xml:space="preserve"> </w:t>
@@ -21766,7 +21252,13 @@
         <w:ind w:left="1701" w:hanging="567"/>
       </w:pPr>
       <w:r>
-        <w:t xml:space="preserve">    TRẢ VỀ câu trả lời cho sinh viên qua Telegram</w:t>
+        <w:t xml:space="preserve">    </w:t>
+      </w:r>
+      <w:r>
+        <w:t xml:space="preserve">Trả về </w:t>
+      </w:r>
+      <w:r>
+        <w:t>câu trả lời cho sinh viên qua Telegram</w:t>
       </w:r>
     </w:p>
     <w:p>
@@ -21797,7 +21289,37 @@
           <w:sz w:val="26"/>
           <w:szCs w:val="26"/>
         </w:rPr>
-        <w:t>[3] Thiết kế giao diện lập trình</w:t>
+        <w:t>(</w:t>
+      </w:r>
+      <w:r>
+        <w:rPr>
+          <w:rFonts w:ascii="Times New Roman" w:hAnsi="Times New Roman" w:cs="Times New Roman"/>
+          <w:b/>
+          <w:bCs/>
+          <w:sz w:val="26"/>
+          <w:szCs w:val="26"/>
+        </w:rPr>
+        <w:t>3</w:t>
+      </w:r>
+      <w:r>
+        <w:rPr>
+          <w:rFonts w:ascii="Times New Roman" w:hAnsi="Times New Roman" w:cs="Times New Roman"/>
+          <w:b/>
+          <w:bCs/>
+          <w:sz w:val="26"/>
+          <w:szCs w:val="26"/>
+        </w:rPr>
+        <w:t>)</w:t>
+      </w:r>
+      <w:r>
+        <w:rPr>
+          <w:rFonts w:ascii="Times New Roman" w:hAnsi="Times New Roman" w:cs="Times New Roman"/>
+          <w:b/>
+          <w:bCs/>
+          <w:sz w:val="26"/>
+          <w:szCs w:val="26"/>
+        </w:rPr>
+        <w:t xml:space="preserve"> Thiết kế giao diện lập trình</w:t>
       </w:r>
     </w:p>
     <w:p>
@@ -21825,7 +21347,141 @@
           <w:sz w:val="26"/>
           <w:szCs w:val="26"/>
         </w:rPr>
-        <w:t>Tên phương thức/API chính: POST /webhook</w:t>
+        <w:t>Endpoint/API chính: POST /webhook</w:t>
+      </w:r>
+      <w:sdt>
+        <w:sdtPr>
+          <w:rPr>
+            <w:rFonts w:ascii="Times New Roman" w:hAnsi="Times New Roman" w:cs="Times New Roman"/>
+            <w:sz w:val="26"/>
+            <w:szCs w:val="26"/>
+          </w:rPr>
+          <w:id w:val="1276134316"/>
+          <w:citation/>
+        </w:sdtPr>
+        <w:sdtContent>
+          <w:r>
+            <w:rPr>
+              <w:rFonts w:ascii="Times New Roman" w:hAnsi="Times New Roman" w:cs="Times New Roman"/>
+              <w:sz w:val="26"/>
+              <w:szCs w:val="26"/>
+            </w:rPr>
+            <w:fldChar w:fldCharType="begin"/>
+          </w:r>
+          <w:r>
+            <w:rPr>
+              <w:rFonts w:ascii="Times New Roman" w:hAnsi="Times New Roman" w:cs="Times New Roman"/>
+              <w:sz w:val="26"/>
+              <w:szCs w:val="26"/>
+            </w:rPr>
+            <w:instrText xml:space="preserve"> CITATION Tel26 \l 1033 </w:instrText>
+          </w:r>
+          <w:r>
+            <w:rPr>
+              <w:rFonts w:ascii="Times New Roman" w:hAnsi="Times New Roman" w:cs="Times New Roman"/>
+              <w:sz w:val="26"/>
+              <w:szCs w:val="26"/>
+            </w:rPr>
+            <w:fldChar w:fldCharType="separate"/>
+          </w:r>
+          <w:r>
+            <w:rPr>
+              <w:rFonts w:ascii="Times New Roman" w:hAnsi="Times New Roman" w:cs="Times New Roman"/>
+              <w:noProof/>
+              <w:sz w:val="26"/>
+              <w:szCs w:val="26"/>
+            </w:rPr>
+            <w:t xml:space="preserve"> </w:t>
+          </w:r>
+          <w:r>
+            <w:rPr>
+              <w:rFonts w:ascii="Times New Roman" w:hAnsi="Times New Roman" w:cs="Times New Roman"/>
+              <w:noProof/>
+              <w:sz w:val="26"/>
+              <w:szCs w:val="26"/>
+            </w:rPr>
+            <w:t>[6]</w:t>
+          </w:r>
+          <w:r>
+            <w:rPr>
+              <w:rFonts w:ascii="Times New Roman" w:hAnsi="Times New Roman" w:cs="Times New Roman"/>
+              <w:sz w:val="26"/>
+              <w:szCs w:val="26"/>
+            </w:rPr>
+            <w:fldChar w:fldCharType="end"/>
+          </w:r>
+        </w:sdtContent>
+      </w:sdt>
+      <w:sdt>
+        <w:sdtPr>
+          <w:rPr>
+            <w:rFonts w:ascii="Times New Roman" w:hAnsi="Times New Roman" w:cs="Times New Roman"/>
+            <w:sz w:val="26"/>
+            <w:szCs w:val="26"/>
+          </w:rPr>
+          <w:id w:val="-217522483"/>
+          <w:citation/>
+        </w:sdtPr>
+        <w:sdtContent>
+          <w:r>
+            <w:rPr>
+              <w:rFonts w:ascii="Times New Roman" w:hAnsi="Times New Roman" w:cs="Times New Roman"/>
+              <w:sz w:val="26"/>
+              <w:szCs w:val="26"/>
+            </w:rPr>
+            <w:fldChar w:fldCharType="begin"/>
+          </w:r>
+          <w:r>
+            <w:rPr>
+              <w:rFonts w:ascii="Times New Roman" w:hAnsi="Times New Roman" w:cs="Times New Roman"/>
+              <w:sz w:val="26"/>
+              <w:szCs w:val="26"/>
+            </w:rPr>
+            <w:instrText xml:space="preserve"> CITATION Ram26 \l 1033 </w:instrText>
+          </w:r>
+          <w:r>
+            <w:rPr>
+              <w:rFonts w:ascii="Times New Roman" w:hAnsi="Times New Roman" w:cs="Times New Roman"/>
+              <w:sz w:val="26"/>
+              <w:szCs w:val="26"/>
+            </w:rPr>
+            <w:fldChar w:fldCharType="separate"/>
+          </w:r>
+          <w:r>
+            <w:rPr>
+              <w:rFonts w:ascii="Times New Roman" w:hAnsi="Times New Roman" w:cs="Times New Roman"/>
+              <w:noProof/>
+              <w:sz w:val="26"/>
+              <w:szCs w:val="26"/>
+            </w:rPr>
+            <w:t xml:space="preserve"> </w:t>
+          </w:r>
+          <w:r>
+            <w:rPr>
+              <w:rFonts w:ascii="Times New Roman" w:hAnsi="Times New Roman" w:cs="Times New Roman"/>
+              <w:noProof/>
+              <w:sz w:val="26"/>
+              <w:szCs w:val="26"/>
+            </w:rPr>
+            <w:t>[7]</w:t>
+          </w:r>
+          <w:r>
+            <w:rPr>
+              <w:rFonts w:ascii="Times New Roman" w:hAnsi="Times New Roman" w:cs="Times New Roman"/>
+              <w:sz w:val="26"/>
+              <w:szCs w:val="26"/>
+            </w:rPr>
+            <w:fldChar w:fldCharType="end"/>
+          </w:r>
+        </w:sdtContent>
+      </w:sdt>
+      <w:r>
+        <w:rPr>
+          <w:rFonts w:ascii="Times New Roman" w:hAnsi="Times New Roman" w:cs="Times New Roman"/>
+          <w:sz w:val="26"/>
+          <w:szCs w:val="26"/>
+        </w:rPr>
+        <w:t>.</w:t>
       </w:r>
     </w:p>
     <w:p>
@@ -21853,15 +21509,39 @@
           <w:sz w:val="26"/>
           <w:szCs w:val="26"/>
         </w:rPr>
-        <w:t xml:space="preserve">Tham số đầu vào: </w:t>
-      </w:r>
-      <w:r>
-        <w:rPr>
-          <w:rFonts w:ascii="Times New Roman" w:hAnsi="Times New Roman" w:cs="Times New Roman"/>
-          <w:sz w:val="26"/>
-          <w:szCs w:val="26"/>
-        </w:rPr>
-        <w:t>Chuỗi JSON (chứa Update object từ Telegram).</w:t>
+        <w:t>Tham số đầu vào:</w:t>
+      </w:r>
+      <w:r>
+        <w:rPr>
+          <w:rFonts w:ascii="Times New Roman" w:hAnsi="Times New Roman" w:cs="Times New Roman"/>
+          <w:sz w:val="26"/>
+          <w:szCs w:val="26"/>
+        </w:rPr>
+        <w:t xml:space="preserve"> object</w:t>
+      </w:r>
+      <w:r>
+        <w:rPr>
+          <w:rFonts w:ascii="Times New Roman" w:hAnsi="Times New Roman" w:cs="Times New Roman"/>
+          <w:sz w:val="26"/>
+          <w:szCs w:val="26"/>
+        </w:rPr>
+        <w:t xml:space="preserve"> JSON (chứa </w:t>
+      </w:r>
+      <w:r>
+        <w:rPr>
+          <w:rFonts w:ascii="Times New Roman" w:hAnsi="Times New Roman" w:cs="Times New Roman"/>
+          <w:sz w:val="26"/>
+          <w:szCs w:val="26"/>
+        </w:rPr>
+        <w:t>u</w:t>
+      </w:r>
+      <w:r>
+        <w:rPr>
+          <w:rFonts w:ascii="Times New Roman" w:hAnsi="Times New Roman" w:cs="Times New Roman"/>
+          <w:sz w:val="26"/>
+          <w:szCs w:val="26"/>
+        </w:rPr>
+        <w:t>pdate object từ Telegram).</w:t>
       </w:r>
     </w:p>
     <w:p>
@@ -21935,7 +21615,95 @@
           <w:sz w:val="26"/>
           <w:szCs w:val="26"/>
         </w:rPr>
-        <w:t>Thất bại: 400 Bad Request hoặc 500 Internal Server Error</w:t>
+        <w:t xml:space="preserve">Thất bại: 400 Bad Request </w:t>
+      </w:r>
+    </w:p>
+    <w:p>
+      <w:pPr>
+        <w:numPr>
+          <w:ilvl w:val="1"/>
+          <w:numId w:val="55"/>
+        </w:numPr>
+        <w:spacing w:line="360" w:lineRule="auto"/>
+        <w:jc w:val="both"/>
+        <w:rPr>
+          <w:rFonts w:ascii="Times New Roman" w:hAnsi="Times New Roman" w:cs="Times New Roman"/>
+          <w:sz w:val="26"/>
+          <w:szCs w:val="26"/>
+        </w:rPr>
+      </w:pPr>
+      <w:r>
+        <w:rPr>
+          <w:rFonts w:ascii="Times New Roman" w:hAnsi="Times New Roman" w:cs="Times New Roman"/>
+          <w:sz w:val="26"/>
+          <w:szCs w:val="26"/>
+        </w:rPr>
+        <w:lastRenderedPageBreak/>
+        <w:t>Lỗi phía server</w:t>
+      </w:r>
+      <w:r>
+        <w:rPr>
+          <w:rFonts w:ascii="Times New Roman" w:hAnsi="Times New Roman" w:cs="Times New Roman"/>
+          <w:sz w:val="26"/>
+          <w:szCs w:val="26"/>
+        </w:rPr>
+        <w:t>:</w:t>
+      </w:r>
+      <w:r>
+        <w:rPr>
+          <w:rFonts w:ascii="Times New Roman" w:hAnsi="Times New Roman" w:cs="Times New Roman"/>
+          <w:sz w:val="26"/>
+          <w:szCs w:val="26"/>
+        </w:rPr>
+        <w:t xml:space="preserve"> 500 </w:t>
+      </w:r>
+      <w:r>
+        <w:rPr>
+          <w:rFonts w:ascii="Times New Roman" w:hAnsi="Times New Roman" w:cs="Times New Roman"/>
+          <w:sz w:val="26"/>
+          <w:szCs w:val="26"/>
+        </w:rPr>
+        <w:t>i</w:t>
+      </w:r>
+      <w:r>
+        <w:rPr>
+          <w:rFonts w:ascii="Times New Roman" w:hAnsi="Times New Roman" w:cs="Times New Roman"/>
+          <w:sz w:val="26"/>
+          <w:szCs w:val="26"/>
+        </w:rPr>
+        <w:t xml:space="preserve">nternal </w:t>
+      </w:r>
+      <w:r>
+        <w:rPr>
+          <w:rFonts w:ascii="Times New Roman" w:hAnsi="Times New Roman" w:cs="Times New Roman"/>
+          <w:sz w:val="26"/>
+          <w:szCs w:val="26"/>
+        </w:rPr>
+        <w:t>s</w:t>
+      </w:r>
+      <w:r>
+        <w:rPr>
+          <w:rFonts w:ascii="Times New Roman" w:hAnsi="Times New Roman" w:cs="Times New Roman"/>
+          <w:sz w:val="26"/>
+          <w:szCs w:val="26"/>
+        </w:rPr>
+        <w:t xml:space="preserve">erver </w:t>
+      </w:r>
+      <w:r>
+        <w:rPr>
+          <w:rFonts w:ascii="Times New Roman" w:hAnsi="Times New Roman" w:cs="Times New Roman"/>
+          <w:sz w:val="26"/>
+          <w:szCs w:val="26"/>
+        </w:rPr>
+        <w:t>e</w:t>
+      </w:r>
+      <w:r>
+        <w:rPr>
+          <w:rFonts w:ascii="Times New Roman" w:hAnsi="Times New Roman" w:cs="Times New Roman"/>
+          <w:sz w:val="26"/>
+          <w:szCs w:val="26"/>
+        </w:rPr>
+        <w:t>rror</w:t>
       </w:r>
     </w:p>
     <w:p>
@@ -21957,8 +21725,37 @@
           <w:sz w:val="26"/>
           <w:szCs w:val="26"/>
         </w:rPr>
-        <w:lastRenderedPageBreak/>
-        <w:t>[4] Thiết kế lớp/module</w:t>
+        <w:t>(</w:t>
+      </w:r>
+      <w:r>
+        <w:rPr>
+          <w:rFonts w:ascii="Times New Roman" w:hAnsi="Times New Roman" w:cs="Times New Roman"/>
+          <w:b/>
+          <w:bCs/>
+          <w:sz w:val="26"/>
+          <w:szCs w:val="26"/>
+        </w:rPr>
+        <w:t>4</w:t>
+      </w:r>
+      <w:r>
+        <w:rPr>
+          <w:rFonts w:ascii="Times New Roman" w:hAnsi="Times New Roman" w:cs="Times New Roman"/>
+          <w:b/>
+          <w:bCs/>
+          <w:sz w:val="26"/>
+          <w:szCs w:val="26"/>
+        </w:rPr>
+        <w:t>)</w:t>
+      </w:r>
+      <w:r>
+        <w:rPr>
+          <w:rFonts w:ascii="Times New Roman" w:hAnsi="Times New Roman" w:cs="Times New Roman"/>
+          <w:b/>
+          <w:bCs/>
+          <w:sz w:val="26"/>
+          <w:szCs w:val="26"/>
+        </w:rPr>
+        <w:t xml:space="preserve"> Thiết kế lớp/module</w:t>
       </w:r>
       <w:r>
         <w:rPr>
@@ -22040,7 +21837,157 @@
           <w:sz w:val="26"/>
           <w:szCs w:val="26"/>
         </w:rPr>
-        <w:t>: Khởi tạo ứng dụng FastAPI và đăng ký Webhook.</w:t>
+        <w:t xml:space="preserve">: Khởi tạo ứng dụng FastAPI và đăng ký </w:t>
+      </w:r>
+      <w:r>
+        <w:rPr>
+          <w:rFonts w:ascii="Times New Roman" w:hAnsi="Times New Roman" w:cs="Times New Roman"/>
+          <w:sz w:val="26"/>
+          <w:szCs w:val="26"/>
+        </w:rPr>
+        <w:t>w</w:t>
+      </w:r>
+      <w:r>
+        <w:rPr>
+          <w:rFonts w:ascii="Times New Roman" w:hAnsi="Times New Roman" w:cs="Times New Roman"/>
+          <w:sz w:val="26"/>
+          <w:szCs w:val="26"/>
+        </w:rPr>
+        <w:t>ebhook</w:t>
+      </w:r>
+      <w:sdt>
+        <w:sdtPr>
+          <w:rPr>
+            <w:rFonts w:ascii="Times New Roman" w:hAnsi="Times New Roman" w:cs="Times New Roman"/>
+            <w:sz w:val="26"/>
+            <w:szCs w:val="26"/>
+          </w:rPr>
+          <w:id w:val="134616365"/>
+          <w:citation/>
+        </w:sdtPr>
+        <w:sdtContent>
+          <w:r>
+            <w:rPr>
+              <w:rFonts w:ascii="Times New Roman" w:hAnsi="Times New Roman" w:cs="Times New Roman"/>
+              <w:sz w:val="26"/>
+              <w:szCs w:val="26"/>
+            </w:rPr>
+            <w:fldChar w:fldCharType="begin"/>
+          </w:r>
+          <w:r>
+            <w:rPr>
+              <w:rFonts w:ascii="Times New Roman" w:hAnsi="Times New Roman" w:cs="Times New Roman"/>
+              <w:sz w:val="26"/>
+              <w:szCs w:val="26"/>
+            </w:rPr>
+            <w:instrText xml:space="preserve"> CITATION Tel26 \l 1033 </w:instrText>
+          </w:r>
+          <w:r>
+            <w:rPr>
+              <w:rFonts w:ascii="Times New Roman" w:hAnsi="Times New Roman" w:cs="Times New Roman"/>
+              <w:sz w:val="26"/>
+              <w:szCs w:val="26"/>
+            </w:rPr>
+            <w:fldChar w:fldCharType="separate"/>
+          </w:r>
+          <w:r>
+            <w:rPr>
+              <w:rFonts w:ascii="Times New Roman" w:hAnsi="Times New Roman" w:cs="Times New Roman"/>
+              <w:noProof/>
+              <w:sz w:val="26"/>
+              <w:szCs w:val="26"/>
+            </w:rPr>
+            <w:t xml:space="preserve"> </w:t>
+          </w:r>
+          <w:r>
+            <w:rPr>
+              <w:rFonts w:ascii="Times New Roman" w:hAnsi="Times New Roman" w:cs="Times New Roman"/>
+              <w:noProof/>
+              <w:sz w:val="26"/>
+              <w:szCs w:val="26"/>
+            </w:rPr>
+            <w:t>[6]</w:t>
+          </w:r>
+          <w:r>
+            <w:rPr>
+              <w:rFonts w:ascii="Times New Roman" w:hAnsi="Times New Roman" w:cs="Times New Roman"/>
+              <w:sz w:val="26"/>
+              <w:szCs w:val="26"/>
+            </w:rPr>
+            <w:fldChar w:fldCharType="end"/>
+          </w:r>
+        </w:sdtContent>
+      </w:sdt>
+      <w:sdt>
+        <w:sdtPr>
+          <w:rPr>
+            <w:rFonts w:ascii="Times New Roman" w:hAnsi="Times New Roman" w:cs="Times New Roman"/>
+            <w:sz w:val="26"/>
+            <w:szCs w:val="26"/>
+          </w:rPr>
+          <w:id w:val="-1378701888"/>
+          <w:citation/>
+        </w:sdtPr>
+        <w:sdtContent>
+          <w:r>
+            <w:rPr>
+              <w:rFonts w:ascii="Times New Roman" w:hAnsi="Times New Roman" w:cs="Times New Roman"/>
+              <w:sz w:val="26"/>
+              <w:szCs w:val="26"/>
+            </w:rPr>
+            <w:fldChar w:fldCharType="begin"/>
+          </w:r>
+          <w:r>
+            <w:rPr>
+              <w:rFonts w:ascii="Times New Roman" w:hAnsi="Times New Roman" w:cs="Times New Roman"/>
+              <w:sz w:val="26"/>
+              <w:szCs w:val="26"/>
+            </w:rPr>
+            <w:instrText xml:space="preserve"> CITATION Ram26 \l 1033 </w:instrText>
+          </w:r>
+          <w:r>
+            <w:rPr>
+              <w:rFonts w:ascii="Times New Roman" w:hAnsi="Times New Roman" w:cs="Times New Roman"/>
+              <w:sz w:val="26"/>
+              <w:szCs w:val="26"/>
+            </w:rPr>
+            <w:fldChar w:fldCharType="separate"/>
+          </w:r>
+          <w:r>
+            <w:rPr>
+              <w:rFonts w:ascii="Times New Roman" w:hAnsi="Times New Roman" w:cs="Times New Roman"/>
+              <w:noProof/>
+              <w:sz w:val="26"/>
+              <w:szCs w:val="26"/>
+            </w:rPr>
+            <w:t xml:space="preserve"> </w:t>
+          </w:r>
+          <w:r>
+            <w:rPr>
+              <w:rFonts w:ascii="Times New Roman" w:hAnsi="Times New Roman" w:cs="Times New Roman"/>
+              <w:noProof/>
+              <w:sz w:val="26"/>
+              <w:szCs w:val="26"/>
+            </w:rPr>
+            <w:t>[7]</w:t>
+          </w:r>
+          <w:r>
+            <w:rPr>
+              <w:rFonts w:ascii="Times New Roman" w:hAnsi="Times New Roman" w:cs="Times New Roman"/>
+              <w:sz w:val="26"/>
+              <w:szCs w:val="26"/>
+            </w:rPr>
+            <w:fldChar w:fldCharType="end"/>
+          </w:r>
+        </w:sdtContent>
+      </w:sdt>
+      <w:r>
+        <w:rPr>
+          <w:rFonts w:ascii="Times New Roman" w:hAnsi="Times New Roman" w:cs="Times New Roman"/>
+          <w:sz w:val="26"/>
+          <w:szCs w:val="26"/>
+        </w:rPr>
+        <w:t>.</w:t>
       </w:r>
     </w:p>
     <w:p>
@@ -22202,7 +22149,7 @@
           <w:sz w:val="26"/>
           <w:szCs w:val="26"/>
         </w:rPr>
-        <w:t>Các hàm tích hợp ChromaDB client và các thành phần của LangChain để đọc/ghi vector</w:t>
+        <w:t>Các hàm tích hợp ChromaDB client để lưu trữ và truy xuất vector embedding</w:t>
       </w:r>
       <w:r>
         <w:rPr>
@@ -22270,25 +22217,25 @@
         <w:pStyle w:val="cp10"/>
         <w:outlineLvl w:val="0"/>
       </w:pPr>
-      <w:bookmarkStart w:id="35" w:name="_Toc228108616"/>
+      <w:bookmarkStart w:id="32" w:name="_Toc228391740"/>
       <w:r>
         <w:t xml:space="preserve">CHƯƠNG </w:t>
       </w:r>
       <w:r>
         <w:t>4. QUẢN LÝ MÃ NGUỒN BẰNG GIT</w:t>
       </w:r>
-      <w:bookmarkEnd w:id="35"/>
+      <w:bookmarkEnd w:id="32"/>
     </w:p>
     <w:p>
       <w:pPr>
         <w:pStyle w:val="cp2"/>
         <w:outlineLvl w:val="1"/>
       </w:pPr>
-      <w:bookmarkStart w:id="36" w:name="_Toc228108617"/>
+      <w:bookmarkStart w:id="33" w:name="_Toc228391741"/>
       <w:r>
         <w:t>4.1. Hệ thống quản lý phiên bản và Git (Bài 3, 4)</w:t>
       </w:r>
-      <w:bookmarkEnd w:id="36"/>
+      <w:bookmarkEnd w:id="33"/>
     </w:p>
     <w:p>
       <w:pPr>
@@ -22315,25 +22262,86 @@
           <w:sz w:val="26"/>
           <w:szCs w:val="26"/>
         </w:rPr>
-        <w:t>, phiên bản (version) là các bản khác nhau của mã nguồn dự án tại những thời điểm khác nhau. Hệ thống quản lý phiên bản (Version Control System -</w:t>
-      </w:r>
-      <w:r>
-        <w:rPr>
-          <w:rFonts w:ascii="Times New Roman" w:hAnsi="Times New Roman" w:cs="Times New Roman"/>
-          <w:b/>
-          <w:bCs/>
-          <w:sz w:val="26"/>
-          <w:szCs w:val="26"/>
-        </w:rPr>
-        <w:t xml:space="preserve"> VCS</w:t>
-      </w:r>
-      <w:r>
-        <w:rPr>
-          <w:rFonts w:ascii="Times New Roman" w:hAnsi="Times New Roman" w:cs="Times New Roman"/>
-          <w:sz w:val="26"/>
-          <w:szCs w:val="26"/>
-        </w:rPr>
-        <w:t>) là phần mềm giúp lưu trữ lịch sử thay đổi của mã nguồn, cho phép khôi phục phiên bản cũ, xem ai thay đổi gì và so sánh các phiên bản.</w:t>
+        <w:t xml:space="preserve">, phiên bản (version) là các bản khác nhau của mã nguồn dự án tại những thời điểm khác nhau. </w:t>
+      </w:r>
+      <w:r>
+        <w:rPr>
+          <w:rFonts w:ascii="Times New Roman" w:hAnsi="Times New Roman" w:cs="Times New Roman"/>
+          <w:sz w:val="26"/>
+          <w:szCs w:val="26"/>
+        </w:rPr>
+        <w:t>Hệ thống quản lý phiên bản (Version Control System - VCS) là phần mềm giúp lưu trữ lịch sử thay đổi của mã nguồn, cho phép khôi phục phiên bản cũ, theo dõi thay đổi và so sánh các phiên bản</w:t>
+      </w:r>
+      <w:sdt>
+        <w:sdtPr>
+          <w:rPr>
+            <w:rFonts w:ascii="Times New Roman" w:hAnsi="Times New Roman" w:cs="Times New Roman"/>
+            <w:sz w:val="26"/>
+            <w:szCs w:val="26"/>
+          </w:rPr>
+          <w:id w:val="-1635862184"/>
+          <w:citation/>
+        </w:sdtPr>
+        <w:sdtContent>
+          <w:r>
+            <w:rPr>
+              <w:rFonts w:ascii="Times New Roman" w:hAnsi="Times New Roman" w:cs="Times New Roman"/>
+              <w:sz w:val="26"/>
+              <w:szCs w:val="26"/>
+            </w:rPr>
+            <w:fldChar w:fldCharType="begin"/>
+          </w:r>
+          <w:r>
+            <w:rPr>
+              <w:rFonts w:ascii="Times New Roman" w:hAnsi="Times New Roman" w:cs="Times New Roman"/>
+              <w:sz w:val="26"/>
+              <w:szCs w:val="26"/>
+            </w:rPr>
+            <w:instrText xml:space="preserve"> CITATION Cha14 \l 1033 </w:instrText>
+          </w:r>
+          <w:r>
+            <w:rPr>
+              <w:rFonts w:ascii="Times New Roman" w:hAnsi="Times New Roman" w:cs="Times New Roman"/>
+              <w:sz w:val="26"/>
+              <w:szCs w:val="26"/>
+            </w:rPr>
+            <w:fldChar w:fldCharType="separate"/>
+          </w:r>
+          <w:r>
+            <w:rPr>
+              <w:rFonts w:ascii="Times New Roman" w:hAnsi="Times New Roman" w:cs="Times New Roman"/>
+              <w:noProof/>
+              <w:sz w:val="26"/>
+              <w:szCs w:val="26"/>
+            </w:rPr>
+            <w:t xml:space="preserve"> </w:t>
+          </w:r>
+          <w:r>
+            <w:rPr>
+              <w:rFonts w:ascii="Times New Roman" w:hAnsi="Times New Roman" w:cs="Times New Roman"/>
+              <w:noProof/>
+              <w:sz w:val="26"/>
+              <w:szCs w:val="26"/>
+            </w:rPr>
+            <w:t>[8]</w:t>
+          </w:r>
+          <w:r>
+            <w:rPr>
+              <w:rFonts w:ascii="Times New Roman" w:hAnsi="Times New Roman" w:cs="Times New Roman"/>
+              <w:sz w:val="26"/>
+              <w:szCs w:val="26"/>
+            </w:rPr>
+            <w:fldChar w:fldCharType="end"/>
+          </w:r>
+        </w:sdtContent>
+      </w:sdt>
+      <w:r>
+        <w:rPr>
+          <w:rFonts w:ascii="Times New Roman" w:hAnsi="Times New Roman" w:cs="Times New Roman"/>
+          <w:sz w:val="26"/>
+          <w:szCs w:val="26"/>
+        </w:rPr>
+        <w:t>.</w:t>
       </w:r>
     </w:p>
     <w:p>
@@ -22482,7 +22490,7 @@
         <w:pStyle w:val="cp3"/>
         <w:outlineLvl w:val="2"/>
       </w:pPr>
-      <w:bookmarkStart w:id="37" w:name="_Toc228108619"/>
+      <w:bookmarkStart w:id="34" w:name="_Toc228391742"/>
       <w:r>
         <w:t>4.1.</w:t>
       </w:r>
@@ -22492,7 +22500,7 @@
       <w:r>
         <w:t>. Git – Hệ thống quản lý phiên bản phân tán</w:t>
       </w:r>
-      <w:bookmarkEnd w:id="37"/>
+      <w:bookmarkEnd w:id="34"/>
     </w:p>
     <w:p>
       <w:pPr>
@@ -22511,23 +22519,78 @@
           <w:sz w:val="26"/>
           <w:szCs w:val="26"/>
         </w:rPr>
-        <w:t xml:space="preserve">Git là hệ thống quản lý phiên bản phân </w:t>
-      </w:r>
-      <w:r>
-        <w:rPr>
-          <w:rFonts w:ascii="Times New Roman" w:hAnsi="Times New Roman" w:cs="Times New Roman"/>
-          <w:sz w:val="26"/>
-          <w:szCs w:val="26"/>
-        </w:rPr>
-        <w:t>tán (Distributed Version Control System - DVCS) ph</w:t>
-      </w:r>
-      <w:r>
-        <w:rPr>
-          <w:rFonts w:ascii="Times New Roman" w:hAnsi="Times New Roman" w:cs="Times New Roman"/>
-          <w:sz w:val="26"/>
-          <w:szCs w:val="26"/>
-        </w:rPr>
-        <w:t>ổ biến nhất hiện nay trên thế giới.</w:t>
+        <w:t>Git là hệ thống quản lý phiên bản phân tán (Distributed Version Control System - DVCS), cho phép mỗi máy client lưu trữ đầy đủ lịch sử của repository</w:t>
+      </w:r>
+      <w:sdt>
+        <w:sdtPr>
+          <w:rPr>
+            <w:rFonts w:ascii="Times New Roman" w:hAnsi="Times New Roman" w:cs="Times New Roman"/>
+            <w:sz w:val="26"/>
+            <w:szCs w:val="26"/>
+          </w:rPr>
+          <w:id w:val="-44216203"/>
+          <w:citation/>
+        </w:sdtPr>
+        <w:sdtContent>
+          <w:r>
+            <w:rPr>
+              <w:rFonts w:ascii="Times New Roman" w:hAnsi="Times New Roman" w:cs="Times New Roman"/>
+              <w:sz w:val="26"/>
+              <w:szCs w:val="26"/>
+            </w:rPr>
+            <w:fldChar w:fldCharType="begin"/>
+          </w:r>
+          <w:r>
+            <w:rPr>
+              <w:rFonts w:ascii="Times New Roman" w:hAnsi="Times New Roman" w:cs="Times New Roman"/>
+              <w:sz w:val="26"/>
+              <w:szCs w:val="26"/>
+            </w:rPr>
+            <w:instrText xml:space="preserve"> CITATION Cha14 \l 1033 </w:instrText>
+          </w:r>
+          <w:r>
+            <w:rPr>
+              <w:rFonts w:ascii="Times New Roman" w:hAnsi="Times New Roman" w:cs="Times New Roman"/>
+              <w:sz w:val="26"/>
+              <w:szCs w:val="26"/>
+            </w:rPr>
+            <w:fldChar w:fldCharType="separate"/>
+          </w:r>
+          <w:r>
+            <w:rPr>
+              <w:rFonts w:ascii="Times New Roman" w:hAnsi="Times New Roman" w:cs="Times New Roman"/>
+              <w:noProof/>
+              <w:sz w:val="26"/>
+              <w:szCs w:val="26"/>
+            </w:rPr>
+            <w:t xml:space="preserve"> </w:t>
+          </w:r>
+          <w:r>
+            <w:rPr>
+              <w:rFonts w:ascii="Times New Roman" w:hAnsi="Times New Roman" w:cs="Times New Roman"/>
+              <w:noProof/>
+              <w:sz w:val="26"/>
+              <w:szCs w:val="26"/>
+            </w:rPr>
+            <w:t>[8]</w:t>
+          </w:r>
+          <w:r>
+            <w:rPr>
+              <w:rFonts w:ascii="Times New Roman" w:hAnsi="Times New Roman" w:cs="Times New Roman"/>
+              <w:sz w:val="26"/>
+              <w:szCs w:val="26"/>
+            </w:rPr>
+            <w:fldChar w:fldCharType="end"/>
+          </w:r>
+        </w:sdtContent>
+      </w:sdt>
+      <w:r>
+        <w:rPr>
+          <w:rFonts w:ascii="Times New Roman" w:hAnsi="Times New Roman" w:cs="Times New Roman"/>
+          <w:sz w:val="26"/>
+          <w:szCs w:val="26"/>
+        </w:rPr>
+        <w:t>.</w:t>
       </w:r>
     </w:p>
     <w:p>
@@ -22547,57 +22610,78 @@
           <w:sz w:val="26"/>
           <w:szCs w:val="26"/>
         </w:rPr>
-        <w:t xml:space="preserve">Git được </w:t>
-      </w:r>
-      <w:r>
-        <w:rPr>
-          <w:rFonts w:ascii="Times New Roman" w:hAnsi="Times New Roman" w:cs="Times New Roman"/>
-          <w:sz w:val="26"/>
-          <w:szCs w:val="26"/>
-        </w:rPr>
-        <w:t>Linus Torvalds</w:t>
-      </w:r>
-      <w:r>
-        <w:rPr>
-          <w:rFonts w:ascii="Times New Roman" w:hAnsi="Times New Roman" w:cs="Times New Roman"/>
-          <w:sz w:val="26"/>
-          <w:szCs w:val="26"/>
-        </w:rPr>
-        <w:t xml:space="preserve"> – cha đẻ của hệ điều hành Linux – sáng tạo vào năm 2005. Câu chuyện ra đời của Git rất thú vị: Khi đó, cộng đồng phát triển Linux Kernel đang sử dụng BitKeeper (một DVCS thương mại). Năm 2005, công ty BitKeeper đột ngột thay đổi chính sách giấy phép, không còn cho phép sử dụng miễn phí cho cộng đồng mã nguồn mở. Linus Torvalds cực kỳ không hài lòng và quyết định tự tay viết một hệ thống VCS mới. Chỉ </w:t>
-      </w:r>
-      <w:r>
-        <w:rPr>
-          <w:rFonts w:ascii="Times New Roman" w:hAnsi="Times New Roman" w:cs="Times New Roman"/>
-          <w:sz w:val="26"/>
-          <w:szCs w:val="26"/>
-        </w:rPr>
-        <w:t>trong vài ngày</w:t>
-      </w:r>
-      <w:r>
-        <w:rPr>
-          <w:rFonts w:ascii="Times New Roman" w:hAnsi="Times New Roman" w:cs="Times New Roman"/>
-          <w:sz w:val="26"/>
-          <w:szCs w:val="26"/>
-        </w:rPr>
-        <w:t xml:space="preserve">, ông đã hoàn thành phiên bản đầu tiên của Git. Ban đầu ông gọi nó là “stupid content tracker”, sau này chính thức đổi tên thành </w:t>
-      </w:r>
-      <w:r>
-        <w:rPr>
-          <w:rFonts w:ascii="Times New Roman" w:hAnsi="Times New Roman" w:cs="Times New Roman"/>
-          <w:b/>
-          <w:bCs/>
-          <w:sz w:val="26"/>
-          <w:szCs w:val="26"/>
-        </w:rPr>
-        <w:t>Git</w:t>
-      </w:r>
-      <w:r>
-        <w:rPr>
-          <w:rFonts w:ascii="Times New Roman" w:hAnsi="Times New Roman" w:cs="Times New Roman"/>
-          <w:sz w:val="26"/>
-          <w:szCs w:val="26"/>
-        </w:rPr>
-        <w:t xml:space="preserve"> (nghĩa là “thằng ngốc” trong tiếng lóng Anh).</w:t>
+        <w:t>Git được Linus Torvalds tạo ra vào năm 2005 để phục vụ quá trình phát triển nhân Linux. Với mô hình phân tán, Git cho phép mỗi lập trình viên lưu trữ đầy đủ lịch sử thay đổi của repository trên máy cá nhân, từ đó hỗ trợ làm việc nhóm, quản lý phiên bản và hợp nhất mã nguồn hiệu quả</w:t>
+      </w:r>
+      <w:sdt>
+        <w:sdtPr>
+          <w:rPr>
+            <w:rFonts w:ascii="Times New Roman" w:hAnsi="Times New Roman" w:cs="Times New Roman"/>
+            <w:sz w:val="26"/>
+            <w:szCs w:val="26"/>
+          </w:rPr>
+          <w:id w:val="-578292909"/>
+          <w:citation/>
+        </w:sdtPr>
+        <w:sdtContent>
+          <w:r>
+            <w:rPr>
+              <w:rFonts w:ascii="Times New Roman" w:hAnsi="Times New Roman" w:cs="Times New Roman"/>
+              <w:sz w:val="26"/>
+              <w:szCs w:val="26"/>
+            </w:rPr>
+            <w:fldChar w:fldCharType="begin"/>
+          </w:r>
+          <w:r>
+            <w:rPr>
+              <w:rFonts w:ascii="Times New Roman" w:hAnsi="Times New Roman" w:cs="Times New Roman"/>
+              <w:sz w:val="26"/>
+              <w:szCs w:val="26"/>
+            </w:rPr>
+            <w:instrText xml:space="preserve"> CITATION Cha14 \l 1033 </w:instrText>
+          </w:r>
+          <w:r>
+            <w:rPr>
+              <w:rFonts w:ascii="Times New Roman" w:hAnsi="Times New Roman" w:cs="Times New Roman"/>
+              <w:sz w:val="26"/>
+              <w:szCs w:val="26"/>
+            </w:rPr>
+            <w:fldChar w:fldCharType="separate"/>
+          </w:r>
+          <w:r>
+            <w:rPr>
+              <w:rFonts w:ascii="Times New Roman" w:hAnsi="Times New Roman" w:cs="Times New Roman"/>
+              <w:noProof/>
+              <w:sz w:val="26"/>
+              <w:szCs w:val="26"/>
+            </w:rPr>
+            <w:t xml:space="preserve"> </w:t>
+          </w:r>
+          <w:r>
+            <w:rPr>
+              <w:rFonts w:ascii="Times New Roman" w:hAnsi="Times New Roman" w:cs="Times New Roman"/>
+              <w:noProof/>
+              <w:sz w:val="26"/>
+              <w:szCs w:val="26"/>
+            </w:rPr>
+            <w:t>[8]</w:t>
+          </w:r>
+          <w:r>
+            <w:rPr>
+              <w:rFonts w:ascii="Times New Roman" w:hAnsi="Times New Roman" w:cs="Times New Roman"/>
+              <w:sz w:val="26"/>
+              <w:szCs w:val="26"/>
+            </w:rPr>
+            <w:fldChar w:fldCharType="end"/>
+          </w:r>
+        </w:sdtContent>
+      </w:sdt>
+      <w:r>
+        <w:rPr>
+          <w:rFonts w:ascii="Times New Roman" w:hAnsi="Times New Roman" w:cs="Times New Roman"/>
+          <w:sz w:val="26"/>
+          <w:szCs w:val="26"/>
+        </w:rPr>
+        <w:t>.</w:t>
       </w:r>
     </w:p>
     <w:p>
@@ -22741,15 +22825,23 @@
           <w:sz w:val="26"/>
           <w:szCs w:val="26"/>
         </w:rPr>
-        <w:t xml:space="preserve">- </w:t>
-      </w:r>
-      <w:r>
-        <w:rPr>
-          <w:rFonts w:ascii="Times New Roman" w:hAnsi="Times New Roman" w:cs="Times New Roman"/>
-          <w:sz w:val="26"/>
-          <w:szCs w:val="26"/>
-        </w:rPr>
-        <w:t>Hỗ trợ làm việc nhóm xuất sắc, merge code dễ dàng và tốc độ cực nhanh.</w:t>
+        <w:t>-</w:t>
+      </w:r>
+      <w:r>
+        <w:rPr>
+          <w:rFonts w:ascii="Times New Roman" w:hAnsi="Times New Roman" w:cs="Times New Roman"/>
+          <w:sz w:val="26"/>
+          <w:szCs w:val="26"/>
+        </w:rPr>
+        <w:t xml:space="preserve"> </w:t>
+      </w:r>
+      <w:r>
+        <w:rPr>
+          <w:rFonts w:ascii="Times New Roman" w:hAnsi="Times New Roman" w:cs="Times New Roman"/>
+          <w:sz w:val="26"/>
+          <w:szCs w:val="26"/>
+        </w:rPr>
+        <w:t>Hỗ trợ làm việc nhóm, hợp nhất mã nguồn và xử lý lịch sử thay đổi hiệu quả.</w:t>
       </w:r>
     </w:p>
     <w:p>
@@ -22769,7 +22861,15 @@
           <w:sz w:val="26"/>
           <w:szCs w:val="26"/>
         </w:rPr>
-        <w:t>Hiện nay, Git là công cụ quản lý mã nguồn được hầu hết các lập trình viên và công ty công nghệ trên thế giới sử dụng.</w:t>
+        <w:t>Hiện nay, Git được sử dụng rộng rãi trong phát triển phần mềm và quản lý mã nguồn</w:t>
+      </w:r>
+      <w:r>
+        <w:rPr>
+          <w:rFonts w:ascii="Times New Roman" w:hAnsi="Times New Roman" w:cs="Times New Roman"/>
+          <w:sz w:val="26"/>
+          <w:szCs w:val="26"/>
+        </w:rPr>
+        <w:t>.</w:t>
       </w:r>
     </w:p>
     <w:p>
@@ -22777,9 +22877,8 @@
         <w:pStyle w:val="cp3"/>
         <w:outlineLvl w:val="2"/>
       </w:pPr>
-      <w:bookmarkStart w:id="38" w:name="_Toc228108620"/>
-      <w:r>
-        <w:lastRenderedPageBreak/>
+      <w:bookmarkStart w:id="35" w:name="_Toc228391743"/>
+      <w:r>
         <w:t>4.1.</w:t>
       </w:r>
       <w:r>
@@ -22788,7 +22887,7 @@
       <w:r>
         <w:t>. Bài tập/Kết quả thực hiện</w:t>
       </w:r>
-      <w:bookmarkEnd w:id="38"/>
+      <w:bookmarkEnd w:id="35"/>
     </w:p>
     <w:p>
       <w:pPr>
@@ -22835,6 +22934,7 @@
                 <w:sz w:val="26"/>
                 <w:szCs w:val="26"/>
               </w:rPr>
+              <w:lastRenderedPageBreak/>
               <w:t>Tên phần mềm</w:t>
             </w:r>
           </w:p>
@@ -23657,22 +23757,22 @@
         <w:pStyle w:val="cp2"/>
         <w:outlineLvl w:val="1"/>
       </w:pPr>
-      <w:bookmarkStart w:id="39" w:name="_Toc228108621"/>
+      <w:bookmarkStart w:id="36" w:name="_Toc228391744"/>
       <w:r>
         <w:t>4.2. Cấu hình định danh người dùng trong Git (Bài 5)</w:t>
       </w:r>
-      <w:bookmarkEnd w:id="39"/>
+      <w:bookmarkEnd w:id="36"/>
     </w:p>
     <w:p>
       <w:pPr>
         <w:pStyle w:val="cp3"/>
         <w:outlineLvl w:val="2"/>
       </w:pPr>
-      <w:bookmarkStart w:id="40" w:name="_Toc228108622"/>
+      <w:bookmarkStart w:id="37" w:name="_Toc228391745"/>
       <w:r>
         <w:t>4.2.1. Cấu hình user.name và user.email</w:t>
       </w:r>
-      <w:bookmarkEnd w:id="40"/>
+      <w:bookmarkEnd w:id="37"/>
     </w:p>
     <w:p>
       <w:pPr>
@@ -23763,7 +23863,7 @@
         <w:pStyle w:val="cp3"/>
         <w:outlineLvl w:val="2"/>
       </w:pPr>
-      <w:bookmarkStart w:id="41" w:name="_Toc228108623"/>
+      <w:bookmarkStart w:id="38" w:name="_Toc228391746"/>
       <w:r>
         <w:t>4.2.2. Phạm vi global</w:t>
       </w:r>
@@ -23776,7 +23876,7 @@
       <w:r>
         <w:t xml:space="preserve"> và system</w:t>
       </w:r>
-      <w:bookmarkEnd w:id="41"/>
+      <w:bookmarkEnd w:id="38"/>
     </w:p>
     <w:p>
       <w:pPr>
@@ -24171,11 +24271,11 @@
         <w:pStyle w:val="cp3"/>
         <w:outlineLvl w:val="2"/>
       </w:pPr>
-      <w:bookmarkStart w:id="42" w:name="_Toc228108624"/>
+      <w:bookmarkStart w:id="39" w:name="_Toc228391747"/>
       <w:r>
         <w:t>4.2.4. Bài tập thực hành</w:t>
       </w:r>
-      <w:bookmarkEnd w:id="42"/>
+      <w:bookmarkEnd w:id="39"/>
     </w:p>
     <w:p>
       <w:pPr>
@@ -24563,25 +24663,25 @@
         <w:pStyle w:val="cp2"/>
         <w:outlineLvl w:val="1"/>
       </w:pPr>
-      <w:bookmarkStart w:id="43" w:name="_Toc228108625"/>
+      <w:bookmarkStart w:id="40" w:name="_Toc228391748"/>
       <w:r>
         <w:t>4.3. Các khu vực làm việc và nguyên tắc hoạt động của Git</w:t>
       </w:r>
       <w:r>
         <w:t>.</w:t>
       </w:r>
-      <w:bookmarkEnd w:id="43"/>
+      <w:bookmarkEnd w:id="40"/>
     </w:p>
     <w:p>
       <w:pPr>
         <w:pStyle w:val="cp3"/>
         <w:outlineLvl w:val="2"/>
       </w:pPr>
-      <w:bookmarkStart w:id="44" w:name="_Toc228108626"/>
+      <w:bookmarkStart w:id="41" w:name="_Toc228391749"/>
       <w:r>
         <w:t>4.3.1. Working Directory – Staging Area – Repository</w:t>
       </w:r>
-      <w:bookmarkEnd w:id="44"/>
+      <w:bookmarkEnd w:id="41"/>
     </w:p>
     <w:p>
       <w:pPr>
@@ -24801,11 +24901,11 @@
         <w:pStyle w:val="cp3"/>
         <w:outlineLvl w:val="2"/>
       </w:pPr>
-      <w:bookmarkStart w:id="45" w:name="_Toc228108627"/>
+      <w:bookmarkStart w:id="42" w:name="_Toc228391750"/>
       <w:r>
         <w:t>4.3.2. Trạng thái file (Untracked, Staged, Committed)</w:t>
       </w:r>
-      <w:bookmarkEnd w:id="45"/>
+      <w:bookmarkEnd w:id="42"/>
     </w:p>
     <w:p>
       <w:pPr>
@@ -25062,11 +25162,17 @@
         <w:pStyle w:val="cp3"/>
         <w:outlineLvl w:val="2"/>
       </w:pPr>
-      <w:bookmarkStart w:id="46" w:name="_Toc228108628"/>
-      <w:r>
-        <w:t>4.3.4. Bài tập/Kết quả thực hiện</w:t>
-      </w:r>
-      <w:bookmarkEnd w:id="46"/>
+      <w:bookmarkStart w:id="43" w:name="_Toc228391751"/>
+      <w:r>
+        <w:t>4.3.</w:t>
+      </w:r>
+      <w:r>
+        <w:t>3</w:t>
+      </w:r>
+      <w:r>
+        <w:t>. Bài tập/Kết quả thực hiện</w:t>
+      </w:r>
+      <w:bookmarkEnd w:id="43"/>
     </w:p>
     <w:p>
       <w:pPr>
@@ -25595,6 +25701,12 @@
         <w:rPr>
           <w:rStyle w:val="codesnippetChar"/>
         </w:rPr>
+        <w:t>)</w:t>
+      </w:r>
+      <w:r>
+        <w:rPr>
+          <w:rStyle w:val="codesnippetChar"/>
+        </w:rPr>
         <w:t>"</w:t>
       </w:r>
       <w:r>
@@ -25713,7 +25825,78 @@
           <w:sz w:val="26"/>
           <w:szCs w:val="26"/>
         </w:rPr>
-        <w:t xml:space="preserve"> (Kho chứa trần).</w:t>
+        <w:t xml:space="preserve"> (Kho chứa trần)</w:t>
+      </w:r>
+      <w:sdt>
+        <w:sdtPr>
+          <w:rPr>
+            <w:rFonts w:ascii="Times New Roman" w:hAnsi="Times New Roman" w:cs="Times New Roman"/>
+            <w:sz w:val="26"/>
+            <w:szCs w:val="26"/>
+          </w:rPr>
+          <w:id w:val="1890387062"/>
+          <w:citation/>
+        </w:sdtPr>
+        <w:sdtContent>
+          <w:r>
+            <w:rPr>
+              <w:rFonts w:ascii="Times New Roman" w:hAnsi="Times New Roman" w:cs="Times New Roman"/>
+              <w:sz w:val="26"/>
+              <w:szCs w:val="26"/>
+            </w:rPr>
+            <w:fldChar w:fldCharType="begin"/>
+          </w:r>
+          <w:r>
+            <w:rPr>
+              <w:rFonts w:ascii="Times New Roman" w:hAnsi="Times New Roman" w:cs="Times New Roman"/>
+              <w:sz w:val="26"/>
+              <w:szCs w:val="26"/>
+            </w:rPr>
+            <w:instrText xml:space="preserve"> CITATION Cha14 \l 1033 </w:instrText>
+          </w:r>
+          <w:r>
+            <w:rPr>
+              <w:rFonts w:ascii="Times New Roman" w:hAnsi="Times New Roman" w:cs="Times New Roman"/>
+              <w:sz w:val="26"/>
+              <w:szCs w:val="26"/>
+            </w:rPr>
+            <w:fldChar w:fldCharType="separate"/>
+          </w:r>
+          <w:r>
+            <w:rPr>
+              <w:rFonts w:ascii="Times New Roman" w:hAnsi="Times New Roman" w:cs="Times New Roman"/>
+              <w:noProof/>
+              <w:sz w:val="26"/>
+              <w:szCs w:val="26"/>
+            </w:rPr>
+            <w:t xml:space="preserve"> </w:t>
+          </w:r>
+          <w:r>
+            <w:rPr>
+              <w:rFonts w:ascii="Times New Roman" w:hAnsi="Times New Roman" w:cs="Times New Roman"/>
+              <w:noProof/>
+              <w:sz w:val="26"/>
+              <w:szCs w:val="26"/>
+            </w:rPr>
+            <w:t>[8]</w:t>
+          </w:r>
+          <w:r>
+            <w:rPr>
+              <w:rFonts w:ascii="Times New Roman" w:hAnsi="Times New Roman" w:cs="Times New Roman"/>
+              <w:sz w:val="26"/>
+              <w:szCs w:val="26"/>
+            </w:rPr>
+            <w:fldChar w:fldCharType="end"/>
+          </w:r>
+        </w:sdtContent>
+      </w:sdt>
+      <w:r>
+        <w:rPr>
+          <w:rFonts w:ascii="Times New Roman" w:hAnsi="Times New Roman" w:cs="Times New Roman"/>
+          <w:sz w:val="26"/>
+          <w:szCs w:val="26"/>
+        </w:rPr>
+        <w:t>.</w:t>
       </w:r>
     </w:p>
     <w:p>
@@ -25740,7 +25923,55 @@
           <w:sz w:val="26"/>
           <w:szCs w:val="26"/>
         </w:rPr>
-        <w:t>Khác với kho chứa thông thường ở máy Local (có thư mục Working Directory để lập trình viên xem và sửa file), Bare Repository không chứa Working Directory, nó chỉ chứa thư mục ẩn .git dùng để nhận và lưu trữ lịch sử các lượt push từ các máy client.</w:t>
+        <w:t xml:space="preserve">Khác với kho chứa thông thường ở máy </w:t>
+      </w:r>
+      <w:r>
+        <w:rPr>
+          <w:rFonts w:ascii="Times New Roman" w:hAnsi="Times New Roman" w:cs="Times New Roman"/>
+          <w:sz w:val="26"/>
+          <w:szCs w:val="26"/>
+        </w:rPr>
+        <w:t>l</w:t>
+      </w:r>
+      <w:r>
+        <w:rPr>
+          <w:rFonts w:ascii="Times New Roman" w:hAnsi="Times New Roman" w:cs="Times New Roman"/>
+          <w:sz w:val="26"/>
+          <w:szCs w:val="26"/>
+        </w:rPr>
+        <w:t xml:space="preserve">ocal (có thư mục </w:t>
+      </w:r>
+      <w:r>
+        <w:rPr>
+          <w:rFonts w:ascii="Times New Roman" w:hAnsi="Times New Roman" w:cs="Times New Roman"/>
+          <w:sz w:val="26"/>
+          <w:szCs w:val="26"/>
+        </w:rPr>
+        <w:t>w</w:t>
+      </w:r>
+      <w:r>
+        <w:rPr>
+          <w:rFonts w:ascii="Times New Roman" w:hAnsi="Times New Roman" w:cs="Times New Roman"/>
+          <w:sz w:val="26"/>
+          <w:szCs w:val="26"/>
+        </w:rPr>
+        <w:t xml:space="preserve">orking </w:t>
+      </w:r>
+      <w:r>
+        <w:rPr>
+          <w:rFonts w:ascii="Times New Roman" w:hAnsi="Times New Roman" w:cs="Times New Roman"/>
+          <w:sz w:val="26"/>
+          <w:szCs w:val="26"/>
+        </w:rPr>
+        <w:t>d</w:t>
+      </w:r>
+      <w:r>
+        <w:rPr>
+          <w:rFonts w:ascii="Times New Roman" w:hAnsi="Times New Roman" w:cs="Times New Roman"/>
+          <w:sz w:val="26"/>
+          <w:szCs w:val="26"/>
+        </w:rPr>
+        <w:t>irectory để lập trình viên xem và sửa file), Bare Repository không chứa Working Directory, nó chỉ chứa thư mục ẩn .git dùng để nhận và lưu trữ lịch sử các lượt push từ các máy client.</w:t>
       </w:r>
     </w:p>
     <w:p>
@@ -25767,15 +25998,23 @@
           <w:sz w:val="26"/>
           <w:szCs w:val="26"/>
         </w:rPr>
-        <w:t xml:space="preserve">Dưới đây là quy trình demo việc tự thiết lập một máy chủ Git cá nhân </w:t>
-      </w:r>
-      <w:r>
-        <w:rPr>
-          <w:rFonts w:ascii="Times New Roman" w:hAnsi="Times New Roman" w:cs="Times New Roman"/>
-          <w:sz w:val="26"/>
-          <w:szCs w:val="26"/>
-        </w:rPr>
-        <w:t>server:</w:t>
+        <w:t xml:space="preserve">Dưới đây là </w:t>
+      </w:r>
+      <w:r>
+        <w:rPr>
+          <w:rFonts w:ascii="Times New Roman" w:hAnsi="Times New Roman" w:cs="Times New Roman"/>
+          <w:sz w:val="26"/>
+          <w:szCs w:val="26"/>
+        </w:rPr>
+        <w:t>quy trình demo việc tự thiết lập một máy chủ Git cá nhân trên VPS</w:t>
+      </w:r>
+      <w:r>
+        <w:rPr>
+          <w:rFonts w:ascii="Times New Roman" w:hAnsi="Times New Roman" w:cs="Times New Roman"/>
+          <w:sz w:val="26"/>
+          <w:szCs w:val="26"/>
+        </w:rPr>
+        <w:t>:</w:t>
       </w:r>
     </w:p>
     <w:p>
@@ -25936,7 +26175,7 @@
       </w:pPr>
       <w:r>
         <w:lastRenderedPageBreak/>
-        <w:t>Thêm cấu hình remote ánh xạ về server vps</w:t>
+        <w:t>Thêm cấu hình remote ánh xạ về vps</w:t>
       </w:r>
     </w:p>
     <w:p>
@@ -25959,12 +26198,6 @@
       </w:r>
       <w:r>
         <w:t xml:space="preserve">ocal lên </w:t>
-      </w:r>
-      <w:r>
-        <w:t>server</w:t>
-      </w:r>
-      <w:r>
-        <w:t xml:space="preserve"> </w:t>
       </w:r>
       <w:r>
         <w:t>vps</w:t>
@@ -26141,7 +26374,7 @@
         <w:pStyle w:val="cp10"/>
         <w:outlineLvl w:val="0"/>
       </w:pPr>
-      <w:bookmarkStart w:id="47" w:name="_Toc228108629"/>
+      <w:bookmarkStart w:id="44" w:name="_Toc228391752"/>
       <w:r>
         <w:t>C</w:t>
       </w:r>
@@ -26151,7 +26384,6 @@
       <w:r>
         <w:t xml:space="preserve"> 5.</w:t>
       </w:r>
-      <w:bookmarkEnd w:id="47"/>
       <w:r>
         <w:t xml:space="preserve"> </w:t>
       </w:r>
@@ -26161,23 +26393,21 @@
         </w:rPr>
         <w:t>DOCKER VÀ TRIỂN KHAI HỆ THỐNG</w:t>
       </w:r>
-      <w:r>
-        <w:t>.</w:t>
-      </w:r>
+      <w:bookmarkEnd w:id="44"/>
     </w:p>
     <w:p>
       <w:pPr>
         <w:pStyle w:val="cp2"/>
         <w:outlineLvl w:val="1"/>
       </w:pPr>
-      <w:bookmarkStart w:id="48" w:name="_Toc228108630"/>
+      <w:bookmarkStart w:id="45" w:name="_Toc228391753"/>
       <w:r>
         <w:t xml:space="preserve">5.1. </w:t>
       </w:r>
-      <w:bookmarkEnd w:id="48"/>
       <w:r>
         <w:t>Khái niệm cơ bản về Docker</w:t>
       </w:r>
+      <w:bookmarkEnd w:id="45"/>
     </w:p>
     <w:p>
       <w:pPr>
@@ -26196,14 +26426,84 @@
           <w:sz w:val="26"/>
           <w:szCs w:val="26"/>
         </w:rPr>
-        <w:t>Docker là nền tảng mã nguồn mở cho phép đóng gói toàn bộ ứng dụng cùng môi trường chạy (thư viện, dependencies, cấu hình) vào một đơn vị chuẩn hóa gọi là container. Docker giải quyết vấn đề “chạy được trên máy em nhưng không chạy được trên máy thầy” bằng cách đảm bảo ứng dụng chạy giống hệt trên mọi môi trường (laptop, server, cloud).</w:t>
+        <w:t>Docker là nền tảng mã nguồn mở cho phép đóng gói toàn bộ ứng dụng cùng môi trường chạy (thư viện, dependencies, cấu hình) vào một đơn vị chuẩn hóa gọi là container</w:t>
+      </w:r>
+      <w:sdt>
+        <w:sdtPr>
+          <w:rPr>
+            <w:rFonts w:ascii="Times New Roman" w:hAnsi="Times New Roman" w:cs="Times New Roman"/>
+            <w:sz w:val="26"/>
+            <w:szCs w:val="26"/>
+          </w:rPr>
+          <w:id w:val="1328327324"/>
+          <w:citation/>
+        </w:sdtPr>
+        <w:sdtContent>
+          <w:r>
+            <w:rPr>
+              <w:rFonts w:ascii="Times New Roman" w:hAnsi="Times New Roman" w:cs="Times New Roman"/>
+              <w:sz w:val="26"/>
+              <w:szCs w:val="26"/>
+            </w:rPr>
+            <w:fldChar w:fldCharType="begin"/>
+          </w:r>
+          <w:r>
+            <w:rPr>
+              <w:rFonts w:ascii="Times New Roman" w:hAnsi="Times New Roman" w:cs="Times New Roman"/>
+              <w:sz w:val="26"/>
+              <w:szCs w:val="26"/>
+            </w:rPr>
+            <w:instrText xml:space="preserve"> CITATION Doc26 \l 1033 </w:instrText>
+          </w:r>
+          <w:r>
+            <w:rPr>
+              <w:rFonts w:ascii="Times New Roman" w:hAnsi="Times New Roman" w:cs="Times New Roman"/>
+              <w:sz w:val="26"/>
+              <w:szCs w:val="26"/>
+            </w:rPr>
+            <w:fldChar w:fldCharType="separate"/>
+          </w:r>
+          <w:r>
+            <w:rPr>
+              <w:rFonts w:ascii="Times New Roman" w:hAnsi="Times New Roman" w:cs="Times New Roman"/>
+              <w:noProof/>
+              <w:sz w:val="26"/>
+              <w:szCs w:val="26"/>
+            </w:rPr>
+            <w:t xml:space="preserve"> </w:t>
+          </w:r>
+          <w:r>
+            <w:rPr>
+              <w:rFonts w:ascii="Times New Roman" w:hAnsi="Times New Roman" w:cs="Times New Roman"/>
+              <w:noProof/>
+              <w:sz w:val="26"/>
+              <w:szCs w:val="26"/>
+            </w:rPr>
+            <w:t>[9]</w:t>
+          </w:r>
+          <w:r>
+            <w:rPr>
+              <w:rFonts w:ascii="Times New Roman" w:hAnsi="Times New Roman" w:cs="Times New Roman"/>
+              <w:sz w:val="26"/>
+              <w:szCs w:val="26"/>
+            </w:rPr>
+            <w:fldChar w:fldCharType="end"/>
+          </w:r>
+        </w:sdtContent>
+      </w:sdt>
+      <w:r>
+        <w:rPr>
+          <w:rFonts w:ascii="Times New Roman" w:hAnsi="Times New Roman" w:cs="Times New Roman"/>
+          <w:sz w:val="26"/>
+          <w:szCs w:val="26"/>
+        </w:rPr>
+        <w:t>. Docker giải quyết vấn đề “chạy được trên máy em nhưng không chạy được trên máy thầy” bằng cách đảm bảo ứng dụng chạy giống hệt trên mọi môi trường (laptop, server, cloud).</w:t>
       </w:r>
     </w:p>
     <w:p>
       <w:pPr>
         <w:pStyle w:val="cp2"/>
       </w:pPr>
-      <w:bookmarkStart w:id="49" w:name="_Toc228108632"/>
       <w:r>
         <w:t>5.</w:t>
       </w:r>
@@ -26213,7 +26513,6 @@
       <w:r>
         <w:t>. Docker Image và Docker Container</w:t>
       </w:r>
-      <w:bookmarkEnd w:id="49"/>
     </w:p>
     <w:p>
       <w:pPr>
@@ -26308,14 +26607,84 @@
           <w:sz w:val="26"/>
           <w:szCs w:val="26"/>
         </w:rPr>
-        <w:t>mage. Container là môi trường nhẹ, cô lập, khởi động nhanh và có thể chạy đồng thời nhiều container trên cùng một máy chủ.</w:t>
+        <w:t>mage. Container là môi trường nhẹ, cô lập, khởi động nhanh và có thể chạy đồng thời nhiều container trên cùng một máy chủ</w:t>
+      </w:r>
+      <w:sdt>
+        <w:sdtPr>
+          <w:rPr>
+            <w:rFonts w:ascii="Times New Roman" w:hAnsi="Times New Roman" w:cs="Times New Roman"/>
+            <w:sz w:val="26"/>
+            <w:szCs w:val="26"/>
+          </w:rPr>
+          <w:id w:val="-1004731147"/>
+          <w:citation/>
+        </w:sdtPr>
+        <w:sdtContent>
+          <w:r>
+            <w:rPr>
+              <w:rFonts w:ascii="Times New Roman" w:hAnsi="Times New Roman" w:cs="Times New Roman"/>
+              <w:sz w:val="26"/>
+              <w:szCs w:val="26"/>
+            </w:rPr>
+            <w:fldChar w:fldCharType="begin"/>
+          </w:r>
+          <w:r>
+            <w:rPr>
+              <w:rFonts w:ascii="Times New Roman" w:hAnsi="Times New Roman" w:cs="Times New Roman"/>
+              <w:sz w:val="26"/>
+              <w:szCs w:val="26"/>
+            </w:rPr>
+            <w:instrText xml:space="preserve"> CITATION Doc26 \l 1033 </w:instrText>
+          </w:r>
+          <w:r>
+            <w:rPr>
+              <w:rFonts w:ascii="Times New Roman" w:hAnsi="Times New Roman" w:cs="Times New Roman"/>
+              <w:sz w:val="26"/>
+              <w:szCs w:val="26"/>
+            </w:rPr>
+            <w:fldChar w:fldCharType="separate"/>
+          </w:r>
+          <w:r>
+            <w:rPr>
+              <w:rFonts w:ascii="Times New Roman" w:hAnsi="Times New Roman" w:cs="Times New Roman"/>
+              <w:noProof/>
+              <w:sz w:val="26"/>
+              <w:szCs w:val="26"/>
+            </w:rPr>
+            <w:t xml:space="preserve"> </w:t>
+          </w:r>
+          <w:r>
+            <w:rPr>
+              <w:rFonts w:ascii="Times New Roman" w:hAnsi="Times New Roman" w:cs="Times New Roman"/>
+              <w:noProof/>
+              <w:sz w:val="26"/>
+              <w:szCs w:val="26"/>
+            </w:rPr>
+            <w:t>[9]</w:t>
+          </w:r>
+          <w:r>
+            <w:rPr>
+              <w:rFonts w:ascii="Times New Roman" w:hAnsi="Times New Roman" w:cs="Times New Roman"/>
+              <w:sz w:val="26"/>
+              <w:szCs w:val="26"/>
+            </w:rPr>
+            <w:fldChar w:fldCharType="end"/>
+          </w:r>
+        </w:sdtContent>
+      </w:sdt>
+      <w:r>
+        <w:rPr>
+          <w:rFonts w:ascii="Times New Roman" w:hAnsi="Times New Roman" w:cs="Times New Roman"/>
+          <w:sz w:val="26"/>
+          <w:szCs w:val="26"/>
+        </w:rPr>
+        <w:t>.</w:t>
       </w:r>
     </w:p>
     <w:p>
       <w:pPr>
         <w:pStyle w:val="cp2"/>
       </w:pPr>
-      <w:bookmarkStart w:id="50" w:name="_Toc228108633"/>
       <w:r>
         <w:t>5.</w:t>
       </w:r>
@@ -26325,7 +26694,6 @@
       <w:r>
         <w:t xml:space="preserve">. </w:t>
       </w:r>
-      <w:bookmarkEnd w:id="50"/>
       <w:r>
         <w:t>Quy trình làm việc cơ bản (Build – Ship – Run)</w:t>
       </w:r>
@@ -26347,7 +26715,142 @@
           <w:sz w:val="26"/>
           <w:szCs w:val="26"/>
         </w:rPr>
-        <w:t>Dockerfile: Tập tin văn bản (không có đuôi) chứa các chỉ thị (instructions) để Docker Engine xây dựng Image. Mỗi lệnh trong Dockerfile tạo ra một lớp mới.</w:t>
+        <w:t xml:space="preserve">Dockerfile: </w:t>
+      </w:r>
+      <w:r>
+        <w:rPr>
+          <w:rFonts w:ascii="Times New Roman" w:hAnsi="Times New Roman" w:cs="Times New Roman"/>
+          <w:sz w:val="26"/>
+          <w:szCs w:val="26"/>
+        </w:rPr>
+        <w:t>t</w:t>
+      </w:r>
+      <w:r>
+        <w:rPr>
+          <w:rFonts w:ascii="Times New Roman" w:hAnsi="Times New Roman" w:cs="Times New Roman"/>
+          <w:sz w:val="26"/>
+          <w:szCs w:val="26"/>
+        </w:rPr>
+        <w:t xml:space="preserve">ập tin văn bản (không có đuôi) chứa các chỉ thị (instructions) để </w:t>
+      </w:r>
+      <w:r>
+        <w:rPr>
+          <w:rFonts w:ascii="Times New Roman" w:hAnsi="Times New Roman" w:cs="Times New Roman"/>
+          <w:sz w:val="26"/>
+          <w:szCs w:val="26"/>
+        </w:rPr>
+        <w:t>d</w:t>
+      </w:r>
+      <w:r>
+        <w:rPr>
+          <w:rFonts w:ascii="Times New Roman" w:hAnsi="Times New Roman" w:cs="Times New Roman"/>
+          <w:sz w:val="26"/>
+          <w:szCs w:val="26"/>
+        </w:rPr>
+        <w:t xml:space="preserve">ocker </w:t>
+      </w:r>
+      <w:r>
+        <w:rPr>
+          <w:rFonts w:ascii="Times New Roman" w:hAnsi="Times New Roman" w:cs="Times New Roman"/>
+          <w:sz w:val="26"/>
+          <w:szCs w:val="26"/>
+        </w:rPr>
+        <w:t>e</w:t>
+      </w:r>
+      <w:r>
+        <w:rPr>
+          <w:rFonts w:ascii="Times New Roman" w:hAnsi="Times New Roman" w:cs="Times New Roman"/>
+          <w:sz w:val="26"/>
+          <w:szCs w:val="26"/>
+        </w:rPr>
+        <w:t xml:space="preserve">ngine xây dựng </w:t>
+      </w:r>
+      <w:r>
+        <w:rPr>
+          <w:rFonts w:ascii="Times New Roman" w:hAnsi="Times New Roman" w:cs="Times New Roman"/>
+          <w:sz w:val="26"/>
+          <w:szCs w:val="26"/>
+        </w:rPr>
+        <w:t>i</w:t>
+      </w:r>
+      <w:r>
+        <w:rPr>
+          <w:rFonts w:ascii="Times New Roman" w:hAnsi="Times New Roman" w:cs="Times New Roman"/>
+          <w:sz w:val="26"/>
+          <w:szCs w:val="26"/>
+        </w:rPr>
+        <w:t>mage. Mỗi lệnh trong Dockerfile tạo ra một lớp mới</w:t>
+      </w:r>
+      <w:sdt>
+        <w:sdtPr>
+          <w:rPr>
+            <w:rFonts w:ascii="Times New Roman" w:hAnsi="Times New Roman" w:cs="Times New Roman"/>
+            <w:sz w:val="26"/>
+            <w:szCs w:val="26"/>
+          </w:rPr>
+          <w:id w:val="-1854252220"/>
+          <w:citation/>
+        </w:sdtPr>
+        <w:sdtContent>
+          <w:r>
+            <w:rPr>
+              <w:rFonts w:ascii="Times New Roman" w:hAnsi="Times New Roman" w:cs="Times New Roman"/>
+              <w:sz w:val="26"/>
+              <w:szCs w:val="26"/>
+            </w:rPr>
+            <w:fldChar w:fldCharType="begin"/>
+          </w:r>
+          <w:r>
+            <w:rPr>
+              <w:rFonts w:ascii="Times New Roman" w:hAnsi="Times New Roman" w:cs="Times New Roman"/>
+              <w:sz w:val="26"/>
+              <w:szCs w:val="26"/>
+            </w:rPr>
+            <w:instrText xml:space="preserve"> CITATION Doc26 \l 1033 </w:instrText>
+          </w:r>
+          <w:r>
+            <w:rPr>
+              <w:rFonts w:ascii="Times New Roman" w:hAnsi="Times New Roman" w:cs="Times New Roman"/>
+              <w:sz w:val="26"/>
+              <w:szCs w:val="26"/>
+            </w:rPr>
+            <w:fldChar w:fldCharType="separate"/>
+          </w:r>
+          <w:r>
+            <w:rPr>
+              <w:rFonts w:ascii="Times New Roman" w:hAnsi="Times New Roman" w:cs="Times New Roman"/>
+              <w:noProof/>
+              <w:sz w:val="26"/>
+              <w:szCs w:val="26"/>
+            </w:rPr>
+            <w:t xml:space="preserve"> </w:t>
+          </w:r>
+          <w:r>
+            <w:rPr>
+              <w:rFonts w:ascii="Times New Roman" w:hAnsi="Times New Roman" w:cs="Times New Roman"/>
+              <w:noProof/>
+              <w:sz w:val="26"/>
+              <w:szCs w:val="26"/>
+            </w:rPr>
+            <w:t>[9]</w:t>
+          </w:r>
+          <w:r>
+            <w:rPr>
+              <w:rFonts w:ascii="Times New Roman" w:hAnsi="Times New Roman" w:cs="Times New Roman"/>
+              <w:sz w:val="26"/>
+              <w:szCs w:val="26"/>
+            </w:rPr>
+            <w:fldChar w:fldCharType="end"/>
+          </w:r>
+        </w:sdtContent>
+      </w:sdt>
+      <w:r>
+        <w:rPr>
+          <w:rFonts w:ascii="Times New Roman" w:hAnsi="Times New Roman" w:cs="Times New Roman"/>
+          <w:sz w:val="26"/>
+          <w:szCs w:val="26"/>
+        </w:rPr>
+        <w:t>.</w:t>
       </w:r>
     </w:p>
     <w:p>
@@ -26704,7 +27207,6 @@
       <w:pPr>
         <w:pStyle w:val="cp2"/>
       </w:pPr>
-      <w:bookmarkStart w:id="51" w:name="_Toc228108634"/>
       <w:r>
         <w:t>5.</w:t>
       </w:r>
@@ -26714,7 +27216,6 @@
       <w:r>
         <w:t>. Bài tập/Kết quả thực hiện</w:t>
       </w:r>
-      <w:bookmarkEnd w:id="51"/>
     </w:p>
     <w:p>
       <w:pPr>
@@ -27315,7 +27816,23 @@
           <w:sz w:val="26"/>
           <w:szCs w:val="26"/>
         </w:rPr>
-        <w:t xml:space="preserve">Bước 2: Chạy thử trên máy Local </w:t>
+        <w:t xml:space="preserve">Bước 2: Chạy thử trên máy </w:t>
+      </w:r>
+      <w:r>
+        <w:rPr>
+          <w:rFonts w:ascii="Times New Roman" w:hAnsi="Times New Roman" w:cs="Times New Roman"/>
+          <w:sz w:val="26"/>
+          <w:szCs w:val="26"/>
+        </w:rPr>
+        <w:t>l</w:t>
+      </w:r>
+      <w:r>
+        <w:rPr>
+          <w:rFonts w:ascii="Times New Roman" w:hAnsi="Times New Roman" w:cs="Times New Roman"/>
+          <w:sz w:val="26"/>
+          <w:szCs w:val="26"/>
+        </w:rPr>
+        <w:t xml:space="preserve">ocal </w:t>
       </w:r>
     </w:p>
     <w:p>
@@ -27361,7 +27878,23 @@
           <w:szCs w:val="26"/>
         </w:rPr>
         <w:lastRenderedPageBreak/>
-        <w:t xml:space="preserve">Cài đặt docker trên VPS: </w:t>
+        <w:t xml:space="preserve">Cài đặt </w:t>
+      </w:r>
+      <w:r>
+        <w:rPr>
+          <w:rFonts w:ascii="Times New Roman" w:hAnsi="Times New Roman" w:cs="Times New Roman"/>
+          <w:sz w:val="26"/>
+          <w:szCs w:val="26"/>
+        </w:rPr>
+        <w:t>D</w:t>
+      </w:r>
+      <w:r>
+        <w:rPr>
+          <w:rFonts w:ascii="Times New Roman" w:hAnsi="Times New Roman" w:cs="Times New Roman"/>
+          <w:sz w:val="26"/>
+          <w:szCs w:val="26"/>
+        </w:rPr>
+        <w:t xml:space="preserve">ocker trên VPS: </w:t>
       </w:r>
     </w:p>
     <w:p>
@@ -27673,23 +28206,23 @@
           <w:sz w:val="26"/>
           <w:szCs w:val="26"/>
         </w:rPr>
-        <w:t xml:space="preserve">Docker đã giúp em chuẩn hóa môi trường phát triển và triển khai DLU-Chatbot. Toàn bộ ứng dụng (FastAPI, ChromaDB, python-telegram-bot, </w:t>
-      </w:r>
-      <w:r>
-        <w:rPr>
-          <w:rFonts w:ascii="Times New Roman" w:hAnsi="Times New Roman" w:cs="Times New Roman"/>
-          <w:sz w:val="26"/>
-          <w:szCs w:val="26"/>
-        </w:rPr>
-        <w:t>OpenRouter</w:t>
-      </w:r>
-      <w:r>
-        <w:rPr>
-          <w:rFonts w:ascii="Times New Roman" w:hAnsi="Times New Roman" w:cs="Times New Roman"/>
-          <w:sz w:val="26"/>
-          <w:szCs w:val="26"/>
-        </w:rPr>
-        <w:t xml:space="preserve">) được đóng gói trong một image duy nhất, dễ dàng chạy trên máy local, máy test và VPS mà không cần cài đặt thủ công. Volume </w:t>
+        <w:t xml:space="preserve">Docker đã giúp em chuẩn hóa môi trường phát triển và triển khai DLU-Chatbot. </w:t>
+      </w:r>
+      <w:r>
+        <w:rPr>
+          <w:rFonts w:ascii="Times New Roman" w:hAnsi="Times New Roman" w:cs="Times New Roman"/>
+          <w:sz w:val="26"/>
+          <w:szCs w:val="26"/>
+        </w:rPr>
+        <w:t>Các thành phần của hệ thống được đóng gói và triển khai bằng Docker, giúp dễ dàng chạy trên máy local, máy test và VPS mà không cần cài đặt thủ công nhiều thư viện phụ thuộc.</w:t>
+      </w:r>
+      <w:r>
+        <w:rPr>
+          <w:rFonts w:ascii="Times New Roman" w:hAnsi="Times New Roman" w:cs="Times New Roman"/>
+          <w:sz w:val="26"/>
+          <w:szCs w:val="26"/>
+        </w:rPr>
+        <w:t xml:space="preserve"> Volume </w:t>
       </w:r>
       <w:r>
         <w:rPr>
@@ -27875,23 +28408,15 @@
           <w:sz w:val="26"/>
           <w:szCs w:val="26"/>
         </w:rPr>
-        <w:t xml:space="preserve"> Cung cấp môi trường ảo hóa cấp hệ điều hành (Containerization) để chạy các dịch vụ </w:t>
-      </w:r>
-      <w:r>
-        <w:rPr>
-          <w:rFonts w:ascii="Times New Roman" w:hAnsi="Times New Roman" w:cs="Times New Roman"/>
-          <w:sz w:val="26"/>
-          <w:szCs w:val="26"/>
-        </w:rPr>
-        <w:t>b</w:t>
-      </w:r>
-      <w:r>
-        <w:rPr>
-          <w:rFonts w:ascii="Times New Roman" w:hAnsi="Times New Roman" w:cs="Times New Roman"/>
-          <w:sz w:val="26"/>
-          <w:szCs w:val="26"/>
-        </w:rPr>
-        <w:t>ackend và Dashboard mà không gây xung đột thư viện với hệ thống gốc.</w:t>
+        <w:t xml:space="preserve"> </w:t>
+      </w:r>
+      <w:r>
+        <w:rPr>
+          <w:rFonts w:ascii="Times New Roman" w:hAnsi="Times New Roman" w:cs="Times New Roman"/>
+          <w:sz w:val="26"/>
+          <w:szCs w:val="26"/>
+        </w:rPr>
+        <w:t>Cung cấp môi trường container hóa để chạy các dịch vụ backend và dashboard một cách nhất quán, hạn chế xung đột thư viện với hệ thống gốc.</w:t>
       </w:r>
     </w:p>
     <w:p>
@@ -27985,15 +28510,15 @@
           <w:sz w:val="26"/>
           <w:szCs w:val="26"/>
         </w:rPr>
-        <w:t>ip public</w:t>
-      </w:r>
-      <w:r>
-        <w:rPr>
-          <w:rFonts w:ascii="Times New Roman" w:hAnsi="Times New Roman" w:cs="Times New Roman"/>
-          <w:sz w:val="26"/>
-          <w:szCs w:val="26"/>
-        </w:rPr>
-        <w:t xml:space="preserve"> của VPS </w:t>
+        <w:t>Public IP của VPS</w:t>
+      </w:r>
+      <w:r>
+        <w:rPr>
+          <w:rFonts w:ascii="Times New Roman" w:hAnsi="Times New Roman" w:cs="Times New Roman"/>
+          <w:sz w:val="26"/>
+          <w:szCs w:val="26"/>
+        </w:rPr>
+        <w:t xml:space="preserve"> </w:t>
       </w:r>
       <w:r>
         <w:rPr>
@@ -28109,7 +28634,94 @@
           <w:sz w:val="26"/>
           <w:szCs w:val="26"/>
         </w:rPr>
-        <w:t xml:space="preserve"> Tiếp nhận traffic từ cổng 80/443 và điều phối vào Docker: cổng 8000 (FastAPI Webhook) và 8501 (Streamlit Dashboard). </w:t>
+        <w:t xml:space="preserve"> Tiếp nhận traffic từ cổng 80/443 và điều phối vào Docker: cổng 8000 (FastAPI </w:t>
+      </w:r>
+      <w:r>
+        <w:rPr>
+          <w:rFonts w:ascii="Times New Roman" w:hAnsi="Times New Roman" w:cs="Times New Roman"/>
+          <w:sz w:val="26"/>
+          <w:szCs w:val="26"/>
+        </w:rPr>
+        <w:t>w</w:t>
+      </w:r>
+      <w:r>
+        <w:rPr>
+          <w:rFonts w:ascii="Times New Roman" w:hAnsi="Times New Roman" w:cs="Times New Roman"/>
+          <w:sz w:val="26"/>
+          <w:szCs w:val="26"/>
+        </w:rPr>
+        <w:t>ebhook)</w:t>
+      </w:r>
+      <w:sdt>
+        <w:sdtPr>
+          <w:rPr>
+            <w:rFonts w:ascii="Times New Roman" w:hAnsi="Times New Roman" w:cs="Times New Roman"/>
+            <w:sz w:val="26"/>
+            <w:szCs w:val="26"/>
+          </w:rPr>
+          <w:id w:val="568313653"/>
+          <w:citation/>
+        </w:sdtPr>
+        <w:sdtContent>
+          <w:r>
+            <w:rPr>
+              <w:rFonts w:ascii="Times New Roman" w:hAnsi="Times New Roman" w:cs="Times New Roman"/>
+              <w:sz w:val="26"/>
+              <w:szCs w:val="26"/>
+            </w:rPr>
+            <w:fldChar w:fldCharType="begin"/>
+          </w:r>
+          <w:r>
+            <w:rPr>
+              <w:rFonts w:ascii="Times New Roman" w:hAnsi="Times New Roman" w:cs="Times New Roman"/>
+              <w:sz w:val="26"/>
+              <w:szCs w:val="26"/>
+            </w:rPr>
+            <w:instrText xml:space="preserve"> CITATION Ram26 \l 1033 </w:instrText>
+          </w:r>
+          <w:r>
+            <w:rPr>
+              <w:rFonts w:ascii="Times New Roman" w:hAnsi="Times New Roman" w:cs="Times New Roman"/>
+              <w:sz w:val="26"/>
+              <w:szCs w:val="26"/>
+            </w:rPr>
+            <w:fldChar w:fldCharType="separate"/>
+          </w:r>
+          <w:r>
+            <w:rPr>
+              <w:rFonts w:ascii="Times New Roman" w:hAnsi="Times New Roman" w:cs="Times New Roman"/>
+              <w:noProof/>
+              <w:sz w:val="26"/>
+              <w:szCs w:val="26"/>
+            </w:rPr>
+            <w:t xml:space="preserve"> </w:t>
+          </w:r>
+          <w:r>
+            <w:rPr>
+              <w:rFonts w:ascii="Times New Roman" w:hAnsi="Times New Roman" w:cs="Times New Roman"/>
+              <w:noProof/>
+              <w:sz w:val="26"/>
+              <w:szCs w:val="26"/>
+            </w:rPr>
+            <w:t>[7]</w:t>
+          </w:r>
+          <w:r>
+            <w:rPr>
+              <w:rFonts w:ascii="Times New Roman" w:hAnsi="Times New Roman" w:cs="Times New Roman"/>
+              <w:sz w:val="26"/>
+              <w:szCs w:val="26"/>
+            </w:rPr>
+            <w:fldChar w:fldCharType="end"/>
+          </w:r>
+        </w:sdtContent>
+      </w:sdt>
+      <w:r>
+        <w:rPr>
+          <w:rFonts w:ascii="Times New Roman" w:hAnsi="Times New Roman" w:cs="Times New Roman"/>
+          <w:sz w:val="26"/>
+          <w:szCs w:val="26"/>
+        </w:rPr>
+        <w:t xml:space="preserve"> và 8501 (Streamlit Dashboard). </w:t>
       </w:r>
       <w:r>
         <w:rPr>
@@ -28157,7 +28769,86 @@
           <w:sz w:val="26"/>
           <w:szCs w:val="26"/>
         </w:rPr>
-        <w:t xml:space="preserve"> Sử dụng Certbot (Let's Encrypt) cấp chứng chỉ HTTPS nhằm mã hóa dữ liệu và đáp ứng chuẩn bảo mật bắt buộc của Telegram Webhook.</w:t>
+        <w:t xml:space="preserve"> Sử dụng Certbot (Let's Encrypt) cấp chứng chỉ HTTPS nhằm mã hóa dữ liệu và </w:t>
+      </w:r>
+      <w:r>
+        <w:rPr>
+          <w:rFonts w:ascii="Times New Roman" w:hAnsi="Times New Roman" w:cs="Times New Roman"/>
+          <w:sz w:val="26"/>
+          <w:szCs w:val="26"/>
+        </w:rPr>
+        <w:t>đáp ứng yêu cầu HTTPS khi cấu hình Telegram webhook</w:t>
+      </w:r>
+      <w:sdt>
+        <w:sdtPr>
+          <w:rPr>
+            <w:rFonts w:ascii="Times New Roman" w:hAnsi="Times New Roman" w:cs="Times New Roman"/>
+            <w:sz w:val="26"/>
+            <w:szCs w:val="26"/>
+          </w:rPr>
+          <w:id w:val="828175420"/>
+          <w:citation/>
+        </w:sdtPr>
+        <w:sdtContent>
+          <w:r>
+            <w:rPr>
+              <w:rFonts w:ascii="Times New Roman" w:hAnsi="Times New Roman" w:cs="Times New Roman"/>
+              <w:sz w:val="26"/>
+              <w:szCs w:val="26"/>
+            </w:rPr>
+            <w:fldChar w:fldCharType="begin"/>
+          </w:r>
+          <w:r>
+            <w:rPr>
+              <w:rFonts w:ascii="Times New Roman" w:hAnsi="Times New Roman" w:cs="Times New Roman"/>
+              <w:sz w:val="26"/>
+              <w:szCs w:val="26"/>
+            </w:rPr>
+            <w:instrText xml:space="preserve"> CITATION Tel26 \l 1033 </w:instrText>
+          </w:r>
+          <w:r>
+            <w:rPr>
+              <w:rFonts w:ascii="Times New Roman" w:hAnsi="Times New Roman" w:cs="Times New Roman"/>
+              <w:sz w:val="26"/>
+              <w:szCs w:val="26"/>
+            </w:rPr>
+            <w:fldChar w:fldCharType="separate"/>
+          </w:r>
+          <w:r>
+            <w:rPr>
+              <w:rFonts w:ascii="Times New Roman" w:hAnsi="Times New Roman" w:cs="Times New Roman"/>
+              <w:noProof/>
+              <w:sz w:val="26"/>
+              <w:szCs w:val="26"/>
+            </w:rPr>
+            <w:t xml:space="preserve"> </w:t>
+          </w:r>
+          <w:r>
+            <w:rPr>
+              <w:rFonts w:ascii="Times New Roman" w:hAnsi="Times New Roman" w:cs="Times New Roman"/>
+              <w:noProof/>
+              <w:sz w:val="26"/>
+              <w:szCs w:val="26"/>
+            </w:rPr>
+            <w:t>[6]</w:t>
+          </w:r>
+          <w:r>
+            <w:rPr>
+              <w:rFonts w:ascii="Times New Roman" w:hAnsi="Times New Roman" w:cs="Times New Roman"/>
+              <w:sz w:val="26"/>
+              <w:szCs w:val="26"/>
+            </w:rPr>
+            <w:fldChar w:fldCharType="end"/>
+          </w:r>
+        </w:sdtContent>
+      </w:sdt>
+      <w:r>
+        <w:rPr>
+          <w:rFonts w:ascii="Times New Roman" w:hAnsi="Times New Roman" w:cs="Times New Roman"/>
+          <w:sz w:val="26"/>
+          <w:szCs w:val="26"/>
+        </w:rPr>
+        <w:t>.</w:t>
       </w:r>
     </w:p>
     <w:p>
@@ -28308,7 +28999,23 @@
           <w:sz w:val="26"/>
           <w:szCs w:val="26"/>
         </w:rPr>
-        <w:t xml:space="preserve"> với 2 đặc tính:</w:t>
+        <w:t xml:space="preserve"> với 2 đặc tính</w:t>
+      </w:r>
+      <w:r>
+        <w:rPr>
+          <w:rFonts w:ascii="Times New Roman" w:hAnsi="Times New Roman" w:cs="Times New Roman"/>
+          <w:sz w:val="26"/>
+          <w:szCs w:val="26"/>
+        </w:rPr>
+        <w:t xml:space="preserve"> chính</w:t>
+      </w:r>
+      <w:r>
+        <w:rPr>
+          <w:rFonts w:ascii="Times New Roman" w:hAnsi="Times New Roman" w:cs="Times New Roman"/>
+          <w:sz w:val="26"/>
+          <w:szCs w:val="26"/>
+        </w:rPr>
+        <w:t>:</w:t>
       </w:r>
     </w:p>
     <w:p>
@@ -28452,42 +29159,15 @@
           <w:sz w:val="26"/>
           <w:szCs w:val="26"/>
         </w:rPr>
-        <w:t xml:space="preserve"> Dùng Docker Volumes ánh xạ thư mục </w:t>
-      </w:r>
-      <w:r>
-        <w:rPr>
-          <w:rStyle w:val="codesnippetChar"/>
-        </w:rPr>
-        <w:t>/data</w:t>
-      </w:r>
-      <w:r>
-        <w:rPr>
-          <w:rFonts w:ascii="Times New Roman" w:hAnsi="Times New Roman" w:cs="Times New Roman"/>
-          <w:sz w:val="26"/>
-          <w:szCs w:val="26"/>
-        </w:rPr>
-        <w:t xml:space="preserve"> (tài liệu PDF) và </w:t>
-      </w:r>
-      <w:r>
-        <w:rPr>
-          <w:rStyle w:val="codesnippetChar"/>
-        </w:rPr>
-        <w:t>/vector_store</w:t>
-      </w:r>
-      <w:r>
-        <w:rPr>
-          <w:rStyle w:val="codesnippetChar"/>
-          <w:shd w:val="clear" w:color="auto" w:fill="auto"/>
-        </w:rPr>
-        <w:t xml:space="preserve"> </w:t>
-      </w:r>
-      <w:r>
-        <w:rPr>
-          <w:rFonts w:ascii="Times New Roman" w:hAnsi="Times New Roman" w:cs="Times New Roman"/>
-          <w:sz w:val="26"/>
-          <w:szCs w:val="26"/>
-        </w:rPr>
-        <w:t>(ChromaDB) ra ổ cứng vật lý của VPS, giúp bảo toàn dữ liệu khi cập nhật hoặc khởi động lại.</w:t>
+        <w:t xml:space="preserve"> Dùng Docker Volumes </w:t>
+      </w:r>
+      <w:r>
+        <w:rPr>
+          <w:rFonts w:ascii="Times New Roman" w:hAnsi="Times New Roman" w:cs="Times New Roman"/>
+          <w:sz w:val="26"/>
+          <w:szCs w:val="26"/>
+        </w:rPr>
+        <w:t>ánh xạ thư mục dữ liệu ra ngoài container thông qua volume, giúp bảo toàn dữ liệu khi container được cập nhật hoặc khởi động lại.</w:t>
       </w:r>
     </w:p>
     <w:p>
@@ -28570,39 +29250,31 @@
           <w:szCs w:val="26"/>
         </w:rPr>
         <w:lastRenderedPageBreak/>
-        <w:t>Tối ưu hóa vòng đời phát triển (SDLC) bằng GitHub Actions. Quy trình vận hành tự động: Khi mã nguồn được đẩy</w:t>
-      </w:r>
-      <w:r>
-        <w:rPr>
-          <w:rFonts w:ascii="Times New Roman" w:hAnsi="Times New Roman" w:cs="Times New Roman"/>
-          <w:sz w:val="26"/>
-          <w:szCs w:val="26"/>
-        </w:rPr>
-        <w:t xml:space="preserve"> </w:t>
-      </w:r>
-      <w:r>
-        <w:rPr>
-          <w:rFonts w:ascii="Times New Roman" w:hAnsi="Times New Roman" w:cs="Times New Roman"/>
-          <w:sz w:val="26"/>
-          <w:szCs w:val="26"/>
-        </w:rPr>
-        <w:t>lên</w:t>
-      </w:r>
-      <w:r>
-        <w:rPr>
-          <w:rFonts w:ascii="Times New Roman" w:hAnsi="Times New Roman" w:cs="Times New Roman"/>
-          <w:sz w:val="26"/>
-          <w:szCs w:val="26"/>
-        </w:rPr>
-        <w:t xml:space="preserve"> github</w:t>
-      </w:r>
-      <w:r>
-        <w:rPr>
-          <w:rFonts w:ascii="Times New Roman" w:hAnsi="Times New Roman" w:cs="Times New Roman"/>
-          <w:sz w:val="26"/>
-          <w:szCs w:val="26"/>
-        </w:rPr>
-        <w:t>, Workflow sẽ dùng khóa SSH Secrets kết nối vào máy chủ Azure để tự động kéo mã nguồn mới nhất (</w:t>
+        <w:t xml:space="preserve">Tối ưu hóa vòng đời phát triển (SDLC) bằng GitHub Actions. Quy trình vận hành tự động: </w:t>
+      </w:r>
+      <w:r>
+        <w:rPr>
+          <w:rFonts w:ascii="Times New Roman" w:hAnsi="Times New Roman" w:cs="Times New Roman"/>
+          <w:sz w:val="26"/>
+          <w:szCs w:val="26"/>
+        </w:rPr>
+        <w:t>Khi mã nguồn được đẩy lên GitHub, workflow sẽ sử dụng SSH secrets để kết nối vào máy chủ</w:t>
+      </w:r>
+      <w:r>
+        <w:rPr>
+          <w:rFonts w:ascii="Times New Roman" w:hAnsi="Times New Roman" w:cs="Times New Roman"/>
+          <w:sz w:val="26"/>
+          <w:szCs w:val="26"/>
+        </w:rPr>
+        <w:t xml:space="preserve"> VPS</w:t>
+      </w:r>
+      <w:r>
+        <w:rPr>
+          <w:rFonts w:ascii="Times New Roman" w:hAnsi="Times New Roman" w:cs="Times New Roman"/>
+          <w:sz w:val="26"/>
+          <w:szCs w:val="26"/>
+        </w:rPr>
+        <w:t xml:space="preserve"> để tự động kéo mã nguồn mới nhất (</w:t>
       </w:r>
       <w:r>
         <w:rPr>
@@ -28706,12 +29378,12 @@
         <w:pStyle w:val="cp10"/>
         <w:outlineLvl w:val="0"/>
       </w:pPr>
-      <w:bookmarkStart w:id="52" w:name="_Toc228108635"/>
+      <w:bookmarkStart w:id="46" w:name="_Toc228391754"/>
       <w:r>
         <w:lastRenderedPageBreak/>
         <w:t>KẾT LUẬN</w:t>
       </w:r>
-      <w:bookmarkEnd w:id="52"/>
+      <w:bookmarkEnd w:id="46"/>
     </w:p>
     <w:p>
       <w:pPr>
@@ -28770,23 +29442,15 @@
           <w:sz w:val="26"/>
           <w:szCs w:val="26"/>
         </w:rPr>
-        <w:t>Bên cạnh phần lý thuyết, các bài tập thực hành với Git và Docker đã giúp em rèn luyện thêm kỹ năng sử dụng các công cụ phổ biến trong phát triển phần mềm hiện nay. Git hỗ trợ quản lý mã nguồn, theo dõi thay đổi và tổ chức quá trình làm việc rõ ràng hơn. Docker giúp chuẩn hóa môi trường chạy, hạn chế lỗi phụ thuộc thư viện và hỗ trợ triển khai hệ thống lên VPS thuận tiện hơn. Những nội dung này đã giúp em hiểu rõ hơn mối liên hệ giữa kiến thức trong môn học và</w:t>
-      </w:r>
-      <w:r>
-        <w:rPr>
-          <w:rFonts w:ascii="Times New Roman" w:hAnsi="Times New Roman" w:cs="Times New Roman"/>
-          <w:sz w:val="26"/>
-          <w:szCs w:val="26"/>
-        </w:rPr>
-        <w:t xml:space="preserve"> xây dựng thực tế</w:t>
-      </w:r>
-      <w:r>
-        <w:rPr>
-          <w:rFonts w:ascii="Times New Roman" w:hAnsi="Times New Roman" w:cs="Times New Roman"/>
-          <w:sz w:val="26"/>
-          <w:szCs w:val="26"/>
-        </w:rPr>
-        <w:t>, vận hành một hệ thống phần mềm.</w:t>
+        <w:t xml:space="preserve">Bên cạnh phần lý thuyết, các bài tập thực hành với Git và Docker đã giúp em rèn luyện thêm kỹ năng sử dụng các công cụ phổ biến trong phát triển phần mềm hiện nay. Git hỗ trợ quản lý mã nguồn, theo dõi thay đổi và tổ chức quá trình làm việc rõ ràng hơn. Docker giúp chuẩn hóa môi trường chạy, hạn chế lỗi phụ thuộc thư viện và hỗ trợ triển khai hệ thống lên VPS thuận tiện hơn. </w:t>
+      </w:r>
+      <w:r>
+        <w:rPr>
+          <w:rFonts w:ascii="Times New Roman" w:hAnsi="Times New Roman" w:cs="Times New Roman"/>
+          <w:sz w:val="26"/>
+          <w:szCs w:val="26"/>
+        </w:rPr>
+        <w:t>Những nội dung này đã giúp em hiểu rõ hơn mối liên hệ giữa kiến thức trong môn học với quá trình xây dựng và vận hành thực tế một hệ thống phần mềm.</w:t>
       </w:r>
     </w:p>
     <w:p>
@@ -28806,7 +29470,23 @@
           <w:sz w:val="26"/>
           <w:szCs w:val="26"/>
         </w:rPr>
-        <w:t>Tuy nhiên, do giới hạn về thời gian và phạm vi thực hiện, dự án vẫn còn một số hạn chế như dữ liệu chưa thật sự đầy đủ, khả năng kiểm thử và đánh giá độ chính xác của chatbot còn ở mức cơ bản</w:t>
+        <w:t>Tuy nhiên, do giới hạn về thời gian và phạm vi thực hiện, dự án vẫn còn một số hạn chế như</w:t>
+      </w:r>
+      <w:r>
+        <w:rPr>
+          <w:rFonts w:ascii="Times New Roman" w:hAnsi="Times New Roman" w:cs="Times New Roman"/>
+          <w:sz w:val="26"/>
+          <w:szCs w:val="26"/>
+        </w:rPr>
+        <w:t xml:space="preserve"> kho tài liệu</w:t>
+      </w:r>
+      <w:r>
+        <w:rPr>
+          <w:rFonts w:ascii="Times New Roman" w:hAnsi="Times New Roman" w:cs="Times New Roman"/>
+          <w:sz w:val="26"/>
+          <w:szCs w:val="26"/>
+        </w:rPr>
+        <w:t xml:space="preserve"> chưa thật sự đầy đủ, khả năng kiểm thử và đánh giá độ chính xác của chatbot còn ở mức cơ bản</w:t>
       </w:r>
       <w:r>
         <w:rPr>
@@ -28822,7 +29502,7 @@
           <w:sz w:val="26"/>
           <w:szCs w:val="26"/>
         </w:rPr>
-        <w:t xml:space="preserve">vẫn còn phụ thuộc vào một số dịch vụ bên thứ ba. </w:t>
+        <w:t>và hệ thống vẫn phụ thuộc vào một số dịch vụ bên thứ ba.</w:t>
       </w:r>
     </w:p>
     <w:p>
@@ -28844,36 +29524,11 @@
         </w:rPr>
         <w:t>Tóm lại, tiểu luận đã giúp em không chỉ nắm vững hơn các kiến thức của môn Công nghệ phần mềm mà còn có thêm kinh nghiệm thực tế trong việc áp dụng kiến thức vào một dự án cụ thể. Đây là nền tảng quan trọng để em tiếp tục học tập, nghiên cứu và phát triển các sản phẩm phần mềm hoàn chỉnh hơn trong tương lai.</w:t>
       </w:r>
-    </w:p>
-    <w:p>
-      <w:pPr>
-        <w:spacing w:line="360" w:lineRule="auto"/>
-        <w:ind w:firstLine="720"/>
-        <w:jc w:val="both"/>
-        <w:rPr>
-          <w:rFonts w:ascii="Times New Roman" w:hAnsi="Times New Roman" w:cs="Times New Roman"/>
-          <w:sz w:val="26"/>
-          <w:szCs w:val="26"/>
-        </w:rPr>
-      </w:pPr>
-    </w:p>
-    <w:p>
-      <w:pPr>
-        <w:pStyle w:val="cp10"/>
-        <w:outlineLvl w:val="0"/>
-      </w:pPr>
-      <w:bookmarkStart w:id="53" w:name="_Toc228108637"/>
-      <w:r>
-        <w:lastRenderedPageBreak/>
-        <w:t>TÀI LIỆU THAM KHẢO</w:t>
-      </w:r>
-      <w:bookmarkEnd w:id="53"/>
-    </w:p>
-    <w:p>
       <w:r>
         <w:tab/>
       </w:r>
     </w:p>
+    <w:bookmarkStart w:id="47" w:name="_Toc228391755" w:displacedByCustomXml="next"/>
     <w:sdt>
       <w:sdtPr>
         <w:id w:val="750622906"/>
@@ -28884,23 +29539,41 @@
       </w:sdtPr>
       <w:sdtEndPr>
         <w:rPr>
-          <w:rFonts w:asciiTheme="minorHAnsi" w:eastAsiaTheme="minorHAnsi" w:hAnsiTheme="minorHAnsi" w:cstheme="minorBidi"/>
+          <w:rFonts w:ascii="Times New Roman" w:eastAsiaTheme="minorHAnsi" w:hAnsi="Times New Roman" w:cs="Times New Roman"/>
           <w:color w:val="auto"/>
-          <w:sz w:val="24"/>
-          <w:szCs w:val="24"/>
+          <w:sz w:val="26"/>
+          <w:szCs w:val="26"/>
         </w:rPr>
       </w:sdtEndPr>
       <w:sdtContent>
         <w:p>
           <w:pPr>
             <w:pStyle w:val="Heading1"/>
+            <w:rPr>
+              <w:rFonts w:ascii="Times New Roman" w:hAnsi="Times New Roman" w:cs="Times New Roman"/>
+              <w:color w:val="auto"/>
+              <w:sz w:val="26"/>
+              <w:szCs w:val="26"/>
+            </w:rPr>
           </w:pPr>
           <w:r>
-            <w:t>Bibliography</w:t>
+            <w:rPr>
+              <w:rFonts w:ascii="Times New Roman" w:hAnsi="Times New Roman" w:cs="Times New Roman"/>
+              <w:color w:val="auto"/>
+              <w:sz w:val="26"/>
+              <w:szCs w:val="26"/>
+            </w:rPr>
+            <w:t>TÀI LIỆU THAM KHẢO</w:t>
           </w:r>
+          <w:bookmarkEnd w:id="47"/>
         </w:p>
         <w:sdt>
           <w:sdtPr>
+            <w:rPr>
+              <w:rFonts w:ascii="Times New Roman" w:hAnsi="Times New Roman" w:cs="Times New Roman"/>
+              <w:sz w:val="26"/>
+              <w:szCs w:val="26"/>
+            </w:rPr>
             <w:id w:val="111145805"/>
             <w:bibliography/>
           </w:sdtPr>
@@ -28908,16 +29581,34 @@
             <w:p>
               <w:pPr>
                 <w:rPr>
+                  <w:rFonts w:ascii="Times New Roman" w:hAnsi="Times New Roman" w:cs="Times New Roman"/>
                   <w:noProof/>
+                  <w:sz w:val="26"/>
+                  <w:szCs w:val="26"/>
                 </w:rPr>
               </w:pPr>
               <w:r>
+                <w:rPr>
+                  <w:rFonts w:ascii="Times New Roman" w:hAnsi="Times New Roman" w:cs="Times New Roman"/>
+                  <w:sz w:val="26"/>
+                  <w:szCs w:val="26"/>
+                </w:rPr>
                 <w:fldChar w:fldCharType="begin"/>
               </w:r>
               <w:r>
+                <w:rPr>
+                  <w:rFonts w:ascii="Times New Roman" w:hAnsi="Times New Roman" w:cs="Times New Roman"/>
+                  <w:sz w:val="26"/>
+                  <w:szCs w:val="26"/>
+                </w:rPr>
                 <w:instrText xml:space="preserve"> BIBLIOGRAPHY </w:instrText>
               </w:r>
               <w:r>
+                <w:rPr>
+                  <w:rFonts w:ascii="Times New Roman" w:hAnsi="Times New Roman" w:cs="Times New Roman"/>
+                  <w:sz w:val="26"/>
+                  <w:szCs w:val="26"/>
+                </w:rPr>
                 <w:fldChar w:fldCharType="separate"/>
               </w:r>
             </w:p>
@@ -28934,12 +29625,12 @@
                 <w:tblLook w:val="04A0" w:firstRow="1" w:lastRow="0" w:firstColumn="1" w:lastColumn="0" w:noHBand="0" w:noVBand="1"/>
               </w:tblPr>
               <w:tblGrid>
-                <w:gridCol w:w="345"/>
-                <w:gridCol w:w="8776"/>
+                <w:gridCol w:w="379"/>
+                <w:gridCol w:w="8742"/>
               </w:tblGrid>
               <w:tr>
                 <w:trPr>
-                  <w:divId w:val="1744257890"/>
+                  <w:divId w:val="652410973"/>
                   <w:tblCellSpacing w:w="15" w:type="dxa"/>
                 </w:trPr>
                 <w:tc>
@@ -28951,14 +29642,20 @@
                     <w:pPr>
                       <w:pStyle w:val="Bibliography"/>
                       <w:rPr>
+                        <w:rFonts w:ascii="Times New Roman" w:hAnsi="Times New Roman" w:cs="Times New Roman"/>
                         <w:noProof/>
                         <w:kern w:val="0"/>
+                        <w:sz w:val="26"/>
+                        <w:szCs w:val="26"/>
                         <w14:ligatures w14:val="none"/>
                       </w:rPr>
                     </w:pPr>
                     <w:r>
                       <w:rPr>
+                        <w:rFonts w:ascii="Times New Roman" w:hAnsi="Times New Roman" w:cs="Times New Roman"/>
                         <w:noProof/>
+                        <w:sz w:val="26"/>
+                        <w:szCs w:val="26"/>
                       </w:rPr>
                       <w:t xml:space="preserve">[1] </w:t>
                     </w:r>
@@ -28973,21 +29670,47 @@
                     <w:pPr>
                       <w:pStyle w:val="Bibliography"/>
                       <w:rPr>
+                        <w:rFonts w:ascii="Times New Roman" w:hAnsi="Times New Roman" w:cs="Times New Roman"/>
                         <w:noProof/>
+                        <w:sz w:val="26"/>
+                        <w:szCs w:val="26"/>
                       </w:rPr>
                     </w:pPr>
                     <w:r>
                       <w:rPr>
+                        <w:rFonts w:ascii="Times New Roman" w:hAnsi="Times New Roman" w:cs="Times New Roman"/>
                         <w:noProof/>
+                        <w:sz w:val="26"/>
+                        <w:szCs w:val="26"/>
                       </w:rPr>
-                      <w:t xml:space="preserve">I. Sommerville, Software Engineering, 10th, Ed., Boston: Pearson Education Limited, 2016. </w:t>
+                      <w:t xml:space="preserve">P. Lewis, E. Perez, A. Piktus, F. Petroni, V. Karpukhin, N. Goyal, H. Küttler, M. Lewis, W.-t. Yih, T. Rocktäschel, S. Riedel and D. Kiela, "Retrieval-Augmented Generation for Knowledge-Intensive NLP Tasks," in </w:t>
+                    </w:r>
+                    <w:r>
+                      <w:rPr>
+                        <w:rFonts w:ascii="Times New Roman" w:hAnsi="Times New Roman" w:cs="Times New Roman"/>
+                        <w:i/>
+                        <w:iCs/>
+                        <w:noProof/>
+                        <w:sz w:val="26"/>
+                        <w:szCs w:val="26"/>
+                      </w:rPr>
+                      <w:t>Advances in Neural Information Processing Systems</w:t>
+                    </w:r>
+                    <w:r>
+                      <w:rPr>
+                        <w:rFonts w:ascii="Times New Roman" w:hAnsi="Times New Roman" w:cs="Times New Roman"/>
+                        <w:noProof/>
+                        <w:sz w:val="26"/>
+                        <w:szCs w:val="26"/>
+                      </w:rPr>
+                      <w:t xml:space="preserve">, 2020. </w:t>
                     </w:r>
                   </w:p>
                 </w:tc>
               </w:tr>
               <w:tr>
                 <w:trPr>
-                  <w:divId w:val="1744257890"/>
+                  <w:divId w:val="652410973"/>
                   <w:tblCellSpacing w:w="15" w:type="dxa"/>
                 </w:trPr>
                 <w:tc>
@@ -28999,12 +29722,18 @@
                     <w:pPr>
                       <w:pStyle w:val="Bibliography"/>
                       <w:rPr>
+                        <w:rFonts w:ascii="Times New Roman" w:hAnsi="Times New Roman" w:cs="Times New Roman"/>
                         <w:noProof/>
+                        <w:sz w:val="26"/>
+                        <w:szCs w:val="26"/>
                       </w:rPr>
                     </w:pPr>
                     <w:r>
                       <w:rPr>
+                        <w:rFonts w:ascii="Times New Roman" w:hAnsi="Times New Roman" w:cs="Times New Roman"/>
                         <w:noProof/>
+                        <w:sz w:val="26"/>
+                        <w:szCs w:val="26"/>
                       </w:rPr>
                       <w:t xml:space="preserve">[2] </w:t>
                     </w:r>
@@ -29019,21 +29748,27 @@
                     <w:pPr>
                       <w:pStyle w:val="Bibliography"/>
                       <w:rPr>
+                        <w:rFonts w:ascii="Times New Roman" w:hAnsi="Times New Roman" w:cs="Times New Roman"/>
                         <w:noProof/>
+                        <w:sz w:val="26"/>
+                        <w:szCs w:val="26"/>
                       </w:rPr>
                     </w:pPr>
                     <w:r>
                       <w:rPr>
+                        <w:rFonts w:ascii="Times New Roman" w:hAnsi="Times New Roman" w:cs="Times New Roman"/>
                         <w:noProof/>
+                        <w:sz w:val="26"/>
+                        <w:szCs w:val="26"/>
                       </w:rPr>
-                      <w:t>ISO/IEC/IEEE, "Systems and software engineering — Life cycle processes — Requirements engineering," 2018.</w:t>
+                      <w:t xml:space="preserve">I. Sommerville, Software Engineering, 10th, Ed., Boston: Pearson Education Limited, 2016. </w:t>
                     </w:r>
                   </w:p>
                 </w:tc>
               </w:tr>
               <w:tr>
                 <w:trPr>
-                  <w:divId w:val="1744257890"/>
+                  <w:divId w:val="652410973"/>
                   <w:tblCellSpacing w:w="15" w:type="dxa"/>
                 </w:trPr>
                 <w:tc>
@@ -29045,12 +29780,18 @@
                     <w:pPr>
                       <w:pStyle w:val="Bibliography"/>
                       <w:rPr>
+                        <w:rFonts w:ascii="Times New Roman" w:hAnsi="Times New Roman" w:cs="Times New Roman"/>
                         <w:noProof/>
+                        <w:sz w:val="26"/>
+                        <w:szCs w:val="26"/>
                       </w:rPr>
                     </w:pPr>
                     <w:r>
                       <w:rPr>
+                        <w:rFonts w:ascii="Times New Roman" w:hAnsi="Times New Roman" w:cs="Times New Roman"/>
                         <w:noProof/>
+                        <w:sz w:val="26"/>
+                        <w:szCs w:val="26"/>
                       </w:rPr>
                       <w:t xml:space="preserve">[3] </w:t>
                     </w:r>
@@ -29065,21 +29806,27 @@
                     <w:pPr>
                       <w:pStyle w:val="Bibliography"/>
                       <w:rPr>
+                        <w:rFonts w:ascii="Times New Roman" w:hAnsi="Times New Roman" w:cs="Times New Roman"/>
                         <w:noProof/>
+                        <w:sz w:val="26"/>
+                        <w:szCs w:val="26"/>
                       </w:rPr>
                     </w:pPr>
                     <w:r>
                       <w:rPr>
+                        <w:rFonts w:ascii="Times New Roman" w:hAnsi="Times New Roman" w:cs="Times New Roman"/>
                         <w:noProof/>
+                        <w:sz w:val="26"/>
+                        <w:szCs w:val="26"/>
                       </w:rPr>
-                      <w:t xml:space="preserve">Project Management Institute, A Guide to the Project Management Body of Knowledge (PMBOK Guide), 7th, Ed., Newtown Square: Project Management Institute, 2021. </w:t>
+                      <w:t>K. Schwaber and J. Sutherland, "The Scrum Guide: The Definitive Guide to Scrum," 29 April 2020. [Online]. Available: https://scrumguides.org/. [Accessed 2026].</w:t>
                     </w:r>
                   </w:p>
                 </w:tc>
               </w:tr>
               <w:tr>
                 <w:trPr>
-                  <w:divId w:val="1744257890"/>
+                  <w:divId w:val="652410973"/>
                   <w:tblCellSpacing w:w="15" w:type="dxa"/>
                 </w:trPr>
                 <w:tc>
@@ -29091,12 +29838,18 @@
                     <w:pPr>
                       <w:pStyle w:val="Bibliography"/>
                       <w:rPr>
+                        <w:rFonts w:ascii="Times New Roman" w:hAnsi="Times New Roman" w:cs="Times New Roman"/>
                         <w:noProof/>
+                        <w:sz w:val="26"/>
+                        <w:szCs w:val="26"/>
                       </w:rPr>
                     </w:pPr>
                     <w:r>
                       <w:rPr>
+                        <w:rFonts w:ascii="Times New Roman" w:hAnsi="Times New Roman" w:cs="Times New Roman"/>
                         <w:noProof/>
+                        <w:sz w:val="26"/>
+                        <w:szCs w:val="26"/>
                       </w:rPr>
                       <w:t xml:space="preserve">[4] </w:t>
                     </w:r>
@@ -29111,21 +29864,27 @@
                     <w:pPr>
                       <w:pStyle w:val="Bibliography"/>
                       <w:rPr>
+                        <w:rFonts w:ascii="Times New Roman" w:hAnsi="Times New Roman" w:cs="Times New Roman"/>
                         <w:noProof/>
+                        <w:sz w:val="26"/>
+                        <w:szCs w:val="26"/>
                       </w:rPr>
                     </w:pPr>
                     <w:r>
                       <w:rPr>
+                        <w:rFonts w:ascii="Times New Roman" w:hAnsi="Times New Roman" w:cs="Times New Roman"/>
                         <w:noProof/>
+                        <w:sz w:val="26"/>
+                        <w:szCs w:val="26"/>
                       </w:rPr>
-                      <w:t>K. Schwaber and J. Sutherland, "The Scrum Guide: The Definitive Guide to Scrum," 29 April 2020. [Online]. Available: https://scrumguides.org/. [Accessed 2026].</w:t>
+                      <w:t xml:space="preserve">Project Management Institute, A Guide to the Project Management Body of Knowledge (PMBOK Guide), 7th, Ed., Newtown Square: Project Management Institute, 2021. </w:t>
                     </w:r>
                   </w:p>
                 </w:tc>
               </w:tr>
               <w:tr>
                 <w:trPr>
-                  <w:divId w:val="1744257890"/>
+                  <w:divId w:val="652410973"/>
                   <w:tblCellSpacing w:w="15" w:type="dxa"/>
                 </w:trPr>
                 <w:tc>
@@ -29137,12 +29896,18 @@
                     <w:pPr>
                       <w:pStyle w:val="Bibliography"/>
                       <w:rPr>
+                        <w:rFonts w:ascii="Times New Roman" w:hAnsi="Times New Roman" w:cs="Times New Roman"/>
                         <w:noProof/>
+                        <w:sz w:val="26"/>
+                        <w:szCs w:val="26"/>
                       </w:rPr>
                     </w:pPr>
                     <w:r>
                       <w:rPr>
+                        <w:rFonts w:ascii="Times New Roman" w:hAnsi="Times New Roman" w:cs="Times New Roman"/>
                         <w:noProof/>
+                        <w:sz w:val="26"/>
+                        <w:szCs w:val="26"/>
                       </w:rPr>
                       <w:t xml:space="preserve">[5] </w:t>
                     </w:r>
@@ -29157,21 +29922,27 @@
                     <w:pPr>
                       <w:pStyle w:val="Bibliography"/>
                       <w:rPr>
+                        <w:rFonts w:ascii="Times New Roman" w:hAnsi="Times New Roman" w:cs="Times New Roman"/>
                         <w:noProof/>
+                        <w:sz w:val="26"/>
+                        <w:szCs w:val="26"/>
                       </w:rPr>
                     </w:pPr>
                     <w:r>
                       <w:rPr>
+                        <w:rFonts w:ascii="Times New Roman" w:hAnsi="Times New Roman" w:cs="Times New Roman"/>
                         <w:noProof/>
+                        <w:sz w:val="26"/>
+                        <w:szCs w:val="26"/>
                       </w:rPr>
-                      <w:t xml:space="preserve">S. Chacon and B. Straub, Pro Git, 2nd, Ed., New York: Apress, 2014. </w:t>
+                      <w:t>ISO/IEC/IEEE, "Systems and software engineering — Life cycle processes — Requirements engineering," 2018.</w:t>
                     </w:r>
                   </w:p>
                 </w:tc>
               </w:tr>
               <w:tr>
                 <w:trPr>
-                  <w:divId w:val="1744257890"/>
+                  <w:divId w:val="652410973"/>
                   <w:tblCellSpacing w:w="15" w:type="dxa"/>
                 </w:trPr>
                 <w:tc>
@@ -29183,12 +29954,18 @@
                     <w:pPr>
                       <w:pStyle w:val="Bibliography"/>
                       <w:rPr>
+                        <w:rFonts w:ascii="Times New Roman" w:hAnsi="Times New Roman" w:cs="Times New Roman"/>
                         <w:noProof/>
+                        <w:sz w:val="26"/>
+                        <w:szCs w:val="26"/>
                       </w:rPr>
                     </w:pPr>
                     <w:r>
                       <w:rPr>
+                        <w:rFonts w:ascii="Times New Roman" w:hAnsi="Times New Roman" w:cs="Times New Roman"/>
                         <w:noProof/>
+                        <w:sz w:val="26"/>
+                        <w:szCs w:val="26"/>
                       </w:rPr>
                       <w:t xml:space="preserve">[6] </w:t>
                     </w:r>
@@ -29203,21 +29980,27 @@
                     <w:pPr>
                       <w:pStyle w:val="Bibliography"/>
                       <w:rPr>
+                        <w:rFonts w:ascii="Times New Roman" w:hAnsi="Times New Roman" w:cs="Times New Roman"/>
                         <w:noProof/>
+                        <w:sz w:val="26"/>
+                        <w:szCs w:val="26"/>
                       </w:rPr>
                     </w:pPr>
                     <w:r>
                       <w:rPr>
+                        <w:rFonts w:ascii="Times New Roman" w:hAnsi="Times New Roman" w:cs="Times New Roman"/>
                         <w:noProof/>
+                        <w:sz w:val="26"/>
+                        <w:szCs w:val="26"/>
                       </w:rPr>
-                      <w:t>Docker Inc., "Dockerfile reference," 2026. [Online]. Available: https://docs.docker.com/reference/dockerfile/. [Accessed 29 April 2026].</w:t>
+                      <w:t>Telegram, "Telegram Bot API," 2026. [Online]. Available: https://core.telegram.org/bots/api. [Accessed 29 April 2026].</w:t>
                     </w:r>
                   </w:p>
                 </w:tc>
               </w:tr>
               <w:tr>
                 <w:trPr>
-                  <w:divId w:val="1744257890"/>
+                  <w:divId w:val="652410973"/>
                   <w:tblCellSpacing w:w="15" w:type="dxa"/>
                 </w:trPr>
                 <w:tc>
@@ -29229,12 +30012,18 @@
                     <w:pPr>
                       <w:pStyle w:val="Bibliography"/>
                       <w:rPr>
+                        <w:rFonts w:ascii="Times New Roman" w:hAnsi="Times New Roman" w:cs="Times New Roman"/>
                         <w:noProof/>
+                        <w:sz w:val="26"/>
+                        <w:szCs w:val="26"/>
                       </w:rPr>
                     </w:pPr>
                     <w:r>
                       <w:rPr>
+                        <w:rFonts w:ascii="Times New Roman" w:hAnsi="Times New Roman" w:cs="Times New Roman"/>
                         <w:noProof/>
+                        <w:sz w:val="26"/>
+                        <w:szCs w:val="26"/>
                       </w:rPr>
                       <w:t xml:space="preserve">[7] </w:t>
                     </w:r>
@@ -29249,12 +30038,18 @@
                     <w:pPr>
                       <w:pStyle w:val="Bibliography"/>
                       <w:rPr>
+                        <w:rFonts w:ascii="Times New Roman" w:hAnsi="Times New Roman" w:cs="Times New Roman"/>
                         <w:noProof/>
+                        <w:sz w:val="26"/>
+                        <w:szCs w:val="26"/>
                       </w:rPr>
                     </w:pPr>
                     <w:r>
                       <w:rPr>
+                        <w:rFonts w:ascii="Times New Roman" w:hAnsi="Times New Roman" w:cs="Times New Roman"/>
                         <w:noProof/>
+                        <w:sz w:val="26"/>
+                        <w:szCs w:val="26"/>
                       </w:rPr>
                       <w:t>S. Ramírez, "FastAPI Documentation," 2026. [Online]. Available: https://fastapi.tiangolo.com/. [Accessed 29 April 2026].</w:t>
                     </w:r>
@@ -29263,7 +30058,7 @@
               </w:tr>
               <w:tr>
                 <w:trPr>
-                  <w:divId w:val="1744257890"/>
+                  <w:divId w:val="652410973"/>
                   <w:tblCellSpacing w:w="15" w:type="dxa"/>
                 </w:trPr>
                 <w:tc>
@@ -29275,12 +30070,18 @@
                     <w:pPr>
                       <w:pStyle w:val="Bibliography"/>
                       <w:rPr>
+                        <w:rFonts w:ascii="Times New Roman" w:hAnsi="Times New Roman" w:cs="Times New Roman"/>
                         <w:noProof/>
+                        <w:sz w:val="26"/>
+                        <w:szCs w:val="26"/>
                       </w:rPr>
                     </w:pPr>
                     <w:r>
                       <w:rPr>
+                        <w:rFonts w:ascii="Times New Roman" w:hAnsi="Times New Roman" w:cs="Times New Roman"/>
                         <w:noProof/>
+                        <w:sz w:val="26"/>
+                        <w:szCs w:val="26"/>
                       </w:rPr>
                       <w:t xml:space="preserve">[8] </w:t>
                     </w:r>
@@ -29295,21 +30096,27 @@
                     <w:pPr>
                       <w:pStyle w:val="Bibliography"/>
                       <w:rPr>
+                        <w:rFonts w:ascii="Times New Roman" w:hAnsi="Times New Roman" w:cs="Times New Roman"/>
                         <w:noProof/>
+                        <w:sz w:val="26"/>
+                        <w:szCs w:val="26"/>
                       </w:rPr>
                     </w:pPr>
                     <w:r>
                       <w:rPr>
+                        <w:rFonts w:ascii="Times New Roman" w:hAnsi="Times New Roman" w:cs="Times New Roman"/>
                         <w:noProof/>
+                        <w:sz w:val="26"/>
+                        <w:szCs w:val="26"/>
                       </w:rPr>
-                      <w:t>Telegram, "Telegram Bot API," 2026. [Online]. Available: https://core.telegram.org/bots/api. [Accessed 29 April 2026].</w:t>
+                      <w:t xml:space="preserve">S. Chacon and B. Straub, Pro Git, 2nd, Ed., New York: Apress, 2014. </w:t>
                     </w:r>
                   </w:p>
                 </w:tc>
               </w:tr>
               <w:tr>
                 <w:trPr>
-                  <w:divId w:val="1744257890"/>
+                  <w:divId w:val="652410973"/>
                   <w:tblCellSpacing w:w="15" w:type="dxa"/>
                 </w:trPr>
                 <w:tc>
@@ -29321,12 +30128,18 @@
                     <w:pPr>
                       <w:pStyle w:val="Bibliography"/>
                       <w:rPr>
+                        <w:rFonts w:ascii="Times New Roman" w:hAnsi="Times New Roman" w:cs="Times New Roman"/>
                         <w:noProof/>
+                        <w:sz w:val="26"/>
+                        <w:szCs w:val="26"/>
                       </w:rPr>
                     </w:pPr>
                     <w:r>
                       <w:rPr>
+                        <w:rFonts w:ascii="Times New Roman" w:hAnsi="Times New Roman" w:cs="Times New Roman"/>
                         <w:noProof/>
+                        <w:sz w:val="26"/>
+                        <w:szCs w:val="26"/>
                       </w:rPr>
                       <w:t xml:space="preserve">[9] </w:t>
                     </w:r>
@@ -29341,28 +30154,20 @@
                     <w:pPr>
                       <w:pStyle w:val="Bibliography"/>
                       <w:rPr>
+                        <w:rFonts w:ascii="Times New Roman" w:hAnsi="Times New Roman" w:cs="Times New Roman"/>
                         <w:noProof/>
+                        <w:sz w:val="26"/>
+                        <w:szCs w:val="26"/>
                       </w:rPr>
                     </w:pPr>
                     <w:r>
                       <w:rPr>
+                        <w:rFonts w:ascii="Times New Roman" w:hAnsi="Times New Roman" w:cs="Times New Roman"/>
                         <w:noProof/>
+                        <w:sz w:val="26"/>
+                        <w:szCs w:val="26"/>
                       </w:rPr>
-                      <w:t xml:space="preserve">P. Lewis, E. Perez, A. Piktus, F. Petroni, V. Karpukhin, N. Goyal, H. Küttler, M. Lewis, W.-t. Yih, T. Rocktäschel, S. Riedel and D. Kiela, "Retrieval-Augmented Generation for Knowledge-Intensive NLP Tasks," in </w:t>
-                    </w:r>
-                    <w:r>
-                      <w:rPr>
-                        <w:i/>
-                        <w:iCs/>
-                        <w:noProof/>
-                      </w:rPr>
-                      <w:t>Advances in Neural Information Processing Systems</w:t>
-                    </w:r>
-                    <w:r>
-                      <w:rPr>
-                        <w:noProof/>
-                      </w:rPr>
-                      <w:t xml:space="preserve">, 2020. </w:t>
+                      <w:t>Docker Inc., "Dockerfile reference," 2026. [Online]. Available: https://docs.docker.com/reference/dockerfile/. [Accessed 29 April 2026].</w:t>
                     </w:r>
                   </w:p>
                 </w:tc>
@@ -29370,19 +30175,31 @@
             </w:tbl>
             <w:p>
               <w:pPr>
-                <w:divId w:val="1744257890"/>
+                <w:divId w:val="652410973"/>
                 <w:rPr>
-                  <w:rFonts w:eastAsia="Times New Roman"/>
+                  <w:rFonts w:ascii="Times New Roman" w:eastAsia="Times New Roman" w:hAnsi="Times New Roman" w:cs="Times New Roman"/>
                   <w:noProof/>
+                  <w:sz w:val="26"/>
+                  <w:szCs w:val="26"/>
                 </w:rPr>
               </w:pPr>
             </w:p>
             <w:p>
+              <w:pPr>
+                <w:rPr>
+                  <w:rFonts w:ascii="Times New Roman" w:hAnsi="Times New Roman" w:cs="Times New Roman"/>
+                  <w:sz w:val="26"/>
+                  <w:szCs w:val="26"/>
+                </w:rPr>
+              </w:pPr>
               <w:r>
                 <w:rPr>
+                  <w:rFonts w:ascii="Times New Roman" w:hAnsi="Times New Roman" w:cs="Times New Roman"/>
                   <w:b/>
                   <w:bCs/>
                   <w:noProof/>
+                  <w:sz w:val="26"/>
+                  <w:szCs w:val="26"/>
                 </w:rPr>
                 <w:fldChar w:fldCharType="end"/>
               </w:r>
@@ -40954,7 +41771,7 @@
     <b:Year>2016</b:Year>
     <b:City>Boston</b:City>
     <b:Publisher>Pearson Education Limited</b:Publisher>
-    <b:RefOrder>1</b:RefOrder>
+    <b:RefOrder>2</b:RefOrder>
   </b:Source>
   <b:Source>
     <b:Tag>ISO18</b:Tag>
@@ -40969,7 +41786,7 @@
     </b:Author>
     <b:Institution>International Organization for Standardization</b:Institution>
     <b:ThesisType>ISO/IEC/IEEE 29148:2018</b:ThesisType>
-    <b:RefOrder>4</b:RefOrder>
+    <b:RefOrder>5</b:RefOrder>
   </b:Source>
   <b:Source>
     <b:Tag>Pro21</b:Tag>
@@ -40991,7 +41808,7 @@
         </b:NameList>
       </b:Editor>
     </b:Author>
-    <b:RefOrder>3</b:RefOrder>
+    <b:RefOrder>4</b:RefOrder>
   </b:Source>
   <b:Source>
     <b:Tag>Sch20</b:Tag>
@@ -41018,7 +41835,7 @@
     <b:YearAccessed>2026</b:YearAccessed>
     <b:URL>https://scrumguides.org/</b:URL>
     <b:InternetSiteTitle>Scrum Guides</b:InternetSiteTitle>
-    <b:RefOrder>2</b:RefOrder>
+    <b:RefOrder>3</b:RefOrder>
   </b:Source>
   <b:Source>
     <b:Tag>Cha14</b:Tag>
@@ -41049,7 +41866,7 @@
     <b:Year>2014</b:Year>
     <b:City>New York</b:City>
     <b:Publisher>Apress</b:Publisher>
-    <b:RefOrder>5</b:RefOrder>
+    <b:RefOrder>8</b:RefOrder>
   </b:Source>
   <b:Source>
     <b:Tag>Doc26</b:Tag>
@@ -41067,7 +41884,7 @@
     <b:DayAccessed>29</b:DayAccessed>
     <b:URL>https://docs.docker.com/reference/dockerfile/</b:URL>
     <b:InternetSiteTitle>Docker Documentation</b:InternetSiteTitle>
-    <b:RefOrder>6</b:RefOrder>
+    <b:RefOrder>9</b:RefOrder>
   </b:Source>
   <b:Source>
     <b:Tag>Ram26</b:Tag>
@@ -41108,7 +41925,7 @@
     <b:DayAccessed>29</b:DayAccessed>
     <b:URL>https://core.telegram.org/bots/api</b:URL>
     <b:InternetSiteTitle>Telegram Core</b:InternetSiteTitle>
-    <b:RefOrder>8</b:RefOrder>
+    <b:RefOrder>6</b:RefOrder>
   </b:Source>
   <b:Source>
     <b:Tag>Pat20</b:Tag>
@@ -41171,13 +41988,13 @@
       </b:Author>
     </b:Author>
     <b:ConferenceName>Advances in Neural Information Processing Systems</b:ConferenceName>
-    <b:RefOrder>9</b:RefOrder>
+    <b:RefOrder>1</b:RefOrder>
   </b:Source>
 </b:Sources>
 </file>
 
 <file path=customXml/itemProps1.xml><?xml version="1.0" encoding="utf-8"?>
-<ds:datastoreItem xmlns:ds="http://schemas.openxmlformats.org/officeDocument/2006/customXml" ds:itemID="{C44055E1-86FC-40C7-8B32-FBD011A4153A}">
+<ds:datastoreItem xmlns:ds="http://schemas.openxmlformats.org/officeDocument/2006/customXml" ds:itemID="{82703C1A-D28F-4192-94DD-56F29C8B6A73}">
   <ds:schemaRefs>
     <ds:schemaRef ds:uri="http://schemas.openxmlformats.org/officeDocument/2006/bibliography"/>
   </ds:schemaRefs>

--- a/Tiểu luận.docx
+++ b/Tiểu luận.docx
@@ -3779,7 +3779,23 @@
           <w:sz w:val="26"/>
           <w:szCs w:val="26"/>
         </w:rPr>
-        <w:t xml:space="preserve">: Các khái niệm, mô hình, quy trình và công cụ cốt lõi trong môn Công nghệ phần mềm. </w:t>
+        <w:t xml:space="preserve">: </w:t>
+      </w:r>
+      <w:r>
+        <w:rPr>
+          <w:rFonts w:ascii="Times New Roman" w:hAnsi="Times New Roman" w:cs="Times New Roman"/>
+          <w:sz w:val="26"/>
+          <w:szCs w:val="26"/>
+        </w:rPr>
+        <w:t>c</w:t>
+      </w:r>
+      <w:r>
+        <w:rPr>
+          <w:rFonts w:ascii="Times New Roman" w:hAnsi="Times New Roman" w:cs="Times New Roman"/>
+          <w:sz w:val="26"/>
+          <w:szCs w:val="26"/>
+        </w:rPr>
+        <w:t xml:space="preserve">ác khái niệm, mô hình, quy trình và công cụ cốt lõi trong môn Công nghệ phần mềm. </w:t>
       </w:r>
     </w:p>
     <w:p>
@@ -3809,7 +3825,23 @@
           <w:sz w:val="26"/>
           <w:szCs w:val="26"/>
         </w:rPr>
-        <w:t>: Tập trung vào nội dung 14 bài học của môn học, kết hợp thực hành và sử dụng dự án DLU-Chatbot</w:t>
+        <w:t xml:space="preserve">: </w:t>
+      </w:r>
+      <w:r>
+        <w:rPr>
+          <w:rFonts w:ascii="Times New Roman" w:hAnsi="Times New Roman" w:cs="Times New Roman"/>
+          <w:sz w:val="26"/>
+          <w:szCs w:val="26"/>
+        </w:rPr>
+        <w:t>t</w:t>
+      </w:r>
+      <w:r>
+        <w:rPr>
+          <w:rFonts w:ascii="Times New Roman" w:hAnsi="Times New Roman" w:cs="Times New Roman"/>
+          <w:sz w:val="26"/>
+          <w:szCs w:val="26"/>
+        </w:rPr>
+        <w:t>ập trung vào nội dung 14 bài học của môn học, kết hợp thực hành và sử dụng dự án DLU-Chatbot</w:t>
       </w:r>
       <w:r>
         <w:rPr>
@@ -4252,7 +4284,15 @@
           <w:sz w:val="26"/>
           <w:szCs w:val="26"/>
         </w:rPr>
-        <w:t>Minh họa thực tế quy trình phát triển phần mềm từ phân tích yêu cầu, thiết kế hệ thống đến triển khai và vận hành.</w:t>
+        <w:t>m</w:t>
+      </w:r>
+      <w:r>
+        <w:rPr>
+          <w:rFonts w:ascii="Times New Roman" w:hAnsi="Times New Roman" w:cs="Times New Roman"/>
+          <w:sz w:val="26"/>
+          <w:szCs w:val="26"/>
+        </w:rPr>
+        <w:t>inh họa thực tế quy trình phát triển phần mềm từ phân tích yêu cầu, thiết kế hệ thống đến triển khai và vận hành.</w:t>
       </w:r>
       <w:r>
         <w:rPr>
@@ -4298,7 +4338,15 @@
           <w:sz w:val="26"/>
           <w:szCs w:val="26"/>
         </w:rPr>
-        <w:t>Sinh viên</w:t>
+        <w:t>s</w:t>
+      </w:r>
+      <w:r>
+        <w:rPr>
+          <w:rFonts w:ascii="Times New Roman" w:hAnsi="Times New Roman" w:cs="Times New Roman"/>
+          <w:sz w:val="26"/>
+          <w:szCs w:val="26"/>
+        </w:rPr>
+        <w:t>inh viên</w:t>
       </w:r>
       <w:r>
         <w:rPr>
@@ -4612,6 +4660,15 @@
       </w:r>
       <w:r>
         <w:rPr>
+          <w:rStyle w:val="FootnoteReference"/>
+          <w:rFonts w:ascii="Times New Roman" w:hAnsi="Times New Roman" w:cs="Times New Roman"/>
+          <w:sz w:val="26"/>
+          <w:szCs w:val="26"/>
+        </w:rPr>
+        <w:footnoteReference w:id="1"/>
+      </w:r>
+      <w:r>
+        <w:rPr>
           <w:rFonts w:ascii="Times New Roman" w:hAnsi="Times New Roman" w:cs="Times New Roman"/>
           <w:sz w:val="26"/>
           <w:szCs w:val="26"/>
@@ -4744,7 +4801,7 @@
           <w:sz w:val="26"/>
           <w:szCs w:val="26"/>
         </w:rPr>
-        <w:t>Presentation Layer (Telegram Bot + FastAPI webhook)</w:t>
+        <w:t>Presentation Layer (Telegram Bot + FastAPI)</w:t>
       </w:r>
     </w:p>
     <w:p>
@@ -4794,6 +4851,7 @@
           <w:sz w:val="26"/>
           <w:szCs w:val="26"/>
         </w:rPr>
+        <w:lastRenderedPageBreak/>
         <w:t>Data Access Layer (ChromaDB + tài liệu nguồn)</w:t>
       </w:r>
     </w:p>
@@ -4832,7 +4890,6 @@
       </w:pPr>
       <w:bookmarkStart w:id="5" w:name="_Toc228429576"/>
       <w:r>
-        <w:lastRenderedPageBreak/>
         <w:t>C</w:t>
       </w:r>
       <w:r>
@@ -5783,6 +5840,7 @@
       </w:pPr>
       <w:bookmarkStart w:id="9" w:name="_Toc228429580"/>
       <w:r>
+        <w:lastRenderedPageBreak/>
         <w:t>1.1.</w:t>
       </w:r>
       <w:r>
@@ -5813,7 +5871,6 @@
           <w:sz w:val="26"/>
           <w:szCs w:val="26"/>
         </w:rPr>
-        <w:lastRenderedPageBreak/>
         <w:t xml:space="preserve">Sau khi tìm hiểu khái niệm Công nghệ phần mềm, vòng đời phát triển phần mềm (SDLC) cùng sự khác biệt giữa hai ngành, em nhận thấy trong bối cảnh cách mạng công nghiệp 4.0 và sự bùng nổ mạnh mẽ của trí tuệ nhân tạo (AI) hiện nay, </w:t>
       </w:r>
       <w:r>
@@ -6074,7 +6131,7 @@
           <w:sz w:val="26"/>
           <w:szCs w:val="26"/>
         </w:rPr>
-        <w:t>PDF</w:t>
+        <w:t>pdf</w:t>
       </w:r>
       <w:r>
         <w:rPr>
@@ -6090,7 +6147,15 @@
           <w:sz w:val="26"/>
           <w:szCs w:val="26"/>
         </w:rPr>
-        <w:t>PDF</w:t>
+        <w:t xml:space="preserve"> </w:t>
+      </w:r>
+      <w:r>
+        <w:rPr>
+          <w:rFonts w:ascii="Times New Roman" w:hAnsi="Times New Roman" w:cs="Times New Roman"/>
+          <w:sz w:val="26"/>
+          <w:szCs w:val="26"/>
+        </w:rPr>
+        <w:t>pdf</w:t>
       </w:r>
       <w:r>
         <w:rPr>
@@ -6106,7 +6171,7 @@
           <w:sz w:val="26"/>
           <w:szCs w:val="26"/>
         </w:rPr>
-        <w:t>TXT</w:t>
+        <w:t>txt</w:t>
       </w:r>
       <w:r>
         <w:rPr>
@@ -6182,7 +6247,33 @@
           <w:sz w:val="26"/>
           <w:szCs w:val="26"/>
         </w:rPr>
-        <w:t xml:space="preserve">: Thiết kế hệ thống theo kiến trúc 3 tầng, xây dựng backend FastAPI với webhook Telegram, quản lý mã nguồn bằng Git, container hóa bằng Docker và dự kiến triển khai trên VPS để </w:t>
+        <w:t>: Thiết kế hệ thống theo kiến trúc 3 tầng, xây dựng backend FastAPI với webhook</w:t>
+      </w:r>
+      <w:r>
+        <w:rPr>
+          <w:rStyle w:val="FootnoteReference"/>
+          <w:rFonts w:ascii="Times New Roman" w:hAnsi="Times New Roman" w:cs="Times New Roman"/>
+          <w:sz w:val="26"/>
+          <w:szCs w:val="26"/>
+        </w:rPr>
+        <w:footnoteReference w:id="2"/>
+      </w:r>
+      <w:r>
+        <w:rPr>
+          <w:rFonts w:ascii="Times New Roman" w:hAnsi="Times New Roman" w:cs="Times New Roman"/>
+          <w:sz w:val="26"/>
+          <w:szCs w:val="26"/>
+        </w:rPr>
+        <w:t xml:space="preserve"> Telegram, quản lý mã nguồn bằng Git, </w:t>
+      </w:r>
+      <w:r>
+        <w:rPr>
+          <w:rFonts w:ascii="Times New Roman" w:hAnsi="Times New Roman" w:cs="Times New Roman"/>
+          <w:sz w:val="26"/>
+          <w:szCs w:val="26"/>
+        </w:rPr>
+        <w:lastRenderedPageBreak/>
+        <w:t xml:space="preserve">container hóa bằng Docker và dự kiến triển khai trên VPS để </w:t>
       </w:r>
       <w:r>
         <w:rPr>
@@ -6234,16 +6325,7 @@
           <w:sz w:val="26"/>
           <w:szCs w:val="26"/>
         </w:rPr>
-        <w:t xml:space="preserve"> một cách nhanh </w:t>
-      </w:r>
-      <w:r>
-        <w:rPr>
-          <w:rFonts w:ascii="Times New Roman" w:hAnsi="Times New Roman" w:cs="Times New Roman"/>
-          <w:sz w:val="26"/>
-          <w:szCs w:val="26"/>
-        </w:rPr>
-        <w:lastRenderedPageBreak/>
-        <w:t>chóng và tự động. Đây cũng chính là nền tảng để em tiếp tục hoàn thiện dự án xuyên suốt tiểu luận này.</w:t>
+        <w:t xml:space="preserve"> một cách nhanh chóng và tự động. Đây cũng chính là nền tảng để em tiếp tục hoàn thiện dự án xuyên suốt tiểu luận này.</w:t>
       </w:r>
     </w:p>
     <w:p>
@@ -6371,7 +6453,23 @@
           <w:sz w:val="26"/>
           <w:szCs w:val="26"/>
         </w:rPr>
-        <w:t>: Phù hợp với dự án có yêu cầu rõ ràng, ổn định từ đầu và ít thay đổi (ví dụ: phần mềm nhúng, dự án quốc phòng).</w:t>
+        <w:t xml:space="preserve">: </w:t>
+      </w:r>
+      <w:r>
+        <w:rPr>
+          <w:rFonts w:ascii="Times New Roman" w:hAnsi="Times New Roman" w:cs="Times New Roman"/>
+          <w:sz w:val="26"/>
+          <w:szCs w:val="26"/>
+        </w:rPr>
+        <w:t>p</w:t>
+      </w:r>
+      <w:r>
+        <w:rPr>
+          <w:rFonts w:ascii="Times New Roman" w:hAnsi="Times New Roman" w:cs="Times New Roman"/>
+          <w:sz w:val="26"/>
+          <w:szCs w:val="26"/>
+        </w:rPr>
+        <w:t>hù hợp với dự án có yêu cầu rõ ràng, ổn định từ đầu và ít thay đổi (ví dụ: phần mềm nhúng, dự án quốc phòng).</w:t>
       </w:r>
     </w:p>
     <w:p>
@@ -6428,7 +6526,23 @@
           <w:sz w:val="26"/>
           <w:szCs w:val="26"/>
         </w:rPr>
-        <w:t xml:space="preserve"> Phù hợp với các dự án yêu cầu độ tin cậy cao như hệ thống y tế hoặc kiểm soát công nghiệp.</w:t>
+        <w:t xml:space="preserve"> </w:t>
+      </w:r>
+      <w:r>
+        <w:rPr>
+          <w:rFonts w:ascii="Times New Roman" w:hAnsi="Times New Roman" w:cs="Times New Roman"/>
+          <w:sz w:val="26"/>
+          <w:szCs w:val="26"/>
+        </w:rPr>
+        <w:t>p</w:t>
+      </w:r>
+      <w:r>
+        <w:rPr>
+          <w:rFonts w:ascii="Times New Roman" w:hAnsi="Times New Roman" w:cs="Times New Roman"/>
+          <w:sz w:val="26"/>
+          <w:szCs w:val="26"/>
+        </w:rPr>
+        <w:t>hù hợp với các dự án yêu cầu độ tin cậy cao như hệ thống y tế hoặc kiểm soát công nghiệp.</w:t>
       </w:r>
     </w:p>
     <w:p>
@@ -6483,7 +6597,23 @@
           <w:sz w:val="26"/>
           <w:szCs w:val="26"/>
         </w:rPr>
-        <w:t xml:space="preserve"> Phù hợp với dự án yêu cầu chưa rõ ràng từ đầu hoặc cần phát hành sản phẩm sớm để lấy phản hồi từ người dùng.</w:t>
+        <w:t xml:space="preserve"> </w:t>
+      </w:r>
+      <w:r>
+        <w:rPr>
+          <w:rFonts w:ascii="Times New Roman" w:hAnsi="Times New Roman" w:cs="Times New Roman"/>
+          <w:sz w:val="26"/>
+          <w:szCs w:val="26"/>
+        </w:rPr>
+        <w:t>p</w:t>
+      </w:r>
+      <w:r>
+        <w:rPr>
+          <w:rFonts w:ascii="Times New Roman" w:hAnsi="Times New Roman" w:cs="Times New Roman"/>
+          <w:sz w:val="26"/>
+          <w:szCs w:val="26"/>
+        </w:rPr>
+        <w:t>hù hợp với dự án yêu cầu chưa rõ ràng từ đầu hoặc cần phát hành sản phẩm sớm để lấy phản hồi từ người dùng.</w:t>
       </w:r>
     </w:p>
     <w:p>
@@ -6493,6 +6623,7 @@
       </w:pPr>
       <w:bookmarkStart w:id="14" w:name="_Toc228429585"/>
       <w:r>
+        <w:lastRenderedPageBreak/>
         <w:t>1.2.4. Mô hình Agile và Scrum</w:t>
       </w:r>
       <w:bookmarkEnd w:id="14"/>
@@ -6528,16 +6659,7 @@
           <w:sz w:val="26"/>
           <w:szCs w:val="26"/>
         </w:rPr>
-        <w:t xml:space="preserve">phát triển linh hoạt, lấy con người và phản hồi làm trung tâm. Scrum là khung làm việc phổ biến nhất của Agile. Dự án được chia thành các chu kỳ </w:t>
-      </w:r>
-      <w:r>
-        <w:rPr>
-          <w:rFonts w:ascii="Times New Roman" w:hAnsi="Times New Roman" w:cs="Times New Roman"/>
-          <w:sz w:val="26"/>
-          <w:szCs w:val="26"/>
-        </w:rPr>
-        <w:lastRenderedPageBreak/>
-        <w:t>ngắn gọi là Sprint</w:t>
+        <w:t>phát triển linh hoạt, lấy con người và phản hồi làm trung tâm. Scrum là khung làm việc phổ biến nhất của Agile. Dự án được chia thành các chu kỳ ngắn gọi là Sprint</w:t>
       </w:r>
       <w:r>
         <w:rPr>
@@ -6650,7 +6772,23 @@
           <w:sz w:val="26"/>
           <w:szCs w:val="26"/>
         </w:rPr>
-        <w:t>Áp dụng: Phù hợp với dự án có yêu cầu thường xuyên thay đổi, cần sự linh hoạt và hợp tác chặt chẽ giữa đội ngũ và khách hàng.</w:t>
+        <w:t xml:space="preserve">Áp dụng: </w:t>
+      </w:r>
+      <w:r>
+        <w:rPr>
+          <w:rFonts w:ascii="Times New Roman" w:hAnsi="Times New Roman" w:cs="Times New Roman"/>
+          <w:sz w:val="26"/>
+          <w:szCs w:val="26"/>
+        </w:rPr>
+        <w:t>p</w:t>
+      </w:r>
+      <w:r>
+        <w:rPr>
+          <w:rFonts w:ascii="Times New Roman" w:hAnsi="Times New Roman" w:cs="Times New Roman"/>
+          <w:sz w:val="26"/>
+          <w:szCs w:val="26"/>
+        </w:rPr>
+        <w:t>hù hợp với dự án có yêu cầu thường xuyên thay đổi, cần sự linh hoạt và hợp tác chặt chẽ giữa đội ngũ và khách hàng.</w:t>
       </w:r>
     </w:p>
     <w:p>
@@ -6822,6 +6960,7 @@
           <w:sz w:val="22"/>
           <w:szCs w:val="22"/>
         </w:rPr>
+        <w:lastRenderedPageBreak/>
         <w:drawing>
           <wp:inline distT="0" distB="0" distL="0" distR="0" wp14:anchorId="27B8F858" wp14:editId="416F8D58">
             <wp:extent cx="5210355" cy="2857955"/>
@@ -6902,7 +7041,6 @@
           <w:sz w:val="22"/>
           <w:szCs w:val="22"/>
         </w:rPr>
-        <w:lastRenderedPageBreak/>
         <w:drawing>
           <wp:inline distT="0" distB="0" distL="0" distR="0" wp14:anchorId="155A50CB" wp14:editId="1F209E8F">
             <wp:extent cx="5279366" cy="3032987"/>
@@ -6983,6 +7121,7 @@
           <w:sz w:val="22"/>
           <w:szCs w:val="22"/>
         </w:rPr>
+        <w:lastRenderedPageBreak/>
         <w:drawing>
           <wp:inline distT="0" distB="0" distL="0" distR="0" wp14:anchorId="077F0CF3" wp14:editId="04612DA4">
             <wp:extent cx="5237018" cy="3927907"/>
@@ -7062,7 +7201,6 @@
         <w:keepNext/>
       </w:pPr>
       <w:r>
-        <w:lastRenderedPageBreak/>
         <w:t xml:space="preserve">Bảng </w:t>
       </w:r>
       <w:r>
@@ -7516,6 +7654,7 @@
                 <w:sz w:val="26"/>
                 <w:szCs w:val="26"/>
               </w:rPr>
+              <w:lastRenderedPageBreak/>
               <w:t>4. Kiểm thử</w:t>
             </w:r>
           </w:p>
@@ -7801,7 +7940,23 @@
           <w:sz w:val="26"/>
           <w:szCs w:val="26"/>
         </w:rPr>
-        <w:t xml:space="preserve"> Nếu áp dụng mô hình </w:t>
+        <w:t xml:space="preserve"> </w:t>
+      </w:r>
+      <w:r>
+        <w:rPr>
+          <w:rFonts w:ascii="Times New Roman" w:hAnsi="Times New Roman" w:cs="Times New Roman"/>
+          <w:sz w:val="26"/>
+          <w:szCs w:val="26"/>
+        </w:rPr>
+        <w:t>n</w:t>
+      </w:r>
+      <w:r>
+        <w:rPr>
+          <w:rFonts w:ascii="Times New Roman" w:hAnsi="Times New Roman" w:cs="Times New Roman"/>
+          <w:sz w:val="26"/>
+          <w:szCs w:val="26"/>
+        </w:rPr>
+        <w:t xml:space="preserve">ếu áp dụng mô hình </w:t>
       </w:r>
       <w:r>
         <w:rPr>
@@ -7893,7 +8048,6 @@
           <w:sz w:val="26"/>
           <w:szCs w:val="26"/>
         </w:rPr>
-        <w:lastRenderedPageBreak/>
         <w:t xml:space="preserve">Do đó, dự án được đề xuất phát triển theo mô </w:t>
       </w:r>
       <w:r>
@@ -8046,7 +8200,23 @@
           <w:sz w:val="26"/>
           <w:szCs w:val="26"/>
         </w:rPr>
-        <w:t xml:space="preserve"> Phát hành phiên bản </w:t>
+        <w:t xml:space="preserve"> </w:t>
+      </w:r>
+      <w:r>
+        <w:rPr>
+          <w:rFonts w:ascii="Times New Roman" w:hAnsi="Times New Roman" w:cs="Times New Roman"/>
+          <w:sz w:val="26"/>
+          <w:szCs w:val="26"/>
+        </w:rPr>
+        <w:t>p</w:t>
+      </w:r>
+      <w:r>
+        <w:rPr>
+          <w:rFonts w:ascii="Times New Roman" w:hAnsi="Times New Roman" w:cs="Times New Roman"/>
+          <w:sz w:val="26"/>
+          <w:szCs w:val="26"/>
+        </w:rPr>
+        <w:t xml:space="preserve">hát hành phiên bản </w:t>
       </w:r>
       <w:r>
         <w:rPr>
@@ -8103,7 +8273,23 @@
           <w:sz w:val="26"/>
           <w:szCs w:val="26"/>
         </w:rPr>
-        <w:t xml:space="preserve"> Nâng cấp </w:t>
+        <w:t xml:space="preserve"> </w:t>
+      </w:r>
+      <w:r>
+        <w:rPr>
+          <w:rFonts w:ascii="Times New Roman" w:hAnsi="Times New Roman" w:cs="Times New Roman"/>
+          <w:sz w:val="26"/>
+          <w:szCs w:val="26"/>
+        </w:rPr>
+        <w:t>n</w:t>
+      </w:r>
+      <w:r>
+        <w:rPr>
+          <w:rFonts w:ascii="Times New Roman" w:hAnsi="Times New Roman" w:cs="Times New Roman"/>
+          <w:sz w:val="26"/>
+          <w:szCs w:val="26"/>
+        </w:rPr>
+        <w:t xml:space="preserve">âng cấp </w:t>
       </w:r>
       <w:r>
         <w:rPr>
@@ -8160,7 +8346,23 @@
           <w:sz w:val="26"/>
           <w:szCs w:val="26"/>
         </w:rPr>
-        <w:t xml:space="preserve"> Ra mắt phiên bản đóng gói tích hợp cơ sở dữ liệu</w:t>
+        <w:t xml:space="preserve"> </w:t>
+      </w:r>
+      <w:r>
+        <w:rPr>
+          <w:rFonts w:ascii="Times New Roman" w:hAnsi="Times New Roman" w:cs="Times New Roman"/>
+          <w:sz w:val="26"/>
+          <w:szCs w:val="26"/>
+        </w:rPr>
+        <w:t>r</w:t>
+      </w:r>
+      <w:r>
+        <w:rPr>
+          <w:rFonts w:ascii="Times New Roman" w:hAnsi="Times New Roman" w:cs="Times New Roman"/>
+          <w:sz w:val="26"/>
+          <w:szCs w:val="26"/>
+        </w:rPr>
+        <w:t>a mắt phiên bản đóng gói tích hợp cơ sở dữ liệu</w:t>
       </w:r>
       <w:r>
         <w:rPr>
@@ -8206,6 +8408,7 @@
       </w:pPr>
       <w:bookmarkStart w:id="16" w:name="_Toc228429587"/>
       <w:r>
+        <w:lastRenderedPageBreak/>
         <w:t>C</w:t>
       </w:r>
       <w:r>
@@ -8391,7 +8594,23 @@
           <w:sz w:val="26"/>
           <w:szCs w:val="26"/>
         </w:rPr>
-        <w:t xml:space="preserve">: Văn bản chính thức khởi xướng dự án, nêu rõ mục tiêu, phạm vi, các bên liên quan và quyền hạn của người quản lý dự án. </w:t>
+        <w:t xml:space="preserve">: </w:t>
+      </w:r>
+      <w:r>
+        <w:rPr>
+          <w:rFonts w:ascii="Times New Roman" w:hAnsi="Times New Roman" w:cs="Times New Roman"/>
+          <w:sz w:val="26"/>
+          <w:szCs w:val="26"/>
+        </w:rPr>
+        <w:t>v</w:t>
+      </w:r>
+      <w:r>
+        <w:rPr>
+          <w:rFonts w:ascii="Times New Roman" w:hAnsi="Times New Roman" w:cs="Times New Roman"/>
+          <w:sz w:val="26"/>
+          <w:szCs w:val="26"/>
+        </w:rPr>
+        <w:t xml:space="preserve">ăn bản chính thức khởi xướng dự án, nêu rõ mục tiêu, phạm vi, các bên liên quan và quyền hạn của người quản lý dự án. </w:t>
       </w:r>
     </w:p>
     <w:p>
@@ -8431,7 +8650,23 @@
           <w:sz w:val="26"/>
           <w:szCs w:val="26"/>
         </w:rPr>
-        <w:t>: Công cụ phân cấp toàn bộ công việc thành các gói nhỏ hơn, dễ quản lý và theo dõi tiến độ.</w:t>
+        <w:t xml:space="preserve">: </w:t>
+      </w:r>
+      <w:r>
+        <w:rPr>
+          <w:rFonts w:ascii="Times New Roman" w:hAnsi="Times New Roman" w:cs="Times New Roman"/>
+          <w:sz w:val="26"/>
+          <w:szCs w:val="26"/>
+        </w:rPr>
+        <w:t>c</w:t>
+      </w:r>
+      <w:r>
+        <w:rPr>
+          <w:rFonts w:ascii="Times New Roman" w:hAnsi="Times New Roman" w:cs="Times New Roman"/>
+          <w:sz w:val="26"/>
+          <w:szCs w:val="26"/>
+        </w:rPr>
+        <w:t>ông cụ phân cấp toàn bộ công việc thành các gói nhỏ hơn, dễ quản lý và theo dõi tiến độ.</w:t>
       </w:r>
     </w:p>
     <w:p>
@@ -8489,7 +8724,6 @@
           <w:sz w:val="26"/>
           <w:szCs w:val="26"/>
         </w:rPr>
-        <w:lastRenderedPageBreak/>
         <w:t xml:space="preserve">- </w:t>
       </w:r>
       <w:r>
@@ -8546,7 +8780,15 @@
           <w:sz w:val="26"/>
           <w:szCs w:val="26"/>
         </w:rPr>
-        <w:t>Tập thể thực hiện dự án</w:t>
+        <w:t>t</w:t>
+      </w:r>
+      <w:r>
+        <w:rPr>
+          <w:rFonts w:ascii="Times New Roman" w:hAnsi="Times New Roman" w:cs="Times New Roman"/>
+          <w:sz w:val="26"/>
+          <w:szCs w:val="26"/>
+        </w:rPr>
+        <w:t>ập thể thực hiện dự án</w:t>
       </w:r>
       <w:r>
         <w:rPr>
@@ -8604,7 +8846,23 @@
           <w:sz w:val="26"/>
           <w:szCs w:val="26"/>
         </w:rPr>
-        <w:t>: Ngân sách cho nhân lực, công cụ, hạ tầng</w:t>
+        <w:t xml:space="preserve">: </w:t>
+      </w:r>
+      <w:r>
+        <w:rPr>
+          <w:rFonts w:ascii="Times New Roman" w:hAnsi="Times New Roman" w:cs="Times New Roman"/>
+          <w:sz w:val="26"/>
+          <w:szCs w:val="26"/>
+        </w:rPr>
+        <w:t>n</w:t>
+      </w:r>
+      <w:r>
+        <w:rPr>
+          <w:rFonts w:ascii="Times New Roman" w:hAnsi="Times New Roman" w:cs="Times New Roman"/>
+          <w:sz w:val="26"/>
+          <w:szCs w:val="26"/>
+        </w:rPr>
+        <w:t>gân sách cho nhân lực, công cụ, hạ tầng</w:t>
       </w:r>
     </w:p>
     <w:p>
@@ -8654,7 +8912,23 @@
           <w:sz w:val="26"/>
           <w:szCs w:val="26"/>
         </w:rPr>
-        <w:t>: Lịch trình và thời hạn hoàn thành</w:t>
+        <w:t xml:space="preserve">: </w:t>
+      </w:r>
+      <w:r>
+        <w:rPr>
+          <w:rFonts w:ascii="Times New Roman" w:hAnsi="Times New Roman" w:cs="Times New Roman"/>
+          <w:sz w:val="26"/>
+          <w:szCs w:val="26"/>
+        </w:rPr>
+        <w:t>l</w:t>
+      </w:r>
+      <w:r>
+        <w:rPr>
+          <w:rFonts w:ascii="Times New Roman" w:hAnsi="Times New Roman" w:cs="Times New Roman"/>
+          <w:sz w:val="26"/>
+          <w:szCs w:val="26"/>
+        </w:rPr>
+        <w:t>ịch trình và thời hạn hoàn thành</w:t>
       </w:r>
     </w:p>
     <w:p>
@@ -8704,7 +8978,23 @@
           <w:sz w:val="26"/>
           <w:szCs w:val="26"/>
         </w:rPr>
-        <w:t>: Các tính năng và yêu cầu phải thực hiện</w:t>
+        <w:t xml:space="preserve">: </w:t>
+      </w:r>
+      <w:r>
+        <w:rPr>
+          <w:rFonts w:ascii="Times New Roman" w:hAnsi="Times New Roman" w:cs="Times New Roman"/>
+          <w:sz w:val="26"/>
+          <w:szCs w:val="26"/>
+        </w:rPr>
+        <w:t>c</w:t>
+      </w:r>
+      <w:r>
+        <w:rPr>
+          <w:rFonts w:ascii="Times New Roman" w:hAnsi="Times New Roman" w:cs="Times New Roman"/>
+          <w:sz w:val="26"/>
+          <w:szCs w:val="26"/>
+        </w:rPr>
+        <w:t>ác tính năng và yêu cầu phải thực hiện</w:t>
       </w:r>
     </w:p>
     <w:p>
@@ -8750,7 +9040,7 @@
           <w:rFonts w:ascii="Times New Roman" w:hAnsi="Times New Roman" w:cs="Times New Roman"/>
           <w:szCs w:val="26"/>
         </w:rPr>
-        <w:footnoteReference w:id="1"/>
+        <w:footnoteReference w:id="3"/>
       </w:r>
     </w:p>
     <w:p>
@@ -8858,6 +9148,7 @@
           <w:sz w:val="26"/>
           <w:szCs w:val="26"/>
         </w:rPr>
+        <w:lastRenderedPageBreak/>
         <w:t>Vòng đời dự án bao gồm các giai đoạn chính</w:t>
       </w:r>
       <w:sdt>
@@ -9151,7 +9442,6 @@
                 <w:sz w:val="26"/>
                 <w:szCs w:val="26"/>
               </w:rPr>
-              <w:lastRenderedPageBreak/>
               <w:t>1</w:t>
             </w:r>
           </w:p>
@@ -9628,6 +9918,7 @@
       </w:pPr>
       <w:bookmarkStart w:id="19" w:name="_Toc228429590"/>
       <w:r>
+        <w:lastRenderedPageBreak/>
         <w:t>2.1.</w:t>
       </w:r>
       <w:r>
@@ -9816,7 +10107,23 @@
           <w:sz w:val="26"/>
           <w:szCs w:val="26"/>
         </w:rPr>
-        <w:t>: Xây dựng chatbot dựa trên kiến trúc RAG (Retrieval-Augmented Generation) giúp sinh viên</w:t>
+        <w:t xml:space="preserve">: </w:t>
+      </w:r>
+      <w:r>
+        <w:rPr>
+          <w:rFonts w:ascii="Times New Roman" w:hAnsi="Times New Roman" w:cs="Times New Roman"/>
+          <w:sz w:val="26"/>
+          <w:szCs w:val="26"/>
+        </w:rPr>
+        <w:t>x</w:t>
+      </w:r>
+      <w:r>
+        <w:rPr>
+          <w:rFonts w:ascii="Times New Roman" w:hAnsi="Times New Roman" w:cs="Times New Roman"/>
+          <w:sz w:val="26"/>
+          <w:szCs w:val="26"/>
+        </w:rPr>
+        <w:t>ây dựng chatbot dựa trên kiến trúc RAG (Retrieval-Augmented Generation) giúp sinh viên</w:t>
       </w:r>
       <w:r>
         <w:rPr>
@@ -9832,16 +10139,7 @@
           <w:sz w:val="26"/>
           <w:szCs w:val="26"/>
         </w:rPr>
-        <w:t xml:space="preserve"> Đại học Đà Lạt tra cứu nhanh chóng và </w:t>
-      </w:r>
-      <w:r>
-        <w:rPr>
-          <w:rFonts w:ascii="Times New Roman" w:hAnsi="Times New Roman" w:cs="Times New Roman"/>
-          <w:sz w:val="26"/>
-          <w:szCs w:val="26"/>
-        </w:rPr>
-        <w:lastRenderedPageBreak/>
-        <w:t xml:space="preserve">chính xác các thông tin học vụ, quy chế đào tạo, FAQ và hướng dẫn nhập học từ </w:t>
+        <w:t xml:space="preserve"> Đại học Đà Lạt tra cứu nhanh chóng và chính xác các thông tin học vụ, quy chế đào tạo, FAQ và hướng dẫn nhập học từ </w:t>
       </w:r>
       <w:r>
         <w:rPr>
@@ -9972,7 +10270,15 @@
           <w:sz w:val="26"/>
           <w:szCs w:val="26"/>
         </w:rPr>
-        <w:t xml:space="preserve">Xây dựng </w:t>
+        <w:t>x</w:t>
+      </w:r>
+      <w:r>
+        <w:rPr>
+          <w:rFonts w:ascii="Times New Roman" w:hAnsi="Times New Roman" w:cs="Times New Roman"/>
+          <w:sz w:val="26"/>
+          <w:szCs w:val="26"/>
+        </w:rPr>
+        <w:t xml:space="preserve">ây dựng </w:t>
       </w:r>
       <w:r>
         <w:rPr>
@@ -10055,7 +10361,23 @@
           <w:sz w:val="26"/>
           <w:szCs w:val="26"/>
         </w:rPr>
-        <w:t>: Hệ thống không can thiệp trực tiếp vào cơ sở dữ liệu điểm số, lịch thi cá nhân hay cổng đăng ký tín chỉ của nhà trường.</w:t>
+        <w:t xml:space="preserve">: </w:t>
+      </w:r>
+      <w:r>
+        <w:rPr>
+          <w:rFonts w:ascii="Times New Roman" w:hAnsi="Times New Roman" w:cs="Times New Roman"/>
+          <w:sz w:val="26"/>
+          <w:szCs w:val="26"/>
+        </w:rPr>
+        <w:t>h</w:t>
+      </w:r>
+      <w:r>
+        <w:rPr>
+          <w:rFonts w:ascii="Times New Roman" w:hAnsi="Times New Roman" w:cs="Times New Roman"/>
+          <w:sz w:val="26"/>
+          <w:szCs w:val="26"/>
+        </w:rPr>
+        <w:t>ệ thống không can thiệp trực tiếp vào cơ sở dữ liệu điểm số, lịch thi cá nhân hay cổng đăng ký tín chỉ của nhà trường.</w:t>
       </w:r>
     </w:p>
     <w:p>
@@ -10093,7 +10415,23 @@
           <w:sz w:val="26"/>
           <w:szCs w:val="26"/>
         </w:rPr>
-        <w:t>: Cá nhân thực hiện (đóng vai trò vừa là quản lý dự án, vừa là lập trình viên).</w:t>
+        <w:t xml:space="preserve">: </w:t>
+      </w:r>
+      <w:r>
+        <w:rPr>
+          <w:rFonts w:ascii="Times New Roman" w:hAnsi="Times New Roman" w:cs="Times New Roman"/>
+          <w:sz w:val="26"/>
+          <w:szCs w:val="26"/>
+        </w:rPr>
+        <w:t>c</w:t>
+      </w:r>
+      <w:r>
+        <w:rPr>
+          <w:rFonts w:ascii="Times New Roman" w:hAnsi="Times New Roman" w:cs="Times New Roman"/>
+          <w:sz w:val="26"/>
+          <w:szCs w:val="26"/>
+        </w:rPr>
+        <w:t>á nhân thực hiện (đóng vai trò vừa là quản lý dự án, vừa là lập trình viên).</w:t>
       </w:r>
     </w:p>
     <w:p>
@@ -10139,7 +10477,15 @@
           <w:sz w:val="26"/>
           <w:szCs w:val="26"/>
         </w:rPr>
-        <w:t xml:space="preserve">Tài liệu thiết kế; Mã nguồn hệ thống; </w:t>
+        <w:t>t</w:t>
+      </w:r>
+      <w:r>
+        <w:rPr>
+          <w:rFonts w:ascii="Times New Roman" w:hAnsi="Times New Roman" w:cs="Times New Roman"/>
+          <w:sz w:val="26"/>
+          <w:szCs w:val="26"/>
+        </w:rPr>
+        <w:t xml:space="preserve">ài liệu thiết kế; Mã nguồn hệ thống; </w:t>
       </w:r>
       <w:r>
         <w:rPr>
@@ -10335,6 +10681,7 @@
           <w:sz w:val="26"/>
           <w:szCs w:val="26"/>
         </w:rPr>
+        <w:lastRenderedPageBreak/>
         <w:t xml:space="preserve">Xây dựng pipeline Indexing (embedding, ChromaDB) </w:t>
       </w:r>
     </w:p>
@@ -10464,7 +10811,23 @@
           <w:sz w:val="26"/>
           <w:szCs w:val="26"/>
         </w:rPr>
-        <w:t>: Mỗi module chính hoàn thành trong 1–2 tuần</w:t>
+        <w:t xml:space="preserve">: </w:t>
+      </w:r>
+      <w:r>
+        <w:rPr>
+          <w:rFonts w:ascii="Times New Roman" w:hAnsi="Times New Roman" w:cs="Times New Roman"/>
+          <w:sz w:val="26"/>
+          <w:szCs w:val="26"/>
+        </w:rPr>
+        <w:t>m</w:t>
+      </w:r>
+      <w:r>
+        <w:rPr>
+          <w:rFonts w:ascii="Times New Roman" w:hAnsi="Times New Roman" w:cs="Times New Roman"/>
+          <w:sz w:val="26"/>
+          <w:szCs w:val="26"/>
+        </w:rPr>
+        <w:t>ỗi module chính hoàn thành trong 1–2 tuần</w:t>
       </w:r>
       <w:r>
         <w:rPr>
@@ -10606,7 +10969,6 @@
           <w:sz w:val="26"/>
           <w:szCs w:val="26"/>
         </w:rPr>
-        <w:lastRenderedPageBreak/>
         <w:t xml:space="preserve">- </w:t>
       </w:r>
       <w:r>
@@ -10625,7 +10987,23 @@
           <w:sz w:val="26"/>
           <w:szCs w:val="26"/>
         </w:rPr>
-        <w:t xml:space="preserve">: Lường trước các rủi ro như lệch tên collection ChromaDB, phụ thuộc API </w:t>
+        <w:t xml:space="preserve">: </w:t>
+      </w:r>
+      <w:r>
+        <w:rPr>
+          <w:rFonts w:ascii="Times New Roman" w:hAnsi="Times New Roman" w:cs="Times New Roman"/>
+          <w:sz w:val="26"/>
+          <w:szCs w:val="26"/>
+        </w:rPr>
+        <w:t>l</w:t>
+      </w:r>
+      <w:r>
+        <w:rPr>
+          <w:rFonts w:ascii="Times New Roman" w:hAnsi="Times New Roman" w:cs="Times New Roman"/>
+          <w:sz w:val="26"/>
+          <w:szCs w:val="26"/>
+        </w:rPr>
+        <w:t xml:space="preserve">ường trước các rủi ro như lệch tên collection ChromaDB, phụ thuộc API </w:t>
       </w:r>
       <w:r>
         <w:rPr>
@@ -10737,7 +11115,24 @@
           <w:sz w:val="26"/>
           <w:szCs w:val="26"/>
         </w:rPr>
-        <w:t>các thành phần cốt lõi của quy trình RAG, gồm Embedding, Retrieval và Generation.</w:t>
+        <w:t>các thành phần cốt lõi của quy trình RAG gồm Embedding, Retrieval và Generation</w:t>
+      </w:r>
+      <w:r>
+        <w:rPr>
+          <w:rStyle w:val="FootnoteReference"/>
+          <w:rFonts w:ascii="Times New Roman" w:hAnsi="Times New Roman" w:cs="Times New Roman"/>
+          <w:sz w:val="26"/>
+          <w:szCs w:val="26"/>
+        </w:rPr>
+        <w:footnoteReference w:id="4"/>
+      </w:r>
+      <w:r>
+        <w:rPr>
+          <w:rFonts w:ascii="Times New Roman" w:hAnsi="Times New Roman" w:cs="Times New Roman"/>
+          <w:sz w:val="26"/>
+          <w:szCs w:val="26"/>
+        </w:rPr>
+        <w:t>.</w:t>
       </w:r>
     </w:p>
     <w:p>
@@ -10923,6 +11318,7 @@
           <w:sz w:val="26"/>
           <w:szCs w:val="26"/>
         </w:rPr>
+        <w:lastRenderedPageBreak/>
         <w:t>Nghiệm thu sản phẩm xem đã đáp ứng đầy đủ các yếu tố PCTS (chất lượng, chi phí, thời gian, phạm vi). Rút kinh nghiệm cá nhân về việc áp dụng Agile, Docker, quản lý dự án và triển khai thực tế cho các dự án phần mềm sau này.</w:t>
       </w:r>
     </w:p>
@@ -11089,7 +11485,39 @@
           <w:sz w:val="26"/>
           <w:szCs w:val="26"/>
         </w:rPr>
-        <w:t xml:space="preserve"> Liên tục đối chiếu khối lượng công việc thực tế với bảng WBS (Ví dụ: Vừa code API tích hợp </w:t>
+        <w:t xml:space="preserve"> </w:t>
+      </w:r>
+      <w:r>
+        <w:rPr>
+          <w:rFonts w:ascii="Times New Roman" w:hAnsi="Times New Roman" w:cs="Times New Roman"/>
+          <w:sz w:val="26"/>
+          <w:szCs w:val="26"/>
+        </w:rPr>
+        <w:t>l</w:t>
+      </w:r>
+      <w:r>
+        <w:rPr>
+          <w:rFonts w:ascii="Times New Roman" w:hAnsi="Times New Roman" w:cs="Times New Roman"/>
+          <w:sz w:val="26"/>
+          <w:szCs w:val="26"/>
+        </w:rPr>
+        <w:t xml:space="preserve">iên tục đối chiếu khối lượng công việc thực tế với bảng WBS (Ví dụ: </w:t>
+      </w:r>
+      <w:r>
+        <w:rPr>
+          <w:rFonts w:ascii="Times New Roman" w:hAnsi="Times New Roman" w:cs="Times New Roman"/>
+          <w:sz w:val="26"/>
+          <w:szCs w:val="26"/>
+        </w:rPr>
+        <w:t>v</w:t>
+      </w:r>
+      <w:r>
+        <w:rPr>
+          <w:rFonts w:ascii="Times New Roman" w:hAnsi="Times New Roman" w:cs="Times New Roman"/>
+          <w:sz w:val="26"/>
+          <w:szCs w:val="26"/>
+        </w:rPr>
+        <w:t xml:space="preserve">ừa code API tích hợp </w:t>
       </w:r>
       <w:r>
         <w:rPr>
@@ -11143,7 +11571,23 @@
           <w:sz w:val="26"/>
           <w:szCs w:val="26"/>
         </w:rPr>
-        <w:t xml:space="preserve"> Vừa triển khai mã nguồn vừa thực hiện test liên tục trên Local/Azure để đảm bảo webhook phản hồi ổn định và RAG sinh câu trả lời chính xác. Nếu phát sinh lỗi Rate limit hoặc quá tải, lập tức quay lại điều chỉnh kế hoạch (phạm vi tính năng) cho phù hợp.</w:t>
+        <w:t xml:space="preserve"> </w:t>
+      </w:r>
+      <w:r>
+        <w:rPr>
+          <w:rFonts w:ascii="Times New Roman" w:hAnsi="Times New Roman" w:cs="Times New Roman"/>
+          <w:sz w:val="26"/>
+          <w:szCs w:val="26"/>
+        </w:rPr>
+        <w:t>v</w:t>
+      </w:r>
+      <w:r>
+        <w:rPr>
+          <w:rFonts w:ascii="Times New Roman" w:hAnsi="Times New Roman" w:cs="Times New Roman"/>
+          <w:sz w:val="26"/>
+          <w:szCs w:val="26"/>
+        </w:rPr>
+        <w:t>ừa triển khai mã nguồn vừa thực hiện test liên tục trên Local/Azure để đảm bảo webhook phản hồi ổn định và RAG sinh câu trả lời chính xác. Nếu phát sinh lỗi Rate limit hoặc quá tải, lập tức quay lại điều chỉnh kế hoạch (phạm vi tính năng) cho phù hợp.</w:t>
       </w:r>
     </w:p>
     <w:p>
@@ -11151,7 +11595,6 @@
         <w:pStyle w:val="tiumc"/>
       </w:pPr>
       <w:r>
-        <w:lastRenderedPageBreak/>
         <w:t>b</w:t>
       </w:r>
       <w:r>
@@ -11686,6 +12129,7 @@
                 <w:sz w:val="26"/>
                 <w:szCs w:val="26"/>
               </w:rPr>
+              <w:lastRenderedPageBreak/>
               <w:t>Mô tả dự án</w:t>
             </w:r>
           </w:p>
@@ -12089,7 +12533,6 @@
                 <w:sz w:val="26"/>
                 <w:szCs w:val="26"/>
               </w:rPr>
-              <w:lastRenderedPageBreak/>
               <w:t>3.0 Mục tiêu dự án</w:t>
             </w:r>
           </w:p>
@@ -12214,7 +12657,15 @@
                 <w:sz w:val="26"/>
                 <w:szCs w:val="26"/>
               </w:rPr>
-              <w:t>PDF</w:t>
+              <w:t xml:space="preserve"> </w:t>
+            </w:r>
+            <w:r>
+              <w:rPr>
+                <w:rFonts w:ascii="Times New Roman" w:hAnsi="Times New Roman" w:cs="Times New Roman"/>
+                <w:sz w:val="26"/>
+                <w:szCs w:val="26"/>
+              </w:rPr>
+              <w:t>pdf</w:t>
             </w:r>
             <w:r>
               <w:rPr>
@@ -12230,7 +12681,15 @@
                 <w:sz w:val="26"/>
                 <w:szCs w:val="26"/>
               </w:rPr>
-              <w:t>PDF</w:t>
+              <w:t xml:space="preserve"> </w:t>
+            </w:r>
+            <w:r>
+              <w:rPr>
+                <w:rFonts w:ascii="Times New Roman" w:hAnsi="Times New Roman" w:cs="Times New Roman"/>
+                <w:sz w:val="26"/>
+                <w:szCs w:val="26"/>
+              </w:rPr>
+              <w:t>pdf</w:t>
             </w:r>
             <w:r>
               <w:rPr>
@@ -12246,7 +12705,7 @@
                 <w:sz w:val="26"/>
                 <w:szCs w:val="26"/>
               </w:rPr>
-              <w:t>TXT</w:t>
+              <w:t>txt</w:t>
             </w:r>
             <w:r>
               <w:rPr>
@@ -12615,6 +13074,7 @@
                 <w:sz w:val="26"/>
                 <w:szCs w:val="26"/>
               </w:rPr>
+              <w:lastRenderedPageBreak/>
               <w:t>5.0 Các kết quả chuyển giao</w:t>
             </w:r>
           </w:p>
@@ -12920,7 +13380,6 @@
                 <w:sz w:val="26"/>
                 <w:szCs w:val="26"/>
               </w:rPr>
-              <w:lastRenderedPageBreak/>
               <w:t xml:space="preserve">   - Container hóa bằng Docker.</w:t>
             </w:r>
           </w:p>
@@ -13027,7 +13486,6 @@
                 <w:sz w:val="26"/>
                 <w:szCs w:val="26"/>
               </w:rPr>
-              <w:lastRenderedPageBreak/>
               <w:t>7.0 Một số khó khăn</w:t>
             </w:r>
           </w:p>
@@ -13300,6 +13758,7 @@
                 <w:sz w:val="26"/>
                 <w:szCs w:val="26"/>
               </w:rPr>
+              <w:lastRenderedPageBreak/>
               <w:t xml:space="preserve">   - Chatbot trả lời</w:t>
             </w:r>
             <w:r>
@@ -14528,7 +14987,7 @@
                 <w:sz w:val="26"/>
                 <w:szCs w:val="26"/>
               </w:rPr>
-              <w:t>PDF</w:t>
+              <w:t>pdf</w:t>
             </w:r>
             <w:r>
               <w:rPr>
@@ -15710,7 +16169,23 @@
           <w:sz w:val="26"/>
           <w:szCs w:val="26"/>
         </w:rPr>
-        <w:t xml:space="preserve"> Tự túc (Self-funded).</w:t>
+        <w:t xml:space="preserve"> </w:t>
+      </w:r>
+      <w:r>
+        <w:rPr>
+          <w:rFonts w:ascii="Times New Roman" w:hAnsi="Times New Roman" w:cs="Times New Roman"/>
+          <w:sz w:val="26"/>
+          <w:szCs w:val="26"/>
+        </w:rPr>
+        <w:t>t</w:t>
+      </w:r>
+      <w:r>
+        <w:rPr>
+          <w:rFonts w:ascii="Times New Roman" w:hAnsi="Times New Roman" w:cs="Times New Roman"/>
+          <w:sz w:val="26"/>
+          <w:szCs w:val="26"/>
+        </w:rPr>
+        <w:t>ự túc (Self-funded).</w:t>
       </w:r>
     </w:p>
     <w:p>
@@ -15729,18 +16204,16 @@
           <w:sz w:val="26"/>
           <w:szCs w:val="26"/>
         </w:rPr>
-        <w:t>- Chi phí dự kiến:</w:t>
-      </w:r>
-      <w:r>
-        <w:t xml:space="preserve"> </w:t>
-      </w:r>
-      <w:r>
-        <w:rPr>
-          <w:rFonts w:ascii="Times New Roman" w:hAnsi="Times New Roman" w:cs="Times New Roman"/>
-          <w:sz w:val="26"/>
-          <w:szCs w:val="26"/>
-        </w:rPr>
-        <w:t>Kinh phí dự kiến: 0 VND chi phí trực tiếp, do dự án cá nhân sử dụng thiết bị sẵn có và các gói miễn phí/</w:t>
+        <w:lastRenderedPageBreak/>
+        <w:t>- Chi phí dự kiến</w:t>
+      </w:r>
+      <w:r>
+        <w:rPr>
+          <w:rFonts w:ascii="Times New Roman" w:hAnsi="Times New Roman" w:cs="Times New Roman"/>
+          <w:sz w:val="26"/>
+          <w:szCs w:val="26"/>
+        </w:rPr>
+        <w:t>: 0 VND chi phí trực tiếp, do dự án cá nhân sử dụng thiết bị sẵn có và các gói miễn phí/</w:t>
       </w:r>
       <w:r>
         <w:rPr>
@@ -15845,7 +16318,23 @@
           <w:sz w:val="26"/>
           <w:szCs w:val="26"/>
         </w:rPr>
-        <w:t xml:space="preserve"> Dành tối thiểu 2 giờ mỗi ngày để viết code và giải quyết cá</w:t>
+        <w:t xml:space="preserve"> </w:t>
+      </w:r>
+      <w:r>
+        <w:rPr>
+          <w:rFonts w:ascii="Times New Roman" w:hAnsi="Times New Roman" w:cs="Times New Roman"/>
+          <w:sz w:val="26"/>
+          <w:szCs w:val="26"/>
+        </w:rPr>
+        <w:t>d</w:t>
+      </w:r>
+      <w:r>
+        <w:rPr>
+          <w:rFonts w:ascii="Times New Roman" w:hAnsi="Times New Roman" w:cs="Times New Roman"/>
+          <w:sz w:val="26"/>
+          <w:szCs w:val="26"/>
+        </w:rPr>
+        <w:t>ành tối thiểu 2 giờ mỗi ngày để viết code và giải quyết cá</w:t>
       </w:r>
       <w:r>
         <w:rPr>
@@ -15893,7 +16382,23 @@
           <w:sz w:val="26"/>
           <w:szCs w:val="26"/>
         </w:rPr>
-        <w:t xml:space="preserve"> Cập nhật tiến độ và </w:t>
+        <w:t xml:space="preserve"> </w:t>
+      </w:r>
+      <w:r>
+        <w:rPr>
+          <w:rFonts w:ascii="Times New Roman" w:hAnsi="Times New Roman" w:cs="Times New Roman"/>
+          <w:sz w:val="26"/>
+          <w:szCs w:val="26"/>
+        </w:rPr>
+        <w:t>c</w:t>
+      </w:r>
+      <w:r>
+        <w:rPr>
+          <w:rFonts w:ascii="Times New Roman" w:hAnsi="Times New Roman" w:cs="Times New Roman"/>
+          <w:sz w:val="26"/>
+          <w:szCs w:val="26"/>
+        </w:rPr>
+        <w:t xml:space="preserve">ập nhật tiến độ và </w:t>
       </w:r>
       <w:r>
         <w:rPr>
@@ -15957,7 +16462,23 @@
           <w:sz w:val="26"/>
           <w:szCs w:val="26"/>
         </w:rPr>
-        <w:t xml:space="preserve"> Mọi tài liệu thiết kế, API key, cấu trúc </w:t>
+        <w:t xml:space="preserve"> </w:t>
+      </w:r>
+      <w:r>
+        <w:rPr>
+          <w:rFonts w:ascii="Times New Roman" w:hAnsi="Times New Roman" w:cs="Times New Roman"/>
+          <w:sz w:val="26"/>
+          <w:szCs w:val="26"/>
+        </w:rPr>
+        <w:t>m</w:t>
+      </w:r>
+      <w:r>
+        <w:rPr>
+          <w:rFonts w:ascii="Times New Roman" w:hAnsi="Times New Roman" w:cs="Times New Roman"/>
+          <w:sz w:val="26"/>
+          <w:szCs w:val="26"/>
+        </w:rPr>
+        <w:t xml:space="preserve">ọi tài liệu thiết kế, API key, cấu trúc </w:t>
       </w:r>
       <w:r>
         <w:rPr>
@@ -16003,7 +16524,23 @@
           <w:sz w:val="26"/>
           <w:szCs w:val="26"/>
         </w:rPr>
-        <w:t xml:space="preserve"> Nếu kẹt ở một </w:t>
+        <w:t xml:space="preserve"> </w:t>
+      </w:r>
+      <w:r>
+        <w:rPr>
+          <w:rFonts w:ascii="Times New Roman" w:hAnsi="Times New Roman" w:cs="Times New Roman"/>
+          <w:sz w:val="26"/>
+          <w:szCs w:val="26"/>
+        </w:rPr>
+        <w:t>n</w:t>
+      </w:r>
+      <w:r>
+        <w:rPr>
+          <w:rFonts w:ascii="Times New Roman" w:hAnsi="Times New Roman" w:cs="Times New Roman"/>
+          <w:sz w:val="26"/>
+          <w:szCs w:val="26"/>
+        </w:rPr>
+        <w:t xml:space="preserve">ếu kẹt ở một </w:t>
       </w:r>
       <w:r>
         <w:rPr>
@@ -16109,10 +16646,13 @@
         <w:t>c. C</w:t>
       </w:r>
       <w:r>
-        <w:t>ài đặt và trải nghiệm với Jira</w:t>
-      </w:r>
-      <w:r>
-        <w:t>.</w:t>
+        <w:t xml:space="preserve">ài đặt và trải nghiệm </w:t>
+      </w:r>
+      <w:r>
+        <w:t>công cụ</w:t>
+      </w:r>
+      <w:r>
+        <w:t xml:space="preserve"> Jira</w:t>
       </w:r>
     </w:p>
     <w:p>
@@ -16133,7 +16673,6 @@
           <w:sz w:val="22"/>
           <w:szCs w:val="22"/>
         </w:rPr>
-        <w:lastRenderedPageBreak/>
         <w:drawing>
           <wp:inline distT="0" distB="0" distL="0" distR="0" wp14:anchorId="05D60642" wp14:editId="0FDA8E28">
             <wp:extent cx="5527751" cy="2924175"/>
@@ -16240,6 +16779,7 @@
           <w:sz w:val="22"/>
           <w:szCs w:val="22"/>
         </w:rPr>
+        <w:lastRenderedPageBreak/>
         <w:drawing>
           <wp:inline distT="0" distB="0" distL="0" distR="0" wp14:anchorId="07C813AD" wp14:editId="5E8CD7D9">
             <wp:extent cx="5590540" cy="3724165"/>
@@ -16314,11 +16854,7 @@
       </w:pPr>
       <w:bookmarkStart w:id="21" w:name="_Toc228429592"/>
       <w:r>
-        <w:lastRenderedPageBreak/>
         <w:t>2.2.1. Phân loại yêu cầu</w:t>
-      </w:r>
-      <w:r>
-        <w:t>.</w:t>
       </w:r>
       <w:bookmarkEnd w:id="21"/>
     </w:p>
@@ -16450,7 +16986,39 @@
           <w:sz w:val="26"/>
           <w:szCs w:val="26"/>
         </w:rPr>
-        <w:t xml:space="preserve">: Nhu cầu và kỳ vọng của người dùng cuối, được mô tả bằng ngôn ngữ tự nhiên, dễ hiểu. Đây là nền tảng để </w:t>
+        <w:t xml:space="preserve">: </w:t>
+      </w:r>
+      <w:r>
+        <w:rPr>
+          <w:rFonts w:ascii="Times New Roman" w:hAnsi="Times New Roman" w:cs="Times New Roman"/>
+          <w:sz w:val="26"/>
+          <w:szCs w:val="26"/>
+        </w:rPr>
+        <w:t>n</w:t>
+      </w:r>
+      <w:r>
+        <w:rPr>
+          <w:rFonts w:ascii="Times New Roman" w:hAnsi="Times New Roman" w:cs="Times New Roman"/>
+          <w:sz w:val="26"/>
+          <w:szCs w:val="26"/>
+        </w:rPr>
+        <w:t>hu cầu và kỳ vọng của người dùng cuối, được mô tả bằng ngôn ngữ tự nhiên, dễ hiểu. Đây là</w:t>
+      </w:r>
+      <w:r>
+        <w:rPr>
+          <w:rFonts w:ascii="Times New Roman" w:hAnsi="Times New Roman" w:cs="Times New Roman"/>
+          <w:sz w:val="26"/>
+          <w:szCs w:val="26"/>
+        </w:rPr>
+        <w:t xml:space="preserve"> cơ sở</w:t>
+      </w:r>
+      <w:r>
+        <w:rPr>
+          <w:rFonts w:ascii="Times New Roman" w:hAnsi="Times New Roman" w:cs="Times New Roman"/>
+          <w:sz w:val="26"/>
+          <w:szCs w:val="26"/>
+        </w:rPr>
+        <w:t xml:space="preserve"> để </w:t>
       </w:r>
       <w:r>
         <w:rPr>
@@ -16506,7 +17074,23 @@
           <w:sz w:val="26"/>
           <w:szCs w:val="26"/>
         </w:rPr>
-        <w:t>: Các tính năng cụ thể mà hệ thống phải thực hiện (ví dụ: nhận tin nhắn, trả lời câu hỏi, index tài liệu).</w:t>
+        <w:t xml:space="preserve">: </w:t>
+      </w:r>
+      <w:r>
+        <w:rPr>
+          <w:rFonts w:ascii="Times New Roman" w:hAnsi="Times New Roman" w:cs="Times New Roman"/>
+          <w:sz w:val="26"/>
+          <w:szCs w:val="26"/>
+        </w:rPr>
+        <w:t>c</w:t>
+      </w:r>
+      <w:r>
+        <w:rPr>
+          <w:rFonts w:ascii="Times New Roman" w:hAnsi="Times New Roman" w:cs="Times New Roman"/>
+          <w:sz w:val="26"/>
+          <w:szCs w:val="26"/>
+        </w:rPr>
+        <w:t>ác tính năng cụ thể mà hệ thống phải thực hiện (ví dụ: nhận tin nhắn, trả lời câu hỏi, index tài liệu).</w:t>
       </w:r>
     </w:p>
     <w:p>
@@ -16546,7 +17130,23 @@
           <w:sz w:val="26"/>
           <w:szCs w:val="26"/>
         </w:rPr>
-        <w:t>: Các thuộc tính chất lượng của hệ thống như hiệu suất, bảo mật, khả năng mở rộng, độ tin cậy, khả năng sử dụng.</w:t>
+        <w:t xml:space="preserve">: </w:t>
+      </w:r>
+      <w:r>
+        <w:rPr>
+          <w:rFonts w:ascii="Times New Roman" w:hAnsi="Times New Roman" w:cs="Times New Roman"/>
+          <w:sz w:val="26"/>
+          <w:szCs w:val="26"/>
+        </w:rPr>
+        <w:t>c</w:t>
+      </w:r>
+      <w:r>
+        <w:rPr>
+          <w:rFonts w:ascii="Times New Roman" w:hAnsi="Times New Roman" w:cs="Times New Roman"/>
+          <w:sz w:val="26"/>
+          <w:szCs w:val="26"/>
+        </w:rPr>
+        <w:t>ác thuộc tính chất lượng của hệ thống như hiệu suất, bảo mật, khả năng mở rộng, độ tin cậy, khả năng sử dụng.</w:t>
       </w:r>
     </w:p>
     <w:p>
@@ -16568,6 +17168,7 @@
           <w:sz w:val="26"/>
           <w:szCs w:val="26"/>
         </w:rPr>
+        <w:lastRenderedPageBreak/>
         <w:t xml:space="preserve">- </w:t>
       </w:r>
       <w:r>
@@ -16586,7 +17187,23 @@
           <w:sz w:val="26"/>
           <w:szCs w:val="26"/>
         </w:rPr>
-        <w:t>: Các quy tắc, chính sách và ràng buộc kinh doanh/nghiệp vụ mà hệ thống phải tuân thủ.</w:t>
+        <w:t xml:space="preserve">: </w:t>
+      </w:r>
+      <w:r>
+        <w:rPr>
+          <w:rFonts w:ascii="Times New Roman" w:hAnsi="Times New Roman" w:cs="Times New Roman"/>
+          <w:sz w:val="26"/>
+          <w:szCs w:val="26"/>
+        </w:rPr>
+        <w:t>c</w:t>
+      </w:r>
+      <w:r>
+        <w:rPr>
+          <w:rFonts w:ascii="Times New Roman" w:hAnsi="Times New Roman" w:cs="Times New Roman"/>
+          <w:sz w:val="26"/>
+          <w:szCs w:val="26"/>
+        </w:rPr>
+        <w:t>ác quy tắc, chính sách và ràng buộc kinh doanh/nghiệp vụ mà hệ thống phải tuân thủ.</w:t>
       </w:r>
     </w:p>
     <w:p>
@@ -16626,7 +17243,23 @@
           <w:sz w:val="26"/>
           <w:szCs w:val="26"/>
         </w:rPr>
-        <w:t>: Những chức năng hoặc yêu cầu nằm ngoài phạm vi dự án, giúp làm rõ ranh giới và tránh lãng phí nguồn lực.</w:t>
+        <w:t xml:space="preserve">: </w:t>
+      </w:r>
+      <w:r>
+        <w:rPr>
+          <w:rFonts w:ascii="Times New Roman" w:hAnsi="Times New Roman" w:cs="Times New Roman"/>
+          <w:sz w:val="26"/>
+          <w:szCs w:val="26"/>
+        </w:rPr>
+        <w:t>n</w:t>
+      </w:r>
+      <w:r>
+        <w:rPr>
+          <w:rFonts w:ascii="Times New Roman" w:hAnsi="Times New Roman" w:cs="Times New Roman"/>
+          <w:sz w:val="26"/>
+          <w:szCs w:val="26"/>
+        </w:rPr>
+        <w:t>hững chức năng hoặc yêu cầu nằm ngoài phạm vi dự án, giúp làm rõ ranh giới và tránh lãng phí nguồn lực.</w:t>
       </w:r>
     </w:p>
     <w:p>
@@ -16660,7 +17293,7 @@
     <w:p>
       <w:pPr>
         <w:spacing w:line="360" w:lineRule="auto"/>
-        <w:jc w:val="both"/>
+        <w:jc w:val="center"/>
         <w:rPr>
           <w:rFonts w:ascii="Times New Roman" w:hAnsi="Times New Roman" w:cs="Times New Roman"/>
           <w:sz w:val="26"/>
@@ -16675,15 +17308,7 @@
           <w:sz w:val="26"/>
           <w:szCs w:val="26"/>
         </w:rPr>
-        <w:t>URS – TÀI LIỆU ĐẶC TẢ YÊU CẦU NGƯỜI DÙNG</w:t>
-      </w:r>
-      <w:r>
-        <w:rPr>
-          <w:rFonts w:ascii="Times New Roman" w:hAnsi="Times New Roman" w:cs="Times New Roman"/>
-          <w:sz w:val="26"/>
-          <w:szCs w:val="26"/>
-        </w:rPr>
-        <w:t xml:space="preserve"> </w:t>
+        <w:t xml:space="preserve">URS – </w:t>
       </w:r>
       <w:r>
         <w:rPr>
@@ -16693,27 +17318,7 @@
           <w:sz w:val="26"/>
           <w:szCs w:val="26"/>
         </w:rPr>
-        <w:t>DỰ ÁN: DLU-CHATBOT – HỆ THỐNG CHATBOT HỎI ĐÁP HỌC VỤ CHO SINH VIÊN</w:t>
-      </w:r>
-      <w:r>
-        <w:rPr>
-          <w:rFonts w:ascii="Times New Roman" w:hAnsi="Times New Roman" w:cs="Times New Roman"/>
-          <w:b/>
-          <w:bCs/>
-          <w:sz w:val="26"/>
-          <w:szCs w:val="26"/>
-        </w:rPr>
-        <w:t xml:space="preserve"> TRƯỜNG</w:t>
-      </w:r>
-      <w:r>
-        <w:rPr>
-          <w:rFonts w:ascii="Times New Roman" w:hAnsi="Times New Roman" w:cs="Times New Roman"/>
-          <w:b/>
-          <w:bCs/>
-          <w:sz w:val="26"/>
-          <w:szCs w:val="26"/>
-        </w:rPr>
-        <w:t xml:space="preserve"> ĐẠI HỌC ĐÀ LẠT</w:t>
+        <w:t>Tài liệu đặc tả yêu cầu người dùng cho dự án DLU-Chatbot</w:t>
       </w:r>
     </w:p>
     <w:p>
@@ -16898,7 +17503,6 @@
           <w:sz w:val="26"/>
           <w:szCs w:val="26"/>
         </w:rPr>
-        <w:lastRenderedPageBreak/>
         <w:t>2.1. Yêu cầu chức năng (Functional Requirements)</w:t>
       </w:r>
     </w:p>
@@ -16927,7 +17531,23 @@
           <w:sz w:val="26"/>
           <w:szCs w:val="26"/>
         </w:rPr>
-        <w:t>FR-01: Người dùng gửi câu hỏi qua Telegram</w:t>
+        <w:t xml:space="preserve">FR-01: </w:t>
+      </w:r>
+      <w:r>
+        <w:rPr>
+          <w:rFonts w:ascii="Times New Roman" w:hAnsi="Times New Roman" w:cs="Times New Roman"/>
+          <w:sz w:val="26"/>
+          <w:szCs w:val="26"/>
+        </w:rPr>
+        <w:t>n</w:t>
+      </w:r>
+      <w:r>
+        <w:rPr>
+          <w:rFonts w:ascii="Times New Roman" w:hAnsi="Times New Roman" w:cs="Times New Roman"/>
+          <w:sz w:val="26"/>
+          <w:szCs w:val="26"/>
+        </w:rPr>
+        <w:t>gười dùng gửi câu hỏi qua Telegram</w:t>
       </w:r>
       <w:r>
         <w:rPr>
@@ -16971,15 +17591,31 @@
           <w:sz w:val="26"/>
           <w:szCs w:val="26"/>
         </w:rPr>
-        <w:t>FR-02: Hệ thống truy xuất thông tin từ kho tài liệu (so-tay-sinh-vien.</w:t>
-      </w:r>
-      <w:r>
-        <w:rPr>
-          <w:rFonts w:ascii="Times New Roman" w:hAnsi="Times New Roman" w:cs="Times New Roman"/>
-          <w:sz w:val="26"/>
-          <w:szCs w:val="26"/>
-        </w:rPr>
-        <w:t>PDF</w:t>
+        <w:t xml:space="preserve">FR-02: </w:t>
+      </w:r>
+      <w:r>
+        <w:rPr>
+          <w:rFonts w:ascii="Times New Roman" w:hAnsi="Times New Roman" w:cs="Times New Roman"/>
+          <w:sz w:val="26"/>
+          <w:szCs w:val="26"/>
+        </w:rPr>
+        <w:t>h</w:t>
+      </w:r>
+      <w:r>
+        <w:rPr>
+          <w:rFonts w:ascii="Times New Roman" w:hAnsi="Times New Roman" w:cs="Times New Roman"/>
+          <w:sz w:val="26"/>
+          <w:szCs w:val="26"/>
+        </w:rPr>
+        <w:t>ệ thống truy xuất thông tin từ kho tài liệu (so-tay-sinh-vien.</w:t>
+      </w:r>
+      <w:r>
+        <w:rPr>
+          <w:rFonts w:ascii="Times New Roman" w:hAnsi="Times New Roman" w:cs="Times New Roman"/>
+          <w:sz w:val="26"/>
+          <w:szCs w:val="26"/>
+        </w:rPr>
+        <w:t>pdf</w:t>
       </w:r>
       <w:r>
         <w:rPr>
@@ -16995,7 +17631,7 @@
           <w:sz w:val="26"/>
           <w:szCs w:val="26"/>
         </w:rPr>
-        <w:t>PDF</w:t>
+        <w:t>pdf</w:t>
       </w:r>
       <w:r>
         <w:rPr>
@@ -17011,7 +17647,7 @@
           <w:sz w:val="26"/>
           <w:szCs w:val="26"/>
         </w:rPr>
-        <w:t>TXT</w:t>
+        <w:t>txt</w:t>
       </w:r>
       <w:r>
         <w:rPr>
@@ -17047,7 +17683,39 @@
           <w:sz w:val="26"/>
           <w:szCs w:val="26"/>
         </w:rPr>
-        <w:t xml:space="preserve">FR-03: Hệ thống sinh câu trả lời dựa trên context tìm được bằng mô hình </w:t>
+        <w:t xml:space="preserve">FR-03: </w:t>
+      </w:r>
+      <w:r>
+        <w:rPr>
+          <w:rFonts w:ascii="Times New Roman" w:hAnsi="Times New Roman" w:cs="Times New Roman"/>
+          <w:sz w:val="26"/>
+          <w:szCs w:val="26"/>
+        </w:rPr>
+        <w:t>n</w:t>
+      </w:r>
+      <w:r>
+        <w:rPr>
+          <w:rFonts w:ascii="Times New Roman" w:hAnsi="Times New Roman" w:cs="Times New Roman"/>
+          <w:sz w:val="26"/>
+          <w:szCs w:val="26"/>
+        </w:rPr>
+        <w:t xml:space="preserve">ệ thống sinh câu trả lời dựa trên </w:t>
+      </w:r>
+      <w:r>
+        <w:rPr>
+          <w:rFonts w:ascii="Times New Roman" w:hAnsi="Times New Roman" w:cs="Times New Roman"/>
+          <w:sz w:val="26"/>
+          <w:szCs w:val="26"/>
+        </w:rPr>
+        <w:t>ngữ cảnh</w:t>
+      </w:r>
+      <w:r>
+        <w:rPr>
+          <w:rFonts w:ascii="Times New Roman" w:hAnsi="Times New Roman" w:cs="Times New Roman"/>
+          <w:sz w:val="26"/>
+          <w:szCs w:val="26"/>
+        </w:rPr>
+        <w:t xml:space="preserve"> tìm được bằng mô hình </w:t>
       </w:r>
       <w:r>
         <w:rPr>
@@ -17091,7 +17759,72 @@
           <w:sz w:val="26"/>
           <w:szCs w:val="26"/>
         </w:rPr>
-        <w:t>FR-04: Khi không tìm thấy thông tin phù hợp, hệ thống trả lời fallback (“Em chưa có thông tin về câu hỏi này”).</w:t>
+        <w:t xml:space="preserve">FR-04: </w:t>
+      </w:r>
+      <w:r>
+        <w:rPr>
+          <w:rFonts w:ascii="Times New Roman" w:hAnsi="Times New Roman" w:cs="Times New Roman"/>
+          <w:sz w:val="26"/>
+          <w:szCs w:val="26"/>
+        </w:rPr>
+        <w:t>k</w:t>
+      </w:r>
+      <w:r>
+        <w:rPr>
+          <w:rFonts w:ascii="Times New Roman" w:hAnsi="Times New Roman" w:cs="Times New Roman"/>
+          <w:sz w:val="26"/>
+          <w:szCs w:val="26"/>
+        </w:rPr>
+        <w:t xml:space="preserve">hi không tìm thấy thông tin phù hợp, hệ thống trả lời </w:t>
+      </w:r>
+      <w:r>
+        <w:rPr>
+          <w:rFonts w:ascii="Times New Roman" w:hAnsi="Times New Roman" w:cs="Times New Roman"/>
+          <w:sz w:val="26"/>
+          <w:szCs w:val="26"/>
+        </w:rPr>
+        <w:t>fallback</w:t>
+      </w:r>
+      <w:r>
+        <w:rPr>
+          <w:rStyle w:val="FootnoteReference"/>
+          <w:rFonts w:ascii="Times New Roman" w:hAnsi="Times New Roman" w:cs="Times New Roman"/>
+          <w:sz w:val="26"/>
+          <w:szCs w:val="26"/>
+        </w:rPr>
+        <w:footnoteReference w:id="5"/>
+      </w:r>
+      <w:r>
+        <w:rPr>
+          <w:rFonts w:ascii="Times New Roman" w:hAnsi="Times New Roman" w:cs="Times New Roman"/>
+          <w:sz w:val="26"/>
+          <w:szCs w:val="26"/>
+        </w:rPr>
+        <w:t xml:space="preserve"> </w:t>
+      </w:r>
+      <w:r>
+        <w:rPr>
+          <w:rFonts w:ascii="Times New Roman" w:hAnsi="Times New Roman" w:cs="Times New Roman"/>
+          <w:sz w:val="26"/>
+          <w:szCs w:val="26"/>
+        </w:rPr>
+        <w:t>(“</w:t>
+      </w:r>
+      <w:r>
+        <w:rPr>
+          <w:rFonts w:ascii="Times New Roman" w:hAnsi="Times New Roman" w:cs="Times New Roman"/>
+          <w:sz w:val="26"/>
+          <w:szCs w:val="26"/>
+        </w:rPr>
+        <w:t>Không có dữ liệu về câu hỏi</w:t>
+      </w:r>
+      <w:r>
+        <w:rPr>
+          <w:rFonts w:ascii="Times New Roman" w:hAnsi="Times New Roman" w:cs="Times New Roman"/>
+          <w:sz w:val="26"/>
+          <w:szCs w:val="26"/>
+        </w:rPr>
+        <w:t>”).</w:t>
       </w:r>
     </w:p>
     <w:p>
@@ -17119,7 +17852,23 @@
           <w:sz w:val="26"/>
           <w:szCs w:val="26"/>
         </w:rPr>
-        <w:t>FR-05: Hệ thống hỗ trợ các lệnh cơ bản (ví dụ: /help, /start).</w:t>
+        <w:t xml:space="preserve">FR-05: </w:t>
+      </w:r>
+      <w:r>
+        <w:rPr>
+          <w:rFonts w:ascii="Times New Roman" w:hAnsi="Times New Roman" w:cs="Times New Roman"/>
+          <w:sz w:val="26"/>
+          <w:szCs w:val="26"/>
+        </w:rPr>
+        <w:t>h</w:t>
+      </w:r>
+      <w:r>
+        <w:rPr>
+          <w:rFonts w:ascii="Times New Roman" w:hAnsi="Times New Roman" w:cs="Times New Roman"/>
+          <w:sz w:val="26"/>
+          <w:szCs w:val="26"/>
+        </w:rPr>
+        <w:t>ệ thống hỗ trợ các lệnh cơ bản (ví dụ: /help, /start).</w:t>
       </w:r>
     </w:p>
     <w:p>
@@ -17140,6 +17889,7 @@
           <w:sz w:val="26"/>
           <w:szCs w:val="26"/>
         </w:rPr>
+        <w:lastRenderedPageBreak/>
         <w:t>2.2. Yêu cầu phi chức năng (Non-Functional Requirements)</w:t>
       </w:r>
     </w:p>
@@ -17168,7 +17918,31 @@
           <w:sz w:val="26"/>
           <w:szCs w:val="26"/>
         </w:rPr>
-        <w:t xml:space="preserve">NFR-01 (Hiệu suất): Thời gian phản hồi dưới </w:t>
+        <w:t xml:space="preserve">NFR-01 (Hiệu suất): </w:t>
+      </w:r>
+      <w:r>
+        <w:rPr>
+          <w:rFonts w:ascii="Times New Roman" w:hAnsi="Times New Roman" w:cs="Times New Roman"/>
+          <w:sz w:val="26"/>
+          <w:szCs w:val="26"/>
+        </w:rPr>
+        <w:t>m</w:t>
+      </w:r>
+      <w:r>
+        <w:rPr>
+          <w:rFonts w:ascii="Times New Roman" w:hAnsi="Times New Roman" w:cs="Times New Roman"/>
+          <w:sz w:val="26"/>
+          <w:szCs w:val="26"/>
+        </w:rPr>
+        <w:t>ục tiêu t</w:t>
+      </w:r>
+      <w:r>
+        <w:rPr>
+          <w:rFonts w:ascii="Times New Roman" w:hAnsi="Times New Roman" w:cs="Times New Roman"/>
+          <w:sz w:val="26"/>
+          <w:szCs w:val="26"/>
+        </w:rPr>
+        <w:t xml:space="preserve">hời gian phản hồi dưới </w:t>
       </w:r>
       <w:r>
         <w:rPr>
@@ -17212,7 +17986,23 @@
           <w:sz w:val="26"/>
           <w:szCs w:val="26"/>
         </w:rPr>
-        <w:t>NFR-02 (Khả năng sử dụng): Giao tiếp tự nhiên, dễ hiểu bằng tiếng Việt.</w:t>
+        <w:t xml:space="preserve">NFR-02 (Khả năng sử dụng): </w:t>
+      </w:r>
+      <w:r>
+        <w:rPr>
+          <w:rFonts w:ascii="Times New Roman" w:hAnsi="Times New Roman" w:cs="Times New Roman"/>
+          <w:sz w:val="26"/>
+          <w:szCs w:val="26"/>
+        </w:rPr>
+        <w:t>g</w:t>
+      </w:r>
+      <w:r>
+        <w:rPr>
+          <w:rFonts w:ascii="Times New Roman" w:hAnsi="Times New Roman" w:cs="Times New Roman"/>
+          <w:sz w:val="26"/>
+          <w:szCs w:val="26"/>
+        </w:rPr>
+        <w:t>iao tiếp tự nhiên, dễ hiểu bằng tiếng Việt.</w:t>
       </w:r>
     </w:p>
     <w:p>
@@ -17240,7 +18030,23 @@
           <w:sz w:val="26"/>
           <w:szCs w:val="26"/>
         </w:rPr>
-        <w:t>NFR-03 (Bảo mật): Không lưu trữ dữ liệu cá nhân người dùng.</w:t>
+        <w:t xml:space="preserve">NFR-03 (Bảo mật): </w:t>
+      </w:r>
+      <w:r>
+        <w:rPr>
+          <w:rFonts w:ascii="Times New Roman" w:hAnsi="Times New Roman" w:cs="Times New Roman"/>
+          <w:sz w:val="26"/>
+          <w:szCs w:val="26"/>
+        </w:rPr>
+        <w:t>k</w:t>
+      </w:r>
+      <w:r>
+        <w:rPr>
+          <w:rFonts w:ascii="Times New Roman" w:hAnsi="Times New Roman" w:cs="Times New Roman"/>
+          <w:sz w:val="26"/>
+          <w:szCs w:val="26"/>
+        </w:rPr>
+        <w:t>hông lưu trữ dữ liệu cá nhân người dùng.</w:t>
       </w:r>
     </w:p>
     <w:p>
@@ -17268,7 +18074,23 @@
           <w:sz w:val="26"/>
           <w:szCs w:val="26"/>
         </w:rPr>
-        <w:t>NFR-04 (Độ tin cậy): Hệ thống hoạt động ổn định 24/7 sau khi triển khai.</w:t>
+        <w:t xml:space="preserve">NFR-04 (Độ tin cậy): </w:t>
+      </w:r>
+      <w:r>
+        <w:rPr>
+          <w:rFonts w:ascii="Times New Roman" w:hAnsi="Times New Roman" w:cs="Times New Roman"/>
+          <w:sz w:val="26"/>
+          <w:szCs w:val="26"/>
+        </w:rPr>
+        <w:t>h</w:t>
+      </w:r>
+      <w:r>
+        <w:rPr>
+          <w:rFonts w:ascii="Times New Roman" w:hAnsi="Times New Roman" w:cs="Times New Roman"/>
+          <w:sz w:val="26"/>
+          <w:szCs w:val="26"/>
+        </w:rPr>
+        <w:t>ệ thống hoạt động ổn định 24/7 sau khi triển khai.</w:t>
       </w:r>
     </w:p>
     <w:p>
@@ -17296,7 +18118,39 @@
           <w:sz w:val="26"/>
           <w:szCs w:val="26"/>
         </w:rPr>
-        <w:t>NFR-05 (Khả năng mở rộng): Dễ dàng thêm tài liệu mới mà không cần viết lại code.</w:t>
+        <w:t xml:space="preserve">NFR-05 (Khả năng mở rộng): </w:t>
+      </w:r>
+      <w:r>
+        <w:rPr>
+          <w:rFonts w:ascii="Times New Roman" w:hAnsi="Times New Roman" w:cs="Times New Roman"/>
+          <w:sz w:val="26"/>
+          <w:szCs w:val="26"/>
+        </w:rPr>
+        <w:t>d</w:t>
+      </w:r>
+      <w:r>
+        <w:rPr>
+          <w:rFonts w:ascii="Times New Roman" w:hAnsi="Times New Roman" w:cs="Times New Roman"/>
+          <w:sz w:val="26"/>
+          <w:szCs w:val="26"/>
+        </w:rPr>
+        <w:t>ễ dàng thêm tài liệu mới mà không cần viết lại</w:t>
+      </w:r>
+      <w:r>
+        <w:rPr>
+          <w:rFonts w:ascii="Times New Roman" w:hAnsi="Times New Roman" w:cs="Times New Roman"/>
+          <w:sz w:val="26"/>
+          <w:szCs w:val="26"/>
+        </w:rPr>
+        <w:t xml:space="preserve"> mã nguồn</w:t>
+      </w:r>
+      <w:r>
+        <w:rPr>
+          <w:rFonts w:ascii="Times New Roman" w:hAnsi="Times New Roman" w:cs="Times New Roman"/>
+          <w:sz w:val="26"/>
+          <w:szCs w:val="26"/>
+        </w:rPr>
+        <w:t>.</w:t>
       </w:r>
     </w:p>
     <w:p>
@@ -17373,7 +18227,23 @@
           <w:sz w:val="26"/>
           <w:szCs w:val="26"/>
         </w:rPr>
-        <w:t>Câu trả lời phải chính xác, khách quan và phù hợp với quy chế hiện hành của trường.</w:t>
+        <w:t>Câu trả lời phải</w:t>
+      </w:r>
+      <w:r>
+        <w:rPr>
+          <w:rFonts w:ascii="Times New Roman" w:hAnsi="Times New Roman" w:cs="Times New Roman"/>
+          <w:sz w:val="26"/>
+          <w:szCs w:val="26"/>
+        </w:rPr>
+        <w:t xml:space="preserve"> tương đối với tài liệu học vụ đã lập chỉ mục</w:t>
+      </w:r>
+      <w:r>
+        <w:rPr>
+          <w:rFonts w:ascii="Times New Roman" w:hAnsi="Times New Roman" w:cs="Times New Roman"/>
+          <w:sz w:val="26"/>
+          <w:szCs w:val="26"/>
+        </w:rPr>
+        <w:t>, khách quan và phù hợp với quy chế hiện hành của trường.</w:t>
       </w:r>
     </w:p>
     <w:p>
@@ -17470,7 +18340,6 @@
           <w:sz w:val="26"/>
           <w:szCs w:val="26"/>
         </w:rPr>
-        <w:lastRenderedPageBreak/>
         <w:t xml:space="preserve">- </w:t>
       </w:r>
       <w:r>
@@ -17615,6 +18484,7 @@
           <w:sz w:val="26"/>
           <w:szCs w:val="26"/>
         </w:rPr>
+        <w:lastRenderedPageBreak/>
         <w:t xml:space="preserve">- </w:t>
       </w:r>
       <w:r>
@@ -17623,60 +18493,39 @@
           <w:sz w:val="26"/>
           <w:szCs w:val="26"/>
         </w:rPr>
-        <w:t>Tác nhân chính: Sinh viên</w:t>
-      </w:r>
-      <w:r>
-        <w:rPr>
-          <w:rFonts w:ascii="Times New Roman" w:hAnsi="Times New Roman" w:cs="Times New Roman"/>
-          <w:sz w:val="26"/>
-          <w:szCs w:val="26"/>
-        </w:rPr>
-        <w:t xml:space="preserve"> Trường</w:t>
-      </w:r>
-      <w:r>
-        <w:rPr>
-          <w:rFonts w:ascii="Times New Roman" w:hAnsi="Times New Roman" w:cs="Times New Roman"/>
-          <w:sz w:val="26"/>
-          <w:szCs w:val="26"/>
-        </w:rPr>
-        <w:t xml:space="preserve"> Đại học Đà Lạt (User), Hệ thống Telegram, </w:t>
-      </w:r>
-      <w:r>
-        <w:rPr>
-          <w:rFonts w:ascii="Times New Roman" w:hAnsi="Times New Roman" w:cs="Times New Roman"/>
-          <w:sz w:val="26"/>
-          <w:szCs w:val="26"/>
-        </w:rPr>
-        <w:t>OpenRouter</w:t>
-      </w:r>
-      <w:r>
-        <w:rPr>
-          <w:rFonts w:ascii="Times New Roman" w:hAnsi="Times New Roman" w:cs="Times New Roman"/>
-          <w:sz w:val="26"/>
-          <w:szCs w:val="26"/>
-        </w:rPr>
-        <w:t xml:space="preserve"> API, ChromaDB.</w:t>
-      </w:r>
-    </w:p>
-    <w:p>
-      <w:pPr>
-        <w:spacing w:line="360" w:lineRule="auto"/>
-        <w:jc w:val="both"/>
-        <w:rPr>
-          <w:rFonts w:ascii="Times New Roman" w:hAnsi="Times New Roman" w:cs="Times New Roman"/>
-          <w:sz w:val="26"/>
-          <w:szCs w:val="26"/>
-        </w:rPr>
-      </w:pPr>
-      <w:r>
-        <w:rPr>
-          <w:rFonts w:ascii="Times New Roman" w:hAnsi="Times New Roman" w:cs="Times New Roman"/>
-          <w:b/>
-          <w:bCs/>
-          <w:sz w:val="26"/>
-          <w:szCs w:val="26"/>
-        </w:rPr>
-        <w:t>3. Yêu cầu chức năng chi tiết</w:t>
+        <w:t xml:space="preserve">Tác nhân chính: </w:t>
+      </w:r>
+      <w:r>
+        <w:rPr>
+          <w:rFonts w:ascii="Times New Roman" w:hAnsi="Times New Roman" w:cs="Times New Roman"/>
+          <w:sz w:val="26"/>
+          <w:szCs w:val="26"/>
+        </w:rPr>
+        <w:t>s</w:t>
+      </w:r>
+      <w:r>
+        <w:rPr>
+          <w:rFonts w:ascii="Times New Roman" w:hAnsi="Times New Roman" w:cs="Times New Roman"/>
+          <w:sz w:val="26"/>
+          <w:szCs w:val="26"/>
+        </w:rPr>
+        <w:t>inh viên</w:t>
+      </w:r>
+      <w:r>
+        <w:rPr>
+          <w:rFonts w:ascii="Times New Roman" w:hAnsi="Times New Roman" w:cs="Times New Roman"/>
+          <w:sz w:val="26"/>
+          <w:szCs w:val="26"/>
+        </w:rPr>
+        <w:t>, giảng viên</w:t>
+      </w:r>
+      <w:r>
+        <w:rPr>
+          <w:rFonts w:ascii="Times New Roman" w:hAnsi="Times New Roman" w:cs="Times New Roman"/>
+          <w:sz w:val="26"/>
+          <w:szCs w:val="26"/>
+        </w:rPr>
+        <w:t xml:space="preserve"> Trường Đại học Đà Lạt.</w:t>
       </w:r>
     </w:p>
     <w:p>
@@ -17704,7 +18553,88 @@
           <w:sz w:val="26"/>
           <w:szCs w:val="26"/>
         </w:rPr>
-        <w:t>SRS-F01: Nhận Update từ Telegram qua endpoint /webhook</w:t>
+        <w:t>Thành phần/hệ thống liên quan: Telegram Bot API, OpenRouter API, ChromaDB và backend DLU-Chatbot.</w:t>
+      </w:r>
+    </w:p>
+    <w:p>
+      <w:pPr>
+        <w:spacing w:line="360" w:lineRule="auto"/>
+        <w:jc w:val="both"/>
+        <w:rPr>
+          <w:rFonts w:ascii="Times New Roman" w:hAnsi="Times New Roman" w:cs="Times New Roman"/>
+          <w:sz w:val="26"/>
+          <w:szCs w:val="26"/>
+        </w:rPr>
+      </w:pPr>
+      <w:r>
+        <w:rPr>
+          <w:rFonts w:ascii="Times New Roman" w:hAnsi="Times New Roman" w:cs="Times New Roman"/>
+          <w:b/>
+          <w:bCs/>
+          <w:sz w:val="26"/>
+          <w:szCs w:val="26"/>
+        </w:rPr>
+        <w:t>3. Yêu cầu chức năng chi tiết</w:t>
+      </w:r>
+    </w:p>
+    <w:p>
+      <w:pPr>
+        <w:spacing w:line="360" w:lineRule="auto"/>
+        <w:ind w:left="360"/>
+        <w:jc w:val="both"/>
+        <w:rPr>
+          <w:rFonts w:ascii="Times New Roman" w:hAnsi="Times New Roman" w:cs="Times New Roman"/>
+          <w:sz w:val="26"/>
+          <w:szCs w:val="26"/>
+        </w:rPr>
+      </w:pPr>
+      <w:r>
+        <w:rPr>
+          <w:rFonts w:ascii="Times New Roman" w:hAnsi="Times New Roman" w:cs="Times New Roman"/>
+          <w:sz w:val="26"/>
+          <w:szCs w:val="26"/>
+        </w:rPr>
+        <w:t xml:space="preserve">- </w:t>
+      </w:r>
+      <w:r>
+        <w:rPr>
+          <w:rFonts w:ascii="Times New Roman" w:hAnsi="Times New Roman" w:cs="Times New Roman"/>
+          <w:sz w:val="26"/>
+          <w:szCs w:val="26"/>
+        </w:rPr>
+        <w:t xml:space="preserve">SRS-F01: </w:t>
+      </w:r>
+      <w:r>
+        <w:rPr>
+          <w:rFonts w:ascii="Times New Roman" w:hAnsi="Times New Roman" w:cs="Times New Roman"/>
+          <w:sz w:val="26"/>
+          <w:szCs w:val="26"/>
+        </w:rPr>
+        <w:t>n</w:t>
+      </w:r>
+      <w:r>
+        <w:rPr>
+          <w:rFonts w:ascii="Times New Roman" w:hAnsi="Times New Roman" w:cs="Times New Roman"/>
+          <w:sz w:val="26"/>
+          <w:szCs w:val="26"/>
+        </w:rPr>
+        <w:t>hận đối tượng Update từ Telegram thông qua endpoint</w:t>
+      </w:r>
+      <w:r>
+        <w:rPr>
+          <w:rFonts w:ascii="Times New Roman" w:hAnsi="Times New Roman" w:cs="Times New Roman"/>
+          <w:sz w:val="26"/>
+          <w:szCs w:val="26"/>
+        </w:rPr>
+        <w:t xml:space="preserve"> </w:t>
+      </w:r>
+      <w:r>
+        <w:rPr>
+          <w:rFonts w:ascii="Times New Roman" w:hAnsi="Times New Roman" w:cs="Times New Roman"/>
+          <w:sz w:val="26"/>
+          <w:szCs w:val="26"/>
+        </w:rPr>
+        <w:t>/webhook</w:t>
       </w:r>
       <w:sdt>
         <w:sdtPr>
@@ -17803,7 +18733,23 @@
           <w:sz w:val="26"/>
           <w:szCs w:val="26"/>
         </w:rPr>
-        <w:t xml:space="preserve">SRS-F02: Xử lý tin nhắn bằng </w:t>
+        <w:t xml:space="preserve">SRS-F02: </w:t>
+      </w:r>
+      <w:r>
+        <w:rPr>
+          <w:rFonts w:ascii="Times New Roman" w:hAnsi="Times New Roman" w:cs="Times New Roman"/>
+          <w:sz w:val="26"/>
+          <w:szCs w:val="26"/>
+        </w:rPr>
+        <w:t>x</w:t>
+      </w:r>
+      <w:r>
+        <w:rPr>
+          <w:rFonts w:ascii="Times New Roman" w:hAnsi="Times New Roman" w:cs="Times New Roman"/>
+          <w:sz w:val="26"/>
+          <w:szCs w:val="26"/>
+        </w:rPr>
+        <w:t xml:space="preserve">ử lý tin nhắn bằng </w:t>
       </w:r>
       <w:r>
         <w:rPr>
@@ -17817,7 +18763,23 @@
           <w:sz w:val="26"/>
           <w:szCs w:val="26"/>
         </w:rPr>
-        <w:t xml:space="preserve"> và gọi service RAG.</w:t>
+        <w:t xml:space="preserve"> và </w:t>
+      </w:r>
+      <w:r>
+        <w:rPr>
+          <w:rFonts w:ascii="Times New Roman" w:hAnsi="Times New Roman" w:cs="Times New Roman"/>
+          <w:sz w:val="26"/>
+          <w:szCs w:val="26"/>
+        </w:rPr>
+        <w:t>chuyển câu hỏi sang RAG để xử lý</w:t>
+      </w:r>
+      <w:r>
+        <w:rPr>
+          <w:rFonts w:ascii="Times New Roman" w:hAnsi="Times New Roman" w:cs="Times New Roman"/>
+          <w:sz w:val="26"/>
+          <w:szCs w:val="26"/>
+        </w:rPr>
+        <w:t>.</w:t>
       </w:r>
     </w:p>
     <w:p>
@@ -17853,7 +18815,32 @@
           <w:sz w:val="26"/>
           <w:szCs w:val="26"/>
         </w:rPr>
-        <w:t>Chuyển câu hỏi người dùng thành vector embedding và thực hiện tìm kiếm tương đồng Top-K=3 trong ChromaDB.</w:t>
+        <w:t>c</w:t>
+      </w:r>
+      <w:r>
+        <w:rPr>
+          <w:rFonts w:ascii="Times New Roman" w:hAnsi="Times New Roman" w:cs="Times New Roman"/>
+          <w:sz w:val="26"/>
+          <w:szCs w:val="26"/>
+        </w:rPr>
+        <w:t>huyển câu hỏi người dùng thành vector embedding và thực hiện tìm kiếm tương đồng Top-K=3</w:t>
+      </w:r>
+      <w:r>
+        <w:rPr>
+          <w:rStyle w:val="FootnoteReference"/>
+          <w:rFonts w:ascii="Times New Roman" w:hAnsi="Times New Roman" w:cs="Times New Roman"/>
+          <w:sz w:val="26"/>
+          <w:szCs w:val="26"/>
+        </w:rPr>
+        <w:footnoteReference w:id="6"/>
+      </w:r>
+      <w:r>
+        <w:rPr>
+          <w:rFonts w:ascii="Times New Roman" w:hAnsi="Times New Roman" w:cs="Times New Roman"/>
+          <w:sz w:val="26"/>
+          <w:szCs w:val="26"/>
+        </w:rPr>
+        <w:t xml:space="preserve"> trong ChromaDB.</w:t>
       </w:r>
     </w:p>
     <w:p>
@@ -17881,7 +18868,23 @@
           <w:sz w:val="26"/>
           <w:szCs w:val="26"/>
         </w:rPr>
-        <w:t xml:space="preserve">SRS-F04: Xây dựng prompt và gọi </w:t>
+        <w:t xml:space="preserve">SRS-F04: </w:t>
+      </w:r>
+      <w:r>
+        <w:rPr>
+          <w:rFonts w:ascii="Times New Roman" w:hAnsi="Times New Roman" w:cs="Times New Roman"/>
+          <w:sz w:val="26"/>
+          <w:szCs w:val="26"/>
+        </w:rPr>
+        <w:t>x</w:t>
+      </w:r>
+      <w:r>
+        <w:rPr>
+          <w:rFonts w:ascii="Times New Roman" w:hAnsi="Times New Roman" w:cs="Times New Roman"/>
+          <w:sz w:val="26"/>
+          <w:szCs w:val="26"/>
+        </w:rPr>
+        <w:t xml:space="preserve">ây dựng prompt và gọi </w:t>
       </w:r>
       <w:r>
         <w:rPr>
@@ -17938,7 +18941,23 @@
           <w:sz w:val="26"/>
           <w:szCs w:val="26"/>
         </w:rPr>
-        <w:t>SRS-F05: Trả lời người dùng qua Telegram với cơ chế fallback.</w:t>
+        <w:t xml:space="preserve">SRS-F05: </w:t>
+      </w:r>
+      <w:r>
+        <w:rPr>
+          <w:rFonts w:ascii="Times New Roman" w:hAnsi="Times New Roman" w:cs="Times New Roman"/>
+          <w:sz w:val="26"/>
+          <w:szCs w:val="26"/>
+        </w:rPr>
+        <w:t>t</w:t>
+      </w:r>
+      <w:r>
+        <w:rPr>
+          <w:rFonts w:ascii="Times New Roman" w:hAnsi="Times New Roman" w:cs="Times New Roman"/>
+          <w:sz w:val="26"/>
+          <w:szCs w:val="26"/>
+        </w:rPr>
+        <w:t>rả lời người dùng qua Telegram với cơ chế fallback.</w:t>
       </w:r>
     </w:p>
     <w:p>
@@ -18144,7 +19163,15 @@
                 <w:sz w:val="26"/>
                 <w:szCs w:val="26"/>
               </w:rPr>
-              <w:t xml:space="preserve">Thời gian phản hồi hoàn chỉnh cho một truy vấn &lt; </w:t>
+              <w:t>Mục tiêu t</w:t>
+            </w:r>
+            <w:r>
+              <w:rPr>
+                <w:rFonts w:ascii="Times New Roman" w:hAnsi="Times New Roman" w:cs="Times New Roman"/>
+                <w:sz w:val="26"/>
+                <w:szCs w:val="26"/>
+              </w:rPr>
+              <w:t xml:space="preserve">hời gian phản hồi hoàn chỉnh cho một truy vấn &lt; </w:t>
             </w:r>
             <w:r>
               <w:rPr>
@@ -18186,7 +19213,6 @@
                 <w:sz w:val="26"/>
                 <w:szCs w:val="26"/>
               </w:rPr>
-              <w:lastRenderedPageBreak/>
               <w:t>SRS-N02</w:t>
             </w:r>
           </w:p>
@@ -18414,6 +19440,7 @@
                 <w:sz w:val="26"/>
                 <w:szCs w:val="26"/>
               </w:rPr>
+              <w:lastRenderedPageBreak/>
               <w:t>SRS-N04</w:t>
             </w:r>
           </w:p>
@@ -18544,7 +19571,7 @@
                 <w:sz w:val="26"/>
                 <w:szCs w:val="26"/>
               </w:rPr>
-              <w:t>l</w:t>
+              <w:t>L</w:t>
             </w:r>
             <w:r>
               <w:rPr>
@@ -18617,7 +19644,23 @@
           <w:sz w:val="26"/>
           <w:szCs w:val="26"/>
         </w:rPr>
-        <w:t>BR-01: Chỉ trả lời dựa trên tài liệu đã index trong ChromaDB.</w:t>
+        <w:t xml:space="preserve">BR-01: </w:t>
+      </w:r>
+      <w:r>
+        <w:rPr>
+          <w:rFonts w:ascii="Times New Roman" w:hAnsi="Times New Roman" w:cs="Times New Roman"/>
+          <w:sz w:val="26"/>
+          <w:szCs w:val="26"/>
+        </w:rPr>
+        <w:t>c</w:t>
+      </w:r>
+      <w:r>
+        <w:rPr>
+          <w:rFonts w:ascii="Times New Roman" w:hAnsi="Times New Roman" w:cs="Times New Roman"/>
+          <w:sz w:val="26"/>
+          <w:szCs w:val="26"/>
+        </w:rPr>
+        <w:t>hỉ trả lời dựa trên tài liệu đã index trong ChromaDB.</w:t>
       </w:r>
     </w:p>
     <w:p>
@@ -18645,7 +19688,23 @@
           <w:sz w:val="26"/>
           <w:szCs w:val="26"/>
         </w:rPr>
-        <w:t xml:space="preserve">BR-02: Khi không tìm thấy </w:t>
+        <w:t xml:space="preserve">BR-02: </w:t>
+      </w:r>
+      <w:r>
+        <w:rPr>
+          <w:rFonts w:ascii="Times New Roman" w:hAnsi="Times New Roman" w:cs="Times New Roman"/>
+          <w:sz w:val="26"/>
+          <w:szCs w:val="26"/>
+        </w:rPr>
+        <w:t>k</w:t>
+      </w:r>
+      <w:r>
+        <w:rPr>
+          <w:rFonts w:ascii="Times New Roman" w:hAnsi="Times New Roman" w:cs="Times New Roman"/>
+          <w:sz w:val="26"/>
+          <w:szCs w:val="26"/>
+        </w:rPr>
+        <w:t xml:space="preserve">hi không tìm thấy </w:t>
       </w:r>
       <w:r>
         <w:rPr>
@@ -18852,7 +19911,47 @@
           <w:sz w:val="26"/>
           <w:szCs w:val="26"/>
         </w:rPr>
-        <w:t xml:space="preserve">: Toàn bộ hệ thống được xây dựng như một khối duy nhất, tất cả code và chức năng nằm chung một ứng dụng. </w:t>
+        <w:t xml:space="preserve">: </w:t>
+      </w:r>
+      <w:r>
+        <w:rPr>
+          <w:rFonts w:ascii="Times New Roman" w:hAnsi="Times New Roman" w:cs="Times New Roman"/>
+          <w:sz w:val="26"/>
+          <w:szCs w:val="26"/>
+        </w:rPr>
+        <w:t>t</w:t>
+      </w:r>
+      <w:r>
+        <w:rPr>
+          <w:rFonts w:ascii="Times New Roman" w:hAnsi="Times New Roman" w:cs="Times New Roman"/>
+          <w:sz w:val="26"/>
+          <w:szCs w:val="26"/>
+        </w:rPr>
+        <w:t xml:space="preserve">oàn bộ hệ thống được xây dựng như một khối duy nhất, </w:t>
+      </w:r>
+      <w:r>
+        <w:rPr>
+          <w:rFonts w:ascii="Times New Roman" w:hAnsi="Times New Roman" w:cs="Times New Roman"/>
+          <w:sz w:val="26"/>
+          <w:szCs w:val="26"/>
+        </w:rPr>
+        <w:t xml:space="preserve">toàn bộ </w:t>
+      </w:r>
+      <w:r>
+        <w:rPr>
+          <w:rFonts w:ascii="Times New Roman" w:hAnsi="Times New Roman" w:cs="Times New Roman"/>
+          <w:sz w:val="26"/>
+          <w:szCs w:val="26"/>
+        </w:rPr>
+        <w:t>mã nguồn</w:t>
+      </w:r>
+      <w:r>
+        <w:rPr>
+          <w:rFonts w:ascii="Times New Roman" w:hAnsi="Times New Roman" w:cs="Times New Roman"/>
+          <w:sz w:val="26"/>
+          <w:szCs w:val="26"/>
+        </w:rPr>
+        <w:t xml:space="preserve"> và chức năng nằm chung một ứng dụng. </w:t>
       </w:r>
     </w:p>
     <w:p>
@@ -18890,7 +19989,23 @@
           <w:sz w:val="26"/>
           <w:szCs w:val="26"/>
         </w:rPr>
-        <w:t>: Hệ thống được chia thành các tầng độc lập</w:t>
+        <w:t xml:space="preserve">: </w:t>
+      </w:r>
+      <w:r>
+        <w:rPr>
+          <w:rFonts w:ascii="Times New Roman" w:hAnsi="Times New Roman" w:cs="Times New Roman"/>
+          <w:sz w:val="26"/>
+          <w:szCs w:val="26"/>
+        </w:rPr>
+        <w:t>h</w:t>
+      </w:r>
+      <w:r>
+        <w:rPr>
+          <w:rFonts w:ascii="Times New Roman" w:hAnsi="Times New Roman" w:cs="Times New Roman"/>
+          <w:sz w:val="26"/>
+          <w:szCs w:val="26"/>
+        </w:rPr>
+        <w:t>ệ thống được chia thành các tầng độc lập</w:t>
       </w:r>
       <w:r>
         <w:rPr>
@@ -18942,7 +20057,6 @@
           <w:sz w:val="26"/>
           <w:szCs w:val="26"/>
         </w:rPr>
-        <w:lastRenderedPageBreak/>
         <w:t xml:space="preserve">   - </w:t>
       </w:r>
       <w:r>
@@ -19011,23 +20125,31 @@
           <w:sz w:val="26"/>
           <w:szCs w:val="26"/>
         </w:rPr>
-        <w:t>: Hệ thống được chia thành nhiều dịch vụ nhỏ, độc lập, mỗi dịch vụ chạy riêng, giao tiếp qua API và có thể dùng công nghệ khác nhau</w:t>
-      </w:r>
-      <w:r>
-        <w:rPr>
-          <w:rFonts w:ascii="Times New Roman" w:hAnsi="Times New Roman" w:cs="Times New Roman"/>
-          <w:sz w:val="26"/>
-          <w:szCs w:val="26"/>
-        </w:rPr>
-        <w:t xml:space="preserve"> trong cùng một dự án</w:t>
-      </w:r>
-      <w:r>
-        <w:rPr>
-          <w:rFonts w:ascii="Times New Roman" w:hAnsi="Times New Roman" w:cs="Times New Roman"/>
-          <w:sz w:val="26"/>
-          <w:szCs w:val="26"/>
-        </w:rPr>
-        <w:t>.</w:t>
+        <w:t xml:space="preserve">: </w:t>
+      </w:r>
+      <w:r>
+        <w:rPr>
+          <w:rFonts w:ascii="Times New Roman" w:hAnsi="Times New Roman" w:cs="Times New Roman"/>
+          <w:sz w:val="26"/>
+          <w:szCs w:val="26"/>
+        </w:rPr>
+        <w:t>h</w:t>
+      </w:r>
+      <w:r>
+        <w:rPr>
+          <w:rFonts w:ascii="Times New Roman" w:hAnsi="Times New Roman" w:cs="Times New Roman"/>
+          <w:sz w:val="26"/>
+          <w:szCs w:val="26"/>
+        </w:rPr>
+        <w:t xml:space="preserve">ệ thống được chia thành nhiều dịch vụ nhỏ, độc lập, mỗi dịch vụ chạy riêng, giao tiếp qua API </w:t>
+      </w:r>
+      <w:r>
+        <w:rPr>
+          <w:rFonts w:ascii="Times New Roman" w:hAnsi="Times New Roman" w:cs="Times New Roman"/>
+          <w:sz w:val="26"/>
+          <w:szCs w:val="26"/>
+        </w:rPr>
+        <w:t>có thể được phát triển và triển khai bằng các công nghệ khác nhau.</w:t>
       </w:r>
     </w:p>
     <w:p>
@@ -19037,6 +20159,7 @@
       </w:pPr>
       <w:bookmarkStart w:id="26" w:name="_Toc228429597"/>
       <w:r>
+        <w:lastRenderedPageBreak/>
         <w:t>3.1.</w:t>
       </w:r>
       <w:r>
@@ -19085,10 +20208,10 @@
         <w:tblLook w:val="04A0" w:firstRow="1" w:lastRow="0" w:firstColumn="1" w:lastColumn="0" w:noHBand="0" w:noVBand="1"/>
       </w:tblPr>
       <w:tblGrid>
-        <w:gridCol w:w="1614"/>
-        <w:gridCol w:w="1964"/>
-        <w:gridCol w:w="3269"/>
-        <w:gridCol w:w="2264"/>
+        <w:gridCol w:w="1613"/>
+        <w:gridCol w:w="1965"/>
+        <w:gridCol w:w="3268"/>
+        <w:gridCol w:w="2265"/>
       </w:tblGrid>
       <w:tr>
         <w:tc>
@@ -19543,12 +20666,11 @@
             </w:r>
             <w:r>
               <w:rPr>
-                <w:rStyle w:val="HTMLCode"/>
-                <w:rFonts w:ascii="Times New Roman" w:eastAsiaTheme="minorHAnsi" w:hAnsi="Times New Roman" w:cs="Times New Roman"/>
-                <w:sz w:val="26"/>
-                <w:szCs w:val="26"/>
-              </w:rPr>
-              <w:t>PDF</w:t>
+                <w:rFonts w:ascii="Times New Roman" w:hAnsi="Times New Roman" w:cs="Times New Roman"/>
+                <w:sz w:val="26"/>
+                <w:szCs w:val="26"/>
+              </w:rPr>
+              <w:t>pdf</w:t>
             </w:r>
             <w:r>
               <w:rPr>
@@ -19626,10 +20748,22 @@
         <w:t xml:space="preserve">. Thiết kế dự án theo </w:t>
       </w:r>
       <w:r>
-        <w:t xml:space="preserve">kiến trúc </w:t>
+        <w:t>kiến trúc</w:t>
+      </w:r>
+      <w:r>
+        <w:t xml:space="preserve"> vi dịch vụ</w:t>
+      </w:r>
+      <w:r>
+        <w:t xml:space="preserve"> </w:t>
+      </w:r>
+      <w:r>
+        <w:t>(</w:t>
       </w:r>
       <w:r>
         <w:t>microservice</w:t>
+      </w:r>
+      <w:r>
+        <w:t>)</w:t>
       </w:r>
     </w:p>
     <w:p>
@@ -19696,7 +20830,15 @@
           <w:sz w:val="26"/>
           <w:szCs w:val="26"/>
         </w:rPr>
-        <w:t>Xử lý Webhook và giao tiếp trực tiếp với người dùng</w:t>
+        <w:t>x</w:t>
+      </w:r>
+      <w:r>
+        <w:rPr>
+          <w:rFonts w:ascii="Times New Roman" w:hAnsi="Times New Roman" w:cs="Times New Roman"/>
+          <w:sz w:val="26"/>
+          <w:szCs w:val="26"/>
+        </w:rPr>
+        <w:t>ử lý Webhook và giao tiếp trực tiếp với người dùng</w:t>
       </w:r>
       <w:r>
         <w:rPr>
@@ -19744,7 +20886,23 @@
           <w:sz w:val="26"/>
           <w:szCs w:val="26"/>
         </w:rPr>
-        <w:t>: Chịu trách nhiệm</w:t>
+        <w:t xml:space="preserve">: </w:t>
+      </w:r>
+      <w:r>
+        <w:rPr>
+          <w:rFonts w:ascii="Times New Roman" w:hAnsi="Times New Roman" w:cs="Times New Roman"/>
+          <w:sz w:val="26"/>
+          <w:szCs w:val="26"/>
+        </w:rPr>
+        <w:t>c</w:t>
+      </w:r>
+      <w:r>
+        <w:rPr>
+          <w:rFonts w:ascii="Times New Roman" w:hAnsi="Times New Roman" w:cs="Times New Roman"/>
+          <w:sz w:val="26"/>
+          <w:szCs w:val="26"/>
+        </w:rPr>
+        <w:t>hịu trách nhiệm</w:t>
       </w:r>
       <w:r>
         <w:rPr>
@@ -19814,7 +20972,6 @@
           <w:sz w:val="26"/>
           <w:szCs w:val="26"/>
         </w:rPr>
-        <w:lastRenderedPageBreak/>
         <w:t xml:space="preserve">   - </w:t>
       </w:r>
       <w:r>
@@ -19841,7 +20998,15 @@
           <w:sz w:val="26"/>
           <w:szCs w:val="26"/>
         </w:rPr>
-        <w:t>Nhận ngữ cảnh, gọi API của OpenRouter để sinh câu trả lời</w:t>
+        <w:t>n</w:t>
+      </w:r>
+      <w:r>
+        <w:rPr>
+          <w:rFonts w:ascii="Times New Roman" w:hAnsi="Times New Roman" w:cs="Times New Roman"/>
+          <w:sz w:val="26"/>
+          <w:szCs w:val="26"/>
+        </w:rPr>
+        <w:t>hận ngữ cảnh, gọi API của OpenRouter để sinh câu trả lời</w:t>
       </w:r>
       <w:r>
         <w:rPr>
@@ -19889,7 +21054,39 @@
           <w:sz w:val="26"/>
           <w:szCs w:val="26"/>
         </w:rPr>
-        <w:t xml:space="preserve">: Xử lý offline việc index tài liệu </w:t>
+        <w:t xml:space="preserve">: </w:t>
+      </w:r>
+      <w:r>
+        <w:rPr>
+          <w:rFonts w:ascii="Times New Roman" w:hAnsi="Times New Roman" w:cs="Times New Roman"/>
+          <w:sz w:val="26"/>
+          <w:szCs w:val="26"/>
+        </w:rPr>
+        <w:t>x</w:t>
+      </w:r>
+      <w:r>
+        <w:rPr>
+          <w:rFonts w:ascii="Times New Roman" w:hAnsi="Times New Roman" w:cs="Times New Roman"/>
+          <w:sz w:val="26"/>
+          <w:szCs w:val="26"/>
+        </w:rPr>
+        <w:t xml:space="preserve">ử lý offline việc </w:t>
+      </w:r>
+      <w:r>
+        <w:rPr>
+          <w:rFonts w:ascii="Times New Roman" w:hAnsi="Times New Roman" w:cs="Times New Roman"/>
+          <w:sz w:val="26"/>
+          <w:szCs w:val="26"/>
+        </w:rPr>
+        <w:t>lập chỉ mục</w:t>
+      </w:r>
+      <w:r>
+        <w:rPr>
+          <w:rFonts w:ascii="Times New Roman" w:hAnsi="Times New Roman" w:cs="Times New Roman"/>
+          <w:sz w:val="26"/>
+          <w:szCs w:val="26"/>
+        </w:rPr>
+        <w:t xml:space="preserve"> tài liệu </w:t>
       </w:r>
       <w:r>
         <w:rPr>
@@ -19940,6 +21137,7 @@
           <w:sz w:val="26"/>
           <w:szCs w:val="26"/>
         </w:rPr>
+        <w:lastRenderedPageBreak/>
         <w:t>Các service giao tiếp với nhau qua REST API hoặc message queue.</w:t>
       </w:r>
     </w:p>
@@ -19987,7 +21185,7 @@
           <w:sz w:val="26"/>
           <w:szCs w:val="26"/>
         </w:rPr>
-        <w:t xml:space="preserve"> là sự lựa chọn phù hợp và tối ưu hơn hẳn so với kiến trúc vi dịch vụ.</w:t>
+        <w:t xml:space="preserve"> là sự lựa chọn phù hợp so với kiến trúc vi dịch vụ.</w:t>
       </w:r>
     </w:p>
     <w:p>
@@ -19997,13 +21195,17 @@
         <w:jc w:val="both"/>
         <w:rPr>
           <w:rFonts w:ascii="Times New Roman" w:hAnsi="Times New Roman" w:cs="Times New Roman"/>
-          <w:sz w:val="26"/>
-          <w:szCs w:val="26"/>
-        </w:rPr>
-      </w:pPr>
-      <w:r>
-        <w:rPr>
-          <w:rFonts w:ascii="Times New Roman" w:hAnsi="Times New Roman" w:cs="Times New Roman"/>
+          <w:b/>
+          <w:bCs/>
+          <w:sz w:val="26"/>
+          <w:szCs w:val="26"/>
+        </w:rPr>
+      </w:pPr>
+      <w:r>
+        <w:rPr>
+          <w:rFonts w:ascii="Times New Roman" w:hAnsi="Times New Roman" w:cs="Times New Roman"/>
+          <w:b/>
+          <w:bCs/>
           <w:sz w:val="26"/>
           <w:szCs w:val="26"/>
         </w:rPr>
@@ -20139,7 +21341,23 @@
           <w:sz w:val="26"/>
           <w:szCs w:val="26"/>
         </w:rPr>
-        <w:t>Tiết kiệm chi phí và tài nguyên vận hành: Việc triển khai nguyên khối trên một VPS đơn giản hơn rất nhiều so với việc thiết lập hạ tầng điều phối phức tạp (như Kubernetes hay Service Mesh) của Microservices</w:t>
+        <w:t xml:space="preserve">Tiết kiệm chi phí và tài nguyên vận hành: </w:t>
+      </w:r>
+      <w:r>
+        <w:rPr>
+          <w:rFonts w:ascii="Times New Roman" w:hAnsi="Times New Roman" w:cs="Times New Roman"/>
+          <w:sz w:val="26"/>
+          <w:szCs w:val="26"/>
+        </w:rPr>
+        <w:t>v</w:t>
+      </w:r>
+      <w:r>
+        <w:rPr>
+          <w:rFonts w:ascii="Times New Roman" w:hAnsi="Times New Roman" w:cs="Times New Roman"/>
+          <w:sz w:val="26"/>
+          <w:szCs w:val="26"/>
+        </w:rPr>
+        <w:t>iệc triển khai nguyên khối trên một VPS đơn giản hơn rất nhiều so với việc thiết lập hạ tầng điều phối phức tạp (như Kubernetes hay Service Mesh) của Microservices</w:t>
       </w:r>
       <w:r>
         <w:rPr>
@@ -20307,6 +21525,14 @@
         </w:rPr>
         <w:t>- Giảm sai sót và sự mơ hồ khi lập trình</w:t>
       </w:r>
+      <w:r>
+        <w:rPr>
+          <w:rFonts w:ascii="Times New Roman" w:hAnsi="Times New Roman" w:cs="Times New Roman"/>
+          <w:sz w:val="26"/>
+          <w:szCs w:val="26"/>
+        </w:rPr>
+        <w:t>.</w:t>
+      </w:r>
     </w:p>
     <w:p>
       <w:pPr>
@@ -20327,6 +21553,14 @@
         </w:rPr>
         <w:t>- Tăng khả năng bảo trì và mở rộng hệ thống</w:t>
       </w:r>
+      <w:r>
+        <w:rPr>
+          <w:rFonts w:ascii="Times New Roman" w:hAnsi="Times New Roman" w:cs="Times New Roman"/>
+          <w:sz w:val="26"/>
+          <w:szCs w:val="26"/>
+        </w:rPr>
+        <w:t>.</w:t>
+      </w:r>
     </w:p>
     <w:p>
       <w:pPr>
@@ -20347,6 +21581,14 @@
         </w:rPr>
         <w:t>- Ước tính chính xác hơn thời gian và nguồn lực cần thiết</w:t>
       </w:r>
+      <w:r>
+        <w:rPr>
+          <w:rFonts w:ascii="Times New Roman" w:hAnsi="Times New Roman" w:cs="Times New Roman"/>
+          <w:sz w:val="26"/>
+          <w:szCs w:val="26"/>
+        </w:rPr>
+        <w:t>.</w:t>
+      </w:r>
     </w:p>
     <w:p>
       <w:pPr>
@@ -20364,7 +21606,6 @@
           <w:sz w:val="26"/>
           <w:szCs w:val="26"/>
         </w:rPr>
-        <w:lastRenderedPageBreak/>
         <w:tab/>
       </w:r>
       <w:r>
@@ -20373,7 +21614,7 @@
           <w:sz w:val="26"/>
           <w:szCs w:val="26"/>
         </w:rPr>
-        <w:t>Nếu thiết kế kiến trúc là việc vẽ ra “bản quy hoạch” cho cả tòa nhà, thì thiết kế chi tiết chính là “bản vẽ kỹ thuật” mô tả cách lắp đặt từng đường điện, ống nước và vị trí nội thất trong từng căn phòng.</w:t>
+        <w:t>Có thể hình dung thiết kế kiến trúc như bản quy hoạch tổng thể của một tòa nhà, còn thiết kế chi tiết là bản vẽ kỹ thuật mô tả cách triển khai từng thành phần cụ thể.</w:t>
       </w:r>
     </w:p>
     <w:p>
@@ -20407,7 +21648,24 @@
           <w:sz w:val="26"/>
           <w:szCs w:val="26"/>
         </w:rPr>
-        <w:t>Thiết kế dữ liệu là bước cụ thể hóa cấu trúc lưu trữ thực tế từ sơ đồ kiến trúc. Bao gồm việc xác định tên bảng, kiểu dữ liệu, độ dài trường, ràng buộc (Not Null, Unique, Primary Key, Foreign Key) và các cấu trúc dữ liệu trong bộ nhớ (Array, List…).</w:t>
+        <w:lastRenderedPageBreak/>
+        <w:t>Thiết kế dữ liệu là bước cụ thể hóa cấu trúc lưu trữ thực tế từ sơ đồ kiến trúc. Bao gồm việc xác định tên bảng, kiểu dữ liệu, độ dài trường, ràng buộc (</w:t>
+      </w:r>
+      <w:r>
+        <w:rPr>
+          <w:rFonts w:ascii="Times New Roman" w:hAnsi="Times New Roman" w:cs="Times New Roman"/>
+          <w:sz w:val="26"/>
+          <w:szCs w:val="26"/>
+        </w:rPr>
+        <w:t>NOT NULL, UNIQUE, PRIMARY KEY, FOREIGN KEY</w:t>
+      </w:r>
+      <w:r>
+        <w:rPr>
+          <w:rFonts w:ascii="Times New Roman" w:hAnsi="Times New Roman" w:cs="Times New Roman"/>
+          <w:sz w:val="26"/>
+          <w:szCs w:val="26"/>
+        </w:rPr>
+        <w:t>) và các cấu trúc dữ liệu trong bộ nhớ (Array, List…).</w:t>
       </w:r>
     </w:p>
     <w:p>
@@ -20512,7 +21770,23 @@
           <w:sz w:val="26"/>
           <w:szCs w:val="26"/>
         </w:rPr>
-        <w:t>Dành cho các ngôn ngữ lập trình hướng đối tượng (OOP – Object</w:t>
+        <w:t>Thiết kế lớp thường được áp dụng trong các ngôn ngữ lập trình hướng đối tượng</w:t>
+      </w:r>
+      <w:r>
+        <w:rPr>
+          <w:rFonts w:ascii="Times New Roman" w:hAnsi="Times New Roman" w:cs="Times New Roman"/>
+          <w:sz w:val="26"/>
+          <w:szCs w:val="26"/>
+        </w:rPr>
+        <w:t xml:space="preserve"> </w:t>
+      </w:r>
+      <w:r>
+        <w:rPr>
+          <w:rFonts w:ascii="Times New Roman" w:hAnsi="Times New Roman" w:cs="Times New Roman"/>
+          <w:sz w:val="26"/>
+          <w:szCs w:val="26"/>
+        </w:rPr>
+        <w:t>(OOP – Object</w:t>
       </w:r>
       <w:r>
         <w:rPr>
@@ -20612,6 +21886,14 @@
           <w:sz w:val="26"/>
           <w:szCs w:val="26"/>
         </w:rPr>
+        <w:t xml:space="preserve"> </w:t>
+      </w:r>
+      <w:r>
+        <w:rPr>
+          <w:rFonts w:ascii="Times New Roman" w:hAnsi="Times New Roman" w:cs="Times New Roman"/>
+          <w:sz w:val="26"/>
+          <w:szCs w:val="26"/>
+        </w:rPr>
         <w:t>Encapsulation,</w:t>
       </w:r>
       <w:r>
@@ -20772,7 +22054,6 @@
           <w:sz w:val="26"/>
           <w:szCs w:val="26"/>
         </w:rPr>
-        <w:lastRenderedPageBreak/>
         <w:t xml:space="preserve">- </w:t>
       </w:r>
       <w:r>
@@ -20832,6 +22113,7 @@
           <w:sz w:val="26"/>
           <w:szCs w:val="26"/>
         </w:rPr>
+        <w:lastRenderedPageBreak/>
         <w:t xml:space="preserve">id: </w:t>
       </w:r>
       <w:r>
@@ -20840,7 +22122,15 @@
           <w:sz w:val="26"/>
           <w:szCs w:val="26"/>
         </w:rPr>
-        <w:t>Chuỗi định danh tự động (UUID)</w:t>
+        <w:t>c</w:t>
+      </w:r>
+      <w:r>
+        <w:rPr>
+          <w:rFonts w:ascii="Times New Roman" w:hAnsi="Times New Roman" w:cs="Times New Roman"/>
+          <w:sz w:val="26"/>
+          <w:szCs w:val="26"/>
+        </w:rPr>
+        <w:t>huỗi định danh tự động (UUID)</w:t>
       </w:r>
     </w:p>
     <w:p>
@@ -20871,15 +22161,31 @@
           <w:sz w:val="26"/>
           <w:szCs w:val="26"/>
         </w:rPr>
-        <w:t>Tên file gốc (ví dụ: so-tay-sinh-vien.</w:t>
-      </w:r>
-      <w:r>
-        <w:rPr>
-          <w:rFonts w:ascii="Times New Roman" w:hAnsi="Times New Roman" w:cs="Times New Roman"/>
-          <w:sz w:val="26"/>
-          <w:szCs w:val="26"/>
-        </w:rPr>
-        <w:t>PDF</w:t>
+        <w:t>t</w:t>
+      </w:r>
+      <w:r>
+        <w:rPr>
+          <w:rFonts w:ascii="Times New Roman" w:hAnsi="Times New Roman" w:cs="Times New Roman"/>
+          <w:sz w:val="26"/>
+          <w:szCs w:val="26"/>
+        </w:rPr>
+        <w:t>ên file gốc (ví dụ: so-tay-sinh-vien.</w:t>
+      </w:r>
+      <w:r>
+        <w:rPr>
+          <w:rFonts w:ascii="Times New Roman" w:hAnsi="Times New Roman" w:cs="Times New Roman"/>
+          <w:sz w:val="26"/>
+          <w:szCs w:val="26"/>
+        </w:rPr>
+        <w:t xml:space="preserve"> </w:t>
+      </w:r>
+      <w:r>
+        <w:rPr>
+          <w:rFonts w:ascii="Times New Roman" w:hAnsi="Times New Roman" w:cs="Times New Roman"/>
+          <w:sz w:val="26"/>
+          <w:szCs w:val="26"/>
+        </w:rPr>
+        <w:t>pdf</w:t>
       </w:r>
       <w:r>
         <w:rPr>
@@ -20918,7 +22224,15 @@
           <w:sz w:val="26"/>
           <w:szCs w:val="26"/>
         </w:rPr>
-        <w:t>Tiêu đề mục nội dung (nếu trích xuất được)</w:t>
+        <w:t>t</w:t>
+      </w:r>
+      <w:r>
+        <w:rPr>
+          <w:rFonts w:ascii="Times New Roman" w:hAnsi="Times New Roman" w:cs="Times New Roman"/>
+          <w:sz w:val="26"/>
+          <w:szCs w:val="26"/>
+        </w:rPr>
+        <w:t>iêu đề mục nội dung (nếu trích xuất được)</w:t>
       </w:r>
     </w:p>
     <w:p>
@@ -20949,7 +22263,7 @@
           <w:sz w:val="26"/>
           <w:szCs w:val="26"/>
         </w:rPr>
-        <w:t>P</w:t>
+        <w:t>p</w:t>
       </w:r>
       <w:r>
         <w:rPr>
@@ -20988,7 +22302,15 @@
           <w:sz w:val="26"/>
           <w:szCs w:val="26"/>
         </w:rPr>
-        <w:t>Mảng vector số thực, được tạo ra từ mô hình nhúng văn bản.</w:t>
+        <w:t>v</w:t>
+      </w:r>
+      <w:r>
+        <w:rPr>
+          <w:rFonts w:ascii="Times New Roman" w:hAnsi="Times New Roman" w:cs="Times New Roman"/>
+          <w:sz w:val="26"/>
+          <w:szCs w:val="26"/>
+        </w:rPr>
+        <w:t>ector số thực biểu diễn ngữ nghĩa của đoạn văn bản.</w:t>
       </w:r>
     </w:p>
     <w:p>
@@ -21094,7 +22416,13 @@
         <w:ind w:left="1701" w:hanging="567"/>
       </w:pPr>
       <w:r>
-        <w:t xml:space="preserve">    NHẬN câu hỏi của sinh viên từ Telegram</w:t>
+        <w:t xml:space="preserve">    </w:t>
+      </w:r>
+      <w:r>
+        <w:t>Nhân</w:t>
+      </w:r>
+      <w:r>
+        <w:t xml:space="preserve"> câu hỏi của sinh viên từ Telegram</w:t>
       </w:r>
     </w:p>
     <w:p>
@@ -21112,7 +22440,13 @@
         <w:ind w:left="1701" w:hanging="567"/>
       </w:pPr>
       <w:r>
-        <w:t xml:space="preserve">    Bước 1: Nhúng câu hỏi</w:t>
+        <w:t xml:space="preserve">    Bước 1: </w:t>
+      </w:r>
+      <w:r>
+        <w:t>n</w:t>
+      </w:r>
+      <w:r>
+        <w:t>húng câu hỏi</w:t>
       </w:r>
     </w:p>
     <w:p>
@@ -21121,7 +22455,19 @@
         <w:ind w:left="1701" w:hanging="567"/>
       </w:pPr>
       <w:r>
-        <w:t xml:space="preserve">    CHUYỂN câu hỏi thành mảng vector số (sử dụng mô hình sentence-transformers/paraphrase-multilingual-MiniLM-L12-v2)</w:t>
+        <w:t xml:space="preserve">    </w:t>
+      </w:r>
+      <w:r>
+        <w:t>Chuyển</w:t>
+      </w:r>
+      <w:r>
+        <w:t xml:space="preserve"> câu hỏi thành mảng vector </w:t>
+      </w:r>
+      <w:r>
+        <w:t>embedding</w:t>
+      </w:r>
+      <w:r>
+        <w:t xml:space="preserve"> (sử dụng mô hình sentence-transformers/paraphrase-multilingual-MiniLM-L12-v2)</w:t>
       </w:r>
     </w:p>
     <w:p>
@@ -21139,7 +22485,13 @@
         <w:ind w:left="1701" w:hanging="567"/>
       </w:pPr>
       <w:r>
-        <w:t xml:space="preserve">    Bước 2: Truy xuất tài liệu</w:t>
+        <w:t xml:space="preserve">    Bước 2: </w:t>
+      </w:r>
+      <w:r>
+        <w:t>t</w:t>
+      </w:r>
+      <w:r>
+        <w:t>ruy xuất tài liệu</w:t>
       </w:r>
     </w:p>
     <w:p>
@@ -21148,7 +22500,16 @@
         <w:ind w:left="1701" w:hanging="567"/>
       </w:pPr>
       <w:r>
-        <w:t xml:space="preserve">    TÌM 3 đoạn tài liệu có vector gần giống nhất trong ChromaDB (top_k = 3)</w:t>
+        <w:t xml:space="preserve">    </w:t>
+      </w:r>
+      <w:r>
+        <w:t>Tìm</w:t>
+      </w:r>
+      <w:r>
+        <w:t xml:space="preserve"> 3 đoạn tài liệu có độ tương đồng cao nhất trong ChromaDB</w:t>
+      </w:r>
+      <w:r>
+        <w:t xml:space="preserve"> (top_k = 3)</w:t>
       </w:r>
     </w:p>
     <w:p>
@@ -21157,7 +22518,13 @@
         <w:ind w:left="1701" w:hanging="567"/>
       </w:pPr>
       <w:r>
-        <w:t xml:space="preserve">    NẾU không tìm thấy tài liệu liên quan:</w:t>
+        <w:t xml:space="preserve">    </w:t>
+      </w:r>
+      <w:r>
+        <w:t>Nếu</w:t>
+      </w:r>
+      <w:r>
+        <w:t xml:space="preserve"> không tìm thấy tài liệu liên quan:</w:t>
       </w:r>
     </w:p>
     <w:p>
@@ -21166,7 +22533,13 @@
         <w:ind w:left="2268" w:hanging="1134"/>
       </w:pPr>
       <w:r>
-        <w:t xml:space="preserve">        TRẢ VỀ thông báo fallback ("không tìm thấy câu trả lời trong dữ liệu")</w:t>
+        <w:t xml:space="preserve">        </w:t>
+      </w:r>
+      <w:r>
+        <w:t>Trả về</w:t>
+      </w:r>
+      <w:r>
+        <w:t xml:space="preserve"> thông báo fallback ("không tìm thấy câu trả lời trong dữ liệu")</w:t>
       </w:r>
     </w:p>
     <w:p>
@@ -21193,7 +22566,13 @@
         <w:ind w:left="1701" w:hanging="567"/>
       </w:pPr>
       <w:r>
-        <w:t xml:space="preserve">    Bước 3: Sinh câu trả lời</w:t>
+        <w:t xml:space="preserve">    Bước 3: </w:t>
+      </w:r>
+      <w:r>
+        <w:t>s</w:t>
+      </w:r>
+      <w:r>
+        <w:t>inh câu trả lời</w:t>
       </w:r>
     </w:p>
     <w:p>
@@ -21202,7 +22581,13 @@
         <w:ind w:left="1701" w:hanging="567"/>
       </w:pPr>
       <w:r>
-        <w:t xml:space="preserve">    GHÉP 3 đoạn tài liệu tìm được thành chuỗi văn bản (Context)</w:t>
+        <w:t xml:space="preserve">    </w:t>
+      </w:r>
+      <w:r>
+        <w:t>Ghép</w:t>
+      </w:r>
+      <w:r>
+        <w:t xml:space="preserve"> 3 đoạn tài liệu tìm được thành chuỗi văn bản (Context)</w:t>
       </w:r>
     </w:p>
     <w:p>
@@ -21311,7 +22696,6 @@
           <w:sz w:val="26"/>
           <w:szCs w:val="26"/>
         </w:rPr>
-        <w:lastRenderedPageBreak/>
         <w:t>(</w:t>
       </w:r>
       <w:r>
@@ -21524,6 +22908,7 @@
           <w:sz w:val="26"/>
           <w:szCs w:val="26"/>
         </w:rPr>
+        <w:lastRenderedPageBreak/>
         <w:t xml:space="preserve">- </w:t>
       </w:r>
       <w:r>
@@ -21685,47 +23070,7 @@
           <w:sz w:val="26"/>
           <w:szCs w:val="26"/>
         </w:rPr>
-        <w:t>i</w:t>
-      </w:r>
-      <w:r>
-        <w:rPr>
-          <w:rFonts w:ascii="Times New Roman" w:hAnsi="Times New Roman" w:cs="Times New Roman"/>
-          <w:sz w:val="26"/>
-          <w:szCs w:val="26"/>
-        </w:rPr>
-        <w:t xml:space="preserve">nternal </w:t>
-      </w:r>
-      <w:r>
-        <w:rPr>
-          <w:rFonts w:ascii="Times New Roman" w:hAnsi="Times New Roman" w:cs="Times New Roman"/>
-          <w:sz w:val="26"/>
-          <w:szCs w:val="26"/>
-        </w:rPr>
-        <w:t>s</w:t>
-      </w:r>
-      <w:r>
-        <w:rPr>
-          <w:rFonts w:ascii="Times New Roman" w:hAnsi="Times New Roman" w:cs="Times New Roman"/>
-          <w:sz w:val="26"/>
-          <w:szCs w:val="26"/>
-        </w:rPr>
-        <w:t xml:space="preserve">erver </w:t>
-      </w:r>
-      <w:r>
-        <w:rPr>
-          <w:rFonts w:ascii="Times New Roman" w:hAnsi="Times New Roman" w:cs="Times New Roman"/>
-          <w:sz w:val="26"/>
-          <w:szCs w:val="26"/>
-        </w:rPr>
-        <w:t>e</w:t>
-      </w:r>
-      <w:r>
-        <w:rPr>
-          <w:rFonts w:ascii="Times New Roman" w:hAnsi="Times New Roman" w:cs="Times New Roman"/>
-          <w:sz w:val="26"/>
-          <w:szCs w:val="26"/>
-        </w:rPr>
-        <w:t>rror</w:t>
+        <w:t>Internal Server Error</w:t>
       </w:r>
     </w:p>
     <w:p>
@@ -21814,9 +23159,7 @@
         <w:ind w:left="1134"/>
         <w:jc w:val="both"/>
         <w:rPr>
-          <w:rFonts w:ascii="Times New Roman" w:hAnsi="Times New Roman" w:cs="Times New Roman"/>
-          <w:sz w:val="26"/>
-          <w:szCs w:val="26"/>
+          <w:rStyle w:val="codesnippetChar"/>
         </w:rPr>
       </w:pPr>
       <w:r>
@@ -21847,19 +23190,51 @@
         </w:rPr>
         <w:t xml:space="preserve">: </w:t>
       </w:r>
+    </w:p>
+    <w:p>
+      <w:pPr>
+        <w:pStyle w:val="ListParagraph"/>
+        <w:numPr>
+          <w:ilvl w:val="0"/>
+          <w:numId w:val="71"/>
+        </w:numPr>
+        <w:spacing w:line="360" w:lineRule="auto"/>
+        <w:jc w:val="both"/>
+        <w:rPr>
+          <w:rFonts w:ascii="Times New Roman" w:hAnsi="Times New Roman" w:cs="Times New Roman"/>
+          <w:sz w:val="26"/>
+          <w:szCs w:val="26"/>
+        </w:rPr>
+      </w:pPr>
       <w:r>
         <w:rPr>
           <w:rStyle w:val="codesnippetChar"/>
         </w:rPr>
-        <w:t>app/main.py</w:t>
-      </w:r>
-      <w:r>
-        <w:rPr>
-          <w:rFonts w:ascii="Times New Roman" w:hAnsi="Times New Roman" w:cs="Times New Roman"/>
-          <w:sz w:val="26"/>
-          <w:szCs w:val="26"/>
-        </w:rPr>
-        <w:t xml:space="preserve">: Khởi tạo ứng dụng FastAPI và đăng ký </w:t>
+        <w:t>/main.py</w:t>
+      </w:r>
+      <w:r>
+        <w:rPr>
+          <w:rFonts w:ascii="Times New Roman" w:hAnsi="Times New Roman" w:cs="Times New Roman"/>
+          <w:sz w:val="26"/>
+          <w:szCs w:val="26"/>
+        </w:rPr>
+        <w:t xml:space="preserve">: </w:t>
+      </w:r>
+      <w:r>
+        <w:rPr>
+          <w:rFonts w:ascii="Times New Roman" w:hAnsi="Times New Roman" w:cs="Times New Roman"/>
+          <w:sz w:val="26"/>
+          <w:szCs w:val="26"/>
+        </w:rPr>
+        <w:t>k</w:t>
+      </w:r>
+      <w:r>
+        <w:rPr>
+          <w:rFonts w:ascii="Times New Roman" w:hAnsi="Times New Roman" w:cs="Times New Roman"/>
+          <w:sz w:val="26"/>
+          <w:szCs w:val="26"/>
+        </w:rPr>
+        <w:t xml:space="preserve">hởi tạo FastAPI và đăng ký </w:t>
       </w:r>
       <w:r>
         <w:rPr>
@@ -21876,14 +23251,17 @@
           <w:szCs w:val="26"/>
         </w:rPr>
         <w:t>ebhook</w:t>
+      </w:r>
+      <w:r>
+        <w:rPr>
+          <w:rFonts w:ascii="Times New Roman" w:hAnsi="Times New Roman" w:cs="Times New Roman"/>
+          <w:sz w:val="26"/>
+          <w:szCs w:val="26"/>
+        </w:rPr>
+        <w:t xml:space="preserve"> Telegram</w:t>
       </w:r>
       <w:sdt>
         <w:sdtPr>
-          <w:rPr>
-            <w:rFonts w:ascii="Times New Roman" w:hAnsi="Times New Roman" w:cs="Times New Roman"/>
-            <w:sz w:val="26"/>
-            <w:szCs w:val="26"/>
-          </w:rPr>
           <w:id w:val="134616365"/>
           <w:citation/>
         </w:sdtPr>
@@ -21919,16 +23297,7 @@
               <w:sz w:val="26"/>
               <w:szCs w:val="26"/>
             </w:rPr>
-            <w:t xml:space="preserve"> </w:t>
-          </w:r>
-          <w:r>
-            <w:rPr>
-              <w:rFonts w:ascii="Times New Roman" w:hAnsi="Times New Roman" w:cs="Times New Roman"/>
-              <w:noProof/>
-              <w:sz w:val="26"/>
-              <w:szCs w:val="26"/>
-            </w:rPr>
-            <w:t>[3]</w:t>
+            <w:t xml:space="preserve"> [3]</w:t>
           </w:r>
           <w:r>
             <w:rPr>
@@ -21942,11 +23311,6 @@
       </w:sdt>
       <w:sdt>
         <w:sdtPr>
-          <w:rPr>
-            <w:rFonts w:ascii="Times New Roman" w:hAnsi="Times New Roman" w:cs="Times New Roman"/>
-            <w:sz w:val="26"/>
-            <w:szCs w:val="26"/>
-          </w:rPr>
           <w:id w:val="-1378701888"/>
           <w:citation/>
         </w:sdtPr>
@@ -21982,16 +23346,7 @@
               <w:sz w:val="26"/>
               <w:szCs w:val="26"/>
             </w:rPr>
-            <w:t xml:space="preserve"> </w:t>
-          </w:r>
-          <w:r>
-            <w:rPr>
-              <w:rFonts w:ascii="Times New Roman" w:hAnsi="Times New Roman" w:cs="Times New Roman"/>
-              <w:noProof/>
-              <w:sz w:val="26"/>
-              <w:szCs w:val="26"/>
-            </w:rPr>
-            <w:t>[2]</w:t>
+            <w:t xml:space="preserve"> [2]</w:t>
           </w:r>
           <w:r>
             <w:rPr>
@@ -22039,7 +23394,23 @@
           <w:sz w:val="26"/>
           <w:szCs w:val="26"/>
         </w:rPr>
-        <w:t>: Phân loại tin nhắn và điều hướng lệnh từ Telegram.</w:t>
+        <w:t xml:space="preserve">: </w:t>
+      </w:r>
+      <w:r>
+        <w:rPr>
+          <w:rFonts w:ascii="Times New Roman" w:hAnsi="Times New Roman" w:cs="Times New Roman"/>
+          <w:sz w:val="26"/>
+          <w:szCs w:val="26"/>
+        </w:rPr>
+        <w:t>p</w:t>
+      </w:r>
+      <w:r>
+        <w:rPr>
+          <w:rFonts w:ascii="Times New Roman" w:hAnsi="Times New Roman" w:cs="Times New Roman"/>
+          <w:sz w:val="26"/>
+          <w:szCs w:val="26"/>
+        </w:rPr>
+        <w:t>hân loại tin nhắn và điều hướng lệnh từ Telegram.</w:t>
       </w:r>
     </w:p>
     <w:p>
@@ -22080,20 +23451,6 @@
           <w:szCs w:val="26"/>
         </w:rPr>
         <w:t xml:space="preserve">: </w:t>
-      </w:r>
-      <w:r>
-        <w:rPr>
-          <w:rStyle w:val="codesnippetChar"/>
-        </w:rPr>
-        <w:t>app/services/ai_response.py</w:t>
-      </w:r>
-      <w:r>
-        <w:rPr>
-          <w:rFonts w:ascii="Times New Roman" w:hAnsi="Times New Roman" w:cs="Times New Roman"/>
-          <w:sz w:val="26"/>
-          <w:szCs w:val="26"/>
-        </w:rPr>
-        <w:t>: Chứa logic RAG, gọi API OpenRouter.</w:t>
       </w:r>
     </w:p>
     <w:p>
@@ -22115,13 +23472,59 @@
         <w:rPr>
           <w:rStyle w:val="codesnippetChar"/>
         </w:rPr>
+        <w:t>app/services/ai_response.py</w:t>
+      </w:r>
+      <w:r>
+        <w:rPr>
+          <w:rFonts w:ascii="Times New Roman" w:hAnsi="Times New Roman" w:cs="Times New Roman"/>
+          <w:sz w:val="26"/>
+          <w:szCs w:val="26"/>
+        </w:rPr>
+        <w:t xml:space="preserve">: </w:t>
+      </w:r>
+      <w:r>
+        <w:rPr>
+          <w:rFonts w:ascii="Times New Roman" w:hAnsi="Times New Roman" w:cs="Times New Roman"/>
+          <w:sz w:val="26"/>
+          <w:szCs w:val="26"/>
+        </w:rPr>
+        <w:t>c</w:t>
+      </w:r>
+      <w:r>
+        <w:rPr>
+          <w:rFonts w:ascii="Times New Roman" w:hAnsi="Times New Roman" w:cs="Times New Roman"/>
+          <w:sz w:val="26"/>
+          <w:szCs w:val="26"/>
+        </w:rPr>
+        <w:t>hứa logic RAG, gọi API OpenRouter.</w:t>
+      </w:r>
+    </w:p>
+    <w:p>
+      <w:pPr>
+        <w:pStyle w:val="ListParagraph"/>
+        <w:numPr>
+          <w:ilvl w:val="0"/>
+          <w:numId w:val="70"/>
+        </w:numPr>
+        <w:spacing w:line="360" w:lineRule="auto"/>
+        <w:jc w:val="both"/>
+        <w:rPr>
+          <w:rFonts w:ascii="Times New Roman" w:hAnsi="Times New Roman" w:cs="Times New Roman"/>
+          <w:sz w:val="26"/>
+          <w:szCs w:val="26"/>
+        </w:rPr>
+      </w:pPr>
+      <w:r>
+        <w:rPr>
+          <w:rStyle w:val="codesnippetChar"/>
+        </w:rPr>
         <w:t>app/services/</w:t>
       </w:r>
       <w:r>
         <w:rPr>
           <w:rStyle w:val="codesnippetChar"/>
         </w:rPr>
-        <w:t>PDF</w:t>
+        <w:t>pdf</w:t>
       </w:r>
       <w:r>
         <w:rPr>
@@ -22135,7 +23538,23 @@
           <w:sz w:val="26"/>
           <w:szCs w:val="26"/>
         </w:rPr>
-        <w:t>: Logic tiền xử lý, phân mảnh (chunking) tài liệu.</w:t>
+        <w:t xml:space="preserve">: </w:t>
+      </w:r>
+      <w:r>
+        <w:rPr>
+          <w:rFonts w:ascii="Times New Roman" w:hAnsi="Times New Roman" w:cs="Times New Roman"/>
+          <w:sz w:val="26"/>
+          <w:szCs w:val="26"/>
+        </w:rPr>
+        <w:t>lo</w:t>
+      </w:r>
+      <w:r>
+        <w:rPr>
+          <w:rFonts w:ascii="Times New Roman" w:hAnsi="Times New Roman" w:cs="Times New Roman"/>
+          <w:sz w:val="26"/>
+          <w:szCs w:val="26"/>
+        </w:rPr>
+        <w:t>gic tiền xử lý, phân mảnh (chunking) tài liệu.</w:t>
       </w:r>
     </w:p>
     <w:p>
@@ -22183,7 +23602,15 @@
           <w:sz w:val="26"/>
           <w:szCs w:val="26"/>
         </w:rPr>
-        <w:t>Các hàm tích hợp ChromaDB client để lưu trữ và truy xuất vector embedding</w:t>
+        <w:t>c</w:t>
+      </w:r>
+      <w:r>
+        <w:rPr>
+          <w:rFonts w:ascii="Times New Roman" w:hAnsi="Times New Roman" w:cs="Times New Roman"/>
+          <w:sz w:val="26"/>
+          <w:szCs w:val="26"/>
+        </w:rPr>
+        <w:t>ác hàm tích hợp ChromaDB client để lưu trữ và truy xuất vector embedding</w:t>
       </w:r>
       <w:r>
         <w:rPr>
@@ -22436,7 +23863,23 @@
           <w:sz w:val="26"/>
           <w:szCs w:val="26"/>
         </w:rPr>
-        <w:t>: Lưu phiên bản trên máy cá nhân (ví dụ: RCS).</w:t>
+        <w:t xml:space="preserve">: </w:t>
+      </w:r>
+      <w:r>
+        <w:rPr>
+          <w:rFonts w:ascii="Times New Roman" w:hAnsi="Times New Roman" w:cs="Times New Roman"/>
+          <w:sz w:val="26"/>
+          <w:szCs w:val="26"/>
+        </w:rPr>
+        <w:t>l</w:t>
+      </w:r>
+      <w:r>
+        <w:rPr>
+          <w:rFonts w:ascii="Times New Roman" w:hAnsi="Times New Roman" w:cs="Times New Roman"/>
+          <w:sz w:val="26"/>
+          <w:szCs w:val="26"/>
+        </w:rPr>
+        <w:t>ưu phiên bản trên máy cá nhân (ví dụ: RCS).</w:t>
       </w:r>
     </w:p>
     <w:p>
@@ -22476,7 +23919,23 @@
           <w:sz w:val="26"/>
           <w:szCs w:val="26"/>
         </w:rPr>
-        <w:t>: Có một máy chủ trung tâm chứa toàn bộ lịch sử (ví dụ: CVS, Subversion - SVN).</w:t>
+        <w:t xml:space="preserve">: </w:t>
+      </w:r>
+      <w:r>
+        <w:rPr>
+          <w:rFonts w:ascii="Times New Roman" w:hAnsi="Times New Roman" w:cs="Times New Roman"/>
+          <w:sz w:val="26"/>
+          <w:szCs w:val="26"/>
+        </w:rPr>
+        <w:t>c</w:t>
+      </w:r>
+      <w:r>
+        <w:rPr>
+          <w:rFonts w:ascii="Times New Roman" w:hAnsi="Times New Roman" w:cs="Times New Roman"/>
+          <w:sz w:val="26"/>
+          <w:szCs w:val="26"/>
+        </w:rPr>
+        <w:t>ó một máy chủ trung tâm chứa toàn bộ lịch sử (ví dụ: CVS, Subversion - SVN).</w:t>
       </w:r>
     </w:p>
     <w:p>
@@ -22516,7 +23975,23 @@
           <w:sz w:val="26"/>
           <w:szCs w:val="26"/>
         </w:rPr>
-        <w:t>: Mỗi máy client đều có bản sao đầy đủ kho chứa (repository) (ví dụ: Git, Mercurial, Darcs).</w:t>
+        <w:t xml:space="preserve">: </w:t>
+      </w:r>
+      <w:r>
+        <w:rPr>
+          <w:rFonts w:ascii="Times New Roman" w:hAnsi="Times New Roman" w:cs="Times New Roman"/>
+          <w:sz w:val="26"/>
+          <w:szCs w:val="26"/>
+        </w:rPr>
+        <w:t>m</w:t>
+      </w:r>
+      <w:r>
+        <w:rPr>
+          <w:rFonts w:ascii="Times New Roman" w:hAnsi="Times New Roman" w:cs="Times New Roman"/>
+          <w:sz w:val="26"/>
+          <w:szCs w:val="26"/>
+        </w:rPr>
+        <w:t>ỗi máy client đều có bản sao đầy đủ kho chứa (repository) (ví dụ: Git, Mercurial, Darcs).</w:t>
       </w:r>
     </w:p>
     <w:p>
@@ -22553,7 +24028,23 @@
           <w:sz w:val="26"/>
           <w:szCs w:val="26"/>
         </w:rPr>
-        <w:t>Git là hệ thống quản lý phiên bản phân tán (Distributed Version Control System - DVCS), cho phép mỗi máy client lưu trữ đầy đủ lịch sử của repository</w:t>
+        <w:t>Git là hệ thống quản lý phiên bản phân tán (Distributed Version Control System – DVCS), được Linus Torvalds tạo ra vào năm 2005 để phục vụ quá trình phát triển nhân Linux. Với mô hình phân tán, mỗi máy khách có thể lưu trữ đầy đủ lịch sử của kho chứa, nhờ đó hỗ trợ làm việc nhóm, quản lý phiên bản và</w:t>
+      </w:r>
+      <w:r>
+        <w:rPr>
+          <w:rFonts w:ascii="Times New Roman" w:hAnsi="Times New Roman" w:cs="Times New Roman"/>
+          <w:sz w:val="26"/>
+          <w:szCs w:val="26"/>
+        </w:rPr>
+        <w:t xml:space="preserve"> gộp</w:t>
+      </w:r>
+      <w:r>
+        <w:rPr>
+          <w:rFonts w:ascii="Times New Roman" w:hAnsi="Times New Roman" w:cs="Times New Roman"/>
+          <w:sz w:val="26"/>
+          <w:szCs w:val="26"/>
+        </w:rPr>
+        <w:t xml:space="preserve"> mã nguồn hiệu quả</w:t>
       </w:r>
       <w:sdt>
         <w:sdtPr>
@@ -22562,7 +24053,7 @@
             <w:sz w:val="26"/>
             <w:szCs w:val="26"/>
           </w:rPr>
-          <w:id w:val="-44216203"/>
+          <w:id w:val="-908762537"/>
           <w:citation/>
         </w:sdtPr>
         <w:sdtContent>
@@ -22641,81 +24132,144 @@
       <w:r>
         <w:rPr>
           <w:rFonts w:ascii="Times New Roman" w:hAnsi="Times New Roman" w:cs="Times New Roman"/>
-          <w:sz w:val="26"/>
-          <w:szCs w:val="26"/>
-        </w:rPr>
-        <w:t>Git được Linus Torvalds tạo ra vào năm 2005 để phục vụ quá trình phát triển nhân Linux. Với mô hình phân tán, Git cho phép mỗi lập trình viên lưu trữ đầy đủ lịch sử thay đổi của repository trên máy cá nhân, từ đó hỗ trợ làm việc nhóm, quản lý phiên bản và hợp nhất mã nguồn hiệu quả</w:t>
-      </w:r>
-      <w:sdt>
-        <w:sdtPr>
-          <w:rPr>
-            <w:rFonts w:ascii="Times New Roman" w:hAnsi="Times New Roman" w:cs="Times New Roman"/>
-            <w:sz w:val="26"/>
-            <w:szCs w:val="26"/>
-          </w:rPr>
-          <w:id w:val="-578292909"/>
-          <w:citation/>
-        </w:sdtPr>
-        <w:sdtContent>
-          <w:r>
-            <w:rPr>
-              <w:rFonts w:ascii="Times New Roman" w:hAnsi="Times New Roman" w:cs="Times New Roman"/>
-              <w:sz w:val="26"/>
-              <w:szCs w:val="26"/>
-            </w:rPr>
-            <w:fldChar w:fldCharType="begin"/>
-          </w:r>
-          <w:r>
-            <w:rPr>
-              <w:rFonts w:ascii="Times New Roman" w:hAnsi="Times New Roman" w:cs="Times New Roman"/>
-              <w:sz w:val="26"/>
-              <w:szCs w:val="26"/>
-            </w:rPr>
-            <w:instrText xml:space="preserve"> CITATION Cha14 \l 1033 </w:instrText>
-          </w:r>
-          <w:r>
-            <w:rPr>
-              <w:rFonts w:ascii="Times New Roman" w:hAnsi="Times New Roman" w:cs="Times New Roman"/>
-              <w:sz w:val="26"/>
-              <w:szCs w:val="26"/>
-            </w:rPr>
-            <w:fldChar w:fldCharType="separate"/>
-          </w:r>
-          <w:r>
-            <w:rPr>
-              <w:rFonts w:ascii="Times New Roman" w:hAnsi="Times New Roman" w:cs="Times New Roman"/>
-              <w:noProof/>
-              <w:sz w:val="26"/>
-              <w:szCs w:val="26"/>
-            </w:rPr>
-            <w:t xml:space="preserve"> </w:t>
-          </w:r>
-          <w:r>
-            <w:rPr>
-              <w:rFonts w:ascii="Times New Roman" w:hAnsi="Times New Roman" w:cs="Times New Roman"/>
-              <w:noProof/>
-              <w:sz w:val="26"/>
-              <w:szCs w:val="26"/>
-            </w:rPr>
-            <w:t>[8]</w:t>
-          </w:r>
-          <w:r>
-            <w:rPr>
-              <w:rFonts w:ascii="Times New Roman" w:hAnsi="Times New Roman" w:cs="Times New Roman"/>
-              <w:sz w:val="26"/>
-              <w:szCs w:val="26"/>
-            </w:rPr>
-            <w:fldChar w:fldCharType="end"/>
-          </w:r>
-        </w:sdtContent>
-      </w:sdt>
-      <w:r>
-        <w:rPr>
-          <w:rFonts w:ascii="Times New Roman" w:hAnsi="Times New Roman" w:cs="Times New Roman"/>
-          <w:sz w:val="26"/>
-          <w:szCs w:val="26"/>
-        </w:rPr>
-        <w:t>.</w:t>
+          <w:b/>
+          <w:bCs/>
+          <w:sz w:val="26"/>
+          <w:szCs w:val="26"/>
+        </w:rPr>
+        <w:t>Đặc điểm nổi bật của Git</w:t>
+      </w:r>
+      <w:r>
+        <w:rPr>
+          <w:rFonts w:ascii="Times New Roman" w:hAnsi="Times New Roman" w:cs="Times New Roman"/>
+          <w:sz w:val="26"/>
+          <w:szCs w:val="26"/>
+        </w:rPr>
+        <w:t>:</w:t>
+      </w:r>
+    </w:p>
+    <w:p>
+      <w:pPr>
+        <w:spacing w:line="360" w:lineRule="auto"/>
+        <w:ind w:left="1134"/>
+        <w:jc w:val="both"/>
+        <w:rPr>
+          <w:rFonts w:ascii="Times New Roman" w:hAnsi="Times New Roman" w:cs="Times New Roman"/>
+          <w:sz w:val="26"/>
+          <w:szCs w:val="26"/>
+        </w:rPr>
+      </w:pPr>
+      <w:r>
+        <w:rPr>
+          <w:rFonts w:ascii="Times New Roman" w:hAnsi="Times New Roman" w:cs="Times New Roman"/>
+          <w:sz w:val="26"/>
+          <w:szCs w:val="26"/>
+        </w:rPr>
+        <w:t xml:space="preserve">- </w:t>
+      </w:r>
+      <w:r>
+        <w:rPr>
+          <w:rFonts w:ascii="Times New Roman" w:hAnsi="Times New Roman" w:cs="Times New Roman"/>
+          <w:sz w:val="26"/>
+          <w:szCs w:val="26"/>
+        </w:rPr>
+        <w:t xml:space="preserve">Mỗi máy client đều chứa </w:t>
+      </w:r>
+      <w:r>
+        <w:rPr>
+          <w:rFonts w:ascii="Times New Roman" w:hAnsi="Times New Roman" w:cs="Times New Roman"/>
+          <w:sz w:val="26"/>
+          <w:szCs w:val="26"/>
+        </w:rPr>
+        <w:t>toàn bộ kho chứa (repository)</w:t>
+      </w:r>
+      <w:r>
+        <w:rPr>
+          <w:rFonts w:ascii="Times New Roman" w:hAnsi="Times New Roman" w:cs="Times New Roman"/>
+          <w:sz w:val="26"/>
+          <w:szCs w:val="26"/>
+        </w:rPr>
+        <w:t xml:space="preserve"> kèm lịch sử thay đổi đầy đủ.</w:t>
+      </w:r>
+    </w:p>
+    <w:p>
+      <w:pPr>
+        <w:spacing w:line="360" w:lineRule="auto"/>
+        <w:ind w:left="1134"/>
+        <w:jc w:val="both"/>
+        <w:rPr>
+          <w:rFonts w:ascii="Times New Roman" w:hAnsi="Times New Roman" w:cs="Times New Roman"/>
+          <w:sz w:val="26"/>
+          <w:szCs w:val="26"/>
+        </w:rPr>
+      </w:pPr>
+      <w:r>
+        <w:rPr>
+          <w:rFonts w:ascii="Times New Roman" w:hAnsi="Times New Roman" w:cs="Times New Roman"/>
+          <w:sz w:val="26"/>
+          <w:szCs w:val="26"/>
+        </w:rPr>
+        <w:t xml:space="preserve">- </w:t>
+      </w:r>
+      <w:r>
+        <w:rPr>
+          <w:rFonts w:ascii="Times New Roman" w:hAnsi="Times New Roman" w:cs="Times New Roman"/>
+          <w:sz w:val="26"/>
+          <w:szCs w:val="26"/>
+        </w:rPr>
+        <w:t>Không phụ thuộc vào máy chủ trung tâm</w:t>
+      </w:r>
+      <w:r>
+        <w:rPr>
+          <w:rFonts w:ascii="Times New Roman" w:hAnsi="Times New Roman" w:cs="Times New Roman"/>
+          <w:sz w:val="26"/>
+          <w:szCs w:val="26"/>
+        </w:rPr>
+        <w:t>,</w:t>
+      </w:r>
+      <w:r>
+        <w:rPr>
+          <w:rFonts w:ascii="Times New Roman" w:hAnsi="Times New Roman" w:cs="Times New Roman"/>
+          <w:sz w:val="26"/>
+          <w:szCs w:val="26"/>
+        </w:rPr>
+        <w:t xml:space="preserve"> vẫn làm việc bình thường khi mất kết nối mạng.</w:t>
+      </w:r>
+    </w:p>
+    <w:p>
+      <w:pPr>
+        <w:spacing w:line="360" w:lineRule="auto"/>
+        <w:ind w:left="1134"/>
+        <w:jc w:val="both"/>
+        <w:rPr>
+          <w:rFonts w:ascii="Times New Roman" w:hAnsi="Times New Roman" w:cs="Times New Roman"/>
+          <w:sz w:val="26"/>
+          <w:szCs w:val="26"/>
+        </w:rPr>
+      </w:pPr>
+      <w:r>
+        <w:rPr>
+          <w:rFonts w:ascii="Times New Roman" w:hAnsi="Times New Roman" w:cs="Times New Roman"/>
+          <w:sz w:val="26"/>
+          <w:szCs w:val="26"/>
+        </w:rPr>
+        <w:t>-</w:t>
+      </w:r>
+      <w:r>
+        <w:rPr>
+          <w:rFonts w:ascii="Times New Roman" w:hAnsi="Times New Roman" w:cs="Times New Roman"/>
+          <w:sz w:val="26"/>
+          <w:szCs w:val="26"/>
+        </w:rPr>
+        <w:t xml:space="preserve"> </w:t>
+      </w:r>
+      <w:r>
+        <w:rPr>
+          <w:rFonts w:ascii="Times New Roman" w:hAnsi="Times New Roman" w:cs="Times New Roman"/>
+          <w:sz w:val="26"/>
+          <w:szCs w:val="26"/>
+        </w:rPr>
+        <w:t>Hỗ trợ làm việc nhóm, hợp nhất mã nguồn và xử lý lịch sử thay đổi hiệu quả.</w:t>
       </w:r>
     </w:p>
     <w:p>
@@ -22735,183 +24289,6 @@
           <w:sz w:val="26"/>
           <w:szCs w:val="26"/>
         </w:rPr>
-        <w:t>Với thiết kế phân tán mạnh mẽ, Git nhanh chóng trở thành tiêu chuẩn công nghiệp trong lĩnh vực phát triển phần mềm.</w:t>
-      </w:r>
-    </w:p>
-    <w:p>
-      <w:pPr>
-        <w:spacing w:line="360" w:lineRule="auto"/>
-        <w:ind w:firstLine="720"/>
-        <w:jc w:val="both"/>
-        <w:rPr>
-          <w:rFonts w:ascii="Times New Roman" w:hAnsi="Times New Roman" w:cs="Times New Roman"/>
-          <w:sz w:val="26"/>
-          <w:szCs w:val="26"/>
-        </w:rPr>
-      </w:pPr>
-      <w:r>
-        <w:rPr>
-          <w:rFonts w:ascii="Times New Roman" w:hAnsi="Times New Roman" w:cs="Times New Roman"/>
-          <w:b/>
-          <w:bCs/>
-          <w:sz w:val="26"/>
-          <w:szCs w:val="26"/>
-        </w:rPr>
-        <w:t>Đặc điểm nổi bật của Git</w:t>
-      </w:r>
-      <w:r>
-        <w:rPr>
-          <w:rFonts w:ascii="Times New Roman" w:hAnsi="Times New Roman" w:cs="Times New Roman"/>
-          <w:sz w:val="26"/>
-          <w:szCs w:val="26"/>
-        </w:rPr>
-        <w:t>:</w:t>
-      </w:r>
-    </w:p>
-    <w:p>
-      <w:pPr>
-        <w:spacing w:line="360" w:lineRule="auto"/>
-        <w:ind w:left="1134"/>
-        <w:jc w:val="both"/>
-        <w:rPr>
-          <w:rFonts w:ascii="Times New Roman" w:hAnsi="Times New Roman" w:cs="Times New Roman"/>
-          <w:sz w:val="26"/>
-          <w:szCs w:val="26"/>
-        </w:rPr>
-      </w:pPr>
-      <w:r>
-        <w:rPr>
-          <w:rFonts w:ascii="Times New Roman" w:hAnsi="Times New Roman" w:cs="Times New Roman"/>
-          <w:sz w:val="26"/>
-          <w:szCs w:val="26"/>
-        </w:rPr>
-        <w:t xml:space="preserve">- </w:t>
-      </w:r>
-      <w:r>
-        <w:rPr>
-          <w:rFonts w:ascii="Times New Roman" w:hAnsi="Times New Roman" w:cs="Times New Roman"/>
-          <w:sz w:val="26"/>
-          <w:szCs w:val="26"/>
-        </w:rPr>
-        <w:t xml:space="preserve">Mỗi máy client đều chứa </w:t>
-      </w:r>
-      <w:r>
-        <w:rPr>
-          <w:rFonts w:ascii="Times New Roman" w:hAnsi="Times New Roman" w:cs="Times New Roman"/>
-          <w:b/>
-          <w:bCs/>
-          <w:sz w:val="26"/>
-          <w:szCs w:val="26"/>
-        </w:rPr>
-        <w:t>toàn bộ kho chứa (repository)</w:t>
-      </w:r>
-      <w:r>
-        <w:rPr>
-          <w:rFonts w:ascii="Times New Roman" w:hAnsi="Times New Roman" w:cs="Times New Roman"/>
-          <w:sz w:val="26"/>
-          <w:szCs w:val="26"/>
-        </w:rPr>
-        <w:t xml:space="preserve"> kèm lịch sử thay đổi đầy đủ.</w:t>
-      </w:r>
-    </w:p>
-    <w:p>
-      <w:pPr>
-        <w:spacing w:line="360" w:lineRule="auto"/>
-        <w:ind w:left="1134"/>
-        <w:jc w:val="both"/>
-        <w:rPr>
-          <w:rFonts w:ascii="Times New Roman" w:hAnsi="Times New Roman" w:cs="Times New Roman"/>
-          <w:sz w:val="26"/>
-          <w:szCs w:val="26"/>
-        </w:rPr>
-      </w:pPr>
-      <w:r>
-        <w:rPr>
-          <w:rFonts w:ascii="Times New Roman" w:hAnsi="Times New Roman" w:cs="Times New Roman"/>
-          <w:sz w:val="26"/>
-          <w:szCs w:val="26"/>
-        </w:rPr>
-        <w:t xml:space="preserve">- </w:t>
-      </w:r>
-      <w:r>
-        <w:rPr>
-          <w:rFonts w:ascii="Times New Roman" w:hAnsi="Times New Roman" w:cs="Times New Roman"/>
-          <w:sz w:val="26"/>
-          <w:szCs w:val="26"/>
-        </w:rPr>
-        <w:t>Không phụ thuộc vào máy chủ trung tâm</w:t>
-      </w:r>
-      <w:r>
-        <w:rPr>
-          <w:rFonts w:ascii="Times New Roman" w:hAnsi="Times New Roman" w:cs="Times New Roman"/>
-          <w:sz w:val="26"/>
-          <w:szCs w:val="26"/>
-        </w:rPr>
-        <w:t>,</w:t>
-      </w:r>
-      <w:r>
-        <w:rPr>
-          <w:rFonts w:ascii="Times New Roman" w:hAnsi="Times New Roman" w:cs="Times New Roman"/>
-          <w:sz w:val="26"/>
-          <w:szCs w:val="26"/>
-        </w:rPr>
-        <w:t xml:space="preserve"> vẫn làm việc bình thường khi mất kết nối mạng.</w:t>
-      </w:r>
-    </w:p>
-    <w:p>
-      <w:pPr>
-        <w:spacing w:line="360" w:lineRule="auto"/>
-        <w:ind w:left="1134"/>
-        <w:jc w:val="both"/>
-        <w:rPr>
-          <w:rFonts w:ascii="Times New Roman" w:hAnsi="Times New Roman" w:cs="Times New Roman"/>
-          <w:sz w:val="26"/>
-          <w:szCs w:val="26"/>
-        </w:rPr>
-      </w:pPr>
-      <w:r>
-        <w:rPr>
-          <w:rFonts w:ascii="Times New Roman" w:hAnsi="Times New Roman" w:cs="Times New Roman"/>
-          <w:sz w:val="26"/>
-          <w:szCs w:val="26"/>
-        </w:rPr>
-        <w:lastRenderedPageBreak/>
-        <w:t>-</w:t>
-      </w:r>
-      <w:r>
-        <w:rPr>
-          <w:rFonts w:ascii="Times New Roman" w:hAnsi="Times New Roman" w:cs="Times New Roman"/>
-          <w:sz w:val="26"/>
-          <w:szCs w:val="26"/>
-        </w:rPr>
-        <w:t xml:space="preserve"> </w:t>
-      </w:r>
-      <w:r>
-        <w:rPr>
-          <w:rFonts w:ascii="Times New Roman" w:hAnsi="Times New Roman" w:cs="Times New Roman"/>
-          <w:sz w:val="26"/>
-          <w:szCs w:val="26"/>
-        </w:rPr>
-        <w:t>Hỗ trợ làm việc nhóm, hợp nhất mã nguồn và xử lý lịch sử thay đổi hiệu quả.</w:t>
-      </w:r>
-    </w:p>
-    <w:p>
-      <w:pPr>
-        <w:spacing w:line="360" w:lineRule="auto"/>
-        <w:ind w:firstLine="720"/>
-        <w:jc w:val="both"/>
-        <w:rPr>
-          <w:rFonts w:ascii="Times New Roman" w:hAnsi="Times New Roman" w:cs="Times New Roman"/>
-          <w:sz w:val="26"/>
-          <w:szCs w:val="26"/>
-        </w:rPr>
-      </w:pPr>
-      <w:r>
-        <w:rPr>
-          <w:rFonts w:ascii="Times New Roman" w:hAnsi="Times New Roman" w:cs="Times New Roman"/>
-          <w:sz w:val="26"/>
-          <w:szCs w:val="26"/>
-        </w:rPr>
         <w:t>Hiện nay, Git được sử dụng rộng rãi trong phát triển phần mềm và quản lý mã nguồn</w:t>
       </w:r>
       <w:r>
@@ -22930,6 +24307,7 @@
       </w:pPr>
       <w:bookmarkStart w:id="35" w:name="_Toc228429606"/>
       <w:r>
+        <w:lastRenderedPageBreak/>
         <w:t>4.1.</w:t>
       </w:r>
       <w:r>
@@ -24040,7 +25418,23 @@
           <w:sz w:val="26"/>
           <w:szCs w:val="26"/>
         </w:rPr>
-        <w:t xml:space="preserve">: Áp dụng cho </w:t>
+        <w:t xml:space="preserve">: </w:t>
+      </w:r>
+      <w:r>
+        <w:rPr>
+          <w:rFonts w:ascii="Times New Roman" w:hAnsi="Times New Roman" w:cs="Times New Roman"/>
+          <w:sz w:val="26"/>
+          <w:szCs w:val="26"/>
+        </w:rPr>
+        <w:t>á</w:t>
+      </w:r>
+      <w:r>
+        <w:rPr>
+          <w:rFonts w:ascii="Times New Roman" w:hAnsi="Times New Roman" w:cs="Times New Roman"/>
+          <w:sz w:val="26"/>
+          <w:szCs w:val="26"/>
+        </w:rPr>
+        <w:t xml:space="preserve">p dụng cho </w:t>
       </w:r>
       <w:r>
         <w:rPr>
@@ -24160,7 +25554,23 @@
           <w:sz w:val="26"/>
           <w:szCs w:val="26"/>
         </w:rPr>
-        <w:t xml:space="preserve">: Áp dụng cho </w:t>
+        <w:t xml:space="preserve">: </w:t>
+      </w:r>
+      <w:r>
+        <w:rPr>
+          <w:rFonts w:ascii="Times New Roman" w:hAnsi="Times New Roman" w:cs="Times New Roman"/>
+          <w:sz w:val="26"/>
+          <w:szCs w:val="26"/>
+        </w:rPr>
+        <w:t>á</w:t>
+      </w:r>
+      <w:r>
+        <w:rPr>
+          <w:rFonts w:ascii="Times New Roman" w:hAnsi="Times New Roman" w:cs="Times New Roman"/>
+          <w:sz w:val="26"/>
+          <w:szCs w:val="26"/>
+        </w:rPr>
+        <w:t xml:space="preserve">p dụng cho </w:t>
       </w:r>
       <w:r>
         <w:rPr>
@@ -24254,7 +25664,23 @@
           <w:sz w:val="26"/>
           <w:szCs w:val="26"/>
         </w:rPr>
-        <w:t xml:space="preserve">: Áp dụng chỉ cho </w:t>
+        <w:t xml:space="preserve">: </w:t>
+      </w:r>
+      <w:r>
+        <w:rPr>
+          <w:rFonts w:ascii="Times New Roman" w:hAnsi="Times New Roman" w:cs="Times New Roman"/>
+          <w:sz w:val="26"/>
+          <w:szCs w:val="26"/>
+        </w:rPr>
+        <w:t>á</w:t>
+      </w:r>
+      <w:r>
+        <w:rPr>
+          <w:rFonts w:ascii="Times New Roman" w:hAnsi="Times New Roman" w:cs="Times New Roman"/>
+          <w:sz w:val="26"/>
+          <w:szCs w:val="26"/>
+        </w:rPr>
+        <w:t xml:space="preserve">p dụng chỉ cho </w:t>
       </w:r>
       <w:r>
         <w:rPr>
@@ -24963,7 +26389,23 @@
           <w:sz w:val="26"/>
           <w:szCs w:val="26"/>
         </w:rPr>
-        <w:t xml:space="preserve">: Nơi </w:t>
+        <w:t xml:space="preserve">: </w:t>
+      </w:r>
+      <w:r>
+        <w:rPr>
+          <w:rFonts w:ascii="Times New Roman" w:hAnsi="Times New Roman" w:cs="Times New Roman"/>
+          <w:sz w:val="26"/>
+          <w:szCs w:val="26"/>
+        </w:rPr>
+        <w:t>n</w:t>
+      </w:r>
+      <w:r>
+        <w:rPr>
+          <w:rFonts w:ascii="Times New Roman" w:hAnsi="Times New Roman" w:cs="Times New Roman"/>
+          <w:sz w:val="26"/>
+          <w:szCs w:val="26"/>
+        </w:rPr>
+        <w:t xml:space="preserve">ơi </w:t>
       </w:r>
       <w:r>
         <w:rPr>
@@ -25019,7 +26461,23 @@
           <w:sz w:val="26"/>
           <w:szCs w:val="26"/>
         </w:rPr>
-        <w:t xml:space="preserve">: Khu vực trung gian, lưu trữ những thay đổi đã được chọn để commit. Dùng lệnh </w:t>
+        <w:t xml:space="preserve">: </w:t>
+      </w:r>
+      <w:r>
+        <w:rPr>
+          <w:rFonts w:ascii="Times New Roman" w:hAnsi="Times New Roman" w:cs="Times New Roman"/>
+          <w:sz w:val="26"/>
+          <w:szCs w:val="26"/>
+        </w:rPr>
+        <w:t>k</w:t>
+      </w:r>
+      <w:r>
+        <w:rPr>
+          <w:rFonts w:ascii="Times New Roman" w:hAnsi="Times New Roman" w:cs="Times New Roman"/>
+          <w:sz w:val="26"/>
+          <w:szCs w:val="26"/>
+        </w:rPr>
+        <w:t xml:space="preserve">hu vực trung gian, lưu trữ những thay đổi đã được chọn để commit. Dùng lệnh </w:t>
       </w:r>
       <w:r>
         <w:rPr>
@@ -25083,7 +26541,23 @@
           <w:sz w:val="26"/>
           <w:szCs w:val="26"/>
         </w:rPr>
-        <w:t xml:space="preserve">: Nơi lưu trữ vĩnh viễn lịch sử các phiên bản. Mỗi commit là một “ảnh chụp” toàn bộ dự án tại thời điểm đó. Kho chứa nằm trong thư mục ẩn </w:t>
+        <w:t xml:space="preserve">: </w:t>
+      </w:r>
+      <w:r>
+        <w:rPr>
+          <w:rFonts w:ascii="Times New Roman" w:hAnsi="Times New Roman" w:cs="Times New Roman"/>
+          <w:sz w:val="26"/>
+          <w:szCs w:val="26"/>
+        </w:rPr>
+        <w:t>n</w:t>
+      </w:r>
+      <w:r>
+        <w:rPr>
+          <w:rFonts w:ascii="Times New Roman" w:hAnsi="Times New Roman" w:cs="Times New Roman"/>
+          <w:sz w:val="26"/>
+          <w:szCs w:val="26"/>
+        </w:rPr>
+        <w:t xml:space="preserve">ơi lưu trữ vĩnh viễn lịch sử các phiên bản. Mỗi commit là một “ảnh chụp” toàn bộ dự án tại thời điểm đó. Kho chứa nằm trong thư mục ẩn </w:t>
       </w:r>
       <w:r>
         <w:rPr>
@@ -25188,7 +26662,23 @@
           <w:sz w:val="26"/>
           <w:szCs w:val="26"/>
         </w:rPr>
-        <w:t>: Tập tin mới tạo, Git chưa quan tâm.</w:t>
+        <w:t xml:space="preserve">: </w:t>
+      </w:r>
+      <w:r>
+        <w:rPr>
+          <w:rFonts w:ascii="Times New Roman" w:hAnsi="Times New Roman" w:cs="Times New Roman"/>
+          <w:sz w:val="26"/>
+          <w:szCs w:val="26"/>
+        </w:rPr>
+        <w:t>t</w:t>
+      </w:r>
+      <w:r>
+        <w:rPr>
+          <w:rFonts w:ascii="Times New Roman" w:hAnsi="Times New Roman" w:cs="Times New Roman"/>
+          <w:sz w:val="26"/>
+          <w:szCs w:val="26"/>
+        </w:rPr>
+        <w:t>ập tin mới tạo, Git chưa quan tâm.</w:t>
       </w:r>
     </w:p>
     <w:p>
@@ -25268,7 +26758,23 @@
           <w:sz w:val="26"/>
           <w:szCs w:val="26"/>
         </w:rPr>
-        <w:t xml:space="preserve">: Tập tin đã được </w:t>
+        <w:t xml:space="preserve">: </w:t>
+      </w:r>
+      <w:r>
+        <w:rPr>
+          <w:rFonts w:ascii="Times New Roman" w:hAnsi="Times New Roman" w:cs="Times New Roman"/>
+          <w:sz w:val="26"/>
+          <w:szCs w:val="26"/>
+        </w:rPr>
+        <w:t>t</w:t>
+      </w:r>
+      <w:r>
+        <w:rPr>
+          <w:rFonts w:ascii="Times New Roman" w:hAnsi="Times New Roman" w:cs="Times New Roman"/>
+          <w:sz w:val="26"/>
+          <w:szCs w:val="26"/>
+        </w:rPr>
+        <w:t xml:space="preserve">ập tin đã được </w:t>
       </w:r>
       <w:r>
         <w:rPr>
@@ -25358,7 +26864,23 @@
           <w:sz w:val="26"/>
           <w:szCs w:val="26"/>
         </w:rPr>
-        <w:t>: Tập tin đã được commit, lịch sử thay đổi được lưu vĩnh viễn.</w:t>
+        <w:t xml:space="preserve">: </w:t>
+      </w:r>
+      <w:r>
+        <w:rPr>
+          <w:rFonts w:ascii="Times New Roman" w:hAnsi="Times New Roman" w:cs="Times New Roman"/>
+          <w:sz w:val="26"/>
+          <w:szCs w:val="26"/>
+        </w:rPr>
+        <w:t>t</w:t>
+      </w:r>
+      <w:r>
+        <w:rPr>
+          <w:rFonts w:ascii="Times New Roman" w:hAnsi="Times New Roman" w:cs="Times New Roman"/>
+          <w:sz w:val="26"/>
+          <w:szCs w:val="26"/>
+        </w:rPr>
+        <w:t>ập tin đã được commit, lịch sử thay đổi được lưu vĩnh viễn.</w:t>
       </w:r>
     </w:p>
     <w:p>
@@ -25555,7 +27077,23 @@
           <w:sz w:val="26"/>
           <w:szCs w:val="26"/>
         </w:rPr>
-        <w:t xml:space="preserve">: Đưa nhầm file quan trọng vào Staging → Dùng lệnh </w:t>
+        <w:t xml:space="preserve">: </w:t>
+      </w:r>
+      <w:r>
+        <w:rPr>
+          <w:rFonts w:ascii="Times New Roman" w:hAnsi="Times New Roman" w:cs="Times New Roman"/>
+          <w:sz w:val="26"/>
+          <w:szCs w:val="26"/>
+        </w:rPr>
+        <w:t>đ</w:t>
+      </w:r>
+      <w:r>
+        <w:rPr>
+          <w:rFonts w:ascii="Times New Roman" w:hAnsi="Times New Roman" w:cs="Times New Roman"/>
+          <w:sz w:val="26"/>
+          <w:szCs w:val="26"/>
+        </w:rPr>
+        <w:t xml:space="preserve">ưa nhầm file quan trọng vào Staging → Dùng lệnh </w:t>
       </w:r>
       <w:r>
         <w:rPr>
@@ -25607,7 +27145,23 @@
           <w:sz w:val="26"/>
           <w:szCs w:val="26"/>
         </w:rPr>
-        <w:t xml:space="preserve">: Muốn khôi phục file về phiên bản commit gần nhất → Dùng </w:t>
+        <w:t xml:space="preserve">: </w:t>
+      </w:r>
+      <w:r>
+        <w:rPr>
+          <w:rFonts w:ascii="Times New Roman" w:hAnsi="Times New Roman" w:cs="Times New Roman"/>
+          <w:sz w:val="26"/>
+          <w:szCs w:val="26"/>
+        </w:rPr>
+        <w:t>m</w:t>
+      </w:r>
+      <w:r>
+        <w:rPr>
+          <w:rFonts w:ascii="Times New Roman" w:hAnsi="Times New Roman" w:cs="Times New Roman"/>
+          <w:sz w:val="26"/>
+          <w:szCs w:val="26"/>
+        </w:rPr>
+        <w:t xml:space="preserve">uốn khôi phục file về phiên bản commit gần nhất → Dùng </w:t>
       </w:r>
       <w:r>
         <w:rPr>
@@ -25675,7 +27229,23 @@
           <w:sz w:val="26"/>
           <w:szCs w:val="26"/>
         </w:rPr>
-        <w:t xml:space="preserve">: File bị sửa sau khi commit → Dùng </w:t>
+        <w:t xml:space="preserve">: </w:t>
+      </w:r>
+      <w:r>
+        <w:rPr>
+          <w:rFonts w:ascii="Times New Roman" w:hAnsi="Times New Roman" w:cs="Times New Roman"/>
+          <w:sz w:val="26"/>
+          <w:szCs w:val="26"/>
+        </w:rPr>
+        <w:t>f</w:t>
+      </w:r>
+      <w:r>
+        <w:rPr>
+          <w:rFonts w:ascii="Times New Roman" w:hAnsi="Times New Roman" w:cs="Times New Roman"/>
+          <w:sz w:val="26"/>
+          <w:szCs w:val="26"/>
+        </w:rPr>
+        <w:t xml:space="preserve">ile bị sửa sau khi commit → Dùng </w:t>
       </w:r>
       <w:r>
         <w:rPr>
@@ -28659,8 +30229,22 @@
       </w:r>
     </w:p>
     <w:p>
+      <w:pPr>
+        <w:rPr>
+          <w:rFonts w:ascii="Times New Roman" w:hAnsi="Times New Roman" w:cs="Times New Roman"/>
+          <w:sz w:val="26"/>
+          <w:szCs w:val="26"/>
+        </w:rPr>
+      </w:pPr>
       <w:r>
         <w:tab/>
+      </w:r>
+      <w:r>
+        <w:rPr>
+          <w:rFonts w:ascii="Times New Roman" w:hAnsi="Times New Roman" w:cs="Times New Roman"/>
+          <w:sz w:val="26"/>
+          <w:szCs w:val="26"/>
+        </w:rPr>
         <w:t>- Pull image về VPS:</w:t>
       </w:r>
     </w:p>
@@ -29162,7 +30746,15 @@
           <w:sz w:val="26"/>
           <w:szCs w:val="26"/>
         </w:rPr>
-        <w:t>Cung cấp môi trường container hóa để chạy các dịch vụ backend và dashboard một cách nhất quán, hạn chế xung đột thư viện với hệ thống gốc.</w:t>
+        <w:t>c</w:t>
+      </w:r>
+      <w:r>
+        <w:rPr>
+          <w:rFonts w:ascii="Times New Roman" w:hAnsi="Times New Roman" w:cs="Times New Roman"/>
+          <w:sz w:val="26"/>
+          <w:szCs w:val="26"/>
+        </w:rPr>
+        <w:t>ung cấp môi trường container hóa để chạy các dịch vụ backend và dashboard một cách nhất quán, hạn chế xung đột thư viện với hệ thống gốc.</w:t>
       </w:r>
     </w:p>
     <w:p>
@@ -29202,7 +30794,23 @@
           <w:sz w:val="26"/>
           <w:szCs w:val="26"/>
         </w:rPr>
-        <w:t xml:space="preserve"> Tạo khóa bảo mật định danh để kết nối máy chủ với kho lưu trữ GitHub, cho phép kéo (pull) mã nguồn một cách an toàn mà không cần sử dụng mật khẩu truyền thống</w:t>
+        <w:t xml:space="preserve"> </w:t>
+      </w:r>
+      <w:r>
+        <w:rPr>
+          <w:rFonts w:ascii="Times New Roman" w:hAnsi="Times New Roman" w:cs="Times New Roman"/>
+          <w:sz w:val="26"/>
+          <w:szCs w:val="26"/>
+        </w:rPr>
+        <w:t>t</w:t>
+      </w:r>
+      <w:r>
+        <w:rPr>
+          <w:rFonts w:ascii="Times New Roman" w:hAnsi="Times New Roman" w:cs="Times New Roman"/>
+          <w:sz w:val="26"/>
+          <w:szCs w:val="26"/>
+        </w:rPr>
+        <w:t>ạo khóa bảo mật định danh để kết nối máy chủ với kho lưu trữ GitHub, cho phép kéo (pull) mã nguồn một cách an toàn mà không cần sử dụng mật khẩu truyền thống</w:t>
       </w:r>
       <w:r>
         <w:rPr>
@@ -29249,7 +30857,23 @@
           <w:sz w:val="26"/>
           <w:szCs w:val="26"/>
         </w:rPr>
-        <w:t xml:space="preserve"> Trỏ bản ghi A của truongdan.id.vn về </w:t>
+        <w:t xml:space="preserve"> </w:t>
+      </w:r>
+      <w:r>
+        <w:rPr>
+          <w:rFonts w:ascii="Times New Roman" w:hAnsi="Times New Roman" w:cs="Times New Roman"/>
+          <w:sz w:val="26"/>
+          <w:szCs w:val="26"/>
+        </w:rPr>
+        <w:t>t</w:t>
+      </w:r>
+      <w:r>
+        <w:rPr>
+          <w:rFonts w:ascii="Times New Roman" w:hAnsi="Times New Roman" w:cs="Times New Roman"/>
+          <w:sz w:val="26"/>
+          <w:szCs w:val="26"/>
+        </w:rPr>
+        <w:t xml:space="preserve">rỏ bản ghi A của truongdan.id.vn về </w:t>
       </w:r>
       <w:r>
         <w:rPr>
@@ -29396,7 +31020,23 @@
           <w:sz w:val="26"/>
           <w:szCs w:val="26"/>
         </w:rPr>
-        <w:t xml:space="preserve"> Tiếp nhận traffic từ cổng 80/443 và điều phối vào Docker: cổng 8000 (FastAPI </w:t>
+        <w:t xml:space="preserve"> </w:t>
+      </w:r>
+      <w:r>
+        <w:rPr>
+          <w:rFonts w:ascii="Times New Roman" w:hAnsi="Times New Roman" w:cs="Times New Roman"/>
+          <w:sz w:val="26"/>
+          <w:szCs w:val="26"/>
+        </w:rPr>
+        <w:t>t</w:t>
+      </w:r>
+      <w:r>
+        <w:rPr>
+          <w:rFonts w:ascii="Times New Roman" w:hAnsi="Times New Roman" w:cs="Times New Roman"/>
+          <w:sz w:val="26"/>
+          <w:szCs w:val="26"/>
+        </w:rPr>
+        <w:t xml:space="preserve">iếp nhận traffic từ cổng 80/443 và điều phối vào Docker: cổng 8000 (FastAPI </w:t>
       </w:r>
       <w:r>
         <w:rPr>
@@ -29531,7 +31171,23 @@
           <w:sz w:val="26"/>
           <w:szCs w:val="26"/>
         </w:rPr>
-        <w:t xml:space="preserve"> Sử dụng Certbot (Let's Encrypt) cấp chứng chỉ HTTPS nhằm mã hóa dữ liệu và </w:t>
+        <w:t xml:space="preserve"> </w:t>
+      </w:r>
+      <w:r>
+        <w:rPr>
+          <w:rFonts w:ascii="Times New Roman" w:hAnsi="Times New Roman" w:cs="Times New Roman"/>
+          <w:sz w:val="26"/>
+          <w:szCs w:val="26"/>
+        </w:rPr>
+        <w:t>s</w:t>
+      </w:r>
+      <w:r>
+        <w:rPr>
+          <w:rFonts w:ascii="Times New Roman" w:hAnsi="Times New Roman" w:cs="Times New Roman"/>
+          <w:sz w:val="26"/>
+          <w:szCs w:val="26"/>
+        </w:rPr>
+        <w:t xml:space="preserve">ử dụng Certbot (Let's Encrypt) cấp chứng chỉ HTTPS nhằm mã hóa dữ liệu và </w:t>
       </w:r>
       <w:r>
         <w:rPr>
@@ -29847,7 +31503,23 @@
           <w:sz w:val="26"/>
           <w:szCs w:val="26"/>
         </w:rPr>
-        <w:t xml:space="preserve"> Khởi tạo các container tách biệt cho </w:t>
+        <w:t xml:space="preserve"> </w:t>
+      </w:r>
+      <w:r>
+        <w:rPr>
+          <w:rFonts w:ascii="Times New Roman" w:hAnsi="Times New Roman" w:cs="Times New Roman"/>
+          <w:sz w:val="26"/>
+          <w:szCs w:val="26"/>
+        </w:rPr>
+        <w:t>k</w:t>
+      </w:r>
+      <w:r>
+        <w:rPr>
+          <w:rFonts w:ascii="Times New Roman" w:hAnsi="Times New Roman" w:cs="Times New Roman"/>
+          <w:sz w:val="26"/>
+          <w:szCs w:val="26"/>
+        </w:rPr>
+        <w:t xml:space="preserve">hởi tạo các container tách biệt cho </w:t>
       </w:r>
       <w:r>
         <w:rPr>
@@ -29951,7 +31623,23 @@
           <w:sz w:val="26"/>
           <w:szCs w:val="26"/>
         </w:rPr>
-        <w:t xml:space="preserve"> Dùng Docker Volumes </w:t>
+        <w:t xml:space="preserve"> </w:t>
+      </w:r>
+      <w:r>
+        <w:rPr>
+          <w:rFonts w:ascii="Times New Roman" w:hAnsi="Times New Roman" w:cs="Times New Roman"/>
+          <w:sz w:val="26"/>
+          <w:szCs w:val="26"/>
+        </w:rPr>
+        <w:t>d</w:t>
+      </w:r>
+      <w:r>
+        <w:rPr>
+          <w:rFonts w:ascii="Times New Roman" w:hAnsi="Times New Roman" w:cs="Times New Roman"/>
+          <w:sz w:val="26"/>
+          <w:szCs w:val="26"/>
+        </w:rPr>
+        <w:t xml:space="preserve">ùng Docker Volumes </w:t>
       </w:r>
       <w:r>
         <w:rPr>
@@ -30072,7 +31760,15 @@
           <w:sz w:val="26"/>
           <w:szCs w:val="26"/>
         </w:rPr>
-        <w:t>Khi mã nguồn được đẩy lên GitHub, workflow sẽ sử dụng SSH secrets để kết nối vào máy chủ</w:t>
+        <w:t>k</w:t>
+      </w:r>
+      <w:r>
+        <w:rPr>
+          <w:rFonts w:ascii="Times New Roman" w:hAnsi="Times New Roman" w:cs="Times New Roman"/>
+          <w:sz w:val="26"/>
+          <w:szCs w:val="26"/>
+        </w:rPr>
+        <w:t>hi mã nguồn được đẩy lên GitHub, workflow sẽ sử dụng SSH secrets để kết nối vào máy chủ</w:t>
       </w:r>
       <w:r>
         <w:rPr>
@@ -30996,24 +32692,98 @@
         <w:pStyle w:val="FootnoteText"/>
         <w:rPr>
           <w:rFonts w:ascii="Times New Roman" w:hAnsi="Times New Roman" w:cs="Times New Roman"/>
+          <w:sz w:val="22"/>
+          <w:szCs w:val="22"/>
         </w:rPr>
       </w:pPr>
       <w:r>
         <w:rPr>
           <w:rStyle w:val="FootnoteReference"/>
           <w:rFonts w:ascii="Times New Roman" w:hAnsi="Times New Roman" w:cs="Times New Roman"/>
+          <w:sz w:val="22"/>
+          <w:szCs w:val="22"/>
         </w:rPr>
         <w:footnoteRef/>
       </w:r>
       <w:r>
         <w:rPr>
           <w:rFonts w:ascii="Times New Roman" w:hAnsi="Times New Roman" w:cs="Times New Roman"/>
+          <w:sz w:val="22"/>
+          <w:szCs w:val="22"/>
         </w:rPr>
         <w:t xml:space="preserve"> </w:t>
       </w:r>
       <w:r>
         <w:rPr>
           <w:rFonts w:ascii="Times New Roman" w:hAnsi="Times New Roman" w:cs="Times New Roman"/>
+          <w:sz w:val="22"/>
+          <w:szCs w:val="22"/>
+        </w:rPr>
+        <w:t>OpenRouter API được sử dụng trong phạm vi dự án như một cổng truy cập mô hình ngôn ngữ lớn phục vụ chức năng sinh câu trả lời.</w:t>
+      </w:r>
+    </w:p>
+  </w:footnote>
+  <w:footnote w:id="2">
+    <w:p>
+      <w:pPr>
+        <w:pStyle w:val="FootnoteText"/>
+        <w:rPr>
+          <w:rFonts w:ascii="Times New Roman" w:hAnsi="Times New Roman" w:cs="Times New Roman"/>
+          <w:sz w:val="22"/>
+          <w:szCs w:val="22"/>
+        </w:rPr>
+      </w:pPr>
+      <w:r>
+        <w:rPr>
+          <w:rStyle w:val="FootnoteReference"/>
+          <w:rFonts w:ascii="Times New Roman" w:hAnsi="Times New Roman" w:cs="Times New Roman"/>
+          <w:sz w:val="22"/>
+          <w:szCs w:val="22"/>
+        </w:rPr>
+        <w:footnoteRef/>
+      </w:r>
+      <w:r>
+        <w:rPr>
+          <w:rFonts w:ascii="Times New Roman" w:hAnsi="Times New Roman" w:cs="Times New Roman"/>
+          <w:sz w:val="22"/>
+          <w:szCs w:val="22"/>
+        </w:rPr>
+        <w:t xml:space="preserve"> </w:t>
+      </w:r>
+      <w:r>
+        <w:rPr>
+          <w:rFonts w:ascii="Times New Roman" w:hAnsi="Times New Roman" w:cs="Times New Roman"/>
+          <w:sz w:val="22"/>
+          <w:szCs w:val="22"/>
+        </w:rPr>
+        <w:t>Webhook là cơ chế cho phép Telegram chủ động gửi dữ liệu cập nhật đến endpoint của hệ thống khi người dùng tương tác với bot, thay vì hệ thống phải liên tục gửi yêu cầu kiểm tra tin nhắn mới.</w:t>
+      </w:r>
+    </w:p>
+  </w:footnote>
+  <w:footnote w:id="3">
+    <w:p>
+      <w:pPr>
+        <w:pStyle w:val="FootnoteText"/>
+        <w:rPr>
+          <w:rFonts w:ascii="Times New Roman" w:hAnsi="Times New Roman" w:cs="Times New Roman"/>
+        </w:rPr>
+      </w:pPr>
+      <w:r>
+        <w:rPr>
+          <w:rStyle w:val="FootnoteReference"/>
+          <w:rFonts w:ascii="Times New Roman" w:hAnsi="Times New Roman" w:cs="Times New Roman"/>
+        </w:rPr>
+        <w:footnoteRef/>
+      </w:r>
+      <w:r>
+        <w:rPr>
+          <w:rFonts w:ascii="Times New Roman" w:hAnsi="Times New Roman" w:cs="Times New Roman"/>
+        </w:rPr>
+        <w:t xml:space="preserve"> </w:t>
+      </w:r>
+      <w:r>
+        <w:rPr>
+          <w:rFonts w:ascii="Times New Roman" w:hAnsi="Times New Roman" w:cs="Times New Roman"/>
         </w:rPr>
         <w:t>Công thức C = f(PTS) được sử dụng theo nội dung bài giảng môn Công nghệ phần mềm, nhằm minh họa mối quan hệ phụ thuộc giữa chi phí và các yếu tố con người</w:t>
       </w:r>
@@ -31028,6 +32798,101 @@
           <w:rFonts w:ascii="Times New Roman" w:hAnsi="Times New Roman" w:cs="Times New Roman"/>
         </w:rPr>
         <w:t>, thời gian, phạm vi.</w:t>
+      </w:r>
+    </w:p>
+  </w:footnote>
+  <w:footnote w:id="4">
+    <w:p>
+      <w:pPr>
+        <w:pStyle w:val="FootnoteText"/>
+        <w:rPr>
+          <w:rFonts w:ascii="Times New Roman" w:hAnsi="Times New Roman" w:cs="Times New Roman"/>
+          <w:sz w:val="22"/>
+          <w:szCs w:val="22"/>
+        </w:rPr>
+      </w:pPr>
+      <w:r>
+        <w:rPr>
+          <w:rStyle w:val="FootnoteReference"/>
+          <w:rFonts w:ascii="Times New Roman" w:hAnsi="Times New Roman" w:cs="Times New Roman"/>
+          <w:sz w:val="22"/>
+          <w:szCs w:val="22"/>
+        </w:rPr>
+        <w:footnoteRef/>
+      </w:r>
+      <w:r>
+        <w:rPr>
+          <w:rFonts w:ascii="Times New Roman" w:hAnsi="Times New Roman" w:cs="Times New Roman"/>
+          <w:sz w:val="22"/>
+          <w:szCs w:val="22"/>
+        </w:rPr>
+        <w:t xml:space="preserve"> </w:t>
+      </w:r>
+      <w:r>
+        <w:rPr>
+          <w:rFonts w:ascii="Times New Roman" w:hAnsi="Times New Roman" w:cs="Times New Roman"/>
+          <w:sz w:val="22"/>
+          <w:szCs w:val="22"/>
+        </w:rPr>
+        <w:t>Trong quy trình RAG, Embedding là bước biểu diễn văn bản thành vector, Retrieval là bước truy xuất các đoạn tài liệu liên quan, còn Generation là bước sinh câu trả lời dựa trên ngữ cảnh truy xuất được.</w:t>
+      </w:r>
+    </w:p>
+  </w:footnote>
+  <w:footnote w:id="5">
+    <w:p>
+      <w:pPr>
+        <w:pStyle w:val="FootnoteText"/>
+        <w:rPr>
+          <w:rFonts w:ascii="Times New Roman" w:hAnsi="Times New Roman" w:cs="Times New Roman"/>
+        </w:rPr>
+      </w:pPr>
+      <w:r>
+        <w:rPr>
+          <w:rStyle w:val="FootnoteReference"/>
+          <w:rFonts w:ascii="Times New Roman" w:hAnsi="Times New Roman" w:cs="Times New Roman"/>
+        </w:rPr>
+        <w:footnoteRef/>
+      </w:r>
+      <w:r>
+        <w:rPr>
+          <w:rFonts w:ascii="Times New Roman" w:hAnsi="Times New Roman" w:cs="Times New Roman"/>
+        </w:rPr>
+        <w:t xml:space="preserve"> </w:t>
+      </w:r>
+      <w:r>
+        <w:rPr>
+          <w:rFonts w:ascii="Times New Roman" w:hAnsi="Times New Roman" w:cs="Times New Roman"/>
+        </w:rPr>
+        <w:t>Fallback là cơ chế trả về phản hồi dự phòng khi hệ thống không tìm thấy thông tin phù hợp hoặc không đủ cơ sở để sinh câu trả lời tin cậy.</w:t>
+      </w:r>
+    </w:p>
+  </w:footnote>
+  <w:footnote w:id="6">
+    <w:p>
+      <w:pPr>
+        <w:pStyle w:val="FootnoteText"/>
+        <w:rPr>
+          <w:rFonts w:ascii="Times New Roman" w:hAnsi="Times New Roman" w:cs="Times New Roman"/>
+        </w:rPr>
+      </w:pPr>
+      <w:r>
+        <w:rPr>
+          <w:rStyle w:val="FootnoteReference"/>
+          <w:rFonts w:ascii="Times New Roman" w:hAnsi="Times New Roman" w:cs="Times New Roman"/>
+        </w:rPr>
+        <w:footnoteRef/>
+      </w:r>
+      <w:r>
+        <w:rPr>
+          <w:rFonts w:ascii="Times New Roman" w:hAnsi="Times New Roman" w:cs="Times New Roman"/>
+        </w:rPr>
+        <w:t xml:space="preserve"> </w:t>
+      </w:r>
+      <w:r>
+        <w:rPr>
+          <w:rFonts w:ascii="Times New Roman" w:hAnsi="Times New Roman" w:cs="Times New Roman"/>
+        </w:rPr>
+        <w:t>Top-K = 3 là tham số thiết kế trong phạm vi demo, nghĩa là hệ thống lấy ba đoạn tài liệu có độ tương đồng cao nhất để đưa vào ngữ cảnh cho mô hình ngôn ngữ.</w:t>
       </w:r>
     </w:p>
   </w:footnote>
@@ -31412,6 +33277,119 @@
     </w:lvl>
   </w:abstractNum>
   <w:abstractNum w:abstractNumId="3" w15:restartNumberingAfterBreak="0">
+    <w:nsid w:val="03F34391"/>
+    <w:multiLevelType w:val="hybridMultilevel"/>
+    <w:tmpl w:val="B9463904"/>
+    <w:lvl w:ilvl="0" w:tplc="04090001">
+      <w:start w:val="1"/>
+      <w:numFmt w:val="bullet"/>
+      <w:lvlText w:val=""/>
+      <w:lvlJc w:val="left"/>
+      <w:pPr>
+        <w:ind w:left="1854" w:hanging="360"/>
+      </w:pPr>
+      <w:rPr>
+        <w:rFonts w:ascii="Symbol" w:hAnsi="Symbol" w:hint="default"/>
+      </w:rPr>
+    </w:lvl>
+    <w:lvl w:ilvl="1" w:tplc="04090003" w:tentative="1">
+      <w:start w:val="1"/>
+      <w:numFmt w:val="bullet"/>
+      <w:lvlText w:val="o"/>
+      <w:lvlJc w:val="left"/>
+      <w:pPr>
+        <w:ind w:left="2574" w:hanging="360"/>
+      </w:pPr>
+      <w:rPr>
+        <w:rFonts w:ascii="Courier New" w:hAnsi="Courier New" w:cs="Courier New" w:hint="default"/>
+      </w:rPr>
+    </w:lvl>
+    <w:lvl w:ilvl="2" w:tplc="04090005" w:tentative="1">
+      <w:start w:val="1"/>
+      <w:numFmt w:val="bullet"/>
+      <w:lvlText w:val=""/>
+      <w:lvlJc w:val="left"/>
+      <w:pPr>
+        <w:ind w:left="3294" w:hanging="360"/>
+      </w:pPr>
+      <w:rPr>
+        <w:rFonts w:ascii="Wingdings" w:hAnsi="Wingdings" w:hint="default"/>
+      </w:rPr>
+    </w:lvl>
+    <w:lvl w:ilvl="3" w:tplc="04090001" w:tentative="1">
+      <w:start w:val="1"/>
+      <w:numFmt w:val="bullet"/>
+      <w:lvlText w:val=""/>
+      <w:lvlJc w:val="left"/>
+      <w:pPr>
+        <w:ind w:left="4014" w:hanging="360"/>
+      </w:pPr>
+      <w:rPr>
+        <w:rFonts w:ascii="Symbol" w:hAnsi="Symbol" w:hint="default"/>
+      </w:rPr>
+    </w:lvl>
+    <w:lvl w:ilvl="4" w:tplc="04090003" w:tentative="1">
+      <w:start w:val="1"/>
+      <w:numFmt w:val="bullet"/>
+      <w:lvlText w:val="o"/>
+      <w:lvlJc w:val="left"/>
+      <w:pPr>
+        <w:ind w:left="4734" w:hanging="360"/>
+      </w:pPr>
+      <w:rPr>
+        <w:rFonts w:ascii="Courier New" w:hAnsi="Courier New" w:cs="Courier New" w:hint="default"/>
+      </w:rPr>
+    </w:lvl>
+    <w:lvl w:ilvl="5" w:tplc="04090005" w:tentative="1">
+      <w:start w:val="1"/>
+      <w:numFmt w:val="bullet"/>
+      <w:lvlText w:val=""/>
+      <w:lvlJc w:val="left"/>
+      <w:pPr>
+        <w:ind w:left="5454" w:hanging="360"/>
+      </w:pPr>
+      <w:rPr>
+        <w:rFonts w:ascii="Wingdings" w:hAnsi="Wingdings" w:hint="default"/>
+      </w:rPr>
+    </w:lvl>
+    <w:lvl w:ilvl="6" w:tplc="04090001" w:tentative="1">
+      <w:start w:val="1"/>
+      <w:numFmt w:val="bullet"/>
+      <w:lvlText w:val=""/>
+      <w:lvlJc w:val="left"/>
+      <w:pPr>
+        <w:ind w:left="6174" w:hanging="360"/>
+      </w:pPr>
+      <w:rPr>
+        <w:rFonts w:ascii="Symbol" w:hAnsi="Symbol" w:hint="default"/>
+      </w:rPr>
+    </w:lvl>
+    <w:lvl w:ilvl="7" w:tplc="04090003" w:tentative="1">
+      <w:start w:val="1"/>
+      <w:numFmt w:val="bullet"/>
+      <w:lvlText w:val="o"/>
+      <w:lvlJc w:val="left"/>
+      <w:pPr>
+        <w:ind w:left="6894" w:hanging="360"/>
+      </w:pPr>
+      <w:rPr>
+        <w:rFonts w:ascii="Courier New" w:hAnsi="Courier New" w:cs="Courier New" w:hint="default"/>
+      </w:rPr>
+    </w:lvl>
+    <w:lvl w:ilvl="8" w:tplc="04090005" w:tentative="1">
+      <w:start w:val="1"/>
+      <w:numFmt w:val="bullet"/>
+      <w:lvlText w:val=""/>
+      <w:lvlJc w:val="left"/>
+      <w:pPr>
+        <w:ind w:left="7614" w:hanging="360"/>
+      </w:pPr>
+      <w:rPr>
+        <w:rFonts w:ascii="Wingdings" w:hAnsi="Wingdings" w:hint="default"/>
+      </w:rPr>
+    </w:lvl>
+  </w:abstractNum>
+  <w:abstractNum w:abstractNumId="4" w15:restartNumberingAfterBreak="0">
     <w:nsid w:val="089451E4"/>
     <w:multiLevelType w:val="hybridMultilevel"/>
     <w:tmpl w:val="CEF29FFC"/>
@@ -31524,7 +33502,7 @@
       </w:rPr>
     </w:lvl>
   </w:abstractNum>
-  <w:abstractNum w:abstractNumId="4" w15:restartNumberingAfterBreak="0">
+  <w:abstractNum w:abstractNumId="5" w15:restartNumberingAfterBreak="0">
     <w:nsid w:val="0A9E773F"/>
     <w:multiLevelType w:val="multilevel"/>
     <w:tmpl w:val="F94C752C"/>
@@ -31673,7 +33651,7 @@
       </w:rPr>
     </w:lvl>
   </w:abstractNum>
-  <w:abstractNum w:abstractNumId="5" w15:restartNumberingAfterBreak="0">
+  <w:abstractNum w:abstractNumId="6" w15:restartNumberingAfterBreak="0">
     <w:nsid w:val="0B502A3A"/>
     <w:multiLevelType w:val="multilevel"/>
     <w:tmpl w:val="81F88292"/>
@@ -31822,7 +33800,7 @@
       </w:rPr>
     </w:lvl>
   </w:abstractNum>
-  <w:abstractNum w:abstractNumId="6" w15:restartNumberingAfterBreak="0">
+  <w:abstractNum w:abstractNumId="7" w15:restartNumberingAfterBreak="0">
     <w:nsid w:val="0BCA7F75"/>
     <w:multiLevelType w:val="multilevel"/>
     <w:tmpl w:val="012AFE62"/>
@@ -31971,7 +33949,7 @@
       </w:rPr>
     </w:lvl>
   </w:abstractNum>
-  <w:abstractNum w:abstractNumId="7" w15:restartNumberingAfterBreak="0">
+  <w:abstractNum w:abstractNumId="8" w15:restartNumberingAfterBreak="0">
     <w:nsid w:val="0F491C66"/>
     <w:multiLevelType w:val="multilevel"/>
     <w:tmpl w:val="52F85224"/>
@@ -32120,7 +34098,7 @@
       </w:rPr>
     </w:lvl>
   </w:abstractNum>
-  <w:abstractNum w:abstractNumId="8" w15:restartNumberingAfterBreak="0">
+  <w:abstractNum w:abstractNumId="9" w15:restartNumberingAfterBreak="0">
     <w:nsid w:val="125F014D"/>
     <w:multiLevelType w:val="multilevel"/>
     <w:tmpl w:val="11CE6F4E"/>
@@ -32269,7 +34247,7 @@
       </w:rPr>
     </w:lvl>
   </w:abstractNum>
-  <w:abstractNum w:abstractNumId="9" w15:restartNumberingAfterBreak="0">
+  <w:abstractNum w:abstractNumId="10" w15:restartNumberingAfterBreak="0">
     <w:nsid w:val="17A96FB3"/>
     <w:multiLevelType w:val="multilevel"/>
     <w:tmpl w:val="02B053D2"/>
@@ -32418,7 +34396,7 @@
       </w:rPr>
     </w:lvl>
   </w:abstractNum>
-  <w:abstractNum w:abstractNumId="10" w15:restartNumberingAfterBreak="0">
+  <w:abstractNum w:abstractNumId="11" w15:restartNumberingAfterBreak="0">
     <w:nsid w:val="1886044D"/>
     <w:multiLevelType w:val="multilevel"/>
     <w:tmpl w:val="3BD48DA2"/>
@@ -32531,7 +34509,7 @@
       </w:pPr>
     </w:lvl>
   </w:abstractNum>
-  <w:abstractNum w:abstractNumId="11" w15:restartNumberingAfterBreak="0">
+  <w:abstractNum w:abstractNumId="12" w15:restartNumberingAfterBreak="0">
     <w:nsid w:val="19260B0A"/>
     <w:multiLevelType w:val="multilevel"/>
     <w:tmpl w:val="43EAF056"/>
@@ -32644,7 +34622,7 @@
       </w:pPr>
     </w:lvl>
   </w:abstractNum>
-  <w:abstractNum w:abstractNumId="12" w15:restartNumberingAfterBreak="0">
+  <w:abstractNum w:abstractNumId="13" w15:restartNumberingAfterBreak="0">
     <w:nsid w:val="19F50083"/>
     <w:multiLevelType w:val="multilevel"/>
     <w:tmpl w:val="8DFC72C0"/>
@@ -32793,7 +34771,7 @@
       </w:rPr>
     </w:lvl>
   </w:abstractNum>
-  <w:abstractNum w:abstractNumId="13" w15:restartNumberingAfterBreak="0">
+  <w:abstractNum w:abstractNumId="14" w15:restartNumberingAfterBreak="0">
     <w:nsid w:val="1AEE595B"/>
     <w:multiLevelType w:val="multilevel"/>
     <w:tmpl w:val="A15E3808"/>
@@ -32942,7 +34920,7 @@
       </w:rPr>
     </w:lvl>
   </w:abstractNum>
-  <w:abstractNum w:abstractNumId="14" w15:restartNumberingAfterBreak="0">
+  <w:abstractNum w:abstractNumId="15" w15:restartNumberingAfterBreak="0">
     <w:nsid w:val="1B2C277E"/>
     <w:multiLevelType w:val="hybridMultilevel"/>
     <w:tmpl w:val="A8CAF980"/>
@@ -33055,7 +35033,7 @@
       </w:rPr>
     </w:lvl>
   </w:abstractNum>
-  <w:abstractNum w:abstractNumId="15" w15:restartNumberingAfterBreak="0">
+  <w:abstractNum w:abstractNumId="16" w15:restartNumberingAfterBreak="0">
     <w:nsid w:val="1D417608"/>
     <w:multiLevelType w:val="multilevel"/>
     <w:tmpl w:val="A97A51C6"/>
@@ -33168,7 +35146,7 @@
       </w:rPr>
     </w:lvl>
   </w:abstractNum>
-  <w:abstractNum w:abstractNumId="16" w15:restartNumberingAfterBreak="0">
+  <w:abstractNum w:abstractNumId="17" w15:restartNumberingAfterBreak="0">
     <w:nsid w:val="1D6A2665"/>
     <w:multiLevelType w:val="multilevel"/>
     <w:tmpl w:val="316A0F3E"/>
@@ -33317,7 +35295,7 @@
       </w:rPr>
     </w:lvl>
   </w:abstractNum>
-  <w:abstractNum w:abstractNumId="17" w15:restartNumberingAfterBreak="0">
+  <w:abstractNum w:abstractNumId="18" w15:restartNumberingAfterBreak="0">
     <w:nsid w:val="209A794C"/>
     <w:multiLevelType w:val="multilevel"/>
     <w:tmpl w:val="53741926"/>
@@ -33466,7 +35444,7 @@
       </w:rPr>
     </w:lvl>
   </w:abstractNum>
-  <w:abstractNum w:abstractNumId="18" w15:restartNumberingAfterBreak="0">
+  <w:abstractNum w:abstractNumId="19" w15:restartNumberingAfterBreak="0">
     <w:nsid w:val="2199264A"/>
     <w:multiLevelType w:val="multilevel"/>
     <w:tmpl w:val="250C9668"/>
@@ -33615,7 +35593,7 @@
       </w:rPr>
     </w:lvl>
   </w:abstractNum>
-  <w:abstractNum w:abstractNumId="19" w15:restartNumberingAfterBreak="0">
+  <w:abstractNum w:abstractNumId="20" w15:restartNumberingAfterBreak="0">
     <w:nsid w:val="24EB011A"/>
     <w:multiLevelType w:val="multilevel"/>
     <w:tmpl w:val="FBF47A56"/>
@@ -33764,7 +35742,7 @@
       </w:rPr>
     </w:lvl>
   </w:abstractNum>
-  <w:abstractNum w:abstractNumId="20" w15:restartNumberingAfterBreak="0">
+  <w:abstractNum w:abstractNumId="21" w15:restartNumberingAfterBreak="0">
     <w:nsid w:val="265D64C5"/>
     <w:multiLevelType w:val="hybridMultilevel"/>
     <w:tmpl w:val="504CE386"/>
@@ -33877,7 +35855,7 @@
       </w:rPr>
     </w:lvl>
   </w:abstractNum>
-  <w:abstractNum w:abstractNumId="21" w15:restartNumberingAfterBreak="0">
+  <w:abstractNum w:abstractNumId="22" w15:restartNumberingAfterBreak="0">
     <w:nsid w:val="27274FCC"/>
     <w:multiLevelType w:val="hybridMultilevel"/>
     <w:tmpl w:val="3B3E4716"/>
@@ -33990,7 +35968,7 @@
       </w:rPr>
     </w:lvl>
   </w:abstractNum>
-  <w:abstractNum w:abstractNumId="22" w15:restartNumberingAfterBreak="0">
+  <w:abstractNum w:abstractNumId="23" w15:restartNumberingAfterBreak="0">
     <w:nsid w:val="28614F97"/>
     <w:multiLevelType w:val="multilevel"/>
     <w:tmpl w:val="56F8DCEA"/>
@@ -34139,7 +36117,7 @@
       </w:rPr>
     </w:lvl>
   </w:abstractNum>
-  <w:abstractNum w:abstractNumId="23" w15:restartNumberingAfterBreak="0">
+  <w:abstractNum w:abstractNumId="24" w15:restartNumberingAfterBreak="0">
     <w:nsid w:val="29765069"/>
     <w:multiLevelType w:val="multilevel"/>
     <w:tmpl w:val="43DEE7B6"/>
@@ -34288,7 +36266,7 @@
       </w:rPr>
     </w:lvl>
   </w:abstractNum>
-  <w:abstractNum w:abstractNumId="24" w15:restartNumberingAfterBreak="0">
+  <w:abstractNum w:abstractNumId="25" w15:restartNumberingAfterBreak="0">
     <w:nsid w:val="29822BBF"/>
     <w:multiLevelType w:val="hybridMultilevel"/>
     <w:tmpl w:val="26F6F20C"/>
@@ -34400,7 +36378,7 @@
       </w:rPr>
     </w:lvl>
   </w:abstractNum>
-  <w:abstractNum w:abstractNumId="25" w15:restartNumberingAfterBreak="0">
+  <w:abstractNum w:abstractNumId="26" w15:restartNumberingAfterBreak="0">
     <w:nsid w:val="2A605F43"/>
     <w:multiLevelType w:val="multilevel"/>
     <w:tmpl w:val="B9AA23B0"/>
@@ -34549,7 +36527,7 @@
       </w:rPr>
     </w:lvl>
   </w:abstractNum>
-  <w:abstractNum w:abstractNumId="26" w15:restartNumberingAfterBreak="0">
+  <w:abstractNum w:abstractNumId="27" w15:restartNumberingAfterBreak="0">
     <w:nsid w:val="2BF9262E"/>
     <w:multiLevelType w:val="multilevel"/>
     <w:tmpl w:val="CF742112"/>
@@ -34698,7 +36676,7 @@
       </w:rPr>
     </w:lvl>
   </w:abstractNum>
-  <w:abstractNum w:abstractNumId="27" w15:restartNumberingAfterBreak="0">
+  <w:abstractNum w:abstractNumId="28" w15:restartNumberingAfterBreak="0">
     <w:nsid w:val="2D8922B7"/>
     <w:multiLevelType w:val="multilevel"/>
     <w:tmpl w:val="01269024"/>
@@ -34847,7 +36825,7 @@
       </w:rPr>
     </w:lvl>
   </w:abstractNum>
-  <w:abstractNum w:abstractNumId="28" w15:restartNumberingAfterBreak="0">
+  <w:abstractNum w:abstractNumId="29" w15:restartNumberingAfterBreak="0">
     <w:nsid w:val="2F615AE6"/>
     <w:multiLevelType w:val="multilevel"/>
     <w:tmpl w:val="027E1206"/>
@@ -34960,7 +36938,7 @@
       </w:pPr>
     </w:lvl>
   </w:abstractNum>
-  <w:abstractNum w:abstractNumId="29" w15:restartNumberingAfterBreak="0">
+  <w:abstractNum w:abstractNumId="30" w15:restartNumberingAfterBreak="0">
     <w:nsid w:val="33102388"/>
     <w:multiLevelType w:val="hybridMultilevel"/>
     <w:tmpl w:val="61600174"/>
@@ -35073,7 +37051,7 @@
       </w:rPr>
     </w:lvl>
   </w:abstractNum>
-  <w:abstractNum w:abstractNumId="30" w15:restartNumberingAfterBreak="0">
+  <w:abstractNum w:abstractNumId="31" w15:restartNumberingAfterBreak="0">
     <w:nsid w:val="33A756A4"/>
     <w:multiLevelType w:val="hybridMultilevel"/>
     <w:tmpl w:val="9C6C55CE"/>
@@ -35186,7 +37164,7 @@
       </w:rPr>
     </w:lvl>
   </w:abstractNum>
-  <w:abstractNum w:abstractNumId="31" w15:restartNumberingAfterBreak="0">
+  <w:abstractNum w:abstractNumId="32" w15:restartNumberingAfterBreak="0">
     <w:nsid w:val="34FF5234"/>
     <w:multiLevelType w:val="multilevel"/>
     <w:tmpl w:val="BFB4D120"/>
@@ -35335,10 +37313,10 @@
       </w:rPr>
     </w:lvl>
   </w:abstractNum>
-  <w:abstractNum w:abstractNumId="32" w15:restartNumberingAfterBreak="0">
+  <w:abstractNum w:abstractNumId="33" w15:restartNumberingAfterBreak="0">
     <w:nsid w:val="362E3FE8"/>
     <w:multiLevelType w:val="hybridMultilevel"/>
-    <w:tmpl w:val="2FD2FED6"/>
+    <w:tmpl w:val="7E1A3116"/>
     <w:lvl w:ilvl="0" w:tplc="04090001">
       <w:start w:val="1"/>
       <w:numFmt w:val="bullet"/>
@@ -35448,7 +37426,7 @@
       </w:rPr>
     </w:lvl>
   </w:abstractNum>
-  <w:abstractNum w:abstractNumId="33" w15:restartNumberingAfterBreak="0">
+  <w:abstractNum w:abstractNumId="34" w15:restartNumberingAfterBreak="0">
     <w:nsid w:val="3B736D1B"/>
     <w:multiLevelType w:val="multilevel"/>
     <w:tmpl w:val="F5E2676C"/>
@@ -35565,7 +37543,7 @@
       </w:pPr>
     </w:lvl>
   </w:abstractNum>
-  <w:abstractNum w:abstractNumId="34" w15:restartNumberingAfterBreak="0">
+  <w:abstractNum w:abstractNumId="35" w15:restartNumberingAfterBreak="0">
     <w:nsid w:val="3C444AC3"/>
     <w:multiLevelType w:val="hybridMultilevel"/>
     <w:tmpl w:val="A13C1352"/>
@@ -35678,7 +37656,7 @@
       </w:rPr>
     </w:lvl>
   </w:abstractNum>
-  <w:abstractNum w:abstractNumId="35" w15:restartNumberingAfterBreak="0">
+  <w:abstractNum w:abstractNumId="36" w15:restartNumberingAfterBreak="0">
     <w:nsid w:val="3C762AD7"/>
     <w:multiLevelType w:val="multilevel"/>
     <w:tmpl w:val="5C802160"/>
@@ -35827,7 +37805,7 @@
       </w:rPr>
     </w:lvl>
   </w:abstractNum>
-  <w:abstractNum w:abstractNumId="36" w15:restartNumberingAfterBreak="0">
+  <w:abstractNum w:abstractNumId="37" w15:restartNumberingAfterBreak="0">
     <w:nsid w:val="3C7E7D89"/>
     <w:multiLevelType w:val="multilevel"/>
     <w:tmpl w:val="6B6EFC3C"/>
@@ -35976,7 +37954,7 @@
       </w:rPr>
     </w:lvl>
   </w:abstractNum>
-  <w:abstractNum w:abstractNumId="37" w15:restartNumberingAfterBreak="0">
+  <w:abstractNum w:abstractNumId="38" w15:restartNumberingAfterBreak="0">
     <w:nsid w:val="3CC87934"/>
     <w:multiLevelType w:val="multilevel"/>
     <w:tmpl w:val="49607BD6"/>
@@ -36125,7 +38103,7 @@
       </w:rPr>
     </w:lvl>
   </w:abstractNum>
-  <w:abstractNum w:abstractNumId="38" w15:restartNumberingAfterBreak="0">
+  <w:abstractNum w:abstractNumId="39" w15:restartNumberingAfterBreak="0">
     <w:nsid w:val="3D6A5C12"/>
     <w:multiLevelType w:val="multilevel"/>
     <w:tmpl w:val="C37C2076"/>
@@ -36274,7 +38252,7 @@
       </w:rPr>
     </w:lvl>
   </w:abstractNum>
-  <w:abstractNum w:abstractNumId="39" w15:restartNumberingAfterBreak="0">
+  <w:abstractNum w:abstractNumId="40" w15:restartNumberingAfterBreak="0">
     <w:nsid w:val="3EE4697C"/>
     <w:multiLevelType w:val="multilevel"/>
     <w:tmpl w:val="1EA40038"/>
@@ -36423,7 +38401,7 @@
       </w:rPr>
     </w:lvl>
   </w:abstractNum>
-  <w:abstractNum w:abstractNumId="40" w15:restartNumberingAfterBreak="0">
+  <w:abstractNum w:abstractNumId="41" w15:restartNumberingAfterBreak="0">
     <w:nsid w:val="40A00287"/>
     <w:multiLevelType w:val="multilevel"/>
     <w:tmpl w:val="DBFCFE92"/>
@@ -36568,7 +38546,7 @@
       </w:rPr>
     </w:lvl>
   </w:abstractNum>
-  <w:abstractNum w:abstractNumId="41" w15:restartNumberingAfterBreak="0">
+  <w:abstractNum w:abstractNumId="42" w15:restartNumberingAfterBreak="0">
     <w:nsid w:val="44D84E83"/>
     <w:multiLevelType w:val="multilevel"/>
     <w:tmpl w:val="659ED0A6"/>
@@ -36717,7 +38695,7 @@
       </w:rPr>
     </w:lvl>
   </w:abstractNum>
-  <w:abstractNum w:abstractNumId="42" w15:restartNumberingAfterBreak="0">
+  <w:abstractNum w:abstractNumId="43" w15:restartNumberingAfterBreak="0">
     <w:nsid w:val="481B71E2"/>
     <w:multiLevelType w:val="multilevel"/>
     <w:tmpl w:val="774882C8"/>
@@ -36866,7 +38844,7 @@
       </w:rPr>
     </w:lvl>
   </w:abstractNum>
-  <w:abstractNum w:abstractNumId="43" w15:restartNumberingAfterBreak="0">
+  <w:abstractNum w:abstractNumId="44" w15:restartNumberingAfterBreak="0">
     <w:nsid w:val="48330A15"/>
     <w:multiLevelType w:val="multilevel"/>
     <w:tmpl w:val="10947D0E"/>
@@ -37015,7 +38993,7 @@
       </w:rPr>
     </w:lvl>
   </w:abstractNum>
-  <w:abstractNum w:abstractNumId="44" w15:restartNumberingAfterBreak="0">
+  <w:abstractNum w:abstractNumId="45" w15:restartNumberingAfterBreak="0">
     <w:nsid w:val="4AAC60FF"/>
     <w:multiLevelType w:val="multilevel"/>
     <w:tmpl w:val="B846D7F6"/>
@@ -37164,7 +39142,7 @@
       </w:rPr>
     </w:lvl>
   </w:abstractNum>
-  <w:abstractNum w:abstractNumId="45" w15:restartNumberingAfterBreak="0">
+  <w:abstractNum w:abstractNumId="46" w15:restartNumberingAfterBreak="0">
     <w:nsid w:val="4B7F7EEC"/>
     <w:multiLevelType w:val="multilevel"/>
     <w:tmpl w:val="EF0C3664"/>
@@ -37313,7 +39291,7 @@
       </w:rPr>
     </w:lvl>
   </w:abstractNum>
-  <w:abstractNum w:abstractNumId="46" w15:restartNumberingAfterBreak="0">
+  <w:abstractNum w:abstractNumId="47" w15:restartNumberingAfterBreak="0">
     <w:nsid w:val="4F3157BB"/>
     <w:multiLevelType w:val="multilevel"/>
     <w:tmpl w:val="F01A9C30"/>
@@ -37462,7 +39440,7 @@
       </w:rPr>
     </w:lvl>
   </w:abstractNum>
-  <w:abstractNum w:abstractNumId="47" w15:restartNumberingAfterBreak="0">
+  <w:abstractNum w:abstractNumId="48" w15:restartNumberingAfterBreak="0">
     <w:nsid w:val="4F3C72D3"/>
     <w:multiLevelType w:val="multilevel"/>
     <w:tmpl w:val="BD04BA98"/>
@@ -37611,7 +39589,7 @@
       </w:rPr>
     </w:lvl>
   </w:abstractNum>
-  <w:abstractNum w:abstractNumId="48" w15:restartNumberingAfterBreak="0">
+  <w:abstractNum w:abstractNumId="49" w15:restartNumberingAfterBreak="0">
     <w:nsid w:val="4F9F51A2"/>
     <w:multiLevelType w:val="multilevel"/>
     <w:tmpl w:val="EE664E8A"/>
@@ -37760,7 +39738,7 @@
       </w:rPr>
     </w:lvl>
   </w:abstractNum>
-  <w:abstractNum w:abstractNumId="49" w15:restartNumberingAfterBreak="0">
+  <w:abstractNum w:abstractNumId="50" w15:restartNumberingAfterBreak="0">
     <w:nsid w:val="4FA240B5"/>
     <w:multiLevelType w:val="multilevel"/>
     <w:tmpl w:val="500C43B4"/>
@@ -37909,7 +39887,7 @@
       </w:rPr>
     </w:lvl>
   </w:abstractNum>
-  <w:abstractNum w:abstractNumId="50" w15:restartNumberingAfterBreak="0">
+  <w:abstractNum w:abstractNumId="51" w15:restartNumberingAfterBreak="0">
     <w:nsid w:val="54B600C7"/>
     <w:multiLevelType w:val="multilevel"/>
     <w:tmpl w:val="E4FE90FA"/>
@@ -38058,7 +40036,7 @@
       </w:rPr>
     </w:lvl>
   </w:abstractNum>
-  <w:abstractNum w:abstractNumId="51" w15:restartNumberingAfterBreak="0">
+  <w:abstractNum w:abstractNumId="52" w15:restartNumberingAfterBreak="0">
     <w:nsid w:val="57BE6262"/>
     <w:multiLevelType w:val="multilevel"/>
     <w:tmpl w:val="4A0642D8"/>
@@ -38207,7 +40185,7 @@
       </w:rPr>
     </w:lvl>
   </w:abstractNum>
-  <w:abstractNum w:abstractNumId="52" w15:restartNumberingAfterBreak="0">
+  <w:abstractNum w:abstractNumId="53" w15:restartNumberingAfterBreak="0">
     <w:nsid w:val="591B1810"/>
     <w:multiLevelType w:val="hybridMultilevel"/>
     <w:tmpl w:val="B660F112"/>
@@ -38320,7 +40298,7 @@
       </w:rPr>
     </w:lvl>
   </w:abstractNum>
-  <w:abstractNum w:abstractNumId="53" w15:restartNumberingAfterBreak="0">
+  <w:abstractNum w:abstractNumId="54" w15:restartNumberingAfterBreak="0">
     <w:nsid w:val="5A4E2AE1"/>
     <w:multiLevelType w:val="multilevel"/>
     <w:tmpl w:val="8C3AF90A"/>
@@ -38469,7 +40447,7 @@
       </w:rPr>
     </w:lvl>
   </w:abstractNum>
-  <w:abstractNum w:abstractNumId="54" w15:restartNumberingAfterBreak="0">
+  <w:abstractNum w:abstractNumId="55" w15:restartNumberingAfterBreak="0">
     <w:nsid w:val="5A6C232A"/>
     <w:multiLevelType w:val="multilevel"/>
     <w:tmpl w:val="631CA20E"/>
@@ -38618,7 +40596,7 @@
       </w:rPr>
     </w:lvl>
   </w:abstractNum>
-  <w:abstractNum w:abstractNumId="55" w15:restartNumberingAfterBreak="0">
+  <w:abstractNum w:abstractNumId="56" w15:restartNumberingAfterBreak="0">
     <w:nsid w:val="5B790BEC"/>
     <w:multiLevelType w:val="multilevel"/>
     <w:tmpl w:val="FF9CB7B4"/>
@@ -38767,7 +40745,7 @@
       </w:rPr>
     </w:lvl>
   </w:abstractNum>
-  <w:abstractNum w:abstractNumId="56" w15:restartNumberingAfterBreak="0">
+  <w:abstractNum w:abstractNumId="57" w15:restartNumberingAfterBreak="0">
     <w:nsid w:val="60FF5E70"/>
     <w:multiLevelType w:val="multilevel"/>
     <w:tmpl w:val="8DAEE12A"/>
@@ -38916,7 +40894,7 @@
       </w:rPr>
     </w:lvl>
   </w:abstractNum>
-  <w:abstractNum w:abstractNumId="57" w15:restartNumberingAfterBreak="0">
+  <w:abstractNum w:abstractNumId="58" w15:restartNumberingAfterBreak="0">
     <w:nsid w:val="62732841"/>
     <w:multiLevelType w:val="multilevel"/>
     <w:tmpl w:val="EF008A94"/>
@@ -39065,7 +41043,7 @@
       </w:rPr>
     </w:lvl>
   </w:abstractNum>
-  <w:abstractNum w:abstractNumId="58" w15:restartNumberingAfterBreak="0">
+  <w:abstractNum w:abstractNumId="59" w15:restartNumberingAfterBreak="0">
     <w:nsid w:val="62A05857"/>
     <w:multiLevelType w:val="multilevel"/>
     <w:tmpl w:val="7FB6F4CA"/>
@@ -39214,7 +41192,7 @@
       </w:rPr>
     </w:lvl>
   </w:abstractNum>
-  <w:abstractNum w:abstractNumId="59" w15:restartNumberingAfterBreak="0">
+  <w:abstractNum w:abstractNumId="60" w15:restartNumberingAfterBreak="0">
     <w:nsid w:val="6C764863"/>
     <w:multiLevelType w:val="multilevel"/>
     <w:tmpl w:val="6B5074FC"/>
@@ -39363,7 +41341,7 @@
       </w:rPr>
     </w:lvl>
   </w:abstractNum>
-  <w:abstractNum w:abstractNumId="60" w15:restartNumberingAfterBreak="0">
+  <w:abstractNum w:abstractNumId="61" w15:restartNumberingAfterBreak="0">
     <w:nsid w:val="6C77511E"/>
     <w:multiLevelType w:val="multilevel"/>
     <w:tmpl w:val="53A69FD2"/>
@@ -39476,7 +41454,7 @@
       </w:pPr>
     </w:lvl>
   </w:abstractNum>
-  <w:abstractNum w:abstractNumId="61" w15:restartNumberingAfterBreak="0">
+  <w:abstractNum w:abstractNumId="62" w15:restartNumberingAfterBreak="0">
     <w:nsid w:val="6CAC54A3"/>
     <w:multiLevelType w:val="multilevel"/>
     <w:tmpl w:val="7AD257A6"/>
@@ -39625,7 +41603,7 @@
       </w:rPr>
     </w:lvl>
   </w:abstractNum>
-  <w:abstractNum w:abstractNumId="62" w15:restartNumberingAfterBreak="0">
+  <w:abstractNum w:abstractNumId="63" w15:restartNumberingAfterBreak="0">
     <w:nsid w:val="6CDC041B"/>
     <w:multiLevelType w:val="multilevel"/>
     <w:tmpl w:val="43CAFD4E"/>
@@ -39774,7 +41752,7 @@
       </w:rPr>
     </w:lvl>
   </w:abstractNum>
-  <w:abstractNum w:abstractNumId="63" w15:restartNumberingAfterBreak="0">
+  <w:abstractNum w:abstractNumId="64" w15:restartNumberingAfterBreak="0">
     <w:nsid w:val="6EAA3954"/>
     <w:multiLevelType w:val="multilevel"/>
     <w:tmpl w:val="07FEF0E2"/>
@@ -39923,7 +41901,7 @@
       </w:rPr>
     </w:lvl>
   </w:abstractNum>
-  <w:abstractNum w:abstractNumId="64" w15:restartNumberingAfterBreak="0">
+  <w:abstractNum w:abstractNumId="65" w15:restartNumberingAfterBreak="0">
     <w:nsid w:val="703902C0"/>
     <w:multiLevelType w:val="multilevel"/>
     <w:tmpl w:val="231AE2B6"/>
@@ -40068,7 +42046,7 @@
       </w:rPr>
     </w:lvl>
   </w:abstractNum>
-  <w:abstractNum w:abstractNumId="65" w15:restartNumberingAfterBreak="0">
+  <w:abstractNum w:abstractNumId="66" w15:restartNumberingAfterBreak="0">
     <w:nsid w:val="70F53293"/>
     <w:multiLevelType w:val="multilevel"/>
     <w:tmpl w:val="EFFAF818"/>
@@ -40217,7 +42195,7 @@
       </w:rPr>
     </w:lvl>
   </w:abstractNum>
-  <w:abstractNum w:abstractNumId="66" w15:restartNumberingAfterBreak="0">
+  <w:abstractNum w:abstractNumId="67" w15:restartNumberingAfterBreak="0">
     <w:nsid w:val="746F1AE0"/>
     <w:multiLevelType w:val="hybridMultilevel"/>
     <w:tmpl w:val="B1AEE0C2"/>
@@ -40329,7 +42307,7 @@
       </w:rPr>
     </w:lvl>
   </w:abstractNum>
-  <w:abstractNum w:abstractNumId="67" w15:restartNumberingAfterBreak="0">
+  <w:abstractNum w:abstractNumId="68" w15:restartNumberingAfterBreak="0">
     <w:nsid w:val="78D735A0"/>
     <w:multiLevelType w:val="hybridMultilevel"/>
     <w:tmpl w:val="E54E90D6"/>
@@ -40442,7 +42420,7 @@
       </w:rPr>
     </w:lvl>
   </w:abstractNum>
-  <w:abstractNum w:abstractNumId="68" w15:restartNumberingAfterBreak="0">
+  <w:abstractNum w:abstractNumId="69" w15:restartNumberingAfterBreak="0">
     <w:nsid w:val="79D700D1"/>
     <w:multiLevelType w:val="hybridMultilevel"/>
     <w:tmpl w:val="247AAF28"/>
@@ -40555,7 +42533,7 @@
       </w:rPr>
     </w:lvl>
   </w:abstractNum>
-  <w:abstractNum w:abstractNumId="69" w15:restartNumberingAfterBreak="0">
+  <w:abstractNum w:abstractNumId="70" w15:restartNumberingAfterBreak="0">
     <w:nsid w:val="7F0B19E3"/>
     <w:multiLevelType w:val="multilevel"/>
     <w:tmpl w:val="A2786608"/>
@@ -40669,214 +42647,217 @@
     </w:lvl>
   </w:abstractNum>
   <w:num w:numId="1" w16cid:durableId="1546410138">
-    <w:abstractNumId w:val="18"/>
+    <w:abstractNumId w:val="19"/>
   </w:num>
   <w:num w:numId="2" w16cid:durableId="2028093873">
+    <w:abstractNumId w:val="58"/>
+  </w:num>
+  <w:num w:numId="3" w16cid:durableId="1747415285">
+    <w:abstractNumId w:val="62"/>
+  </w:num>
+  <w:num w:numId="4" w16cid:durableId="829637593">
+    <w:abstractNumId w:val="28"/>
+  </w:num>
+  <w:num w:numId="5" w16cid:durableId="119346951">
+    <w:abstractNumId w:val="14"/>
+  </w:num>
+  <w:num w:numId="6" w16cid:durableId="56902164">
+    <w:abstractNumId w:val="34"/>
+  </w:num>
+  <w:num w:numId="7" w16cid:durableId="13190048">
+    <w:abstractNumId w:val="42"/>
+  </w:num>
+  <w:num w:numId="8" w16cid:durableId="1305550356">
+    <w:abstractNumId w:val="5"/>
+  </w:num>
+  <w:num w:numId="9" w16cid:durableId="1238707728">
+    <w:abstractNumId w:val="6"/>
+  </w:num>
+  <w:num w:numId="10" w16cid:durableId="287663536">
+    <w:abstractNumId w:val="56"/>
+  </w:num>
+  <w:num w:numId="11" w16cid:durableId="1141114392">
     <w:abstractNumId w:val="57"/>
   </w:num>
-  <w:num w:numId="3" w16cid:durableId="1747415285">
-    <w:abstractNumId w:val="61"/>
-  </w:num>
-  <w:num w:numId="4" w16cid:durableId="829637593">
-    <w:abstractNumId w:val="27"/>
-  </w:num>
-  <w:num w:numId="5" w16cid:durableId="119346951">
-    <w:abstractNumId w:val="13"/>
-  </w:num>
-  <w:num w:numId="6" w16cid:durableId="56902164">
-    <w:abstractNumId w:val="33"/>
-  </w:num>
-  <w:num w:numId="7" w16cid:durableId="13190048">
-    <w:abstractNumId w:val="41"/>
-  </w:num>
-  <w:num w:numId="8" w16cid:durableId="1305550356">
-    <w:abstractNumId w:val="4"/>
-  </w:num>
-  <w:num w:numId="9" w16cid:durableId="1238707728">
-    <w:abstractNumId w:val="5"/>
-  </w:num>
-  <w:num w:numId="10" w16cid:durableId="287663536">
-    <w:abstractNumId w:val="55"/>
-  </w:num>
-  <w:num w:numId="11" w16cid:durableId="1141114392">
-    <w:abstractNumId w:val="56"/>
-  </w:num>
   <w:num w:numId="12" w16cid:durableId="877398857">
-    <w:abstractNumId w:val="65"/>
+    <w:abstractNumId w:val="66"/>
   </w:num>
   <w:num w:numId="13" w16cid:durableId="1613786001">
-    <w:abstractNumId w:val="22"/>
+    <w:abstractNumId w:val="23"/>
   </w:num>
   <w:num w:numId="14" w16cid:durableId="1144616293">
-    <w:abstractNumId w:val="59"/>
+    <w:abstractNumId w:val="60"/>
   </w:num>
   <w:num w:numId="15" w16cid:durableId="1761755712">
     <w:abstractNumId w:val="1"/>
   </w:num>
   <w:num w:numId="16" w16cid:durableId="1841893088">
+    <w:abstractNumId w:val="48"/>
+  </w:num>
+  <w:num w:numId="17" w16cid:durableId="594289228">
     <w:abstractNumId w:val="47"/>
   </w:num>
-  <w:num w:numId="17" w16cid:durableId="594289228">
-    <w:abstractNumId w:val="46"/>
-  </w:num>
   <w:num w:numId="18" w16cid:durableId="1731612375">
-    <w:abstractNumId w:val="60"/>
+    <w:abstractNumId w:val="61"/>
   </w:num>
   <w:num w:numId="19" w16cid:durableId="1225599264">
-    <w:abstractNumId w:val="58"/>
+    <w:abstractNumId w:val="59"/>
   </w:num>
   <w:num w:numId="20" w16cid:durableId="339504294">
+    <w:abstractNumId w:val="11"/>
+  </w:num>
+  <w:num w:numId="21" w16cid:durableId="897784908">
+    <w:abstractNumId w:val="16"/>
+  </w:num>
+  <w:num w:numId="22" w16cid:durableId="1728529296">
+    <w:abstractNumId w:val="12"/>
+  </w:num>
+  <w:num w:numId="23" w16cid:durableId="1249189328">
+    <w:abstractNumId w:val="43"/>
+  </w:num>
+  <w:num w:numId="24" w16cid:durableId="803735501">
+    <w:abstractNumId w:val="63"/>
+  </w:num>
+  <w:num w:numId="25" w16cid:durableId="1521579495">
+    <w:abstractNumId w:val="70"/>
+  </w:num>
+  <w:num w:numId="26" w16cid:durableId="1320498495">
+    <w:abstractNumId w:val="7"/>
+  </w:num>
+  <w:num w:numId="27" w16cid:durableId="473985580">
+    <w:abstractNumId w:val="18"/>
+  </w:num>
+  <w:num w:numId="28" w16cid:durableId="927886681">
+    <w:abstractNumId w:val="51"/>
+  </w:num>
+  <w:num w:numId="29" w16cid:durableId="954410247">
+    <w:abstractNumId w:val="45"/>
+  </w:num>
+  <w:num w:numId="30" w16cid:durableId="336228550">
+    <w:abstractNumId w:val="44"/>
+  </w:num>
+  <w:num w:numId="31" w16cid:durableId="576676210">
+    <w:abstractNumId w:val="32"/>
+  </w:num>
+  <w:num w:numId="32" w16cid:durableId="280888760">
+    <w:abstractNumId w:val="17"/>
+  </w:num>
+  <w:num w:numId="33" w16cid:durableId="957687464">
+    <w:abstractNumId w:val="9"/>
+  </w:num>
+  <w:num w:numId="34" w16cid:durableId="1087728051">
+    <w:abstractNumId w:val="54"/>
+  </w:num>
+  <w:num w:numId="35" w16cid:durableId="1724677559">
+    <w:abstractNumId w:val="52"/>
+  </w:num>
+  <w:num w:numId="36" w16cid:durableId="605960978">
+    <w:abstractNumId w:val="37"/>
+  </w:num>
+  <w:num w:numId="37" w16cid:durableId="1438866717">
+    <w:abstractNumId w:val="13"/>
+  </w:num>
+  <w:num w:numId="38" w16cid:durableId="1185094457">
+    <w:abstractNumId w:val="26"/>
+  </w:num>
+  <w:num w:numId="39" w16cid:durableId="1683849164">
+    <w:abstractNumId w:val="8"/>
+  </w:num>
+  <w:num w:numId="40" w16cid:durableId="284505759">
+    <w:abstractNumId w:val="38"/>
+  </w:num>
+  <w:num w:numId="41" w16cid:durableId="255871168">
+    <w:abstractNumId w:val="27"/>
+  </w:num>
+  <w:num w:numId="42" w16cid:durableId="1696614451">
+    <w:abstractNumId w:val="50"/>
+  </w:num>
+  <w:num w:numId="43" w16cid:durableId="2082407863">
+    <w:abstractNumId w:val="29"/>
+  </w:num>
+  <w:num w:numId="44" w16cid:durableId="336543712">
     <w:abstractNumId w:val="10"/>
   </w:num>
-  <w:num w:numId="21" w16cid:durableId="897784908">
-    <w:abstractNumId w:val="15"/>
-  </w:num>
-  <w:num w:numId="22" w16cid:durableId="1728529296">
-    <w:abstractNumId w:val="11"/>
-  </w:num>
-  <w:num w:numId="23" w16cid:durableId="1249189328">
-    <w:abstractNumId w:val="42"/>
-  </w:num>
-  <w:num w:numId="24" w16cid:durableId="803735501">
-    <w:abstractNumId w:val="62"/>
-  </w:num>
-  <w:num w:numId="25" w16cid:durableId="1521579495">
-    <w:abstractNumId w:val="69"/>
-  </w:num>
-  <w:num w:numId="26" w16cid:durableId="1320498495">
-    <w:abstractNumId w:val="6"/>
-  </w:num>
-  <w:num w:numId="27" w16cid:durableId="473985580">
-    <w:abstractNumId w:val="17"/>
-  </w:num>
-  <w:num w:numId="28" w16cid:durableId="927886681">
-    <w:abstractNumId w:val="50"/>
-  </w:num>
-  <w:num w:numId="29" w16cid:durableId="954410247">
-    <w:abstractNumId w:val="44"/>
-  </w:num>
-  <w:num w:numId="30" w16cid:durableId="336228550">
-    <w:abstractNumId w:val="43"/>
-  </w:num>
-  <w:num w:numId="31" w16cid:durableId="576676210">
-    <w:abstractNumId w:val="31"/>
-  </w:num>
-  <w:num w:numId="32" w16cid:durableId="280888760">
-    <w:abstractNumId w:val="16"/>
-  </w:num>
-  <w:num w:numId="33" w16cid:durableId="957687464">
-    <w:abstractNumId w:val="8"/>
-  </w:num>
-  <w:num w:numId="34" w16cid:durableId="1087728051">
-    <w:abstractNumId w:val="53"/>
-  </w:num>
-  <w:num w:numId="35" w16cid:durableId="1724677559">
-    <w:abstractNumId w:val="51"/>
-  </w:num>
-  <w:num w:numId="36" w16cid:durableId="605960978">
-    <w:abstractNumId w:val="36"/>
-  </w:num>
-  <w:num w:numId="37" w16cid:durableId="1438866717">
-    <w:abstractNumId w:val="12"/>
-  </w:num>
-  <w:num w:numId="38" w16cid:durableId="1185094457">
-    <w:abstractNumId w:val="25"/>
-  </w:num>
-  <w:num w:numId="39" w16cid:durableId="1683849164">
-    <w:abstractNumId w:val="7"/>
-  </w:num>
-  <w:num w:numId="40" w16cid:durableId="284505759">
-    <w:abstractNumId w:val="37"/>
-  </w:num>
-  <w:num w:numId="41" w16cid:durableId="255871168">
-    <w:abstractNumId w:val="26"/>
-  </w:num>
-  <w:num w:numId="42" w16cid:durableId="1696614451">
-    <w:abstractNumId w:val="49"/>
-  </w:num>
-  <w:num w:numId="43" w16cid:durableId="2082407863">
-    <w:abstractNumId w:val="28"/>
-  </w:num>
-  <w:num w:numId="44" w16cid:durableId="336543712">
-    <w:abstractNumId w:val="9"/>
-  </w:num>
   <w:num w:numId="45" w16cid:durableId="1701668231">
-    <w:abstractNumId w:val="63"/>
+    <w:abstractNumId w:val="64"/>
   </w:num>
   <w:num w:numId="46" w16cid:durableId="1811049473">
-    <w:abstractNumId w:val="34"/>
+    <w:abstractNumId w:val="35"/>
   </w:num>
   <w:num w:numId="47" w16cid:durableId="1017082420">
     <w:abstractNumId w:val="0"/>
   </w:num>
   <w:num w:numId="48" w16cid:durableId="2133016567">
-    <w:abstractNumId w:val="30"/>
+    <w:abstractNumId w:val="31"/>
   </w:num>
   <w:num w:numId="49" w16cid:durableId="48651269">
     <w:abstractNumId w:val="2"/>
   </w:num>
   <w:num w:numId="50" w16cid:durableId="309287956">
-    <w:abstractNumId w:val="45"/>
+    <w:abstractNumId w:val="46"/>
   </w:num>
   <w:num w:numId="51" w16cid:durableId="1661498260">
-    <w:abstractNumId w:val="35"/>
+    <w:abstractNumId w:val="36"/>
   </w:num>
   <w:num w:numId="52" w16cid:durableId="1691367948">
-    <w:abstractNumId w:val="19"/>
+    <w:abstractNumId w:val="20"/>
   </w:num>
   <w:num w:numId="53" w16cid:durableId="713702102">
+    <w:abstractNumId w:val="41"/>
+  </w:num>
+  <w:num w:numId="54" w16cid:durableId="925845358">
+    <w:abstractNumId w:val="55"/>
+  </w:num>
+  <w:num w:numId="55" w16cid:durableId="682628053">
+    <w:abstractNumId w:val="65"/>
+  </w:num>
+  <w:num w:numId="56" w16cid:durableId="1205799363">
+    <w:abstractNumId w:val="39"/>
+  </w:num>
+  <w:num w:numId="57" w16cid:durableId="1041589279">
+    <w:abstractNumId w:val="49"/>
+  </w:num>
+  <w:num w:numId="58" w16cid:durableId="1514951115">
     <w:abstractNumId w:val="40"/>
   </w:num>
-  <w:num w:numId="54" w16cid:durableId="925845358">
-    <w:abstractNumId w:val="54"/>
-  </w:num>
-  <w:num w:numId="55" w16cid:durableId="682628053">
-    <w:abstractNumId w:val="64"/>
-  </w:num>
-  <w:num w:numId="56" w16cid:durableId="1205799363">
-    <w:abstractNumId w:val="38"/>
-  </w:num>
-  <w:num w:numId="57" w16cid:durableId="1041589279">
-    <w:abstractNumId w:val="48"/>
-  </w:num>
-  <w:num w:numId="58" w16cid:durableId="1514951115">
-    <w:abstractNumId w:val="39"/>
-  </w:num>
   <w:num w:numId="59" w16cid:durableId="1478643639">
-    <w:abstractNumId w:val="23"/>
+    <w:abstractNumId w:val="24"/>
   </w:num>
   <w:num w:numId="60" w16cid:durableId="99691769">
-    <w:abstractNumId w:val="3"/>
+    <w:abstractNumId w:val="4"/>
   </w:num>
   <w:num w:numId="61" w16cid:durableId="1813138801">
-    <w:abstractNumId w:val="66"/>
+    <w:abstractNumId w:val="67"/>
   </w:num>
   <w:num w:numId="62" w16cid:durableId="1415275376">
-    <w:abstractNumId w:val="67"/>
+    <w:abstractNumId w:val="68"/>
   </w:num>
   <w:num w:numId="63" w16cid:durableId="723987586">
-    <w:abstractNumId w:val="24"/>
+    <w:abstractNumId w:val="25"/>
   </w:num>
   <w:num w:numId="64" w16cid:durableId="1200699618">
-    <w:abstractNumId w:val="68"/>
+    <w:abstractNumId w:val="69"/>
   </w:num>
   <w:num w:numId="65" w16cid:durableId="24067767">
-    <w:abstractNumId w:val="20"/>
+    <w:abstractNumId w:val="21"/>
   </w:num>
   <w:num w:numId="66" w16cid:durableId="926301827">
-    <w:abstractNumId w:val="52"/>
+    <w:abstractNumId w:val="53"/>
   </w:num>
   <w:num w:numId="67" w16cid:durableId="191042781">
-    <w:abstractNumId w:val="21"/>
+    <w:abstractNumId w:val="22"/>
   </w:num>
   <w:num w:numId="68" w16cid:durableId="1078288724">
-    <w:abstractNumId w:val="14"/>
+    <w:abstractNumId w:val="15"/>
   </w:num>
   <w:num w:numId="69" w16cid:durableId="1322392194">
-    <w:abstractNumId w:val="29"/>
+    <w:abstractNumId w:val="30"/>
   </w:num>
   <w:num w:numId="70" w16cid:durableId="1942444365">
-    <w:abstractNumId w:val="32"/>
+    <w:abstractNumId w:val="33"/>
+  </w:num>
+  <w:num w:numId="71" w16cid:durableId="1492714168">
+    <w:abstractNumId w:val="3"/>
   </w:num>
 </w:numbering>
 </file>

--- a/Tiểu luận.docx
+++ b/Tiểu luận.docx
@@ -2,11 +2,954 @@
 <file path=word/document.xml><?xml version="1.0" encoding="utf-8"?>
 <w:document xmlns:wpc="http://schemas.microsoft.com/office/word/2010/wordprocessingCanvas" xmlns:cx="http://schemas.microsoft.com/office/drawing/2014/chartex" xmlns:cx1="http://schemas.microsoft.com/office/drawing/2015/9/8/chartex" xmlns:cx2="http://schemas.microsoft.com/office/drawing/2015/10/21/chartex" xmlns:cx3="http://schemas.microsoft.com/office/drawing/2016/5/9/chartex" xmlns:cx4="http://schemas.microsoft.com/office/drawing/2016/5/10/chartex" xmlns:cx5="http://schemas.microsoft.com/office/drawing/2016/5/11/chartex" xmlns:cx6="http://schemas.microsoft.com/office/drawing/2016/5/12/chartex" xmlns:cx7="http://schemas.microsoft.com/office/drawing/2016/5/13/chartex" xmlns:cx8="http://schemas.microsoft.com/office/drawing/2016/5/14/chartex" xmlns:mc="http://schemas.openxmlformats.org/markup-compatibility/2006" xmlns:aink="http://schemas.microsoft.com/office/drawing/2016/ink" xmlns:am3d="http://schemas.microsoft.com/office/drawing/2017/model3d" xmlns:o="urn:schemas-microsoft-com:office:office" xmlns:oel="http://schemas.microsoft.com/office/2019/extlst" xmlns:r="http://schemas.openxmlformats.org/officeDocument/2006/relationships" xmlns:m="http://schemas.openxmlformats.org/officeDocument/2006/math" xmlns:v="urn:schemas-microsoft-com:vml" xmlns:wp14="http://schemas.microsoft.com/office/word/2010/wordprocessingDrawing" xmlns:wp="http://schemas.openxmlformats.org/drawingml/2006/wordprocessingDrawing" xmlns:w10="urn:schemas-microsoft-com:office:word" xmlns:w="http://schemas.openxmlformats.org/wordprocessingml/2006/main" xmlns:w14="http://schemas.microsoft.com/office/word/2010/wordml" xmlns:w15="http://schemas.microsoft.com/office/word/2012/wordml" xmlns:w16cex="http://schemas.microsoft.com/office/word/2018/wordml/cex" xmlns:w16cid="http://schemas.microsoft.com/office/word/2016/wordml/cid" xmlns:w16="http://schemas.microsoft.com/office/word/2018/wordml" xmlns:w16du="http://schemas.microsoft.com/office/word/2023/wordml/word16du" xmlns:w16sdtdh="http://schemas.microsoft.com/office/word/2020/wordml/sdtdatahash" xmlns:w16sdtfl="http://schemas.microsoft.com/office/word/2024/wordml/sdtformatlock" xmlns:w16se="http://schemas.microsoft.com/office/word/2015/wordml/symex" xmlns:wpg="http://schemas.microsoft.com/office/word/2010/wordprocessingGroup" xmlns:wpi="http://schemas.microsoft.com/office/word/2010/wordprocessingInk" xmlns:wne="http://schemas.microsoft.com/office/word/2006/wordml" xmlns:wps="http://schemas.microsoft.com/office/word/2010/wordprocessingShape" mc:Ignorable="w14 w15 w16se w16cid w16 w16cex w16sdtdh w16sdtfl w16du wp14">
   <w:body>
+    <w:p>
+      <w:pPr>
+        <w:spacing w:line="360" w:lineRule="auto"/>
+        <w:jc w:val="center"/>
+        <w:rPr>
+          <w:rFonts w:ascii="Times New Roman" w:eastAsia="Times New Roman" w:hAnsi="Times New Roman" w:cs="Times New Roman"/>
+          <w:b/>
+          <w:sz w:val="26"/>
+          <w:szCs w:val="26"/>
+        </w:rPr>
+      </w:pPr>
+      <w:r>
+        <w:rPr>
+          <w:rFonts w:ascii="Times New Roman" w:eastAsia="Times New Roman" w:hAnsi="Times New Roman" w:cs="Times New Roman"/>
+          <w:b/>
+          <w:sz w:val="26"/>
+          <w:szCs w:val="26"/>
+        </w:rPr>
+        <w:t>TRƯỜNG ĐẠI HỌC ĐÀ LẠT</w:t>
+      </w:r>
+      <w:r>
+        <w:rPr>
+          <w:noProof/>
+        </w:rPr>
+        <mc:AlternateContent>
+          <mc:Choice Requires="wps">
+            <w:drawing>
+              <wp:anchor distT="0" distB="0" distL="0" distR="0" simplePos="0" relativeHeight="251659264" behindDoc="1" locked="0" layoutInCell="1" hidden="0" allowOverlap="1" wp14:anchorId="23522BFD" wp14:editId="226E4E85">
+                <wp:simplePos x="0" y="0"/>
+                <wp:positionH relativeFrom="column">
+                  <wp:posOffset>-101599</wp:posOffset>
+                </wp:positionH>
+                <wp:positionV relativeFrom="paragraph">
+                  <wp:posOffset>-419099</wp:posOffset>
+                </wp:positionV>
+                <wp:extent cx="5890351" cy="8647218"/>
+                <wp:effectExtent l="0" t="0" r="0" b="0"/>
+                <wp:wrapNone/>
+                <wp:docPr id="2138032972" name="Rectangle 2138032972"/>
+                <wp:cNvGraphicFramePr/>
+                <a:graphic xmlns:a="http://schemas.openxmlformats.org/drawingml/2006/main">
+                  <a:graphicData uri="http://schemas.microsoft.com/office/word/2010/wordprocessingShape">
+                    <wps:wsp>
+                      <wps:cNvSpPr/>
+                      <wps:spPr>
+                        <a:xfrm>
+                          <a:off x="2407175" y="0"/>
+                          <a:ext cx="5877651" cy="7560000"/>
+                        </a:xfrm>
+                        <a:prstGeom prst="rect">
+                          <a:avLst/>
+                        </a:prstGeom>
+                        <a:noFill/>
+                        <a:ln w="12700" cap="flat" cmpd="sng">
+                          <a:solidFill>
+                            <a:schemeClr val="dk1"/>
+                          </a:solidFill>
+                          <a:prstDash val="solid"/>
+                          <a:miter lim="800000"/>
+                          <a:headEnd type="none" w="sm" len="sm"/>
+                          <a:tailEnd type="none" w="sm" len="sm"/>
+                        </a:ln>
+                      </wps:spPr>
+                      <wps:txbx>
+                        <w:txbxContent>
+                          <w:p>
+                            <w:pPr>
+                              <w:spacing w:line="258" w:lineRule="auto"/>
+                              <w:ind w:left="-141" w:right="-91" w:hanging="141"/>
+                              <w:jc w:val="center"/>
+                              <w:textDirection w:val="btLr"/>
+                            </w:pPr>
+                          </w:p>
+                        </w:txbxContent>
+                      </wps:txbx>
+                      <wps:bodyPr spcFirstLastPara="1" wrap="square" lIns="91425" tIns="45700" rIns="91425" bIns="45700" anchor="ctr" anchorCtr="0">
+                        <a:noAutofit/>
+                      </wps:bodyPr>
+                    </wps:wsp>
+                  </a:graphicData>
+                </a:graphic>
+              </wp:anchor>
+            </w:drawing>
+          </mc:Choice>
+          <mc:Fallback>
+            <w:pict>
+              <v:rect w14:anchorId="23522BFD" id="Rectangle 2138032972" o:spid="_x0000_s1026" style="position:absolute;left:0;text-align:left;margin-left:-8pt;margin-top:-33pt;width:463.8pt;height:680.9pt;z-index:-251657216;visibility:visible;mso-wrap-style:square;mso-wrap-distance-left:0;mso-wrap-distance-top:0;mso-wrap-distance-right:0;mso-wrap-distance-bottom:0;mso-position-horizontal:absolute;mso-position-horizontal-relative:text;mso-position-vertical:absolute;mso-position-vertical-relative:text;v-text-anchor:middle" o:gfxdata="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" filled="f" strokecolor="black [3200]" strokeweight="1pt">
+                <v:stroke startarrowwidth="narrow" startarrowlength="short" endarrowwidth="narrow" endarrowlength="short"/>
+                <v:textbox inset="2.53958mm,1.2694mm,2.53958mm,1.2694mm">
+                  <w:txbxContent>
+                    <w:p>
+                      <w:pPr>
+                        <w:spacing w:line="258" w:lineRule="auto"/>
+                        <w:ind w:left="-141" w:right="-91" w:hanging="141"/>
+                        <w:jc w:val="center"/>
+                        <w:textDirection w:val="btLr"/>
+                      </w:pPr>
+                    </w:p>
+                  </w:txbxContent>
+                </v:textbox>
+              </v:rect>
+            </w:pict>
+          </mc:Fallback>
+        </mc:AlternateContent>
+      </w:r>
+    </w:p>
+    <w:p>
+      <w:pPr>
+        <w:spacing w:line="360" w:lineRule="auto"/>
+        <w:jc w:val="center"/>
+        <w:rPr>
+          <w:rFonts w:ascii="Times New Roman" w:eastAsia="Times New Roman" w:hAnsi="Times New Roman" w:cs="Times New Roman"/>
+          <w:b/>
+          <w:sz w:val="26"/>
+          <w:szCs w:val="26"/>
+        </w:rPr>
+      </w:pPr>
+      <w:r>
+        <w:rPr>
+          <w:rFonts w:ascii="Times New Roman" w:eastAsia="Times New Roman" w:hAnsi="Times New Roman" w:cs="Times New Roman"/>
+          <w:b/>
+          <w:sz w:val="26"/>
+          <w:szCs w:val="26"/>
+        </w:rPr>
+        <w:t>KHOA CÔNG NGHỆ THÔNG TIN</w:t>
+      </w:r>
+    </w:p>
+    <w:p>
+      <w:pPr>
+        <w:spacing w:line="360" w:lineRule="auto"/>
+        <w:jc w:val="center"/>
+        <w:rPr>
+          <w:rFonts w:ascii="Times New Roman" w:eastAsia="Times New Roman" w:hAnsi="Times New Roman" w:cs="Times New Roman"/>
+          <w:b/>
+          <w:sz w:val="26"/>
+          <w:szCs w:val="26"/>
+        </w:rPr>
+      </w:pPr>
+    </w:p>
+    <w:p>
+      <w:pPr>
+        <w:spacing w:line="360" w:lineRule="auto"/>
+        <w:jc w:val="center"/>
+        <w:rPr>
+          <w:rFonts w:ascii="Times New Roman" w:eastAsia="Times New Roman" w:hAnsi="Times New Roman" w:cs="Times New Roman"/>
+          <w:b/>
+          <w:sz w:val="26"/>
+          <w:szCs w:val="26"/>
+        </w:rPr>
+      </w:pPr>
+    </w:p>
+    <w:p>
+      <w:pPr>
+        <w:spacing w:line="360" w:lineRule="auto"/>
+        <w:jc w:val="center"/>
+        <w:rPr>
+          <w:rFonts w:ascii="Times New Roman" w:eastAsia="Times New Roman" w:hAnsi="Times New Roman" w:cs="Times New Roman"/>
+          <w:b/>
+          <w:sz w:val="26"/>
+          <w:szCs w:val="26"/>
+        </w:rPr>
+      </w:pPr>
+      <w:r>
+        <w:rPr>
+          <w:noProof/>
+        </w:rPr>
+        <w:drawing>
+          <wp:inline distT="0" distB="0" distL="0" distR="0" wp14:anchorId="7CC71456" wp14:editId="7C642724">
+            <wp:extent cx="1243093" cy="1244497"/>
+            <wp:effectExtent l="0" t="0" r="0" b="0"/>
+            <wp:docPr id="2138033021" name="image41.jpg" descr="Kết quả hình ảnh cho lo go truong dai hoc da lat"/>
+            <wp:cNvGraphicFramePr/>
+            <a:graphic xmlns:a="http://schemas.openxmlformats.org/drawingml/2006/main">
+              <a:graphicData uri="http://schemas.openxmlformats.org/drawingml/2006/picture">
+                <pic:pic xmlns:pic="http://schemas.openxmlformats.org/drawingml/2006/picture">
+                  <pic:nvPicPr>
+                    <pic:cNvPr id="0" name="image41.jpg" descr="Kết quả hình ảnh cho lo go truong dai hoc da lat"/>
+                    <pic:cNvPicPr preferRelativeResize="0"/>
+                  </pic:nvPicPr>
+                  <pic:blipFill>
+                    <a:blip r:embed="rId8"/>
+                    <a:srcRect/>
+                    <a:stretch>
+                      <a:fillRect/>
+                    </a:stretch>
+                  </pic:blipFill>
+                  <pic:spPr>
+                    <a:xfrm>
+                      <a:off x="0" y="0"/>
+                      <a:ext cx="1243093" cy="1244497"/>
+                    </a:xfrm>
+                    <a:prstGeom prst="rect">
+                      <a:avLst/>
+                    </a:prstGeom>
+                    <a:ln/>
+                  </pic:spPr>
+                </pic:pic>
+              </a:graphicData>
+            </a:graphic>
+          </wp:inline>
+        </w:drawing>
+      </w:r>
+    </w:p>
+    <w:p>
+      <w:pPr>
+        <w:spacing w:line="360" w:lineRule="auto"/>
+        <w:jc w:val="center"/>
+        <w:rPr>
+          <w:rFonts w:ascii="Times New Roman" w:eastAsia="Times New Roman" w:hAnsi="Times New Roman" w:cs="Times New Roman"/>
+          <w:b/>
+          <w:sz w:val="26"/>
+          <w:szCs w:val="26"/>
+        </w:rPr>
+      </w:pPr>
+      <w:r>
+        <w:rPr>
+          <w:rFonts w:ascii="Times New Roman" w:eastAsia="Times New Roman" w:hAnsi="Times New Roman" w:cs="Times New Roman"/>
+          <w:b/>
+          <w:sz w:val="26"/>
+          <w:szCs w:val="26"/>
+        </w:rPr>
+        <w:t xml:space="preserve">BÁO CÁO </w:t>
+      </w:r>
+      <w:r>
+        <w:rPr>
+          <w:rFonts w:ascii="Times New Roman" w:eastAsia="Times New Roman" w:hAnsi="Times New Roman" w:cs="Times New Roman"/>
+          <w:b/>
+          <w:sz w:val="26"/>
+          <w:szCs w:val="26"/>
+        </w:rPr>
+        <w:t>TIỂU LUẬN</w:t>
+      </w:r>
+    </w:p>
+    <w:p>
+      <w:pPr>
+        <w:spacing w:line="360" w:lineRule="auto"/>
+        <w:jc w:val="center"/>
+        <w:rPr>
+          <w:rFonts w:ascii="Times New Roman" w:eastAsia="Times New Roman" w:hAnsi="Times New Roman" w:cs="Times New Roman"/>
+          <w:b/>
+          <w:sz w:val="26"/>
+          <w:szCs w:val="26"/>
+        </w:rPr>
+      </w:pPr>
+      <w:r>
+        <w:rPr>
+          <w:rFonts w:ascii="Times New Roman" w:eastAsia="Times New Roman" w:hAnsi="Times New Roman" w:cs="Times New Roman"/>
+          <w:b/>
+          <w:sz w:val="26"/>
+          <w:szCs w:val="26"/>
+        </w:rPr>
+        <w:t>HỌC PHẦN: CÔNG NGHỆ PHẦN MỀM</w:t>
+      </w:r>
+    </w:p>
+    <w:p>
+      <w:pPr>
+        <w:spacing w:line="360" w:lineRule="auto"/>
+        <w:jc w:val="center"/>
+        <w:rPr>
+          <w:rFonts w:ascii="Times New Roman" w:eastAsia="Times New Roman" w:hAnsi="Times New Roman" w:cs="Times New Roman"/>
+          <w:b/>
+          <w:sz w:val="26"/>
+          <w:szCs w:val="26"/>
+        </w:rPr>
+      </w:pPr>
+    </w:p>
+    <w:p>
+      <w:pPr>
+        <w:spacing w:line="360" w:lineRule="auto"/>
+        <w:jc w:val="center"/>
+        <w:rPr>
+          <w:rFonts w:ascii="Times New Roman" w:eastAsia="Times New Roman" w:hAnsi="Times New Roman" w:cs="Times New Roman"/>
+          <w:b/>
+          <w:sz w:val="26"/>
+          <w:szCs w:val="26"/>
+        </w:rPr>
+      </w:pPr>
+    </w:p>
+    <w:p>
+      <w:pPr>
+        <w:spacing w:line="360" w:lineRule="auto"/>
+        <w:jc w:val="center"/>
+        <w:rPr>
+          <w:rFonts w:ascii="Times New Roman" w:eastAsia="Times New Roman" w:hAnsi="Times New Roman" w:cs="Times New Roman"/>
+          <w:b/>
+          <w:sz w:val="26"/>
+          <w:szCs w:val="26"/>
+        </w:rPr>
+      </w:pPr>
+    </w:p>
+    <w:p>
+      <w:pPr>
+        <w:spacing w:line="360" w:lineRule="auto"/>
+        <w:ind w:left="2694"/>
+        <w:rPr>
+          <w:rFonts w:ascii="Times New Roman" w:eastAsia="Times New Roman" w:hAnsi="Times New Roman" w:cs="Times New Roman"/>
+          <w:sz w:val="26"/>
+          <w:szCs w:val="26"/>
+        </w:rPr>
+      </w:pPr>
+      <w:r>
+        <w:rPr>
+          <w:rFonts w:ascii="Times New Roman" w:eastAsia="Times New Roman" w:hAnsi="Times New Roman" w:cs="Times New Roman"/>
+          <w:sz w:val="26"/>
+          <w:szCs w:val="26"/>
+        </w:rPr>
+        <w:t>Giảng viên hướng dẫn:</w:t>
+      </w:r>
+      <w:r>
+        <w:rPr>
+          <w:rFonts w:ascii="Times New Roman" w:eastAsia="Times New Roman" w:hAnsi="Times New Roman" w:cs="Times New Roman"/>
+          <w:sz w:val="26"/>
+          <w:szCs w:val="26"/>
+        </w:rPr>
+        <w:t xml:space="preserve"> CN. Lê Gia Công</w:t>
+      </w:r>
+    </w:p>
+    <w:p>
+      <w:pPr>
+        <w:spacing w:line="360" w:lineRule="auto"/>
+        <w:ind w:left="2694"/>
+        <w:rPr>
+          <w:rFonts w:ascii="Times New Roman" w:eastAsia="Times New Roman" w:hAnsi="Times New Roman" w:cs="Times New Roman"/>
+          <w:sz w:val="26"/>
+          <w:szCs w:val="26"/>
+        </w:rPr>
+      </w:pPr>
+      <w:r>
+        <w:rPr>
+          <w:rFonts w:ascii="Times New Roman" w:eastAsia="Times New Roman" w:hAnsi="Times New Roman" w:cs="Times New Roman"/>
+          <w:sz w:val="26"/>
+          <w:szCs w:val="26"/>
+        </w:rPr>
+        <w:t xml:space="preserve">Sinh viên thực hiện:  </w:t>
+      </w:r>
+      <w:r>
+        <w:rPr>
+          <w:rFonts w:ascii="Times New Roman" w:eastAsia="Times New Roman" w:hAnsi="Times New Roman" w:cs="Times New Roman"/>
+          <w:sz w:val="26"/>
+          <w:szCs w:val="26"/>
+        </w:rPr>
+        <w:t>2312590 – Nguyễn Ngọc Trường Dân</w:t>
+      </w:r>
+    </w:p>
+    <w:p>
+      <w:pPr>
+        <w:spacing w:line="360" w:lineRule="auto"/>
+        <w:rPr>
+          <w:rFonts w:ascii="Times New Roman" w:eastAsia="Times New Roman" w:hAnsi="Times New Roman" w:cs="Times New Roman"/>
+          <w:sz w:val="26"/>
+          <w:szCs w:val="26"/>
+        </w:rPr>
+      </w:pPr>
+      <w:r>
+        <w:rPr>
+          <w:rFonts w:ascii="Times New Roman" w:eastAsia="Times New Roman" w:hAnsi="Times New Roman" w:cs="Times New Roman"/>
+          <w:sz w:val="26"/>
+          <w:szCs w:val="26"/>
+        </w:rPr>
+        <w:tab/>
+      </w:r>
+      <w:r>
+        <w:rPr>
+          <w:rFonts w:ascii="Times New Roman" w:eastAsia="Times New Roman" w:hAnsi="Times New Roman" w:cs="Times New Roman"/>
+          <w:sz w:val="26"/>
+          <w:szCs w:val="26"/>
+        </w:rPr>
+        <w:tab/>
+        <w:t xml:space="preserve">     </w:t>
+      </w:r>
+      <w:r>
+        <w:rPr>
+          <w:rFonts w:ascii="Times New Roman" w:eastAsia="Times New Roman" w:hAnsi="Times New Roman" w:cs="Times New Roman"/>
+          <w:sz w:val="26"/>
+          <w:szCs w:val="26"/>
+        </w:rPr>
+        <w:tab/>
+      </w:r>
+      <w:r>
+        <w:rPr>
+          <w:rFonts w:ascii="Times New Roman" w:eastAsia="Times New Roman" w:hAnsi="Times New Roman" w:cs="Times New Roman"/>
+          <w:sz w:val="26"/>
+          <w:szCs w:val="26"/>
+        </w:rPr>
+        <w:tab/>
+      </w:r>
+      <w:r>
+        <w:rPr>
+          <w:rFonts w:ascii="Times New Roman" w:eastAsia="Times New Roman" w:hAnsi="Times New Roman" w:cs="Times New Roman"/>
+          <w:sz w:val="26"/>
+          <w:szCs w:val="26"/>
+        </w:rPr>
+        <w:tab/>
+      </w:r>
+      <w:r>
+        <w:rPr>
+          <w:rFonts w:ascii="Times New Roman" w:eastAsia="Times New Roman" w:hAnsi="Times New Roman" w:cs="Times New Roman"/>
+          <w:sz w:val="26"/>
+          <w:szCs w:val="26"/>
+        </w:rPr>
+        <w:tab/>
+      </w:r>
+      <w:r>
+        <w:rPr>
+          <w:rFonts w:ascii="Times New Roman" w:eastAsia="Times New Roman" w:hAnsi="Times New Roman" w:cs="Times New Roman"/>
+          <w:sz w:val="26"/>
+          <w:szCs w:val="26"/>
+        </w:rPr>
+        <w:tab/>
+        <w:t xml:space="preserve"> </w:t>
+      </w:r>
+    </w:p>
+    <w:p>
+      <w:pPr>
+        <w:spacing w:line="360" w:lineRule="auto"/>
+        <w:rPr>
+          <w:rFonts w:ascii="Times New Roman" w:eastAsia="Times New Roman" w:hAnsi="Times New Roman" w:cs="Times New Roman"/>
+          <w:sz w:val="26"/>
+          <w:szCs w:val="26"/>
+        </w:rPr>
+      </w:pPr>
+      <w:r>
+        <w:rPr>
+          <w:rFonts w:ascii="Times New Roman" w:eastAsia="Times New Roman" w:hAnsi="Times New Roman" w:cs="Times New Roman"/>
+          <w:sz w:val="26"/>
+          <w:szCs w:val="26"/>
+        </w:rPr>
+        <w:tab/>
+        <w:t xml:space="preserve">   </w:t>
+      </w:r>
+      <w:r>
+        <w:rPr>
+          <w:rFonts w:ascii="Times New Roman" w:eastAsia="Times New Roman" w:hAnsi="Times New Roman" w:cs="Times New Roman"/>
+          <w:sz w:val="26"/>
+          <w:szCs w:val="26"/>
+        </w:rPr>
+        <w:tab/>
+      </w:r>
+      <w:r>
+        <w:rPr>
+          <w:rFonts w:ascii="Times New Roman" w:eastAsia="Times New Roman" w:hAnsi="Times New Roman" w:cs="Times New Roman"/>
+          <w:sz w:val="26"/>
+          <w:szCs w:val="26"/>
+        </w:rPr>
+        <w:tab/>
+      </w:r>
+      <w:r>
+        <w:rPr>
+          <w:rFonts w:ascii="Times New Roman" w:eastAsia="Times New Roman" w:hAnsi="Times New Roman" w:cs="Times New Roman"/>
+          <w:sz w:val="26"/>
+          <w:szCs w:val="26"/>
+        </w:rPr>
+        <w:tab/>
+      </w:r>
+      <w:r>
+        <w:rPr>
+          <w:rFonts w:ascii="Times New Roman" w:eastAsia="Times New Roman" w:hAnsi="Times New Roman" w:cs="Times New Roman"/>
+          <w:sz w:val="26"/>
+          <w:szCs w:val="26"/>
+        </w:rPr>
+        <w:tab/>
+      </w:r>
+      <w:r>
+        <w:rPr>
+          <w:rFonts w:ascii="Times New Roman" w:eastAsia="Times New Roman" w:hAnsi="Times New Roman" w:cs="Times New Roman"/>
+          <w:sz w:val="26"/>
+          <w:szCs w:val="26"/>
+        </w:rPr>
+        <w:tab/>
+      </w:r>
+      <w:r>
+        <w:rPr>
+          <w:rFonts w:ascii="Times New Roman" w:eastAsia="Times New Roman" w:hAnsi="Times New Roman" w:cs="Times New Roman"/>
+          <w:sz w:val="26"/>
+          <w:szCs w:val="26"/>
+        </w:rPr>
+        <w:tab/>
+        <w:t xml:space="preserve"> </w:t>
+      </w:r>
+    </w:p>
+    <w:p>
+      <w:pPr>
+        <w:spacing w:line="360" w:lineRule="auto"/>
+        <w:rPr>
+          <w:rFonts w:ascii="Times New Roman" w:eastAsia="Times New Roman" w:hAnsi="Times New Roman" w:cs="Times New Roman"/>
+          <w:sz w:val="26"/>
+          <w:szCs w:val="26"/>
+        </w:rPr>
+      </w:pPr>
+      <w:r>
+        <w:rPr>
+          <w:rFonts w:ascii="Times New Roman" w:eastAsia="Times New Roman" w:hAnsi="Times New Roman" w:cs="Times New Roman"/>
+          <w:sz w:val="26"/>
+          <w:szCs w:val="26"/>
+        </w:rPr>
+        <w:tab/>
+      </w:r>
+      <w:r>
+        <w:rPr>
+          <w:rFonts w:ascii="Times New Roman" w:eastAsia="Times New Roman" w:hAnsi="Times New Roman" w:cs="Times New Roman"/>
+          <w:sz w:val="26"/>
+          <w:szCs w:val="26"/>
+        </w:rPr>
+        <w:tab/>
+      </w:r>
+      <w:r>
+        <w:rPr>
+          <w:rFonts w:ascii="Times New Roman" w:eastAsia="Times New Roman" w:hAnsi="Times New Roman" w:cs="Times New Roman"/>
+          <w:sz w:val="26"/>
+          <w:szCs w:val="26"/>
+        </w:rPr>
+        <w:tab/>
+      </w:r>
+      <w:r>
+        <w:rPr>
+          <w:rFonts w:ascii="Times New Roman" w:eastAsia="Times New Roman" w:hAnsi="Times New Roman" w:cs="Times New Roman"/>
+          <w:sz w:val="26"/>
+          <w:szCs w:val="26"/>
+        </w:rPr>
+        <w:tab/>
+      </w:r>
+      <w:r>
+        <w:rPr>
+          <w:rFonts w:ascii="Times New Roman" w:eastAsia="Times New Roman" w:hAnsi="Times New Roman" w:cs="Times New Roman"/>
+          <w:sz w:val="26"/>
+          <w:szCs w:val="26"/>
+        </w:rPr>
+        <w:tab/>
+      </w:r>
+      <w:r>
+        <w:rPr>
+          <w:rFonts w:ascii="Times New Roman" w:eastAsia="Times New Roman" w:hAnsi="Times New Roman" w:cs="Times New Roman"/>
+          <w:sz w:val="26"/>
+          <w:szCs w:val="26"/>
+        </w:rPr>
+        <w:tab/>
+      </w:r>
+      <w:r>
+        <w:rPr>
+          <w:rFonts w:ascii="Times New Roman" w:eastAsia="Times New Roman" w:hAnsi="Times New Roman" w:cs="Times New Roman"/>
+          <w:sz w:val="26"/>
+          <w:szCs w:val="26"/>
+        </w:rPr>
+        <w:tab/>
+      </w:r>
+    </w:p>
+    <w:p>
+      <w:pPr>
+        <w:spacing w:line="360" w:lineRule="auto"/>
+        <w:rPr>
+          <w:rFonts w:ascii="Times New Roman" w:eastAsia="Times New Roman" w:hAnsi="Times New Roman" w:cs="Times New Roman"/>
+          <w:b/>
+          <w:i/>
+          <w:sz w:val="26"/>
+          <w:szCs w:val="26"/>
+        </w:rPr>
+      </w:pPr>
+    </w:p>
+    <w:p>
+      <w:pPr>
+        <w:spacing w:line="360" w:lineRule="auto"/>
+        <w:jc w:val="center"/>
+        <w:rPr>
+          <w:rFonts w:ascii="Times New Roman" w:eastAsia="Times New Roman" w:hAnsi="Times New Roman" w:cs="Times New Roman"/>
+          <w:b/>
+          <w:i/>
+          <w:sz w:val="26"/>
+          <w:szCs w:val="26"/>
+        </w:rPr>
+      </w:pPr>
+      <w:r>
+        <w:rPr>
+          <w:rFonts w:ascii="Times New Roman" w:eastAsia="Times New Roman" w:hAnsi="Times New Roman" w:cs="Times New Roman"/>
+          <w:b/>
+          <w:i/>
+          <w:sz w:val="26"/>
+          <w:szCs w:val="26"/>
+        </w:rPr>
+        <w:t>Lâm Đồng</w:t>
+      </w:r>
+      <w:r>
+        <w:rPr>
+          <w:rFonts w:ascii="Times New Roman" w:eastAsia="Times New Roman" w:hAnsi="Times New Roman" w:cs="Times New Roman"/>
+          <w:b/>
+          <w:i/>
+          <w:sz w:val="26"/>
+          <w:szCs w:val="26"/>
+        </w:rPr>
+        <w:t xml:space="preserve">, </w:t>
+      </w:r>
+      <w:r>
+        <w:rPr>
+          <w:rFonts w:ascii="Times New Roman" w:eastAsia="Times New Roman" w:hAnsi="Times New Roman" w:cs="Times New Roman"/>
+          <w:b/>
+          <w:i/>
+          <w:sz w:val="26"/>
+          <w:szCs w:val="26"/>
+        </w:rPr>
+        <w:t>04</w:t>
+      </w:r>
+      <w:r>
+        <w:rPr>
+          <w:rFonts w:ascii="Times New Roman" w:eastAsia="Times New Roman" w:hAnsi="Times New Roman" w:cs="Times New Roman"/>
+          <w:b/>
+          <w:i/>
+          <w:sz w:val="26"/>
+          <w:szCs w:val="26"/>
+        </w:rPr>
+        <w:t>/202</w:t>
+      </w:r>
+      <w:r>
+        <w:rPr>
+          <w:rFonts w:ascii="Times New Roman" w:eastAsia="Times New Roman" w:hAnsi="Times New Roman" w:cs="Times New Roman"/>
+          <w:b/>
+          <w:i/>
+          <w:sz w:val="26"/>
+          <w:szCs w:val="26"/>
+        </w:rPr>
+        <w:t>6</w:t>
+      </w:r>
+    </w:p>
+    <w:p>
+      <w:pPr>
+        <w:spacing w:line="360" w:lineRule="auto"/>
+        <w:rPr>
+          <w:rFonts w:ascii="Times New Roman" w:eastAsia="Times New Roman" w:hAnsi="Times New Roman" w:cs="Times New Roman"/>
+          <w:b/>
+          <w:i/>
+          <w:sz w:val="26"/>
+          <w:szCs w:val="26"/>
+        </w:rPr>
+      </w:pPr>
+      <w:r>
+        <w:br w:type="page"/>
+      </w:r>
+    </w:p>
+    <w:p>
+      <w:pPr>
+        <w:jc w:val="center"/>
+        <w:rPr>
+          <w:rFonts w:ascii="Times New Roman" w:hAnsi="Times New Roman" w:cs="Times New Roman"/>
+          <w:b/>
+          <w:sz w:val="26"/>
+          <w:szCs w:val="26"/>
+        </w:rPr>
+      </w:pPr>
+      <w:r>
+        <w:rPr>
+          <w:rFonts w:ascii="Times New Roman" w:hAnsi="Times New Roman" w:cs="Times New Roman"/>
+          <w:b/>
+          <w:sz w:val="26"/>
+          <w:szCs w:val="26"/>
+        </w:rPr>
+        <w:lastRenderedPageBreak/>
+        <w:t xml:space="preserve">NHẬN XÉT CỦA </w:t>
+      </w:r>
+      <w:r>
+        <w:rPr>
+          <w:rFonts w:ascii="Times New Roman" w:hAnsi="Times New Roman" w:cs="Times New Roman"/>
+          <w:b/>
+          <w:sz w:val="26"/>
+          <w:szCs w:val="26"/>
+        </w:rPr>
+        <w:t>GIẢNG VIÊN</w:t>
+      </w:r>
+      <w:r>
+        <w:rPr>
+          <w:rFonts w:ascii="Times New Roman" w:hAnsi="Times New Roman" w:cs="Times New Roman"/>
+          <w:b/>
+          <w:sz w:val="26"/>
+          <w:szCs w:val="26"/>
+        </w:rPr>
+        <w:t xml:space="preserve"> </w:t>
+      </w:r>
+    </w:p>
+    <w:p>
+      <w:pPr>
+        <w:tabs>
+          <w:tab w:val="left" w:leader="dot" w:pos="0"/>
+          <w:tab w:val="right" w:leader="dot" w:pos="9072"/>
+        </w:tabs>
+      </w:pPr>
+      <w:r>
+        <w:tab/>
+      </w:r>
+    </w:p>
+    <w:p>
+      <w:pPr>
+        <w:tabs>
+          <w:tab w:val="left" w:leader="dot" w:pos="0"/>
+          <w:tab w:val="right" w:leader="dot" w:pos="9072"/>
+        </w:tabs>
+      </w:pPr>
+      <w:r>
+        <w:tab/>
+      </w:r>
+    </w:p>
+    <w:p>
+      <w:pPr>
+        <w:tabs>
+          <w:tab w:val="left" w:leader="dot" w:pos="0"/>
+          <w:tab w:val="right" w:leader="dot" w:pos="9072"/>
+        </w:tabs>
+      </w:pPr>
+      <w:r>
+        <w:tab/>
+      </w:r>
+    </w:p>
+    <w:p>
+      <w:pPr>
+        <w:tabs>
+          <w:tab w:val="left" w:leader="dot" w:pos="0"/>
+          <w:tab w:val="right" w:leader="dot" w:pos="9072"/>
+        </w:tabs>
+      </w:pPr>
+      <w:r>
+        <w:tab/>
+      </w:r>
+    </w:p>
+    <w:p>
+      <w:pPr>
+        <w:tabs>
+          <w:tab w:val="left" w:leader="dot" w:pos="0"/>
+          <w:tab w:val="right" w:leader="dot" w:pos="9072"/>
+        </w:tabs>
+      </w:pPr>
+      <w:r>
+        <w:tab/>
+      </w:r>
+    </w:p>
+    <w:p>
+      <w:pPr>
+        <w:tabs>
+          <w:tab w:val="left" w:leader="dot" w:pos="0"/>
+          <w:tab w:val="right" w:leader="dot" w:pos="9072"/>
+        </w:tabs>
+      </w:pPr>
+      <w:r>
+        <w:tab/>
+      </w:r>
+    </w:p>
+    <w:p>
+      <w:pPr>
+        <w:tabs>
+          <w:tab w:val="left" w:leader="dot" w:pos="0"/>
+          <w:tab w:val="right" w:leader="dot" w:pos="9072"/>
+        </w:tabs>
+      </w:pPr>
+      <w:r>
+        <w:tab/>
+      </w:r>
+    </w:p>
+    <w:p>
+      <w:pPr>
+        <w:tabs>
+          <w:tab w:val="left" w:leader="dot" w:pos="0"/>
+          <w:tab w:val="right" w:leader="dot" w:pos="9072"/>
+        </w:tabs>
+      </w:pPr>
+      <w:r>
+        <w:tab/>
+      </w:r>
+    </w:p>
+    <w:p>
+      <w:pPr>
+        <w:tabs>
+          <w:tab w:val="left" w:leader="dot" w:pos="0"/>
+          <w:tab w:val="right" w:leader="dot" w:pos="9072"/>
+        </w:tabs>
+      </w:pPr>
+      <w:r>
+        <w:tab/>
+      </w:r>
+    </w:p>
+    <w:p>
+      <w:pPr>
+        <w:tabs>
+          <w:tab w:val="left" w:leader="dot" w:pos="0"/>
+          <w:tab w:val="right" w:leader="dot" w:pos="9072"/>
+        </w:tabs>
+      </w:pPr>
+      <w:r>
+        <w:tab/>
+      </w:r>
+    </w:p>
+    <w:p>
+      <w:pPr>
+        <w:tabs>
+          <w:tab w:val="left" w:leader="dot" w:pos="0"/>
+          <w:tab w:val="right" w:leader="dot" w:pos="9072"/>
+        </w:tabs>
+      </w:pPr>
+      <w:r>
+        <w:tab/>
+      </w:r>
+    </w:p>
+    <w:p>
+      <w:pPr>
+        <w:tabs>
+          <w:tab w:val="left" w:leader="dot" w:pos="0"/>
+          <w:tab w:val="right" w:leader="dot" w:pos="9072"/>
+        </w:tabs>
+      </w:pPr>
+      <w:r>
+        <w:tab/>
+      </w:r>
+    </w:p>
+    <w:p>
+      <w:pPr>
+        <w:tabs>
+          <w:tab w:val="left" w:leader="dot" w:pos="0"/>
+          <w:tab w:val="right" w:leader="dot" w:pos="9072"/>
+        </w:tabs>
+      </w:pPr>
+      <w:r>
+        <w:tab/>
+      </w:r>
+    </w:p>
+    <w:p>
+      <w:pPr>
+        <w:tabs>
+          <w:tab w:val="left" w:leader="dot" w:pos="0"/>
+          <w:tab w:val="right" w:leader="dot" w:pos="9072"/>
+        </w:tabs>
+      </w:pPr>
+      <w:r>
+        <w:tab/>
+      </w:r>
+    </w:p>
+    <w:p>
+      <w:pPr>
+        <w:tabs>
+          <w:tab w:val="left" w:leader="dot" w:pos="0"/>
+          <w:tab w:val="right" w:leader="dot" w:pos="9072"/>
+        </w:tabs>
+      </w:pPr>
+      <w:r>
+        <w:tab/>
+      </w:r>
+    </w:p>
+    <w:p>
+      <w:pPr>
+        <w:tabs>
+          <w:tab w:val="left" w:leader="dot" w:pos="0"/>
+          <w:tab w:val="right" w:leader="dot" w:pos="9072"/>
+        </w:tabs>
+      </w:pPr>
+      <w:r>
+        <w:tab/>
+      </w:r>
+    </w:p>
+    <w:p>
+      <w:pPr>
+        <w:tabs>
+          <w:tab w:val="left" w:leader="dot" w:pos="0"/>
+          <w:tab w:val="right" w:leader="dot" w:pos="9072"/>
+        </w:tabs>
+      </w:pPr>
+      <w:r>
+        <w:tab/>
+      </w:r>
+    </w:p>
+    <w:p>
+      <w:pPr>
+        <w:tabs>
+          <w:tab w:val="left" w:leader="dot" w:pos="0"/>
+          <w:tab w:val="right" w:leader="dot" w:pos="9072"/>
+        </w:tabs>
+      </w:pPr>
+      <w:r>
+        <w:tab/>
+      </w:r>
+    </w:p>
+    <w:p>
+      <w:pPr>
+        <w:tabs>
+          <w:tab w:val="left" w:leader="dot" w:pos="0"/>
+          <w:tab w:val="right" w:leader="dot" w:pos="9072"/>
+        </w:tabs>
+      </w:pPr>
+      <w:r>
+        <w:tab/>
+      </w:r>
+    </w:p>
+    <w:p>
+      <w:pPr>
+        <w:spacing w:line="360" w:lineRule="auto"/>
+        <w:jc w:val="right"/>
+        <w:rPr>
+          <w:rFonts w:ascii="Times New Roman" w:eastAsia="Times New Roman" w:hAnsi="Times New Roman" w:cs="Times New Roman"/>
+          <w:sz w:val="26"/>
+          <w:szCs w:val="26"/>
+        </w:rPr>
+      </w:pPr>
+      <w:r>
+        <w:rPr>
+          <w:rFonts w:ascii="Times New Roman" w:eastAsia="Times New Roman" w:hAnsi="Times New Roman" w:cs="Times New Roman"/>
+          <w:sz w:val="26"/>
+          <w:szCs w:val="26"/>
+        </w:rPr>
+        <w:t>Lâm Đồng</w:t>
+      </w:r>
+      <w:r>
+        <w:rPr>
+          <w:rFonts w:ascii="Times New Roman" w:eastAsia="Times New Roman" w:hAnsi="Times New Roman" w:cs="Times New Roman"/>
+          <w:sz w:val="26"/>
+          <w:szCs w:val="26"/>
+        </w:rPr>
+        <w:t>, ngày …… tháng …… năm ……</w:t>
+      </w:r>
+    </w:p>
+    <w:p>
+      <w:pPr>
+        <w:spacing w:line="360" w:lineRule="auto"/>
+        <w:ind w:left="3600" w:firstLine="720"/>
+        <w:jc w:val="center"/>
+        <w:rPr>
+          <w:rFonts w:ascii="Times New Roman" w:eastAsia="Times New Roman" w:hAnsi="Times New Roman" w:cs="Times New Roman"/>
+          <w:sz w:val="26"/>
+          <w:szCs w:val="26"/>
+        </w:rPr>
+      </w:pPr>
+      <w:r>
+        <w:rPr>
+          <w:rFonts w:ascii="Times New Roman" w:eastAsia="Times New Roman" w:hAnsi="Times New Roman" w:cs="Times New Roman"/>
+          <w:sz w:val="26"/>
+          <w:szCs w:val="26"/>
+        </w:rPr>
+        <w:t>Giảng viên</w:t>
+      </w:r>
+    </w:p>
+    <w:p>
+      <w:pPr>
+        <w:tabs>
+          <w:tab w:val="left" w:leader="dot" w:pos="0"/>
+          <w:tab w:val="right" w:leader="dot" w:pos="9072"/>
+        </w:tabs>
+      </w:pPr>
+      <w:r>
+        <w:br w:type="page"/>
+      </w:r>
+    </w:p>
     <w:sdt>
       <w:sdtPr>
         <w:rPr>
-          <w:rFonts w:cs="Times New Roman"/>
-          <w:b/>
+          <w:rFonts w:ascii="Times New Roman" w:hAnsi="Times New Roman" w:cs="Times New Roman"/>
+          <w:bCs/>
+          <w:sz w:val="26"/>
           <w:szCs w:val="26"/>
         </w:rPr>
         <w:id w:val="355236197"/>
@@ -17,10 +960,9 @@
       </w:sdtPr>
       <w:sdtEndPr>
         <w:rPr>
-          <w:rFonts w:cstheme="minorBidi"/>
-          <w:b w:val="0"/>
-          <w:bCs/>
+          <w:rFonts w:asciiTheme="minorHAnsi" w:hAnsiTheme="minorHAnsi" w:cstheme="minorBidi"/>
           <w:noProof/>
+          <w:sz w:val="24"/>
           <w:szCs w:val="24"/>
         </w:rPr>
       </w:sdtEndPr>
@@ -29,12 +971,16 @@
           <w:pPr>
             <w:rPr>
               <w:rFonts w:ascii="Times New Roman" w:hAnsi="Times New Roman" w:cs="Times New Roman"/>
+              <w:bCs/>
+              <w:sz w:val="26"/>
               <w:szCs w:val="26"/>
             </w:rPr>
           </w:pPr>
           <w:r>
             <w:rPr>
               <w:rFonts w:ascii="Times New Roman" w:hAnsi="Times New Roman" w:cs="Times New Roman"/>
+              <w:bCs/>
+              <w:sz w:val="26"/>
               <w:szCs w:val="26"/>
             </w:rPr>
             <w:t>MỤC LỤC</w:t>
@@ -47,13 +993,17 @@
               <w:tab w:val="right" w:leader="dot" w:pos="9111"/>
             </w:tabs>
             <w:rPr>
-              <w:rFonts w:eastAsiaTheme="minorEastAsia"/>
+              <w:rFonts w:ascii="Times New Roman" w:eastAsiaTheme="minorEastAsia" w:hAnsi="Times New Roman" w:cs="Times New Roman"/>
+              <w:bCs/>
               <w:noProof/>
+              <w:sz w:val="26"/>
+              <w:szCs w:val="26"/>
             </w:rPr>
           </w:pPr>
           <w:r>
             <w:rPr>
               <w:rFonts w:ascii="Times New Roman" w:hAnsi="Times New Roman" w:cs="Times New Roman"/>
+              <w:bCs/>
               <w:sz w:val="26"/>
               <w:szCs w:val="26"/>
             </w:rPr>
@@ -62,6 +1012,7 @@
           <w:r>
             <w:rPr>
               <w:rFonts w:ascii="Times New Roman" w:hAnsi="Times New Roman" w:cs="Times New Roman"/>
+              <w:bCs/>
               <w:sz w:val="26"/>
               <w:szCs w:val="26"/>
             </w:rPr>
@@ -70,67 +1021,97 @@
           <w:r>
             <w:rPr>
               <w:rFonts w:ascii="Times New Roman" w:hAnsi="Times New Roman" w:cs="Times New Roman"/>
+              <w:bCs/>
               <w:sz w:val="26"/>
               <w:szCs w:val="26"/>
             </w:rPr>
             <w:fldChar w:fldCharType="separate"/>
           </w:r>
-          <w:hyperlink w:anchor="_Toc228530839" w:history="1">
+          <w:hyperlink w:anchor="_Toc228543472" w:history="1">
             <w:r>
               <w:rPr>
                 <w:rStyle w:val="Hyperlink"/>
                 <w:rFonts w:ascii="Times New Roman" w:hAnsi="Times New Roman" w:cs="Times New Roman"/>
-                <w:b/>
                 <w:bCs/>
                 <w:noProof/>
+                <w:sz w:val="26"/>
+                <w:szCs w:val="26"/>
               </w:rPr>
               <w:t>DANH MỤC HÌNH ẢNH</w:t>
             </w:r>
             <w:r>
               <w:rPr>
+                <w:rFonts w:ascii="Times New Roman" w:hAnsi="Times New Roman" w:cs="Times New Roman"/>
+                <w:bCs/>
                 <w:noProof/>
                 <w:webHidden/>
+                <w:sz w:val="26"/>
+                <w:szCs w:val="26"/>
               </w:rPr>
               <w:tab/>
             </w:r>
             <w:r>
               <w:rPr>
+                <w:rFonts w:ascii="Times New Roman" w:hAnsi="Times New Roman" w:cs="Times New Roman"/>
+                <w:bCs/>
                 <w:noProof/>
                 <w:webHidden/>
+                <w:sz w:val="26"/>
+                <w:szCs w:val="26"/>
               </w:rPr>
               <w:fldChar w:fldCharType="begin"/>
             </w:r>
             <w:r>
               <w:rPr>
+                <w:rFonts w:ascii="Times New Roman" w:hAnsi="Times New Roman" w:cs="Times New Roman"/>
+                <w:bCs/>
                 <w:noProof/>
                 <w:webHidden/>
-              </w:rPr>
-              <w:instrText xml:space="preserve"> PAGEREF _Toc228530839 \h </w:instrText>
-            </w:r>
-            <w:r>
-              <w:rPr>
+                <w:sz w:val="26"/>
+                <w:szCs w:val="26"/>
+              </w:rPr>
+              <w:instrText xml:space="preserve"> PAGEREF _Toc228543472 \h </w:instrText>
+            </w:r>
+            <w:r>
+              <w:rPr>
+                <w:rFonts w:ascii="Times New Roman" w:hAnsi="Times New Roman" w:cs="Times New Roman"/>
+                <w:bCs/>
                 <w:noProof/>
                 <w:webHidden/>
-              </w:rPr>
-            </w:r>
-            <w:r>
-              <w:rPr>
+                <w:sz w:val="26"/>
+                <w:szCs w:val="26"/>
+              </w:rPr>
+            </w:r>
+            <w:r>
+              <w:rPr>
+                <w:rFonts w:ascii="Times New Roman" w:hAnsi="Times New Roman" w:cs="Times New Roman"/>
+                <w:bCs/>
                 <w:noProof/>
                 <w:webHidden/>
+                <w:sz w:val="26"/>
+                <w:szCs w:val="26"/>
               </w:rPr>
               <w:fldChar w:fldCharType="separate"/>
             </w:r>
             <w:r>
               <w:rPr>
+                <w:rFonts w:ascii="Times New Roman" w:hAnsi="Times New Roman" w:cs="Times New Roman"/>
+                <w:bCs/>
                 <w:noProof/>
                 <w:webHidden/>
-              </w:rPr>
-              <w:t>3</w:t>
-            </w:r>
-            <w:r>
-              <w:rPr>
+                <w:sz w:val="26"/>
+                <w:szCs w:val="26"/>
+              </w:rPr>
+              <w:t>5</w:t>
+            </w:r>
+            <w:r>
+              <w:rPr>
+                <w:rFonts w:ascii="Times New Roman" w:hAnsi="Times New Roman" w:cs="Times New Roman"/>
+                <w:bCs/>
                 <w:noProof/>
                 <w:webHidden/>
+                <w:sz w:val="26"/>
+                <w:szCs w:val="26"/>
               </w:rPr>
               <w:fldChar w:fldCharType="end"/>
             </w:r>
@@ -143,66 +1124,98 @@
               <w:tab w:val="right" w:leader="dot" w:pos="9111"/>
             </w:tabs>
             <w:rPr>
-              <w:rFonts w:eastAsiaTheme="minorEastAsia"/>
+              <w:rFonts w:ascii="Times New Roman" w:eastAsiaTheme="minorEastAsia" w:hAnsi="Times New Roman" w:cs="Times New Roman"/>
+              <w:bCs/>
               <w:noProof/>
+              <w:sz w:val="26"/>
+              <w:szCs w:val="26"/>
             </w:rPr>
           </w:pPr>
-          <w:hyperlink w:anchor="_Toc228530840" w:history="1">
+          <w:hyperlink w:anchor="_Toc228543473" w:history="1">
             <w:r>
               <w:rPr>
                 <w:rStyle w:val="Hyperlink"/>
                 <w:rFonts w:ascii="Times New Roman" w:hAnsi="Times New Roman" w:cs="Times New Roman"/>
-                <w:b/>
                 <w:bCs/>
                 <w:noProof/>
+                <w:sz w:val="26"/>
+                <w:szCs w:val="26"/>
               </w:rPr>
               <w:t>DANH MỤC BẢNG BIỂU</w:t>
             </w:r>
             <w:r>
               <w:rPr>
+                <w:rFonts w:ascii="Times New Roman" w:hAnsi="Times New Roman" w:cs="Times New Roman"/>
+                <w:bCs/>
                 <w:noProof/>
                 <w:webHidden/>
+                <w:sz w:val="26"/>
+                <w:szCs w:val="26"/>
               </w:rPr>
               <w:tab/>
             </w:r>
             <w:r>
               <w:rPr>
+                <w:rFonts w:ascii="Times New Roman" w:hAnsi="Times New Roman" w:cs="Times New Roman"/>
+                <w:bCs/>
                 <w:noProof/>
                 <w:webHidden/>
+                <w:sz w:val="26"/>
+                <w:szCs w:val="26"/>
               </w:rPr>
               <w:fldChar w:fldCharType="begin"/>
             </w:r>
             <w:r>
               <w:rPr>
+                <w:rFonts w:ascii="Times New Roman" w:hAnsi="Times New Roman" w:cs="Times New Roman"/>
+                <w:bCs/>
                 <w:noProof/>
                 <w:webHidden/>
-              </w:rPr>
-              <w:instrText xml:space="preserve"> PAGEREF _Toc228530840 \h </w:instrText>
-            </w:r>
-            <w:r>
-              <w:rPr>
+                <w:sz w:val="26"/>
+                <w:szCs w:val="26"/>
+              </w:rPr>
+              <w:instrText xml:space="preserve"> PAGEREF _Toc228543473 \h </w:instrText>
+            </w:r>
+            <w:r>
+              <w:rPr>
+                <w:rFonts w:ascii="Times New Roman" w:hAnsi="Times New Roman" w:cs="Times New Roman"/>
+                <w:bCs/>
                 <w:noProof/>
                 <w:webHidden/>
-              </w:rPr>
-            </w:r>
-            <w:r>
-              <w:rPr>
+                <w:sz w:val="26"/>
+                <w:szCs w:val="26"/>
+              </w:rPr>
+            </w:r>
+            <w:r>
+              <w:rPr>
+                <w:rFonts w:ascii="Times New Roman" w:hAnsi="Times New Roman" w:cs="Times New Roman"/>
+                <w:bCs/>
                 <w:noProof/>
                 <w:webHidden/>
+                <w:sz w:val="26"/>
+                <w:szCs w:val="26"/>
               </w:rPr>
               <w:fldChar w:fldCharType="separate"/>
             </w:r>
             <w:r>
               <w:rPr>
+                <w:rFonts w:ascii="Times New Roman" w:hAnsi="Times New Roman" w:cs="Times New Roman"/>
+                <w:bCs/>
                 <w:noProof/>
                 <w:webHidden/>
-              </w:rPr>
-              <w:t>4</w:t>
-            </w:r>
-            <w:r>
-              <w:rPr>
+                <w:sz w:val="26"/>
+                <w:szCs w:val="26"/>
+              </w:rPr>
+              <w:t>6</w:t>
+            </w:r>
+            <w:r>
+              <w:rPr>
+                <w:rFonts w:ascii="Times New Roman" w:hAnsi="Times New Roman" w:cs="Times New Roman"/>
+                <w:bCs/>
                 <w:noProof/>
                 <w:webHidden/>
+                <w:sz w:val="26"/>
+                <w:szCs w:val="26"/>
               </w:rPr>
               <w:fldChar w:fldCharType="end"/>
             </w:r>
@@ -215,63 +1228,98 @@
               <w:tab w:val="right" w:leader="dot" w:pos="9111"/>
             </w:tabs>
             <w:rPr>
-              <w:rFonts w:eastAsiaTheme="minorEastAsia"/>
+              <w:rFonts w:ascii="Times New Roman" w:eastAsiaTheme="minorEastAsia" w:hAnsi="Times New Roman" w:cs="Times New Roman"/>
+              <w:bCs/>
               <w:noProof/>
+              <w:sz w:val="26"/>
+              <w:szCs w:val="26"/>
             </w:rPr>
           </w:pPr>
-          <w:hyperlink w:anchor="_Toc228530841" w:history="1">
+          <w:hyperlink w:anchor="_Toc228543474" w:history="1">
             <w:r>
               <w:rPr>
                 <w:rStyle w:val="Hyperlink"/>
+                <w:rFonts w:ascii="Times New Roman" w:hAnsi="Times New Roman" w:cs="Times New Roman"/>
+                <w:bCs/>
                 <w:noProof/>
+                <w:sz w:val="26"/>
+                <w:szCs w:val="26"/>
               </w:rPr>
               <w:t>1. Mục tiêu của tiểu luận</w:t>
             </w:r>
             <w:r>
               <w:rPr>
+                <w:rFonts w:ascii="Times New Roman" w:hAnsi="Times New Roman" w:cs="Times New Roman"/>
+                <w:bCs/>
                 <w:noProof/>
                 <w:webHidden/>
+                <w:sz w:val="26"/>
+                <w:szCs w:val="26"/>
               </w:rPr>
               <w:tab/>
             </w:r>
             <w:r>
               <w:rPr>
+                <w:rFonts w:ascii="Times New Roman" w:hAnsi="Times New Roman" w:cs="Times New Roman"/>
+                <w:bCs/>
                 <w:noProof/>
                 <w:webHidden/>
+                <w:sz w:val="26"/>
+                <w:szCs w:val="26"/>
               </w:rPr>
               <w:fldChar w:fldCharType="begin"/>
             </w:r>
             <w:r>
               <w:rPr>
+                <w:rFonts w:ascii="Times New Roman" w:hAnsi="Times New Roman" w:cs="Times New Roman"/>
+                <w:bCs/>
                 <w:noProof/>
                 <w:webHidden/>
-              </w:rPr>
-              <w:instrText xml:space="preserve"> PAGEREF _Toc228530841 \h </w:instrText>
-            </w:r>
-            <w:r>
-              <w:rPr>
+                <w:sz w:val="26"/>
+                <w:szCs w:val="26"/>
+              </w:rPr>
+              <w:instrText xml:space="preserve"> PAGEREF _Toc228543474 \h </w:instrText>
+            </w:r>
+            <w:r>
+              <w:rPr>
+                <w:rFonts w:ascii="Times New Roman" w:hAnsi="Times New Roman" w:cs="Times New Roman"/>
+                <w:bCs/>
                 <w:noProof/>
                 <w:webHidden/>
-              </w:rPr>
-            </w:r>
-            <w:r>
-              <w:rPr>
+                <w:sz w:val="26"/>
+                <w:szCs w:val="26"/>
+              </w:rPr>
+            </w:r>
+            <w:r>
+              <w:rPr>
+                <w:rFonts w:ascii="Times New Roman" w:hAnsi="Times New Roman" w:cs="Times New Roman"/>
+                <w:bCs/>
                 <w:noProof/>
                 <w:webHidden/>
+                <w:sz w:val="26"/>
+                <w:szCs w:val="26"/>
               </w:rPr>
               <w:fldChar w:fldCharType="separate"/>
             </w:r>
             <w:r>
               <w:rPr>
+                <w:rFonts w:ascii="Times New Roman" w:hAnsi="Times New Roman" w:cs="Times New Roman"/>
+                <w:bCs/>
                 <w:noProof/>
                 <w:webHidden/>
-              </w:rPr>
-              <w:t>5</w:t>
-            </w:r>
-            <w:r>
-              <w:rPr>
+                <w:sz w:val="26"/>
+                <w:szCs w:val="26"/>
+              </w:rPr>
+              <w:t>7</w:t>
+            </w:r>
+            <w:r>
+              <w:rPr>
+                <w:rFonts w:ascii="Times New Roman" w:hAnsi="Times New Roman" w:cs="Times New Roman"/>
+                <w:bCs/>
                 <w:noProof/>
                 <w:webHidden/>
+                <w:sz w:val="26"/>
+                <w:szCs w:val="26"/>
               </w:rPr>
               <w:fldChar w:fldCharType="end"/>
             </w:r>
@@ -284,63 +1332,98 @@
               <w:tab w:val="right" w:leader="dot" w:pos="9111"/>
             </w:tabs>
             <w:rPr>
-              <w:rFonts w:eastAsiaTheme="minorEastAsia"/>
+              <w:rFonts w:ascii="Times New Roman" w:eastAsiaTheme="minorEastAsia" w:hAnsi="Times New Roman" w:cs="Times New Roman"/>
+              <w:bCs/>
               <w:noProof/>
+              <w:sz w:val="26"/>
+              <w:szCs w:val="26"/>
             </w:rPr>
           </w:pPr>
-          <w:hyperlink w:anchor="_Toc228530842" w:history="1">
+          <w:hyperlink w:anchor="_Toc228543475" w:history="1">
             <w:r>
               <w:rPr>
                 <w:rStyle w:val="Hyperlink"/>
+                <w:rFonts w:ascii="Times New Roman" w:hAnsi="Times New Roman" w:cs="Times New Roman"/>
+                <w:bCs/>
                 <w:noProof/>
+                <w:sz w:val="26"/>
+                <w:szCs w:val="26"/>
               </w:rPr>
               <w:t>2. Đối tượng và phạm vi nghiên cứu</w:t>
             </w:r>
             <w:r>
               <w:rPr>
+                <w:rFonts w:ascii="Times New Roman" w:hAnsi="Times New Roman" w:cs="Times New Roman"/>
+                <w:bCs/>
                 <w:noProof/>
                 <w:webHidden/>
+                <w:sz w:val="26"/>
+                <w:szCs w:val="26"/>
               </w:rPr>
               <w:tab/>
             </w:r>
             <w:r>
               <w:rPr>
+                <w:rFonts w:ascii="Times New Roman" w:hAnsi="Times New Roman" w:cs="Times New Roman"/>
+                <w:bCs/>
                 <w:noProof/>
                 <w:webHidden/>
+                <w:sz w:val="26"/>
+                <w:szCs w:val="26"/>
               </w:rPr>
               <w:fldChar w:fldCharType="begin"/>
             </w:r>
             <w:r>
               <w:rPr>
+                <w:rFonts w:ascii="Times New Roman" w:hAnsi="Times New Roman" w:cs="Times New Roman"/>
+                <w:bCs/>
                 <w:noProof/>
                 <w:webHidden/>
-              </w:rPr>
-              <w:instrText xml:space="preserve"> PAGEREF _Toc228530842 \h </w:instrText>
-            </w:r>
-            <w:r>
-              <w:rPr>
+                <w:sz w:val="26"/>
+                <w:szCs w:val="26"/>
+              </w:rPr>
+              <w:instrText xml:space="preserve"> PAGEREF _Toc228543475 \h </w:instrText>
+            </w:r>
+            <w:r>
+              <w:rPr>
+                <w:rFonts w:ascii="Times New Roman" w:hAnsi="Times New Roman" w:cs="Times New Roman"/>
+                <w:bCs/>
                 <w:noProof/>
                 <w:webHidden/>
-              </w:rPr>
-            </w:r>
-            <w:r>
-              <w:rPr>
+                <w:sz w:val="26"/>
+                <w:szCs w:val="26"/>
+              </w:rPr>
+            </w:r>
+            <w:r>
+              <w:rPr>
+                <w:rFonts w:ascii="Times New Roman" w:hAnsi="Times New Roman" w:cs="Times New Roman"/>
+                <w:bCs/>
                 <w:noProof/>
                 <w:webHidden/>
+                <w:sz w:val="26"/>
+                <w:szCs w:val="26"/>
               </w:rPr>
               <w:fldChar w:fldCharType="separate"/>
             </w:r>
             <w:r>
               <w:rPr>
+                <w:rFonts w:ascii="Times New Roman" w:hAnsi="Times New Roman" w:cs="Times New Roman"/>
+                <w:bCs/>
                 <w:noProof/>
                 <w:webHidden/>
-              </w:rPr>
-              <w:t>5</w:t>
-            </w:r>
-            <w:r>
-              <w:rPr>
+                <w:sz w:val="26"/>
+                <w:szCs w:val="26"/>
+              </w:rPr>
+              <w:t>7</w:t>
+            </w:r>
+            <w:r>
+              <w:rPr>
+                <w:rFonts w:ascii="Times New Roman" w:hAnsi="Times New Roman" w:cs="Times New Roman"/>
+                <w:bCs/>
                 <w:noProof/>
                 <w:webHidden/>
+                <w:sz w:val="26"/>
+                <w:szCs w:val="26"/>
               </w:rPr>
               <w:fldChar w:fldCharType="end"/>
             </w:r>
@@ -353,63 +1436,98 @@
               <w:tab w:val="right" w:leader="dot" w:pos="9111"/>
             </w:tabs>
             <w:rPr>
-              <w:rFonts w:eastAsiaTheme="minorEastAsia"/>
+              <w:rFonts w:ascii="Times New Roman" w:eastAsiaTheme="minorEastAsia" w:hAnsi="Times New Roman" w:cs="Times New Roman"/>
+              <w:bCs/>
               <w:noProof/>
+              <w:sz w:val="26"/>
+              <w:szCs w:val="26"/>
             </w:rPr>
           </w:pPr>
-          <w:hyperlink w:anchor="_Toc228530843" w:history="1">
+          <w:hyperlink w:anchor="_Toc228543476" w:history="1">
             <w:r>
               <w:rPr>
                 <w:rStyle w:val="Hyperlink"/>
+                <w:rFonts w:ascii="Times New Roman" w:hAnsi="Times New Roman" w:cs="Times New Roman"/>
+                <w:bCs/>
                 <w:noProof/>
+                <w:sz w:val="26"/>
+                <w:szCs w:val="26"/>
               </w:rPr>
               <w:t>3. Phương pháp thực hiện</w:t>
             </w:r>
             <w:r>
               <w:rPr>
+                <w:rFonts w:ascii="Times New Roman" w:hAnsi="Times New Roman" w:cs="Times New Roman"/>
+                <w:bCs/>
                 <w:noProof/>
                 <w:webHidden/>
+                <w:sz w:val="26"/>
+                <w:szCs w:val="26"/>
               </w:rPr>
               <w:tab/>
             </w:r>
             <w:r>
               <w:rPr>
+                <w:rFonts w:ascii="Times New Roman" w:hAnsi="Times New Roman" w:cs="Times New Roman"/>
+                <w:bCs/>
                 <w:noProof/>
                 <w:webHidden/>
+                <w:sz w:val="26"/>
+                <w:szCs w:val="26"/>
               </w:rPr>
               <w:fldChar w:fldCharType="begin"/>
             </w:r>
             <w:r>
               <w:rPr>
+                <w:rFonts w:ascii="Times New Roman" w:hAnsi="Times New Roman" w:cs="Times New Roman"/>
+                <w:bCs/>
                 <w:noProof/>
                 <w:webHidden/>
-              </w:rPr>
-              <w:instrText xml:space="preserve"> PAGEREF _Toc228530843 \h </w:instrText>
-            </w:r>
-            <w:r>
-              <w:rPr>
+                <w:sz w:val="26"/>
+                <w:szCs w:val="26"/>
+              </w:rPr>
+              <w:instrText xml:space="preserve"> PAGEREF _Toc228543476 \h </w:instrText>
+            </w:r>
+            <w:r>
+              <w:rPr>
+                <w:rFonts w:ascii="Times New Roman" w:hAnsi="Times New Roman" w:cs="Times New Roman"/>
+                <w:bCs/>
                 <w:noProof/>
                 <w:webHidden/>
-              </w:rPr>
-            </w:r>
-            <w:r>
-              <w:rPr>
+                <w:sz w:val="26"/>
+                <w:szCs w:val="26"/>
+              </w:rPr>
+            </w:r>
+            <w:r>
+              <w:rPr>
+                <w:rFonts w:ascii="Times New Roman" w:hAnsi="Times New Roman" w:cs="Times New Roman"/>
+                <w:bCs/>
                 <w:noProof/>
                 <w:webHidden/>
+                <w:sz w:val="26"/>
+                <w:szCs w:val="26"/>
               </w:rPr>
               <w:fldChar w:fldCharType="separate"/>
             </w:r>
             <w:r>
               <w:rPr>
+                <w:rFonts w:ascii="Times New Roman" w:hAnsi="Times New Roman" w:cs="Times New Roman"/>
+                <w:bCs/>
                 <w:noProof/>
                 <w:webHidden/>
-              </w:rPr>
-              <w:t>5</w:t>
-            </w:r>
-            <w:r>
-              <w:rPr>
+                <w:sz w:val="26"/>
+                <w:szCs w:val="26"/>
+              </w:rPr>
+              <w:t>7</w:t>
+            </w:r>
+            <w:r>
+              <w:rPr>
+                <w:rFonts w:ascii="Times New Roman" w:hAnsi="Times New Roman" w:cs="Times New Roman"/>
+                <w:bCs/>
                 <w:noProof/>
                 <w:webHidden/>
+                <w:sz w:val="26"/>
+                <w:szCs w:val="26"/>
               </w:rPr>
               <w:fldChar w:fldCharType="end"/>
             </w:r>
@@ -422,63 +1540,98 @@
               <w:tab w:val="right" w:leader="dot" w:pos="9111"/>
             </w:tabs>
             <w:rPr>
-              <w:rFonts w:eastAsiaTheme="minorEastAsia"/>
+              <w:rFonts w:ascii="Times New Roman" w:eastAsiaTheme="minorEastAsia" w:hAnsi="Times New Roman" w:cs="Times New Roman"/>
+              <w:bCs/>
               <w:noProof/>
+              <w:sz w:val="26"/>
+              <w:szCs w:val="26"/>
             </w:rPr>
           </w:pPr>
-          <w:hyperlink w:anchor="_Toc228530844" w:history="1">
+          <w:hyperlink w:anchor="_Toc228543477" w:history="1">
             <w:r>
               <w:rPr>
                 <w:rStyle w:val="Hyperlink"/>
+                <w:rFonts w:ascii="Times New Roman" w:hAnsi="Times New Roman" w:cs="Times New Roman"/>
+                <w:bCs/>
                 <w:noProof/>
+                <w:sz w:val="26"/>
+                <w:szCs w:val="26"/>
               </w:rPr>
               <w:t>4. Giới thiệu dự án cá nhân (dùng xuyên suốt tiểu luận)</w:t>
             </w:r>
             <w:r>
               <w:rPr>
+                <w:rFonts w:ascii="Times New Roman" w:hAnsi="Times New Roman" w:cs="Times New Roman"/>
+                <w:bCs/>
                 <w:noProof/>
                 <w:webHidden/>
+                <w:sz w:val="26"/>
+                <w:szCs w:val="26"/>
               </w:rPr>
               <w:tab/>
             </w:r>
             <w:r>
               <w:rPr>
+                <w:rFonts w:ascii="Times New Roman" w:hAnsi="Times New Roman" w:cs="Times New Roman"/>
+                <w:bCs/>
                 <w:noProof/>
                 <w:webHidden/>
+                <w:sz w:val="26"/>
+                <w:szCs w:val="26"/>
               </w:rPr>
               <w:fldChar w:fldCharType="begin"/>
             </w:r>
             <w:r>
               <w:rPr>
+                <w:rFonts w:ascii="Times New Roman" w:hAnsi="Times New Roman" w:cs="Times New Roman"/>
+                <w:bCs/>
                 <w:noProof/>
                 <w:webHidden/>
-              </w:rPr>
-              <w:instrText xml:space="preserve"> PAGEREF _Toc228530844 \h </w:instrText>
-            </w:r>
-            <w:r>
-              <w:rPr>
+                <w:sz w:val="26"/>
+                <w:szCs w:val="26"/>
+              </w:rPr>
+              <w:instrText xml:space="preserve"> PAGEREF _Toc228543477 \h </w:instrText>
+            </w:r>
+            <w:r>
+              <w:rPr>
+                <w:rFonts w:ascii="Times New Roman" w:hAnsi="Times New Roman" w:cs="Times New Roman"/>
+                <w:bCs/>
                 <w:noProof/>
                 <w:webHidden/>
-              </w:rPr>
-            </w:r>
-            <w:r>
-              <w:rPr>
+                <w:sz w:val="26"/>
+                <w:szCs w:val="26"/>
+              </w:rPr>
+            </w:r>
+            <w:r>
+              <w:rPr>
+                <w:rFonts w:ascii="Times New Roman" w:hAnsi="Times New Roman" w:cs="Times New Roman"/>
+                <w:bCs/>
                 <w:noProof/>
                 <w:webHidden/>
+                <w:sz w:val="26"/>
+                <w:szCs w:val="26"/>
               </w:rPr>
               <w:fldChar w:fldCharType="separate"/>
             </w:r>
             <w:r>
               <w:rPr>
+                <w:rFonts w:ascii="Times New Roman" w:hAnsi="Times New Roman" w:cs="Times New Roman"/>
+                <w:bCs/>
                 <w:noProof/>
                 <w:webHidden/>
-              </w:rPr>
-              <w:t>5</w:t>
-            </w:r>
-            <w:r>
-              <w:rPr>
+                <w:sz w:val="26"/>
+                <w:szCs w:val="26"/>
+              </w:rPr>
+              <w:t>7</w:t>
+            </w:r>
+            <w:r>
+              <w:rPr>
+                <w:rFonts w:ascii="Times New Roman" w:hAnsi="Times New Roman" w:cs="Times New Roman"/>
+                <w:bCs/>
                 <w:noProof/>
                 <w:webHidden/>
+                <w:sz w:val="26"/>
+                <w:szCs w:val="26"/>
               </w:rPr>
               <w:fldChar w:fldCharType="end"/>
             </w:r>
@@ -491,63 +1644,120 @@
               <w:tab w:val="right" w:leader="dot" w:pos="9111"/>
             </w:tabs>
             <w:rPr>
-              <w:rFonts w:eastAsiaTheme="minorEastAsia"/>
+              <w:rFonts w:ascii="Times New Roman" w:eastAsiaTheme="minorEastAsia" w:hAnsi="Times New Roman" w:cs="Times New Roman"/>
+              <w:bCs/>
               <w:noProof/>
+              <w:sz w:val="26"/>
+              <w:szCs w:val="26"/>
             </w:rPr>
           </w:pPr>
-          <w:hyperlink w:anchor="_Toc228530845" w:history="1">
+          <w:hyperlink w:anchor="_Toc228543478" w:history="1">
             <w:r>
               <w:rPr>
                 <w:rStyle w:val="Hyperlink"/>
+                <w:rFonts w:ascii="Times New Roman" w:hAnsi="Times New Roman" w:cs="Times New Roman"/>
+                <w:bCs/>
                 <w:noProof/>
-              </w:rPr>
-              <w:t>4.1. Mục tiêu và đối tượng người dùng</w:t>
-            </w:r>
-            <w:r>
-              <w:rPr>
+                <w:sz w:val="26"/>
+                <w:szCs w:val="26"/>
+              </w:rPr>
+              <w:t>4.1. Mục tiê</w:t>
+            </w:r>
+            <w:r>
+              <w:rPr>
+                <w:rStyle w:val="Hyperlink"/>
+                <w:rFonts w:ascii="Times New Roman" w:hAnsi="Times New Roman" w:cs="Times New Roman"/>
+                <w:bCs/>
+                <w:noProof/>
+                <w:sz w:val="26"/>
+                <w:szCs w:val="26"/>
+              </w:rPr>
+              <w:t>u</w:t>
+            </w:r>
+            <w:r>
+              <w:rPr>
+                <w:rStyle w:val="Hyperlink"/>
+                <w:rFonts w:ascii="Times New Roman" w:hAnsi="Times New Roman" w:cs="Times New Roman"/>
+                <w:bCs/>
+                <w:noProof/>
+                <w:sz w:val="26"/>
+                <w:szCs w:val="26"/>
+              </w:rPr>
+              <w:t xml:space="preserve"> và đối tượng người dùng</w:t>
+            </w:r>
+            <w:r>
+              <w:rPr>
+                <w:rFonts w:ascii="Times New Roman" w:hAnsi="Times New Roman" w:cs="Times New Roman"/>
+                <w:bCs/>
                 <w:noProof/>
                 <w:webHidden/>
+                <w:sz w:val="26"/>
+                <w:szCs w:val="26"/>
               </w:rPr>
               <w:tab/>
             </w:r>
             <w:r>
               <w:rPr>
+                <w:rFonts w:ascii="Times New Roman" w:hAnsi="Times New Roman" w:cs="Times New Roman"/>
+                <w:bCs/>
                 <w:noProof/>
                 <w:webHidden/>
+                <w:sz w:val="26"/>
+                <w:szCs w:val="26"/>
               </w:rPr>
               <w:fldChar w:fldCharType="begin"/>
             </w:r>
             <w:r>
               <w:rPr>
+                <w:rFonts w:ascii="Times New Roman" w:hAnsi="Times New Roman" w:cs="Times New Roman"/>
+                <w:bCs/>
                 <w:noProof/>
                 <w:webHidden/>
-              </w:rPr>
-              <w:instrText xml:space="preserve"> PAGEREF _Toc228530845 \h </w:instrText>
-            </w:r>
-            <w:r>
-              <w:rPr>
+                <w:sz w:val="26"/>
+                <w:szCs w:val="26"/>
+              </w:rPr>
+              <w:instrText xml:space="preserve"> PAGEREF _Toc228543478 \h </w:instrText>
+            </w:r>
+            <w:r>
+              <w:rPr>
+                <w:rFonts w:ascii="Times New Roman" w:hAnsi="Times New Roman" w:cs="Times New Roman"/>
+                <w:bCs/>
                 <w:noProof/>
                 <w:webHidden/>
-              </w:rPr>
-            </w:r>
-            <w:r>
-              <w:rPr>
+                <w:sz w:val="26"/>
+                <w:szCs w:val="26"/>
+              </w:rPr>
+            </w:r>
+            <w:r>
+              <w:rPr>
+                <w:rFonts w:ascii="Times New Roman" w:hAnsi="Times New Roman" w:cs="Times New Roman"/>
+                <w:bCs/>
                 <w:noProof/>
                 <w:webHidden/>
+                <w:sz w:val="26"/>
+                <w:szCs w:val="26"/>
               </w:rPr>
               <w:fldChar w:fldCharType="separate"/>
             </w:r>
             <w:r>
               <w:rPr>
+                <w:rFonts w:ascii="Times New Roman" w:hAnsi="Times New Roman" w:cs="Times New Roman"/>
+                <w:bCs/>
                 <w:noProof/>
                 <w:webHidden/>
-              </w:rPr>
-              <w:t>6</w:t>
-            </w:r>
-            <w:r>
-              <w:rPr>
+                <w:sz w:val="26"/>
+                <w:szCs w:val="26"/>
+              </w:rPr>
+              <w:t>8</w:t>
+            </w:r>
+            <w:r>
+              <w:rPr>
+                <w:rFonts w:ascii="Times New Roman" w:hAnsi="Times New Roman" w:cs="Times New Roman"/>
+                <w:bCs/>
                 <w:noProof/>
                 <w:webHidden/>
+                <w:sz w:val="26"/>
+                <w:szCs w:val="26"/>
               </w:rPr>
               <w:fldChar w:fldCharType="end"/>
             </w:r>
@@ -560,63 +1770,98 @@
               <w:tab w:val="right" w:leader="dot" w:pos="9111"/>
             </w:tabs>
             <w:rPr>
-              <w:rFonts w:eastAsiaTheme="minorEastAsia"/>
+              <w:rFonts w:ascii="Times New Roman" w:eastAsiaTheme="minorEastAsia" w:hAnsi="Times New Roman" w:cs="Times New Roman"/>
+              <w:bCs/>
               <w:noProof/>
+              <w:sz w:val="26"/>
+              <w:szCs w:val="26"/>
             </w:rPr>
           </w:pPr>
-          <w:hyperlink w:anchor="_Toc228530846" w:history="1">
+          <w:hyperlink w:anchor="_Toc228543479" w:history="1">
             <w:r>
               <w:rPr>
                 <w:rStyle w:val="Hyperlink"/>
+                <w:rFonts w:ascii="Times New Roman" w:hAnsi="Times New Roman" w:cs="Times New Roman"/>
+                <w:bCs/>
                 <w:noProof/>
+                <w:sz w:val="26"/>
+                <w:szCs w:val="26"/>
               </w:rPr>
               <w:t>4.2. Công nghệ và kiến trúc sử dụng</w:t>
             </w:r>
             <w:r>
               <w:rPr>
+                <w:rFonts w:ascii="Times New Roman" w:hAnsi="Times New Roman" w:cs="Times New Roman"/>
+                <w:bCs/>
                 <w:noProof/>
                 <w:webHidden/>
+                <w:sz w:val="26"/>
+                <w:szCs w:val="26"/>
               </w:rPr>
               <w:tab/>
             </w:r>
             <w:r>
               <w:rPr>
+                <w:rFonts w:ascii="Times New Roman" w:hAnsi="Times New Roman" w:cs="Times New Roman"/>
+                <w:bCs/>
                 <w:noProof/>
                 <w:webHidden/>
+                <w:sz w:val="26"/>
+                <w:szCs w:val="26"/>
               </w:rPr>
               <w:fldChar w:fldCharType="begin"/>
             </w:r>
             <w:r>
               <w:rPr>
+                <w:rFonts w:ascii="Times New Roman" w:hAnsi="Times New Roman" w:cs="Times New Roman"/>
+                <w:bCs/>
                 <w:noProof/>
                 <w:webHidden/>
-              </w:rPr>
-              <w:instrText xml:space="preserve"> PAGEREF _Toc228530846 \h </w:instrText>
-            </w:r>
-            <w:r>
-              <w:rPr>
+                <w:sz w:val="26"/>
+                <w:szCs w:val="26"/>
+              </w:rPr>
+              <w:instrText xml:space="preserve"> PAGEREF _Toc228543479 \h </w:instrText>
+            </w:r>
+            <w:r>
+              <w:rPr>
+                <w:rFonts w:ascii="Times New Roman" w:hAnsi="Times New Roman" w:cs="Times New Roman"/>
+                <w:bCs/>
                 <w:noProof/>
                 <w:webHidden/>
-              </w:rPr>
-            </w:r>
-            <w:r>
-              <w:rPr>
+                <w:sz w:val="26"/>
+                <w:szCs w:val="26"/>
+              </w:rPr>
+            </w:r>
+            <w:r>
+              <w:rPr>
+                <w:rFonts w:ascii="Times New Roman" w:hAnsi="Times New Roman" w:cs="Times New Roman"/>
+                <w:bCs/>
                 <w:noProof/>
                 <w:webHidden/>
+                <w:sz w:val="26"/>
+                <w:szCs w:val="26"/>
               </w:rPr>
               <w:fldChar w:fldCharType="separate"/>
             </w:r>
             <w:r>
               <w:rPr>
+                <w:rFonts w:ascii="Times New Roman" w:hAnsi="Times New Roman" w:cs="Times New Roman"/>
+                <w:bCs/>
                 <w:noProof/>
                 <w:webHidden/>
-              </w:rPr>
-              <w:t>6</w:t>
-            </w:r>
-            <w:r>
-              <w:rPr>
+                <w:sz w:val="26"/>
+                <w:szCs w:val="26"/>
+              </w:rPr>
+              <w:t>8</w:t>
+            </w:r>
+            <w:r>
+              <w:rPr>
+                <w:rFonts w:ascii="Times New Roman" w:hAnsi="Times New Roman" w:cs="Times New Roman"/>
+                <w:bCs/>
                 <w:noProof/>
                 <w:webHidden/>
+                <w:sz w:val="26"/>
+                <w:szCs w:val="26"/>
               </w:rPr>
               <w:fldChar w:fldCharType="end"/>
             </w:r>
@@ -630,77 +1875,119 @@
               <w:tab w:val="right" w:leader="dot" w:pos="9111"/>
             </w:tabs>
             <w:rPr>
-              <w:rFonts w:eastAsiaTheme="minorEastAsia"/>
+              <w:rFonts w:ascii="Times New Roman" w:eastAsiaTheme="minorEastAsia" w:hAnsi="Times New Roman" w:cs="Times New Roman"/>
+              <w:bCs/>
               <w:noProof/>
+              <w:sz w:val="26"/>
+              <w:szCs w:val="26"/>
             </w:rPr>
           </w:pPr>
-          <w:hyperlink w:anchor="_Toc228530847" w:history="1">
+          <w:hyperlink w:anchor="_Toc228543480" w:history="1">
             <w:r>
               <w:rPr>
                 <w:rStyle w:val="Hyperlink"/>
+                <w:rFonts w:ascii="Times New Roman" w:hAnsi="Times New Roman" w:cs="Times New Roman"/>
+                <w:bCs/>
                 <w:noProof/>
+                <w:sz w:val="26"/>
+                <w:szCs w:val="26"/>
               </w:rPr>
               <w:t>CHƯƠNG 1.</w:t>
             </w:r>
             <w:r>
               <w:rPr>
-                <w:rFonts w:eastAsiaTheme="minorEastAsia"/>
+                <w:rFonts w:ascii="Times New Roman" w:eastAsiaTheme="minorEastAsia" w:hAnsi="Times New Roman" w:cs="Times New Roman"/>
+                <w:bCs/>
                 <w:noProof/>
+                <w:sz w:val="26"/>
+                <w:szCs w:val="26"/>
               </w:rPr>
               <w:tab/>
             </w:r>
             <w:r>
               <w:rPr>
                 <w:rStyle w:val="Hyperlink"/>
+                <w:rFonts w:ascii="Times New Roman" w:hAnsi="Times New Roman" w:cs="Times New Roman"/>
+                <w:bCs/>
                 <w:noProof/>
+                <w:sz w:val="26"/>
+                <w:szCs w:val="26"/>
               </w:rPr>
               <w:t>TỔNG QUAN VỀ CÔNG NGHỆ PHẦN MỀM</w:t>
             </w:r>
             <w:r>
               <w:rPr>
+                <w:rFonts w:ascii="Times New Roman" w:hAnsi="Times New Roman" w:cs="Times New Roman"/>
+                <w:bCs/>
                 <w:noProof/>
                 <w:webHidden/>
+                <w:sz w:val="26"/>
+                <w:szCs w:val="26"/>
               </w:rPr>
               <w:tab/>
             </w:r>
             <w:r>
               <w:rPr>
+                <w:rFonts w:ascii="Times New Roman" w:hAnsi="Times New Roman" w:cs="Times New Roman"/>
+                <w:bCs/>
                 <w:noProof/>
                 <w:webHidden/>
+                <w:sz w:val="26"/>
+                <w:szCs w:val="26"/>
               </w:rPr>
               <w:fldChar w:fldCharType="begin"/>
             </w:r>
             <w:r>
               <w:rPr>
+                <w:rFonts w:ascii="Times New Roman" w:hAnsi="Times New Roman" w:cs="Times New Roman"/>
+                <w:bCs/>
                 <w:noProof/>
                 <w:webHidden/>
-              </w:rPr>
-              <w:instrText xml:space="preserve"> PAGEREF _Toc228530847 \h </w:instrText>
-            </w:r>
-            <w:r>
-              <w:rPr>
+                <w:sz w:val="26"/>
+                <w:szCs w:val="26"/>
+              </w:rPr>
+              <w:instrText xml:space="preserve"> PAGEREF _Toc228543480 \h </w:instrText>
+            </w:r>
+            <w:r>
+              <w:rPr>
+                <w:rFonts w:ascii="Times New Roman" w:hAnsi="Times New Roman" w:cs="Times New Roman"/>
+                <w:bCs/>
                 <w:noProof/>
                 <w:webHidden/>
-              </w:rPr>
-            </w:r>
-            <w:r>
-              <w:rPr>
+                <w:sz w:val="26"/>
+                <w:szCs w:val="26"/>
+              </w:rPr>
+            </w:r>
+            <w:r>
+              <w:rPr>
+                <w:rFonts w:ascii="Times New Roman" w:hAnsi="Times New Roman" w:cs="Times New Roman"/>
+                <w:bCs/>
                 <w:noProof/>
                 <w:webHidden/>
+                <w:sz w:val="26"/>
+                <w:szCs w:val="26"/>
               </w:rPr>
               <w:fldChar w:fldCharType="separate"/>
             </w:r>
             <w:r>
               <w:rPr>
+                <w:rFonts w:ascii="Times New Roman" w:hAnsi="Times New Roman" w:cs="Times New Roman"/>
+                <w:bCs/>
                 <w:noProof/>
                 <w:webHidden/>
-              </w:rPr>
-              <w:t>7</w:t>
-            </w:r>
-            <w:r>
-              <w:rPr>
+                <w:sz w:val="26"/>
+                <w:szCs w:val="26"/>
+              </w:rPr>
+              <w:t>9</w:t>
+            </w:r>
+            <w:r>
+              <w:rPr>
+                <w:rFonts w:ascii="Times New Roman" w:hAnsi="Times New Roman" w:cs="Times New Roman"/>
+                <w:bCs/>
                 <w:noProof/>
                 <w:webHidden/>
+                <w:sz w:val="26"/>
+                <w:szCs w:val="26"/>
               </w:rPr>
               <w:fldChar w:fldCharType="end"/>
             </w:r>
@@ -713,63 +2000,98 @@
               <w:tab w:val="right" w:leader="dot" w:pos="9111"/>
             </w:tabs>
             <w:rPr>
-              <w:rFonts w:eastAsiaTheme="minorEastAsia"/>
+              <w:rFonts w:ascii="Times New Roman" w:eastAsiaTheme="minorEastAsia" w:hAnsi="Times New Roman" w:cs="Times New Roman"/>
+              <w:bCs/>
               <w:noProof/>
+              <w:sz w:val="26"/>
+              <w:szCs w:val="26"/>
             </w:rPr>
           </w:pPr>
-          <w:hyperlink w:anchor="_Toc228530848" w:history="1">
+          <w:hyperlink w:anchor="_Toc228543481" w:history="1">
             <w:r>
               <w:rPr>
                 <w:rStyle w:val="Hyperlink"/>
+                <w:rFonts w:ascii="Times New Roman" w:hAnsi="Times New Roman" w:cs="Times New Roman"/>
+                <w:bCs/>
                 <w:noProof/>
+                <w:sz w:val="26"/>
+                <w:szCs w:val="26"/>
               </w:rPr>
               <w:t>1.1. Giới thiệu về Công nghệ phần mềm</w:t>
             </w:r>
             <w:r>
               <w:rPr>
+                <w:rFonts w:ascii="Times New Roman" w:hAnsi="Times New Roman" w:cs="Times New Roman"/>
+                <w:bCs/>
                 <w:noProof/>
                 <w:webHidden/>
+                <w:sz w:val="26"/>
+                <w:szCs w:val="26"/>
               </w:rPr>
               <w:tab/>
             </w:r>
             <w:r>
               <w:rPr>
+                <w:rFonts w:ascii="Times New Roman" w:hAnsi="Times New Roman" w:cs="Times New Roman"/>
+                <w:bCs/>
                 <w:noProof/>
                 <w:webHidden/>
+                <w:sz w:val="26"/>
+                <w:szCs w:val="26"/>
               </w:rPr>
               <w:fldChar w:fldCharType="begin"/>
             </w:r>
             <w:r>
               <w:rPr>
+                <w:rFonts w:ascii="Times New Roman" w:hAnsi="Times New Roman" w:cs="Times New Roman"/>
+                <w:bCs/>
                 <w:noProof/>
                 <w:webHidden/>
-              </w:rPr>
-              <w:instrText xml:space="preserve"> PAGEREF _Toc228530848 \h </w:instrText>
-            </w:r>
-            <w:r>
-              <w:rPr>
+                <w:sz w:val="26"/>
+                <w:szCs w:val="26"/>
+              </w:rPr>
+              <w:instrText xml:space="preserve"> PAGEREF _Toc228543481 \h </w:instrText>
+            </w:r>
+            <w:r>
+              <w:rPr>
+                <w:rFonts w:ascii="Times New Roman" w:hAnsi="Times New Roman" w:cs="Times New Roman"/>
+                <w:bCs/>
                 <w:noProof/>
                 <w:webHidden/>
-              </w:rPr>
-            </w:r>
-            <w:r>
-              <w:rPr>
+                <w:sz w:val="26"/>
+                <w:szCs w:val="26"/>
+              </w:rPr>
+            </w:r>
+            <w:r>
+              <w:rPr>
+                <w:rFonts w:ascii="Times New Roman" w:hAnsi="Times New Roman" w:cs="Times New Roman"/>
+                <w:bCs/>
                 <w:noProof/>
                 <w:webHidden/>
+                <w:sz w:val="26"/>
+                <w:szCs w:val="26"/>
               </w:rPr>
               <w:fldChar w:fldCharType="separate"/>
             </w:r>
             <w:r>
               <w:rPr>
+                <w:rFonts w:ascii="Times New Roman" w:hAnsi="Times New Roman" w:cs="Times New Roman"/>
+                <w:bCs/>
                 <w:noProof/>
                 <w:webHidden/>
-              </w:rPr>
-              <w:t>7</w:t>
-            </w:r>
-            <w:r>
-              <w:rPr>
+                <w:sz w:val="26"/>
+                <w:szCs w:val="26"/>
+              </w:rPr>
+              <w:t>9</w:t>
+            </w:r>
+            <w:r>
+              <w:rPr>
+                <w:rFonts w:ascii="Times New Roman" w:hAnsi="Times New Roman" w:cs="Times New Roman"/>
+                <w:bCs/>
                 <w:noProof/>
                 <w:webHidden/>
+                <w:sz w:val="26"/>
+                <w:szCs w:val="26"/>
               </w:rPr>
               <w:fldChar w:fldCharType="end"/>
             </w:r>
@@ -782,63 +2104,98 @@
               <w:tab w:val="right" w:leader="dot" w:pos="9111"/>
             </w:tabs>
             <w:rPr>
-              <w:rFonts w:eastAsiaTheme="minorEastAsia"/>
+              <w:rFonts w:ascii="Times New Roman" w:eastAsiaTheme="minorEastAsia" w:hAnsi="Times New Roman" w:cs="Times New Roman"/>
+              <w:bCs/>
               <w:noProof/>
+              <w:sz w:val="26"/>
+              <w:szCs w:val="26"/>
             </w:rPr>
           </w:pPr>
-          <w:hyperlink w:anchor="_Toc228530849" w:history="1">
+          <w:hyperlink w:anchor="_Toc228543482" w:history="1">
             <w:r>
               <w:rPr>
                 <w:rStyle w:val="Hyperlink"/>
+                <w:rFonts w:ascii="Times New Roman" w:hAnsi="Times New Roman" w:cs="Times New Roman"/>
+                <w:bCs/>
                 <w:noProof/>
+                <w:sz w:val="26"/>
+                <w:szCs w:val="26"/>
               </w:rPr>
               <w:t>1.1.1. Khái niệm Công nghệ phần mềm</w:t>
             </w:r>
             <w:r>
               <w:rPr>
+                <w:rFonts w:ascii="Times New Roman" w:hAnsi="Times New Roman" w:cs="Times New Roman"/>
+                <w:bCs/>
                 <w:noProof/>
                 <w:webHidden/>
+                <w:sz w:val="26"/>
+                <w:szCs w:val="26"/>
               </w:rPr>
               <w:tab/>
             </w:r>
             <w:r>
               <w:rPr>
+                <w:rFonts w:ascii="Times New Roman" w:hAnsi="Times New Roman" w:cs="Times New Roman"/>
+                <w:bCs/>
                 <w:noProof/>
                 <w:webHidden/>
+                <w:sz w:val="26"/>
+                <w:szCs w:val="26"/>
               </w:rPr>
               <w:fldChar w:fldCharType="begin"/>
             </w:r>
             <w:r>
               <w:rPr>
+                <w:rFonts w:ascii="Times New Roman" w:hAnsi="Times New Roman" w:cs="Times New Roman"/>
+                <w:bCs/>
                 <w:noProof/>
                 <w:webHidden/>
-              </w:rPr>
-              <w:instrText xml:space="preserve"> PAGEREF _Toc228530849 \h </w:instrText>
-            </w:r>
-            <w:r>
-              <w:rPr>
+                <w:sz w:val="26"/>
+                <w:szCs w:val="26"/>
+              </w:rPr>
+              <w:instrText xml:space="preserve"> PAGEREF _Toc228543482 \h </w:instrText>
+            </w:r>
+            <w:r>
+              <w:rPr>
+                <w:rFonts w:ascii="Times New Roman" w:hAnsi="Times New Roman" w:cs="Times New Roman"/>
+                <w:bCs/>
                 <w:noProof/>
                 <w:webHidden/>
-              </w:rPr>
-            </w:r>
-            <w:r>
-              <w:rPr>
+                <w:sz w:val="26"/>
+                <w:szCs w:val="26"/>
+              </w:rPr>
+            </w:r>
+            <w:r>
+              <w:rPr>
+                <w:rFonts w:ascii="Times New Roman" w:hAnsi="Times New Roman" w:cs="Times New Roman"/>
+                <w:bCs/>
                 <w:noProof/>
                 <w:webHidden/>
+                <w:sz w:val="26"/>
+                <w:szCs w:val="26"/>
               </w:rPr>
               <w:fldChar w:fldCharType="separate"/>
             </w:r>
             <w:r>
               <w:rPr>
+                <w:rFonts w:ascii="Times New Roman" w:hAnsi="Times New Roman" w:cs="Times New Roman"/>
+                <w:bCs/>
                 <w:noProof/>
                 <w:webHidden/>
-              </w:rPr>
-              <w:t>7</w:t>
-            </w:r>
-            <w:r>
-              <w:rPr>
+                <w:sz w:val="26"/>
+                <w:szCs w:val="26"/>
+              </w:rPr>
+              <w:t>9</w:t>
+            </w:r>
+            <w:r>
+              <w:rPr>
+                <w:rFonts w:ascii="Times New Roman" w:hAnsi="Times New Roman" w:cs="Times New Roman"/>
+                <w:bCs/>
                 <w:noProof/>
                 <w:webHidden/>
+                <w:sz w:val="26"/>
+                <w:szCs w:val="26"/>
               </w:rPr>
               <w:fldChar w:fldCharType="end"/>
             </w:r>
@@ -851,63 +2208,98 @@
               <w:tab w:val="right" w:leader="dot" w:pos="9111"/>
             </w:tabs>
             <w:rPr>
-              <w:rFonts w:eastAsiaTheme="minorEastAsia"/>
+              <w:rFonts w:ascii="Times New Roman" w:eastAsiaTheme="minorEastAsia" w:hAnsi="Times New Roman" w:cs="Times New Roman"/>
+              <w:bCs/>
               <w:noProof/>
+              <w:sz w:val="26"/>
+              <w:szCs w:val="26"/>
             </w:rPr>
           </w:pPr>
-          <w:hyperlink w:anchor="_Toc228530850" w:history="1">
+          <w:hyperlink w:anchor="_Toc228543483" w:history="1">
             <w:r>
               <w:rPr>
                 <w:rStyle w:val="Hyperlink"/>
+                <w:rFonts w:ascii="Times New Roman" w:hAnsi="Times New Roman" w:cs="Times New Roman"/>
+                <w:bCs/>
                 <w:noProof/>
+                <w:sz w:val="26"/>
+                <w:szCs w:val="26"/>
               </w:rPr>
               <w:t>1.1.2. Vòng đời phát triển phần mềm (Software Development Life Cycle)</w:t>
             </w:r>
             <w:r>
               <w:rPr>
+                <w:rFonts w:ascii="Times New Roman" w:hAnsi="Times New Roman" w:cs="Times New Roman"/>
+                <w:bCs/>
                 <w:noProof/>
                 <w:webHidden/>
+                <w:sz w:val="26"/>
+                <w:szCs w:val="26"/>
               </w:rPr>
               <w:tab/>
             </w:r>
             <w:r>
               <w:rPr>
+                <w:rFonts w:ascii="Times New Roman" w:hAnsi="Times New Roman" w:cs="Times New Roman"/>
+                <w:bCs/>
                 <w:noProof/>
                 <w:webHidden/>
+                <w:sz w:val="26"/>
+                <w:szCs w:val="26"/>
               </w:rPr>
               <w:fldChar w:fldCharType="begin"/>
             </w:r>
             <w:r>
               <w:rPr>
+                <w:rFonts w:ascii="Times New Roman" w:hAnsi="Times New Roman" w:cs="Times New Roman"/>
+                <w:bCs/>
                 <w:noProof/>
                 <w:webHidden/>
-              </w:rPr>
-              <w:instrText xml:space="preserve"> PAGEREF _Toc228530850 \h </w:instrText>
-            </w:r>
-            <w:r>
-              <w:rPr>
+                <w:sz w:val="26"/>
+                <w:szCs w:val="26"/>
+              </w:rPr>
+              <w:instrText xml:space="preserve"> PAGEREF _Toc228543483 \h </w:instrText>
+            </w:r>
+            <w:r>
+              <w:rPr>
+                <w:rFonts w:ascii="Times New Roman" w:hAnsi="Times New Roman" w:cs="Times New Roman"/>
+                <w:bCs/>
                 <w:noProof/>
                 <w:webHidden/>
-              </w:rPr>
-            </w:r>
-            <w:r>
-              <w:rPr>
+                <w:sz w:val="26"/>
+                <w:szCs w:val="26"/>
+              </w:rPr>
+            </w:r>
+            <w:r>
+              <w:rPr>
+                <w:rFonts w:ascii="Times New Roman" w:hAnsi="Times New Roman" w:cs="Times New Roman"/>
+                <w:bCs/>
                 <w:noProof/>
                 <w:webHidden/>
+                <w:sz w:val="26"/>
+                <w:szCs w:val="26"/>
               </w:rPr>
               <w:fldChar w:fldCharType="separate"/>
             </w:r>
             <w:r>
               <w:rPr>
+                <w:rFonts w:ascii="Times New Roman" w:hAnsi="Times New Roman" w:cs="Times New Roman"/>
+                <w:bCs/>
                 <w:noProof/>
                 <w:webHidden/>
-              </w:rPr>
-              <w:t>7</w:t>
-            </w:r>
-            <w:r>
-              <w:rPr>
+                <w:sz w:val="26"/>
+                <w:szCs w:val="26"/>
+              </w:rPr>
+              <w:t>9</w:t>
+            </w:r>
+            <w:r>
+              <w:rPr>
+                <w:rFonts w:ascii="Times New Roman" w:hAnsi="Times New Roman" w:cs="Times New Roman"/>
+                <w:bCs/>
                 <w:noProof/>
                 <w:webHidden/>
+                <w:sz w:val="26"/>
+                <w:szCs w:val="26"/>
               </w:rPr>
               <w:fldChar w:fldCharType="end"/>
             </w:r>
@@ -920,63 +2312,98 @@
               <w:tab w:val="right" w:leader="dot" w:pos="9111"/>
             </w:tabs>
             <w:rPr>
-              <w:rFonts w:eastAsiaTheme="minorEastAsia"/>
+              <w:rFonts w:ascii="Times New Roman" w:eastAsiaTheme="minorEastAsia" w:hAnsi="Times New Roman" w:cs="Times New Roman"/>
+              <w:bCs/>
               <w:noProof/>
+              <w:sz w:val="26"/>
+              <w:szCs w:val="26"/>
             </w:rPr>
           </w:pPr>
-          <w:hyperlink w:anchor="_Toc228530851" w:history="1">
+          <w:hyperlink w:anchor="_Toc228543484" w:history="1">
             <w:r>
               <w:rPr>
                 <w:rStyle w:val="Hyperlink"/>
+                <w:rFonts w:ascii="Times New Roman" w:hAnsi="Times New Roman" w:cs="Times New Roman"/>
+                <w:bCs/>
                 <w:noProof/>
+                <w:sz w:val="26"/>
+                <w:szCs w:val="26"/>
               </w:rPr>
               <w:t>1.1.3. Bạn sẽ lựa chọn theo Công nghệ phần mềm hay Khoa học máy tính? Tại sao?</w:t>
             </w:r>
             <w:r>
               <w:rPr>
+                <w:rFonts w:ascii="Times New Roman" w:hAnsi="Times New Roman" w:cs="Times New Roman"/>
+                <w:bCs/>
                 <w:noProof/>
                 <w:webHidden/>
+                <w:sz w:val="26"/>
+                <w:szCs w:val="26"/>
               </w:rPr>
               <w:tab/>
             </w:r>
             <w:r>
               <w:rPr>
+                <w:rFonts w:ascii="Times New Roman" w:hAnsi="Times New Roman" w:cs="Times New Roman"/>
+                <w:bCs/>
                 <w:noProof/>
                 <w:webHidden/>
+                <w:sz w:val="26"/>
+                <w:szCs w:val="26"/>
               </w:rPr>
               <w:fldChar w:fldCharType="begin"/>
             </w:r>
             <w:r>
               <w:rPr>
+                <w:rFonts w:ascii="Times New Roman" w:hAnsi="Times New Roman" w:cs="Times New Roman"/>
+                <w:bCs/>
                 <w:noProof/>
                 <w:webHidden/>
-              </w:rPr>
-              <w:instrText xml:space="preserve"> PAGEREF _Toc228530851 \h </w:instrText>
-            </w:r>
-            <w:r>
-              <w:rPr>
+                <w:sz w:val="26"/>
+                <w:szCs w:val="26"/>
+              </w:rPr>
+              <w:instrText xml:space="preserve"> PAGEREF _Toc228543484 \h </w:instrText>
+            </w:r>
+            <w:r>
+              <w:rPr>
+                <w:rFonts w:ascii="Times New Roman" w:hAnsi="Times New Roman" w:cs="Times New Roman"/>
+                <w:bCs/>
                 <w:noProof/>
                 <w:webHidden/>
-              </w:rPr>
-            </w:r>
-            <w:r>
-              <w:rPr>
+                <w:sz w:val="26"/>
+                <w:szCs w:val="26"/>
+              </w:rPr>
+            </w:r>
+            <w:r>
+              <w:rPr>
+                <w:rFonts w:ascii="Times New Roman" w:hAnsi="Times New Roman" w:cs="Times New Roman"/>
+                <w:bCs/>
                 <w:noProof/>
                 <w:webHidden/>
+                <w:sz w:val="26"/>
+                <w:szCs w:val="26"/>
               </w:rPr>
               <w:fldChar w:fldCharType="separate"/>
             </w:r>
             <w:r>
               <w:rPr>
+                <w:rFonts w:ascii="Times New Roman" w:hAnsi="Times New Roman" w:cs="Times New Roman"/>
+                <w:bCs/>
                 <w:noProof/>
                 <w:webHidden/>
-              </w:rPr>
-              <w:t>8</w:t>
-            </w:r>
-            <w:r>
-              <w:rPr>
+                <w:sz w:val="26"/>
+                <w:szCs w:val="26"/>
+              </w:rPr>
+              <w:t>10</w:t>
+            </w:r>
+            <w:r>
+              <w:rPr>
+                <w:rFonts w:ascii="Times New Roman" w:hAnsi="Times New Roman" w:cs="Times New Roman"/>
+                <w:bCs/>
                 <w:noProof/>
                 <w:webHidden/>
+                <w:sz w:val="26"/>
+                <w:szCs w:val="26"/>
               </w:rPr>
               <w:fldChar w:fldCharType="end"/>
             </w:r>
@@ -989,132 +2416,98 @@
               <w:tab w:val="right" w:leader="dot" w:pos="9111"/>
             </w:tabs>
             <w:rPr>
-              <w:rFonts w:eastAsiaTheme="minorEastAsia"/>
+              <w:rFonts w:ascii="Times New Roman" w:eastAsiaTheme="minorEastAsia" w:hAnsi="Times New Roman" w:cs="Times New Roman"/>
+              <w:bCs/>
               <w:noProof/>
+              <w:sz w:val="26"/>
+              <w:szCs w:val="26"/>
             </w:rPr>
           </w:pPr>
-          <w:hyperlink w:anchor="_Toc228530852" w:history="1">
+          <w:hyperlink w:anchor="_Toc228543485" w:history="1">
             <w:r>
               <w:rPr>
                 <w:rStyle w:val="Hyperlink"/>
+                <w:rFonts w:ascii="Times New Roman" w:hAnsi="Times New Roman" w:cs="Times New Roman"/>
+                <w:bCs/>
                 <w:noProof/>
-              </w:rPr>
-              <w:t>1.2. Các mô hình phát triển phần mềm (Bài 2)</w:t>
-            </w:r>
-            <w:r>
-              <w:rPr>
+                <w:sz w:val="26"/>
+                <w:szCs w:val="26"/>
+              </w:rPr>
+              <w:t>1.2. Các mô hình phát triển phần mềm</w:t>
+            </w:r>
+            <w:r>
+              <w:rPr>
+                <w:rFonts w:ascii="Times New Roman" w:hAnsi="Times New Roman" w:cs="Times New Roman"/>
+                <w:bCs/>
                 <w:noProof/>
                 <w:webHidden/>
+                <w:sz w:val="26"/>
+                <w:szCs w:val="26"/>
               </w:rPr>
               <w:tab/>
             </w:r>
             <w:r>
               <w:rPr>
+                <w:rFonts w:ascii="Times New Roman" w:hAnsi="Times New Roman" w:cs="Times New Roman"/>
+                <w:bCs/>
                 <w:noProof/>
                 <w:webHidden/>
+                <w:sz w:val="26"/>
+                <w:szCs w:val="26"/>
               </w:rPr>
               <w:fldChar w:fldCharType="begin"/>
             </w:r>
             <w:r>
               <w:rPr>
+                <w:rFonts w:ascii="Times New Roman" w:hAnsi="Times New Roman" w:cs="Times New Roman"/>
+                <w:bCs/>
                 <w:noProof/>
                 <w:webHidden/>
-              </w:rPr>
-              <w:instrText xml:space="preserve"> PAGEREF _Toc228530852 \h </w:instrText>
-            </w:r>
-            <w:r>
-              <w:rPr>
+                <w:sz w:val="26"/>
+                <w:szCs w:val="26"/>
+              </w:rPr>
+              <w:instrText xml:space="preserve"> PAGEREF _Toc228543485 \h </w:instrText>
+            </w:r>
+            <w:r>
+              <w:rPr>
+                <w:rFonts w:ascii="Times New Roman" w:hAnsi="Times New Roman" w:cs="Times New Roman"/>
+                <w:bCs/>
                 <w:noProof/>
                 <w:webHidden/>
-              </w:rPr>
-            </w:r>
-            <w:r>
-              <w:rPr>
+                <w:sz w:val="26"/>
+                <w:szCs w:val="26"/>
+              </w:rPr>
+            </w:r>
+            <w:r>
+              <w:rPr>
+                <w:rFonts w:ascii="Times New Roman" w:hAnsi="Times New Roman" w:cs="Times New Roman"/>
+                <w:bCs/>
                 <w:noProof/>
                 <w:webHidden/>
+                <w:sz w:val="26"/>
+                <w:szCs w:val="26"/>
               </w:rPr>
               <w:fldChar w:fldCharType="separate"/>
             </w:r>
             <w:r>
               <w:rPr>
+                <w:rFonts w:ascii="Times New Roman" w:hAnsi="Times New Roman" w:cs="Times New Roman"/>
+                <w:bCs/>
                 <w:noProof/>
                 <w:webHidden/>
-              </w:rPr>
-              <w:t>9</w:t>
-            </w:r>
-            <w:r>
-              <w:rPr>
+                <w:sz w:val="26"/>
+                <w:szCs w:val="26"/>
+              </w:rPr>
+              <w:t>11</w:t>
+            </w:r>
+            <w:r>
+              <w:rPr>
+                <w:rFonts w:ascii="Times New Roman" w:hAnsi="Times New Roman" w:cs="Times New Roman"/>
+                <w:bCs/>
                 <w:noProof/>
                 <w:webHidden/>
-              </w:rPr>
-              <w:fldChar w:fldCharType="end"/>
-            </w:r>
-          </w:hyperlink>
-        </w:p>
-        <w:p>
-          <w:pPr>
-            <w:pStyle w:val="TOC3"/>
-            <w:tabs>
-              <w:tab w:val="right" w:leader="dot" w:pos="9111"/>
-            </w:tabs>
-            <w:rPr>
-              <w:rFonts w:eastAsiaTheme="minorEastAsia"/>
-              <w:noProof/>
-            </w:rPr>
-          </w:pPr>
-          <w:hyperlink w:anchor="_Toc228530853" w:history="1">
-            <w:r>
-              <w:rPr>
-                <w:rStyle w:val="Hyperlink"/>
-                <w:noProof/>
-              </w:rPr>
-              <w:t>1.2.5. Bài tập thực hành</w:t>
-            </w:r>
-            <w:r>
-              <w:rPr>
-                <w:noProof/>
-                <w:webHidden/>
-              </w:rPr>
-              <w:tab/>
-            </w:r>
-            <w:r>
-              <w:rPr>
-                <w:noProof/>
-                <w:webHidden/>
-              </w:rPr>
-              <w:fldChar w:fldCharType="begin"/>
-            </w:r>
-            <w:r>
-              <w:rPr>
-                <w:noProof/>
-                <w:webHidden/>
-              </w:rPr>
-              <w:instrText xml:space="preserve"> PAGEREF _Toc228530853 \h </w:instrText>
-            </w:r>
-            <w:r>
-              <w:rPr>
-                <w:noProof/>
-                <w:webHidden/>
-              </w:rPr>
-            </w:r>
-            <w:r>
-              <w:rPr>
-                <w:noProof/>
-                <w:webHidden/>
-              </w:rPr>
-              <w:fldChar w:fldCharType="separate"/>
-            </w:r>
-            <w:r>
-              <w:rPr>
-                <w:noProof/>
-                <w:webHidden/>
-              </w:rPr>
-              <w:t>9</w:t>
-            </w:r>
-            <w:r>
-              <w:rPr>
-                <w:noProof/>
-                <w:webHidden/>
+                <w:sz w:val="26"/>
+                <w:szCs w:val="26"/>
               </w:rPr>
               <w:fldChar w:fldCharType="end"/>
             </w:r>
@@ -1128,77 +2521,119 @@
               <w:tab w:val="right" w:leader="dot" w:pos="9111"/>
             </w:tabs>
             <w:rPr>
-              <w:rFonts w:eastAsiaTheme="minorEastAsia"/>
+              <w:rFonts w:ascii="Times New Roman" w:eastAsiaTheme="minorEastAsia" w:hAnsi="Times New Roman" w:cs="Times New Roman"/>
+              <w:bCs/>
               <w:noProof/>
+              <w:sz w:val="26"/>
+              <w:szCs w:val="26"/>
             </w:rPr>
           </w:pPr>
-          <w:hyperlink w:anchor="_Toc228530854" w:history="1">
+          <w:hyperlink w:anchor="_Toc228543486" w:history="1">
             <w:r>
               <w:rPr>
                 <w:rStyle w:val="Hyperlink"/>
+                <w:rFonts w:ascii="Times New Roman" w:hAnsi="Times New Roman" w:cs="Times New Roman"/>
+                <w:bCs/>
                 <w:noProof/>
+                <w:sz w:val="26"/>
+                <w:szCs w:val="26"/>
               </w:rPr>
               <w:t>CHƯƠNG 2.</w:t>
             </w:r>
             <w:r>
               <w:rPr>
-                <w:rFonts w:eastAsiaTheme="minorEastAsia"/>
+                <w:rFonts w:ascii="Times New Roman" w:eastAsiaTheme="minorEastAsia" w:hAnsi="Times New Roman" w:cs="Times New Roman"/>
+                <w:bCs/>
                 <w:noProof/>
+                <w:sz w:val="26"/>
+                <w:szCs w:val="26"/>
               </w:rPr>
               <w:tab/>
             </w:r>
             <w:r>
               <w:rPr>
                 <w:rStyle w:val="Hyperlink"/>
+                <w:rFonts w:ascii="Times New Roman" w:hAnsi="Times New Roman" w:cs="Times New Roman"/>
+                <w:bCs/>
                 <w:noProof/>
+                <w:sz w:val="26"/>
+                <w:szCs w:val="26"/>
               </w:rPr>
               <w:t>QUẢN LÝ DỰ ÁN VÀ PHÂN TÍCH YÊU CẦU</w:t>
             </w:r>
             <w:r>
               <w:rPr>
+                <w:rFonts w:ascii="Times New Roman" w:hAnsi="Times New Roman" w:cs="Times New Roman"/>
+                <w:bCs/>
                 <w:noProof/>
                 <w:webHidden/>
+                <w:sz w:val="26"/>
+                <w:szCs w:val="26"/>
               </w:rPr>
               <w:tab/>
             </w:r>
             <w:r>
               <w:rPr>
+                <w:rFonts w:ascii="Times New Roman" w:hAnsi="Times New Roman" w:cs="Times New Roman"/>
+                <w:bCs/>
                 <w:noProof/>
                 <w:webHidden/>
+                <w:sz w:val="26"/>
+                <w:szCs w:val="26"/>
               </w:rPr>
               <w:fldChar w:fldCharType="begin"/>
             </w:r>
             <w:r>
               <w:rPr>
+                <w:rFonts w:ascii="Times New Roman" w:hAnsi="Times New Roman" w:cs="Times New Roman"/>
+                <w:bCs/>
                 <w:noProof/>
                 <w:webHidden/>
-              </w:rPr>
-              <w:instrText xml:space="preserve"> PAGEREF _Toc228530854 \h </w:instrText>
-            </w:r>
-            <w:r>
-              <w:rPr>
+                <w:sz w:val="26"/>
+                <w:szCs w:val="26"/>
+              </w:rPr>
+              <w:instrText xml:space="preserve"> PAGEREF _Toc228543486 \h </w:instrText>
+            </w:r>
+            <w:r>
+              <w:rPr>
+                <w:rFonts w:ascii="Times New Roman" w:hAnsi="Times New Roman" w:cs="Times New Roman"/>
+                <w:bCs/>
                 <w:noProof/>
                 <w:webHidden/>
-              </w:rPr>
-            </w:r>
-            <w:r>
-              <w:rPr>
+                <w:sz w:val="26"/>
+                <w:szCs w:val="26"/>
+              </w:rPr>
+            </w:r>
+            <w:r>
+              <w:rPr>
+                <w:rFonts w:ascii="Times New Roman" w:hAnsi="Times New Roman" w:cs="Times New Roman"/>
+                <w:bCs/>
                 <w:noProof/>
                 <w:webHidden/>
+                <w:sz w:val="26"/>
+                <w:szCs w:val="26"/>
               </w:rPr>
               <w:fldChar w:fldCharType="separate"/>
             </w:r>
             <w:r>
               <w:rPr>
+                <w:rFonts w:ascii="Times New Roman" w:hAnsi="Times New Roman" w:cs="Times New Roman"/>
+                <w:bCs/>
                 <w:noProof/>
                 <w:webHidden/>
-              </w:rPr>
-              <w:t>13</w:t>
-            </w:r>
-            <w:r>
-              <w:rPr>
+                <w:sz w:val="26"/>
+                <w:szCs w:val="26"/>
+              </w:rPr>
+              <w:t>15</w:t>
+            </w:r>
+            <w:r>
+              <w:rPr>
+                <w:rFonts w:ascii="Times New Roman" w:hAnsi="Times New Roman" w:cs="Times New Roman"/>
+                <w:bCs/>
                 <w:noProof/>
                 <w:webHidden/>
+                <w:sz w:val="26"/>
+                <w:szCs w:val="26"/>
               </w:rPr>
               <w:fldChar w:fldCharType="end"/>
             </w:r>
@@ -1211,63 +2646,98 @@
               <w:tab w:val="right" w:leader="dot" w:pos="9111"/>
             </w:tabs>
             <w:rPr>
-              <w:rFonts w:eastAsiaTheme="minorEastAsia"/>
+              <w:rFonts w:ascii="Times New Roman" w:eastAsiaTheme="minorEastAsia" w:hAnsi="Times New Roman" w:cs="Times New Roman"/>
+              <w:bCs/>
               <w:noProof/>
+              <w:sz w:val="26"/>
+              <w:szCs w:val="26"/>
             </w:rPr>
           </w:pPr>
-          <w:hyperlink w:anchor="_Toc228530855" w:history="1">
+          <w:hyperlink w:anchor="_Toc228543487" w:history="1">
             <w:r>
               <w:rPr>
                 <w:rStyle w:val="Hyperlink"/>
+                <w:rFonts w:ascii="Times New Roman" w:hAnsi="Times New Roman" w:cs="Times New Roman"/>
+                <w:bCs/>
                 <w:noProof/>
-              </w:rPr>
-              <w:t>2.1. Quản lý dự án phần mềm (Bài 7)</w:t>
-            </w:r>
-            <w:r>
-              <w:rPr>
+                <w:sz w:val="26"/>
+                <w:szCs w:val="26"/>
+              </w:rPr>
+              <w:t>2.1. Quản lý dự án phần mềm</w:t>
+            </w:r>
+            <w:r>
+              <w:rPr>
+                <w:rFonts w:ascii="Times New Roman" w:hAnsi="Times New Roman" w:cs="Times New Roman"/>
+                <w:bCs/>
                 <w:noProof/>
                 <w:webHidden/>
+                <w:sz w:val="26"/>
+                <w:szCs w:val="26"/>
               </w:rPr>
               <w:tab/>
             </w:r>
             <w:r>
               <w:rPr>
+                <w:rFonts w:ascii="Times New Roman" w:hAnsi="Times New Roman" w:cs="Times New Roman"/>
+                <w:bCs/>
                 <w:noProof/>
                 <w:webHidden/>
+                <w:sz w:val="26"/>
+                <w:szCs w:val="26"/>
               </w:rPr>
               <w:fldChar w:fldCharType="begin"/>
             </w:r>
             <w:r>
               <w:rPr>
+                <w:rFonts w:ascii="Times New Roman" w:hAnsi="Times New Roman" w:cs="Times New Roman"/>
+                <w:bCs/>
                 <w:noProof/>
                 <w:webHidden/>
-              </w:rPr>
-              <w:instrText xml:space="preserve"> PAGEREF _Toc228530855 \h </w:instrText>
-            </w:r>
-            <w:r>
-              <w:rPr>
+                <w:sz w:val="26"/>
+                <w:szCs w:val="26"/>
+              </w:rPr>
+              <w:instrText xml:space="preserve"> PAGEREF _Toc228543487 \h </w:instrText>
+            </w:r>
+            <w:r>
+              <w:rPr>
+                <w:rFonts w:ascii="Times New Roman" w:hAnsi="Times New Roman" w:cs="Times New Roman"/>
+                <w:bCs/>
                 <w:noProof/>
                 <w:webHidden/>
-              </w:rPr>
-            </w:r>
-            <w:r>
-              <w:rPr>
+                <w:sz w:val="26"/>
+                <w:szCs w:val="26"/>
+              </w:rPr>
+            </w:r>
+            <w:r>
+              <w:rPr>
+                <w:rFonts w:ascii="Times New Roman" w:hAnsi="Times New Roman" w:cs="Times New Roman"/>
+                <w:bCs/>
                 <w:noProof/>
                 <w:webHidden/>
+                <w:sz w:val="26"/>
+                <w:szCs w:val="26"/>
               </w:rPr>
               <w:fldChar w:fldCharType="separate"/>
             </w:r>
             <w:r>
               <w:rPr>
+                <w:rFonts w:ascii="Times New Roman" w:hAnsi="Times New Roman" w:cs="Times New Roman"/>
+                <w:bCs/>
                 <w:noProof/>
                 <w:webHidden/>
-              </w:rPr>
-              <w:t>13</w:t>
-            </w:r>
-            <w:r>
-              <w:rPr>
+                <w:sz w:val="26"/>
+                <w:szCs w:val="26"/>
+              </w:rPr>
+              <w:t>15</w:t>
+            </w:r>
+            <w:r>
+              <w:rPr>
+                <w:rFonts w:ascii="Times New Roman" w:hAnsi="Times New Roman" w:cs="Times New Roman"/>
+                <w:bCs/>
                 <w:noProof/>
                 <w:webHidden/>
+                <w:sz w:val="26"/>
+                <w:szCs w:val="26"/>
               </w:rPr>
               <w:fldChar w:fldCharType="end"/>
             </w:r>
@@ -1280,63 +2750,98 @@
               <w:tab w:val="right" w:leader="dot" w:pos="9111"/>
             </w:tabs>
             <w:rPr>
-              <w:rFonts w:eastAsiaTheme="minorEastAsia"/>
+              <w:rFonts w:ascii="Times New Roman" w:eastAsiaTheme="minorEastAsia" w:hAnsi="Times New Roman" w:cs="Times New Roman"/>
+              <w:bCs/>
               <w:noProof/>
+              <w:sz w:val="26"/>
+              <w:szCs w:val="26"/>
             </w:rPr>
           </w:pPr>
-          <w:hyperlink w:anchor="_Toc228530856" w:history="1">
+          <w:hyperlink w:anchor="_Toc228543488" w:history="1">
             <w:r>
               <w:rPr>
                 <w:rStyle w:val="Hyperlink"/>
+                <w:rFonts w:ascii="Times New Roman" w:hAnsi="Times New Roman" w:cs="Times New Roman"/>
+                <w:bCs/>
                 <w:noProof/>
+                <w:sz w:val="26"/>
+                <w:szCs w:val="26"/>
               </w:rPr>
               <w:t>2.1.1. Vòng đời của dự án</w:t>
             </w:r>
             <w:r>
               <w:rPr>
+                <w:rFonts w:ascii="Times New Roman" w:hAnsi="Times New Roman" w:cs="Times New Roman"/>
+                <w:bCs/>
                 <w:noProof/>
                 <w:webHidden/>
+                <w:sz w:val="26"/>
+                <w:szCs w:val="26"/>
               </w:rPr>
               <w:tab/>
             </w:r>
             <w:r>
               <w:rPr>
+                <w:rFonts w:ascii="Times New Roman" w:hAnsi="Times New Roman" w:cs="Times New Roman"/>
+                <w:bCs/>
                 <w:noProof/>
                 <w:webHidden/>
+                <w:sz w:val="26"/>
+                <w:szCs w:val="26"/>
               </w:rPr>
               <w:fldChar w:fldCharType="begin"/>
             </w:r>
             <w:r>
               <w:rPr>
+                <w:rFonts w:ascii="Times New Roman" w:hAnsi="Times New Roman" w:cs="Times New Roman"/>
+                <w:bCs/>
                 <w:noProof/>
                 <w:webHidden/>
-              </w:rPr>
-              <w:instrText xml:space="preserve"> PAGEREF _Toc228530856 \h </w:instrText>
-            </w:r>
-            <w:r>
-              <w:rPr>
+                <w:sz w:val="26"/>
+                <w:szCs w:val="26"/>
+              </w:rPr>
+              <w:instrText xml:space="preserve"> PAGEREF _Toc228543488 \h </w:instrText>
+            </w:r>
+            <w:r>
+              <w:rPr>
+                <w:rFonts w:ascii="Times New Roman" w:hAnsi="Times New Roman" w:cs="Times New Roman"/>
+                <w:bCs/>
                 <w:noProof/>
                 <w:webHidden/>
-              </w:rPr>
-            </w:r>
-            <w:r>
-              <w:rPr>
+                <w:sz w:val="26"/>
+                <w:szCs w:val="26"/>
+              </w:rPr>
+            </w:r>
+            <w:r>
+              <w:rPr>
+                <w:rFonts w:ascii="Times New Roman" w:hAnsi="Times New Roman" w:cs="Times New Roman"/>
+                <w:bCs/>
                 <w:noProof/>
                 <w:webHidden/>
+                <w:sz w:val="26"/>
+                <w:szCs w:val="26"/>
               </w:rPr>
               <w:fldChar w:fldCharType="separate"/>
             </w:r>
             <w:r>
               <w:rPr>
+                <w:rFonts w:ascii="Times New Roman" w:hAnsi="Times New Roman" w:cs="Times New Roman"/>
+                <w:bCs/>
                 <w:noProof/>
                 <w:webHidden/>
-              </w:rPr>
-              <w:t>13</w:t>
-            </w:r>
-            <w:r>
-              <w:rPr>
+                <w:sz w:val="26"/>
+                <w:szCs w:val="26"/>
+              </w:rPr>
+              <w:t>15</w:t>
+            </w:r>
+            <w:r>
+              <w:rPr>
+                <w:rFonts w:ascii="Times New Roman" w:hAnsi="Times New Roman" w:cs="Times New Roman"/>
+                <w:bCs/>
                 <w:noProof/>
                 <w:webHidden/>
+                <w:sz w:val="26"/>
+                <w:szCs w:val="26"/>
               </w:rPr>
               <w:fldChar w:fldCharType="end"/>
             </w:r>
@@ -1349,63 +2854,98 @@
               <w:tab w:val="right" w:leader="dot" w:pos="9111"/>
             </w:tabs>
             <w:rPr>
-              <w:rFonts w:eastAsiaTheme="minorEastAsia"/>
+              <w:rFonts w:ascii="Times New Roman" w:eastAsiaTheme="minorEastAsia" w:hAnsi="Times New Roman" w:cs="Times New Roman"/>
+              <w:bCs/>
               <w:noProof/>
+              <w:sz w:val="26"/>
+              <w:szCs w:val="26"/>
             </w:rPr>
           </w:pPr>
-          <w:hyperlink w:anchor="_Toc228530857" w:history="1">
+          <w:hyperlink w:anchor="_Toc228543489" w:history="1">
             <w:r>
               <w:rPr>
                 <w:rStyle w:val="Hyperlink"/>
+                <w:rFonts w:ascii="Times New Roman" w:hAnsi="Times New Roman" w:cs="Times New Roman"/>
+                <w:bCs/>
                 <w:noProof/>
-              </w:rPr>
-              <w:t>2.1.2. Bài tập thực hành</w:t>
-            </w:r>
-            <w:r>
-              <w:rPr>
+                <w:sz w:val="26"/>
+                <w:szCs w:val="26"/>
+              </w:rPr>
+              <w:t>2.1.2. Bài tập/kết quả thực hiện</w:t>
+            </w:r>
+            <w:r>
+              <w:rPr>
+                <w:rFonts w:ascii="Times New Roman" w:hAnsi="Times New Roman" w:cs="Times New Roman"/>
+                <w:bCs/>
                 <w:noProof/>
                 <w:webHidden/>
+                <w:sz w:val="26"/>
+                <w:szCs w:val="26"/>
               </w:rPr>
               <w:tab/>
             </w:r>
             <w:r>
               <w:rPr>
+                <w:rFonts w:ascii="Times New Roman" w:hAnsi="Times New Roman" w:cs="Times New Roman"/>
+                <w:bCs/>
                 <w:noProof/>
                 <w:webHidden/>
+                <w:sz w:val="26"/>
+                <w:szCs w:val="26"/>
               </w:rPr>
               <w:fldChar w:fldCharType="begin"/>
             </w:r>
             <w:r>
               <w:rPr>
+                <w:rFonts w:ascii="Times New Roman" w:hAnsi="Times New Roman" w:cs="Times New Roman"/>
+                <w:bCs/>
                 <w:noProof/>
                 <w:webHidden/>
-              </w:rPr>
-              <w:instrText xml:space="preserve"> PAGEREF _Toc228530857 \h </w:instrText>
-            </w:r>
-            <w:r>
-              <w:rPr>
+                <w:sz w:val="26"/>
+                <w:szCs w:val="26"/>
+              </w:rPr>
+              <w:instrText xml:space="preserve"> PAGEREF _Toc228543489 \h </w:instrText>
+            </w:r>
+            <w:r>
+              <w:rPr>
+                <w:rFonts w:ascii="Times New Roman" w:hAnsi="Times New Roman" w:cs="Times New Roman"/>
+                <w:bCs/>
                 <w:noProof/>
                 <w:webHidden/>
-              </w:rPr>
-            </w:r>
-            <w:r>
-              <w:rPr>
+                <w:sz w:val="26"/>
+                <w:szCs w:val="26"/>
+              </w:rPr>
+            </w:r>
+            <w:r>
+              <w:rPr>
+                <w:rFonts w:ascii="Times New Roman" w:hAnsi="Times New Roman" w:cs="Times New Roman"/>
+                <w:bCs/>
                 <w:noProof/>
                 <w:webHidden/>
+                <w:sz w:val="26"/>
+                <w:szCs w:val="26"/>
               </w:rPr>
               <w:fldChar w:fldCharType="separate"/>
             </w:r>
             <w:r>
               <w:rPr>
+                <w:rFonts w:ascii="Times New Roman" w:hAnsi="Times New Roman" w:cs="Times New Roman"/>
+                <w:bCs/>
                 <w:noProof/>
                 <w:webHidden/>
-              </w:rPr>
-              <w:t>15</w:t>
-            </w:r>
-            <w:r>
-              <w:rPr>
+                <w:sz w:val="26"/>
+                <w:szCs w:val="26"/>
+              </w:rPr>
+              <w:t>17</w:t>
+            </w:r>
+            <w:r>
+              <w:rPr>
+                <w:rFonts w:ascii="Times New Roman" w:hAnsi="Times New Roman" w:cs="Times New Roman"/>
+                <w:bCs/>
                 <w:noProof/>
                 <w:webHidden/>
+                <w:sz w:val="26"/>
+                <w:szCs w:val="26"/>
               </w:rPr>
               <w:fldChar w:fldCharType="end"/>
             </w:r>
@@ -1418,63 +2958,98 @@
               <w:tab w:val="right" w:leader="dot" w:pos="9111"/>
             </w:tabs>
             <w:rPr>
-              <w:rFonts w:eastAsiaTheme="minorEastAsia"/>
+              <w:rFonts w:ascii="Times New Roman" w:eastAsiaTheme="minorEastAsia" w:hAnsi="Times New Roman" w:cs="Times New Roman"/>
+              <w:bCs/>
               <w:noProof/>
+              <w:sz w:val="26"/>
+              <w:szCs w:val="26"/>
             </w:rPr>
           </w:pPr>
-          <w:hyperlink w:anchor="_Toc228530858" w:history="1">
+          <w:hyperlink w:anchor="_Toc228543490" w:history="1">
             <w:r>
               <w:rPr>
                 <w:rStyle w:val="Hyperlink"/>
+                <w:rFonts w:ascii="Times New Roman" w:hAnsi="Times New Roman" w:cs="Times New Roman"/>
+                <w:bCs/>
                 <w:noProof/>
+                <w:sz w:val="26"/>
+                <w:szCs w:val="26"/>
               </w:rPr>
               <w:t>2.2. Lấy và phân tích yêu cầu</w:t>
             </w:r>
             <w:r>
               <w:rPr>
+                <w:rFonts w:ascii="Times New Roman" w:hAnsi="Times New Roman" w:cs="Times New Roman"/>
+                <w:bCs/>
                 <w:noProof/>
                 <w:webHidden/>
+                <w:sz w:val="26"/>
+                <w:szCs w:val="26"/>
               </w:rPr>
               <w:tab/>
             </w:r>
             <w:r>
               <w:rPr>
+                <w:rFonts w:ascii="Times New Roman" w:hAnsi="Times New Roman" w:cs="Times New Roman"/>
+                <w:bCs/>
                 <w:noProof/>
                 <w:webHidden/>
+                <w:sz w:val="26"/>
+                <w:szCs w:val="26"/>
               </w:rPr>
               <w:fldChar w:fldCharType="begin"/>
             </w:r>
             <w:r>
               <w:rPr>
+                <w:rFonts w:ascii="Times New Roman" w:hAnsi="Times New Roman" w:cs="Times New Roman"/>
+                <w:bCs/>
                 <w:noProof/>
                 <w:webHidden/>
-              </w:rPr>
-              <w:instrText xml:space="preserve"> PAGEREF _Toc228530858 \h </w:instrText>
-            </w:r>
-            <w:r>
-              <w:rPr>
+                <w:sz w:val="26"/>
+                <w:szCs w:val="26"/>
+              </w:rPr>
+              <w:instrText xml:space="preserve"> PAGEREF _Toc228543490 \h </w:instrText>
+            </w:r>
+            <w:r>
+              <w:rPr>
+                <w:rFonts w:ascii="Times New Roman" w:hAnsi="Times New Roman" w:cs="Times New Roman"/>
+                <w:bCs/>
                 <w:noProof/>
                 <w:webHidden/>
-              </w:rPr>
-            </w:r>
-            <w:r>
-              <w:rPr>
+                <w:sz w:val="26"/>
+                <w:szCs w:val="26"/>
+              </w:rPr>
+            </w:r>
+            <w:r>
+              <w:rPr>
+                <w:rFonts w:ascii="Times New Roman" w:hAnsi="Times New Roman" w:cs="Times New Roman"/>
+                <w:bCs/>
                 <w:noProof/>
                 <w:webHidden/>
+                <w:sz w:val="26"/>
+                <w:szCs w:val="26"/>
               </w:rPr>
               <w:fldChar w:fldCharType="separate"/>
             </w:r>
             <w:r>
               <w:rPr>
+                <w:rFonts w:ascii="Times New Roman" w:hAnsi="Times New Roman" w:cs="Times New Roman"/>
+                <w:bCs/>
                 <w:noProof/>
                 <w:webHidden/>
-              </w:rPr>
-              <w:t>23</w:t>
-            </w:r>
-            <w:r>
-              <w:rPr>
+                <w:sz w:val="26"/>
+                <w:szCs w:val="26"/>
+              </w:rPr>
+              <w:t>25</w:t>
+            </w:r>
+            <w:r>
+              <w:rPr>
+                <w:rFonts w:ascii="Times New Roman" w:hAnsi="Times New Roman" w:cs="Times New Roman"/>
+                <w:bCs/>
                 <w:noProof/>
                 <w:webHidden/>
+                <w:sz w:val="26"/>
+                <w:szCs w:val="26"/>
               </w:rPr>
               <w:fldChar w:fldCharType="end"/>
             </w:r>
@@ -1487,63 +3062,98 @@
               <w:tab w:val="right" w:leader="dot" w:pos="9111"/>
             </w:tabs>
             <w:rPr>
-              <w:rFonts w:eastAsiaTheme="minorEastAsia"/>
+              <w:rFonts w:ascii="Times New Roman" w:eastAsiaTheme="minorEastAsia" w:hAnsi="Times New Roman" w:cs="Times New Roman"/>
+              <w:bCs/>
               <w:noProof/>
+              <w:sz w:val="26"/>
+              <w:szCs w:val="26"/>
             </w:rPr>
           </w:pPr>
-          <w:hyperlink w:anchor="_Toc228530859" w:history="1">
+          <w:hyperlink w:anchor="_Toc228543491" w:history="1">
             <w:r>
               <w:rPr>
                 <w:rStyle w:val="Hyperlink"/>
+                <w:rFonts w:ascii="Times New Roman" w:hAnsi="Times New Roman" w:cs="Times New Roman"/>
+                <w:bCs/>
                 <w:noProof/>
+                <w:sz w:val="26"/>
+                <w:szCs w:val="26"/>
               </w:rPr>
               <w:t>2.2.1. Phân loại yêu cầu</w:t>
             </w:r>
             <w:r>
               <w:rPr>
+                <w:rFonts w:ascii="Times New Roman" w:hAnsi="Times New Roman" w:cs="Times New Roman"/>
+                <w:bCs/>
                 <w:noProof/>
                 <w:webHidden/>
+                <w:sz w:val="26"/>
+                <w:szCs w:val="26"/>
               </w:rPr>
               <w:tab/>
             </w:r>
             <w:r>
               <w:rPr>
+                <w:rFonts w:ascii="Times New Roman" w:hAnsi="Times New Roman" w:cs="Times New Roman"/>
+                <w:bCs/>
                 <w:noProof/>
                 <w:webHidden/>
+                <w:sz w:val="26"/>
+                <w:szCs w:val="26"/>
               </w:rPr>
               <w:fldChar w:fldCharType="begin"/>
             </w:r>
             <w:r>
               <w:rPr>
+                <w:rFonts w:ascii="Times New Roman" w:hAnsi="Times New Roman" w:cs="Times New Roman"/>
+                <w:bCs/>
                 <w:noProof/>
                 <w:webHidden/>
-              </w:rPr>
-              <w:instrText xml:space="preserve"> PAGEREF _Toc228530859 \h </w:instrText>
-            </w:r>
-            <w:r>
-              <w:rPr>
+                <w:sz w:val="26"/>
+                <w:szCs w:val="26"/>
+              </w:rPr>
+              <w:instrText xml:space="preserve"> PAGEREF _Toc228543491 \h </w:instrText>
+            </w:r>
+            <w:r>
+              <w:rPr>
+                <w:rFonts w:ascii="Times New Roman" w:hAnsi="Times New Roman" w:cs="Times New Roman"/>
+                <w:bCs/>
                 <w:noProof/>
                 <w:webHidden/>
-              </w:rPr>
-            </w:r>
-            <w:r>
-              <w:rPr>
+                <w:sz w:val="26"/>
+                <w:szCs w:val="26"/>
+              </w:rPr>
+            </w:r>
+            <w:r>
+              <w:rPr>
+                <w:rFonts w:ascii="Times New Roman" w:hAnsi="Times New Roman" w:cs="Times New Roman"/>
+                <w:bCs/>
                 <w:noProof/>
                 <w:webHidden/>
+                <w:sz w:val="26"/>
+                <w:szCs w:val="26"/>
               </w:rPr>
               <w:fldChar w:fldCharType="separate"/>
             </w:r>
             <w:r>
               <w:rPr>
+                <w:rFonts w:ascii="Times New Roman" w:hAnsi="Times New Roman" w:cs="Times New Roman"/>
+                <w:bCs/>
                 <w:noProof/>
                 <w:webHidden/>
-              </w:rPr>
-              <w:t>23</w:t>
-            </w:r>
-            <w:r>
-              <w:rPr>
+                <w:sz w:val="26"/>
+                <w:szCs w:val="26"/>
+              </w:rPr>
+              <w:t>25</w:t>
+            </w:r>
+            <w:r>
+              <w:rPr>
+                <w:rFonts w:ascii="Times New Roman" w:hAnsi="Times New Roman" w:cs="Times New Roman"/>
+                <w:bCs/>
                 <w:noProof/>
                 <w:webHidden/>
+                <w:sz w:val="26"/>
+                <w:szCs w:val="26"/>
               </w:rPr>
               <w:fldChar w:fldCharType="end"/>
             </w:r>
@@ -1556,63 +3166,98 @@
               <w:tab w:val="right" w:leader="dot" w:pos="9111"/>
             </w:tabs>
             <w:rPr>
-              <w:rFonts w:eastAsiaTheme="minorEastAsia"/>
+              <w:rFonts w:ascii="Times New Roman" w:eastAsiaTheme="minorEastAsia" w:hAnsi="Times New Roman" w:cs="Times New Roman"/>
+              <w:bCs/>
               <w:noProof/>
+              <w:sz w:val="26"/>
+              <w:szCs w:val="26"/>
             </w:rPr>
           </w:pPr>
-          <w:hyperlink w:anchor="_Toc228530860" w:history="1">
+          <w:hyperlink w:anchor="_Toc228543492" w:history="1">
             <w:r>
               <w:rPr>
                 <w:rStyle w:val="Hyperlink"/>
+                <w:rFonts w:ascii="Times New Roman" w:hAnsi="Times New Roman" w:cs="Times New Roman"/>
+                <w:bCs/>
                 <w:noProof/>
-              </w:rPr>
-              <w:t>2.2.2. Bài tập thực hành</w:t>
-            </w:r>
-            <w:r>
-              <w:rPr>
+                <w:sz w:val="26"/>
+                <w:szCs w:val="26"/>
+              </w:rPr>
+              <w:t>2.2.2. Bài tập/kết quả thực hiện</w:t>
+            </w:r>
+            <w:r>
+              <w:rPr>
+                <w:rFonts w:ascii="Times New Roman" w:hAnsi="Times New Roman" w:cs="Times New Roman"/>
+                <w:bCs/>
                 <w:noProof/>
                 <w:webHidden/>
+                <w:sz w:val="26"/>
+                <w:szCs w:val="26"/>
               </w:rPr>
               <w:tab/>
             </w:r>
             <w:r>
               <w:rPr>
+                <w:rFonts w:ascii="Times New Roman" w:hAnsi="Times New Roman" w:cs="Times New Roman"/>
+                <w:bCs/>
                 <w:noProof/>
                 <w:webHidden/>
+                <w:sz w:val="26"/>
+                <w:szCs w:val="26"/>
               </w:rPr>
               <w:fldChar w:fldCharType="begin"/>
             </w:r>
             <w:r>
               <w:rPr>
+                <w:rFonts w:ascii="Times New Roman" w:hAnsi="Times New Roman" w:cs="Times New Roman"/>
+                <w:bCs/>
                 <w:noProof/>
                 <w:webHidden/>
-              </w:rPr>
-              <w:instrText xml:space="preserve"> PAGEREF _Toc228530860 \h </w:instrText>
-            </w:r>
-            <w:r>
-              <w:rPr>
+                <w:sz w:val="26"/>
+                <w:szCs w:val="26"/>
+              </w:rPr>
+              <w:instrText xml:space="preserve"> PAGEREF _Toc228543492 \h </w:instrText>
+            </w:r>
+            <w:r>
+              <w:rPr>
+                <w:rFonts w:ascii="Times New Roman" w:hAnsi="Times New Roman" w:cs="Times New Roman"/>
+                <w:bCs/>
                 <w:noProof/>
                 <w:webHidden/>
-              </w:rPr>
-            </w:r>
-            <w:r>
-              <w:rPr>
+                <w:sz w:val="26"/>
+                <w:szCs w:val="26"/>
+              </w:rPr>
+            </w:r>
+            <w:r>
+              <w:rPr>
+                <w:rFonts w:ascii="Times New Roman" w:hAnsi="Times New Roman" w:cs="Times New Roman"/>
+                <w:bCs/>
                 <w:noProof/>
                 <w:webHidden/>
+                <w:sz w:val="26"/>
+                <w:szCs w:val="26"/>
               </w:rPr>
               <w:fldChar w:fldCharType="separate"/>
             </w:r>
             <w:r>
               <w:rPr>
+                <w:rFonts w:ascii="Times New Roman" w:hAnsi="Times New Roman" w:cs="Times New Roman"/>
+                <w:bCs/>
                 <w:noProof/>
                 <w:webHidden/>
-              </w:rPr>
-              <w:t>24</w:t>
-            </w:r>
-            <w:r>
-              <w:rPr>
+                <w:sz w:val="26"/>
+                <w:szCs w:val="26"/>
+              </w:rPr>
+              <w:t>26</w:t>
+            </w:r>
+            <w:r>
+              <w:rPr>
+                <w:rFonts w:ascii="Times New Roman" w:hAnsi="Times New Roman" w:cs="Times New Roman"/>
+                <w:bCs/>
                 <w:noProof/>
                 <w:webHidden/>
+                <w:sz w:val="26"/>
+                <w:szCs w:val="26"/>
               </w:rPr>
               <w:fldChar w:fldCharType="end"/>
             </w:r>
@@ -1626,79 +3271,119 @@
               <w:tab w:val="right" w:leader="dot" w:pos="9111"/>
             </w:tabs>
             <w:rPr>
-              <w:rFonts w:eastAsiaTheme="minorEastAsia"/>
+              <w:rFonts w:ascii="Times New Roman" w:eastAsiaTheme="minorEastAsia" w:hAnsi="Times New Roman" w:cs="Times New Roman"/>
+              <w:bCs/>
               <w:noProof/>
+              <w:sz w:val="26"/>
+              <w:szCs w:val="26"/>
             </w:rPr>
           </w:pPr>
-          <w:hyperlink w:anchor="_Toc228530861" w:history="1">
+          <w:hyperlink w:anchor="_Toc228543493" w:history="1">
             <w:r>
               <w:rPr>
                 <w:rStyle w:val="Hyperlink"/>
-                <w:rFonts w:cs="Times New Roman"/>
+                <w:rFonts w:ascii="Times New Roman" w:hAnsi="Times New Roman" w:cs="Times New Roman"/>
+                <w:bCs/>
                 <w:noProof/>
+                <w:sz w:val="26"/>
+                <w:szCs w:val="26"/>
               </w:rPr>
               <w:t>CHƯƠNG 3.</w:t>
             </w:r>
             <w:r>
               <w:rPr>
-                <w:rFonts w:eastAsiaTheme="minorEastAsia"/>
+                <w:rFonts w:ascii="Times New Roman" w:eastAsiaTheme="minorEastAsia" w:hAnsi="Times New Roman" w:cs="Times New Roman"/>
+                <w:bCs/>
                 <w:noProof/>
+                <w:sz w:val="26"/>
+                <w:szCs w:val="26"/>
               </w:rPr>
               <w:tab/>
             </w:r>
             <w:r>
               <w:rPr>
                 <w:rStyle w:val="Hyperlink"/>
-                <w:rFonts w:cs="Times New Roman"/>
+                <w:rFonts w:ascii="Times New Roman" w:hAnsi="Times New Roman" w:cs="Times New Roman"/>
+                <w:bCs/>
                 <w:noProof/>
+                <w:sz w:val="26"/>
+                <w:szCs w:val="26"/>
               </w:rPr>
               <w:t>THIẾT KẾ HỆ THỐNG</w:t>
             </w:r>
             <w:r>
               <w:rPr>
+                <w:rFonts w:ascii="Times New Roman" w:hAnsi="Times New Roman" w:cs="Times New Roman"/>
+                <w:bCs/>
                 <w:noProof/>
                 <w:webHidden/>
+                <w:sz w:val="26"/>
+                <w:szCs w:val="26"/>
               </w:rPr>
               <w:tab/>
             </w:r>
             <w:r>
               <w:rPr>
+                <w:rFonts w:ascii="Times New Roman" w:hAnsi="Times New Roman" w:cs="Times New Roman"/>
+                <w:bCs/>
                 <w:noProof/>
                 <w:webHidden/>
+                <w:sz w:val="26"/>
+                <w:szCs w:val="26"/>
               </w:rPr>
               <w:fldChar w:fldCharType="begin"/>
             </w:r>
             <w:r>
               <w:rPr>
+                <w:rFonts w:ascii="Times New Roman" w:hAnsi="Times New Roman" w:cs="Times New Roman"/>
+                <w:bCs/>
                 <w:noProof/>
                 <w:webHidden/>
-              </w:rPr>
-              <w:instrText xml:space="preserve"> PAGEREF _Toc228530861 \h </w:instrText>
-            </w:r>
-            <w:r>
-              <w:rPr>
+                <w:sz w:val="26"/>
+                <w:szCs w:val="26"/>
+              </w:rPr>
+              <w:instrText xml:space="preserve"> PAGEREF _Toc228543493 \h </w:instrText>
+            </w:r>
+            <w:r>
+              <w:rPr>
+                <w:rFonts w:ascii="Times New Roman" w:hAnsi="Times New Roman" w:cs="Times New Roman"/>
+                <w:bCs/>
                 <w:noProof/>
                 <w:webHidden/>
-              </w:rPr>
-            </w:r>
-            <w:r>
-              <w:rPr>
+                <w:sz w:val="26"/>
+                <w:szCs w:val="26"/>
+              </w:rPr>
+            </w:r>
+            <w:r>
+              <w:rPr>
+                <w:rFonts w:ascii="Times New Roman" w:hAnsi="Times New Roman" w:cs="Times New Roman"/>
+                <w:bCs/>
                 <w:noProof/>
                 <w:webHidden/>
+                <w:sz w:val="26"/>
+                <w:szCs w:val="26"/>
               </w:rPr>
               <w:fldChar w:fldCharType="separate"/>
             </w:r>
             <w:r>
               <w:rPr>
+                <w:rFonts w:ascii="Times New Roman" w:hAnsi="Times New Roman" w:cs="Times New Roman"/>
+                <w:bCs/>
                 <w:noProof/>
                 <w:webHidden/>
-              </w:rPr>
-              <w:t>28</w:t>
-            </w:r>
-            <w:r>
-              <w:rPr>
+                <w:sz w:val="26"/>
+                <w:szCs w:val="26"/>
+              </w:rPr>
+              <w:t>30</w:t>
+            </w:r>
+            <w:r>
+              <w:rPr>
+                <w:rFonts w:ascii="Times New Roman" w:hAnsi="Times New Roman" w:cs="Times New Roman"/>
+                <w:bCs/>
                 <w:noProof/>
                 <w:webHidden/>
+                <w:sz w:val="26"/>
+                <w:szCs w:val="26"/>
               </w:rPr>
               <w:fldChar w:fldCharType="end"/>
             </w:r>
@@ -1711,63 +3396,98 @@
               <w:tab w:val="right" w:leader="dot" w:pos="9111"/>
             </w:tabs>
             <w:rPr>
-              <w:rFonts w:eastAsiaTheme="minorEastAsia"/>
+              <w:rFonts w:ascii="Times New Roman" w:eastAsiaTheme="minorEastAsia" w:hAnsi="Times New Roman" w:cs="Times New Roman"/>
+              <w:bCs/>
               <w:noProof/>
+              <w:sz w:val="26"/>
+              <w:szCs w:val="26"/>
             </w:rPr>
           </w:pPr>
-          <w:hyperlink w:anchor="_Toc228530862" w:history="1">
+          <w:hyperlink w:anchor="_Toc228543494" w:history="1">
             <w:r>
               <w:rPr>
                 <w:rStyle w:val="Hyperlink"/>
+                <w:rFonts w:ascii="Times New Roman" w:hAnsi="Times New Roman" w:cs="Times New Roman"/>
+                <w:bCs/>
                 <w:noProof/>
+                <w:sz w:val="26"/>
+                <w:szCs w:val="26"/>
               </w:rPr>
               <w:t>3.1. Thiết kế kiến trúc phần mềm</w:t>
             </w:r>
             <w:r>
               <w:rPr>
+                <w:rFonts w:ascii="Times New Roman" w:hAnsi="Times New Roman" w:cs="Times New Roman"/>
+                <w:bCs/>
                 <w:noProof/>
                 <w:webHidden/>
+                <w:sz w:val="26"/>
+                <w:szCs w:val="26"/>
               </w:rPr>
               <w:tab/>
             </w:r>
             <w:r>
               <w:rPr>
+                <w:rFonts w:ascii="Times New Roman" w:hAnsi="Times New Roman" w:cs="Times New Roman"/>
+                <w:bCs/>
                 <w:noProof/>
                 <w:webHidden/>
+                <w:sz w:val="26"/>
+                <w:szCs w:val="26"/>
               </w:rPr>
               <w:fldChar w:fldCharType="begin"/>
             </w:r>
             <w:r>
               <w:rPr>
+                <w:rFonts w:ascii="Times New Roman" w:hAnsi="Times New Roman" w:cs="Times New Roman"/>
+                <w:bCs/>
                 <w:noProof/>
                 <w:webHidden/>
-              </w:rPr>
-              <w:instrText xml:space="preserve"> PAGEREF _Toc228530862 \h </w:instrText>
-            </w:r>
-            <w:r>
-              <w:rPr>
+                <w:sz w:val="26"/>
+                <w:szCs w:val="26"/>
+              </w:rPr>
+              <w:instrText xml:space="preserve"> PAGEREF _Toc228543494 \h </w:instrText>
+            </w:r>
+            <w:r>
+              <w:rPr>
+                <w:rFonts w:ascii="Times New Roman" w:hAnsi="Times New Roman" w:cs="Times New Roman"/>
+                <w:bCs/>
                 <w:noProof/>
                 <w:webHidden/>
-              </w:rPr>
-            </w:r>
-            <w:r>
-              <w:rPr>
+                <w:sz w:val="26"/>
+                <w:szCs w:val="26"/>
+              </w:rPr>
+            </w:r>
+            <w:r>
+              <w:rPr>
+                <w:rFonts w:ascii="Times New Roman" w:hAnsi="Times New Roman" w:cs="Times New Roman"/>
+                <w:bCs/>
                 <w:noProof/>
                 <w:webHidden/>
+                <w:sz w:val="26"/>
+                <w:szCs w:val="26"/>
               </w:rPr>
               <w:fldChar w:fldCharType="separate"/>
             </w:r>
             <w:r>
               <w:rPr>
+                <w:rFonts w:ascii="Times New Roman" w:hAnsi="Times New Roman" w:cs="Times New Roman"/>
+                <w:bCs/>
                 <w:noProof/>
                 <w:webHidden/>
-              </w:rPr>
-              <w:t>28</w:t>
-            </w:r>
-            <w:r>
-              <w:rPr>
+                <w:sz w:val="26"/>
+                <w:szCs w:val="26"/>
+              </w:rPr>
+              <w:t>30</w:t>
+            </w:r>
+            <w:r>
+              <w:rPr>
+                <w:rFonts w:ascii="Times New Roman" w:hAnsi="Times New Roman" w:cs="Times New Roman"/>
+                <w:bCs/>
                 <w:noProof/>
                 <w:webHidden/>
+                <w:sz w:val="26"/>
+                <w:szCs w:val="26"/>
               </w:rPr>
               <w:fldChar w:fldCharType="end"/>
             </w:r>
@@ -1780,63 +3500,98 @@
               <w:tab w:val="right" w:leader="dot" w:pos="9111"/>
             </w:tabs>
             <w:rPr>
-              <w:rFonts w:eastAsiaTheme="minorEastAsia"/>
+              <w:rFonts w:ascii="Times New Roman" w:eastAsiaTheme="minorEastAsia" w:hAnsi="Times New Roman" w:cs="Times New Roman"/>
+              <w:bCs/>
               <w:noProof/>
+              <w:sz w:val="26"/>
+              <w:szCs w:val="26"/>
             </w:rPr>
           </w:pPr>
-          <w:hyperlink w:anchor="_Toc228530863" w:history="1">
+          <w:hyperlink w:anchor="_Toc228543495" w:history="1">
             <w:r>
               <w:rPr>
                 <w:rStyle w:val="Hyperlink"/>
+                <w:rFonts w:ascii="Times New Roman" w:hAnsi="Times New Roman" w:cs="Times New Roman"/>
+                <w:bCs/>
                 <w:noProof/>
+                <w:sz w:val="26"/>
+                <w:szCs w:val="26"/>
               </w:rPr>
               <w:t>3.1.1. Khái niệm kiến trúc phần mềm</w:t>
             </w:r>
             <w:r>
               <w:rPr>
+                <w:rFonts w:ascii="Times New Roman" w:hAnsi="Times New Roman" w:cs="Times New Roman"/>
+                <w:bCs/>
                 <w:noProof/>
                 <w:webHidden/>
+                <w:sz w:val="26"/>
+                <w:szCs w:val="26"/>
               </w:rPr>
               <w:tab/>
             </w:r>
             <w:r>
               <w:rPr>
+                <w:rFonts w:ascii="Times New Roman" w:hAnsi="Times New Roman" w:cs="Times New Roman"/>
+                <w:bCs/>
                 <w:noProof/>
                 <w:webHidden/>
+                <w:sz w:val="26"/>
+                <w:szCs w:val="26"/>
               </w:rPr>
               <w:fldChar w:fldCharType="begin"/>
             </w:r>
             <w:r>
               <w:rPr>
+                <w:rFonts w:ascii="Times New Roman" w:hAnsi="Times New Roman" w:cs="Times New Roman"/>
+                <w:bCs/>
                 <w:noProof/>
                 <w:webHidden/>
-              </w:rPr>
-              <w:instrText xml:space="preserve"> PAGEREF _Toc228530863 \h </w:instrText>
-            </w:r>
-            <w:r>
-              <w:rPr>
+                <w:sz w:val="26"/>
+                <w:szCs w:val="26"/>
+              </w:rPr>
+              <w:instrText xml:space="preserve"> PAGEREF _Toc228543495 \h </w:instrText>
+            </w:r>
+            <w:r>
+              <w:rPr>
+                <w:rFonts w:ascii="Times New Roman" w:hAnsi="Times New Roman" w:cs="Times New Roman"/>
+                <w:bCs/>
                 <w:noProof/>
                 <w:webHidden/>
-              </w:rPr>
-            </w:r>
-            <w:r>
-              <w:rPr>
+                <w:sz w:val="26"/>
+                <w:szCs w:val="26"/>
+              </w:rPr>
+            </w:r>
+            <w:r>
+              <w:rPr>
+                <w:rFonts w:ascii="Times New Roman" w:hAnsi="Times New Roman" w:cs="Times New Roman"/>
+                <w:bCs/>
                 <w:noProof/>
                 <w:webHidden/>
+                <w:sz w:val="26"/>
+                <w:szCs w:val="26"/>
               </w:rPr>
               <w:fldChar w:fldCharType="separate"/>
             </w:r>
             <w:r>
               <w:rPr>
+                <w:rFonts w:ascii="Times New Roman" w:hAnsi="Times New Roman" w:cs="Times New Roman"/>
+                <w:bCs/>
                 <w:noProof/>
                 <w:webHidden/>
-              </w:rPr>
-              <w:t>28</w:t>
-            </w:r>
-            <w:r>
-              <w:rPr>
+                <w:sz w:val="26"/>
+                <w:szCs w:val="26"/>
+              </w:rPr>
+              <w:t>30</w:t>
+            </w:r>
+            <w:r>
+              <w:rPr>
+                <w:rFonts w:ascii="Times New Roman" w:hAnsi="Times New Roman" w:cs="Times New Roman"/>
+                <w:bCs/>
                 <w:noProof/>
                 <w:webHidden/>
+                <w:sz w:val="26"/>
+                <w:szCs w:val="26"/>
               </w:rPr>
               <w:fldChar w:fldCharType="end"/>
             </w:r>
@@ -1849,63 +3604,98 @@
               <w:tab w:val="right" w:leader="dot" w:pos="9111"/>
             </w:tabs>
             <w:rPr>
-              <w:rFonts w:eastAsiaTheme="minorEastAsia"/>
+              <w:rFonts w:ascii="Times New Roman" w:eastAsiaTheme="minorEastAsia" w:hAnsi="Times New Roman" w:cs="Times New Roman"/>
+              <w:bCs/>
               <w:noProof/>
+              <w:sz w:val="26"/>
+              <w:szCs w:val="26"/>
             </w:rPr>
           </w:pPr>
-          <w:hyperlink w:anchor="_Toc228530864" w:history="1">
+          <w:hyperlink w:anchor="_Toc228543496" w:history="1">
             <w:r>
               <w:rPr>
                 <w:rStyle w:val="Hyperlink"/>
+                <w:rFonts w:ascii="Times New Roman" w:hAnsi="Times New Roman" w:cs="Times New Roman"/>
+                <w:bCs/>
                 <w:noProof/>
-              </w:rPr>
-              <w:t>3.1.2. Bài tập thực hành</w:t>
-            </w:r>
-            <w:r>
-              <w:rPr>
+                <w:sz w:val="26"/>
+                <w:szCs w:val="26"/>
+              </w:rPr>
+              <w:t>3.1.2. Bài tập/kết quả thực hiện.</w:t>
+            </w:r>
+            <w:r>
+              <w:rPr>
+                <w:rFonts w:ascii="Times New Roman" w:hAnsi="Times New Roman" w:cs="Times New Roman"/>
+                <w:bCs/>
                 <w:noProof/>
                 <w:webHidden/>
+                <w:sz w:val="26"/>
+                <w:szCs w:val="26"/>
               </w:rPr>
               <w:tab/>
             </w:r>
             <w:r>
               <w:rPr>
+                <w:rFonts w:ascii="Times New Roman" w:hAnsi="Times New Roman" w:cs="Times New Roman"/>
+                <w:bCs/>
                 <w:noProof/>
                 <w:webHidden/>
+                <w:sz w:val="26"/>
+                <w:szCs w:val="26"/>
               </w:rPr>
               <w:fldChar w:fldCharType="begin"/>
             </w:r>
             <w:r>
               <w:rPr>
+                <w:rFonts w:ascii="Times New Roman" w:hAnsi="Times New Roman" w:cs="Times New Roman"/>
+                <w:bCs/>
                 <w:noProof/>
                 <w:webHidden/>
-              </w:rPr>
-              <w:instrText xml:space="preserve"> PAGEREF _Toc228530864 \h </w:instrText>
-            </w:r>
-            <w:r>
-              <w:rPr>
+                <w:sz w:val="26"/>
+                <w:szCs w:val="26"/>
+              </w:rPr>
+              <w:instrText xml:space="preserve"> PAGEREF _Toc228543496 \h </w:instrText>
+            </w:r>
+            <w:r>
+              <w:rPr>
+                <w:rFonts w:ascii="Times New Roman" w:hAnsi="Times New Roman" w:cs="Times New Roman"/>
+                <w:bCs/>
                 <w:noProof/>
                 <w:webHidden/>
-              </w:rPr>
-            </w:r>
-            <w:r>
-              <w:rPr>
+                <w:sz w:val="26"/>
+                <w:szCs w:val="26"/>
+              </w:rPr>
+            </w:r>
+            <w:r>
+              <w:rPr>
+                <w:rFonts w:ascii="Times New Roman" w:hAnsi="Times New Roman" w:cs="Times New Roman"/>
+                <w:bCs/>
                 <w:noProof/>
                 <w:webHidden/>
+                <w:sz w:val="26"/>
+                <w:szCs w:val="26"/>
               </w:rPr>
               <w:fldChar w:fldCharType="separate"/>
             </w:r>
             <w:r>
               <w:rPr>
+                <w:rFonts w:ascii="Times New Roman" w:hAnsi="Times New Roman" w:cs="Times New Roman"/>
+                <w:bCs/>
                 <w:noProof/>
                 <w:webHidden/>
-              </w:rPr>
-              <w:t>28</w:t>
-            </w:r>
-            <w:r>
-              <w:rPr>
+                <w:sz w:val="26"/>
+                <w:szCs w:val="26"/>
+              </w:rPr>
+              <w:t>30</w:t>
+            </w:r>
+            <w:r>
+              <w:rPr>
+                <w:rFonts w:ascii="Times New Roman" w:hAnsi="Times New Roman" w:cs="Times New Roman"/>
+                <w:bCs/>
                 <w:noProof/>
                 <w:webHidden/>
+                <w:sz w:val="26"/>
+                <w:szCs w:val="26"/>
               </w:rPr>
               <w:fldChar w:fldCharType="end"/>
             </w:r>
@@ -1918,63 +3708,98 @@
               <w:tab w:val="right" w:leader="dot" w:pos="9111"/>
             </w:tabs>
             <w:rPr>
-              <w:rFonts w:eastAsiaTheme="minorEastAsia"/>
+              <w:rFonts w:ascii="Times New Roman" w:eastAsiaTheme="minorEastAsia" w:hAnsi="Times New Roman" w:cs="Times New Roman"/>
+              <w:bCs/>
               <w:noProof/>
+              <w:sz w:val="26"/>
+              <w:szCs w:val="26"/>
             </w:rPr>
           </w:pPr>
-          <w:hyperlink w:anchor="_Toc228530865" w:history="1">
+          <w:hyperlink w:anchor="_Toc228543497" w:history="1">
             <w:r>
               <w:rPr>
                 <w:rStyle w:val="Hyperlink"/>
+                <w:rFonts w:ascii="Times New Roman" w:hAnsi="Times New Roman" w:cs="Times New Roman"/>
+                <w:bCs/>
                 <w:noProof/>
+                <w:sz w:val="26"/>
+                <w:szCs w:val="26"/>
               </w:rPr>
               <w:t>3.2. Thiết kế chi tiết</w:t>
             </w:r>
             <w:r>
               <w:rPr>
+                <w:rFonts w:ascii="Times New Roman" w:hAnsi="Times New Roman" w:cs="Times New Roman"/>
+                <w:bCs/>
                 <w:noProof/>
                 <w:webHidden/>
+                <w:sz w:val="26"/>
+                <w:szCs w:val="26"/>
               </w:rPr>
               <w:tab/>
             </w:r>
             <w:r>
               <w:rPr>
+                <w:rFonts w:ascii="Times New Roman" w:hAnsi="Times New Roman" w:cs="Times New Roman"/>
+                <w:bCs/>
                 <w:noProof/>
                 <w:webHidden/>
+                <w:sz w:val="26"/>
+                <w:szCs w:val="26"/>
               </w:rPr>
               <w:fldChar w:fldCharType="begin"/>
             </w:r>
             <w:r>
               <w:rPr>
+                <w:rFonts w:ascii="Times New Roman" w:hAnsi="Times New Roman" w:cs="Times New Roman"/>
+                <w:bCs/>
                 <w:noProof/>
                 <w:webHidden/>
-              </w:rPr>
-              <w:instrText xml:space="preserve"> PAGEREF _Toc228530865 \h </w:instrText>
-            </w:r>
-            <w:r>
-              <w:rPr>
+                <w:sz w:val="26"/>
+                <w:szCs w:val="26"/>
+              </w:rPr>
+              <w:instrText xml:space="preserve"> PAGEREF _Toc228543497 \h </w:instrText>
+            </w:r>
+            <w:r>
+              <w:rPr>
+                <w:rFonts w:ascii="Times New Roman" w:hAnsi="Times New Roman" w:cs="Times New Roman"/>
+                <w:bCs/>
                 <w:noProof/>
                 <w:webHidden/>
-              </w:rPr>
-            </w:r>
-            <w:r>
-              <w:rPr>
+                <w:sz w:val="26"/>
+                <w:szCs w:val="26"/>
+              </w:rPr>
+            </w:r>
+            <w:r>
+              <w:rPr>
+                <w:rFonts w:ascii="Times New Roman" w:hAnsi="Times New Roman" w:cs="Times New Roman"/>
+                <w:bCs/>
                 <w:noProof/>
                 <w:webHidden/>
+                <w:sz w:val="26"/>
+                <w:szCs w:val="26"/>
               </w:rPr>
               <w:fldChar w:fldCharType="separate"/>
             </w:r>
             <w:r>
               <w:rPr>
+                <w:rFonts w:ascii="Times New Roman" w:hAnsi="Times New Roman" w:cs="Times New Roman"/>
+                <w:bCs/>
                 <w:noProof/>
                 <w:webHidden/>
-              </w:rPr>
-              <w:t>30</w:t>
-            </w:r>
-            <w:r>
-              <w:rPr>
+                <w:sz w:val="26"/>
+                <w:szCs w:val="26"/>
+              </w:rPr>
+              <w:t>32</w:t>
+            </w:r>
+            <w:r>
+              <w:rPr>
+                <w:rFonts w:ascii="Times New Roman" w:hAnsi="Times New Roman" w:cs="Times New Roman"/>
+                <w:bCs/>
                 <w:noProof/>
                 <w:webHidden/>
+                <w:sz w:val="26"/>
+                <w:szCs w:val="26"/>
               </w:rPr>
               <w:fldChar w:fldCharType="end"/>
             </w:r>
@@ -1987,63 +3812,98 @@
               <w:tab w:val="right" w:leader="dot" w:pos="9111"/>
             </w:tabs>
             <w:rPr>
-              <w:rFonts w:eastAsiaTheme="minorEastAsia"/>
+              <w:rFonts w:ascii="Times New Roman" w:eastAsiaTheme="minorEastAsia" w:hAnsi="Times New Roman" w:cs="Times New Roman"/>
+              <w:bCs/>
               <w:noProof/>
+              <w:sz w:val="26"/>
+              <w:szCs w:val="26"/>
             </w:rPr>
           </w:pPr>
-          <w:hyperlink w:anchor="_Toc228530866" w:history="1">
+          <w:hyperlink w:anchor="_Toc228543498" w:history="1">
             <w:r>
               <w:rPr>
                 <w:rStyle w:val="Hyperlink"/>
+                <w:rFonts w:ascii="Times New Roman" w:hAnsi="Times New Roman" w:cs="Times New Roman"/>
+                <w:bCs/>
                 <w:noProof/>
+                <w:sz w:val="26"/>
+                <w:szCs w:val="26"/>
               </w:rPr>
               <w:t>3.2.1. Thiết kế dữ liệu</w:t>
             </w:r>
             <w:r>
               <w:rPr>
+                <w:rFonts w:ascii="Times New Roman" w:hAnsi="Times New Roman" w:cs="Times New Roman"/>
+                <w:bCs/>
                 <w:noProof/>
                 <w:webHidden/>
+                <w:sz w:val="26"/>
+                <w:szCs w:val="26"/>
               </w:rPr>
               <w:tab/>
             </w:r>
             <w:r>
               <w:rPr>
+                <w:rFonts w:ascii="Times New Roman" w:hAnsi="Times New Roman" w:cs="Times New Roman"/>
+                <w:bCs/>
                 <w:noProof/>
                 <w:webHidden/>
+                <w:sz w:val="26"/>
+                <w:szCs w:val="26"/>
               </w:rPr>
               <w:fldChar w:fldCharType="begin"/>
             </w:r>
             <w:r>
               <w:rPr>
+                <w:rFonts w:ascii="Times New Roman" w:hAnsi="Times New Roman" w:cs="Times New Roman"/>
+                <w:bCs/>
                 <w:noProof/>
                 <w:webHidden/>
-              </w:rPr>
-              <w:instrText xml:space="preserve"> PAGEREF _Toc228530866 \h </w:instrText>
-            </w:r>
-            <w:r>
-              <w:rPr>
+                <w:sz w:val="26"/>
+                <w:szCs w:val="26"/>
+              </w:rPr>
+              <w:instrText xml:space="preserve"> PAGEREF _Toc228543498 \h </w:instrText>
+            </w:r>
+            <w:r>
+              <w:rPr>
+                <w:rFonts w:ascii="Times New Roman" w:hAnsi="Times New Roman" w:cs="Times New Roman"/>
+                <w:bCs/>
                 <w:noProof/>
                 <w:webHidden/>
-              </w:rPr>
-            </w:r>
-            <w:r>
-              <w:rPr>
+                <w:sz w:val="26"/>
+                <w:szCs w:val="26"/>
+              </w:rPr>
+            </w:r>
+            <w:r>
+              <w:rPr>
+                <w:rFonts w:ascii="Times New Roman" w:hAnsi="Times New Roman" w:cs="Times New Roman"/>
+                <w:bCs/>
                 <w:noProof/>
                 <w:webHidden/>
+                <w:sz w:val="26"/>
+                <w:szCs w:val="26"/>
               </w:rPr>
               <w:fldChar w:fldCharType="separate"/>
             </w:r>
             <w:r>
               <w:rPr>
+                <w:rFonts w:ascii="Times New Roman" w:hAnsi="Times New Roman" w:cs="Times New Roman"/>
+                <w:bCs/>
                 <w:noProof/>
                 <w:webHidden/>
-              </w:rPr>
-              <w:t>30</w:t>
-            </w:r>
-            <w:r>
-              <w:rPr>
+                <w:sz w:val="26"/>
+                <w:szCs w:val="26"/>
+              </w:rPr>
+              <w:t>32</w:t>
+            </w:r>
+            <w:r>
+              <w:rPr>
+                <w:rFonts w:ascii="Times New Roman" w:hAnsi="Times New Roman" w:cs="Times New Roman"/>
+                <w:bCs/>
                 <w:noProof/>
                 <w:webHidden/>
+                <w:sz w:val="26"/>
+                <w:szCs w:val="26"/>
               </w:rPr>
               <w:fldChar w:fldCharType="end"/>
             </w:r>
@@ -2057,77 +3917,119 @@
               <w:tab w:val="right" w:leader="dot" w:pos="9111"/>
             </w:tabs>
             <w:rPr>
-              <w:rFonts w:eastAsiaTheme="minorEastAsia"/>
+              <w:rFonts w:ascii="Times New Roman" w:eastAsiaTheme="minorEastAsia" w:hAnsi="Times New Roman" w:cs="Times New Roman"/>
+              <w:bCs/>
               <w:noProof/>
+              <w:sz w:val="26"/>
+              <w:szCs w:val="26"/>
             </w:rPr>
           </w:pPr>
-          <w:hyperlink w:anchor="_Toc228530867" w:history="1">
+          <w:hyperlink w:anchor="_Toc228543499" w:history="1">
             <w:r>
               <w:rPr>
                 <w:rStyle w:val="Hyperlink"/>
+                <w:rFonts w:ascii="Times New Roman" w:hAnsi="Times New Roman" w:cs="Times New Roman"/>
+                <w:bCs/>
                 <w:noProof/>
+                <w:sz w:val="26"/>
+                <w:szCs w:val="26"/>
               </w:rPr>
               <w:t>CHƯƠNG 4.</w:t>
             </w:r>
             <w:r>
               <w:rPr>
-                <w:rFonts w:eastAsiaTheme="minorEastAsia"/>
+                <w:rFonts w:ascii="Times New Roman" w:eastAsiaTheme="minorEastAsia" w:hAnsi="Times New Roman" w:cs="Times New Roman"/>
+                <w:bCs/>
                 <w:noProof/>
+                <w:sz w:val="26"/>
+                <w:szCs w:val="26"/>
               </w:rPr>
               <w:tab/>
             </w:r>
             <w:r>
               <w:rPr>
                 <w:rStyle w:val="Hyperlink"/>
+                <w:rFonts w:ascii="Times New Roman" w:hAnsi="Times New Roman" w:cs="Times New Roman"/>
+                <w:bCs/>
                 <w:noProof/>
+                <w:sz w:val="26"/>
+                <w:szCs w:val="26"/>
               </w:rPr>
               <w:t>QUẢN LÝ MÃ NGUỒN BẰNG GIT</w:t>
             </w:r>
             <w:r>
               <w:rPr>
+                <w:rFonts w:ascii="Times New Roman" w:hAnsi="Times New Roman" w:cs="Times New Roman"/>
+                <w:bCs/>
                 <w:noProof/>
                 <w:webHidden/>
+                <w:sz w:val="26"/>
+                <w:szCs w:val="26"/>
               </w:rPr>
               <w:tab/>
             </w:r>
             <w:r>
               <w:rPr>
+                <w:rFonts w:ascii="Times New Roman" w:hAnsi="Times New Roman" w:cs="Times New Roman"/>
+                <w:bCs/>
                 <w:noProof/>
                 <w:webHidden/>
+                <w:sz w:val="26"/>
+                <w:szCs w:val="26"/>
               </w:rPr>
               <w:fldChar w:fldCharType="begin"/>
             </w:r>
             <w:r>
               <w:rPr>
+                <w:rFonts w:ascii="Times New Roman" w:hAnsi="Times New Roman" w:cs="Times New Roman"/>
+                <w:bCs/>
                 <w:noProof/>
                 <w:webHidden/>
-              </w:rPr>
-              <w:instrText xml:space="preserve"> PAGEREF _Toc228530867 \h </w:instrText>
-            </w:r>
-            <w:r>
-              <w:rPr>
+                <w:sz w:val="26"/>
+                <w:szCs w:val="26"/>
+              </w:rPr>
+              <w:instrText xml:space="preserve"> PAGEREF _Toc228543499 \h </w:instrText>
+            </w:r>
+            <w:r>
+              <w:rPr>
+                <w:rFonts w:ascii="Times New Roman" w:hAnsi="Times New Roman" w:cs="Times New Roman"/>
+                <w:bCs/>
                 <w:noProof/>
                 <w:webHidden/>
-              </w:rPr>
-            </w:r>
-            <w:r>
-              <w:rPr>
+                <w:sz w:val="26"/>
+                <w:szCs w:val="26"/>
+              </w:rPr>
+            </w:r>
+            <w:r>
+              <w:rPr>
+                <w:rFonts w:ascii="Times New Roman" w:hAnsi="Times New Roman" w:cs="Times New Roman"/>
+                <w:bCs/>
                 <w:noProof/>
                 <w:webHidden/>
+                <w:sz w:val="26"/>
+                <w:szCs w:val="26"/>
               </w:rPr>
               <w:fldChar w:fldCharType="separate"/>
             </w:r>
             <w:r>
               <w:rPr>
+                <w:rFonts w:ascii="Times New Roman" w:hAnsi="Times New Roman" w:cs="Times New Roman"/>
+                <w:bCs/>
                 <w:noProof/>
                 <w:webHidden/>
-              </w:rPr>
-              <w:t>33</w:t>
-            </w:r>
-            <w:r>
-              <w:rPr>
+                <w:sz w:val="26"/>
+                <w:szCs w:val="26"/>
+              </w:rPr>
+              <w:t>35</w:t>
+            </w:r>
+            <w:r>
+              <w:rPr>
+                <w:rFonts w:ascii="Times New Roman" w:hAnsi="Times New Roman" w:cs="Times New Roman"/>
+                <w:bCs/>
                 <w:noProof/>
                 <w:webHidden/>
+                <w:sz w:val="26"/>
+                <w:szCs w:val="26"/>
               </w:rPr>
               <w:fldChar w:fldCharType="end"/>
             </w:r>
@@ -2140,63 +4042,98 @@
               <w:tab w:val="right" w:leader="dot" w:pos="9111"/>
             </w:tabs>
             <w:rPr>
-              <w:rFonts w:eastAsiaTheme="minorEastAsia"/>
+              <w:rFonts w:ascii="Times New Roman" w:eastAsiaTheme="minorEastAsia" w:hAnsi="Times New Roman" w:cs="Times New Roman"/>
+              <w:bCs/>
               <w:noProof/>
+              <w:sz w:val="26"/>
+              <w:szCs w:val="26"/>
             </w:rPr>
           </w:pPr>
-          <w:hyperlink w:anchor="_Toc228530868" w:history="1">
+          <w:hyperlink w:anchor="_Toc228543500" w:history="1">
             <w:r>
               <w:rPr>
                 <w:rStyle w:val="Hyperlink"/>
+                <w:rFonts w:ascii="Times New Roman" w:hAnsi="Times New Roman" w:cs="Times New Roman"/>
+                <w:bCs/>
                 <w:noProof/>
-              </w:rPr>
-              <w:t>4.1. Hệ thống quản lý phiên bản và Git (Bài 3, 4)</w:t>
-            </w:r>
-            <w:r>
-              <w:rPr>
+                <w:sz w:val="26"/>
+                <w:szCs w:val="26"/>
+              </w:rPr>
+              <w:t>4.1. Hệ thống quản lý phiên bản và Git</w:t>
+            </w:r>
+            <w:r>
+              <w:rPr>
+                <w:rFonts w:ascii="Times New Roman" w:hAnsi="Times New Roman" w:cs="Times New Roman"/>
+                <w:bCs/>
                 <w:noProof/>
                 <w:webHidden/>
+                <w:sz w:val="26"/>
+                <w:szCs w:val="26"/>
               </w:rPr>
               <w:tab/>
             </w:r>
             <w:r>
               <w:rPr>
+                <w:rFonts w:ascii="Times New Roman" w:hAnsi="Times New Roman" w:cs="Times New Roman"/>
+                <w:bCs/>
                 <w:noProof/>
                 <w:webHidden/>
+                <w:sz w:val="26"/>
+                <w:szCs w:val="26"/>
               </w:rPr>
               <w:fldChar w:fldCharType="begin"/>
             </w:r>
             <w:r>
               <w:rPr>
+                <w:rFonts w:ascii="Times New Roman" w:hAnsi="Times New Roman" w:cs="Times New Roman"/>
+                <w:bCs/>
                 <w:noProof/>
                 <w:webHidden/>
-              </w:rPr>
-              <w:instrText xml:space="preserve"> PAGEREF _Toc228530868 \h </w:instrText>
-            </w:r>
-            <w:r>
-              <w:rPr>
+                <w:sz w:val="26"/>
+                <w:szCs w:val="26"/>
+              </w:rPr>
+              <w:instrText xml:space="preserve"> PAGEREF _Toc228543500 \h </w:instrText>
+            </w:r>
+            <w:r>
+              <w:rPr>
+                <w:rFonts w:ascii="Times New Roman" w:hAnsi="Times New Roman" w:cs="Times New Roman"/>
+                <w:bCs/>
                 <w:noProof/>
                 <w:webHidden/>
-              </w:rPr>
-            </w:r>
-            <w:r>
-              <w:rPr>
+                <w:sz w:val="26"/>
+                <w:szCs w:val="26"/>
+              </w:rPr>
+            </w:r>
+            <w:r>
+              <w:rPr>
+                <w:rFonts w:ascii="Times New Roman" w:hAnsi="Times New Roman" w:cs="Times New Roman"/>
+                <w:bCs/>
                 <w:noProof/>
                 <w:webHidden/>
+                <w:sz w:val="26"/>
+                <w:szCs w:val="26"/>
               </w:rPr>
               <w:fldChar w:fldCharType="separate"/>
             </w:r>
             <w:r>
               <w:rPr>
+                <w:rFonts w:ascii="Times New Roman" w:hAnsi="Times New Roman" w:cs="Times New Roman"/>
+                <w:bCs/>
                 <w:noProof/>
                 <w:webHidden/>
-              </w:rPr>
-              <w:t>33</w:t>
-            </w:r>
-            <w:r>
-              <w:rPr>
+                <w:sz w:val="26"/>
+                <w:szCs w:val="26"/>
+              </w:rPr>
+              <w:t>35</w:t>
+            </w:r>
+            <w:r>
+              <w:rPr>
+                <w:rFonts w:ascii="Times New Roman" w:hAnsi="Times New Roman" w:cs="Times New Roman"/>
+                <w:bCs/>
                 <w:noProof/>
                 <w:webHidden/>
+                <w:sz w:val="26"/>
+                <w:szCs w:val="26"/>
               </w:rPr>
               <w:fldChar w:fldCharType="end"/>
             </w:r>
@@ -2209,63 +4146,98 @@
               <w:tab w:val="right" w:leader="dot" w:pos="9111"/>
             </w:tabs>
             <w:rPr>
-              <w:rFonts w:eastAsiaTheme="minorEastAsia"/>
+              <w:rFonts w:ascii="Times New Roman" w:eastAsiaTheme="minorEastAsia" w:hAnsi="Times New Roman" w:cs="Times New Roman"/>
+              <w:bCs/>
               <w:noProof/>
+              <w:sz w:val="26"/>
+              <w:szCs w:val="26"/>
             </w:rPr>
           </w:pPr>
-          <w:hyperlink w:anchor="_Toc228530869" w:history="1">
+          <w:hyperlink w:anchor="_Toc228543501" w:history="1">
             <w:r>
               <w:rPr>
                 <w:rStyle w:val="Hyperlink"/>
+                <w:rFonts w:ascii="Times New Roman" w:hAnsi="Times New Roman" w:cs="Times New Roman"/>
+                <w:bCs/>
                 <w:noProof/>
+                <w:sz w:val="26"/>
+                <w:szCs w:val="26"/>
               </w:rPr>
               <w:t>4.1.1. Git – Hệ thống quản lý phiên bản phân tán</w:t>
             </w:r>
             <w:r>
               <w:rPr>
+                <w:rFonts w:ascii="Times New Roman" w:hAnsi="Times New Roman" w:cs="Times New Roman"/>
+                <w:bCs/>
                 <w:noProof/>
                 <w:webHidden/>
+                <w:sz w:val="26"/>
+                <w:szCs w:val="26"/>
               </w:rPr>
               <w:tab/>
             </w:r>
             <w:r>
               <w:rPr>
+                <w:rFonts w:ascii="Times New Roman" w:hAnsi="Times New Roman" w:cs="Times New Roman"/>
+                <w:bCs/>
                 <w:noProof/>
                 <w:webHidden/>
+                <w:sz w:val="26"/>
+                <w:szCs w:val="26"/>
               </w:rPr>
               <w:fldChar w:fldCharType="begin"/>
             </w:r>
             <w:r>
               <w:rPr>
+                <w:rFonts w:ascii="Times New Roman" w:hAnsi="Times New Roman" w:cs="Times New Roman"/>
+                <w:bCs/>
                 <w:noProof/>
                 <w:webHidden/>
-              </w:rPr>
-              <w:instrText xml:space="preserve"> PAGEREF _Toc228530869 \h </w:instrText>
-            </w:r>
-            <w:r>
-              <w:rPr>
+                <w:sz w:val="26"/>
+                <w:szCs w:val="26"/>
+              </w:rPr>
+              <w:instrText xml:space="preserve"> PAGEREF _Toc228543501 \h </w:instrText>
+            </w:r>
+            <w:r>
+              <w:rPr>
+                <w:rFonts w:ascii="Times New Roman" w:hAnsi="Times New Roman" w:cs="Times New Roman"/>
+                <w:bCs/>
                 <w:noProof/>
                 <w:webHidden/>
-              </w:rPr>
-            </w:r>
-            <w:r>
-              <w:rPr>
+                <w:sz w:val="26"/>
+                <w:szCs w:val="26"/>
+              </w:rPr>
+            </w:r>
+            <w:r>
+              <w:rPr>
+                <w:rFonts w:ascii="Times New Roman" w:hAnsi="Times New Roman" w:cs="Times New Roman"/>
+                <w:bCs/>
                 <w:noProof/>
                 <w:webHidden/>
+                <w:sz w:val="26"/>
+                <w:szCs w:val="26"/>
               </w:rPr>
               <w:fldChar w:fldCharType="separate"/>
             </w:r>
             <w:r>
               <w:rPr>
+                <w:rFonts w:ascii="Times New Roman" w:hAnsi="Times New Roman" w:cs="Times New Roman"/>
+                <w:bCs/>
                 <w:noProof/>
                 <w:webHidden/>
-              </w:rPr>
-              <w:t>33</w:t>
-            </w:r>
-            <w:r>
-              <w:rPr>
+                <w:sz w:val="26"/>
+                <w:szCs w:val="26"/>
+              </w:rPr>
+              <w:t>35</w:t>
+            </w:r>
+            <w:r>
+              <w:rPr>
+                <w:rFonts w:ascii="Times New Roman" w:hAnsi="Times New Roman" w:cs="Times New Roman"/>
+                <w:bCs/>
                 <w:noProof/>
                 <w:webHidden/>
+                <w:sz w:val="26"/>
+                <w:szCs w:val="26"/>
               </w:rPr>
               <w:fldChar w:fldCharType="end"/>
             </w:r>
@@ -2278,63 +4250,98 @@
               <w:tab w:val="right" w:leader="dot" w:pos="9111"/>
             </w:tabs>
             <w:rPr>
-              <w:rFonts w:eastAsiaTheme="minorEastAsia"/>
+              <w:rFonts w:ascii="Times New Roman" w:eastAsiaTheme="minorEastAsia" w:hAnsi="Times New Roman" w:cs="Times New Roman"/>
+              <w:bCs/>
               <w:noProof/>
+              <w:sz w:val="26"/>
+              <w:szCs w:val="26"/>
             </w:rPr>
           </w:pPr>
-          <w:hyperlink w:anchor="_Toc228530870" w:history="1">
+          <w:hyperlink w:anchor="_Toc228543502" w:history="1">
             <w:r>
               <w:rPr>
                 <w:rStyle w:val="Hyperlink"/>
+                <w:rFonts w:ascii="Times New Roman" w:hAnsi="Times New Roman" w:cs="Times New Roman"/>
+                <w:bCs/>
                 <w:noProof/>
-              </w:rPr>
-              <w:t>4.1.2. Bài tập/Kết quả thực hiện</w:t>
-            </w:r>
-            <w:r>
-              <w:rPr>
+                <w:sz w:val="26"/>
+                <w:szCs w:val="26"/>
+              </w:rPr>
+              <w:t>4.1.2. Bài tập/kết quả thực hiện</w:t>
+            </w:r>
+            <w:r>
+              <w:rPr>
+                <w:rFonts w:ascii="Times New Roman" w:hAnsi="Times New Roman" w:cs="Times New Roman"/>
+                <w:bCs/>
                 <w:noProof/>
                 <w:webHidden/>
+                <w:sz w:val="26"/>
+                <w:szCs w:val="26"/>
               </w:rPr>
               <w:tab/>
             </w:r>
             <w:r>
               <w:rPr>
+                <w:rFonts w:ascii="Times New Roman" w:hAnsi="Times New Roman" w:cs="Times New Roman"/>
+                <w:bCs/>
                 <w:noProof/>
                 <w:webHidden/>
+                <w:sz w:val="26"/>
+                <w:szCs w:val="26"/>
               </w:rPr>
               <w:fldChar w:fldCharType="begin"/>
             </w:r>
             <w:r>
               <w:rPr>
+                <w:rFonts w:ascii="Times New Roman" w:hAnsi="Times New Roman" w:cs="Times New Roman"/>
+                <w:bCs/>
                 <w:noProof/>
                 <w:webHidden/>
-              </w:rPr>
-              <w:instrText xml:space="preserve"> PAGEREF _Toc228530870 \h </w:instrText>
-            </w:r>
-            <w:r>
-              <w:rPr>
+                <w:sz w:val="26"/>
+                <w:szCs w:val="26"/>
+              </w:rPr>
+              <w:instrText xml:space="preserve"> PAGEREF _Toc228543502 \h </w:instrText>
+            </w:r>
+            <w:r>
+              <w:rPr>
+                <w:rFonts w:ascii="Times New Roman" w:hAnsi="Times New Roman" w:cs="Times New Roman"/>
+                <w:bCs/>
                 <w:noProof/>
                 <w:webHidden/>
-              </w:rPr>
-            </w:r>
-            <w:r>
-              <w:rPr>
+                <w:sz w:val="26"/>
+                <w:szCs w:val="26"/>
+              </w:rPr>
+            </w:r>
+            <w:r>
+              <w:rPr>
+                <w:rFonts w:ascii="Times New Roman" w:hAnsi="Times New Roman" w:cs="Times New Roman"/>
+                <w:bCs/>
                 <w:noProof/>
                 <w:webHidden/>
+                <w:sz w:val="26"/>
+                <w:szCs w:val="26"/>
               </w:rPr>
               <w:fldChar w:fldCharType="separate"/>
             </w:r>
             <w:r>
               <w:rPr>
+                <w:rFonts w:ascii="Times New Roman" w:hAnsi="Times New Roman" w:cs="Times New Roman"/>
+                <w:bCs/>
                 <w:noProof/>
                 <w:webHidden/>
-              </w:rPr>
-              <w:t>34</w:t>
-            </w:r>
-            <w:r>
-              <w:rPr>
+                <w:sz w:val="26"/>
+                <w:szCs w:val="26"/>
+              </w:rPr>
+              <w:t>36</w:t>
+            </w:r>
+            <w:r>
+              <w:rPr>
+                <w:rFonts w:ascii="Times New Roman" w:hAnsi="Times New Roman" w:cs="Times New Roman"/>
+                <w:bCs/>
                 <w:noProof/>
                 <w:webHidden/>
+                <w:sz w:val="26"/>
+                <w:szCs w:val="26"/>
               </w:rPr>
               <w:fldChar w:fldCharType="end"/>
             </w:r>
@@ -2347,63 +4354,98 @@
               <w:tab w:val="right" w:leader="dot" w:pos="9111"/>
             </w:tabs>
             <w:rPr>
-              <w:rFonts w:eastAsiaTheme="minorEastAsia"/>
+              <w:rFonts w:ascii="Times New Roman" w:eastAsiaTheme="minorEastAsia" w:hAnsi="Times New Roman" w:cs="Times New Roman"/>
+              <w:bCs/>
               <w:noProof/>
+              <w:sz w:val="26"/>
+              <w:szCs w:val="26"/>
             </w:rPr>
           </w:pPr>
-          <w:hyperlink w:anchor="_Toc228530871" w:history="1">
+          <w:hyperlink w:anchor="_Toc228543503" w:history="1">
             <w:r>
               <w:rPr>
                 <w:rStyle w:val="Hyperlink"/>
+                <w:rFonts w:ascii="Times New Roman" w:hAnsi="Times New Roman" w:cs="Times New Roman"/>
+                <w:bCs/>
                 <w:noProof/>
+                <w:sz w:val="26"/>
+                <w:szCs w:val="26"/>
               </w:rPr>
               <w:t>4.2. Cấu hình định danh người dùng trong Git (Bài 5)</w:t>
             </w:r>
             <w:r>
               <w:rPr>
+                <w:rFonts w:ascii="Times New Roman" w:hAnsi="Times New Roman" w:cs="Times New Roman"/>
+                <w:bCs/>
                 <w:noProof/>
                 <w:webHidden/>
+                <w:sz w:val="26"/>
+                <w:szCs w:val="26"/>
               </w:rPr>
               <w:tab/>
             </w:r>
             <w:r>
               <w:rPr>
+                <w:rFonts w:ascii="Times New Roman" w:hAnsi="Times New Roman" w:cs="Times New Roman"/>
+                <w:bCs/>
                 <w:noProof/>
                 <w:webHidden/>
+                <w:sz w:val="26"/>
+                <w:szCs w:val="26"/>
               </w:rPr>
               <w:fldChar w:fldCharType="begin"/>
             </w:r>
             <w:r>
               <w:rPr>
+                <w:rFonts w:ascii="Times New Roman" w:hAnsi="Times New Roman" w:cs="Times New Roman"/>
+                <w:bCs/>
                 <w:noProof/>
                 <w:webHidden/>
-              </w:rPr>
-              <w:instrText xml:space="preserve"> PAGEREF _Toc228530871 \h </w:instrText>
-            </w:r>
-            <w:r>
-              <w:rPr>
+                <w:sz w:val="26"/>
+                <w:szCs w:val="26"/>
+              </w:rPr>
+              <w:instrText xml:space="preserve"> PAGEREF _Toc228543503 \h </w:instrText>
+            </w:r>
+            <w:r>
+              <w:rPr>
+                <w:rFonts w:ascii="Times New Roman" w:hAnsi="Times New Roman" w:cs="Times New Roman"/>
+                <w:bCs/>
                 <w:noProof/>
                 <w:webHidden/>
-              </w:rPr>
-            </w:r>
-            <w:r>
-              <w:rPr>
+                <w:sz w:val="26"/>
+                <w:szCs w:val="26"/>
+              </w:rPr>
+            </w:r>
+            <w:r>
+              <w:rPr>
+                <w:rFonts w:ascii="Times New Roman" w:hAnsi="Times New Roman" w:cs="Times New Roman"/>
+                <w:bCs/>
                 <w:noProof/>
                 <w:webHidden/>
+                <w:sz w:val="26"/>
+                <w:szCs w:val="26"/>
               </w:rPr>
               <w:fldChar w:fldCharType="separate"/>
             </w:r>
             <w:r>
               <w:rPr>
+                <w:rFonts w:ascii="Times New Roman" w:hAnsi="Times New Roman" w:cs="Times New Roman"/>
+                <w:bCs/>
                 <w:noProof/>
                 <w:webHidden/>
-              </w:rPr>
-              <w:t>35</w:t>
-            </w:r>
-            <w:r>
-              <w:rPr>
+                <w:sz w:val="26"/>
+                <w:szCs w:val="26"/>
+              </w:rPr>
+              <w:t>37</w:t>
+            </w:r>
+            <w:r>
+              <w:rPr>
+                <w:rFonts w:ascii="Times New Roman" w:hAnsi="Times New Roman" w:cs="Times New Roman"/>
+                <w:bCs/>
                 <w:noProof/>
                 <w:webHidden/>
+                <w:sz w:val="26"/>
+                <w:szCs w:val="26"/>
               </w:rPr>
               <w:fldChar w:fldCharType="end"/>
             </w:r>
@@ -2416,63 +4458,98 @@
               <w:tab w:val="right" w:leader="dot" w:pos="9111"/>
             </w:tabs>
             <w:rPr>
-              <w:rFonts w:eastAsiaTheme="minorEastAsia"/>
+              <w:rFonts w:ascii="Times New Roman" w:eastAsiaTheme="minorEastAsia" w:hAnsi="Times New Roman" w:cs="Times New Roman"/>
+              <w:bCs/>
               <w:noProof/>
+              <w:sz w:val="26"/>
+              <w:szCs w:val="26"/>
             </w:rPr>
           </w:pPr>
-          <w:hyperlink w:anchor="_Toc228530872" w:history="1">
+          <w:hyperlink w:anchor="_Toc228543504" w:history="1">
             <w:r>
               <w:rPr>
                 <w:rStyle w:val="Hyperlink"/>
+                <w:rFonts w:ascii="Times New Roman" w:hAnsi="Times New Roman" w:cs="Times New Roman"/>
+                <w:bCs/>
                 <w:noProof/>
+                <w:sz w:val="26"/>
+                <w:szCs w:val="26"/>
               </w:rPr>
               <w:t>4.2.1. Cấu hình user.name và user.email</w:t>
             </w:r>
             <w:r>
               <w:rPr>
+                <w:rFonts w:ascii="Times New Roman" w:hAnsi="Times New Roman" w:cs="Times New Roman"/>
+                <w:bCs/>
                 <w:noProof/>
                 <w:webHidden/>
+                <w:sz w:val="26"/>
+                <w:szCs w:val="26"/>
               </w:rPr>
               <w:tab/>
             </w:r>
             <w:r>
               <w:rPr>
+                <w:rFonts w:ascii="Times New Roman" w:hAnsi="Times New Roman" w:cs="Times New Roman"/>
+                <w:bCs/>
                 <w:noProof/>
                 <w:webHidden/>
+                <w:sz w:val="26"/>
+                <w:szCs w:val="26"/>
               </w:rPr>
               <w:fldChar w:fldCharType="begin"/>
             </w:r>
             <w:r>
               <w:rPr>
+                <w:rFonts w:ascii="Times New Roman" w:hAnsi="Times New Roman" w:cs="Times New Roman"/>
+                <w:bCs/>
                 <w:noProof/>
                 <w:webHidden/>
-              </w:rPr>
-              <w:instrText xml:space="preserve"> PAGEREF _Toc228530872 \h </w:instrText>
-            </w:r>
-            <w:r>
-              <w:rPr>
+                <w:sz w:val="26"/>
+                <w:szCs w:val="26"/>
+              </w:rPr>
+              <w:instrText xml:space="preserve"> PAGEREF _Toc228543504 \h </w:instrText>
+            </w:r>
+            <w:r>
+              <w:rPr>
+                <w:rFonts w:ascii="Times New Roman" w:hAnsi="Times New Roman" w:cs="Times New Roman"/>
+                <w:bCs/>
                 <w:noProof/>
                 <w:webHidden/>
-              </w:rPr>
-            </w:r>
-            <w:r>
-              <w:rPr>
+                <w:sz w:val="26"/>
+                <w:szCs w:val="26"/>
+              </w:rPr>
+            </w:r>
+            <w:r>
+              <w:rPr>
+                <w:rFonts w:ascii="Times New Roman" w:hAnsi="Times New Roman" w:cs="Times New Roman"/>
+                <w:bCs/>
                 <w:noProof/>
                 <w:webHidden/>
+                <w:sz w:val="26"/>
+                <w:szCs w:val="26"/>
               </w:rPr>
               <w:fldChar w:fldCharType="separate"/>
             </w:r>
             <w:r>
               <w:rPr>
+                <w:rFonts w:ascii="Times New Roman" w:hAnsi="Times New Roman" w:cs="Times New Roman"/>
+                <w:bCs/>
                 <w:noProof/>
                 <w:webHidden/>
-              </w:rPr>
-              <w:t>35</w:t>
-            </w:r>
-            <w:r>
-              <w:rPr>
+                <w:sz w:val="26"/>
+                <w:szCs w:val="26"/>
+              </w:rPr>
+              <w:t>37</w:t>
+            </w:r>
+            <w:r>
+              <w:rPr>
+                <w:rFonts w:ascii="Times New Roman" w:hAnsi="Times New Roman" w:cs="Times New Roman"/>
+                <w:bCs/>
                 <w:noProof/>
                 <w:webHidden/>
+                <w:sz w:val="26"/>
+                <w:szCs w:val="26"/>
               </w:rPr>
               <w:fldChar w:fldCharType="end"/>
             </w:r>
@@ -2485,63 +4562,98 @@
               <w:tab w:val="right" w:leader="dot" w:pos="9111"/>
             </w:tabs>
             <w:rPr>
-              <w:rFonts w:eastAsiaTheme="minorEastAsia"/>
+              <w:rFonts w:ascii="Times New Roman" w:eastAsiaTheme="minorEastAsia" w:hAnsi="Times New Roman" w:cs="Times New Roman"/>
+              <w:bCs/>
               <w:noProof/>
+              <w:sz w:val="26"/>
+              <w:szCs w:val="26"/>
             </w:rPr>
           </w:pPr>
-          <w:hyperlink w:anchor="_Toc228530873" w:history="1">
+          <w:hyperlink w:anchor="_Toc228543505" w:history="1">
             <w:r>
               <w:rPr>
                 <w:rStyle w:val="Hyperlink"/>
+                <w:rFonts w:ascii="Times New Roman" w:hAnsi="Times New Roman" w:cs="Times New Roman"/>
+                <w:bCs/>
                 <w:noProof/>
+                <w:sz w:val="26"/>
+                <w:szCs w:val="26"/>
               </w:rPr>
               <w:t>4.2.2. Phạm vi global, local và system</w:t>
             </w:r>
             <w:r>
               <w:rPr>
+                <w:rFonts w:ascii="Times New Roman" w:hAnsi="Times New Roman" w:cs="Times New Roman"/>
+                <w:bCs/>
                 <w:noProof/>
                 <w:webHidden/>
+                <w:sz w:val="26"/>
+                <w:szCs w:val="26"/>
               </w:rPr>
               <w:tab/>
             </w:r>
             <w:r>
               <w:rPr>
+                <w:rFonts w:ascii="Times New Roman" w:hAnsi="Times New Roman" w:cs="Times New Roman"/>
+                <w:bCs/>
                 <w:noProof/>
                 <w:webHidden/>
+                <w:sz w:val="26"/>
+                <w:szCs w:val="26"/>
               </w:rPr>
               <w:fldChar w:fldCharType="begin"/>
             </w:r>
             <w:r>
               <w:rPr>
+                <w:rFonts w:ascii="Times New Roman" w:hAnsi="Times New Roman" w:cs="Times New Roman"/>
+                <w:bCs/>
                 <w:noProof/>
                 <w:webHidden/>
-              </w:rPr>
-              <w:instrText xml:space="preserve"> PAGEREF _Toc228530873 \h </w:instrText>
-            </w:r>
-            <w:r>
-              <w:rPr>
+                <w:sz w:val="26"/>
+                <w:szCs w:val="26"/>
+              </w:rPr>
+              <w:instrText xml:space="preserve"> PAGEREF _Toc228543505 \h </w:instrText>
+            </w:r>
+            <w:r>
+              <w:rPr>
+                <w:rFonts w:ascii="Times New Roman" w:hAnsi="Times New Roman" w:cs="Times New Roman"/>
+                <w:bCs/>
                 <w:noProof/>
                 <w:webHidden/>
-              </w:rPr>
-            </w:r>
-            <w:r>
-              <w:rPr>
+                <w:sz w:val="26"/>
+                <w:szCs w:val="26"/>
+              </w:rPr>
+            </w:r>
+            <w:r>
+              <w:rPr>
+                <w:rFonts w:ascii="Times New Roman" w:hAnsi="Times New Roman" w:cs="Times New Roman"/>
+                <w:bCs/>
                 <w:noProof/>
                 <w:webHidden/>
+                <w:sz w:val="26"/>
+                <w:szCs w:val="26"/>
               </w:rPr>
               <w:fldChar w:fldCharType="separate"/>
             </w:r>
             <w:r>
               <w:rPr>
+                <w:rFonts w:ascii="Times New Roman" w:hAnsi="Times New Roman" w:cs="Times New Roman"/>
+                <w:bCs/>
                 <w:noProof/>
                 <w:webHidden/>
-              </w:rPr>
-              <w:t>35</w:t>
-            </w:r>
-            <w:r>
-              <w:rPr>
+                <w:sz w:val="26"/>
+                <w:szCs w:val="26"/>
+              </w:rPr>
+              <w:t>37</w:t>
+            </w:r>
+            <w:r>
+              <w:rPr>
+                <w:rFonts w:ascii="Times New Roman" w:hAnsi="Times New Roman" w:cs="Times New Roman"/>
+                <w:bCs/>
                 <w:noProof/>
                 <w:webHidden/>
+                <w:sz w:val="26"/>
+                <w:szCs w:val="26"/>
               </w:rPr>
               <w:fldChar w:fldCharType="end"/>
             </w:r>
@@ -2554,63 +4666,98 @@
               <w:tab w:val="right" w:leader="dot" w:pos="9111"/>
             </w:tabs>
             <w:rPr>
-              <w:rFonts w:eastAsiaTheme="minorEastAsia"/>
+              <w:rFonts w:ascii="Times New Roman" w:eastAsiaTheme="minorEastAsia" w:hAnsi="Times New Roman" w:cs="Times New Roman"/>
+              <w:bCs/>
               <w:noProof/>
+              <w:sz w:val="26"/>
+              <w:szCs w:val="26"/>
             </w:rPr>
           </w:pPr>
-          <w:hyperlink w:anchor="_Toc228530874" w:history="1">
+          <w:hyperlink w:anchor="_Toc228543506" w:history="1">
             <w:r>
               <w:rPr>
                 <w:rStyle w:val="Hyperlink"/>
+                <w:rFonts w:ascii="Times New Roman" w:hAnsi="Times New Roman" w:cs="Times New Roman"/>
+                <w:bCs/>
                 <w:noProof/>
-              </w:rPr>
-              <w:t>4.2.3. Bài tập thực hành</w:t>
-            </w:r>
-            <w:r>
-              <w:rPr>
+                <w:sz w:val="26"/>
+                <w:szCs w:val="26"/>
+              </w:rPr>
+              <w:t>4.2.3. Bài tập/kết quả thực hiện.</w:t>
+            </w:r>
+            <w:r>
+              <w:rPr>
+                <w:rFonts w:ascii="Times New Roman" w:hAnsi="Times New Roman" w:cs="Times New Roman"/>
+                <w:bCs/>
                 <w:noProof/>
                 <w:webHidden/>
+                <w:sz w:val="26"/>
+                <w:szCs w:val="26"/>
               </w:rPr>
               <w:tab/>
             </w:r>
             <w:r>
               <w:rPr>
+                <w:rFonts w:ascii="Times New Roman" w:hAnsi="Times New Roman" w:cs="Times New Roman"/>
+                <w:bCs/>
                 <w:noProof/>
                 <w:webHidden/>
+                <w:sz w:val="26"/>
+                <w:szCs w:val="26"/>
               </w:rPr>
               <w:fldChar w:fldCharType="begin"/>
             </w:r>
             <w:r>
               <w:rPr>
+                <w:rFonts w:ascii="Times New Roman" w:hAnsi="Times New Roman" w:cs="Times New Roman"/>
+                <w:bCs/>
                 <w:noProof/>
                 <w:webHidden/>
-              </w:rPr>
-              <w:instrText xml:space="preserve"> PAGEREF _Toc228530874 \h </w:instrText>
-            </w:r>
-            <w:r>
-              <w:rPr>
+                <w:sz w:val="26"/>
+                <w:szCs w:val="26"/>
+              </w:rPr>
+              <w:instrText xml:space="preserve"> PAGEREF _Toc228543506 \h </w:instrText>
+            </w:r>
+            <w:r>
+              <w:rPr>
+                <w:rFonts w:ascii="Times New Roman" w:hAnsi="Times New Roman" w:cs="Times New Roman"/>
+                <w:bCs/>
                 <w:noProof/>
                 <w:webHidden/>
-              </w:rPr>
-            </w:r>
-            <w:r>
-              <w:rPr>
+                <w:sz w:val="26"/>
+                <w:szCs w:val="26"/>
+              </w:rPr>
+            </w:r>
+            <w:r>
+              <w:rPr>
+                <w:rFonts w:ascii="Times New Roman" w:hAnsi="Times New Roman" w:cs="Times New Roman"/>
+                <w:bCs/>
                 <w:noProof/>
                 <w:webHidden/>
+                <w:sz w:val="26"/>
+                <w:szCs w:val="26"/>
               </w:rPr>
               <w:fldChar w:fldCharType="separate"/>
             </w:r>
             <w:r>
               <w:rPr>
+                <w:rFonts w:ascii="Times New Roman" w:hAnsi="Times New Roman" w:cs="Times New Roman"/>
+                <w:bCs/>
                 <w:noProof/>
                 <w:webHidden/>
-              </w:rPr>
-              <w:t>35</w:t>
-            </w:r>
-            <w:r>
-              <w:rPr>
+                <w:sz w:val="26"/>
+                <w:szCs w:val="26"/>
+              </w:rPr>
+              <w:t>37</w:t>
+            </w:r>
+            <w:r>
+              <w:rPr>
+                <w:rFonts w:ascii="Times New Roman" w:hAnsi="Times New Roman" w:cs="Times New Roman"/>
+                <w:bCs/>
                 <w:noProof/>
                 <w:webHidden/>
+                <w:sz w:val="26"/>
+                <w:szCs w:val="26"/>
               </w:rPr>
               <w:fldChar w:fldCharType="end"/>
             </w:r>
@@ -2623,63 +4770,98 @@
               <w:tab w:val="right" w:leader="dot" w:pos="9111"/>
             </w:tabs>
             <w:rPr>
-              <w:rFonts w:eastAsiaTheme="minorEastAsia"/>
+              <w:rFonts w:ascii="Times New Roman" w:eastAsiaTheme="minorEastAsia" w:hAnsi="Times New Roman" w:cs="Times New Roman"/>
+              <w:bCs/>
               <w:noProof/>
+              <w:sz w:val="26"/>
+              <w:szCs w:val="26"/>
             </w:rPr>
           </w:pPr>
-          <w:hyperlink w:anchor="_Toc228530875" w:history="1">
+          <w:hyperlink w:anchor="_Toc228543507" w:history="1">
             <w:r>
               <w:rPr>
                 <w:rStyle w:val="Hyperlink"/>
+                <w:rFonts w:ascii="Times New Roman" w:hAnsi="Times New Roman" w:cs="Times New Roman"/>
+                <w:bCs/>
                 <w:noProof/>
+                <w:sz w:val="26"/>
+                <w:szCs w:val="26"/>
               </w:rPr>
               <w:t>4.3. Các khu vực làm việc và nguyên tắc hoạt động của Git.</w:t>
             </w:r>
             <w:r>
               <w:rPr>
+                <w:rFonts w:ascii="Times New Roman" w:hAnsi="Times New Roman" w:cs="Times New Roman"/>
+                <w:bCs/>
                 <w:noProof/>
                 <w:webHidden/>
+                <w:sz w:val="26"/>
+                <w:szCs w:val="26"/>
               </w:rPr>
               <w:tab/>
             </w:r>
             <w:r>
               <w:rPr>
+                <w:rFonts w:ascii="Times New Roman" w:hAnsi="Times New Roman" w:cs="Times New Roman"/>
+                <w:bCs/>
                 <w:noProof/>
                 <w:webHidden/>
+                <w:sz w:val="26"/>
+                <w:szCs w:val="26"/>
               </w:rPr>
               <w:fldChar w:fldCharType="begin"/>
             </w:r>
             <w:r>
               <w:rPr>
+                <w:rFonts w:ascii="Times New Roman" w:hAnsi="Times New Roman" w:cs="Times New Roman"/>
+                <w:bCs/>
                 <w:noProof/>
                 <w:webHidden/>
-              </w:rPr>
-              <w:instrText xml:space="preserve"> PAGEREF _Toc228530875 \h </w:instrText>
-            </w:r>
-            <w:r>
-              <w:rPr>
+                <w:sz w:val="26"/>
+                <w:szCs w:val="26"/>
+              </w:rPr>
+              <w:instrText xml:space="preserve"> PAGEREF _Toc228543507 \h </w:instrText>
+            </w:r>
+            <w:r>
+              <w:rPr>
+                <w:rFonts w:ascii="Times New Roman" w:hAnsi="Times New Roman" w:cs="Times New Roman"/>
+                <w:bCs/>
                 <w:noProof/>
                 <w:webHidden/>
-              </w:rPr>
-            </w:r>
-            <w:r>
-              <w:rPr>
+                <w:sz w:val="26"/>
+                <w:szCs w:val="26"/>
+              </w:rPr>
+            </w:r>
+            <w:r>
+              <w:rPr>
+                <w:rFonts w:ascii="Times New Roman" w:hAnsi="Times New Roman" w:cs="Times New Roman"/>
+                <w:bCs/>
                 <w:noProof/>
                 <w:webHidden/>
+                <w:sz w:val="26"/>
+                <w:szCs w:val="26"/>
               </w:rPr>
               <w:fldChar w:fldCharType="separate"/>
             </w:r>
             <w:r>
               <w:rPr>
+                <w:rFonts w:ascii="Times New Roman" w:hAnsi="Times New Roman" w:cs="Times New Roman"/>
+                <w:bCs/>
                 <w:noProof/>
                 <w:webHidden/>
-              </w:rPr>
-              <w:t>37</w:t>
-            </w:r>
-            <w:r>
-              <w:rPr>
+                <w:sz w:val="26"/>
+                <w:szCs w:val="26"/>
+              </w:rPr>
+              <w:t>39</w:t>
+            </w:r>
+            <w:r>
+              <w:rPr>
+                <w:rFonts w:ascii="Times New Roman" w:hAnsi="Times New Roman" w:cs="Times New Roman"/>
+                <w:bCs/>
                 <w:noProof/>
                 <w:webHidden/>
+                <w:sz w:val="26"/>
+                <w:szCs w:val="26"/>
               </w:rPr>
               <w:fldChar w:fldCharType="end"/>
             </w:r>
@@ -2692,63 +4874,98 @@
               <w:tab w:val="right" w:leader="dot" w:pos="9111"/>
             </w:tabs>
             <w:rPr>
-              <w:rFonts w:eastAsiaTheme="minorEastAsia"/>
+              <w:rFonts w:ascii="Times New Roman" w:eastAsiaTheme="minorEastAsia" w:hAnsi="Times New Roman" w:cs="Times New Roman"/>
+              <w:bCs/>
               <w:noProof/>
+              <w:sz w:val="26"/>
+              <w:szCs w:val="26"/>
             </w:rPr>
           </w:pPr>
-          <w:hyperlink w:anchor="_Toc228530876" w:history="1">
+          <w:hyperlink w:anchor="_Toc228543508" w:history="1">
             <w:r>
               <w:rPr>
                 <w:rStyle w:val="Hyperlink"/>
+                <w:rFonts w:ascii="Times New Roman" w:hAnsi="Times New Roman" w:cs="Times New Roman"/>
+                <w:bCs/>
                 <w:noProof/>
+                <w:sz w:val="26"/>
+                <w:szCs w:val="26"/>
               </w:rPr>
               <w:t>4.3.1. Working Directory – Staging Area – Repository</w:t>
             </w:r>
             <w:r>
               <w:rPr>
+                <w:rFonts w:ascii="Times New Roman" w:hAnsi="Times New Roman" w:cs="Times New Roman"/>
+                <w:bCs/>
                 <w:noProof/>
                 <w:webHidden/>
+                <w:sz w:val="26"/>
+                <w:szCs w:val="26"/>
               </w:rPr>
               <w:tab/>
             </w:r>
             <w:r>
               <w:rPr>
+                <w:rFonts w:ascii="Times New Roman" w:hAnsi="Times New Roman" w:cs="Times New Roman"/>
+                <w:bCs/>
                 <w:noProof/>
                 <w:webHidden/>
+                <w:sz w:val="26"/>
+                <w:szCs w:val="26"/>
               </w:rPr>
               <w:fldChar w:fldCharType="begin"/>
             </w:r>
             <w:r>
               <w:rPr>
+                <w:rFonts w:ascii="Times New Roman" w:hAnsi="Times New Roman" w:cs="Times New Roman"/>
+                <w:bCs/>
                 <w:noProof/>
                 <w:webHidden/>
-              </w:rPr>
-              <w:instrText xml:space="preserve"> PAGEREF _Toc228530876 \h </w:instrText>
-            </w:r>
-            <w:r>
-              <w:rPr>
+                <w:sz w:val="26"/>
+                <w:szCs w:val="26"/>
+              </w:rPr>
+              <w:instrText xml:space="preserve"> PAGEREF _Toc228543508 \h </w:instrText>
+            </w:r>
+            <w:r>
+              <w:rPr>
+                <w:rFonts w:ascii="Times New Roman" w:hAnsi="Times New Roman" w:cs="Times New Roman"/>
+                <w:bCs/>
                 <w:noProof/>
                 <w:webHidden/>
-              </w:rPr>
-            </w:r>
-            <w:r>
-              <w:rPr>
+                <w:sz w:val="26"/>
+                <w:szCs w:val="26"/>
+              </w:rPr>
+            </w:r>
+            <w:r>
+              <w:rPr>
+                <w:rFonts w:ascii="Times New Roman" w:hAnsi="Times New Roman" w:cs="Times New Roman"/>
+                <w:bCs/>
                 <w:noProof/>
                 <w:webHidden/>
+                <w:sz w:val="26"/>
+                <w:szCs w:val="26"/>
               </w:rPr>
               <w:fldChar w:fldCharType="separate"/>
             </w:r>
             <w:r>
               <w:rPr>
+                <w:rFonts w:ascii="Times New Roman" w:hAnsi="Times New Roman" w:cs="Times New Roman"/>
+                <w:bCs/>
                 <w:noProof/>
                 <w:webHidden/>
-              </w:rPr>
-              <w:t>37</w:t>
-            </w:r>
-            <w:r>
-              <w:rPr>
+                <w:sz w:val="26"/>
+                <w:szCs w:val="26"/>
+              </w:rPr>
+              <w:t>39</w:t>
+            </w:r>
+            <w:r>
+              <w:rPr>
+                <w:rFonts w:ascii="Times New Roman" w:hAnsi="Times New Roman" w:cs="Times New Roman"/>
+                <w:bCs/>
                 <w:noProof/>
                 <w:webHidden/>
+                <w:sz w:val="26"/>
+                <w:szCs w:val="26"/>
               </w:rPr>
               <w:fldChar w:fldCharType="end"/>
             </w:r>
@@ -2761,63 +4978,98 @@
               <w:tab w:val="right" w:leader="dot" w:pos="9111"/>
             </w:tabs>
             <w:rPr>
-              <w:rFonts w:eastAsiaTheme="minorEastAsia"/>
+              <w:rFonts w:ascii="Times New Roman" w:eastAsiaTheme="minorEastAsia" w:hAnsi="Times New Roman" w:cs="Times New Roman"/>
+              <w:bCs/>
               <w:noProof/>
+              <w:sz w:val="26"/>
+              <w:szCs w:val="26"/>
             </w:rPr>
           </w:pPr>
-          <w:hyperlink w:anchor="_Toc228530877" w:history="1">
+          <w:hyperlink w:anchor="_Toc228543509" w:history="1">
             <w:r>
               <w:rPr>
                 <w:rStyle w:val="Hyperlink"/>
+                <w:rFonts w:ascii="Times New Roman" w:hAnsi="Times New Roman" w:cs="Times New Roman"/>
+                <w:bCs/>
                 <w:noProof/>
+                <w:sz w:val="26"/>
+                <w:szCs w:val="26"/>
               </w:rPr>
               <w:t>4.3.2. Trạng thái file (Untracked, Staged, Committed)</w:t>
             </w:r>
             <w:r>
               <w:rPr>
+                <w:rFonts w:ascii="Times New Roman" w:hAnsi="Times New Roman" w:cs="Times New Roman"/>
+                <w:bCs/>
                 <w:noProof/>
                 <w:webHidden/>
+                <w:sz w:val="26"/>
+                <w:szCs w:val="26"/>
               </w:rPr>
               <w:tab/>
             </w:r>
             <w:r>
               <w:rPr>
+                <w:rFonts w:ascii="Times New Roman" w:hAnsi="Times New Roman" w:cs="Times New Roman"/>
+                <w:bCs/>
                 <w:noProof/>
                 <w:webHidden/>
+                <w:sz w:val="26"/>
+                <w:szCs w:val="26"/>
               </w:rPr>
               <w:fldChar w:fldCharType="begin"/>
             </w:r>
             <w:r>
               <w:rPr>
+                <w:rFonts w:ascii="Times New Roman" w:hAnsi="Times New Roman" w:cs="Times New Roman"/>
+                <w:bCs/>
                 <w:noProof/>
                 <w:webHidden/>
-              </w:rPr>
-              <w:instrText xml:space="preserve"> PAGEREF _Toc228530877 \h </w:instrText>
-            </w:r>
-            <w:r>
-              <w:rPr>
+                <w:sz w:val="26"/>
+                <w:szCs w:val="26"/>
+              </w:rPr>
+              <w:instrText xml:space="preserve"> PAGEREF _Toc228543509 \h </w:instrText>
+            </w:r>
+            <w:r>
+              <w:rPr>
+                <w:rFonts w:ascii="Times New Roman" w:hAnsi="Times New Roman" w:cs="Times New Roman"/>
+                <w:bCs/>
                 <w:noProof/>
                 <w:webHidden/>
-              </w:rPr>
-            </w:r>
-            <w:r>
-              <w:rPr>
+                <w:sz w:val="26"/>
+                <w:szCs w:val="26"/>
+              </w:rPr>
+            </w:r>
+            <w:r>
+              <w:rPr>
+                <w:rFonts w:ascii="Times New Roman" w:hAnsi="Times New Roman" w:cs="Times New Roman"/>
+                <w:bCs/>
                 <w:noProof/>
                 <w:webHidden/>
+                <w:sz w:val="26"/>
+                <w:szCs w:val="26"/>
               </w:rPr>
               <w:fldChar w:fldCharType="separate"/>
             </w:r>
             <w:r>
               <w:rPr>
+                <w:rFonts w:ascii="Times New Roman" w:hAnsi="Times New Roman" w:cs="Times New Roman"/>
+                <w:bCs/>
                 <w:noProof/>
                 <w:webHidden/>
-              </w:rPr>
-              <w:t>37</w:t>
-            </w:r>
-            <w:r>
-              <w:rPr>
+                <w:sz w:val="26"/>
+                <w:szCs w:val="26"/>
+              </w:rPr>
+              <w:t>39</w:t>
+            </w:r>
+            <w:r>
+              <w:rPr>
+                <w:rFonts w:ascii="Times New Roman" w:hAnsi="Times New Roman" w:cs="Times New Roman"/>
+                <w:bCs/>
                 <w:noProof/>
                 <w:webHidden/>
+                <w:sz w:val="26"/>
+                <w:szCs w:val="26"/>
               </w:rPr>
               <w:fldChar w:fldCharType="end"/>
             </w:r>
@@ -2830,63 +5082,98 @@
               <w:tab w:val="right" w:leader="dot" w:pos="9111"/>
             </w:tabs>
             <w:rPr>
-              <w:rFonts w:eastAsiaTheme="minorEastAsia"/>
+              <w:rFonts w:ascii="Times New Roman" w:eastAsiaTheme="minorEastAsia" w:hAnsi="Times New Roman" w:cs="Times New Roman"/>
+              <w:bCs/>
               <w:noProof/>
+              <w:sz w:val="26"/>
+              <w:szCs w:val="26"/>
             </w:rPr>
           </w:pPr>
-          <w:hyperlink w:anchor="_Toc228530878" w:history="1">
+          <w:hyperlink w:anchor="_Toc228543510" w:history="1">
             <w:r>
               <w:rPr>
                 <w:rStyle w:val="Hyperlink"/>
+                <w:rFonts w:ascii="Times New Roman" w:hAnsi="Times New Roman" w:cs="Times New Roman"/>
+                <w:bCs/>
                 <w:noProof/>
-              </w:rPr>
-              <w:t>4.3.3. Bài tập/Kết quả thực hiện</w:t>
-            </w:r>
-            <w:r>
-              <w:rPr>
+                <w:sz w:val="26"/>
+                <w:szCs w:val="26"/>
+              </w:rPr>
+              <w:t>4.3.3. Bài tập/kết quả thực hiện</w:t>
+            </w:r>
+            <w:r>
+              <w:rPr>
+                <w:rFonts w:ascii="Times New Roman" w:hAnsi="Times New Roman" w:cs="Times New Roman"/>
+                <w:bCs/>
                 <w:noProof/>
                 <w:webHidden/>
+                <w:sz w:val="26"/>
+                <w:szCs w:val="26"/>
               </w:rPr>
               <w:tab/>
             </w:r>
             <w:r>
               <w:rPr>
+                <w:rFonts w:ascii="Times New Roman" w:hAnsi="Times New Roman" w:cs="Times New Roman"/>
+                <w:bCs/>
                 <w:noProof/>
                 <w:webHidden/>
+                <w:sz w:val="26"/>
+                <w:szCs w:val="26"/>
               </w:rPr>
               <w:fldChar w:fldCharType="begin"/>
             </w:r>
             <w:r>
               <w:rPr>
+                <w:rFonts w:ascii="Times New Roman" w:hAnsi="Times New Roman" w:cs="Times New Roman"/>
+                <w:bCs/>
                 <w:noProof/>
                 <w:webHidden/>
-              </w:rPr>
-              <w:instrText xml:space="preserve"> PAGEREF _Toc228530878 \h </w:instrText>
-            </w:r>
-            <w:r>
-              <w:rPr>
+                <w:sz w:val="26"/>
+                <w:szCs w:val="26"/>
+              </w:rPr>
+              <w:instrText xml:space="preserve"> PAGEREF _Toc228543510 \h </w:instrText>
+            </w:r>
+            <w:r>
+              <w:rPr>
+                <w:rFonts w:ascii="Times New Roman" w:hAnsi="Times New Roman" w:cs="Times New Roman"/>
+                <w:bCs/>
                 <w:noProof/>
                 <w:webHidden/>
-              </w:rPr>
-            </w:r>
-            <w:r>
-              <w:rPr>
+                <w:sz w:val="26"/>
+                <w:szCs w:val="26"/>
+              </w:rPr>
+            </w:r>
+            <w:r>
+              <w:rPr>
+                <w:rFonts w:ascii="Times New Roman" w:hAnsi="Times New Roman" w:cs="Times New Roman"/>
+                <w:bCs/>
                 <w:noProof/>
                 <w:webHidden/>
+                <w:sz w:val="26"/>
+                <w:szCs w:val="26"/>
               </w:rPr>
               <w:fldChar w:fldCharType="separate"/>
             </w:r>
             <w:r>
               <w:rPr>
+                <w:rFonts w:ascii="Times New Roman" w:hAnsi="Times New Roman" w:cs="Times New Roman"/>
+                <w:bCs/>
                 <w:noProof/>
                 <w:webHidden/>
-              </w:rPr>
-              <w:t>38</w:t>
-            </w:r>
-            <w:r>
-              <w:rPr>
+                <w:sz w:val="26"/>
+                <w:szCs w:val="26"/>
+              </w:rPr>
+              <w:t>40</w:t>
+            </w:r>
+            <w:r>
+              <w:rPr>
+                <w:rFonts w:ascii="Times New Roman" w:hAnsi="Times New Roman" w:cs="Times New Roman"/>
+                <w:bCs/>
                 <w:noProof/>
                 <w:webHidden/>
+                <w:sz w:val="26"/>
+                <w:szCs w:val="26"/>
               </w:rPr>
               <w:fldChar w:fldCharType="end"/>
             </w:r>
@@ -2900,77 +5187,119 @@
               <w:tab w:val="right" w:leader="dot" w:pos="9111"/>
             </w:tabs>
             <w:rPr>
-              <w:rFonts w:eastAsiaTheme="minorEastAsia"/>
+              <w:rFonts w:ascii="Times New Roman" w:eastAsiaTheme="minorEastAsia" w:hAnsi="Times New Roman" w:cs="Times New Roman"/>
+              <w:bCs/>
               <w:noProof/>
+              <w:sz w:val="26"/>
+              <w:szCs w:val="26"/>
             </w:rPr>
           </w:pPr>
-          <w:hyperlink w:anchor="_Toc228530879" w:history="1">
+          <w:hyperlink w:anchor="_Toc228543511" w:history="1">
             <w:r>
               <w:rPr>
                 <w:rStyle w:val="Hyperlink"/>
+                <w:rFonts w:ascii="Times New Roman" w:hAnsi="Times New Roman" w:cs="Times New Roman"/>
+                <w:bCs/>
                 <w:noProof/>
+                <w:sz w:val="26"/>
+                <w:szCs w:val="26"/>
               </w:rPr>
               <w:t>CHƯƠNG 5.</w:t>
             </w:r>
             <w:r>
               <w:rPr>
-                <w:rFonts w:eastAsiaTheme="minorEastAsia"/>
+                <w:rFonts w:ascii="Times New Roman" w:eastAsiaTheme="minorEastAsia" w:hAnsi="Times New Roman" w:cs="Times New Roman"/>
+                <w:bCs/>
                 <w:noProof/>
+                <w:sz w:val="26"/>
+                <w:szCs w:val="26"/>
               </w:rPr>
               <w:tab/>
             </w:r>
             <w:r>
               <w:rPr>
                 <w:rStyle w:val="Hyperlink"/>
+                <w:rFonts w:ascii="Times New Roman" w:hAnsi="Times New Roman" w:cs="Times New Roman"/>
+                <w:bCs/>
                 <w:noProof/>
+                <w:sz w:val="26"/>
+                <w:szCs w:val="26"/>
               </w:rPr>
               <w:t>DOCKER VÀ TRIỂN KHAI HỆ THỐNG</w:t>
             </w:r>
             <w:r>
               <w:rPr>
+                <w:rFonts w:ascii="Times New Roman" w:hAnsi="Times New Roman" w:cs="Times New Roman"/>
+                <w:bCs/>
                 <w:noProof/>
                 <w:webHidden/>
+                <w:sz w:val="26"/>
+                <w:szCs w:val="26"/>
               </w:rPr>
               <w:tab/>
             </w:r>
             <w:r>
               <w:rPr>
+                <w:rFonts w:ascii="Times New Roman" w:hAnsi="Times New Roman" w:cs="Times New Roman"/>
+                <w:bCs/>
                 <w:noProof/>
                 <w:webHidden/>
+                <w:sz w:val="26"/>
+                <w:szCs w:val="26"/>
               </w:rPr>
               <w:fldChar w:fldCharType="begin"/>
             </w:r>
             <w:r>
               <w:rPr>
+                <w:rFonts w:ascii="Times New Roman" w:hAnsi="Times New Roman" w:cs="Times New Roman"/>
+                <w:bCs/>
                 <w:noProof/>
                 <w:webHidden/>
-              </w:rPr>
-              <w:instrText xml:space="preserve"> PAGEREF _Toc228530879 \h </w:instrText>
-            </w:r>
-            <w:r>
-              <w:rPr>
+                <w:sz w:val="26"/>
+                <w:szCs w:val="26"/>
+              </w:rPr>
+              <w:instrText xml:space="preserve"> PAGEREF _Toc228543511 \h </w:instrText>
+            </w:r>
+            <w:r>
+              <w:rPr>
+                <w:rFonts w:ascii="Times New Roman" w:hAnsi="Times New Roman" w:cs="Times New Roman"/>
+                <w:bCs/>
                 <w:noProof/>
                 <w:webHidden/>
-              </w:rPr>
-            </w:r>
-            <w:r>
-              <w:rPr>
+                <w:sz w:val="26"/>
+                <w:szCs w:val="26"/>
+              </w:rPr>
+            </w:r>
+            <w:r>
+              <w:rPr>
+                <w:rFonts w:ascii="Times New Roman" w:hAnsi="Times New Roman" w:cs="Times New Roman"/>
+                <w:bCs/>
                 <w:noProof/>
                 <w:webHidden/>
+                <w:sz w:val="26"/>
+                <w:szCs w:val="26"/>
               </w:rPr>
               <w:fldChar w:fldCharType="separate"/>
             </w:r>
             <w:r>
               <w:rPr>
+                <w:rFonts w:ascii="Times New Roman" w:hAnsi="Times New Roman" w:cs="Times New Roman"/>
+                <w:bCs/>
                 <w:noProof/>
                 <w:webHidden/>
-              </w:rPr>
-              <w:t>41</w:t>
-            </w:r>
-            <w:r>
-              <w:rPr>
+                <w:sz w:val="26"/>
+                <w:szCs w:val="26"/>
+              </w:rPr>
+              <w:t>43</w:t>
+            </w:r>
+            <w:r>
+              <w:rPr>
+                <w:rFonts w:ascii="Times New Roman" w:hAnsi="Times New Roman" w:cs="Times New Roman"/>
+                <w:bCs/>
                 <w:noProof/>
                 <w:webHidden/>
+                <w:sz w:val="26"/>
+                <w:szCs w:val="26"/>
               </w:rPr>
               <w:fldChar w:fldCharType="end"/>
             </w:r>
@@ -2983,63 +5312,98 @@
               <w:tab w:val="right" w:leader="dot" w:pos="9111"/>
             </w:tabs>
             <w:rPr>
-              <w:rFonts w:eastAsiaTheme="minorEastAsia"/>
+              <w:rFonts w:ascii="Times New Roman" w:eastAsiaTheme="minorEastAsia" w:hAnsi="Times New Roman" w:cs="Times New Roman"/>
+              <w:bCs/>
               <w:noProof/>
+              <w:sz w:val="26"/>
+              <w:szCs w:val="26"/>
             </w:rPr>
           </w:pPr>
-          <w:hyperlink w:anchor="_Toc228530880" w:history="1">
+          <w:hyperlink w:anchor="_Toc228543512" w:history="1">
             <w:r>
               <w:rPr>
                 <w:rStyle w:val="Hyperlink"/>
+                <w:rFonts w:ascii="Times New Roman" w:hAnsi="Times New Roman" w:cs="Times New Roman"/>
+                <w:bCs/>
                 <w:noProof/>
+                <w:sz w:val="26"/>
+                <w:szCs w:val="26"/>
               </w:rPr>
               <w:t>5.1. Khái niệm cơ bản về Docker</w:t>
             </w:r>
             <w:r>
               <w:rPr>
+                <w:rFonts w:ascii="Times New Roman" w:hAnsi="Times New Roman" w:cs="Times New Roman"/>
+                <w:bCs/>
                 <w:noProof/>
                 <w:webHidden/>
+                <w:sz w:val="26"/>
+                <w:szCs w:val="26"/>
               </w:rPr>
               <w:tab/>
             </w:r>
             <w:r>
               <w:rPr>
+                <w:rFonts w:ascii="Times New Roman" w:hAnsi="Times New Roman" w:cs="Times New Roman"/>
+                <w:bCs/>
                 <w:noProof/>
                 <w:webHidden/>
+                <w:sz w:val="26"/>
+                <w:szCs w:val="26"/>
               </w:rPr>
               <w:fldChar w:fldCharType="begin"/>
             </w:r>
             <w:r>
               <w:rPr>
+                <w:rFonts w:ascii="Times New Roman" w:hAnsi="Times New Roman" w:cs="Times New Roman"/>
+                <w:bCs/>
                 <w:noProof/>
                 <w:webHidden/>
-              </w:rPr>
-              <w:instrText xml:space="preserve"> PAGEREF _Toc228530880 \h </w:instrText>
-            </w:r>
-            <w:r>
-              <w:rPr>
+                <w:sz w:val="26"/>
+                <w:szCs w:val="26"/>
+              </w:rPr>
+              <w:instrText xml:space="preserve"> PAGEREF _Toc228543512 \h </w:instrText>
+            </w:r>
+            <w:r>
+              <w:rPr>
+                <w:rFonts w:ascii="Times New Roman" w:hAnsi="Times New Roman" w:cs="Times New Roman"/>
+                <w:bCs/>
                 <w:noProof/>
                 <w:webHidden/>
-              </w:rPr>
-            </w:r>
-            <w:r>
-              <w:rPr>
+                <w:sz w:val="26"/>
+                <w:szCs w:val="26"/>
+              </w:rPr>
+            </w:r>
+            <w:r>
+              <w:rPr>
+                <w:rFonts w:ascii="Times New Roman" w:hAnsi="Times New Roman" w:cs="Times New Roman"/>
+                <w:bCs/>
                 <w:noProof/>
                 <w:webHidden/>
+                <w:sz w:val="26"/>
+                <w:szCs w:val="26"/>
               </w:rPr>
               <w:fldChar w:fldCharType="separate"/>
             </w:r>
             <w:r>
               <w:rPr>
+                <w:rFonts w:ascii="Times New Roman" w:hAnsi="Times New Roman" w:cs="Times New Roman"/>
+                <w:bCs/>
                 <w:noProof/>
                 <w:webHidden/>
-              </w:rPr>
-              <w:t>41</w:t>
-            </w:r>
-            <w:r>
-              <w:rPr>
+                <w:sz w:val="26"/>
+                <w:szCs w:val="26"/>
+              </w:rPr>
+              <w:t>43</w:t>
+            </w:r>
+            <w:r>
+              <w:rPr>
+                <w:rFonts w:ascii="Times New Roman" w:hAnsi="Times New Roman" w:cs="Times New Roman"/>
+                <w:bCs/>
                 <w:noProof/>
                 <w:webHidden/>
+                <w:sz w:val="26"/>
+                <w:szCs w:val="26"/>
               </w:rPr>
               <w:fldChar w:fldCharType="end"/>
             </w:r>
@@ -3052,63 +5416,98 @@
               <w:tab w:val="right" w:leader="dot" w:pos="9111"/>
             </w:tabs>
             <w:rPr>
-              <w:rFonts w:eastAsiaTheme="minorEastAsia"/>
+              <w:rFonts w:ascii="Times New Roman" w:eastAsiaTheme="minorEastAsia" w:hAnsi="Times New Roman" w:cs="Times New Roman"/>
+              <w:bCs/>
               <w:noProof/>
+              <w:sz w:val="26"/>
+              <w:szCs w:val="26"/>
             </w:rPr>
           </w:pPr>
-          <w:hyperlink w:anchor="_Toc228530881" w:history="1">
+          <w:hyperlink w:anchor="_Toc228543513" w:history="1">
             <w:r>
               <w:rPr>
                 <w:rStyle w:val="Hyperlink"/>
+                <w:rFonts w:ascii="Times New Roman" w:hAnsi="Times New Roman" w:cs="Times New Roman"/>
+                <w:bCs/>
                 <w:noProof/>
+                <w:sz w:val="26"/>
+                <w:szCs w:val="26"/>
               </w:rPr>
               <w:t>5.2. Docker Image và Docker Container</w:t>
             </w:r>
             <w:r>
               <w:rPr>
+                <w:rFonts w:ascii="Times New Roman" w:hAnsi="Times New Roman" w:cs="Times New Roman"/>
+                <w:bCs/>
                 <w:noProof/>
                 <w:webHidden/>
+                <w:sz w:val="26"/>
+                <w:szCs w:val="26"/>
               </w:rPr>
               <w:tab/>
             </w:r>
             <w:r>
               <w:rPr>
+                <w:rFonts w:ascii="Times New Roman" w:hAnsi="Times New Roman" w:cs="Times New Roman"/>
+                <w:bCs/>
                 <w:noProof/>
                 <w:webHidden/>
+                <w:sz w:val="26"/>
+                <w:szCs w:val="26"/>
               </w:rPr>
               <w:fldChar w:fldCharType="begin"/>
             </w:r>
             <w:r>
               <w:rPr>
+                <w:rFonts w:ascii="Times New Roman" w:hAnsi="Times New Roman" w:cs="Times New Roman"/>
+                <w:bCs/>
                 <w:noProof/>
                 <w:webHidden/>
-              </w:rPr>
-              <w:instrText xml:space="preserve"> PAGEREF _Toc228530881 \h </w:instrText>
-            </w:r>
-            <w:r>
-              <w:rPr>
+                <w:sz w:val="26"/>
+                <w:szCs w:val="26"/>
+              </w:rPr>
+              <w:instrText xml:space="preserve"> PAGEREF _Toc228543513 \h </w:instrText>
+            </w:r>
+            <w:r>
+              <w:rPr>
+                <w:rFonts w:ascii="Times New Roman" w:hAnsi="Times New Roman" w:cs="Times New Roman"/>
+                <w:bCs/>
                 <w:noProof/>
                 <w:webHidden/>
-              </w:rPr>
-            </w:r>
-            <w:r>
-              <w:rPr>
+                <w:sz w:val="26"/>
+                <w:szCs w:val="26"/>
+              </w:rPr>
+            </w:r>
+            <w:r>
+              <w:rPr>
+                <w:rFonts w:ascii="Times New Roman" w:hAnsi="Times New Roman" w:cs="Times New Roman"/>
+                <w:bCs/>
                 <w:noProof/>
                 <w:webHidden/>
+                <w:sz w:val="26"/>
+                <w:szCs w:val="26"/>
               </w:rPr>
               <w:fldChar w:fldCharType="separate"/>
             </w:r>
             <w:r>
               <w:rPr>
+                <w:rFonts w:ascii="Times New Roman" w:hAnsi="Times New Roman" w:cs="Times New Roman"/>
+                <w:bCs/>
                 <w:noProof/>
                 <w:webHidden/>
-              </w:rPr>
-              <w:t>41</w:t>
-            </w:r>
-            <w:r>
-              <w:rPr>
+                <w:sz w:val="26"/>
+                <w:szCs w:val="26"/>
+              </w:rPr>
+              <w:t>43</w:t>
+            </w:r>
+            <w:r>
+              <w:rPr>
+                <w:rFonts w:ascii="Times New Roman" w:hAnsi="Times New Roman" w:cs="Times New Roman"/>
+                <w:bCs/>
                 <w:noProof/>
                 <w:webHidden/>
+                <w:sz w:val="26"/>
+                <w:szCs w:val="26"/>
               </w:rPr>
               <w:fldChar w:fldCharType="end"/>
             </w:r>
@@ -3121,63 +5520,98 @@
               <w:tab w:val="right" w:leader="dot" w:pos="9111"/>
             </w:tabs>
             <w:rPr>
-              <w:rFonts w:eastAsiaTheme="minorEastAsia"/>
+              <w:rFonts w:ascii="Times New Roman" w:eastAsiaTheme="minorEastAsia" w:hAnsi="Times New Roman" w:cs="Times New Roman"/>
+              <w:bCs/>
               <w:noProof/>
+              <w:sz w:val="26"/>
+              <w:szCs w:val="26"/>
             </w:rPr>
           </w:pPr>
-          <w:hyperlink w:anchor="_Toc228530882" w:history="1">
+          <w:hyperlink w:anchor="_Toc228543514" w:history="1">
             <w:r>
               <w:rPr>
                 <w:rStyle w:val="Hyperlink"/>
+                <w:rFonts w:ascii="Times New Roman" w:hAnsi="Times New Roman" w:cs="Times New Roman"/>
+                <w:bCs/>
                 <w:noProof/>
+                <w:sz w:val="26"/>
+                <w:szCs w:val="26"/>
               </w:rPr>
               <w:t>5.3. Quy trình làm việc cơ bản (Build – Ship – Run)</w:t>
             </w:r>
             <w:r>
               <w:rPr>
+                <w:rFonts w:ascii="Times New Roman" w:hAnsi="Times New Roman" w:cs="Times New Roman"/>
+                <w:bCs/>
                 <w:noProof/>
                 <w:webHidden/>
+                <w:sz w:val="26"/>
+                <w:szCs w:val="26"/>
               </w:rPr>
               <w:tab/>
             </w:r>
             <w:r>
               <w:rPr>
+                <w:rFonts w:ascii="Times New Roman" w:hAnsi="Times New Roman" w:cs="Times New Roman"/>
+                <w:bCs/>
                 <w:noProof/>
                 <w:webHidden/>
+                <w:sz w:val="26"/>
+                <w:szCs w:val="26"/>
               </w:rPr>
               <w:fldChar w:fldCharType="begin"/>
             </w:r>
             <w:r>
               <w:rPr>
+                <w:rFonts w:ascii="Times New Roman" w:hAnsi="Times New Roman" w:cs="Times New Roman"/>
+                <w:bCs/>
                 <w:noProof/>
                 <w:webHidden/>
-              </w:rPr>
-              <w:instrText xml:space="preserve"> PAGEREF _Toc228530882 \h </w:instrText>
-            </w:r>
-            <w:r>
-              <w:rPr>
+                <w:sz w:val="26"/>
+                <w:szCs w:val="26"/>
+              </w:rPr>
+              <w:instrText xml:space="preserve"> PAGEREF _Toc228543514 \h </w:instrText>
+            </w:r>
+            <w:r>
+              <w:rPr>
+                <w:rFonts w:ascii="Times New Roman" w:hAnsi="Times New Roman" w:cs="Times New Roman"/>
+                <w:bCs/>
                 <w:noProof/>
                 <w:webHidden/>
-              </w:rPr>
-            </w:r>
-            <w:r>
-              <w:rPr>
+                <w:sz w:val="26"/>
+                <w:szCs w:val="26"/>
+              </w:rPr>
+            </w:r>
+            <w:r>
+              <w:rPr>
+                <w:rFonts w:ascii="Times New Roman" w:hAnsi="Times New Roman" w:cs="Times New Roman"/>
+                <w:bCs/>
                 <w:noProof/>
                 <w:webHidden/>
+                <w:sz w:val="26"/>
+                <w:szCs w:val="26"/>
               </w:rPr>
               <w:fldChar w:fldCharType="separate"/>
             </w:r>
             <w:r>
               <w:rPr>
+                <w:rFonts w:ascii="Times New Roman" w:hAnsi="Times New Roman" w:cs="Times New Roman"/>
+                <w:bCs/>
                 <w:noProof/>
                 <w:webHidden/>
-              </w:rPr>
-              <w:t>41</w:t>
-            </w:r>
-            <w:r>
-              <w:rPr>
+                <w:sz w:val="26"/>
+                <w:szCs w:val="26"/>
+              </w:rPr>
+              <w:t>43</w:t>
+            </w:r>
+            <w:r>
+              <w:rPr>
+                <w:rFonts w:ascii="Times New Roman" w:hAnsi="Times New Roman" w:cs="Times New Roman"/>
+                <w:bCs/>
                 <w:noProof/>
                 <w:webHidden/>
+                <w:sz w:val="26"/>
+                <w:szCs w:val="26"/>
               </w:rPr>
               <w:fldChar w:fldCharType="end"/>
             </w:r>
@@ -3190,63 +5624,98 @@
               <w:tab w:val="right" w:leader="dot" w:pos="9111"/>
             </w:tabs>
             <w:rPr>
-              <w:rFonts w:eastAsiaTheme="minorEastAsia"/>
+              <w:rFonts w:ascii="Times New Roman" w:eastAsiaTheme="minorEastAsia" w:hAnsi="Times New Roman" w:cs="Times New Roman"/>
+              <w:bCs/>
               <w:noProof/>
+              <w:sz w:val="26"/>
+              <w:szCs w:val="26"/>
             </w:rPr>
           </w:pPr>
-          <w:hyperlink w:anchor="_Toc228530883" w:history="1">
+          <w:hyperlink w:anchor="_Toc228543515" w:history="1">
             <w:r>
               <w:rPr>
                 <w:rStyle w:val="Hyperlink"/>
+                <w:rFonts w:ascii="Times New Roman" w:hAnsi="Times New Roman" w:cs="Times New Roman"/>
+                <w:bCs/>
                 <w:noProof/>
-              </w:rPr>
-              <w:t>5.4. Bài tập/Kết quả thực hiện</w:t>
-            </w:r>
-            <w:r>
-              <w:rPr>
+                <w:sz w:val="26"/>
+                <w:szCs w:val="26"/>
+              </w:rPr>
+              <w:t>5.4. Bài tập/kết quả thực hiện</w:t>
+            </w:r>
+            <w:r>
+              <w:rPr>
+                <w:rFonts w:ascii="Times New Roman" w:hAnsi="Times New Roman" w:cs="Times New Roman"/>
+                <w:bCs/>
                 <w:noProof/>
                 <w:webHidden/>
+                <w:sz w:val="26"/>
+                <w:szCs w:val="26"/>
               </w:rPr>
               <w:tab/>
             </w:r>
             <w:r>
               <w:rPr>
+                <w:rFonts w:ascii="Times New Roman" w:hAnsi="Times New Roman" w:cs="Times New Roman"/>
+                <w:bCs/>
                 <w:noProof/>
                 <w:webHidden/>
+                <w:sz w:val="26"/>
+                <w:szCs w:val="26"/>
               </w:rPr>
               <w:fldChar w:fldCharType="begin"/>
             </w:r>
             <w:r>
               <w:rPr>
+                <w:rFonts w:ascii="Times New Roman" w:hAnsi="Times New Roman" w:cs="Times New Roman"/>
+                <w:bCs/>
                 <w:noProof/>
                 <w:webHidden/>
-              </w:rPr>
-              <w:instrText xml:space="preserve"> PAGEREF _Toc228530883 \h </w:instrText>
-            </w:r>
-            <w:r>
-              <w:rPr>
+                <w:sz w:val="26"/>
+                <w:szCs w:val="26"/>
+              </w:rPr>
+              <w:instrText xml:space="preserve"> PAGEREF _Toc228543515 \h </w:instrText>
+            </w:r>
+            <w:r>
+              <w:rPr>
+                <w:rFonts w:ascii="Times New Roman" w:hAnsi="Times New Roman" w:cs="Times New Roman"/>
+                <w:bCs/>
                 <w:noProof/>
                 <w:webHidden/>
-              </w:rPr>
-            </w:r>
-            <w:r>
-              <w:rPr>
+                <w:sz w:val="26"/>
+                <w:szCs w:val="26"/>
+              </w:rPr>
+            </w:r>
+            <w:r>
+              <w:rPr>
+                <w:rFonts w:ascii="Times New Roman" w:hAnsi="Times New Roman" w:cs="Times New Roman"/>
+                <w:bCs/>
                 <w:noProof/>
                 <w:webHidden/>
+                <w:sz w:val="26"/>
+                <w:szCs w:val="26"/>
               </w:rPr>
               <w:fldChar w:fldCharType="separate"/>
             </w:r>
             <w:r>
               <w:rPr>
+                <w:rFonts w:ascii="Times New Roman" w:hAnsi="Times New Roman" w:cs="Times New Roman"/>
+                <w:bCs/>
                 <w:noProof/>
                 <w:webHidden/>
-              </w:rPr>
-              <w:t>41</w:t>
-            </w:r>
-            <w:r>
-              <w:rPr>
+                <w:sz w:val="26"/>
+                <w:szCs w:val="26"/>
+              </w:rPr>
+              <w:t>43</w:t>
+            </w:r>
+            <w:r>
+              <w:rPr>
+                <w:rFonts w:ascii="Times New Roman" w:hAnsi="Times New Roman" w:cs="Times New Roman"/>
+                <w:bCs/>
                 <w:noProof/>
                 <w:webHidden/>
+                <w:sz w:val="26"/>
+                <w:szCs w:val="26"/>
               </w:rPr>
               <w:fldChar w:fldCharType="end"/>
             </w:r>
@@ -3260,77 +5729,639 @@
               <w:tab w:val="right" w:leader="dot" w:pos="9111"/>
             </w:tabs>
             <w:rPr>
-              <w:rFonts w:eastAsiaTheme="minorEastAsia"/>
+              <w:rFonts w:ascii="Times New Roman" w:eastAsiaTheme="minorEastAsia" w:hAnsi="Times New Roman" w:cs="Times New Roman"/>
+              <w:bCs/>
               <w:noProof/>
+              <w:sz w:val="26"/>
+              <w:szCs w:val="26"/>
             </w:rPr>
           </w:pPr>
-          <w:hyperlink w:anchor="_Toc228530884" w:history="1">
+          <w:hyperlink w:anchor="_Toc228543516" w:history="1">
             <w:r>
               <w:rPr>
                 <w:rStyle w:val="Hyperlink"/>
+                <w:rFonts w:ascii="Times New Roman" w:hAnsi="Times New Roman" w:cs="Times New Roman"/>
+                <w:bCs/>
                 <w:noProof/>
+                <w:sz w:val="26"/>
+                <w:szCs w:val="26"/>
               </w:rPr>
               <w:t>CHƯƠNG 6.</w:t>
             </w:r>
             <w:r>
               <w:rPr>
-                <w:rFonts w:eastAsiaTheme="minorEastAsia"/>
+                <w:rFonts w:ascii="Times New Roman" w:eastAsiaTheme="minorEastAsia" w:hAnsi="Times New Roman" w:cs="Times New Roman"/>
+                <w:bCs/>
                 <w:noProof/>
+                <w:sz w:val="26"/>
+                <w:szCs w:val="26"/>
               </w:rPr>
               <w:tab/>
             </w:r>
             <w:r>
               <w:rPr>
                 <w:rStyle w:val="Hyperlink"/>
+                <w:rFonts w:ascii="Times New Roman" w:hAnsi="Times New Roman" w:cs="Times New Roman"/>
+                <w:bCs/>
                 <w:noProof/>
+                <w:sz w:val="26"/>
+                <w:szCs w:val="26"/>
               </w:rPr>
               <w:t>TRIỂN KHAI VÀ VẬN HÀNH HỆ THỐNG</w:t>
             </w:r>
             <w:r>
               <w:rPr>
+                <w:rFonts w:ascii="Times New Roman" w:hAnsi="Times New Roman" w:cs="Times New Roman"/>
+                <w:bCs/>
                 <w:noProof/>
                 <w:webHidden/>
+                <w:sz w:val="26"/>
+                <w:szCs w:val="26"/>
               </w:rPr>
               <w:tab/>
             </w:r>
             <w:r>
               <w:rPr>
+                <w:rFonts w:ascii="Times New Roman" w:hAnsi="Times New Roman" w:cs="Times New Roman"/>
+                <w:bCs/>
                 <w:noProof/>
                 <w:webHidden/>
+                <w:sz w:val="26"/>
+                <w:szCs w:val="26"/>
               </w:rPr>
               <w:fldChar w:fldCharType="begin"/>
             </w:r>
             <w:r>
               <w:rPr>
+                <w:rFonts w:ascii="Times New Roman" w:hAnsi="Times New Roman" w:cs="Times New Roman"/>
+                <w:bCs/>
                 <w:noProof/>
                 <w:webHidden/>
-              </w:rPr>
-              <w:instrText xml:space="preserve"> PAGEREF _Toc228530884 \h </w:instrText>
-            </w:r>
-            <w:r>
-              <w:rPr>
+                <w:sz w:val="26"/>
+                <w:szCs w:val="26"/>
+              </w:rPr>
+              <w:instrText xml:space="preserve"> PAGEREF _Toc228543516 \h </w:instrText>
+            </w:r>
+            <w:r>
+              <w:rPr>
+                <w:rFonts w:ascii="Times New Roman" w:hAnsi="Times New Roman" w:cs="Times New Roman"/>
+                <w:bCs/>
                 <w:noProof/>
                 <w:webHidden/>
-              </w:rPr>
-            </w:r>
-            <w:r>
-              <w:rPr>
+                <w:sz w:val="26"/>
+                <w:szCs w:val="26"/>
+              </w:rPr>
+            </w:r>
+            <w:r>
+              <w:rPr>
+                <w:rFonts w:ascii="Times New Roman" w:hAnsi="Times New Roman" w:cs="Times New Roman"/>
+                <w:bCs/>
                 <w:noProof/>
                 <w:webHidden/>
+                <w:sz w:val="26"/>
+                <w:szCs w:val="26"/>
               </w:rPr>
               <w:fldChar w:fldCharType="separate"/>
             </w:r>
             <w:r>
               <w:rPr>
+                <w:rFonts w:ascii="Times New Roman" w:hAnsi="Times New Roman" w:cs="Times New Roman"/>
+                <w:bCs/>
                 <w:noProof/>
                 <w:webHidden/>
-              </w:rPr>
-              <w:t>48</w:t>
-            </w:r>
-            <w:r>
-              <w:rPr>
+                <w:sz w:val="26"/>
+                <w:szCs w:val="26"/>
+              </w:rPr>
+              <w:t>50</w:t>
+            </w:r>
+            <w:r>
+              <w:rPr>
+                <w:rFonts w:ascii="Times New Roman" w:hAnsi="Times New Roman" w:cs="Times New Roman"/>
+                <w:bCs/>
                 <w:noProof/>
                 <w:webHidden/>
+                <w:sz w:val="26"/>
+                <w:szCs w:val="26"/>
+              </w:rPr>
+              <w:fldChar w:fldCharType="end"/>
+            </w:r>
+          </w:hyperlink>
+        </w:p>
+        <w:p>
+          <w:pPr>
+            <w:pStyle w:val="TOC2"/>
+            <w:tabs>
+              <w:tab w:val="right" w:leader="dot" w:pos="9111"/>
+            </w:tabs>
+            <w:rPr>
+              <w:rFonts w:ascii="Times New Roman" w:eastAsiaTheme="minorEastAsia" w:hAnsi="Times New Roman" w:cs="Times New Roman"/>
+              <w:bCs/>
+              <w:noProof/>
+              <w:sz w:val="26"/>
+              <w:szCs w:val="26"/>
+            </w:rPr>
+          </w:pPr>
+          <w:hyperlink w:anchor="_Toc228543517" w:history="1">
+            <w:r>
+              <w:rPr>
+                <w:rStyle w:val="Hyperlink"/>
+                <w:rFonts w:ascii="Times New Roman" w:hAnsi="Times New Roman" w:cs="Times New Roman"/>
+                <w:bCs/>
+                <w:noProof/>
+                <w:sz w:val="26"/>
+                <w:szCs w:val="26"/>
+              </w:rPr>
+              <w:t>6.1. Chuẩn bị môi trường</w:t>
+            </w:r>
+            <w:r>
+              <w:rPr>
+                <w:rFonts w:ascii="Times New Roman" w:hAnsi="Times New Roman" w:cs="Times New Roman"/>
+                <w:bCs/>
+                <w:noProof/>
+                <w:webHidden/>
+                <w:sz w:val="26"/>
+                <w:szCs w:val="26"/>
+              </w:rPr>
+              <w:tab/>
+            </w:r>
+            <w:r>
+              <w:rPr>
+                <w:rFonts w:ascii="Times New Roman" w:hAnsi="Times New Roman" w:cs="Times New Roman"/>
+                <w:bCs/>
+                <w:noProof/>
+                <w:webHidden/>
+                <w:sz w:val="26"/>
+                <w:szCs w:val="26"/>
+              </w:rPr>
+              <w:fldChar w:fldCharType="begin"/>
+            </w:r>
+            <w:r>
+              <w:rPr>
+                <w:rFonts w:ascii="Times New Roman" w:hAnsi="Times New Roman" w:cs="Times New Roman"/>
+                <w:bCs/>
+                <w:noProof/>
+                <w:webHidden/>
+                <w:sz w:val="26"/>
+                <w:szCs w:val="26"/>
+              </w:rPr>
+              <w:instrText xml:space="preserve"> PAGEREF _Toc228543517 \h </w:instrText>
+            </w:r>
+            <w:r>
+              <w:rPr>
+                <w:rFonts w:ascii="Times New Roman" w:hAnsi="Times New Roman" w:cs="Times New Roman"/>
+                <w:bCs/>
+                <w:noProof/>
+                <w:webHidden/>
+                <w:sz w:val="26"/>
+                <w:szCs w:val="26"/>
+              </w:rPr>
+            </w:r>
+            <w:r>
+              <w:rPr>
+                <w:rFonts w:ascii="Times New Roman" w:hAnsi="Times New Roman" w:cs="Times New Roman"/>
+                <w:bCs/>
+                <w:noProof/>
+                <w:webHidden/>
+                <w:sz w:val="26"/>
+                <w:szCs w:val="26"/>
+              </w:rPr>
+              <w:fldChar w:fldCharType="separate"/>
+            </w:r>
+            <w:r>
+              <w:rPr>
+                <w:rFonts w:ascii="Times New Roman" w:hAnsi="Times New Roman" w:cs="Times New Roman"/>
+                <w:bCs/>
+                <w:noProof/>
+                <w:webHidden/>
+                <w:sz w:val="26"/>
+                <w:szCs w:val="26"/>
+              </w:rPr>
+              <w:t>50</w:t>
+            </w:r>
+            <w:r>
+              <w:rPr>
+                <w:rFonts w:ascii="Times New Roman" w:hAnsi="Times New Roman" w:cs="Times New Roman"/>
+                <w:bCs/>
+                <w:noProof/>
+                <w:webHidden/>
+                <w:sz w:val="26"/>
+                <w:szCs w:val="26"/>
+              </w:rPr>
+              <w:fldChar w:fldCharType="end"/>
+            </w:r>
+          </w:hyperlink>
+        </w:p>
+        <w:p>
+          <w:pPr>
+            <w:pStyle w:val="TOC2"/>
+            <w:tabs>
+              <w:tab w:val="right" w:leader="dot" w:pos="9111"/>
+            </w:tabs>
+            <w:rPr>
+              <w:rFonts w:ascii="Times New Roman" w:eastAsiaTheme="minorEastAsia" w:hAnsi="Times New Roman" w:cs="Times New Roman"/>
+              <w:bCs/>
+              <w:noProof/>
+              <w:sz w:val="26"/>
+              <w:szCs w:val="26"/>
+            </w:rPr>
+          </w:pPr>
+          <w:hyperlink w:anchor="_Toc228543518" w:history="1">
+            <w:r>
+              <w:rPr>
+                <w:rStyle w:val="Hyperlink"/>
+                <w:rFonts w:ascii="Times New Roman" w:hAnsi="Times New Roman" w:cs="Times New Roman"/>
+                <w:bCs/>
+                <w:noProof/>
+                <w:sz w:val="26"/>
+                <w:szCs w:val="26"/>
+              </w:rPr>
+              <w:t>6.2. Cấu hình mạng và bảo mật</w:t>
+            </w:r>
+            <w:r>
+              <w:rPr>
+                <w:rFonts w:ascii="Times New Roman" w:hAnsi="Times New Roman" w:cs="Times New Roman"/>
+                <w:bCs/>
+                <w:noProof/>
+                <w:webHidden/>
+                <w:sz w:val="26"/>
+                <w:szCs w:val="26"/>
+              </w:rPr>
+              <w:tab/>
+            </w:r>
+            <w:r>
+              <w:rPr>
+                <w:rFonts w:ascii="Times New Roman" w:hAnsi="Times New Roman" w:cs="Times New Roman"/>
+                <w:bCs/>
+                <w:noProof/>
+                <w:webHidden/>
+                <w:sz w:val="26"/>
+                <w:szCs w:val="26"/>
+              </w:rPr>
+              <w:fldChar w:fldCharType="begin"/>
+            </w:r>
+            <w:r>
+              <w:rPr>
+                <w:rFonts w:ascii="Times New Roman" w:hAnsi="Times New Roman" w:cs="Times New Roman"/>
+                <w:bCs/>
+                <w:noProof/>
+                <w:webHidden/>
+                <w:sz w:val="26"/>
+                <w:szCs w:val="26"/>
+              </w:rPr>
+              <w:instrText xml:space="preserve"> PAGEREF _Toc228543518 \h </w:instrText>
+            </w:r>
+            <w:r>
+              <w:rPr>
+                <w:rFonts w:ascii="Times New Roman" w:hAnsi="Times New Roman" w:cs="Times New Roman"/>
+                <w:bCs/>
+                <w:noProof/>
+                <w:webHidden/>
+                <w:sz w:val="26"/>
+                <w:szCs w:val="26"/>
+              </w:rPr>
+            </w:r>
+            <w:r>
+              <w:rPr>
+                <w:rFonts w:ascii="Times New Roman" w:hAnsi="Times New Roman" w:cs="Times New Roman"/>
+                <w:bCs/>
+                <w:noProof/>
+                <w:webHidden/>
+                <w:sz w:val="26"/>
+                <w:szCs w:val="26"/>
+              </w:rPr>
+              <w:fldChar w:fldCharType="separate"/>
+            </w:r>
+            <w:r>
+              <w:rPr>
+                <w:rFonts w:ascii="Times New Roman" w:hAnsi="Times New Roman" w:cs="Times New Roman"/>
+                <w:bCs/>
+                <w:noProof/>
+                <w:webHidden/>
+                <w:sz w:val="26"/>
+                <w:szCs w:val="26"/>
+              </w:rPr>
+              <w:t>50</w:t>
+            </w:r>
+            <w:r>
+              <w:rPr>
+                <w:rFonts w:ascii="Times New Roman" w:hAnsi="Times New Roman" w:cs="Times New Roman"/>
+                <w:bCs/>
+                <w:noProof/>
+                <w:webHidden/>
+                <w:sz w:val="26"/>
+                <w:szCs w:val="26"/>
+              </w:rPr>
+              <w:fldChar w:fldCharType="end"/>
+            </w:r>
+          </w:hyperlink>
+        </w:p>
+        <w:p>
+          <w:pPr>
+            <w:pStyle w:val="TOC2"/>
+            <w:tabs>
+              <w:tab w:val="right" w:leader="dot" w:pos="9111"/>
+            </w:tabs>
+            <w:rPr>
+              <w:rFonts w:ascii="Times New Roman" w:eastAsiaTheme="minorEastAsia" w:hAnsi="Times New Roman" w:cs="Times New Roman"/>
+              <w:bCs/>
+              <w:noProof/>
+              <w:sz w:val="26"/>
+              <w:szCs w:val="26"/>
+            </w:rPr>
+          </w:pPr>
+          <w:hyperlink w:anchor="_Toc228543519" w:history="1">
+            <w:r>
+              <w:rPr>
+                <w:rStyle w:val="Hyperlink"/>
+                <w:rFonts w:ascii="Times New Roman" w:hAnsi="Times New Roman" w:cs="Times New Roman"/>
+                <w:bCs/>
+                <w:noProof/>
+                <w:sz w:val="26"/>
+                <w:szCs w:val="26"/>
+              </w:rPr>
+              <w:t>6.3. Triển khai ứng dụng với Docker Compose</w:t>
+            </w:r>
+            <w:r>
+              <w:rPr>
+                <w:rFonts w:ascii="Times New Roman" w:hAnsi="Times New Roman" w:cs="Times New Roman"/>
+                <w:bCs/>
+                <w:noProof/>
+                <w:webHidden/>
+                <w:sz w:val="26"/>
+                <w:szCs w:val="26"/>
+              </w:rPr>
+              <w:tab/>
+            </w:r>
+            <w:r>
+              <w:rPr>
+                <w:rFonts w:ascii="Times New Roman" w:hAnsi="Times New Roman" w:cs="Times New Roman"/>
+                <w:bCs/>
+                <w:noProof/>
+                <w:webHidden/>
+                <w:sz w:val="26"/>
+                <w:szCs w:val="26"/>
+              </w:rPr>
+              <w:fldChar w:fldCharType="begin"/>
+            </w:r>
+            <w:r>
+              <w:rPr>
+                <w:rFonts w:ascii="Times New Roman" w:hAnsi="Times New Roman" w:cs="Times New Roman"/>
+                <w:bCs/>
+                <w:noProof/>
+                <w:webHidden/>
+                <w:sz w:val="26"/>
+                <w:szCs w:val="26"/>
+              </w:rPr>
+              <w:instrText xml:space="preserve"> PAGEREF _Toc228543519 \h </w:instrText>
+            </w:r>
+            <w:r>
+              <w:rPr>
+                <w:rFonts w:ascii="Times New Roman" w:hAnsi="Times New Roman" w:cs="Times New Roman"/>
+                <w:bCs/>
+                <w:noProof/>
+                <w:webHidden/>
+                <w:sz w:val="26"/>
+                <w:szCs w:val="26"/>
+              </w:rPr>
+            </w:r>
+            <w:r>
+              <w:rPr>
+                <w:rFonts w:ascii="Times New Roman" w:hAnsi="Times New Roman" w:cs="Times New Roman"/>
+                <w:bCs/>
+                <w:noProof/>
+                <w:webHidden/>
+                <w:sz w:val="26"/>
+                <w:szCs w:val="26"/>
+              </w:rPr>
+              <w:fldChar w:fldCharType="separate"/>
+            </w:r>
+            <w:r>
+              <w:rPr>
+                <w:rFonts w:ascii="Times New Roman" w:hAnsi="Times New Roman" w:cs="Times New Roman"/>
+                <w:bCs/>
+                <w:noProof/>
+                <w:webHidden/>
+                <w:sz w:val="26"/>
+                <w:szCs w:val="26"/>
+              </w:rPr>
+              <w:t>52</w:t>
+            </w:r>
+            <w:r>
+              <w:rPr>
+                <w:rFonts w:ascii="Times New Roman" w:hAnsi="Times New Roman" w:cs="Times New Roman"/>
+                <w:bCs/>
+                <w:noProof/>
+                <w:webHidden/>
+                <w:sz w:val="26"/>
+                <w:szCs w:val="26"/>
+              </w:rPr>
+              <w:fldChar w:fldCharType="end"/>
+            </w:r>
+          </w:hyperlink>
+        </w:p>
+        <w:p>
+          <w:pPr>
+            <w:pStyle w:val="TOC2"/>
+            <w:tabs>
+              <w:tab w:val="right" w:leader="dot" w:pos="9111"/>
+            </w:tabs>
+            <w:rPr>
+              <w:rFonts w:ascii="Times New Roman" w:eastAsiaTheme="minorEastAsia" w:hAnsi="Times New Roman" w:cs="Times New Roman"/>
+              <w:bCs/>
+              <w:noProof/>
+              <w:sz w:val="26"/>
+              <w:szCs w:val="26"/>
+            </w:rPr>
+          </w:pPr>
+          <w:hyperlink w:anchor="_Toc228543520" w:history="1">
+            <w:r>
+              <w:rPr>
+                <w:rStyle w:val="Hyperlink"/>
+                <w:rFonts w:ascii="Times New Roman" w:hAnsi="Times New Roman" w:cs="Times New Roman"/>
+                <w:bCs/>
+                <w:noProof/>
+                <w:sz w:val="26"/>
+                <w:szCs w:val="26"/>
+              </w:rPr>
+              <w:t>6.4. Tự động hóa CI/CD</w:t>
+            </w:r>
+            <w:r>
+              <w:rPr>
+                <w:rFonts w:ascii="Times New Roman" w:hAnsi="Times New Roman" w:cs="Times New Roman"/>
+                <w:bCs/>
+                <w:noProof/>
+                <w:webHidden/>
+                <w:sz w:val="26"/>
+                <w:szCs w:val="26"/>
+              </w:rPr>
+              <w:tab/>
+            </w:r>
+            <w:r>
+              <w:rPr>
+                <w:rFonts w:ascii="Times New Roman" w:hAnsi="Times New Roman" w:cs="Times New Roman"/>
+                <w:bCs/>
+                <w:noProof/>
+                <w:webHidden/>
+                <w:sz w:val="26"/>
+                <w:szCs w:val="26"/>
+              </w:rPr>
+              <w:fldChar w:fldCharType="begin"/>
+            </w:r>
+            <w:r>
+              <w:rPr>
+                <w:rFonts w:ascii="Times New Roman" w:hAnsi="Times New Roman" w:cs="Times New Roman"/>
+                <w:bCs/>
+                <w:noProof/>
+                <w:webHidden/>
+                <w:sz w:val="26"/>
+                <w:szCs w:val="26"/>
+              </w:rPr>
+              <w:instrText xml:space="preserve"> PAGEREF _Toc228543520 \h </w:instrText>
+            </w:r>
+            <w:r>
+              <w:rPr>
+                <w:rFonts w:ascii="Times New Roman" w:hAnsi="Times New Roman" w:cs="Times New Roman"/>
+                <w:bCs/>
+                <w:noProof/>
+                <w:webHidden/>
+                <w:sz w:val="26"/>
+                <w:szCs w:val="26"/>
+              </w:rPr>
+            </w:r>
+            <w:r>
+              <w:rPr>
+                <w:rFonts w:ascii="Times New Roman" w:hAnsi="Times New Roman" w:cs="Times New Roman"/>
+                <w:bCs/>
+                <w:noProof/>
+                <w:webHidden/>
+                <w:sz w:val="26"/>
+                <w:szCs w:val="26"/>
+              </w:rPr>
+              <w:fldChar w:fldCharType="separate"/>
+            </w:r>
+            <w:r>
+              <w:rPr>
+                <w:rFonts w:ascii="Times New Roman" w:hAnsi="Times New Roman" w:cs="Times New Roman"/>
+                <w:bCs/>
+                <w:noProof/>
+                <w:webHidden/>
+                <w:sz w:val="26"/>
+                <w:szCs w:val="26"/>
+              </w:rPr>
+              <w:t>52</w:t>
+            </w:r>
+            <w:r>
+              <w:rPr>
+                <w:rFonts w:ascii="Times New Roman" w:hAnsi="Times New Roman" w:cs="Times New Roman"/>
+                <w:bCs/>
+                <w:noProof/>
+                <w:webHidden/>
+                <w:sz w:val="26"/>
+                <w:szCs w:val="26"/>
+              </w:rPr>
+              <w:fldChar w:fldCharType="end"/>
+            </w:r>
+          </w:hyperlink>
+        </w:p>
+        <w:p>
+          <w:pPr>
+            <w:pStyle w:val="TOC2"/>
+            <w:tabs>
+              <w:tab w:val="right" w:leader="dot" w:pos="9111"/>
+            </w:tabs>
+            <w:rPr>
+              <w:rFonts w:ascii="Times New Roman" w:eastAsiaTheme="minorEastAsia" w:hAnsi="Times New Roman" w:cs="Times New Roman"/>
+              <w:bCs/>
+              <w:noProof/>
+              <w:sz w:val="26"/>
+              <w:szCs w:val="26"/>
+            </w:rPr>
+          </w:pPr>
+          <w:hyperlink w:anchor="_Toc228543521" w:history="1">
+            <w:r>
+              <w:rPr>
+                <w:rStyle w:val="Hyperlink"/>
+                <w:rFonts w:ascii="Times New Roman" w:hAnsi="Times New Roman" w:cs="Times New Roman"/>
+                <w:bCs/>
+                <w:noProof/>
+                <w:sz w:val="26"/>
+                <w:szCs w:val="26"/>
+              </w:rPr>
+              <w:t>6.5. Kết quả triển khai</w:t>
+            </w:r>
+            <w:r>
+              <w:rPr>
+                <w:rFonts w:ascii="Times New Roman" w:hAnsi="Times New Roman" w:cs="Times New Roman"/>
+                <w:bCs/>
+                <w:noProof/>
+                <w:webHidden/>
+                <w:sz w:val="26"/>
+                <w:szCs w:val="26"/>
+              </w:rPr>
+              <w:tab/>
+            </w:r>
+            <w:r>
+              <w:rPr>
+                <w:rFonts w:ascii="Times New Roman" w:hAnsi="Times New Roman" w:cs="Times New Roman"/>
+                <w:bCs/>
+                <w:noProof/>
+                <w:webHidden/>
+                <w:sz w:val="26"/>
+                <w:szCs w:val="26"/>
+              </w:rPr>
+              <w:fldChar w:fldCharType="begin"/>
+            </w:r>
+            <w:r>
+              <w:rPr>
+                <w:rFonts w:ascii="Times New Roman" w:hAnsi="Times New Roman" w:cs="Times New Roman"/>
+                <w:bCs/>
+                <w:noProof/>
+                <w:webHidden/>
+                <w:sz w:val="26"/>
+                <w:szCs w:val="26"/>
+              </w:rPr>
+              <w:instrText xml:space="preserve"> PAGEREF _Toc228543521 \h </w:instrText>
+            </w:r>
+            <w:r>
+              <w:rPr>
+                <w:rFonts w:ascii="Times New Roman" w:hAnsi="Times New Roman" w:cs="Times New Roman"/>
+                <w:bCs/>
+                <w:noProof/>
+                <w:webHidden/>
+                <w:sz w:val="26"/>
+                <w:szCs w:val="26"/>
+              </w:rPr>
+            </w:r>
+            <w:r>
+              <w:rPr>
+                <w:rFonts w:ascii="Times New Roman" w:hAnsi="Times New Roman" w:cs="Times New Roman"/>
+                <w:bCs/>
+                <w:noProof/>
+                <w:webHidden/>
+                <w:sz w:val="26"/>
+                <w:szCs w:val="26"/>
+              </w:rPr>
+              <w:fldChar w:fldCharType="separate"/>
+            </w:r>
+            <w:r>
+              <w:rPr>
+                <w:rFonts w:ascii="Times New Roman" w:hAnsi="Times New Roman" w:cs="Times New Roman"/>
+                <w:bCs/>
+                <w:noProof/>
+                <w:webHidden/>
+                <w:sz w:val="26"/>
+                <w:szCs w:val="26"/>
+              </w:rPr>
+              <w:t>53</w:t>
+            </w:r>
+            <w:r>
+              <w:rPr>
+                <w:rFonts w:ascii="Times New Roman" w:hAnsi="Times New Roman" w:cs="Times New Roman"/>
+                <w:bCs/>
+                <w:noProof/>
+                <w:webHidden/>
+                <w:sz w:val="26"/>
+                <w:szCs w:val="26"/>
               </w:rPr>
               <w:fldChar w:fldCharType="end"/>
             </w:r>
@@ -3343,64 +6374,98 @@
               <w:tab w:val="right" w:leader="dot" w:pos="9111"/>
             </w:tabs>
             <w:rPr>
-              <w:rFonts w:eastAsiaTheme="minorEastAsia"/>
+              <w:rFonts w:ascii="Times New Roman" w:eastAsiaTheme="minorEastAsia" w:hAnsi="Times New Roman" w:cs="Times New Roman"/>
+              <w:bCs/>
               <w:noProof/>
+              <w:sz w:val="26"/>
+              <w:szCs w:val="26"/>
             </w:rPr>
           </w:pPr>
-          <w:hyperlink w:anchor="_Toc228530885" w:history="1">
+          <w:hyperlink w:anchor="_Toc228543522" w:history="1">
             <w:r>
               <w:rPr>
                 <w:rStyle w:val="Hyperlink"/>
-                <w:rFonts w:cs="Times New Roman"/>
+                <w:rFonts w:ascii="Times New Roman" w:hAnsi="Times New Roman" w:cs="Times New Roman"/>
+                <w:bCs/>
                 <w:noProof/>
+                <w:sz w:val="26"/>
+                <w:szCs w:val="26"/>
               </w:rPr>
               <w:t>TÀI LIỆU THAM KHẢO</w:t>
             </w:r>
             <w:r>
               <w:rPr>
+                <w:rFonts w:ascii="Times New Roman" w:hAnsi="Times New Roman" w:cs="Times New Roman"/>
+                <w:bCs/>
                 <w:noProof/>
                 <w:webHidden/>
+                <w:sz w:val="26"/>
+                <w:szCs w:val="26"/>
               </w:rPr>
               <w:tab/>
             </w:r>
             <w:r>
               <w:rPr>
+                <w:rFonts w:ascii="Times New Roman" w:hAnsi="Times New Roman" w:cs="Times New Roman"/>
+                <w:bCs/>
                 <w:noProof/>
                 <w:webHidden/>
+                <w:sz w:val="26"/>
+                <w:szCs w:val="26"/>
               </w:rPr>
               <w:fldChar w:fldCharType="begin"/>
             </w:r>
             <w:r>
               <w:rPr>
+                <w:rFonts w:ascii="Times New Roman" w:hAnsi="Times New Roman" w:cs="Times New Roman"/>
+                <w:bCs/>
                 <w:noProof/>
                 <w:webHidden/>
-              </w:rPr>
-              <w:instrText xml:space="preserve"> PAGEREF _Toc228530885 \h </w:instrText>
-            </w:r>
-            <w:r>
-              <w:rPr>
+                <w:sz w:val="26"/>
+                <w:szCs w:val="26"/>
+              </w:rPr>
+              <w:instrText xml:space="preserve"> PAGEREF _Toc228543522 \h </w:instrText>
+            </w:r>
+            <w:r>
+              <w:rPr>
+                <w:rFonts w:ascii="Times New Roman" w:hAnsi="Times New Roman" w:cs="Times New Roman"/>
+                <w:bCs/>
                 <w:noProof/>
                 <w:webHidden/>
-              </w:rPr>
-            </w:r>
-            <w:r>
-              <w:rPr>
+                <w:sz w:val="26"/>
+                <w:szCs w:val="26"/>
+              </w:rPr>
+            </w:r>
+            <w:r>
+              <w:rPr>
+                <w:rFonts w:ascii="Times New Roman" w:hAnsi="Times New Roman" w:cs="Times New Roman"/>
+                <w:bCs/>
                 <w:noProof/>
                 <w:webHidden/>
+                <w:sz w:val="26"/>
+                <w:szCs w:val="26"/>
               </w:rPr>
               <w:fldChar w:fldCharType="separate"/>
             </w:r>
             <w:r>
               <w:rPr>
+                <w:rFonts w:ascii="Times New Roman" w:hAnsi="Times New Roman" w:cs="Times New Roman"/>
+                <w:bCs/>
                 <w:noProof/>
                 <w:webHidden/>
-              </w:rPr>
-              <w:t>53</w:t>
-            </w:r>
-            <w:r>
-              <w:rPr>
+                <w:sz w:val="26"/>
+                <w:szCs w:val="26"/>
+              </w:rPr>
+              <w:t>55</w:t>
+            </w:r>
+            <w:r>
+              <w:rPr>
+                <w:rFonts w:ascii="Times New Roman" w:hAnsi="Times New Roman" w:cs="Times New Roman"/>
+                <w:bCs/>
                 <w:noProof/>
                 <w:webHidden/>
+                <w:sz w:val="26"/>
+                <w:szCs w:val="26"/>
               </w:rPr>
               <w:fldChar w:fldCharType="end"/>
             </w:r>
@@ -3413,63 +6478,98 @@
               <w:tab w:val="right" w:leader="dot" w:pos="9111"/>
             </w:tabs>
             <w:rPr>
-              <w:rFonts w:eastAsiaTheme="minorEastAsia"/>
+              <w:rFonts w:ascii="Times New Roman" w:eastAsiaTheme="minorEastAsia" w:hAnsi="Times New Roman" w:cs="Times New Roman"/>
+              <w:bCs/>
               <w:noProof/>
+              <w:sz w:val="26"/>
+              <w:szCs w:val="26"/>
             </w:rPr>
           </w:pPr>
-          <w:hyperlink w:anchor="_Toc228530886" w:history="1">
+          <w:hyperlink w:anchor="_Toc228543523" w:history="1">
             <w:r>
               <w:rPr>
                 <w:rStyle w:val="Hyperlink"/>
+                <w:rFonts w:ascii="Times New Roman" w:hAnsi="Times New Roman" w:cs="Times New Roman"/>
+                <w:bCs/>
                 <w:noProof/>
+                <w:sz w:val="26"/>
+                <w:szCs w:val="26"/>
               </w:rPr>
               <w:t>PHỤ LỤC</w:t>
             </w:r>
             <w:r>
               <w:rPr>
+                <w:rFonts w:ascii="Times New Roman" w:hAnsi="Times New Roman" w:cs="Times New Roman"/>
+                <w:bCs/>
                 <w:noProof/>
                 <w:webHidden/>
+                <w:sz w:val="26"/>
+                <w:szCs w:val="26"/>
               </w:rPr>
               <w:tab/>
             </w:r>
             <w:r>
               <w:rPr>
+                <w:rFonts w:ascii="Times New Roman" w:hAnsi="Times New Roman" w:cs="Times New Roman"/>
+                <w:bCs/>
                 <w:noProof/>
                 <w:webHidden/>
+                <w:sz w:val="26"/>
+                <w:szCs w:val="26"/>
               </w:rPr>
               <w:fldChar w:fldCharType="begin"/>
             </w:r>
             <w:r>
               <w:rPr>
+                <w:rFonts w:ascii="Times New Roman" w:hAnsi="Times New Roman" w:cs="Times New Roman"/>
+                <w:bCs/>
                 <w:noProof/>
                 <w:webHidden/>
-              </w:rPr>
-              <w:instrText xml:space="preserve"> PAGEREF _Toc228530886 \h </w:instrText>
-            </w:r>
-            <w:r>
-              <w:rPr>
+                <w:sz w:val="26"/>
+                <w:szCs w:val="26"/>
+              </w:rPr>
+              <w:instrText xml:space="preserve"> PAGEREF _Toc228543523 \h </w:instrText>
+            </w:r>
+            <w:r>
+              <w:rPr>
+                <w:rFonts w:ascii="Times New Roman" w:hAnsi="Times New Roman" w:cs="Times New Roman"/>
+                <w:bCs/>
                 <w:noProof/>
                 <w:webHidden/>
-              </w:rPr>
-            </w:r>
-            <w:r>
-              <w:rPr>
+                <w:sz w:val="26"/>
+                <w:szCs w:val="26"/>
+              </w:rPr>
+            </w:r>
+            <w:r>
+              <w:rPr>
+                <w:rFonts w:ascii="Times New Roman" w:hAnsi="Times New Roman" w:cs="Times New Roman"/>
+                <w:bCs/>
                 <w:noProof/>
                 <w:webHidden/>
+                <w:sz w:val="26"/>
+                <w:szCs w:val="26"/>
               </w:rPr>
               <w:fldChar w:fldCharType="separate"/>
             </w:r>
             <w:r>
               <w:rPr>
+                <w:rFonts w:ascii="Times New Roman" w:hAnsi="Times New Roman" w:cs="Times New Roman"/>
+                <w:bCs/>
                 <w:noProof/>
                 <w:webHidden/>
-              </w:rPr>
-              <w:t>54</w:t>
-            </w:r>
-            <w:r>
-              <w:rPr>
+                <w:sz w:val="26"/>
+                <w:szCs w:val="26"/>
+              </w:rPr>
+              <w:t>56</w:t>
+            </w:r>
+            <w:r>
+              <w:rPr>
+                <w:rFonts w:ascii="Times New Roman" w:hAnsi="Times New Roman" w:cs="Times New Roman"/>
+                <w:bCs/>
                 <w:noProof/>
                 <w:webHidden/>
+                <w:sz w:val="26"/>
+                <w:szCs w:val="26"/>
               </w:rPr>
               <w:fldChar w:fldCharType="end"/>
             </w:r>
@@ -3479,7 +6579,6 @@
           <w:r>
             <w:rPr>
               <w:rFonts w:ascii="Times New Roman" w:hAnsi="Times New Roman" w:cs="Times New Roman"/>
-              <w:b/>
               <w:bCs/>
               <w:noProof/>
               <w:sz w:val="26"/>
@@ -3513,6 +6612,7 @@
         <w:tabs>
           <w:tab w:val="right" w:leader="dot" w:pos="9111"/>
         </w:tabs>
+        <w:spacing w:line="360" w:lineRule="auto"/>
         <w:outlineLvl w:val="0"/>
         <w:rPr>
           <w:rFonts w:ascii="Times New Roman" w:hAnsi="Times New Roman" w:cs="Times New Roman"/>
@@ -3522,7 +6622,7 @@
           <w:szCs w:val="26"/>
         </w:rPr>
       </w:pPr>
-      <w:bookmarkStart w:id="0" w:name="_Toc228530839"/>
+      <w:bookmarkStart w:id="0" w:name="_Toc228543472"/>
       <w:r>
         <w:rPr>
           <w:rFonts w:ascii="Times New Roman" w:hAnsi="Times New Roman" w:cs="Times New Roman"/>
@@ -3542,6 +6642,7 @@
         <w:tabs>
           <w:tab w:val="right" w:leader="dot" w:pos="9111"/>
         </w:tabs>
+        <w:spacing w:line="276" w:lineRule="auto"/>
         <w:rPr>
           <w:rFonts w:ascii="Times New Roman" w:eastAsiaTheme="minorEastAsia" w:hAnsi="Times New Roman" w:cs="Times New Roman"/>
           <w:noProof/>
@@ -3661,6 +6762,7 @@
         <w:tabs>
           <w:tab w:val="right" w:leader="dot" w:pos="9111"/>
         </w:tabs>
+        <w:spacing w:line="276" w:lineRule="auto"/>
         <w:rPr>
           <w:rFonts w:ascii="Times New Roman" w:eastAsiaTheme="minorEastAsia" w:hAnsi="Times New Roman" w:cs="Times New Roman"/>
           <w:noProof/>
@@ -3756,6 +6858,7 @@
         <w:tabs>
           <w:tab w:val="right" w:leader="dot" w:pos="9111"/>
         </w:tabs>
+        <w:spacing w:line="276" w:lineRule="auto"/>
         <w:rPr>
           <w:rFonts w:ascii="Times New Roman" w:eastAsiaTheme="minorEastAsia" w:hAnsi="Times New Roman" w:cs="Times New Roman"/>
           <w:noProof/>
@@ -3851,6 +6954,7 @@
         <w:tabs>
           <w:tab w:val="right" w:leader="dot" w:pos="9111"/>
         </w:tabs>
+        <w:spacing w:line="276" w:lineRule="auto"/>
         <w:rPr>
           <w:rFonts w:ascii="Times New Roman" w:eastAsiaTheme="minorEastAsia" w:hAnsi="Times New Roman" w:cs="Times New Roman"/>
           <w:noProof/>
@@ -3946,6 +7050,7 @@
         <w:tabs>
           <w:tab w:val="right" w:leader="dot" w:pos="9111"/>
         </w:tabs>
+        <w:spacing w:line="276" w:lineRule="auto"/>
         <w:rPr>
           <w:rFonts w:ascii="Times New Roman" w:eastAsiaTheme="minorEastAsia" w:hAnsi="Times New Roman" w:cs="Times New Roman"/>
           <w:noProof/>
@@ -4041,6 +7146,7 @@
         <w:tabs>
           <w:tab w:val="right" w:leader="dot" w:pos="9111"/>
         </w:tabs>
+        <w:spacing w:line="276" w:lineRule="auto"/>
         <w:rPr>
           <w:rFonts w:ascii="Times New Roman" w:eastAsiaTheme="minorEastAsia" w:hAnsi="Times New Roman" w:cs="Times New Roman"/>
           <w:noProof/>
@@ -4136,6 +7242,7 @@
         <w:tabs>
           <w:tab w:val="right" w:leader="dot" w:pos="9111"/>
         </w:tabs>
+        <w:spacing w:line="276" w:lineRule="auto"/>
         <w:rPr>
           <w:rFonts w:ascii="Times New Roman" w:eastAsiaTheme="minorEastAsia" w:hAnsi="Times New Roman" w:cs="Times New Roman"/>
           <w:noProof/>
@@ -4231,6 +7338,7 @@
         <w:tabs>
           <w:tab w:val="right" w:leader="dot" w:pos="9111"/>
         </w:tabs>
+        <w:spacing w:line="276" w:lineRule="auto"/>
         <w:rPr>
           <w:rFonts w:ascii="Times New Roman" w:eastAsiaTheme="minorEastAsia" w:hAnsi="Times New Roman" w:cs="Times New Roman"/>
           <w:noProof/>
@@ -4326,6 +7434,7 @@
         <w:tabs>
           <w:tab w:val="right" w:leader="dot" w:pos="9111"/>
         </w:tabs>
+        <w:spacing w:line="276" w:lineRule="auto"/>
         <w:rPr>
           <w:rFonts w:ascii="Times New Roman" w:eastAsiaTheme="minorEastAsia" w:hAnsi="Times New Roman" w:cs="Times New Roman"/>
           <w:noProof/>
@@ -4421,6 +7530,7 @@
         <w:tabs>
           <w:tab w:val="right" w:leader="dot" w:pos="9111"/>
         </w:tabs>
+        <w:spacing w:line="276" w:lineRule="auto"/>
         <w:rPr>
           <w:rFonts w:ascii="Times New Roman" w:eastAsiaTheme="minorEastAsia" w:hAnsi="Times New Roman" w:cs="Times New Roman"/>
           <w:noProof/>
@@ -4516,6 +7626,7 @@
         <w:tabs>
           <w:tab w:val="right" w:leader="dot" w:pos="9111"/>
         </w:tabs>
+        <w:spacing w:line="276" w:lineRule="auto"/>
         <w:rPr>
           <w:rFonts w:ascii="Times New Roman" w:eastAsiaTheme="minorEastAsia" w:hAnsi="Times New Roman" w:cs="Times New Roman"/>
           <w:noProof/>
@@ -4611,6 +7722,7 @@
         <w:tabs>
           <w:tab w:val="right" w:leader="dot" w:pos="9111"/>
         </w:tabs>
+        <w:spacing w:line="276" w:lineRule="auto"/>
         <w:rPr>
           <w:rFonts w:ascii="Times New Roman" w:eastAsiaTheme="minorEastAsia" w:hAnsi="Times New Roman" w:cs="Times New Roman"/>
           <w:noProof/>
@@ -4706,6 +7818,7 @@
         <w:tabs>
           <w:tab w:val="right" w:leader="dot" w:pos="9111"/>
         </w:tabs>
+        <w:spacing w:line="276" w:lineRule="auto"/>
         <w:rPr>
           <w:rFonts w:ascii="Times New Roman" w:eastAsiaTheme="minorEastAsia" w:hAnsi="Times New Roman" w:cs="Times New Roman"/>
           <w:noProof/>
@@ -4801,6 +7914,7 @@
         <w:tabs>
           <w:tab w:val="right" w:leader="dot" w:pos="9111"/>
         </w:tabs>
+        <w:spacing w:line="276" w:lineRule="auto"/>
         <w:rPr>
           <w:rFonts w:ascii="Times New Roman" w:eastAsiaTheme="minorEastAsia" w:hAnsi="Times New Roman" w:cs="Times New Roman"/>
           <w:noProof/>
@@ -4896,6 +8010,7 @@
         <w:tabs>
           <w:tab w:val="right" w:leader="dot" w:pos="9111"/>
         </w:tabs>
+        <w:spacing w:line="276" w:lineRule="auto"/>
         <w:rPr>
           <w:rFonts w:ascii="Times New Roman" w:eastAsiaTheme="minorEastAsia" w:hAnsi="Times New Roman" w:cs="Times New Roman"/>
           <w:noProof/>
@@ -4991,6 +8106,7 @@
         <w:tabs>
           <w:tab w:val="right" w:leader="dot" w:pos="9111"/>
         </w:tabs>
+        <w:spacing w:line="276" w:lineRule="auto"/>
         <w:rPr>
           <w:rFonts w:ascii="Times New Roman" w:eastAsiaTheme="minorEastAsia" w:hAnsi="Times New Roman" w:cs="Times New Roman"/>
           <w:noProof/>
@@ -5086,6 +8202,7 @@
         <w:tabs>
           <w:tab w:val="right" w:leader="dot" w:pos="9111"/>
         </w:tabs>
+        <w:spacing w:line="276" w:lineRule="auto"/>
         <w:rPr>
           <w:rFonts w:ascii="Times New Roman" w:eastAsiaTheme="minorEastAsia" w:hAnsi="Times New Roman" w:cs="Times New Roman"/>
           <w:noProof/>
@@ -5181,6 +8298,7 @@
         <w:tabs>
           <w:tab w:val="right" w:leader="dot" w:pos="9111"/>
         </w:tabs>
+        <w:spacing w:line="276" w:lineRule="auto"/>
         <w:rPr>
           <w:rFonts w:ascii="Times New Roman" w:eastAsiaTheme="minorEastAsia" w:hAnsi="Times New Roman" w:cs="Times New Roman"/>
           <w:noProof/>
@@ -5276,6 +8394,7 @@
         <w:tabs>
           <w:tab w:val="right" w:leader="dot" w:pos="9111"/>
         </w:tabs>
+        <w:spacing w:line="276" w:lineRule="auto"/>
         <w:rPr>
           <w:rFonts w:ascii="Times New Roman" w:eastAsiaTheme="minorEastAsia" w:hAnsi="Times New Roman" w:cs="Times New Roman"/>
           <w:noProof/>
@@ -5371,6 +8490,7 @@
         <w:tabs>
           <w:tab w:val="right" w:leader="dot" w:pos="9111"/>
         </w:tabs>
+        <w:spacing w:line="276" w:lineRule="auto"/>
         <w:rPr>
           <w:rFonts w:ascii="Times New Roman" w:eastAsiaTheme="minorEastAsia" w:hAnsi="Times New Roman" w:cs="Times New Roman"/>
           <w:noProof/>
@@ -5466,6 +8586,7 @@
         <w:tabs>
           <w:tab w:val="right" w:leader="dot" w:pos="9111"/>
         </w:tabs>
+        <w:spacing w:line="276" w:lineRule="auto"/>
         <w:rPr>
           <w:rFonts w:ascii="Times New Roman" w:eastAsiaTheme="minorEastAsia" w:hAnsi="Times New Roman" w:cs="Times New Roman"/>
           <w:noProof/>
@@ -5561,6 +8682,7 @@
         <w:tabs>
           <w:tab w:val="right" w:leader="dot" w:pos="9111"/>
         </w:tabs>
+        <w:spacing w:line="276" w:lineRule="auto"/>
         <w:rPr>
           <w:rFonts w:ascii="Times New Roman" w:eastAsiaTheme="minorEastAsia" w:hAnsi="Times New Roman" w:cs="Times New Roman"/>
           <w:noProof/>
@@ -5656,6 +8778,7 @@
         <w:tabs>
           <w:tab w:val="right" w:leader="dot" w:pos="9111"/>
         </w:tabs>
+        <w:spacing w:line="276" w:lineRule="auto"/>
         <w:rPr>
           <w:rFonts w:ascii="Times New Roman" w:eastAsiaTheme="minorEastAsia" w:hAnsi="Times New Roman" w:cs="Times New Roman"/>
           <w:noProof/>
@@ -5751,6 +8874,7 @@
         <w:tabs>
           <w:tab w:val="right" w:leader="dot" w:pos="9111"/>
         </w:tabs>
+        <w:spacing w:line="276" w:lineRule="auto"/>
         <w:rPr>
           <w:rFonts w:ascii="Times New Roman" w:eastAsiaTheme="minorEastAsia" w:hAnsi="Times New Roman" w:cs="Times New Roman"/>
           <w:noProof/>
@@ -5846,6 +8970,7 @@
         <w:tabs>
           <w:tab w:val="right" w:leader="dot" w:pos="9111"/>
         </w:tabs>
+        <w:spacing w:line="276" w:lineRule="auto"/>
         <w:rPr>
           <w:rFonts w:ascii="Times New Roman" w:eastAsiaTheme="minorEastAsia" w:hAnsi="Times New Roman" w:cs="Times New Roman"/>
           <w:noProof/>
@@ -5941,6 +9066,7 @@
         <w:tabs>
           <w:tab w:val="right" w:leader="dot" w:pos="9111"/>
         </w:tabs>
+        <w:spacing w:line="276" w:lineRule="auto"/>
         <w:rPr>
           <w:rFonts w:ascii="Times New Roman" w:eastAsiaTheme="minorEastAsia" w:hAnsi="Times New Roman" w:cs="Times New Roman"/>
           <w:noProof/>
@@ -6036,6 +9162,7 @@
         <w:tabs>
           <w:tab w:val="right" w:leader="dot" w:pos="9111"/>
         </w:tabs>
+        <w:spacing w:line="276" w:lineRule="auto"/>
         <w:rPr>
           <w:rFonts w:ascii="Times New Roman" w:eastAsiaTheme="minorEastAsia" w:hAnsi="Times New Roman" w:cs="Times New Roman"/>
           <w:noProof/>
@@ -6131,6 +9258,7 @@
         <w:tabs>
           <w:tab w:val="right" w:leader="dot" w:pos="9111"/>
         </w:tabs>
+        <w:spacing w:line="276" w:lineRule="auto"/>
         <w:rPr>
           <w:rFonts w:ascii="Times New Roman" w:eastAsiaTheme="minorEastAsia" w:hAnsi="Times New Roman" w:cs="Times New Roman"/>
           <w:noProof/>
@@ -6226,6 +9354,7 @@
         <w:tabs>
           <w:tab w:val="right" w:leader="dot" w:pos="9111"/>
         </w:tabs>
+        <w:spacing w:line="276" w:lineRule="auto"/>
         <w:rPr>
           <w:rFonts w:ascii="Times New Roman" w:eastAsiaTheme="minorEastAsia" w:hAnsi="Times New Roman" w:cs="Times New Roman"/>
           <w:noProof/>
@@ -6321,6 +9450,7 @@
         <w:tabs>
           <w:tab w:val="right" w:leader="dot" w:pos="9111"/>
         </w:tabs>
+        <w:spacing w:line="276" w:lineRule="auto"/>
         <w:rPr>
           <w:rFonts w:ascii="Times New Roman" w:eastAsiaTheme="minorEastAsia" w:hAnsi="Times New Roman" w:cs="Times New Roman"/>
           <w:noProof/>
@@ -6416,6 +9546,7 @@
         <w:tabs>
           <w:tab w:val="right" w:leader="dot" w:pos="9111"/>
         </w:tabs>
+        <w:spacing w:line="276" w:lineRule="auto"/>
         <w:rPr>
           <w:rFonts w:ascii="Times New Roman" w:eastAsiaTheme="minorEastAsia" w:hAnsi="Times New Roman" w:cs="Times New Roman"/>
           <w:noProof/>
@@ -6507,7 +9638,7 @@
     </w:p>
     <w:p>
       <w:pPr>
-        <w:spacing w:line="360" w:lineRule="auto"/>
+        <w:spacing w:line="276" w:lineRule="auto"/>
         <w:jc w:val="both"/>
         <w:rPr>
           <w:rFonts w:ascii="Times New Roman" w:hAnsi="Times New Roman" w:cs="Times New Roman"/>
@@ -6526,7 +9657,7 @@
     </w:p>
     <w:p>
       <w:pPr>
-        <w:spacing w:line="360" w:lineRule="auto"/>
+        <w:spacing w:line="276" w:lineRule="auto"/>
         <w:jc w:val="both"/>
         <w:rPr>
           <w:rFonts w:ascii="Times New Roman" w:hAnsi="Times New Roman" w:cs="Times New Roman"/>
@@ -6537,6 +9668,7 @@
     </w:p>
     <w:p>
       <w:pPr>
+        <w:spacing w:line="276" w:lineRule="auto"/>
         <w:rPr>
           <w:rFonts w:ascii="Times New Roman" w:hAnsi="Times New Roman" w:cs="Times New Roman"/>
           <w:sz w:val="26"/>
@@ -6550,6 +9682,7 @@
         <w:tabs>
           <w:tab w:val="right" w:leader="dot" w:pos="9111"/>
         </w:tabs>
+        <w:spacing w:line="360" w:lineRule="auto"/>
         <w:outlineLvl w:val="0"/>
         <w:rPr>
           <w:rFonts w:ascii="Times New Roman" w:hAnsi="Times New Roman" w:cs="Times New Roman"/>
@@ -6559,7 +9692,7 @@
           <w:szCs w:val="26"/>
         </w:rPr>
       </w:pPr>
-      <w:bookmarkStart w:id="1" w:name="_Toc228530840"/>
+      <w:bookmarkStart w:id="1" w:name="_Toc228543473"/>
       <w:r>
         <w:rPr>
           <w:rFonts w:ascii="Times New Roman" w:hAnsi="Times New Roman" w:cs="Times New Roman"/>
@@ -6579,6 +9712,7 @@
         <w:tabs>
           <w:tab w:val="right" w:leader="dot" w:pos="9111"/>
         </w:tabs>
+        <w:spacing w:line="276" w:lineRule="auto"/>
         <w:rPr>
           <w:rFonts w:ascii="Times New Roman" w:eastAsiaTheme="minorEastAsia" w:hAnsi="Times New Roman" w:cs="Times New Roman"/>
           <w:noProof/>
@@ -6698,6 +9832,7 @@
         <w:tabs>
           <w:tab w:val="right" w:leader="dot" w:pos="9111"/>
         </w:tabs>
+        <w:spacing w:line="276" w:lineRule="auto"/>
         <w:rPr>
           <w:rFonts w:ascii="Times New Roman" w:eastAsiaTheme="minorEastAsia" w:hAnsi="Times New Roman" w:cs="Times New Roman"/>
           <w:noProof/>
@@ -6793,6 +9928,7 @@
         <w:tabs>
           <w:tab w:val="right" w:leader="dot" w:pos="9111"/>
         </w:tabs>
+        <w:spacing w:line="276" w:lineRule="auto"/>
         <w:rPr>
           <w:rFonts w:ascii="Times New Roman" w:eastAsiaTheme="minorEastAsia" w:hAnsi="Times New Roman" w:cs="Times New Roman"/>
           <w:noProof/>
@@ -6888,6 +10024,7 @@
         <w:tabs>
           <w:tab w:val="right" w:leader="dot" w:pos="9111"/>
         </w:tabs>
+        <w:spacing w:line="276" w:lineRule="auto"/>
         <w:rPr>
           <w:rFonts w:ascii="Times New Roman" w:eastAsiaTheme="minorEastAsia" w:hAnsi="Times New Roman" w:cs="Times New Roman"/>
           <w:noProof/>
@@ -6983,6 +10120,7 @@
         <w:tabs>
           <w:tab w:val="right" w:leader="dot" w:pos="9111"/>
         </w:tabs>
+        <w:spacing w:line="276" w:lineRule="auto"/>
         <w:rPr>
           <w:rFonts w:ascii="Times New Roman" w:eastAsiaTheme="minorEastAsia" w:hAnsi="Times New Roman" w:cs="Times New Roman"/>
           <w:noProof/>
@@ -7078,6 +10216,7 @@
         <w:tabs>
           <w:tab w:val="right" w:leader="dot" w:pos="9111"/>
         </w:tabs>
+        <w:spacing w:line="276" w:lineRule="auto"/>
         <w:rPr>
           <w:rFonts w:ascii="Times New Roman" w:eastAsiaTheme="minorEastAsia" w:hAnsi="Times New Roman" w:cs="Times New Roman"/>
           <w:noProof/>
@@ -7173,6 +10312,7 @@
         <w:tabs>
           <w:tab w:val="right" w:leader="dot" w:pos="9111"/>
         </w:tabs>
+        <w:spacing w:line="276" w:lineRule="auto"/>
         <w:rPr>
           <w:rFonts w:ascii="Times New Roman" w:eastAsiaTheme="minorEastAsia" w:hAnsi="Times New Roman" w:cs="Times New Roman"/>
           <w:noProof/>
@@ -7268,6 +10408,7 @@
         <w:tabs>
           <w:tab w:val="right" w:leader="dot" w:pos="9111"/>
         </w:tabs>
+        <w:spacing w:line="276" w:lineRule="auto"/>
         <w:rPr>
           <w:rFonts w:ascii="Times New Roman" w:eastAsiaTheme="minorEastAsia" w:hAnsi="Times New Roman" w:cs="Times New Roman"/>
           <w:noProof/>
@@ -7363,6 +10504,7 @@
         <w:tabs>
           <w:tab w:val="right" w:leader="dot" w:pos="9111"/>
         </w:tabs>
+        <w:spacing w:line="276" w:lineRule="auto"/>
         <w:rPr>
           <w:rFonts w:ascii="Times New Roman" w:eastAsiaTheme="minorEastAsia" w:hAnsi="Times New Roman" w:cs="Times New Roman"/>
           <w:noProof/>
@@ -7454,7 +10596,7 @@
     </w:p>
     <w:p>
       <w:pPr>
-        <w:spacing w:line="360" w:lineRule="auto"/>
+        <w:spacing w:line="276" w:lineRule="auto"/>
         <w:jc w:val="both"/>
         <w:rPr>
           <w:rFonts w:ascii="Times New Roman" w:hAnsi="Times New Roman" w:cs="Times New Roman"/>
@@ -7473,6 +10615,7 @@
     </w:p>
     <w:p>
       <w:pPr>
+        <w:spacing w:line="276" w:lineRule="auto"/>
         <w:rPr>
           <w:rFonts w:ascii="Times New Roman" w:hAnsi="Times New Roman" w:cs="Times New Roman"/>
           <w:b/>
@@ -7520,7 +10663,7 @@
         <w:pStyle w:val="cp2"/>
         <w:outlineLvl w:val="1"/>
       </w:pPr>
-      <w:bookmarkStart w:id="2" w:name="_Toc228530841"/>
+      <w:bookmarkStart w:id="2" w:name="_Toc228543474"/>
       <w:r>
         <w:t>1</w:t>
       </w:r>
@@ -7586,7 +10729,7 @@
         <w:pStyle w:val="cp2"/>
         <w:outlineLvl w:val="1"/>
       </w:pPr>
-      <w:bookmarkStart w:id="3" w:name="_Toc228530842"/>
+      <w:bookmarkStart w:id="3" w:name="_Toc228543475"/>
       <w:r>
         <w:t>2</w:t>
       </w:r>
@@ -7699,7 +10842,7 @@
         <w:pStyle w:val="cp2"/>
         <w:outlineLvl w:val="1"/>
       </w:pPr>
-      <w:bookmarkStart w:id="4" w:name="_Toc228530843"/>
+      <w:bookmarkStart w:id="4" w:name="_Toc228543476"/>
       <w:r>
         <w:t>3</w:t>
       </w:r>
@@ -7841,7 +10984,7 @@
         <w:pStyle w:val="cp2"/>
         <w:outlineLvl w:val="1"/>
       </w:pPr>
-      <w:bookmarkStart w:id="5" w:name="_Toc228530844"/>
+      <w:bookmarkStart w:id="5" w:name="_Toc228543477"/>
       <w:r>
         <w:t>4</w:t>
       </w:r>
@@ -8047,7 +11190,7 @@
         <w:pStyle w:val="cp2"/>
         <w:outlineLvl w:val="2"/>
       </w:pPr>
-      <w:bookmarkStart w:id="6" w:name="_Toc228530845"/>
+      <w:bookmarkStart w:id="6" w:name="_Toc228543478"/>
       <w:r>
         <w:t>4.</w:t>
       </w:r>
@@ -8160,7 +11303,7 @@
         <w:pStyle w:val="cp2"/>
         <w:outlineLvl w:val="2"/>
       </w:pPr>
-      <w:bookmarkStart w:id="7" w:name="_Toc228530846"/>
+      <w:bookmarkStart w:id="7" w:name="_Toc228543479"/>
       <w:r>
         <w:t>4.</w:t>
       </w:r>
@@ -8725,8 +11868,9 @@
     <w:p>
       <w:pPr>
         <w:pStyle w:val="Heading1"/>
-      </w:pPr>
-      <w:bookmarkStart w:id="8" w:name="_Toc228530847"/>
+        <w:ind w:left="993"/>
+      </w:pPr>
+      <w:bookmarkStart w:id="8" w:name="_Toc228543480"/>
       <w:r>
         <w:lastRenderedPageBreak/>
         <w:t>TỔNG QUAN VỀ CÔNG NGHỆ PHẦN MỀM</w:t>
@@ -8738,7 +11882,7 @@
         <w:pStyle w:val="cp2"/>
         <w:outlineLvl w:val="1"/>
       </w:pPr>
-      <w:bookmarkStart w:id="9" w:name="_Toc228530848"/>
+      <w:bookmarkStart w:id="9" w:name="_Toc228543481"/>
       <w:r>
         <w:t>1.</w:t>
       </w:r>
@@ -8758,7 +11902,7 @@
         <w:pStyle w:val="cp3"/>
         <w:outlineLvl w:val="2"/>
       </w:pPr>
-      <w:bookmarkStart w:id="10" w:name="_Toc228530849"/>
+      <w:bookmarkStart w:id="10" w:name="_Toc228543482"/>
       <w:r>
         <w:t>1.1.1. Khái niệm Công nghệ phần mềm</w:t>
       </w:r>
@@ -8860,7 +12004,7 @@
         <w:pStyle w:val="cp3"/>
         <w:outlineLvl w:val="2"/>
       </w:pPr>
-      <w:bookmarkStart w:id="11" w:name="_Toc228530850"/>
+      <w:bookmarkStart w:id="11" w:name="_Toc228543483"/>
       <w:r>
         <w:t>1.1.2. Vòng đời phát triển phần mềm (Software Development Life Cycle)</w:t>
       </w:r>
@@ -9792,7 +12936,7 @@
         <w:pStyle w:val="cp3"/>
         <w:outlineLvl w:val="2"/>
       </w:pPr>
-      <w:bookmarkStart w:id="13" w:name="_Toc228530851"/>
+      <w:bookmarkStart w:id="13" w:name="_Toc228543484"/>
       <w:r>
         <w:lastRenderedPageBreak/>
         <w:t>1.1.</w:t>
@@ -10313,22 +13457,14 @@
         <w:pStyle w:val="cp2"/>
         <w:outlineLvl w:val="1"/>
       </w:pPr>
-      <w:bookmarkStart w:id="14" w:name="_Toc228530852"/>
-      <w:r>
-        <w:t>1.2. Các mô hình phát triển phần mềm (Bài 2)</w:t>
+      <w:bookmarkStart w:id="14" w:name="_Toc228543485"/>
+      <w:r>
+        <w:t>1.2. Các mô hình phát triển phần mềm</w:t>
       </w:r>
       <w:bookmarkEnd w:id="14"/>
-    </w:p>
-    <w:p>
-      <w:pPr>
-        <w:pStyle w:val="cp3"/>
-        <w:outlineLvl w:val="2"/>
-      </w:pPr>
-      <w:bookmarkStart w:id="15" w:name="_Toc228530853"/>
-      <w:r>
-        <w:t>1.2.5. Bài tập thực hành</w:t>
-      </w:r>
-      <w:bookmarkEnd w:id="15"/>
+      <w:r>
+        <w:t xml:space="preserve"> </w:t>
+      </w:r>
     </w:p>
     <w:p>
       <w:pPr>
@@ -10360,7 +13496,7 @@
           <w:szCs w:val="22"/>
         </w:rPr>
         <w:drawing>
-          <wp:inline distT="0" distB="0" distL="0" distR="0" wp14:anchorId="3EDC9ED2" wp14:editId="16B8FAB7">
+          <wp:inline distT="0" distB="0" distL="0" distR="0" wp14:anchorId="3EDC9ED2" wp14:editId="6A9B7DEB">
             <wp:extent cx="4285944" cy="1980152"/>
             <wp:effectExtent l="0" t="0" r="635" b="1270"/>
             <wp:docPr id="1249050131" name="Picture 1"/>
@@ -10375,7 +13511,7 @@
                     <pic:cNvPicPr/>
                   </pic:nvPicPr>
                   <pic:blipFill>
-                    <a:blip r:embed="rId8" cstate="print">
+                    <a:blip r:embed="rId9" cstate="print">
                       <a:extLst>
                         <a:ext uri="{28A0092B-C50C-407E-A947-70E740481C1C}">
                           <a14:useLocalDpi xmlns:a14="http://schemas.microsoft.com/office/drawing/2010/main" val="0"/>
@@ -10412,7 +13548,7 @@
           <w:szCs w:val="22"/>
         </w:rPr>
       </w:pPr>
-      <w:bookmarkStart w:id="16" w:name="_Toc228464791"/>
+      <w:bookmarkStart w:id="15" w:name="_Toc228464791"/>
       <w:r>
         <w:rPr>
           <w:rFonts w:ascii="Times New Roman" w:hAnsi="Times New Roman" w:cs="Times New Roman"/>
@@ -10553,7 +13689,7 @@
         </w:rPr>
         <w:t xml:space="preserve"> Mô hình thác nước</w:t>
       </w:r>
-      <w:bookmarkEnd w:id="16"/>
+      <w:bookmarkEnd w:id="15"/>
     </w:p>
     <w:p>
       <w:pPr>
@@ -10585,7 +13721,7 @@
         </w:rPr>
         <w:lastRenderedPageBreak/>
         <w:drawing>
-          <wp:inline distT="0" distB="0" distL="0" distR="0" wp14:anchorId="27B8F858" wp14:editId="1531132A">
+          <wp:inline distT="0" distB="0" distL="0" distR="0" wp14:anchorId="27B8F858" wp14:editId="1BB785FA">
             <wp:extent cx="4532283" cy="2486025"/>
             <wp:effectExtent l="0" t="0" r="1905" b="0"/>
             <wp:docPr id="2088505118" name="Picture 2"/>
@@ -10600,7 +13736,7 @@
                     <pic:cNvPicPr/>
                   </pic:nvPicPr>
                   <pic:blipFill>
-                    <a:blip r:embed="rId9" cstate="print">
+                    <a:blip r:embed="rId10" cstate="print">
                       <a:extLst>
                         <a:ext uri="{28A0092B-C50C-407E-A947-70E740481C1C}">
                           <a14:useLocalDpi xmlns:a14="http://schemas.microsoft.com/office/drawing/2010/main" val="0"/>
@@ -10637,7 +13773,7 @@
           <w:szCs w:val="22"/>
         </w:rPr>
       </w:pPr>
-      <w:bookmarkStart w:id="17" w:name="_Toc228464792"/>
+      <w:bookmarkStart w:id="16" w:name="_Toc228464792"/>
       <w:r>
         <w:rPr>
           <w:rFonts w:ascii="Times New Roman" w:hAnsi="Times New Roman" w:cs="Times New Roman"/>
@@ -10778,7 +13914,7 @@
         </w:rPr>
         <w:t xml:space="preserve"> Mô hình chữ V</w:t>
       </w:r>
-      <w:bookmarkEnd w:id="17"/>
+      <w:bookmarkEnd w:id="16"/>
     </w:p>
     <w:p>
       <w:pPr>
@@ -10799,7 +13935,7 @@
           <w:szCs w:val="22"/>
         </w:rPr>
         <w:drawing>
-          <wp:inline distT="0" distB="0" distL="0" distR="0" wp14:anchorId="155A50CB" wp14:editId="760651E3">
+          <wp:inline distT="0" distB="0" distL="0" distR="0" wp14:anchorId="155A50CB" wp14:editId="11699CF8">
             <wp:extent cx="4867275" cy="2796242"/>
             <wp:effectExtent l="0" t="0" r="0" b="4445"/>
             <wp:docPr id="785186273" name="Picture 3"/>
@@ -10814,7 +13950,7 @@
                     <pic:cNvPicPr/>
                   </pic:nvPicPr>
                   <pic:blipFill>
-                    <a:blip r:embed="rId10" cstate="print">
+                    <a:blip r:embed="rId11" cstate="print">
                       <a:extLst>
                         <a:ext uri="{28A0092B-C50C-407E-A947-70E740481C1C}">
                           <a14:useLocalDpi xmlns:a14="http://schemas.microsoft.com/office/drawing/2010/main" val="0"/>
@@ -10851,7 +13987,7 @@
           <w:szCs w:val="22"/>
         </w:rPr>
       </w:pPr>
-      <w:bookmarkStart w:id="18" w:name="_Toc228464793"/>
+      <w:bookmarkStart w:id="17" w:name="_Toc228464793"/>
       <w:r>
         <w:rPr>
           <w:rFonts w:ascii="Times New Roman" w:hAnsi="Times New Roman" w:cs="Times New Roman"/>
@@ -10992,7 +14128,7 @@
         </w:rPr>
         <w:t xml:space="preserve"> Mô hình tiếp cận lặp</w:t>
       </w:r>
-      <w:bookmarkEnd w:id="18"/>
+      <w:bookmarkEnd w:id="17"/>
     </w:p>
     <w:p>
       <w:pPr>
@@ -11014,7 +14150,7 @@
         </w:rPr>
         <w:lastRenderedPageBreak/>
         <w:drawing>
-          <wp:inline distT="0" distB="0" distL="0" distR="0" wp14:anchorId="077F0CF3" wp14:editId="3D0EA615">
+          <wp:inline distT="0" distB="0" distL="0" distR="0" wp14:anchorId="077F0CF3" wp14:editId="782DD5A2">
             <wp:extent cx="4705350" cy="3529141"/>
             <wp:effectExtent l="0" t="0" r="0" b="0"/>
             <wp:docPr id="982278387" name="Picture 4"/>
@@ -11029,7 +14165,7 @@
                     <pic:cNvPicPr/>
                   </pic:nvPicPr>
                   <pic:blipFill>
-                    <a:blip r:embed="rId11" cstate="print">
+                    <a:blip r:embed="rId12" cstate="print">
                       <a:extLst>
                         <a:ext uri="{28A0092B-C50C-407E-A947-70E740481C1C}">
                           <a14:useLocalDpi xmlns:a14="http://schemas.microsoft.com/office/drawing/2010/main" val="0"/>
@@ -11066,7 +14202,7 @@
           <w:szCs w:val="22"/>
         </w:rPr>
       </w:pPr>
-      <w:bookmarkStart w:id="19" w:name="_Toc228464794"/>
+      <w:bookmarkStart w:id="18" w:name="_Toc228464794"/>
       <w:r>
         <w:rPr>
           <w:rFonts w:ascii="Times New Roman" w:hAnsi="Times New Roman" w:cs="Times New Roman"/>
@@ -11207,116 +14343,116 @@
         </w:rPr>
         <w:t xml:space="preserve"> Mô hình Agile/Scrum</w:t>
       </w:r>
+      <w:bookmarkEnd w:id="18"/>
+    </w:p>
+    <w:p>
+      <w:pPr>
+        <w:pStyle w:val="tiumc"/>
+      </w:pPr>
+      <w:r>
+        <w:t>b</w:t>
+      </w:r>
+      <w:r>
+        <w:t>. Mô tả công việc và công cụ sử dụng trong mô hình Thác nước</w:t>
+      </w:r>
+    </w:p>
+    <w:p>
+      <w:pPr>
+        <w:pStyle w:val="bng"/>
+      </w:pPr>
+      <w:bookmarkStart w:id="19" w:name="_Toc228464759"/>
+      <w:r>
+        <w:rPr>
+          <w:b/>
+          <w:bCs/>
+        </w:rPr>
+        <w:t xml:space="preserve">Bảng </w:t>
+      </w:r>
+      <w:r>
+        <w:rPr>
+          <w:b/>
+          <w:bCs/>
+        </w:rPr>
+        <w:fldChar w:fldCharType="begin"/>
+      </w:r>
+      <w:r>
+        <w:rPr>
+          <w:b/>
+          <w:bCs/>
+        </w:rPr>
+        <w:instrText xml:space="preserve"> STYLEREF 1 \s </w:instrText>
+      </w:r>
+      <w:r>
+        <w:rPr>
+          <w:b/>
+          <w:bCs/>
+        </w:rPr>
+        <w:fldChar w:fldCharType="separate"/>
+      </w:r>
+      <w:r>
+        <w:rPr>
+          <w:b/>
+          <w:bCs/>
+          <w:noProof/>
+        </w:rPr>
+        <w:t>1</w:t>
+      </w:r>
+      <w:r>
+        <w:rPr>
+          <w:b/>
+          <w:bCs/>
+          <w:noProof/>
+        </w:rPr>
+        <w:fldChar w:fldCharType="end"/>
+      </w:r>
+      <w:r>
+        <w:rPr>
+          <w:b/>
+          <w:bCs/>
+        </w:rPr>
+        <w:t>.</w:t>
+      </w:r>
+      <w:r>
+        <w:rPr>
+          <w:b/>
+          <w:bCs/>
+        </w:rPr>
+        <w:fldChar w:fldCharType="begin"/>
+      </w:r>
+      <w:r>
+        <w:rPr>
+          <w:b/>
+          <w:bCs/>
+        </w:rPr>
+        <w:instrText xml:space="preserve"> SEQ Bảng \* ARABIC \s 1 </w:instrText>
+      </w:r>
+      <w:r>
+        <w:rPr>
+          <w:b/>
+          <w:bCs/>
+        </w:rPr>
+        <w:fldChar w:fldCharType="separate"/>
+      </w:r>
+      <w:r>
+        <w:rPr>
+          <w:b/>
+          <w:bCs/>
+          <w:noProof/>
+        </w:rPr>
+        <w:t>2</w:t>
+      </w:r>
+      <w:r>
+        <w:rPr>
+          <w:b/>
+          <w:bCs/>
+          <w:noProof/>
+        </w:rPr>
+        <w:fldChar w:fldCharType="end"/>
+      </w:r>
+      <w:r>
+        <w:t>. Công việc, công cụ sử dụng trong mô hình thác nước</w:t>
+      </w:r>
       <w:bookmarkEnd w:id="19"/>
-    </w:p>
-    <w:p>
-      <w:pPr>
-        <w:pStyle w:val="tiumc"/>
-      </w:pPr>
-      <w:r>
-        <w:t>b</w:t>
-      </w:r>
-      <w:r>
-        <w:t>. Mô tả công việc và công cụ sử dụng trong mô hình Thác nước</w:t>
-      </w:r>
-    </w:p>
-    <w:p>
-      <w:pPr>
-        <w:pStyle w:val="bng"/>
-      </w:pPr>
-      <w:bookmarkStart w:id="20" w:name="_Toc228464759"/>
-      <w:r>
-        <w:rPr>
-          <w:b/>
-          <w:bCs/>
-        </w:rPr>
-        <w:t xml:space="preserve">Bảng </w:t>
-      </w:r>
-      <w:r>
-        <w:rPr>
-          <w:b/>
-          <w:bCs/>
-        </w:rPr>
-        <w:fldChar w:fldCharType="begin"/>
-      </w:r>
-      <w:r>
-        <w:rPr>
-          <w:b/>
-          <w:bCs/>
-        </w:rPr>
-        <w:instrText xml:space="preserve"> STYLEREF 1 \s </w:instrText>
-      </w:r>
-      <w:r>
-        <w:rPr>
-          <w:b/>
-          <w:bCs/>
-        </w:rPr>
-        <w:fldChar w:fldCharType="separate"/>
-      </w:r>
-      <w:r>
-        <w:rPr>
-          <w:b/>
-          <w:bCs/>
-          <w:noProof/>
-        </w:rPr>
-        <w:t>1</w:t>
-      </w:r>
-      <w:r>
-        <w:rPr>
-          <w:b/>
-          <w:bCs/>
-          <w:noProof/>
-        </w:rPr>
-        <w:fldChar w:fldCharType="end"/>
-      </w:r>
-      <w:r>
-        <w:rPr>
-          <w:b/>
-          <w:bCs/>
-        </w:rPr>
-        <w:t>.</w:t>
-      </w:r>
-      <w:r>
-        <w:rPr>
-          <w:b/>
-          <w:bCs/>
-        </w:rPr>
-        <w:fldChar w:fldCharType="begin"/>
-      </w:r>
-      <w:r>
-        <w:rPr>
-          <w:b/>
-          <w:bCs/>
-        </w:rPr>
-        <w:instrText xml:space="preserve"> SEQ Bảng \* ARABIC \s 1 </w:instrText>
-      </w:r>
-      <w:r>
-        <w:rPr>
-          <w:b/>
-          <w:bCs/>
-        </w:rPr>
-        <w:fldChar w:fldCharType="separate"/>
-      </w:r>
-      <w:r>
-        <w:rPr>
-          <w:b/>
-          <w:bCs/>
-          <w:noProof/>
-        </w:rPr>
-        <w:t>2</w:t>
-      </w:r>
-      <w:r>
-        <w:rPr>
-          <w:b/>
-          <w:bCs/>
-          <w:noProof/>
-        </w:rPr>
-        <w:fldChar w:fldCharType="end"/>
-      </w:r>
-      <w:r>
-        <w:t>. Công việc, công cụ sử dụng trong mô hình thác nước</w:t>
-      </w:r>
-      <w:bookmarkEnd w:id="20"/>
     </w:p>
     <w:tbl>
       <w:tblPr>
@@ -12452,24 +15588,25 @@
     <w:p>
       <w:pPr>
         <w:pStyle w:val="Heading1"/>
-      </w:pPr>
-      <w:bookmarkStart w:id="21" w:name="_Toc228530854"/>
+        <w:ind w:left="993"/>
+      </w:pPr>
+      <w:bookmarkStart w:id="20" w:name="_Toc228543486"/>
       <w:r>
         <w:lastRenderedPageBreak/>
         <w:t>QUẢN LÝ DỰ ÁN VÀ PHÂN TÍCH YÊU CẦU</w:t>
       </w:r>
-      <w:bookmarkEnd w:id="21"/>
+      <w:bookmarkEnd w:id="20"/>
     </w:p>
     <w:p>
       <w:pPr>
         <w:pStyle w:val="cp2"/>
         <w:outlineLvl w:val="1"/>
       </w:pPr>
-      <w:bookmarkStart w:id="22" w:name="_Toc228530855"/>
-      <w:r>
-        <w:t>2.1. Quản lý dự án phần mềm (Bài 7)</w:t>
-      </w:r>
-      <w:bookmarkEnd w:id="22"/>
+      <w:bookmarkStart w:id="21" w:name="_Toc228543487"/>
+      <w:r>
+        <w:t>2.1. Quản lý dự án phần mềm</w:t>
+      </w:r>
+      <w:bookmarkEnd w:id="21"/>
     </w:p>
     <w:p>
       <w:pPr>
@@ -12977,7 +16114,7 @@
         <w:pStyle w:val="cp3"/>
         <w:outlineLvl w:val="2"/>
       </w:pPr>
-      <w:bookmarkStart w:id="23" w:name="_Toc228530856"/>
+      <w:bookmarkStart w:id="22" w:name="_Toc228543488"/>
       <w:r>
         <w:t>2.1.</w:t>
       </w:r>
@@ -12990,7 +16127,7 @@
       <w:r>
         <w:t>của dự án</w:t>
       </w:r>
-      <w:bookmarkEnd w:id="23"/>
+      <w:bookmarkEnd w:id="22"/>
     </w:p>
     <w:p>
       <w:pPr>
@@ -13116,7 +16253,7 @@
                     </pic:cNvPicPr>
                   </pic:nvPicPr>
                   <pic:blipFill>
-                    <a:blip r:embed="rId12" cstate="print">
+                    <a:blip r:embed="rId13" cstate="print">
                       <a:extLst>
                         <a:ext uri="{28A0092B-C50C-407E-A947-70E740481C1C}">
                           <a14:useLocalDpi xmlns:a14="http://schemas.microsoft.com/office/drawing/2010/main" val="0"/>
@@ -13152,7 +16289,7 @@
       <w:pPr>
         <w:pStyle w:val="Hnhnh"/>
       </w:pPr>
-      <w:bookmarkStart w:id="24" w:name="_Toc228464795"/>
+      <w:bookmarkStart w:id="23" w:name="_Toc228464795"/>
       <w:r>
         <w:rPr>
           <w:b/>
@@ -13245,7 +16382,7 @@
       <w:r>
         <w:t>Vòng đời dự án</w:t>
       </w:r>
-      <w:bookmarkEnd w:id="24"/>
+      <w:bookmarkEnd w:id="23"/>
     </w:p>
     <w:p/>
     <w:p>
@@ -13259,7 +16396,7 @@
           <w:szCs w:val="22"/>
         </w:rPr>
       </w:pPr>
-      <w:bookmarkStart w:id="25" w:name="_Toc228464760"/>
+      <w:bookmarkStart w:id="24" w:name="_Toc228464760"/>
       <w:r>
         <w:rPr>
           <w:rFonts w:ascii="Times New Roman" w:hAnsi="Times New Roman" w:cs="Times New Roman"/>
@@ -13406,7 +16543,7 @@
         </w:rPr>
         <w:t>òng đời dự án</w:t>
       </w:r>
-      <w:bookmarkEnd w:id="25"/>
+      <w:bookmarkEnd w:id="24"/>
     </w:p>
     <w:tbl>
       <w:tblPr>
@@ -13994,7 +17131,7 @@
         <w:pStyle w:val="cp3"/>
         <w:outlineLvl w:val="2"/>
       </w:pPr>
-      <w:bookmarkStart w:id="26" w:name="_Toc228530857"/>
+      <w:bookmarkStart w:id="25" w:name="_Toc228543489"/>
       <w:r>
         <w:lastRenderedPageBreak/>
         <w:t>2.1.</w:t>
@@ -14003,9 +17140,15 @@
         <w:t>2</w:t>
       </w:r>
       <w:r>
-        <w:t>. Bài tập thực hành</w:t>
-      </w:r>
-      <w:bookmarkEnd w:id="26"/>
+        <w:t xml:space="preserve">. </w:t>
+      </w:r>
+      <w:r>
+        <w:t>Bài tập/kết quả thực hiện</w:t>
+      </w:r>
+      <w:bookmarkEnd w:id="25"/>
+      <w:r>
+        <w:t xml:space="preserve"> </w:t>
+      </w:r>
     </w:p>
     <w:p>
       <w:pPr>
@@ -15816,7 +18959,7 @@
       <w:pPr>
         <w:pStyle w:val="bng"/>
       </w:pPr>
-      <w:bookmarkStart w:id="27" w:name="_Toc228464761"/>
+      <w:bookmarkStart w:id="26" w:name="_Toc228464761"/>
       <w:r>
         <w:rPr>
           <w:b/>
@@ -15918,7 +19061,7 @@
       <w:r>
         <w:t>Chi tiết tôn chỉ dự án</w:t>
       </w:r>
-      <w:bookmarkEnd w:id="27"/>
+      <w:bookmarkEnd w:id="26"/>
     </w:p>
     <w:tbl>
       <w:tblPr>
@@ -18205,7 +21348,6 @@
                 <w:sz w:val="26"/>
                 <w:szCs w:val="26"/>
               </w:rPr>
-              <w:lastRenderedPageBreak/>
               <w:t>10. Các yếu tố cần có để dự án thành công</w:t>
             </w:r>
           </w:p>
@@ -18332,7 +21474,7 @@
       <w:pPr>
         <w:pStyle w:val="bng"/>
       </w:pPr>
-      <w:bookmarkStart w:id="28" w:name="_Toc228464762"/>
+      <w:bookmarkStart w:id="27" w:name="_Toc228464762"/>
       <w:r>
         <w:rPr>
           <w:b/>
@@ -18434,7 +21576,7 @@
       <w:r>
         <w:t>Chi tiết phân rã công việc</w:t>
       </w:r>
-      <w:bookmarkEnd w:id="28"/>
+      <w:bookmarkEnd w:id="27"/>
     </w:p>
     <w:tbl>
       <w:tblPr>
@@ -20358,7 +23500,7 @@
       <w:pPr>
         <w:pStyle w:val="bng"/>
       </w:pPr>
-      <w:bookmarkStart w:id="29" w:name="_Toc228464763"/>
+      <w:bookmarkStart w:id="28" w:name="_Toc228464763"/>
       <w:r>
         <w:rPr>
           <w:b/>
@@ -20460,7 +23602,7 @@
       <w:r>
         <w:t>Danh sách vai trò</w:t>
       </w:r>
-      <w:bookmarkEnd w:id="29"/>
+      <w:bookmarkEnd w:id="28"/>
     </w:p>
     <w:tbl>
       <w:tblPr>
@@ -21286,7 +24428,7 @@
                     <pic:cNvPicPr/>
                   </pic:nvPicPr>
                   <pic:blipFill>
-                    <a:blip r:embed="rId13"/>
+                    <a:blip r:embed="rId14"/>
                     <a:stretch>
                       <a:fillRect/>
                     </a:stretch>
@@ -21315,7 +24457,7 @@
           <w:szCs w:val="22"/>
         </w:rPr>
       </w:pPr>
-      <w:bookmarkStart w:id="30" w:name="_Toc228464796"/>
+      <w:bookmarkStart w:id="29" w:name="_Toc228464796"/>
       <w:r>
         <w:rPr>
           <w:b/>
@@ -21417,7 +24559,7 @@
       <w:r>
         <w:t>Giao diện quản lý Scrum của Jira</w:t>
       </w:r>
-      <w:bookmarkEnd w:id="30"/>
+      <w:bookmarkEnd w:id="29"/>
     </w:p>
     <w:p>
       <w:pPr>
@@ -21485,7 +24627,7 @@
                     <pic:cNvPicPr/>
                   </pic:nvPicPr>
                   <pic:blipFill>
-                    <a:blip r:embed="rId14"/>
+                    <a:blip r:embed="rId15"/>
                     <a:stretch>
                       <a:fillRect/>
                     </a:stretch>
@@ -21514,7 +24656,7 @@
           <w:szCs w:val="22"/>
         </w:rPr>
       </w:pPr>
-      <w:bookmarkStart w:id="31" w:name="_Toc228464797"/>
+      <w:bookmarkStart w:id="30" w:name="_Toc228464797"/>
       <w:r>
         <w:rPr>
           <w:b/>
@@ -21616,29 +24758,29 @@
       <w:r>
         <w:t>Chi tiết một nhiệm vụ</w:t>
       </w:r>
-      <w:bookmarkEnd w:id="31"/>
+      <w:bookmarkEnd w:id="30"/>
     </w:p>
     <w:p>
       <w:pPr>
         <w:pStyle w:val="cp2"/>
         <w:outlineLvl w:val="1"/>
       </w:pPr>
-      <w:bookmarkStart w:id="32" w:name="_Toc228530858"/>
+      <w:bookmarkStart w:id="31" w:name="_Toc228543490"/>
       <w:r>
         <w:t>2.2. Lấy và phân tích yêu cầu</w:t>
       </w:r>
-      <w:bookmarkEnd w:id="32"/>
+      <w:bookmarkEnd w:id="31"/>
     </w:p>
     <w:p>
       <w:pPr>
         <w:pStyle w:val="cp3"/>
         <w:outlineLvl w:val="2"/>
       </w:pPr>
-      <w:bookmarkStart w:id="33" w:name="_Toc228530859"/>
+      <w:bookmarkStart w:id="32" w:name="_Toc228543491"/>
       <w:r>
         <w:t>2.2.1. Phân loại yêu cầu</w:t>
       </w:r>
-      <w:bookmarkEnd w:id="33"/>
+      <w:bookmarkEnd w:id="32"/>
     </w:p>
     <w:p>
       <w:pPr>
@@ -21973,7 +25115,7 @@
         <w:pStyle w:val="cp3"/>
         <w:outlineLvl w:val="2"/>
       </w:pPr>
-      <w:bookmarkStart w:id="34" w:name="_Toc228530860"/>
+      <w:bookmarkStart w:id="33" w:name="_Toc228543492"/>
       <w:r>
         <w:t>2.2.</w:t>
       </w:r>
@@ -21981,9 +25123,12 @@
         <w:t>2</w:t>
       </w:r>
       <w:r>
-        <w:t>. Bài tập thực hành</w:t>
-      </w:r>
-      <w:bookmarkEnd w:id="34"/>
+        <w:t>. Bài tập</w:t>
+      </w:r>
+      <w:r>
+        <w:t>/kết quả thực hiện</w:t>
+      </w:r>
+      <w:bookmarkEnd w:id="33"/>
     </w:p>
     <w:p>
       <w:pPr>
@@ -23701,7 +26846,7 @@
       <w:pPr>
         <w:pStyle w:val="bng"/>
       </w:pPr>
-      <w:bookmarkStart w:id="35" w:name="_Toc228464764"/>
+      <w:bookmarkStart w:id="34" w:name="_Toc228464764"/>
       <w:r>
         <w:rPr>
           <w:b/>
@@ -23799,7 +26944,7 @@
       <w:r>
         <w:t>Chi tiết yêu cầu phi chức năng</w:t>
       </w:r>
-      <w:bookmarkEnd w:id="35"/>
+      <w:bookmarkEnd w:id="34"/>
     </w:p>
     <w:tbl>
       <w:tblPr>
@@ -24569,11 +27714,12 @@
     <w:p>
       <w:pPr>
         <w:pStyle w:val="Heading1"/>
+        <w:ind w:left="993"/>
         <w:rPr>
           <w:rFonts w:cs="Times New Roman"/>
         </w:rPr>
       </w:pPr>
-      <w:bookmarkStart w:id="36" w:name="_Toc228530861"/>
+      <w:bookmarkStart w:id="35" w:name="_Toc228543493"/>
       <w:r>
         <w:rPr>
           <w:rFonts w:cs="Times New Roman"/>
@@ -24581,29 +27727,29 @@
         <w:lastRenderedPageBreak/>
         <w:t>THIẾT KẾ HỆ THỐNG</w:t>
       </w:r>
-      <w:bookmarkEnd w:id="36"/>
+      <w:bookmarkEnd w:id="35"/>
     </w:p>
     <w:p>
       <w:pPr>
         <w:pStyle w:val="cp2"/>
         <w:outlineLvl w:val="1"/>
       </w:pPr>
-      <w:bookmarkStart w:id="37" w:name="_Toc228530862"/>
+      <w:bookmarkStart w:id="36" w:name="_Toc228543494"/>
       <w:r>
         <w:t>3.1. Thiết kế kiến trúc phần mềm</w:t>
       </w:r>
-      <w:bookmarkEnd w:id="37"/>
+      <w:bookmarkEnd w:id="36"/>
     </w:p>
     <w:p>
       <w:pPr>
         <w:pStyle w:val="cp3"/>
         <w:outlineLvl w:val="2"/>
       </w:pPr>
-      <w:bookmarkStart w:id="38" w:name="_Toc228530863"/>
+      <w:bookmarkStart w:id="37" w:name="_Toc228543495"/>
       <w:r>
         <w:t>3.1.1. Khái niệm kiến trúc phần mềm</w:t>
       </w:r>
-      <w:bookmarkEnd w:id="38"/>
+      <w:bookmarkEnd w:id="37"/>
     </w:p>
     <w:p>
       <w:pPr>
@@ -24949,7 +28095,7 @@
         <w:pStyle w:val="cp3"/>
         <w:outlineLvl w:val="2"/>
       </w:pPr>
-      <w:bookmarkStart w:id="39" w:name="_Toc228530864"/>
+      <w:bookmarkStart w:id="38" w:name="_Toc228543496"/>
       <w:r>
         <w:t>3.1.</w:t>
       </w:r>
@@ -24957,9 +28103,18 @@
         <w:t>2</w:t>
       </w:r>
       <w:r>
-        <w:t>. Bài tập thực hành</w:t>
-      </w:r>
-      <w:bookmarkEnd w:id="39"/>
+        <w:t xml:space="preserve">. </w:t>
+      </w:r>
+      <w:r>
+        <w:t>Bài tập/kết quả thực hiện</w:t>
+      </w:r>
+      <w:r>
+        <w:t>.</w:t>
+      </w:r>
+      <w:bookmarkEnd w:id="38"/>
+      <w:r>
+        <w:t xml:space="preserve"> </w:t>
+      </w:r>
     </w:p>
     <w:p>
       <w:pPr>
@@ -24996,7 +28151,7 @@
       <w:pPr>
         <w:pStyle w:val="bng"/>
       </w:pPr>
-      <w:bookmarkStart w:id="40" w:name="_Toc228464765"/>
+      <w:bookmarkStart w:id="39" w:name="_Toc228464765"/>
       <w:r>
         <w:rPr>
           <w:b/>
@@ -25095,7 +28250,7 @@
       <w:r>
         <w:t xml:space="preserve"> Thiết kế dự án cá nhân theo kiến trúc 3 tầng</w:t>
       </w:r>
-      <w:bookmarkEnd w:id="40"/>
+      <w:bookmarkEnd w:id="39"/>
     </w:p>
     <w:tbl>
       <w:tblPr>
@@ -25105,9 +28260,9 @@
       </w:tblPr>
       <w:tblGrid>
         <w:gridCol w:w="1613"/>
-        <w:gridCol w:w="1965"/>
-        <w:gridCol w:w="3268"/>
-        <w:gridCol w:w="2265"/>
+        <w:gridCol w:w="1962"/>
+        <w:gridCol w:w="3273"/>
+        <w:gridCol w:w="2263"/>
       </w:tblGrid>
       <w:tr>
         <w:tc>
@@ -25420,10 +28575,7 @@
             </w:pPr>
             <w:r>
               <w:rPr>
-                <w:rStyle w:val="HTMLCode"/>
-                <w:rFonts w:ascii="Times New Roman" w:eastAsiaTheme="minorHAnsi" w:hAnsi="Times New Roman" w:cs="Times New Roman"/>
-                <w:sz w:val="26"/>
-                <w:szCs w:val="26"/>
+                <w:rStyle w:val="codesnippetChar"/>
               </w:rPr>
               <w:t>ai_response.py</w:t>
             </w:r>
@@ -25563,18 +28715,13 @@
             </w:r>
             <w:r>
               <w:rPr>
-                <w:rFonts w:ascii="Times New Roman" w:hAnsi="Times New Roman" w:cs="Times New Roman"/>
-                <w:sz w:val="26"/>
-                <w:szCs w:val="26"/>
+                <w:rStyle w:val="codesnippetChar"/>
               </w:rPr>
               <w:t>pdf</w:t>
             </w:r>
             <w:r>
               <w:rPr>
-                <w:rStyle w:val="HTMLCode"/>
-                <w:rFonts w:ascii="Times New Roman" w:eastAsiaTheme="minorHAnsi" w:hAnsi="Times New Roman" w:cs="Times New Roman"/>
-                <w:sz w:val="26"/>
-                <w:szCs w:val="26"/>
+                <w:rStyle w:val="codesnippetChar"/>
               </w:rPr>
               <w:t>_indexer.py</w:t>
             </w:r>
@@ -26218,11 +29365,11 @@
         <w:pStyle w:val="cp2"/>
         <w:outlineLvl w:val="1"/>
       </w:pPr>
-      <w:bookmarkStart w:id="41" w:name="_Toc228530865"/>
+      <w:bookmarkStart w:id="40" w:name="_Toc228543497"/>
       <w:r>
         <w:t>3.2. Thiết kế chi tiết</w:t>
       </w:r>
-      <w:bookmarkEnd w:id="41"/>
+      <w:bookmarkEnd w:id="40"/>
     </w:p>
     <w:p>
       <w:pPr>
@@ -26467,11 +29614,11 @@
         <w:pStyle w:val="cp3"/>
         <w:outlineLvl w:val="2"/>
       </w:pPr>
-      <w:bookmarkStart w:id="42" w:name="_Toc228530866"/>
+      <w:bookmarkStart w:id="41" w:name="_Toc228543498"/>
       <w:r>
         <w:t>3.2.1. Thiết kế dữ liệu</w:t>
       </w:r>
-      <w:bookmarkEnd w:id="42"/>
+      <w:bookmarkEnd w:id="41"/>
       <w:r>
         <w:t xml:space="preserve"> </w:t>
       </w:r>
@@ -28231,24 +31378,28 @@
     <w:p>
       <w:pPr>
         <w:pStyle w:val="Heading1"/>
-      </w:pPr>
-      <w:bookmarkStart w:id="43" w:name="_Toc228530867"/>
+        <w:ind w:left="993"/>
+      </w:pPr>
+      <w:bookmarkStart w:id="42" w:name="_Toc228543499"/>
       <w:r>
         <w:lastRenderedPageBreak/>
         <w:t>QUẢN LÝ MÃ NGUỒN BẰNG GIT</w:t>
       </w:r>
-      <w:bookmarkEnd w:id="43"/>
+      <w:bookmarkEnd w:id="42"/>
     </w:p>
     <w:p>
       <w:pPr>
         <w:pStyle w:val="cp2"/>
         <w:outlineLvl w:val="1"/>
       </w:pPr>
-      <w:bookmarkStart w:id="44" w:name="_Toc228530868"/>
-      <w:r>
-        <w:t>4.1. Hệ thống quản lý phiên bản và Git (Bài 3, 4)</w:t>
-      </w:r>
-      <w:bookmarkEnd w:id="44"/>
+      <w:bookmarkStart w:id="43" w:name="_Toc228543500"/>
+      <w:r>
+        <w:t>4.1. Hệ thống quản lý phiên bản và Git</w:t>
+      </w:r>
+      <w:bookmarkEnd w:id="43"/>
+      <w:r>
+        <w:t xml:space="preserve"> </w:t>
+      </w:r>
     </w:p>
     <w:p>
       <w:pPr>
@@ -28514,7 +31665,7 @@
         <w:pStyle w:val="cp3"/>
         <w:outlineLvl w:val="2"/>
       </w:pPr>
-      <w:bookmarkStart w:id="45" w:name="_Toc228530869"/>
+      <w:bookmarkStart w:id="44" w:name="_Toc228543501"/>
       <w:r>
         <w:t>4.1.</w:t>
       </w:r>
@@ -28524,7 +31675,7 @@
       <w:r>
         <w:t>. Git – Hệ thống quản lý phiên bản phân tán</w:t>
       </w:r>
-      <w:bookmarkEnd w:id="45"/>
+      <w:bookmarkEnd w:id="44"/>
     </w:p>
     <w:p>
       <w:pPr>
@@ -28821,7 +31972,7 @@
         <w:pStyle w:val="cp3"/>
         <w:outlineLvl w:val="2"/>
       </w:pPr>
-      <w:bookmarkStart w:id="46" w:name="_Toc228530870"/>
+      <w:bookmarkStart w:id="45" w:name="_Toc228543502"/>
       <w:r>
         <w:t>4.1.</w:t>
       </w:r>
@@ -28829,9 +31980,12 @@
         <w:t>2</w:t>
       </w:r>
       <w:r>
-        <w:t>. Bài tập/Kết quả thực hiện</w:t>
-      </w:r>
-      <w:bookmarkEnd w:id="46"/>
+        <w:t xml:space="preserve">. </w:t>
+      </w:r>
+      <w:r>
+        <w:t>Bài tập/kết quả thực hiện</w:t>
+      </w:r>
+      <w:bookmarkEnd w:id="45"/>
     </w:p>
     <w:p>
       <w:pPr>
@@ -28855,7 +32009,7 @@
           <w:szCs w:val="22"/>
         </w:rPr>
       </w:pPr>
-      <w:bookmarkStart w:id="47" w:name="_Toc228464766"/>
+      <w:bookmarkStart w:id="46" w:name="_Toc228464766"/>
       <w:r>
         <w:rPr>
           <w:rFonts w:ascii="Times New Roman" w:hAnsi="Times New Roman" w:cs="Times New Roman"/>
@@ -28996,7 +32150,7 @@
         </w:rPr>
         <w:t xml:space="preserve"> Link trang chủ cho một số công cụ quản lý phiên bản</w:t>
       </w:r>
-      <w:bookmarkEnd w:id="47"/>
+      <w:bookmarkEnd w:id="46"/>
     </w:p>
     <w:tbl>
       <w:tblPr>
@@ -29105,7 +32259,7 @@
                 <w:szCs w:val="26"/>
               </w:rPr>
             </w:pPr>
-            <w:hyperlink r:id="rId15" w:history="1">
+            <w:hyperlink r:id="rId16" w:history="1">
               <w:r>
                 <w:rPr>
                   <w:rStyle w:val="Hyperlink"/>
@@ -29162,7 +32316,7 @@
                 <w:szCs w:val="26"/>
               </w:rPr>
             </w:pPr>
-            <w:hyperlink r:id="rId16" w:history="1">
+            <w:hyperlink r:id="rId17" w:history="1">
               <w:r>
                 <w:rPr>
                   <w:rStyle w:val="Hyperlink"/>
@@ -29219,7 +32373,7 @@
                 <w:szCs w:val="26"/>
               </w:rPr>
             </w:pPr>
-            <w:hyperlink r:id="rId17" w:history="1">
+            <w:hyperlink r:id="rId18" w:history="1">
               <w:r>
                 <w:rPr>
                   <w:rStyle w:val="Hyperlink"/>
@@ -29281,7 +32435,7 @@
                 <w:szCs w:val="26"/>
               </w:rPr>
             </w:pPr>
-            <w:hyperlink r:id="rId18" w:history="1">
+            <w:hyperlink r:id="rId19" w:history="1">
               <w:r>
                 <w:rPr>
                   <w:rStyle w:val="Hyperlink"/>
@@ -29338,7 +32492,7 @@
                 <w:szCs w:val="26"/>
               </w:rPr>
             </w:pPr>
-            <w:hyperlink r:id="rId19" w:history="1">
+            <w:hyperlink r:id="rId20" w:history="1">
               <w:r>
                 <w:rPr>
                   <w:rStyle w:val="Hyperlink"/>
@@ -29395,7 +32549,7 @@
                 <w:szCs w:val="26"/>
               </w:rPr>
             </w:pPr>
-            <w:hyperlink r:id="rId20" w:history="1">
+            <w:hyperlink r:id="rId21" w:history="1">
               <w:r>
                 <w:rPr>
                   <w:rStyle w:val="Hyperlink"/>
@@ -29811,6 +32965,9 @@
         <w:jc w:val="center"/>
       </w:pPr>
       <w:r>
+        <w:rPr>
+          <w:noProof/>
+        </w:rPr>
         <w:drawing>
           <wp:inline distT="0" distB="0" distL="0" distR="0" wp14:anchorId="203FC8A7" wp14:editId="52877FE7">
             <wp:extent cx="5253487" cy="1640025"/>
@@ -29827,7 +32984,7 @@
                     <pic:cNvPicPr/>
                   </pic:nvPicPr>
                   <pic:blipFill>
-                    <a:blip r:embed="rId21"/>
+                    <a:blip r:embed="rId22"/>
                     <a:stretch>
                       <a:fillRect/>
                     </a:stretch>
@@ -29852,7 +33009,7 @@
       <w:pPr>
         <w:pStyle w:val="Hnhnh"/>
       </w:pPr>
-      <w:bookmarkStart w:id="48" w:name="_Toc228464798"/>
+      <w:bookmarkStart w:id="47" w:name="_Toc228464798"/>
       <w:r>
         <w:rPr>
           <w:b/>
@@ -29954,30 +33111,30 @@
       <w:r>
         <w:t>Khởi tạo thư mục .git</w:t>
       </w:r>
-      <w:bookmarkEnd w:id="48"/>
+      <w:bookmarkEnd w:id="47"/>
     </w:p>
     <w:p>
       <w:pPr>
         <w:pStyle w:val="cp2"/>
         <w:outlineLvl w:val="1"/>
       </w:pPr>
-      <w:bookmarkStart w:id="49" w:name="_Toc228530871"/>
+      <w:bookmarkStart w:id="48" w:name="_Toc228543503"/>
       <w:r>
         <w:lastRenderedPageBreak/>
         <w:t>4.2. Cấu hình định danh người dùng trong Git (Bài 5)</w:t>
       </w:r>
-      <w:bookmarkEnd w:id="49"/>
+      <w:bookmarkEnd w:id="48"/>
     </w:p>
     <w:p>
       <w:pPr>
         <w:pStyle w:val="cp3"/>
         <w:outlineLvl w:val="2"/>
       </w:pPr>
-      <w:bookmarkStart w:id="50" w:name="_Toc228530872"/>
+      <w:bookmarkStart w:id="49" w:name="_Toc228543504"/>
       <w:r>
         <w:t>4.2.1. Cấu hình user.name và user.email</w:t>
       </w:r>
-      <w:bookmarkEnd w:id="50"/>
+      <w:bookmarkEnd w:id="49"/>
     </w:p>
     <w:p>
       <w:pPr>
@@ -30068,7 +33225,7 @@
         <w:pStyle w:val="cp3"/>
         <w:outlineLvl w:val="2"/>
       </w:pPr>
-      <w:bookmarkStart w:id="51" w:name="_Toc228530873"/>
+      <w:bookmarkStart w:id="50" w:name="_Toc228543505"/>
       <w:r>
         <w:t>4.2.2. Phạm vi global</w:t>
       </w:r>
@@ -30081,7 +33238,7 @@
       <w:r>
         <w:t xml:space="preserve"> và system</w:t>
       </w:r>
-      <w:bookmarkEnd w:id="51"/>
+      <w:bookmarkEnd w:id="50"/>
     </w:p>
     <w:p>
       <w:pPr>
@@ -30331,8 +33488,6 @@
       <w:r>
         <w:rPr>
           <w:rFonts w:ascii="Times New Roman" w:hAnsi="Times New Roman" w:cs="Times New Roman"/>
-          <w:b/>
-          <w:bCs/>
           <w:sz w:val="26"/>
           <w:szCs w:val="26"/>
         </w:rPr>
@@ -30344,7 +33499,7 @@
         <w:pStyle w:val="cp3"/>
         <w:outlineLvl w:val="2"/>
       </w:pPr>
-      <w:bookmarkStart w:id="52" w:name="_Toc228530874"/>
+      <w:bookmarkStart w:id="51" w:name="_Toc228543506"/>
       <w:r>
         <w:t>4.2.</w:t>
       </w:r>
@@ -30352,9 +33507,15 @@
         <w:t>3</w:t>
       </w:r>
       <w:r>
-        <w:t>. Bài tập thực hành</w:t>
-      </w:r>
-      <w:bookmarkEnd w:id="52"/>
+        <w:t xml:space="preserve">. </w:t>
+      </w:r>
+      <w:r>
+        <w:t>Bài tập/kết quả thực hiện</w:t>
+      </w:r>
+      <w:r>
+        <w:t>.</w:t>
+      </w:r>
+      <w:bookmarkEnd w:id="51"/>
     </w:p>
     <w:p>
       <w:pPr>
@@ -30523,7 +33684,7 @@
                     <pic:cNvPicPr/>
                   </pic:nvPicPr>
                   <pic:blipFill>
-                    <a:blip r:embed="rId22"/>
+                    <a:blip r:embed="rId23"/>
                     <a:stretch>
                       <a:fillRect/>
                     </a:stretch>
@@ -30548,7 +33709,7 @@
       <w:pPr>
         <w:pStyle w:val="Hnhnh"/>
       </w:pPr>
-      <w:bookmarkStart w:id="53" w:name="_Toc228464799"/>
+      <w:bookmarkStart w:id="52" w:name="_Toc228464799"/>
       <w:r>
         <w:rPr>
           <w:b/>
@@ -30643,7 +33804,7 @@
       <w:r>
         <w:t>Khởi tạo .git cho TeoTechProject và VienVongProject</w:t>
       </w:r>
-      <w:bookmarkEnd w:id="53"/>
+      <w:bookmarkEnd w:id="52"/>
     </w:p>
     <w:p>
       <w:pPr>
@@ -30773,7 +33934,7 @@
                     <pic:cNvPicPr/>
                   </pic:nvPicPr>
                   <pic:blipFill>
-                    <a:blip r:embed="rId23"/>
+                    <a:blip r:embed="rId24"/>
                     <a:stretch>
                       <a:fillRect/>
                     </a:stretch>
@@ -30802,7 +33963,7 @@
           <w:szCs w:val="22"/>
         </w:rPr>
       </w:pPr>
-      <w:bookmarkStart w:id="54" w:name="_Toc228464800"/>
+      <w:bookmarkStart w:id="53" w:name="_Toc228464800"/>
       <w:r>
         <w:rPr>
           <w:b/>
@@ -30897,7 +34058,7 @@
       <w:r>
         <w:t>Kết quả cấu hình thư mục TeoTechProject</w:t>
       </w:r>
-      <w:bookmarkEnd w:id="54"/>
+      <w:bookmarkEnd w:id="53"/>
     </w:p>
     <w:p>
       <w:pPr>
@@ -30929,7 +34090,7 @@
                     <pic:cNvPicPr/>
                   </pic:nvPicPr>
                   <pic:blipFill>
-                    <a:blip r:embed="rId24"/>
+                    <a:blip r:embed="rId25"/>
                     <a:stretch>
                       <a:fillRect/>
                     </a:stretch>
@@ -30958,7 +34119,7 @@
           <w:szCs w:val="22"/>
         </w:rPr>
       </w:pPr>
-      <w:bookmarkStart w:id="55" w:name="_Toc228464801"/>
+      <w:bookmarkStart w:id="54" w:name="_Toc228464801"/>
       <w:r>
         <w:rPr>
           <w:b/>
@@ -31063,32 +34224,32 @@
       <w:r>
         <w:t>VienVongProject</w:t>
       </w:r>
-      <w:bookmarkEnd w:id="55"/>
+      <w:bookmarkEnd w:id="54"/>
     </w:p>
     <w:p>
       <w:pPr>
         <w:pStyle w:val="cp2"/>
         <w:outlineLvl w:val="1"/>
       </w:pPr>
-      <w:bookmarkStart w:id="56" w:name="_Toc228530875"/>
+      <w:bookmarkStart w:id="55" w:name="_Toc228543507"/>
       <w:r>
         <w:t>4.3. Các khu vực làm việc và nguyên tắc hoạt động của Git</w:t>
       </w:r>
       <w:r>
         <w:t>.</w:t>
       </w:r>
-      <w:bookmarkEnd w:id="56"/>
+      <w:bookmarkEnd w:id="55"/>
     </w:p>
     <w:p>
       <w:pPr>
         <w:pStyle w:val="cp3"/>
         <w:outlineLvl w:val="2"/>
       </w:pPr>
-      <w:bookmarkStart w:id="57" w:name="_Toc228530876"/>
+      <w:bookmarkStart w:id="56" w:name="_Toc228543508"/>
       <w:r>
         <w:t>4.3.1. Working Directory – Staging Area – Repository</w:t>
       </w:r>
-      <w:bookmarkEnd w:id="57"/>
+      <w:bookmarkEnd w:id="56"/>
     </w:p>
     <w:p>
       <w:pPr>
@@ -31355,11 +34516,11 @@
         <w:pStyle w:val="cp3"/>
         <w:outlineLvl w:val="2"/>
       </w:pPr>
-      <w:bookmarkStart w:id="58" w:name="_Toc228530877"/>
+      <w:bookmarkStart w:id="57" w:name="_Toc228543509"/>
       <w:r>
         <w:t>4.3.2. Trạng thái file (Untracked, Staged, Committed)</w:t>
       </w:r>
-      <w:bookmarkEnd w:id="58"/>
+      <w:bookmarkEnd w:id="57"/>
     </w:p>
     <w:p>
       <w:pPr>
@@ -31703,7 +34864,7 @@
         <w:pStyle w:val="cp3"/>
         <w:outlineLvl w:val="2"/>
       </w:pPr>
-      <w:bookmarkStart w:id="59" w:name="_Toc228530878"/>
+      <w:bookmarkStart w:id="58" w:name="_Toc228543510"/>
       <w:r>
         <w:t>4.3.</w:t>
       </w:r>
@@ -31711,9 +34872,12 @@
         <w:t>3</w:t>
       </w:r>
       <w:r>
-        <w:t>. Bài tập/Kết quả thực hiện</w:t>
-      </w:r>
-      <w:bookmarkEnd w:id="59"/>
+        <w:t xml:space="preserve">. </w:t>
+      </w:r>
+      <w:r>
+        <w:t>Bài tập/kết quả thực hiện</w:t>
+      </w:r>
+      <w:bookmarkEnd w:id="58"/>
     </w:p>
     <w:p>
       <w:pPr>
@@ -31789,7 +34953,7 @@
                     <pic:cNvPicPr/>
                   </pic:nvPicPr>
                   <pic:blipFill>
-                    <a:blip r:embed="rId25"/>
+                    <a:blip r:embed="rId26"/>
                     <a:stretch>
                       <a:fillRect/>
                     </a:stretch>
@@ -31814,7 +34978,7 @@
       <w:pPr>
         <w:pStyle w:val="Hnhnh"/>
       </w:pPr>
-      <w:bookmarkStart w:id="60" w:name="_Toc228464802"/>
+      <w:bookmarkStart w:id="59" w:name="_Toc228464802"/>
       <w:r>
         <w:rPr>
           <w:b/>
@@ -31916,7 +35080,7 @@
       <w:r>
         <w:t>Thực hiện thêm .gitignore và thực hành đưa thư mục làm việc sang khu tạm</w:t>
       </w:r>
-      <w:bookmarkEnd w:id="60"/>
+      <w:bookmarkEnd w:id="59"/>
     </w:p>
     <w:p>
       <w:pPr>
@@ -32762,7 +35926,7 @@
                     <pic:cNvPicPr/>
                   </pic:nvPicPr>
                   <pic:blipFill>
-                    <a:blip r:embed="rId26"/>
+                    <a:blip r:embed="rId27"/>
                     <a:stretch>
                       <a:fillRect/>
                     </a:stretch>
@@ -32787,7 +35951,7 @@
       <w:pPr>
         <w:pStyle w:val="Hnhnh"/>
       </w:pPr>
-      <w:bookmarkStart w:id="61" w:name="_Toc228464803"/>
+      <w:bookmarkStart w:id="60" w:name="_Toc228464803"/>
       <w:r>
         <w:rPr>
           <w:b/>
@@ -32893,7 +36057,7 @@
         </w:rPr>
         <w:t>Tạo thư mục lưu trữ trên server và khởi tạo git bare</w:t>
       </w:r>
-      <w:bookmarkEnd w:id="61"/>
+      <w:bookmarkEnd w:id="60"/>
     </w:p>
     <w:p>
       <w:pPr>
@@ -32998,7 +36162,7 @@
                     <pic:cNvPicPr/>
                   </pic:nvPicPr>
                   <pic:blipFill>
-                    <a:blip r:embed="rId27"/>
+                    <a:blip r:embed="rId28"/>
                     <a:stretch>
                       <a:fillRect/>
                     </a:stretch>
@@ -33023,7 +36187,7 @@
       <w:pPr>
         <w:pStyle w:val="Hnhnh"/>
       </w:pPr>
-      <w:bookmarkStart w:id="62" w:name="_Toc228464804"/>
+      <w:bookmarkStart w:id="61" w:name="_Toc228464804"/>
       <w:r>
         <w:rPr>
           <w:b/>
@@ -33118,7 +36282,7 @@
       <w:r>
         <w:t>Cấu hình kết nối với vps và đẩy mã nguồn lên vps</w:t>
       </w:r>
-      <w:bookmarkEnd w:id="62"/>
+      <w:bookmarkEnd w:id="61"/>
     </w:p>
     <w:p>
       <w:pPr>
@@ -33174,6 +36338,9 @@
         <w:jc w:val="both"/>
       </w:pPr>
       <w:r>
+        <w:rPr>
+          <w:noProof/>
+        </w:rPr>
         <w:drawing>
           <wp:inline distT="0" distB="0" distL="0" distR="0" wp14:anchorId="2449CC24" wp14:editId="5CC75A2A">
             <wp:extent cx="5788282" cy="1009290"/>
@@ -33190,7 +36357,7 @@
                     <pic:cNvPicPr/>
                   </pic:nvPicPr>
                   <pic:blipFill>
-                    <a:blip r:embed="rId28"/>
+                    <a:blip r:embed="rId29"/>
                     <a:stretch>
                       <a:fillRect/>
                     </a:stretch>
@@ -33215,7 +36382,7 @@
       <w:pPr>
         <w:pStyle w:val="Hnhnh"/>
       </w:pPr>
-      <w:bookmarkStart w:id="63" w:name="_Toc228464805"/>
+      <w:bookmarkStart w:id="62" w:name="_Toc228464805"/>
       <w:r>
         <w:rPr>
           <w:b/>
@@ -33321,32 +36488,33 @@
         </w:rPr>
         <w:t>Kiểm thử kết quả bằng git clone từ vps về máy cục bộ</w:t>
       </w:r>
-      <w:bookmarkEnd w:id="63"/>
+      <w:bookmarkEnd w:id="62"/>
     </w:p>
     <w:p>
       <w:pPr>
         <w:pStyle w:val="Heading1"/>
-      </w:pPr>
-      <w:bookmarkStart w:id="64" w:name="_Toc228530879"/>
+        <w:ind w:left="993"/>
+      </w:pPr>
+      <w:bookmarkStart w:id="63" w:name="_Toc228543511"/>
       <w:r>
         <w:lastRenderedPageBreak/>
         <w:t>DOCKER VÀ TRIỂN KHAI HỆ THỐNG</w:t>
       </w:r>
-      <w:bookmarkEnd w:id="64"/>
+      <w:bookmarkEnd w:id="63"/>
     </w:p>
     <w:p>
       <w:pPr>
         <w:pStyle w:val="cp2"/>
         <w:outlineLvl w:val="1"/>
       </w:pPr>
-      <w:bookmarkStart w:id="65" w:name="_Toc228530880"/>
+      <w:bookmarkStart w:id="64" w:name="_Toc228543512"/>
       <w:r>
         <w:t xml:space="preserve">5.1. </w:t>
       </w:r>
       <w:r>
         <w:t>Khái niệm cơ bản về Docker</w:t>
       </w:r>
-      <w:bookmarkEnd w:id="65"/>
+      <w:bookmarkEnd w:id="64"/>
     </w:p>
     <w:p>
       <w:pPr>
@@ -33444,7 +36612,7 @@
         <w:pStyle w:val="cp2"/>
         <w:outlineLvl w:val="1"/>
       </w:pPr>
-      <w:bookmarkStart w:id="66" w:name="_Toc228530881"/>
+      <w:bookmarkStart w:id="65" w:name="_Toc228543513"/>
       <w:r>
         <w:t>5.</w:t>
       </w:r>
@@ -33454,7 +36622,7 @@
       <w:r>
         <w:t>. Docker Image và Docker Container</w:t>
       </w:r>
-      <w:bookmarkEnd w:id="66"/>
+      <w:bookmarkEnd w:id="65"/>
     </w:p>
     <w:p>
       <w:pPr>
@@ -33627,7 +36795,7 @@
         <w:pStyle w:val="cp2"/>
         <w:outlineLvl w:val="1"/>
       </w:pPr>
-      <w:bookmarkStart w:id="67" w:name="_Toc228530882"/>
+      <w:bookmarkStart w:id="66" w:name="_Toc228543514"/>
       <w:r>
         <w:t>5.</w:t>
       </w:r>
@@ -33640,7 +36808,7 @@
       <w:r>
         <w:t>Quy trình làm việc cơ bản (Build – Ship – Run)</w:t>
       </w:r>
-      <w:bookmarkEnd w:id="67"/>
+      <w:bookmarkEnd w:id="66"/>
     </w:p>
     <w:p>
       <w:pPr>
@@ -34160,7 +37328,7 @@
         <w:pStyle w:val="cp2"/>
         <w:outlineLvl w:val="1"/>
       </w:pPr>
-      <w:bookmarkStart w:id="68" w:name="_Toc228530883"/>
+      <w:bookmarkStart w:id="67" w:name="_Toc228543515"/>
       <w:r>
         <w:t>5.</w:t>
       </w:r>
@@ -34168,9 +37336,12 @@
         <w:t>4</w:t>
       </w:r>
       <w:r>
-        <w:t>. Bài tập/Kết quả thực hiện</w:t>
-      </w:r>
-      <w:bookmarkEnd w:id="68"/>
+        <w:t xml:space="preserve">. </w:t>
+      </w:r>
+      <w:r>
+        <w:t>Bài tập/kết quả thực hiện</w:t>
+      </w:r>
+      <w:bookmarkEnd w:id="67"/>
     </w:p>
     <w:p>
       <w:pPr>
@@ -34255,7 +37426,7 @@
                     <pic:cNvPicPr/>
                   </pic:nvPicPr>
                   <pic:blipFill>
-                    <a:blip r:embed="rId29"/>
+                    <a:blip r:embed="rId30"/>
                     <a:stretch>
                       <a:fillRect/>
                     </a:stretch>
@@ -34280,7 +37451,7 @@
       <w:pPr>
         <w:pStyle w:val="Hnhnh"/>
       </w:pPr>
-      <w:bookmarkStart w:id="69" w:name="_Toc228464806"/>
+      <w:bookmarkStart w:id="68" w:name="_Toc228464806"/>
       <w:r>
         <w:rPr>
           <w:b/>
@@ -34390,7 +37561,7 @@
         </w:rPr>
         <w:t>Kiểm tra phiên bản Docker</w:t>
       </w:r>
-      <w:bookmarkEnd w:id="69"/>
+      <w:bookmarkEnd w:id="68"/>
     </w:p>
     <w:p>
       <w:pPr>
@@ -34480,7 +37651,7 @@
                     <pic:cNvPicPr/>
                   </pic:nvPicPr>
                   <pic:blipFill>
-                    <a:blip r:embed="rId30"/>
+                    <a:blip r:embed="rId31"/>
                     <a:stretch>
                       <a:fillRect/>
                     </a:stretch>
@@ -34505,7 +37676,7 @@
       <w:pPr>
         <w:pStyle w:val="Hnhnh"/>
       </w:pPr>
-      <w:bookmarkStart w:id="70" w:name="_Toc228464807"/>
+      <w:bookmarkStart w:id="69" w:name="_Toc228464807"/>
       <w:r>
         <w:rPr>
           <w:b/>
@@ -34611,7 +37782,7 @@
         </w:rPr>
         <w:t>Chạy Hello World với Docker</w:t>
       </w:r>
-      <w:bookmarkEnd w:id="70"/>
+      <w:bookmarkEnd w:id="69"/>
     </w:p>
     <w:p>
       <w:pPr>
@@ -35007,7 +38178,7 @@
                     <pic:cNvPicPr/>
                   </pic:nvPicPr>
                   <pic:blipFill>
-                    <a:blip r:embed="rId31"/>
+                    <a:blip r:embed="rId32"/>
                     <a:stretch>
                       <a:fillRect/>
                     </a:stretch>
@@ -35032,7 +38203,7 @@
       <w:pPr>
         <w:pStyle w:val="Hnhnh"/>
       </w:pPr>
-      <w:bookmarkStart w:id="71" w:name="_Toc228464808"/>
+      <w:bookmarkStart w:id="70" w:name="_Toc228464808"/>
       <w:r>
         <w:rPr>
           <w:b/>
@@ -35138,7 +38309,7 @@
         </w:rPr>
         <w:t>Quá trình build phần backend</w:t>
       </w:r>
-      <w:bookmarkEnd w:id="71"/>
+      <w:bookmarkEnd w:id="70"/>
     </w:p>
     <w:p>
       <w:pPr>
@@ -35182,7 +38353,7 @@
                     <pic:cNvPicPr/>
                   </pic:nvPicPr>
                   <pic:blipFill>
-                    <a:blip r:embed="rId32"/>
+                    <a:blip r:embed="rId33"/>
                     <a:stretch>
                       <a:fillRect/>
                     </a:stretch>
@@ -35207,7 +38378,7 @@
       <w:pPr>
         <w:pStyle w:val="Hnhnh"/>
       </w:pPr>
-      <w:bookmarkStart w:id="72" w:name="_Toc228464809"/>
+      <w:bookmarkStart w:id="71" w:name="_Toc228464809"/>
       <w:r>
         <w:rPr>
           <w:b/>
@@ -35317,7 +38488,7 @@
         </w:rPr>
         <w:t>Quá trình build phần dashboard</w:t>
       </w:r>
-      <w:bookmarkEnd w:id="72"/>
+      <w:bookmarkEnd w:id="71"/>
     </w:p>
     <w:p>
       <w:pPr>
@@ -35440,7 +38611,7 @@
                     <pic:cNvPicPr/>
                   </pic:nvPicPr>
                   <pic:blipFill>
-                    <a:blip r:embed="rId33"/>
+                    <a:blip r:embed="rId34"/>
                     <a:stretch>
                       <a:fillRect/>
                     </a:stretch>
@@ -35465,7 +38636,7 @@
       <w:pPr>
         <w:pStyle w:val="Hnhnh"/>
       </w:pPr>
-      <w:bookmarkStart w:id="73" w:name="_Toc228464810"/>
+      <w:bookmarkStart w:id="72" w:name="_Toc228464810"/>
       <w:r>
         <w:rPr>
           <w:b/>
@@ -35572,7 +38743,7 @@
       <w:r>
         <w:t xml:space="preserve"> tại máy cục bộ</w:t>
       </w:r>
-      <w:bookmarkEnd w:id="73"/>
+      <w:bookmarkEnd w:id="72"/>
     </w:p>
     <w:p>
       <w:pPr>
@@ -35641,7 +38812,7 @@
                     <pic:cNvPicPr/>
                   </pic:nvPicPr>
                   <pic:blipFill>
-                    <a:blip r:embed="rId34"/>
+                    <a:blip r:embed="rId35"/>
                     <a:stretch>
                       <a:fillRect/>
                     </a:stretch>
@@ -35670,7 +38841,7 @@
           <w:szCs w:val="22"/>
         </w:rPr>
       </w:pPr>
-      <w:bookmarkStart w:id="74" w:name="_Toc228464811"/>
+      <w:bookmarkStart w:id="73" w:name="_Toc228464811"/>
       <w:r>
         <w:rPr>
           <w:b/>
@@ -35794,7 +38965,7 @@
         </w:rPr>
         <w:t xml:space="preserve"> lên Docker Hub</w:t>
       </w:r>
-      <w:bookmarkEnd w:id="74"/>
+      <w:bookmarkEnd w:id="73"/>
     </w:p>
     <w:p/>
     <w:p>
@@ -35834,7 +39005,7 @@
                     <pic:cNvPicPr/>
                   </pic:nvPicPr>
                   <pic:blipFill>
-                    <a:blip r:embed="rId35"/>
+                    <a:blip r:embed="rId36"/>
                     <a:stretch>
                       <a:fillRect/>
                     </a:stretch>
@@ -35863,7 +39034,7 @@
           <w:szCs w:val="22"/>
         </w:rPr>
       </w:pPr>
-      <w:bookmarkStart w:id="75" w:name="_Toc228464812"/>
+      <w:bookmarkStart w:id="74" w:name="_Toc228464812"/>
       <w:r>
         <w:rPr>
           <w:b/>
@@ -35973,7 +39144,7 @@
         </w:rPr>
         <w:t>Push dashboard lên Docker Hub</w:t>
       </w:r>
-      <w:bookmarkEnd w:id="75"/>
+      <w:bookmarkEnd w:id="74"/>
     </w:p>
     <w:p/>
     <w:p>
@@ -36086,7 +39257,7 @@
                     <pic:cNvPicPr/>
                   </pic:nvPicPr>
                   <pic:blipFill>
-                    <a:blip r:embed="rId36"/>
+                    <a:blip r:embed="rId37"/>
                     <a:stretch>
                       <a:fillRect/>
                     </a:stretch>
@@ -36111,7 +39282,7 @@
       <w:pPr>
         <w:pStyle w:val="Hnhnh"/>
       </w:pPr>
-      <w:bookmarkStart w:id="76" w:name="_Toc228464813"/>
+      <w:bookmarkStart w:id="75" w:name="_Toc228464813"/>
       <w:r>
         <w:rPr>
           <w:b/>
@@ -36217,7 +39388,7 @@
         </w:rPr>
         <w:t>Tải và cài đặt Docker trên VPS</w:t>
       </w:r>
-      <w:bookmarkEnd w:id="76"/>
+      <w:bookmarkEnd w:id="75"/>
     </w:p>
     <w:p>
       <w:pPr>
@@ -36287,7 +39458,7 @@
                     <pic:cNvPicPr/>
                   </pic:nvPicPr>
                   <pic:blipFill>
-                    <a:blip r:embed="rId37"/>
+                    <a:blip r:embed="rId38"/>
                     <a:stretch>
                       <a:fillRect/>
                     </a:stretch>
@@ -36316,7 +39487,7 @@
           <w:szCs w:val="22"/>
         </w:rPr>
       </w:pPr>
-      <w:bookmarkStart w:id="77" w:name="_Toc228464814"/>
+      <w:bookmarkStart w:id="76" w:name="_Toc228464814"/>
       <w:r>
         <w:rPr>
           <w:b/>
@@ -36422,7 +39593,7 @@
         </w:rPr>
         <w:t>Quá trình pull image về VPS</w:t>
       </w:r>
-      <w:bookmarkEnd w:id="77"/>
+      <w:bookmarkEnd w:id="76"/>
     </w:p>
     <w:p>
       <w:pPr>
@@ -36554,7 +39725,7 @@
                     <pic:cNvPicPr/>
                   </pic:nvPicPr>
                   <pic:blipFill>
-                    <a:blip r:embed="rId38"/>
+                    <a:blip r:embed="rId39"/>
                     <a:stretch>
                       <a:fillRect/>
                     </a:stretch>
@@ -36579,7 +39750,7 @@
       <w:pPr>
         <w:pStyle w:val="Hnhnh"/>
       </w:pPr>
-      <w:bookmarkStart w:id="78" w:name="_Toc228464815"/>
+      <w:bookmarkStart w:id="77" w:name="_Toc228464815"/>
       <w:r>
         <w:rPr>
           <w:b/>
@@ -36710,7 +39881,7 @@
         </w:rPr>
         <w:t xml:space="preserve"> trên VPS</w:t>
       </w:r>
-      <w:bookmarkEnd w:id="78"/>
+      <w:bookmarkEnd w:id="77"/>
     </w:p>
     <w:p>
       <w:pPr>
@@ -36828,13 +39999,14 @@
     <w:p>
       <w:pPr>
         <w:pStyle w:val="Heading1"/>
-      </w:pPr>
-      <w:bookmarkStart w:id="79" w:name="_Toc228530884"/>
+        <w:ind w:left="993"/>
+      </w:pPr>
+      <w:bookmarkStart w:id="78" w:name="_Toc228543516"/>
       <w:r>
         <w:lastRenderedPageBreak/>
         <w:t>TRIỂN KHAI VÀ VẬN HÀNH HỆ THỐNG</w:t>
       </w:r>
-      <w:bookmarkEnd w:id="79"/>
+      <w:bookmarkEnd w:id="78"/>
       <w:r>
         <w:t xml:space="preserve"> </w:t>
       </w:r>
@@ -36844,9 +40016,11 @@
         <w:pStyle w:val="cp2"/>
         <w:outlineLvl w:val="1"/>
       </w:pPr>
+      <w:bookmarkStart w:id="79" w:name="_Toc228543517"/>
       <w:r>
         <w:t>6.1. Chuẩn bị môi trường</w:t>
       </w:r>
+      <w:bookmarkEnd w:id="79"/>
     </w:p>
     <w:p>
       <w:pPr>
@@ -36930,7 +40104,7 @@
           <w:szCs w:val="26"/>
         </w:rPr>
         <w:drawing>
-          <wp:inline distT="0" distB="0" distL="0" distR="0" wp14:anchorId="7DFFCF86" wp14:editId="46F5E8F8">
+          <wp:inline distT="0" distB="0" distL="0" distR="0" wp14:anchorId="7DFFCF86" wp14:editId="30D861D4">
             <wp:extent cx="5791835" cy="3257550"/>
             <wp:effectExtent l="0" t="0" r="0" b="0"/>
             <wp:docPr id="718440095" name="Picture 1"/>
@@ -36945,7 +40119,7 @@
                     <pic:cNvPicPr/>
                   </pic:nvPicPr>
                   <pic:blipFill>
-                    <a:blip r:embed="rId39" cstate="print">
+                    <a:blip r:embed="rId40" cstate="print">
                       <a:extLst>
                         <a:ext uri="{28A0092B-C50C-407E-A947-70E740481C1C}">
                           <a14:useLocalDpi xmlns:a14="http://schemas.microsoft.com/office/drawing/2010/main" val="0"/>
@@ -37230,6 +40404,7 @@
         <w:pStyle w:val="cp2"/>
         <w:outlineLvl w:val="1"/>
       </w:pPr>
+      <w:bookmarkStart w:id="81" w:name="_Toc228543518"/>
       <w:r>
         <w:t xml:space="preserve">6.2. Cấu hình mạng và </w:t>
       </w:r>
@@ -37239,6 +40414,7 @@
       <w:r>
         <w:t>ảo mật</w:t>
       </w:r>
+      <w:bookmarkEnd w:id="81"/>
     </w:p>
     <w:p>
       <w:pPr>
@@ -37378,7 +40554,7 @@
                     <pic:cNvPicPr/>
                   </pic:nvPicPr>
                   <pic:blipFill>
-                    <a:blip r:embed="rId40"/>
+                    <a:blip r:embed="rId41"/>
                     <a:stretch>
                       <a:fillRect/>
                     </a:stretch>
@@ -37403,7 +40579,7 @@
       <w:pPr>
         <w:pStyle w:val="Hnhnh"/>
       </w:pPr>
-      <w:bookmarkStart w:id="81" w:name="_Toc228464817"/>
+      <w:bookmarkStart w:id="82" w:name="_Toc228464817"/>
       <w:r>
         <w:rPr>
           <w:b/>
@@ -37509,7 +40685,7 @@
         </w:rPr>
         <w:t>Trỏ tên miền về địa chỉ IP của VPS</w:t>
       </w:r>
-      <w:bookmarkEnd w:id="81"/>
+      <w:bookmarkEnd w:id="82"/>
     </w:p>
     <w:p>
       <w:pPr>
@@ -37985,7 +41161,7 @@
                     <pic:cNvPicPr/>
                   </pic:nvPicPr>
                   <pic:blipFill>
-                    <a:blip r:embed="rId41"/>
+                    <a:blip r:embed="rId42"/>
                     <a:stretch>
                       <a:fillRect/>
                     </a:stretch>
@@ -38010,7 +41186,7 @@
       <w:pPr>
         <w:pStyle w:val="Hnhnh"/>
       </w:pPr>
-      <w:bookmarkStart w:id="82" w:name="_Toc228464818"/>
+      <w:bookmarkStart w:id="83" w:name="_Toc228464818"/>
       <w:r>
         <w:rPr>
           <w:b/>
@@ -38112,7 +41288,7 @@
       <w:r>
         <w:t>Mở cổng 80,443 (HTTP/HTTPS) cho VPS</w:t>
       </w:r>
-      <w:bookmarkEnd w:id="82"/>
+      <w:bookmarkEnd w:id="83"/>
     </w:p>
     <w:p>
       <w:pPr>
@@ -38144,7 +41320,7 @@
                     <pic:cNvPicPr/>
                   </pic:nvPicPr>
                   <pic:blipFill>
-                    <a:blip r:embed="rId42"/>
+                    <a:blip r:embed="rId43"/>
                     <a:stretch>
                       <a:fillRect/>
                     </a:stretch>
@@ -38169,7 +41345,7 @@
       <w:pPr>
         <w:pStyle w:val="Hnhnh"/>
       </w:pPr>
-      <w:bookmarkStart w:id="83" w:name="_Toc228464819"/>
+      <w:bookmarkStart w:id="84" w:name="_Toc228464819"/>
       <w:r>
         <w:rPr>
           <w:b/>
@@ -38271,16 +41447,18 @@
       <w:r>
         <w:t>Cấp chứng chỉ SSL thành công</w:t>
       </w:r>
-      <w:bookmarkEnd w:id="83"/>
+      <w:bookmarkEnd w:id="84"/>
     </w:p>
     <w:p>
       <w:pPr>
         <w:pStyle w:val="cp2"/>
         <w:outlineLvl w:val="1"/>
       </w:pPr>
+      <w:bookmarkStart w:id="85" w:name="_Toc228543519"/>
       <w:r>
         <w:t>6.3. Triển khai ứng dụng với Docker Compose</w:t>
       </w:r>
+      <w:bookmarkEnd w:id="85"/>
     </w:p>
     <w:p>
       <w:pPr>
@@ -38529,7 +41707,7 @@
                     <pic:cNvPicPr/>
                   </pic:nvPicPr>
                   <pic:blipFill>
-                    <a:blip r:embed="rId43"/>
+                    <a:blip r:embed="rId44"/>
                     <a:stretch>
                       <a:fillRect/>
                     </a:stretch>
@@ -38554,7 +41732,7 @@
       <w:pPr>
         <w:pStyle w:val="Hnhnh"/>
       </w:pPr>
-      <w:bookmarkStart w:id="84" w:name="_Toc228464820"/>
+      <w:bookmarkStart w:id="86" w:name="_Toc228464820"/>
       <w:r>
         <w:rPr>
           <w:b/>
@@ -38656,13 +41834,14 @@
       <w:r>
         <w:t>Trạng thái hoạt động của các container backend và dashboard</w:t>
       </w:r>
-      <w:bookmarkEnd w:id="84"/>
+      <w:bookmarkEnd w:id="86"/>
     </w:p>
     <w:p>
       <w:pPr>
         <w:pStyle w:val="cp2"/>
         <w:outlineLvl w:val="1"/>
       </w:pPr>
+      <w:bookmarkStart w:id="87" w:name="_Toc228543520"/>
       <w:r>
         <w:t>6.4. Tự động hóa CI/CD</w:t>
       </w:r>
@@ -38672,6 +41851,7 @@
         </w:rPr>
         <w:footnoteReference w:id="11"/>
       </w:r>
+      <w:bookmarkEnd w:id="87"/>
     </w:p>
     <w:p>
       <w:pPr>
@@ -38859,7 +42039,7 @@
                     <pic:cNvPicPr/>
                   </pic:nvPicPr>
                   <pic:blipFill>
-                    <a:blip r:embed="rId44"/>
+                    <a:blip r:embed="rId45"/>
                     <a:stretch>
                       <a:fillRect/>
                     </a:stretch>
@@ -38884,7 +42064,7 @@
       <w:pPr>
         <w:pStyle w:val="Hnhnh"/>
       </w:pPr>
-      <w:bookmarkStart w:id="85" w:name="_Toc228464821"/>
+      <w:bookmarkStart w:id="88" w:name="_Toc228464821"/>
       <w:r>
         <w:rPr>
           <w:b/>
@@ -38986,15 +42166,20 @@
       <w:r>
         <w:t>Nhật ký chi tiết các bước trong job deploy của GitHub Actions</w:t>
       </w:r>
-      <w:bookmarkEnd w:id="85"/>
+      <w:bookmarkEnd w:id="88"/>
     </w:p>
     <w:p>
       <w:pPr>
         <w:pStyle w:val="cp2"/>
         <w:outlineLvl w:val="1"/>
       </w:pPr>
-      <w:r>
-        <w:t xml:space="preserve">6.5. Kết quả triển khai </w:t>
+      <w:bookmarkStart w:id="89" w:name="_Toc228543521"/>
+      <w:r>
+        <w:t>6.5. Kết quả triển khai</w:t>
+      </w:r>
+      <w:bookmarkEnd w:id="89"/>
+      <w:r>
+        <w:t xml:space="preserve"> </w:t>
       </w:r>
     </w:p>
     <w:p>
@@ -39034,38 +42219,29 @@
           <w:sz w:val="26"/>
           <w:szCs w:val="26"/>
         </w:rPr>
-        <w:t xml:space="preserve">- </w:t>
-      </w:r>
-      <w:r>
-        <w:rPr>
-          <w:rFonts w:ascii="Times New Roman" w:hAnsi="Times New Roman" w:cs="Times New Roman"/>
+        <w:t>- Telegram Bot</w:t>
+      </w:r>
+      <w:r>
+        <w:rPr>
+          <w:rFonts w:ascii="Times New Roman" w:hAnsi="Times New Roman" w:cs="Times New Roman"/>
+          <w:b/>
+          <w:bCs/>
           <w:color w:val="000000" w:themeColor="text1"/>
           <w:sz w:val="26"/>
           <w:szCs w:val="26"/>
         </w:rPr>
-        <w:t>Telegram Bot</w:t>
-      </w:r>
-      <w:r>
-        <w:rPr>
-          <w:rFonts w:ascii="Times New Roman" w:hAnsi="Times New Roman" w:cs="Times New Roman"/>
-          <w:b/>
-          <w:bCs/>
+        <w:t>:</w:t>
+      </w:r>
+      <w:r>
+        <w:rPr>
+          <w:rFonts w:ascii="Times New Roman" w:hAnsi="Times New Roman" w:cs="Times New Roman"/>
           <w:color w:val="000000" w:themeColor="text1"/>
           <w:sz w:val="26"/>
           <w:szCs w:val="26"/>
         </w:rPr>
-        <w:t>:</w:t>
-      </w:r>
-      <w:r>
-        <w:rPr>
-          <w:rFonts w:ascii="Times New Roman" w:hAnsi="Times New Roman" w:cs="Times New Roman"/>
-          <w:color w:val="000000" w:themeColor="text1"/>
-          <w:sz w:val="26"/>
-          <w:szCs w:val="26"/>
-        </w:rPr>
         <w:t xml:space="preserve"> </w:t>
       </w:r>
-      <w:hyperlink r:id="rId45" w:history="1">
+      <w:hyperlink r:id="rId46" w:history="1">
         <w:r>
           <w:rPr>
             <w:rStyle w:val="Hyperlink"/>
@@ -39097,38 +42273,29 @@
           <w:sz w:val="26"/>
           <w:szCs w:val="26"/>
         </w:rPr>
-        <w:t xml:space="preserve">- </w:t>
-      </w:r>
-      <w:r>
-        <w:rPr>
-          <w:rFonts w:ascii="Times New Roman" w:hAnsi="Times New Roman" w:cs="Times New Roman"/>
+        <w:t>- Dashboard</w:t>
+      </w:r>
+      <w:r>
+        <w:rPr>
+          <w:rFonts w:ascii="Times New Roman" w:hAnsi="Times New Roman" w:cs="Times New Roman"/>
+          <w:b/>
+          <w:bCs/>
           <w:color w:val="000000" w:themeColor="text1"/>
           <w:sz w:val="26"/>
           <w:szCs w:val="26"/>
         </w:rPr>
-        <w:t>Dashboard</w:t>
-      </w:r>
-      <w:r>
-        <w:rPr>
-          <w:rFonts w:ascii="Times New Roman" w:hAnsi="Times New Roman" w:cs="Times New Roman"/>
-          <w:b/>
-          <w:bCs/>
+        <w:t>:</w:t>
+      </w:r>
+      <w:r>
+        <w:rPr>
+          <w:rFonts w:ascii="Times New Roman" w:hAnsi="Times New Roman" w:cs="Times New Roman"/>
           <w:color w:val="000000" w:themeColor="text1"/>
           <w:sz w:val="26"/>
           <w:szCs w:val="26"/>
         </w:rPr>
-        <w:t>:</w:t>
-      </w:r>
-      <w:r>
-        <w:rPr>
-          <w:rFonts w:ascii="Times New Roman" w:hAnsi="Times New Roman" w:cs="Times New Roman"/>
-          <w:color w:val="000000" w:themeColor="text1"/>
-          <w:sz w:val="26"/>
-          <w:szCs w:val="26"/>
-        </w:rPr>
         <w:t xml:space="preserve"> </w:t>
       </w:r>
-      <w:hyperlink r:id="rId46" w:history="1">
+      <w:hyperlink r:id="rId47" w:history="1">
         <w:r>
           <w:rPr>
             <w:rStyle w:val="Hyperlink"/>
@@ -39162,7 +42329,7 @@
         </w:rPr>
         <w:t xml:space="preserve">- Mã nguồn: </w:t>
       </w:r>
-      <w:hyperlink r:id="rId47" w:history="1">
+      <w:hyperlink r:id="rId48" w:history="1">
         <w:r>
           <w:rPr>
             <w:rStyle w:val="Hyperlink"/>
@@ -39334,7 +42501,7 @@
         <w:tab/>
       </w:r>
     </w:p>
-    <w:bookmarkStart w:id="86" w:name="_Toc228530885" w:displacedByCustomXml="next"/>
+    <w:bookmarkStart w:id="90" w:name="_Toc228543522" w:displacedByCustomXml="next"/>
     <w:sdt>
       <w:sdtPr>
         <w:rPr>
@@ -39378,7 +42545,7 @@
             </w:rPr>
             <w:t>TÀI LIỆU THAM KHẢO</w:t>
           </w:r>
-          <w:bookmarkEnd w:id="86"/>
+          <w:bookmarkEnd w:id="90"/>
         </w:p>
         <w:sdt>
           <w:sdtPr>
@@ -40180,12 +43347,12 @@
         <w:pStyle w:val="cp10"/>
         <w:outlineLvl w:val="0"/>
       </w:pPr>
-      <w:bookmarkStart w:id="87" w:name="_Toc228530886"/>
+      <w:bookmarkStart w:id="91" w:name="_Toc228543523"/>
       <w:r>
         <w:lastRenderedPageBreak/>
         <w:t>PHỤ LỤC</w:t>
       </w:r>
-      <w:bookmarkEnd w:id="87"/>
+      <w:bookmarkEnd w:id="91"/>
     </w:p>
     <w:p>
       <w:pPr>
@@ -40225,13 +43392,6 @@
           <w:szCs w:val="26"/>
         </w:rPr>
         <w:tab/>
-      </w:r>
-      <w:r>
-        <w:rPr>
-          <w:rFonts w:ascii="Times New Roman" w:hAnsi="Times New Roman" w:cs="Times New Roman"/>
-          <w:sz w:val="26"/>
-          <w:szCs w:val="26"/>
-        </w:rPr>
         <w:t xml:space="preserve">Dưới đây là nội dung chi tiết của tệp cấu hình Nginx </w:t>
       </w:r>
       <w:r>
@@ -40275,15 +43435,7 @@
           <w:szCs w:val="26"/>
         </w:rPr>
         <w:tab/>
-        <w:t xml:space="preserve">1. </w:t>
-      </w:r>
-      <w:r>
-        <w:rPr>
-          <w:rFonts w:ascii="Times New Roman" w:hAnsi="Times New Roman" w:cs="Times New Roman"/>
-          <w:sz w:val="26"/>
-          <w:szCs w:val="26"/>
-        </w:rPr>
-        <w:t>Chuyển hướng toàn bộ lưu lượng HTTP (cổng 80) sang HTTPS (cổng 443) để đảm bảo bảo mật.</w:t>
+        <w:t>1. Chuyển hướng toàn bộ lưu lượng HTTP (cổng 80) sang HTTPS (cổng 443) để đảm bảo bảo mật.</w:t>
       </w:r>
     </w:p>
     <w:p>
@@ -40302,15 +43454,7 @@
           <w:sz w:val="26"/>
           <w:szCs w:val="26"/>
         </w:rPr>
-        <w:t xml:space="preserve">2. </w:t>
-      </w:r>
-      <w:r>
-        <w:rPr>
-          <w:rFonts w:ascii="Times New Roman" w:hAnsi="Times New Roman" w:cs="Times New Roman"/>
-          <w:sz w:val="26"/>
-          <w:szCs w:val="26"/>
-        </w:rPr>
-        <w:t xml:space="preserve">Đóng vai trò Reverse Proxy điều phối lưu lượng truy cập mặc định (/) vào Streamlit Dashboard (cổng 8511) và các yêu cầu gọi API/Webhook (/webhook) vào dịch vụ FastAPI (cổng 8000) đang chạy ngầm trong Docker. </w:t>
+        <w:t xml:space="preserve">2. Đóng vai trò Reverse Proxy điều phối lưu lượng truy cập mặc định (/) vào Streamlit Dashboard (cổng 8511) và các yêu cầu gọi API/Webhook (/webhook) vào dịch vụ FastAPI (cổng 8000) đang chạy ngầm trong Docker. </w:t>
       </w:r>
     </w:p>
     <w:p>
@@ -40628,24 +43772,18 @@
         <w:pStyle w:val="FootnoteText"/>
         <w:rPr>
           <w:rFonts w:ascii="Times New Roman" w:hAnsi="Times New Roman" w:cs="Times New Roman"/>
-          <w:sz w:val="22"/>
-          <w:szCs w:val="22"/>
         </w:rPr>
       </w:pPr>
       <w:r>
         <w:rPr>
           <w:rStyle w:val="FootnoteReference"/>
           <w:rFonts w:ascii="Times New Roman" w:hAnsi="Times New Roman" w:cs="Times New Roman"/>
-          <w:sz w:val="22"/>
-          <w:szCs w:val="22"/>
         </w:rPr>
         <w:footnoteRef/>
       </w:r>
       <w:r>
         <w:rPr>
           <w:rFonts w:ascii="Times New Roman" w:hAnsi="Times New Roman" w:cs="Times New Roman"/>
-          <w:sz w:val="22"/>
-          <w:szCs w:val="22"/>
         </w:rPr>
         <w:t xml:space="preserve"> OpenRouter API được sử dụng trong phạm vi dự án như một cổng truy cập mô hình ngôn ngữ lớn phục vụ chức năng sinh câu trả lời.</w:t>
       </w:r>

--- a/Tiểu luận.docx
+++ b/Tiểu luận.docx
@@ -960,10 +960,7 @@
       </w:sdtPr>
       <w:sdtEndPr>
         <w:rPr>
-          <w:rFonts w:asciiTheme="minorHAnsi" w:hAnsiTheme="minorHAnsi" w:cstheme="minorBidi"/>
           <w:noProof/>
-          <w:sz w:val="24"/>
-          <w:szCs w:val="24"/>
         </w:rPr>
       </w:sdtEndPr>
       <w:sdtContent>
@@ -993,11 +990,8 @@
               <w:tab w:val="right" w:leader="dot" w:pos="9111"/>
             </w:tabs>
             <w:rPr>
-              <w:rFonts w:ascii="Times New Roman" w:eastAsiaTheme="minorEastAsia" w:hAnsi="Times New Roman" w:cs="Times New Roman"/>
-              <w:bCs/>
+              <w:rFonts w:eastAsiaTheme="minorEastAsia"/>
               <w:noProof/>
-              <w:sz w:val="26"/>
-              <w:szCs w:val="26"/>
             </w:rPr>
           </w:pPr>
           <w:r>
@@ -1027,91 +1021,62 @@
             </w:rPr>
             <w:fldChar w:fldCharType="separate"/>
           </w:r>
-          <w:hyperlink w:anchor="_Toc228543472" w:history="1">
+          <w:hyperlink w:anchor="_Toc228544209" w:history="1">
             <w:r>
               <w:rPr>
                 <w:rStyle w:val="Hyperlink"/>
                 <w:rFonts w:ascii="Times New Roman" w:hAnsi="Times New Roman" w:cs="Times New Roman"/>
+                <w:b/>
                 <w:bCs/>
                 <w:noProof/>
-                <w:sz w:val="26"/>
-                <w:szCs w:val="26"/>
               </w:rPr>
               <w:t>DANH MỤC HÌNH ẢNH</w:t>
             </w:r>
             <w:r>
               <w:rPr>
-                <w:rFonts w:ascii="Times New Roman" w:hAnsi="Times New Roman" w:cs="Times New Roman"/>
-                <w:bCs/>
                 <w:noProof/>
                 <w:webHidden/>
-                <w:sz w:val="26"/>
-                <w:szCs w:val="26"/>
               </w:rPr>
               <w:tab/>
             </w:r>
             <w:r>
               <w:rPr>
-                <w:rFonts w:ascii="Times New Roman" w:hAnsi="Times New Roman" w:cs="Times New Roman"/>
-                <w:bCs/>
                 <w:noProof/>
                 <w:webHidden/>
-                <w:sz w:val="26"/>
-                <w:szCs w:val="26"/>
               </w:rPr>
               <w:fldChar w:fldCharType="begin"/>
             </w:r>
             <w:r>
               <w:rPr>
-                <w:rFonts w:ascii="Times New Roman" w:hAnsi="Times New Roman" w:cs="Times New Roman"/>
-                <w:bCs/>
                 <w:noProof/>
                 <w:webHidden/>
-                <w:sz w:val="26"/>
-                <w:szCs w:val="26"/>
-              </w:rPr>
-              <w:instrText xml:space="preserve"> PAGEREF _Toc228543472 \h </w:instrText>
-            </w:r>
-            <w:r>
-              <w:rPr>
-                <w:rFonts w:ascii="Times New Roman" w:hAnsi="Times New Roman" w:cs="Times New Roman"/>
-                <w:bCs/>
+              </w:rPr>
+              <w:instrText xml:space="preserve"> PAGEREF _Toc228544209 \h </w:instrText>
+            </w:r>
+            <w:r>
+              <w:rPr>
                 <w:noProof/>
                 <w:webHidden/>
-                <w:sz w:val="26"/>
-                <w:szCs w:val="26"/>
-              </w:rPr>
-            </w:r>
-            <w:r>
-              <w:rPr>
-                <w:rFonts w:ascii="Times New Roman" w:hAnsi="Times New Roman" w:cs="Times New Roman"/>
-                <w:bCs/>
+              </w:rPr>
+            </w:r>
+            <w:r>
+              <w:rPr>
                 <w:noProof/>
                 <w:webHidden/>
-                <w:sz w:val="26"/>
-                <w:szCs w:val="26"/>
               </w:rPr>
               <w:fldChar w:fldCharType="separate"/>
             </w:r>
             <w:r>
               <w:rPr>
-                <w:rFonts w:ascii="Times New Roman" w:hAnsi="Times New Roman" w:cs="Times New Roman"/>
-                <w:bCs/>
                 <w:noProof/>
                 <w:webHidden/>
-                <w:sz w:val="26"/>
-                <w:szCs w:val="26"/>
               </w:rPr>
               <w:t>5</w:t>
             </w:r>
             <w:r>
               <w:rPr>
-                <w:rFonts w:ascii="Times New Roman" w:hAnsi="Times New Roman" w:cs="Times New Roman"/>
-                <w:bCs/>
                 <w:noProof/>
                 <w:webHidden/>
-                <w:sz w:val="26"/>
-                <w:szCs w:val="26"/>
               </w:rPr>
               <w:fldChar w:fldCharType="end"/>
             </w:r>
@@ -1124,98 +1089,135 @@
               <w:tab w:val="right" w:leader="dot" w:pos="9111"/>
             </w:tabs>
             <w:rPr>
-              <w:rFonts w:ascii="Times New Roman" w:eastAsiaTheme="minorEastAsia" w:hAnsi="Times New Roman" w:cs="Times New Roman"/>
-              <w:bCs/>
+              <w:rFonts w:eastAsiaTheme="minorEastAsia"/>
               <w:noProof/>
-              <w:sz w:val="26"/>
-              <w:szCs w:val="26"/>
             </w:rPr>
           </w:pPr>
-          <w:hyperlink w:anchor="_Toc228543473" w:history="1">
+          <w:hyperlink w:anchor="_Toc228544210" w:history="1">
             <w:r>
               <w:rPr>
                 <w:rStyle w:val="Hyperlink"/>
                 <w:rFonts w:ascii="Times New Roman" w:hAnsi="Times New Roman" w:cs="Times New Roman"/>
+                <w:b/>
                 <w:bCs/>
                 <w:noProof/>
-                <w:sz w:val="26"/>
-                <w:szCs w:val="26"/>
               </w:rPr>
               <w:t>DANH MỤC BẢNG BIỂU</w:t>
             </w:r>
             <w:r>
               <w:rPr>
-                <w:rFonts w:ascii="Times New Roman" w:hAnsi="Times New Roman" w:cs="Times New Roman"/>
-                <w:bCs/>
                 <w:noProof/>
                 <w:webHidden/>
-                <w:sz w:val="26"/>
-                <w:szCs w:val="26"/>
               </w:rPr>
               <w:tab/>
             </w:r>
             <w:r>
               <w:rPr>
-                <w:rFonts w:ascii="Times New Roman" w:hAnsi="Times New Roman" w:cs="Times New Roman"/>
-                <w:bCs/>
                 <w:noProof/>
                 <w:webHidden/>
-                <w:sz w:val="26"/>
-                <w:szCs w:val="26"/>
               </w:rPr>
               <w:fldChar w:fldCharType="begin"/>
             </w:r>
             <w:r>
               <w:rPr>
-                <w:rFonts w:ascii="Times New Roman" w:hAnsi="Times New Roman" w:cs="Times New Roman"/>
-                <w:bCs/>
                 <w:noProof/>
                 <w:webHidden/>
-                <w:sz w:val="26"/>
-                <w:szCs w:val="26"/>
-              </w:rPr>
-              <w:instrText xml:space="preserve"> PAGEREF _Toc228543473 \h </w:instrText>
-            </w:r>
-            <w:r>
-              <w:rPr>
-                <w:rFonts w:ascii="Times New Roman" w:hAnsi="Times New Roman" w:cs="Times New Roman"/>
-                <w:bCs/>
+              </w:rPr>
+              <w:instrText xml:space="preserve"> PAGEREF _Toc228544210 \h </w:instrText>
+            </w:r>
+            <w:r>
+              <w:rPr>
                 <w:noProof/>
                 <w:webHidden/>
-                <w:sz w:val="26"/>
-                <w:szCs w:val="26"/>
-              </w:rPr>
-            </w:r>
-            <w:r>
-              <w:rPr>
-                <w:rFonts w:ascii="Times New Roman" w:hAnsi="Times New Roman" w:cs="Times New Roman"/>
-                <w:bCs/>
+              </w:rPr>
+            </w:r>
+            <w:r>
+              <w:rPr>
                 <w:noProof/>
                 <w:webHidden/>
-                <w:sz w:val="26"/>
-                <w:szCs w:val="26"/>
               </w:rPr>
               <w:fldChar w:fldCharType="separate"/>
             </w:r>
             <w:r>
               <w:rPr>
-                <w:rFonts w:ascii="Times New Roman" w:hAnsi="Times New Roman" w:cs="Times New Roman"/>
-                <w:bCs/>
                 <w:noProof/>
                 <w:webHidden/>
-                <w:sz w:val="26"/>
-                <w:szCs w:val="26"/>
               </w:rPr>
               <w:t>6</w:t>
             </w:r>
             <w:r>
               <w:rPr>
-                <w:rFonts w:ascii="Times New Roman" w:hAnsi="Times New Roman" w:cs="Times New Roman"/>
-                <w:bCs/>
                 <w:noProof/>
                 <w:webHidden/>
-                <w:sz w:val="26"/>
-                <w:szCs w:val="26"/>
+              </w:rPr>
+              <w:fldChar w:fldCharType="end"/>
+            </w:r>
+          </w:hyperlink>
+        </w:p>
+        <w:p>
+          <w:pPr>
+            <w:pStyle w:val="TOC1"/>
+            <w:tabs>
+              <w:tab w:val="right" w:leader="dot" w:pos="9111"/>
+            </w:tabs>
+            <w:rPr>
+              <w:rFonts w:eastAsiaTheme="minorEastAsia"/>
+              <w:noProof/>
+            </w:rPr>
+          </w:pPr>
+          <w:hyperlink w:anchor="_Toc228544211" w:history="1">
+            <w:r>
+              <w:rPr>
+                <w:rStyle w:val="Hyperlink"/>
+                <w:noProof/>
+              </w:rPr>
+              <w:t>MỞ ĐẦU</w:t>
+            </w:r>
+            <w:r>
+              <w:rPr>
+                <w:noProof/>
+                <w:webHidden/>
+              </w:rPr>
+              <w:tab/>
+            </w:r>
+            <w:r>
+              <w:rPr>
+                <w:noProof/>
+                <w:webHidden/>
+              </w:rPr>
+              <w:fldChar w:fldCharType="begin"/>
+            </w:r>
+            <w:r>
+              <w:rPr>
+                <w:noProof/>
+                <w:webHidden/>
+              </w:rPr>
+              <w:instrText xml:space="preserve"> PAGEREF _Toc228544211 \h </w:instrText>
+            </w:r>
+            <w:r>
+              <w:rPr>
+                <w:noProof/>
+                <w:webHidden/>
+              </w:rPr>
+            </w:r>
+            <w:r>
+              <w:rPr>
+                <w:noProof/>
+                <w:webHidden/>
+              </w:rPr>
+              <w:fldChar w:fldCharType="separate"/>
+            </w:r>
+            <w:r>
+              <w:rPr>
+                <w:noProof/>
+                <w:webHidden/>
+              </w:rPr>
+              <w:t>7</w:t>
+            </w:r>
+            <w:r>
+              <w:rPr>
+                <w:noProof/>
+                <w:webHidden/>
               </w:rPr>
               <w:fldChar w:fldCharType="end"/>
             </w:r>
@@ -1228,98 +1230,63 @@
               <w:tab w:val="right" w:leader="dot" w:pos="9111"/>
             </w:tabs>
             <w:rPr>
-              <w:rFonts w:ascii="Times New Roman" w:eastAsiaTheme="minorEastAsia" w:hAnsi="Times New Roman" w:cs="Times New Roman"/>
-              <w:bCs/>
+              <w:rFonts w:eastAsiaTheme="minorEastAsia"/>
               <w:noProof/>
-              <w:sz w:val="26"/>
-              <w:szCs w:val="26"/>
             </w:rPr>
           </w:pPr>
-          <w:hyperlink w:anchor="_Toc228543474" w:history="1">
+          <w:hyperlink w:anchor="_Toc228544212" w:history="1">
             <w:r>
               <w:rPr>
                 <w:rStyle w:val="Hyperlink"/>
-                <w:rFonts w:ascii="Times New Roman" w:hAnsi="Times New Roman" w:cs="Times New Roman"/>
-                <w:bCs/>
                 <w:noProof/>
-                <w:sz w:val="26"/>
-                <w:szCs w:val="26"/>
               </w:rPr>
               <w:t>1. Mục tiêu của tiểu luận</w:t>
             </w:r>
             <w:r>
               <w:rPr>
-                <w:rFonts w:ascii="Times New Roman" w:hAnsi="Times New Roman" w:cs="Times New Roman"/>
-                <w:bCs/>
                 <w:noProof/>
                 <w:webHidden/>
-                <w:sz w:val="26"/>
-                <w:szCs w:val="26"/>
               </w:rPr>
               <w:tab/>
             </w:r>
             <w:r>
               <w:rPr>
-                <w:rFonts w:ascii="Times New Roman" w:hAnsi="Times New Roman" w:cs="Times New Roman"/>
-                <w:bCs/>
                 <w:noProof/>
                 <w:webHidden/>
-                <w:sz w:val="26"/>
-                <w:szCs w:val="26"/>
               </w:rPr>
               <w:fldChar w:fldCharType="begin"/>
             </w:r>
             <w:r>
               <w:rPr>
-                <w:rFonts w:ascii="Times New Roman" w:hAnsi="Times New Roman" w:cs="Times New Roman"/>
-                <w:bCs/>
                 <w:noProof/>
                 <w:webHidden/>
-                <w:sz w:val="26"/>
-                <w:szCs w:val="26"/>
-              </w:rPr>
-              <w:instrText xml:space="preserve"> PAGEREF _Toc228543474 \h </w:instrText>
-            </w:r>
-            <w:r>
-              <w:rPr>
-                <w:rFonts w:ascii="Times New Roman" w:hAnsi="Times New Roman" w:cs="Times New Roman"/>
-                <w:bCs/>
+              </w:rPr>
+              <w:instrText xml:space="preserve"> PAGEREF _Toc228544212 \h </w:instrText>
+            </w:r>
+            <w:r>
+              <w:rPr>
                 <w:noProof/>
                 <w:webHidden/>
-                <w:sz w:val="26"/>
-                <w:szCs w:val="26"/>
-              </w:rPr>
-            </w:r>
-            <w:r>
-              <w:rPr>
-                <w:rFonts w:ascii="Times New Roman" w:hAnsi="Times New Roman" w:cs="Times New Roman"/>
-                <w:bCs/>
+              </w:rPr>
+            </w:r>
+            <w:r>
+              <w:rPr>
                 <w:noProof/>
                 <w:webHidden/>
-                <w:sz w:val="26"/>
-                <w:szCs w:val="26"/>
               </w:rPr>
               <w:fldChar w:fldCharType="separate"/>
             </w:r>
             <w:r>
               <w:rPr>
-                <w:rFonts w:ascii="Times New Roman" w:hAnsi="Times New Roman" w:cs="Times New Roman"/>
-                <w:bCs/>
                 <w:noProof/>
                 <w:webHidden/>
-                <w:sz w:val="26"/>
-                <w:szCs w:val="26"/>
               </w:rPr>
               <w:t>7</w:t>
             </w:r>
             <w:r>
               <w:rPr>
-                <w:rFonts w:ascii="Times New Roman" w:hAnsi="Times New Roman" w:cs="Times New Roman"/>
-                <w:bCs/>
                 <w:noProof/>
                 <w:webHidden/>
-                <w:sz w:val="26"/>
-                <w:szCs w:val="26"/>
               </w:rPr>
               <w:fldChar w:fldCharType="end"/>
             </w:r>
@@ -1332,98 +1299,63 @@
               <w:tab w:val="right" w:leader="dot" w:pos="9111"/>
             </w:tabs>
             <w:rPr>
-              <w:rFonts w:ascii="Times New Roman" w:eastAsiaTheme="minorEastAsia" w:hAnsi="Times New Roman" w:cs="Times New Roman"/>
-              <w:bCs/>
+              <w:rFonts w:eastAsiaTheme="minorEastAsia"/>
               <w:noProof/>
-              <w:sz w:val="26"/>
-              <w:szCs w:val="26"/>
             </w:rPr>
           </w:pPr>
-          <w:hyperlink w:anchor="_Toc228543475" w:history="1">
+          <w:hyperlink w:anchor="_Toc228544213" w:history="1">
             <w:r>
               <w:rPr>
                 <w:rStyle w:val="Hyperlink"/>
-                <w:rFonts w:ascii="Times New Roman" w:hAnsi="Times New Roman" w:cs="Times New Roman"/>
-                <w:bCs/>
                 <w:noProof/>
-                <w:sz w:val="26"/>
-                <w:szCs w:val="26"/>
               </w:rPr>
               <w:t>2. Đối tượng và phạm vi nghiên cứu</w:t>
             </w:r>
             <w:r>
               <w:rPr>
-                <w:rFonts w:ascii="Times New Roman" w:hAnsi="Times New Roman" w:cs="Times New Roman"/>
-                <w:bCs/>
                 <w:noProof/>
                 <w:webHidden/>
-                <w:sz w:val="26"/>
-                <w:szCs w:val="26"/>
               </w:rPr>
               <w:tab/>
             </w:r>
             <w:r>
               <w:rPr>
-                <w:rFonts w:ascii="Times New Roman" w:hAnsi="Times New Roman" w:cs="Times New Roman"/>
-                <w:bCs/>
                 <w:noProof/>
                 <w:webHidden/>
-                <w:sz w:val="26"/>
-                <w:szCs w:val="26"/>
               </w:rPr>
               <w:fldChar w:fldCharType="begin"/>
             </w:r>
             <w:r>
               <w:rPr>
-                <w:rFonts w:ascii="Times New Roman" w:hAnsi="Times New Roman" w:cs="Times New Roman"/>
-                <w:bCs/>
                 <w:noProof/>
                 <w:webHidden/>
-                <w:sz w:val="26"/>
-                <w:szCs w:val="26"/>
-              </w:rPr>
-              <w:instrText xml:space="preserve"> PAGEREF _Toc228543475 \h </w:instrText>
-            </w:r>
-            <w:r>
-              <w:rPr>
-                <w:rFonts w:ascii="Times New Roman" w:hAnsi="Times New Roman" w:cs="Times New Roman"/>
-                <w:bCs/>
+              </w:rPr>
+              <w:instrText xml:space="preserve"> PAGEREF _Toc228544213 \h </w:instrText>
+            </w:r>
+            <w:r>
+              <w:rPr>
                 <w:noProof/>
                 <w:webHidden/>
-                <w:sz w:val="26"/>
-                <w:szCs w:val="26"/>
-              </w:rPr>
-            </w:r>
-            <w:r>
-              <w:rPr>
-                <w:rFonts w:ascii="Times New Roman" w:hAnsi="Times New Roman" w:cs="Times New Roman"/>
-                <w:bCs/>
+              </w:rPr>
+            </w:r>
+            <w:r>
+              <w:rPr>
                 <w:noProof/>
                 <w:webHidden/>
-                <w:sz w:val="26"/>
-                <w:szCs w:val="26"/>
               </w:rPr>
               <w:fldChar w:fldCharType="separate"/>
             </w:r>
             <w:r>
               <w:rPr>
-                <w:rFonts w:ascii="Times New Roman" w:hAnsi="Times New Roman" w:cs="Times New Roman"/>
-                <w:bCs/>
                 <w:noProof/>
                 <w:webHidden/>
-                <w:sz w:val="26"/>
-                <w:szCs w:val="26"/>
               </w:rPr>
               <w:t>7</w:t>
             </w:r>
             <w:r>
               <w:rPr>
-                <w:rFonts w:ascii="Times New Roman" w:hAnsi="Times New Roman" w:cs="Times New Roman"/>
-                <w:bCs/>
                 <w:noProof/>
                 <w:webHidden/>
-                <w:sz w:val="26"/>
-                <w:szCs w:val="26"/>
               </w:rPr>
               <w:fldChar w:fldCharType="end"/>
             </w:r>
@@ -1436,98 +1368,63 @@
               <w:tab w:val="right" w:leader="dot" w:pos="9111"/>
             </w:tabs>
             <w:rPr>
-              <w:rFonts w:ascii="Times New Roman" w:eastAsiaTheme="minorEastAsia" w:hAnsi="Times New Roman" w:cs="Times New Roman"/>
-              <w:bCs/>
+              <w:rFonts w:eastAsiaTheme="minorEastAsia"/>
               <w:noProof/>
-              <w:sz w:val="26"/>
-              <w:szCs w:val="26"/>
             </w:rPr>
           </w:pPr>
-          <w:hyperlink w:anchor="_Toc228543476" w:history="1">
+          <w:hyperlink w:anchor="_Toc228544214" w:history="1">
             <w:r>
               <w:rPr>
                 <w:rStyle w:val="Hyperlink"/>
-                <w:rFonts w:ascii="Times New Roman" w:hAnsi="Times New Roman" w:cs="Times New Roman"/>
-                <w:bCs/>
                 <w:noProof/>
-                <w:sz w:val="26"/>
-                <w:szCs w:val="26"/>
               </w:rPr>
               <w:t>3. Phương pháp thực hiện</w:t>
             </w:r>
             <w:r>
               <w:rPr>
-                <w:rFonts w:ascii="Times New Roman" w:hAnsi="Times New Roman" w:cs="Times New Roman"/>
-                <w:bCs/>
                 <w:noProof/>
                 <w:webHidden/>
-                <w:sz w:val="26"/>
-                <w:szCs w:val="26"/>
               </w:rPr>
               <w:tab/>
             </w:r>
             <w:r>
               <w:rPr>
-                <w:rFonts w:ascii="Times New Roman" w:hAnsi="Times New Roman" w:cs="Times New Roman"/>
-                <w:bCs/>
                 <w:noProof/>
                 <w:webHidden/>
-                <w:sz w:val="26"/>
-                <w:szCs w:val="26"/>
               </w:rPr>
               <w:fldChar w:fldCharType="begin"/>
             </w:r>
             <w:r>
               <w:rPr>
-                <w:rFonts w:ascii="Times New Roman" w:hAnsi="Times New Roman" w:cs="Times New Roman"/>
-                <w:bCs/>
                 <w:noProof/>
                 <w:webHidden/>
-                <w:sz w:val="26"/>
-                <w:szCs w:val="26"/>
-              </w:rPr>
-              <w:instrText xml:space="preserve"> PAGEREF _Toc228543476 \h </w:instrText>
-            </w:r>
-            <w:r>
-              <w:rPr>
-                <w:rFonts w:ascii="Times New Roman" w:hAnsi="Times New Roman" w:cs="Times New Roman"/>
-                <w:bCs/>
+              </w:rPr>
+              <w:instrText xml:space="preserve"> PAGEREF _Toc228544214 \h </w:instrText>
+            </w:r>
+            <w:r>
+              <w:rPr>
                 <w:noProof/>
                 <w:webHidden/>
-                <w:sz w:val="26"/>
-                <w:szCs w:val="26"/>
-              </w:rPr>
-            </w:r>
-            <w:r>
-              <w:rPr>
-                <w:rFonts w:ascii="Times New Roman" w:hAnsi="Times New Roman" w:cs="Times New Roman"/>
-                <w:bCs/>
+              </w:rPr>
+            </w:r>
+            <w:r>
+              <w:rPr>
                 <w:noProof/>
                 <w:webHidden/>
-                <w:sz w:val="26"/>
-                <w:szCs w:val="26"/>
               </w:rPr>
               <w:fldChar w:fldCharType="separate"/>
             </w:r>
             <w:r>
               <w:rPr>
-                <w:rFonts w:ascii="Times New Roman" w:hAnsi="Times New Roman" w:cs="Times New Roman"/>
-                <w:bCs/>
                 <w:noProof/>
                 <w:webHidden/>
-                <w:sz w:val="26"/>
-                <w:szCs w:val="26"/>
               </w:rPr>
               <w:t>7</w:t>
             </w:r>
             <w:r>
               <w:rPr>
-                <w:rFonts w:ascii="Times New Roman" w:hAnsi="Times New Roman" w:cs="Times New Roman"/>
-                <w:bCs/>
                 <w:noProof/>
                 <w:webHidden/>
-                <w:sz w:val="26"/>
-                <w:szCs w:val="26"/>
               </w:rPr>
               <w:fldChar w:fldCharType="end"/>
             </w:r>
@@ -1540,98 +1437,63 @@
               <w:tab w:val="right" w:leader="dot" w:pos="9111"/>
             </w:tabs>
             <w:rPr>
-              <w:rFonts w:ascii="Times New Roman" w:eastAsiaTheme="minorEastAsia" w:hAnsi="Times New Roman" w:cs="Times New Roman"/>
-              <w:bCs/>
+              <w:rFonts w:eastAsiaTheme="minorEastAsia"/>
               <w:noProof/>
-              <w:sz w:val="26"/>
-              <w:szCs w:val="26"/>
             </w:rPr>
           </w:pPr>
-          <w:hyperlink w:anchor="_Toc228543477" w:history="1">
+          <w:hyperlink w:anchor="_Toc228544215" w:history="1">
             <w:r>
               <w:rPr>
                 <w:rStyle w:val="Hyperlink"/>
-                <w:rFonts w:ascii="Times New Roman" w:hAnsi="Times New Roman" w:cs="Times New Roman"/>
-                <w:bCs/>
                 <w:noProof/>
-                <w:sz w:val="26"/>
-                <w:szCs w:val="26"/>
               </w:rPr>
               <w:t>4. Giới thiệu dự án cá nhân (dùng xuyên suốt tiểu luận)</w:t>
             </w:r>
             <w:r>
               <w:rPr>
-                <w:rFonts w:ascii="Times New Roman" w:hAnsi="Times New Roman" w:cs="Times New Roman"/>
-                <w:bCs/>
                 <w:noProof/>
                 <w:webHidden/>
-                <w:sz w:val="26"/>
-                <w:szCs w:val="26"/>
               </w:rPr>
               <w:tab/>
             </w:r>
             <w:r>
               <w:rPr>
-                <w:rFonts w:ascii="Times New Roman" w:hAnsi="Times New Roman" w:cs="Times New Roman"/>
-                <w:bCs/>
                 <w:noProof/>
                 <w:webHidden/>
-                <w:sz w:val="26"/>
-                <w:szCs w:val="26"/>
               </w:rPr>
               <w:fldChar w:fldCharType="begin"/>
             </w:r>
             <w:r>
               <w:rPr>
-                <w:rFonts w:ascii="Times New Roman" w:hAnsi="Times New Roman" w:cs="Times New Roman"/>
-                <w:bCs/>
                 <w:noProof/>
                 <w:webHidden/>
-                <w:sz w:val="26"/>
-                <w:szCs w:val="26"/>
-              </w:rPr>
-              <w:instrText xml:space="preserve"> PAGEREF _Toc228543477 \h </w:instrText>
-            </w:r>
-            <w:r>
-              <w:rPr>
-                <w:rFonts w:ascii="Times New Roman" w:hAnsi="Times New Roman" w:cs="Times New Roman"/>
-                <w:bCs/>
+              </w:rPr>
+              <w:instrText xml:space="preserve"> PAGEREF _Toc228544215 \h </w:instrText>
+            </w:r>
+            <w:r>
+              <w:rPr>
                 <w:noProof/>
                 <w:webHidden/>
-                <w:sz w:val="26"/>
-                <w:szCs w:val="26"/>
-              </w:rPr>
-            </w:r>
-            <w:r>
-              <w:rPr>
-                <w:rFonts w:ascii="Times New Roman" w:hAnsi="Times New Roman" w:cs="Times New Roman"/>
-                <w:bCs/>
+              </w:rPr>
+            </w:r>
+            <w:r>
+              <w:rPr>
                 <w:noProof/>
                 <w:webHidden/>
-                <w:sz w:val="26"/>
-                <w:szCs w:val="26"/>
               </w:rPr>
               <w:fldChar w:fldCharType="separate"/>
             </w:r>
             <w:r>
               <w:rPr>
-                <w:rFonts w:ascii="Times New Roman" w:hAnsi="Times New Roman" w:cs="Times New Roman"/>
-                <w:bCs/>
                 <w:noProof/>
                 <w:webHidden/>
-                <w:sz w:val="26"/>
-                <w:szCs w:val="26"/>
               </w:rPr>
               <w:t>7</w:t>
             </w:r>
             <w:r>
               <w:rPr>
-                <w:rFonts w:ascii="Times New Roman" w:hAnsi="Times New Roman" w:cs="Times New Roman"/>
-                <w:bCs/>
                 <w:noProof/>
                 <w:webHidden/>
-                <w:sz w:val="26"/>
-                <w:szCs w:val="26"/>
               </w:rPr>
               <w:fldChar w:fldCharType="end"/>
             </w:r>
@@ -1644,120 +1506,63 @@
               <w:tab w:val="right" w:leader="dot" w:pos="9111"/>
             </w:tabs>
             <w:rPr>
-              <w:rFonts w:ascii="Times New Roman" w:eastAsiaTheme="minorEastAsia" w:hAnsi="Times New Roman" w:cs="Times New Roman"/>
-              <w:bCs/>
+              <w:rFonts w:eastAsiaTheme="minorEastAsia"/>
               <w:noProof/>
-              <w:sz w:val="26"/>
-              <w:szCs w:val="26"/>
             </w:rPr>
           </w:pPr>
-          <w:hyperlink w:anchor="_Toc228543478" w:history="1">
+          <w:hyperlink w:anchor="_Toc228544216" w:history="1">
             <w:r>
               <w:rPr>
                 <w:rStyle w:val="Hyperlink"/>
-                <w:rFonts w:ascii="Times New Roman" w:hAnsi="Times New Roman" w:cs="Times New Roman"/>
-                <w:bCs/>
                 <w:noProof/>
-                <w:sz w:val="26"/>
-                <w:szCs w:val="26"/>
-              </w:rPr>
-              <w:t>4.1. Mục tiê</w:t>
-            </w:r>
-            <w:r>
-              <w:rPr>
-                <w:rStyle w:val="Hyperlink"/>
-                <w:rFonts w:ascii="Times New Roman" w:hAnsi="Times New Roman" w:cs="Times New Roman"/>
-                <w:bCs/>
-                <w:noProof/>
-                <w:sz w:val="26"/>
-                <w:szCs w:val="26"/>
-              </w:rPr>
-              <w:t>u</w:t>
-            </w:r>
-            <w:r>
-              <w:rPr>
-                <w:rStyle w:val="Hyperlink"/>
-                <w:rFonts w:ascii="Times New Roman" w:hAnsi="Times New Roman" w:cs="Times New Roman"/>
-                <w:bCs/>
-                <w:noProof/>
-                <w:sz w:val="26"/>
-                <w:szCs w:val="26"/>
-              </w:rPr>
-              <w:t xml:space="preserve"> và đối tượng người dùng</w:t>
-            </w:r>
-            <w:r>
-              <w:rPr>
-                <w:rFonts w:ascii="Times New Roman" w:hAnsi="Times New Roman" w:cs="Times New Roman"/>
-                <w:bCs/>
+              </w:rPr>
+              <w:t>4.1. Mục tiêu và đối tượng người dùng</w:t>
+            </w:r>
+            <w:r>
+              <w:rPr>
                 <w:noProof/>
                 <w:webHidden/>
-                <w:sz w:val="26"/>
-                <w:szCs w:val="26"/>
               </w:rPr>
               <w:tab/>
             </w:r>
             <w:r>
               <w:rPr>
-                <w:rFonts w:ascii="Times New Roman" w:hAnsi="Times New Roman" w:cs="Times New Roman"/>
-                <w:bCs/>
                 <w:noProof/>
                 <w:webHidden/>
-                <w:sz w:val="26"/>
-                <w:szCs w:val="26"/>
               </w:rPr>
               <w:fldChar w:fldCharType="begin"/>
             </w:r>
             <w:r>
               <w:rPr>
-                <w:rFonts w:ascii="Times New Roman" w:hAnsi="Times New Roman" w:cs="Times New Roman"/>
-                <w:bCs/>
                 <w:noProof/>
                 <w:webHidden/>
-                <w:sz w:val="26"/>
-                <w:szCs w:val="26"/>
-              </w:rPr>
-              <w:instrText xml:space="preserve"> PAGEREF _Toc228543478 \h </w:instrText>
-            </w:r>
-            <w:r>
-              <w:rPr>
-                <w:rFonts w:ascii="Times New Roman" w:hAnsi="Times New Roman" w:cs="Times New Roman"/>
-                <w:bCs/>
+              </w:rPr>
+              <w:instrText xml:space="preserve"> PAGEREF _Toc228544216 \h </w:instrText>
+            </w:r>
+            <w:r>
+              <w:rPr>
                 <w:noProof/>
                 <w:webHidden/>
-                <w:sz w:val="26"/>
-                <w:szCs w:val="26"/>
-              </w:rPr>
-            </w:r>
-            <w:r>
-              <w:rPr>
-                <w:rFonts w:ascii="Times New Roman" w:hAnsi="Times New Roman" w:cs="Times New Roman"/>
-                <w:bCs/>
+              </w:rPr>
+            </w:r>
+            <w:r>
+              <w:rPr>
                 <w:noProof/>
                 <w:webHidden/>
-                <w:sz w:val="26"/>
-                <w:szCs w:val="26"/>
               </w:rPr>
               <w:fldChar w:fldCharType="separate"/>
             </w:r>
             <w:r>
               <w:rPr>
-                <w:rFonts w:ascii="Times New Roman" w:hAnsi="Times New Roman" w:cs="Times New Roman"/>
-                <w:bCs/>
                 <w:noProof/>
                 <w:webHidden/>
-                <w:sz w:val="26"/>
-                <w:szCs w:val="26"/>
               </w:rPr>
               <w:t>8</w:t>
             </w:r>
             <w:r>
               <w:rPr>
-                <w:rFonts w:ascii="Times New Roman" w:hAnsi="Times New Roman" w:cs="Times New Roman"/>
-                <w:bCs/>
                 <w:noProof/>
                 <w:webHidden/>
-                <w:sz w:val="26"/>
-                <w:szCs w:val="26"/>
               </w:rPr>
               <w:fldChar w:fldCharType="end"/>
             </w:r>
@@ -1770,98 +1575,63 @@
               <w:tab w:val="right" w:leader="dot" w:pos="9111"/>
             </w:tabs>
             <w:rPr>
-              <w:rFonts w:ascii="Times New Roman" w:eastAsiaTheme="minorEastAsia" w:hAnsi="Times New Roman" w:cs="Times New Roman"/>
-              <w:bCs/>
+              <w:rFonts w:eastAsiaTheme="minorEastAsia"/>
               <w:noProof/>
-              <w:sz w:val="26"/>
-              <w:szCs w:val="26"/>
             </w:rPr>
           </w:pPr>
-          <w:hyperlink w:anchor="_Toc228543479" w:history="1">
+          <w:hyperlink w:anchor="_Toc228544217" w:history="1">
             <w:r>
               <w:rPr>
                 <w:rStyle w:val="Hyperlink"/>
-                <w:rFonts w:ascii="Times New Roman" w:hAnsi="Times New Roman" w:cs="Times New Roman"/>
-                <w:bCs/>
                 <w:noProof/>
-                <w:sz w:val="26"/>
-                <w:szCs w:val="26"/>
               </w:rPr>
               <w:t>4.2. Công nghệ và kiến trúc sử dụng</w:t>
             </w:r>
             <w:r>
               <w:rPr>
-                <w:rFonts w:ascii="Times New Roman" w:hAnsi="Times New Roman" w:cs="Times New Roman"/>
-                <w:bCs/>
                 <w:noProof/>
                 <w:webHidden/>
-                <w:sz w:val="26"/>
-                <w:szCs w:val="26"/>
               </w:rPr>
               <w:tab/>
             </w:r>
             <w:r>
               <w:rPr>
-                <w:rFonts w:ascii="Times New Roman" w:hAnsi="Times New Roman" w:cs="Times New Roman"/>
-                <w:bCs/>
                 <w:noProof/>
                 <w:webHidden/>
-                <w:sz w:val="26"/>
-                <w:szCs w:val="26"/>
               </w:rPr>
               <w:fldChar w:fldCharType="begin"/>
             </w:r>
             <w:r>
               <w:rPr>
-                <w:rFonts w:ascii="Times New Roman" w:hAnsi="Times New Roman" w:cs="Times New Roman"/>
-                <w:bCs/>
                 <w:noProof/>
                 <w:webHidden/>
-                <w:sz w:val="26"/>
-                <w:szCs w:val="26"/>
-              </w:rPr>
-              <w:instrText xml:space="preserve"> PAGEREF _Toc228543479 \h </w:instrText>
-            </w:r>
-            <w:r>
-              <w:rPr>
-                <w:rFonts w:ascii="Times New Roman" w:hAnsi="Times New Roman" w:cs="Times New Roman"/>
-                <w:bCs/>
+              </w:rPr>
+              <w:instrText xml:space="preserve"> PAGEREF _Toc228544217 \h </w:instrText>
+            </w:r>
+            <w:r>
+              <w:rPr>
                 <w:noProof/>
                 <w:webHidden/>
-                <w:sz w:val="26"/>
-                <w:szCs w:val="26"/>
-              </w:rPr>
-            </w:r>
-            <w:r>
-              <w:rPr>
-                <w:rFonts w:ascii="Times New Roman" w:hAnsi="Times New Roman" w:cs="Times New Roman"/>
-                <w:bCs/>
+              </w:rPr>
+            </w:r>
+            <w:r>
+              <w:rPr>
                 <w:noProof/>
                 <w:webHidden/>
-                <w:sz w:val="26"/>
-                <w:szCs w:val="26"/>
               </w:rPr>
               <w:fldChar w:fldCharType="separate"/>
             </w:r>
             <w:r>
               <w:rPr>
-                <w:rFonts w:ascii="Times New Roman" w:hAnsi="Times New Roman" w:cs="Times New Roman"/>
-                <w:bCs/>
                 <w:noProof/>
                 <w:webHidden/>
-                <w:sz w:val="26"/>
-                <w:szCs w:val="26"/>
               </w:rPr>
               <w:t>8</w:t>
             </w:r>
             <w:r>
               <w:rPr>
-                <w:rFonts w:ascii="Times New Roman" w:hAnsi="Times New Roman" w:cs="Times New Roman"/>
-                <w:bCs/>
                 <w:noProof/>
                 <w:webHidden/>
-                <w:sz w:val="26"/>
-                <w:szCs w:val="26"/>
               </w:rPr>
               <w:fldChar w:fldCharType="end"/>
             </w:r>
@@ -1875,119 +1645,77 @@
               <w:tab w:val="right" w:leader="dot" w:pos="9111"/>
             </w:tabs>
             <w:rPr>
-              <w:rFonts w:ascii="Times New Roman" w:eastAsiaTheme="minorEastAsia" w:hAnsi="Times New Roman" w:cs="Times New Roman"/>
-              <w:bCs/>
+              <w:rFonts w:eastAsiaTheme="minorEastAsia"/>
               <w:noProof/>
-              <w:sz w:val="26"/>
-              <w:szCs w:val="26"/>
             </w:rPr>
           </w:pPr>
-          <w:hyperlink w:anchor="_Toc228543480" w:history="1">
+          <w:hyperlink w:anchor="_Toc228544218" w:history="1">
             <w:r>
               <w:rPr>
                 <w:rStyle w:val="Hyperlink"/>
-                <w:rFonts w:ascii="Times New Roman" w:hAnsi="Times New Roman" w:cs="Times New Roman"/>
-                <w:bCs/>
                 <w:noProof/>
-                <w:sz w:val="26"/>
-                <w:szCs w:val="26"/>
               </w:rPr>
               <w:t>CHƯƠNG 1.</w:t>
             </w:r>
             <w:r>
               <w:rPr>
-                <w:rFonts w:ascii="Times New Roman" w:eastAsiaTheme="minorEastAsia" w:hAnsi="Times New Roman" w:cs="Times New Roman"/>
-                <w:bCs/>
+                <w:rFonts w:eastAsiaTheme="minorEastAsia"/>
                 <w:noProof/>
-                <w:sz w:val="26"/>
-                <w:szCs w:val="26"/>
               </w:rPr>
               <w:tab/>
             </w:r>
             <w:r>
               <w:rPr>
                 <w:rStyle w:val="Hyperlink"/>
-                <w:rFonts w:ascii="Times New Roman" w:hAnsi="Times New Roman" w:cs="Times New Roman"/>
-                <w:bCs/>
                 <w:noProof/>
-                <w:sz w:val="26"/>
-                <w:szCs w:val="26"/>
               </w:rPr>
               <w:t>TỔNG QUAN VỀ CÔNG NGHỆ PHẦN MỀM</w:t>
             </w:r>
             <w:r>
               <w:rPr>
-                <w:rFonts w:ascii="Times New Roman" w:hAnsi="Times New Roman" w:cs="Times New Roman"/>
-                <w:bCs/>
                 <w:noProof/>
                 <w:webHidden/>
-                <w:sz w:val="26"/>
-                <w:szCs w:val="26"/>
               </w:rPr>
               <w:tab/>
             </w:r>
             <w:r>
               <w:rPr>
-                <w:rFonts w:ascii="Times New Roman" w:hAnsi="Times New Roman" w:cs="Times New Roman"/>
-                <w:bCs/>
                 <w:noProof/>
                 <w:webHidden/>
-                <w:sz w:val="26"/>
-                <w:szCs w:val="26"/>
               </w:rPr>
               <w:fldChar w:fldCharType="begin"/>
             </w:r>
             <w:r>
               <w:rPr>
-                <w:rFonts w:ascii="Times New Roman" w:hAnsi="Times New Roman" w:cs="Times New Roman"/>
-                <w:bCs/>
                 <w:noProof/>
                 <w:webHidden/>
-                <w:sz w:val="26"/>
-                <w:szCs w:val="26"/>
-              </w:rPr>
-              <w:instrText xml:space="preserve"> PAGEREF _Toc228543480 \h </w:instrText>
-            </w:r>
-            <w:r>
-              <w:rPr>
-                <w:rFonts w:ascii="Times New Roman" w:hAnsi="Times New Roman" w:cs="Times New Roman"/>
-                <w:bCs/>
+              </w:rPr>
+              <w:instrText xml:space="preserve"> PAGEREF _Toc228544218 \h </w:instrText>
+            </w:r>
+            <w:r>
+              <w:rPr>
                 <w:noProof/>
                 <w:webHidden/>
-                <w:sz w:val="26"/>
-                <w:szCs w:val="26"/>
-              </w:rPr>
-            </w:r>
-            <w:r>
-              <w:rPr>
-                <w:rFonts w:ascii="Times New Roman" w:hAnsi="Times New Roman" w:cs="Times New Roman"/>
-                <w:bCs/>
+              </w:rPr>
+            </w:r>
+            <w:r>
+              <w:rPr>
                 <w:noProof/>
                 <w:webHidden/>
-                <w:sz w:val="26"/>
-                <w:szCs w:val="26"/>
               </w:rPr>
               <w:fldChar w:fldCharType="separate"/>
             </w:r>
             <w:r>
               <w:rPr>
-                <w:rFonts w:ascii="Times New Roman" w:hAnsi="Times New Roman" w:cs="Times New Roman"/>
-                <w:bCs/>
                 <w:noProof/>
                 <w:webHidden/>
-                <w:sz w:val="26"/>
-                <w:szCs w:val="26"/>
               </w:rPr>
               <w:t>9</w:t>
             </w:r>
             <w:r>
               <w:rPr>
-                <w:rFonts w:ascii="Times New Roman" w:hAnsi="Times New Roman" w:cs="Times New Roman"/>
-                <w:bCs/>
                 <w:noProof/>
                 <w:webHidden/>
-                <w:sz w:val="26"/>
-                <w:szCs w:val="26"/>
               </w:rPr>
               <w:fldChar w:fldCharType="end"/>
             </w:r>
@@ -2000,98 +1728,63 @@
               <w:tab w:val="right" w:leader="dot" w:pos="9111"/>
             </w:tabs>
             <w:rPr>
-              <w:rFonts w:ascii="Times New Roman" w:eastAsiaTheme="minorEastAsia" w:hAnsi="Times New Roman" w:cs="Times New Roman"/>
-              <w:bCs/>
+              <w:rFonts w:eastAsiaTheme="minorEastAsia"/>
               <w:noProof/>
-              <w:sz w:val="26"/>
-              <w:szCs w:val="26"/>
             </w:rPr>
           </w:pPr>
-          <w:hyperlink w:anchor="_Toc228543481" w:history="1">
+          <w:hyperlink w:anchor="_Toc228544219" w:history="1">
             <w:r>
               <w:rPr>
                 <w:rStyle w:val="Hyperlink"/>
-                <w:rFonts w:ascii="Times New Roman" w:hAnsi="Times New Roman" w:cs="Times New Roman"/>
-                <w:bCs/>
                 <w:noProof/>
-                <w:sz w:val="26"/>
-                <w:szCs w:val="26"/>
               </w:rPr>
               <w:t>1.1. Giới thiệu về Công nghệ phần mềm</w:t>
             </w:r>
             <w:r>
               <w:rPr>
-                <w:rFonts w:ascii="Times New Roman" w:hAnsi="Times New Roman" w:cs="Times New Roman"/>
-                <w:bCs/>
                 <w:noProof/>
                 <w:webHidden/>
-                <w:sz w:val="26"/>
-                <w:szCs w:val="26"/>
               </w:rPr>
               <w:tab/>
             </w:r>
             <w:r>
               <w:rPr>
-                <w:rFonts w:ascii="Times New Roman" w:hAnsi="Times New Roman" w:cs="Times New Roman"/>
-                <w:bCs/>
                 <w:noProof/>
                 <w:webHidden/>
-                <w:sz w:val="26"/>
-                <w:szCs w:val="26"/>
               </w:rPr>
               <w:fldChar w:fldCharType="begin"/>
             </w:r>
             <w:r>
               <w:rPr>
-                <w:rFonts w:ascii="Times New Roman" w:hAnsi="Times New Roman" w:cs="Times New Roman"/>
-                <w:bCs/>
                 <w:noProof/>
                 <w:webHidden/>
-                <w:sz w:val="26"/>
-                <w:szCs w:val="26"/>
-              </w:rPr>
-              <w:instrText xml:space="preserve"> PAGEREF _Toc228543481 \h </w:instrText>
-            </w:r>
-            <w:r>
-              <w:rPr>
-                <w:rFonts w:ascii="Times New Roman" w:hAnsi="Times New Roman" w:cs="Times New Roman"/>
-                <w:bCs/>
+              </w:rPr>
+              <w:instrText xml:space="preserve"> PAGEREF _Toc228544219 \h </w:instrText>
+            </w:r>
+            <w:r>
+              <w:rPr>
                 <w:noProof/>
                 <w:webHidden/>
-                <w:sz w:val="26"/>
-                <w:szCs w:val="26"/>
-              </w:rPr>
-            </w:r>
-            <w:r>
-              <w:rPr>
-                <w:rFonts w:ascii="Times New Roman" w:hAnsi="Times New Roman" w:cs="Times New Roman"/>
-                <w:bCs/>
+              </w:rPr>
+            </w:r>
+            <w:r>
+              <w:rPr>
                 <w:noProof/>
                 <w:webHidden/>
-                <w:sz w:val="26"/>
-                <w:szCs w:val="26"/>
               </w:rPr>
               <w:fldChar w:fldCharType="separate"/>
             </w:r>
             <w:r>
               <w:rPr>
-                <w:rFonts w:ascii="Times New Roman" w:hAnsi="Times New Roman" w:cs="Times New Roman"/>
-                <w:bCs/>
                 <w:noProof/>
                 <w:webHidden/>
-                <w:sz w:val="26"/>
-                <w:szCs w:val="26"/>
               </w:rPr>
               <w:t>9</w:t>
             </w:r>
             <w:r>
               <w:rPr>
-                <w:rFonts w:ascii="Times New Roman" w:hAnsi="Times New Roman" w:cs="Times New Roman"/>
-                <w:bCs/>
                 <w:noProof/>
                 <w:webHidden/>
-                <w:sz w:val="26"/>
-                <w:szCs w:val="26"/>
               </w:rPr>
               <w:fldChar w:fldCharType="end"/>
             </w:r>
@@ -2104,98 +1797,63 @@
               <w:tab w:val="right" w:leader="dot" w:pos="9111"/>
             </w:tabs>
             <w:rPr>
-              <w:rFonts w:ascii="Times New Roman" w:eastAsiaTheme="minorEastAsia" w:hAnsi="Times New Roman" w:cs="Times New Roman"/>
-              <w:bCs/>
+              <w:rFonts w:eastAsiaTheme="minorEastAsia"/>
               <w:noProof/>
-              <w:sz w:val="26"/>
-              <w:szCs w:val="26"/>
             </w:rPr>
           </w:pPr>
-          <w:hyperlink w:anchor="_Toc228543482" w:history="1">
+          <w:hyperlink w:anchor="_Toc228544220" w:history="1">
             <w:r>
               <w:rPr>
                 <w:rStyle w:val="Hyperlink"/>
-                <w:rFonts w:ascii="Times New Roman" w:hAnsi="Times New Roman" w:cs="Times New Roman"/>
-                <w:bCs/>
                 <w:noProof/>
-                <w:sz w:val="26"/>
-                <w:szCs w:val="26"/>
               </w:rPr>
               <w:t>1.1.1. Khái niệm Công nghệ phần mềm</w:t>
             </w:r>
             <w:r>
               <w:rPr>
-                <w:rFonts w:ascii="Times New Roman" w:hAnsi="Times New Roman" w:cs="Times New Roman"/>
-                <w:bCs/>
                 <w:noProof/>
                 <w:webHidden/>
-                <w:sz w:val="26"/>
-                <w:szCs w:val="26"/>
               </w:rPr>
               <w:tab/>
             </w:r>
             <w:r>
               <w:rPr>
-                <w:rFonts w:ascii="Times New Roman" w:hAnsi="Times New Roman" w:cs="Times New Roman"/>
-                <w:bCs/>
                 <w:noProof/>
                 <w:webHidden/>
-                <w:sz w:val="26"/>
-                <w:szCs w:val="26"/>
               </w:rPr>
               <w:fldChar w:fldCharType="begin"/>
             </w:r>
             <w:r>
               <w:rPr>
-                <w:rFonts w:ascii="Times New Roman" w:hAnsi="Times New Roman" w:cs="Times New Roman"/>
-                <w:bCs/>
                 <w:noProof/>
                 <w:webHidden/>
-                <w:sz w:val="26"/>
-                <w:szCs w:val="26"/>
-              </w:rPr>
-              <w:instrText xml:space="preserve"> PAGEREF _Toc228543482 \h </w:instrText>
-            </w:r>
-            <w:r>
-              <w:rPr>
-                <w:rFonts w:ascii="Times New Roman" w:hAnsi="Times New Roman" w:cs="Times New Roman"/>
-                <w:bCs/>
+              </w:rPr>
+              <w:instrText xml:space="preserve"> PAGEREF _Toc228544220 \h </w:instrText>
+            </w:r>
+            <w:r>
+              <w:rPr>
                 <w:noProof/>
                 <w:webHidden/>
-                <w:sz w:val="26"/>
-                <w:szCs w:val="26"/>
-              </w:rPr>
-            </w:r>
-            <w:r>
-              <w:rPr>
-                <w:rFonts w:ascii="Times New Roman" w:hAnsi="Times New Roman" w:cs="Times New Roman"/>
-                <w:bCs/>
+              </w:rPr>
+            </w:r>
+            <w:r>
+              <w:rPr>
                 <w:noProof/>
                 <w:webHidden/>
-                <w:sz w:val="26"/>
-                <w:szCs w:val="26"/>
               </w:rPr>
               <w:fldChar w:fldCharType="separate"/>
             </w:r>
             <w:r>
               <w:rPr>
-                <w:rFonts w:ascii="Times New Roman" w:hAnsi="Times New Roman" w:cs="Times New Roman"/>
-                <w:bCs/>
                 <w:noProof/>
                 <w:webHidden/>
-                <w:sz w:val="26"/>
-                <w:szCs w:val="26"/>
               </w:rPr>
               <w:t>9</w:t>
             </w:r>
             <w:r>
               <w:rPr>
-                <w:rFonts w:ascii="Times New Roman" w:hAnsi="Times New Roman" w:cs="Times New Roman"/>
-                <w:bCs/>
                 <w:noProof/>
                 <w:webHidden/>
-                <w:sz w:val="26"/>
-                <w:szCs w:val="26"/>
               </w:rPr>
               <w:fldChar w:fldCharType="end"/>
             </w:r>
@@ -2208,98 +1866,63 @@
               <w:tab w:val="right" w:leader="dot" w:pos="9111"/>
             </w:tabs>
             <w:rPr>
-              <w:rFonts w:ascii="Times New Roman" w:eastAsiaTheme="minorEastAsia" w:hAnsi="Times New Roman" w:cs="Times New Roman"/>
-              <w:bCs/>
+              <w:rFonts w:eastAsiaTheme="minorEastAsia"/>
               <w:noProof/>
-              <w:sz w:val="26"/>
-              <w:szCs w:val="26"/>
             </w:rPr>
           </w:pPr>
-          <w:hyperlink w:anchor="_Toc228543483" w:history="1">
+          <w:hyperlink w:anchor="_Toc228544221" w:history="1">
             <w:r>
               <w:rPr>
                 <w:rStyle w:val="Hyperlink"/>
-                <w:rFonts w:ascii="Times New Roman" w:hAnsi="Times New Roman" w:cs="Times New Roman"/>
-                <w:bCs/>
                 <w:noProof/>
-                <w:sz w:val="26"/>
-                <w:szCs w:val="26"/>
               </w:rPr>
               <w:t>1.1.2. Vòng đời phát triển phần mềm (Software Development Life Cycle)</w:t>
             </w:r>
             <w:r>
               <w:rPr>
-                <w:rFonts w:ascii="Times New Roman" w:hAnsi="Times New Roman" w:cs="Times New Roman"/>
-                <w:bCs/>
                 <w:noProof/>
                 <w:webHidden/>
-                <w:sz w:val="26"/>
-                <w:szCs w:val="26"/>
               </w:rPr>
               <w:tab/>
             </w:r>
             <w:r>
               <w:rPr>
-                <w:rFonts w:ascii="Times New Roman" w:hAnsi="Times New Roman" w:cs="Times New Roman"/>
-                <w:bCs/>
                 <w:noProof/>
                 <w:webHidden/>
-                <w:sz w:val="26"/>
-                <w:szCs w:val="26"/>
               </w:rPr>
               <w:fldChar w:fldCharType="begin"/>
             </w:r>
             <w:r>
               <w:rPr>
-                <w:rFonts w:ascii="Times New Roman" w:hAnsi="Times New Roman" w:cs="Times New Roman"/>
-                <w:bCs/>
                 <w:noProof/>
                 <w:webHidden/>
-                <w:sz w:val="26"/>
-                <w:szCs w:val="26"/>
-              </w:rPr>
-              <w:instrText xml:space="preserve"> PAGEREF _Toc228543483 \h </w:instrText>
-            </w:r>
-            <w:r>
-              <w:rPr>
-                <w:rFonts w:ascii="Times New Roman" w:hAnsi="Times New Roman" w:cs="Times New Roman"/>
-                <w:bCs/>
+              </w:rPr>
+              <w:instrText xml:space="preserve"> PAGEREF _Toc228544221 \h </w:instrText>
+            </w:r>
+            <w:r>
+              <w:rPr>
                 <w:noProof/>
                 <w:webHidden/>
-                <w:sz w:val="26"/>
-                <w:szCs w:val="26"/>
-              </w:rPr>
-            </w:r>
-            <w:r>
-              <w:rPr>
-                <w:rFonts w:ascii="Times New Roman" w:hAnsi="Times New Roman" w:cs="Times New Roman"/>
-                <w:bCs/>
+              </w:rPr>
+            </w:r>
+            <w:r>
+              <w:rPr>
                 <w:noProof/>
                 <w:webHidden/>
-                <w:sz w:val="26"/>
-                <w:szCs w:val="26"/>
               </w:rPr>
               <w:fldChar w:fldCharType="separate"/>
             </w:r>
             <w:r>
               <w:rPr>
-                <w:rFonts w:ascii="Times New Roman" w:hAnsi="Times New Roman" w:cs="Times New Roman"/>
-                <w:bCs/>
                 <w:noProof/>
                 <w:webHidden/>
-                <w:sz w:val="26"/>
-                <w:szCs w:val="26"/>
               </w:rPr>
               <w:t>9</w:t>
             </w:r>
             <w:r>
               <w:rPr>
-                <w:rFonts w:ascii="Times New Roman" w:hAnsi="Times New Roman" w:cs="Times New Roman"/>
-                <w:bCs/>
                 <w:noProof/>
                 <w:webHidden/>
-                <w:sz w:val="26"/>
-                <w:szCs w:val="26"/>
               </w:rPr>
               <w:fldChar w:fldCharType="end"/>
             </w:r>
@@ -2312,98 +1935,63 @@
               <w:tab w:val="right" w:leader="dot" w:pos="9111"/>
             </w:tabs>
             <w:rPr>
-              <w:rFonts w:ascii="Times New Roman" w:eastAsiaTheme="minorEastAsia" w:hAnsi="Times New Roman" w:cs="Times New Roman"/>
-              <w:bCs/>
+              <w:rFonts w:eastAsiaTheme="minorEastAsia"/>
               <w:noProof/>
-              <w:sz w:val="26"/>
-              <w:szCs w:val="26"/>
             </w:rPr>
           </w:pPr>
-          <w:hyperlink w:anchor="_Toc228543484" w:history="1">
+          <w:hyperlink w:anchor="_Toc228544222" w:history="1">
             <w:r>
               <w:rPr>
                 <w:rStyle w:val="Hyperlink"/>
-                <w:rFonts w:ascii="Times New Roman" w:hAnsi="Times New Roman" w:cs="Times New Roman"/>
-                <w:bCs/>
                 <w:noProof/>
-                <w:sz w:val="26"/>
-                <w:szCs w:val="26"/>
               </w:rPr>
               <w:t>1.1.3. Bạn sẽ lựa chọn theo Công nghệ phần mềm hay Khoa học máy tính? Tại sao?</w:t>
             </w:r>
             <w:r>
               <w:rPr>
-                <w:rFonts w:ascii="Times New Roman" w:hAnsi="Times New Roman" w:cs="Times New Roman"/>
-                <w:bCs/>
                 <w:noProof/>
                 <w:webHidden/>
-                <w:sz w:val="26"/>
-                <w:szCs w:val="26"/>
               </w:rPr>
               <w:tab/>
             </w:r>
             <w:r>
               <w:rPr>
-                <w:rFonts w:ascii="Times New Roman" w:hAnsi="Times New Roman" w:cs="Times New Roman"/>
-                <w:bCs/>
                 <w:noProof/>
                 <w:webHidden/>
-                <w:sz w:val="26"/>
-                <w:szCs w:val="26"/>
               </w:rPr>
               <w:fldChar w:fldCharType="begin"/>
             </w:r>
             <w:r>
               <w:rPr>
-                <w:rFonts w:ascii="Times New Roman" w:hAnsi="Times New Roman" w:cs="Times New Roman"/>
-                <w:bCs/>
                 <w:noProof/>
                 <w:webHidden/>
-                <w:sz w:val="26"/>
-                <w:szCs w:val="26"/>
-              </w:rPr>
-              <w:instrText xml:space="preserve"> PAGEREF _Toc228543484 \h </w:instrText>
-            </w:r>
-            <w:r>
-              <w:rPr>
-                <w:rFonts w:ascii="Times New Roman" w:hAnsi="Times New Roman" w:cs="Times New Roman"/>
-                <w:bCs/>
+              </w:rPr>
+              <w:instrText xml:space="preserve"> PAGEREF _Toc228544222 \h </w:instrText>
+            </w:r>
+            <w:r>
+              <w:rPr>
                 <w:noProof/>
                 <w:webHidden/>
-                <w:sz w:val="26"/>
-                <w:szCs w:val="26"/>
-              </w:rPr>
-            </w:r>
-            <w:r>
-              <w:rPr>
-                <w:rFonts w:ascii="Times New Roman" w:hAnsi="Times New Roman" w:cs="Times New Roman"/>
-                <w:bCs/>
+              </w:rPr>
+            </w:r>
+            <w:r>
+              <w:rPr>
                 <w:noProof/>
                 <w:webHidden/>
-                <w:sz w:val="26"/>
-                <w:szCs w:val="26"/>
               </w:rPr>
               <w:fldChar w:fldCharType="separate"/>
             </w:r>
             <w:r>
               <w:rPr>
-                <w:rFonts w:ascii="Times New Roman" w:hAnsi="Times New Roman" w:cs="Times New Roman"/>
-                <w:bCs/>
                 <w:noProof/>
                 <w:webHidden/>
-                <w:sz w:val="26"/>
-                <w:szCs w:val="26"/>
               </w:rPr>
               <w:t>10</w:t>
             </w:r>
             <w:r>
               <w:rPr>
-                <w:rFonts w:ascii="Times New Roman" w:hAnsi="Times New Roman" w:cs="Times New Roman"/>
-                <w:bCs/>
                 <w:noProof/>
                 <w:webHidden/>
-                <w:sz w:val="26"/>
-                <w:szCs w:val="26"/>
               </w:rPr>
               <w:fldChar w:fldCharType="end"/>
             </w:r>
@@ -2416,98 +2004,63 @@
               <w:tab w:val="right" w:leader="dot" w:pos="9111"/>
             </w:tabs>
             <w:rPr>
-              <w:rFonts w:ascii="Times New Roman" w:eastAsiaTheme="minorEastAsia" w:hAnsi="Times New Roman" w:cs="Times New Roman"/>
-              <w:bCs/>
+              <w:rFonts w:eastAsiaTheme="minorEastAsia"/>
               <w:noProof/>
-              <w:sz w:val="26"/>
-              <w:szCs w:val="26"/>
             </w:rPr>
           </w:pPr>
-          <w:hyperlink w:anchor="_Toc228543485" w:history="1">
+          <w:hyperlink w:anchor="_Toc228544223" w:history="1">
             <w:r>
               <w:rPr>
                 <w:rStyle w:val="Hyperlink"/>
-                <w:rFonts w:ascii="Times New Roman" w:hAnsi="Times New Roman" w:cs="Times New Roman"/>
-                <w:bCs/>
                 <w:noProof/>
-                <w:sz w:val="26"/>
-                <w:szCs w:val="26"/>
-              </w:rPr>
-              <w:t>1.2. Các mô hình phát triển phần mềm</w:t>
-            </w:r>
-            <w:r>
-              <w:rPr>
-                <w:rFonts w:ascii="Times New Roman" w:hAnsi="Times New Roman" w:cs="Times New Roman"/>
-                <w:bCs/>
+              </w:rPr>
+              <w:t>1.2. Bài tập/kết quả thực hành</w:t>
+            </w:r>
+            <w:r>
+              <w:rPr>
                 <w:noProof/>
                 <w:webHidden/>
-                <w:sz w:val="26"/>
-                <w:szCs w:val="26"/>
               </w:rPr>
               <w:tab/>
             </w:r>
             <w:r>
               <w:rPr>
-                <w:rFonts w:ascii="Times New Roman" w:hAnsi="Times New Roman" w:cs="Times New Roman"/>
-                <w:bCs/>
                 <w:noProof/>
                 <w:webHidden/>
-                <w:sz w:val="26"/>
-                <w:szCs w:val="26"/>
               </w:rPr>
               <w:fldChar w:fldCharType="begin"/>
             </w:r>
             <w:r>
               <w:rPr>
-                <w:rFonts w:ascii="Times New Roman" w:hAnsi="Times New Roman" w:cs="Times New Roman"/>
-                <w:bCs/>
                 <w:noProof/>
                 <w:webHidden/>
-                <w:sz w:val="26"/>
-                <w:szCs w:val="26"/>
-              </w:rPr>
-              <w:instrText xml:space="preserve"> PAGEREF _Toc228543485 \h </w:instrText>
-            </w:r>
-            <w:r>
-              <w:rPr>
-                <w:rFonts w:ascii="Times New Roman" w:hAnsi="Times New Roman" w:cs="Times New Roman"/>
-                <w:bCs/>
+              </w:rPr>
+              <w:instrText xml:space="preserve"> PAGEREF _Toc228544223 \h </w:instrText>
+            </w:r>
+            <w:r>
+              <w:rPr>
                 <w:noProof/>
                 <w:webHidden/>
-                <w:sz w:val="26"/>
-                <w:szCs w:val="26"/>
-              </w:rPr>
-            </w:r>
-            <w:r>
-              <w:rPr>
-                <w:rFonts w:ascii="Times New Roman" w:hAnsi="Times New Roman" w:cs="Times New Roman"/>
-                <w:bCs/>
+              </w:rPr>
+            </w:r>
+            <w:r>
+              <w:rPr>
                 <w:noProof/>
                 <w:webHidden/>
-                <w:sz w:val="26"/>
-                <w:szCs w:val="26"/>
               </w:rPr>
               <w:fldChar w:fldCharType="separate"/>
             </w:r>
             <w:r>
               <w:rPr>
-                <w:rFonts w:ascii="Times New Roman" w:hAnsi="Times New Roman" w:cs="Times New Roman"/>
-                <w:bCs/>
                 <w:noProof/>
                 <w:webHidden/>
-                <w:sz w:val="26"/>
-                <w:szCs w:val="26"/>
               </w:rPr>
               <w:t>11</w:t>
             </w:r>
             <w:r>
               <w:rPr>
-                <w:rFonts w:ascii="Times New Roman" w:hAnsi="Times New Roman" w:cs="Times New Roman"/>
-                <w:bCs/>
                 <w:noProof/>
                 <w:webHidden/>
-                <w:sz w:val="26"/>
-                <w:szCs w:val="26"/>
               </w:rPr>
               <w:fldChar w:fldCharType="end"/>
             </w:r>
@@ -2521,119 +2074,77 @@
               <w:tab w:val="right" w:leader="dot" w:pos="9111"/>
             </w:tabs>
             <w:rPr>
-              <w:rFonts w:ascii="Times New Roman" w:eastAsiaTheme="minorEastAsia" w:hAnsi="Times New Roman" w:cs="Times New Roman"/>
-              <w:bCs/>
+              <w:rFonts w:eastAsiaTheme="minorEastAsia"/>
               <w:noProof/>
-              <w:sz w:val="26"/>
-              <w:szCs w:val="26"/>
             </w:rPr>
           </w:pPr>
-          <w:hyperlink w:anchor="_Toc228543486" w:history="1">
+          <w:hyperlink w:anchor="_Toc228544224" w:history="1">
             <w:r>
               <w:rPr>
                 <w:rStyle w:val="Hyperlink"/>
-                <w:rFonts w:ascii="Times New Roman" w:hAnsi="Times New Roman" w:cs="Times New Roman"/>
-                <w:bCs/>
                 <w:noProof/>
-                <w:sz w:val="26"/>
-                <w:szCs w:val="26"/>
               </w:rPr>
               <w:t>CHƯƠNG 2.</w:t>
             </w:r>
             <w:r>
               <w:rPr>
-                <w:rFonts w:ascii="Times New Roman" w:eastAsiaTheme="minorEastAsia" w:hAnsi="Times New Roman" w:cs="Times New Roman"/>
-                <w:bCs/>
+                <w:rFonts w:eastAsiaTheme="minorEastAsia"/>
                 <w:noProof/>
-                <w:sz w:val="26"/>
-                <w:szCs w:val="26"/>
               </w:rPr>
               <w:tab/>
             </w:r>
             <w:r>
               <w:rPr>
                 <w:rStyle w:val="Hyperlink"/>
-                <w:rFonts w:ascii="Times New Roman" w:hAnsi="Times New Roman" w:cs="Times New Roman"/>
-                <w:bCs/>
                 <w:noProof/>
-                <w:sz w:val="26"/>
-                <w:szCs w:val="26"/>
               </w:rPr>
               <w:t>QUẢN LÝ DỰ ÁN VÀ PHÂN TÍCH YÊU CẦU</w:t>
             </w:r>
             <w:r>
               <w:rPr>
-                <w:rFonts w:ascii="Times New Roman" w:hAnsi="Times New Roman" w:cs="Times New Roman"/>
-                <w:bCs/>
                 <w:noProof/>
                 <w:webHidden/>
-                <w:sz w:val="26"/>
-                <w:szCs w:val="26"/>
               </w:rPr>
               <w:tab/>
             </w:r>
             <w:r>
               <w:rPr>
-                <w:rFonts w:ascii="Times New Roman" w:hAnsi="Times New Roman" w:cs="Times New Roman"/>
-                <w:bCs/>
                 <w:noProof/>
                 <w:webHidden/>
-                <w:sz w:val="26"/>
-                <w:szCs w:val="26"/>
               </w:rPr>
               <w:fldChar w:fldCharType="begin"/>
             </w:r>
             <w:r>
               <w:rPr>
-                <w:rFonts w:ascii="Times New Roman" w:hAnsi="Times New Roman" w:cs="Times New Roman"/>
-                <w:bCs/>
                 <w:noProof/>
                 <w:webHidden/>
-                <w:sz w:val="26"/>
-                <w:szCs w:val="26"/>
-              </w:rPr>
-              <w:instrText xml:space="preserve"> PAGEREF _Toc228543486 \h </w:instrText>
-            </w:r>
-            <w:r>
-              <w:rPr>
-                <w:rFonts w:ascii="Times New Roman" w:hAnsi="Times New Roman" w:cs="Times New Roman"/>
-                <w:bCs/>
+              </w:rPr>
+              <w:instrText xml:space="preserve"> PAGEREF _Toc228544224 \h </w:instrText>
+            </w:r>
+            <w:r>
+              <w:rPr>
                 <w:noProof/>
                 <w:webHidden/>
-                <w:sz w:val="26"/>
-                <w:szCs w:val="26"/>
-              </w:rPr>
-            </w:r>
-            <w:r>
-              <w:rPr>
-                <w:rFonts w:ascii="Times New Roman" w:hAnsi="Times New Roman" w:cs="Times New Roman"/>
-                <w:bCs/>
+              </w:rPr>
+            </w:r>
+            <w:r>
+              <w:rPr>
                 <w:noProof/>
                 <w:webHidden/>
-                <w:sz w:val="26"/>
-                <w:szCs w:val="26"/>
               </w:rPr>
               <w:fldChar w:fldCharType="separate"/>
             </w:r>
             <w:r>
               <w:rPr>
-                <w:rFonts w:ascii="Times New Roman" w:hAnsi="Times New Roman" w:cs="Times New Roman"/>
-                <w:bCs/>
                 <w:noProof/>
                 <w:webHidden/>
-                <w:sz w:val="26"/>
-                <w:szCs w:val="26"/>
               </w:rPr>
               <w:t>15</w:t>
             </w:r>
             <w:r>
               <w:rPr>
-                <w:rFonts w:ascii="Times New Roman" w:hAnsi="Times New Roman" w:cs="Times New Roman"/>
-                <w:bCs/>
                 <w:noProof/>
                 <w:webHidden/>
-                <w:sz w:val="26"/>
-                <w:szCs w:val="26"/>
               </w:rPr>
               <w:fldChar w:fldCharType="end"/>
             </w:r>
@@ -2646,98 +2157,63 @@
               <w:tab w:val="right" w:leader="dot" w:pos="9111"/>
             </w:tabs>
             <w:rPr>
-              <w:rFonts w:ascii="Times New Roman" w:eastAsiaTheme="minorEastAsia" w:hAnsi="Times New Roman" w:cs="Times New Roman"/>
-              <w:bCs/>
+              <w:rFonts w:eastAsiaTheme="minorEastAsia"/>
               <w:noProof/>
-              <w:sz w:val="26"/>
-              <w:szCs w:val="26"/>
             </w:rPr>
           </w:pPr>
-          <w:hyperlink w:anchor="_Toc228543487" w:history="1">
+          <w:hyperlink w:anchor="_Toc228544225" w:history="1">
             <w:r>
               <w:rPr>
                 <w:rStyle w:val="Hyperlink"/>
-                <w:rFonts w:ascii="Times New Roman" w:hAnsi="Times New Roman" w:cs="Times New Roman"/>
-                <w:bCs/>
                 <w:noProof/>
-                <w:sz w:val="26"/>
-                <w:szCs w:val="26"/>
               </w:rPr>
               <w:t>2.1. Quản lý dự án phần mềm</w:t>
             </w:r>
             <w:r>
               <w:rPr>
-                <w:rFonts w:ascii="Times New Roman" w:hAnsi="Times New Roman" w:cs="Times New Roman"/>
-                <w:bCs/>
                 <w:noProof/>
                 <w:webHidden/>
-                <w:sz w:val="26"/>
-                <w:szCs w:val="26"/>
               </w:rPr>
               <w:tab/>
             </w:r>
             <w:r>
               <w:rPr>
-                <w:rFonts w:ascii="Times New Roman" w:hAnsi="Times New Roman" w:cs="Times New Roman"/>
-                <w:bCs/>
                 <w:noProof/>
                 <w:webHidden/>
-                <w:sz w:val="26"/>
-                <w:szCs w:val="26"/>
               </w:rPr>
               <w:fldChar w:fldCharType="begin"/>
             </w:r>
             <w:r>
               <w:rPr>
-                <w:rFonts w:ascii="Times New Roman" w:hAnsi="Times New Roman" w:cs="Times New Roman"/>
-                <w:bCs/>
                 <w:noProof/>
                 <w:webHidden/>
-                <w:sz w:val="26"/>
-                <w:szCs w:val="26"/>
-              </w:rPr>
-              <w:instrText xml:space="preserve"> PAGEREF _Toc228543487 \h </w:instrText>
-            </w:r>
-            <w:r>
-              <w:rPr>
-                <w:rFonts w:ascii="Times New Roman" w:hAnsi="Times New Roman" w:cs="Times New Roman"/>
-                <w:bCs/>
+              </w:rPr>
+              <w:instrText xml:space="preserve"> PAGEREF _Toc228544225 \h </w:instrText>
+            </w:r>
+            <w:r>
+              <w:rPr>
                 <w:noProof/>
                 <w:webHidden/>
-                <w:sz w:val="26"/>
-                <w:szCs w:val="26"/>
-              </w:rPr>
-            </w:r>
-            <w:r>
-              <w:rPr>
-                <w:rFonts w:ascii="Times New Roman" w:hAnsi="Times New Roman" w:cs="Times New Roman"/>
-                <w:bCs/>
+              </w:rPr>
+            </w:r>
+            <w:r>
+              <w:rPr>
                 <w:noProof/>
                 <w:webHidden/>
-                <w:sz w:val="26"/>
-                <w:szCs w:val="26"/>
               </w:rPr>
               <w:fldChar w:fldCharType="separate"/>
             </w:r>
             <w:r>
               <w:rPr>
-                <w:rFonts w:ascii="Times New Roman" w:hAnsi="Times New Roman" w:cs="Times New Roman"/>
-                <w:bCs/>
                 <w:noProof/>
                 <w:webHidden/>
-                <w:sz w:val="26"/>
-                <w:szCs w:val="26"/>
               </w:rPr>
               <w:t>15</w:t>
             </w:r>
             <w:r>
               <w:rPr>
-                <w:rFonts w:ascii="Times New Roman" w:hAnsi="Times New Roman" w:cs="Times New Roman"/>
-                <w:bCs/>
                 <w:noProof/>
                 <w:webHidden/>
-                <w:sz w:val="26"/>
-                <w:szCs w:val="26"/>
               </w:rPr>
               <w:fldChar w:fldCharType="end"/>
             </w:r>
@@ -2750,98 +2226,63 @@
               <w:tab w:val="right" w:leader="dot" w:pos="9111"/>
             </w:tabs>
             <w:rPr>
-              <w:rFonts w:ascii="Times New Roman" w:eastAsiaTheme="minorEastAsia" w:hAnsi="Times New Roman" w:cs="Times New Roman"/>
-              <w:bCs/>
+              <w:rFonts w:eastAsiaTheme="minorEastAsia"/>
               <w:noProof/>
-              <w:sz w:val="26"/>
-              <w:szCs w:val="26"/>
             </w:rPr>
           </w:pPr>
-          <w:hyperlink w:anchor="_Toc228543488" w:history="1">
+          <w:hyperlink w:anchor="_Toc228544226" w:history="1">
             <w:r>
               <w:rPr>
                 <w:rStyle w:val="Hyperlink"/>
-                <w:rFonts w:ascii="Times New Roman" w:hAnsi="Times New Roman" w:cs="Times New Roman"/>
-                <w:bCs/>
                 <w:noProof/>
-                <w:sz w:val="26"/>
-                <w:szCs w:val="26"/>
               </w:rPr>
               <w:t>2.1.1. Vòng đời của dự án</w:t>
             </w:r>
             <w:r>
               <w:rPr>
-                <w:rFonts w:ascii="Times New Roman" w:hAnsi="Times New Roman" w:cs="Times New Roman"/>
-                <w:bCs/>
                 <w:noProof/>
                 <w:webHidden/>
-                <w:sz w:val="26"/>
-                <w:szCs w:val="26"/>
               </w:rPr>
               <w:tab/>
             </w:r>
             <w:r>
               <w:rPr>
-                <w:rFonts w:ascii="Times New Roman" w:hAnsi="Times New Roman" w:cs="Times New Roman"/>
-                <w:bCs/>
                 <w:noProof/>
                 <w:webHidden/>
-                <w:sz w:val="26"/>
-                <w:szCs w:val="26"/>
               </w:rPr>
               <w:fldChar w:fldCharType="begin"/>
             </w:r>
             <w:r>
               <w:rPr>
-                <w:rFonts w:ascii="Times New Roman" w:hAnsi="Times New Roman" w:cs="Times New Roman"/>
-                <w:bCs/>
                 <w:noProof/>
                 <w:webHidden/>
-                <w:sz w:val="26"/>
-                <w:szCs w:val="26"/>
-              </w:rPr>
-              <w:instrText xml:space="preserve"> PAGEREF _Toc228543488 \h </w:instrText>
-            </w:r>
-            <w:r>
-              <w:rPr>
-                <w:rFonts w:ascii="Times New Roman" w:hAnsi="Times New Roman" w:cs="Times New Roman"/>
-                <w:bCs/>
+              </w:rPr>
+              <w:instrText xml:space="preserve"> PAGEREF _Toc228544226 \h </w:instrText>
+            </w:r>
+            <w:r>
+              <w:rPr>
                 <w:noProof/>
                 <w:webHidden/>
-                <w:sz w:val="26"/>
-                <w:szCs w:val="26"/>
-              </w:rPr>
-            </w:r>
-            <w:r>
-              <w:rPr>
-                <w:rFonts w:ascii="Times New Roman" w:hAnsi="Times New Roman" w:cs="Times New Roman"/>
-                <w:bCs/>
+              </w:rPr>
+            </w:r>
+            <w:r>
+              <w:rPr>
                 <w:noProof/>
                 <w:webHidden/>
-                <w:sz w:val="26"/>
-                <w:szCs w:val="26"/>
               </w:rPr>
               <w:fldChar w:fldCharType="separate"/>
             </w:r>
             <w:r>
               <w:rPr>
-                <w:rFonts w:ascii="Times New Roman" w:hAnsi="Times New Roman" w:cs="Times New Roman"/>
-                <w:bCs/>
                 <w:noProof/>
                 <w:webHidden/>
-                <w:sz w:val="26"/>
-                <w:szCs w:val="26"/>
               </w:rPr>
               <w:t>15</w:t>
             </w:r>
             <w:r>
               <w:rPr>
-                <w:rFonts w:ascii="Times New Roman" w:hAnsi="Times New Roman" w:cs="Times New Roman"/>
-                <w:bCs/>
                 <w:noProof/>
                 <w:webHidden/>
-                <w:sz w:val="26"/>
-                <w:szCs w:val="26"/>
               </w:rPr>
               <w:fldChar w:fldCharType="end"/>
             </w:r>
@@ -2854,98 +2295,63 @@
               <w:tab w:val="right" w:leader="dot" w:pos="9111"/>
             </w:tabs>
             <w:rPr>
-              <w:rFonts w:ascii="Times New Roman" w:eastAsiaTheme="minorEastAsia" w:hAnsi="Times New Roman" w:cs="Times New Roman"/>
-              <w:bCs/>
+              <w:rFonts w:eastAsiaTheme="minorEastAsia"/>
               <w:noProof/>
-              <w:sz w:val="26"/>
-              <w:szCs w:val="26"/>
             </w:rPr>
           </w:pPr>
-          <w:hyperlink w:anchor="_Toc228543489" w:history="1">
+          <w:hyperlink w:anchor="_Toc228544227" w:history="1">
             <w:r>
               <w:rPr>
                 <w:rStyle w:val="Hyperlink"/>
-                <w:rFonts w:ascii="Times New Roman" w:hAnsi="Times New Roman" w:cs="Times New Roman"/>
-                <w:bCs/>
                 <w:noProof/>
-                <w:sz w:val="26"/>
-                <w:szCs w:val="26"/>
-              </w:rPr>
-              <w:t>2.1.2. Bài tập/kết quả thực hiện</w:t>
-            </w:r>
-            <w:r>
-              <w:rPr>
-                <w:rFonts w:ascii="Times New Roman" w:hAnsi="Times New Roman" w:cs="Times New Roman"/>
-                <w:bCs/>
+              </w:rPr>
+              <w:t>2.1.2. Bài tập/kết quả thực hành</w:t>
+            </w:r>
+            <w:r>
+              <w:rPr>
                 <w:noProof/>
                 <w:webHidden/>
-                <w:sz w:val="26"/>
-                <w:szCs w:val="26"/>
               </w:rPr>
               <w:tab/>
             </w:r>
             <w:r>
               <w:rPr>
-                <w:rFonts w:ascii="Times New Roman" w:hAnsi="Times New Roman" w:cs="Times New Roman"/>
-                <w:bCs/>
                 <w:noProof/>
                 <w:webHidden/>
-                <w:sz w:val="26"/>
-                <w:szCs w:val="26"/>
               </w:rPr>
               <w:fldChar w:fldCharType="begin"/>
             </w:r>
             <w:r>
               <w:rPr>
-                <w:rFonts w:ascii="Times New Roman" w:hAnsi="Times New Roman" w:cs="Times New Roman"/>
-                <w:bCs/>
                 <w:noProof/>
                 <w:webHidden/>
-                <w:sz w:val="26"/>
-                <w:szCs w:val="26"/>
-              </w:rPr>
-              <w:instrText xml:space="preserve"> PAGEREF _Toc228543489 \h </w:instrText>
-            </w:r>
-            <w:r>
-              <w:rPr>
-                <w:rFonts w:ascii="Times New Roman" w:hAnsi="Times New Roman" w:cs="Times New Roman"/>
-                <w:bCs/>
+              </w:rPr>
+              <w:instrText xml:space="preserve"> PAGEREF _Toc228544227 \h </w:instrText>
+            </w:r>
+            <w:r>
+              <w:rPr>
                 <w:noProof/>
                 <w:webHidden/>
-                <w:sz w:val="26"/>
-                <w:szCs w:val="26"/>
-              </w:rPr>
-            </w:r>
-            <w:r>
-              <w:rPr>
-                <w:rFonts w:ascii="Times New Roman" w:hAnsi="Times New Roman" w:cs="Times New Roman"/>
-                <w:bCs/>
+              </w:rPr>
+            </w:r>
+            <w:r>
+              <w:rPr>
                 <w:noProof/>
                 <w:webHidden/>
-                <w:sz w:val="26"/>
-                <w:szCs w:val="26"/>
               </w:rPr>
               <w:fldChar w:fldCharType="separate"/>
             </w:r>
             <w:r>
               <w:rPr>
-                <w:rFonts w:ascii="Times New Roman" w:hAnsi="Times New Roman" w:cs="Times New Roman"/>
-                <w:bCs/>
                 <w:noProof/>
                 <w:webHidden/>
-                <w:sz w:val="26"/>
-                <w:szCs w:val="26"/>
               </w:rPr>
               <w:t>17</w:t>
             </w:r>
             <w:r>
               <w:rPr>
-                <w:rFonts w:ascii="Times New Roman" w:hAnsi="Times New Roman" w:cs="Times New Roman"/>
-                <w:bCs/>
                 <w:noProof/>
                 <w:webHidden/>
-                <w:sz w:val="26"/>
-                <w:szCs w:val="26"/>
               </w:rPr>
               <w:fldChar w:fldCharType="end"/>
             </w:r>
@@ -2958,98 +2364,63 @@
               <w:tab w:val="right" w:leader="dot" w:pos="9111"/>
             </w:tabs>
             <w:rPr>
-              <w:rFonts w:ascii="Times New Roman" w:eastAsiaTheme="minorEastAsia" w:hAnsi="Times New Roman" w:cs="Times New Roman"/>
-              <w:bCs/>
+              <w:rFonts w:eastAsiaTheme="minorEastAsia"/>
               <w:noProof/>
-              <w:sz w:val="26"/>
-              <w:szCs w:val="26"/>
             </w:rPr>
           </w:pPr>
-          <w:hyperlink w:anchor="_Toc228543490" w:history="1">
+          <w:hyperlink w:anchor="_Toc228544228" w:history="1">
             <w:r>
               <w:rPr>
                 <w:rStyle w:val="Hyperlink"/>
-                <w:rFonts w:ascii="Times New Roman" w:hAnsi="Times New Roman" w:cs="Times New Roman"/>
-                <w:bCs/>
                 <w:noProof/>
-                <w:sz w:val="26"/>
-                <w:szCs w:val="26"/>
               </w:rPr>
               <w:t>2.2. Lấy và phân tích yêu cầu</w:t>
             </w:r>
             <w:r>
               <w:rPr>
-                <w:rFonts w:ascii="Times New Roman" w:hAnsi="Times New Roman" w:cs="Times New Roman"/>
-                <w:bCs/>
                 <w:noProof/>
                 <w:webHidden/>
-                <w:sz w:val="26"/>
-                <w:szCs w:val="26"/>
               </w:rPr>
               <w:tab/>
             </w:r>
             <w:r>
               <w:rPr>
-                <w:rFonts w:ascii="Times New Roman" w:hAnsi="Times New Roman" w:cs="Times New Roman"/>
-                <w:bCs/>
                 <w:noProof/>
                 <w:webHidden/>
-                <w:sz w:val="26"/>
-                <w:szCs w:val="26"/>
               </w:rPr>
               <w:fldChar w:fldCharType="begin"/>
             </w:r>
             <w:r>
               <w:rPr>
-                <w:rFonts w:ascii="Times New Roman" w:hAnsi="Times New Roman" w:cs="Times New Roman"/>
-                <w:bCs/>
                 <w:noProof/>
                 <w:webHidden/>
-                <w:sz w:val="26"/>
-                <w:szCs w:val="26"/>
-              </w:rPr>
-              <w:instrText xml:space="preserve"> PAGEREF _Toc228543490 \h </w:instrText>
-            </w:r>
-            <w:r>
-              <w:rPr>
-                <w:rFonts w:ascii="Times New Roman" w:hAnsi="Times New Roman" w:cs="Times New Roman"/>
-                <w:bCs/>
+              </w:rPr>
+              <w:instrText xml:space="preserve"> PAGEREF _Toc228544228 \h </w:instrText>
+            </w:r>
+            <w:r>
+              <w:rPr>
                 <w:noProof/>
                 <w:webHidden/>
-                <w:sz w:val="26"/>
-                <w:szCs w:val="26"/>
-              </w:rPr>
-            </w:r>
-            <w:r>
-              <w:rPr>
-                <w:rFonts w:ascii="Times New Roman" w:hAnsi="Times New Roman" w:cs="Times New Roman"/>
-                <w:bCs/>
+              </w:rPr>
+            </w:r>
+            <w:r>
+              <w:rPr>
                 <w:noProof/>
                 <w:webHidden/>
-                <w:sz w:val="26"/>
-                <w:szCs w:val="26"/>
               </w:rPr>
               <w:fldChar w:fldCharType="separate"/>
             </w:r>
             <w:r>
               <w:rPr>
-                <w:rFonts w:ascii="Times New Roman" w:hAnsi="Times New Roman" w:cs="Times New Roman"/>
-                <w:bCs/>
                 <w:noProof/>
                 <w:webHidden/>
-                <w:sz w:val="26"/>
-                <w:szCs w:val="26"/>
               </w:rPr>
               <w:t>25</w:t>
             </w:r>
             <w:r>
               <w:rPr>
-                <w:rFonts w:ascii="Times New Roman" w:hAnsi="Times New Roman" w:cs="Times New Roman"/>
-                <w:bCs/>
                 <w:noProof/>
                 <w:webHidden/>
-                <w:sz w:val="26"/>
-                <w:szCs w:val="26"/>
               </w:rPr>
               <w:fldChar w:fldCharType="end"/>
             </w:r>
@@ -3062,98 +2433,63 @@
               <w:tab w:val="right" w:leader="dot" w:pos="9111"/>
             </w:tabs>
             <w:rPr>
-              <w:rFonts w:ascii="Times New Roman" w:eastAsiaTheme="minorEastAsia" w:hAnsi="Times New Roman" w:cs="Times New Roman"/>
-              <w:bCs/>
+              <w:rFonts w:eastAsiaTheme="minorEastAsia"/>
               <w:noProof/>
-              <w:sz w:val="26"/>
-              <w:szCs w:val="26"/>
             </w:rPr>
           </w:pPr>
-          <w:hyperlink w:anchor="_Toc228543491" w:history="1">
+          <w:hyperlink w:anchor="_Toc228544229" w:history="1">
             <w:r>
               <w:rPr>
                 <w:rStyle w:val="Hyperlink"/>
-                <w:rFonts w:ascii="Times New Roman" w:hAnsi="Times New Roman" w:cs="Times New Roman"/>
-                <w:bCs/>
                 <w:noProof/>
-                <w:sz w:val="26"/>
-                <w:szCs w:val="26"/>
               </w:rPr>
               <w:t>2.2.1. Phân loại yêu cầu</w:t>
             </w:r>
             <w:r>
               <w:rPr>
-                <w:rFonts w:ascii="Times New Roman" w:hAnsi="Times New Roman" w:cs="Times New Roman"/>
-                <w:bCs/>
                 <w:noProof/>
                 <w:webHidden/>
-                <w:sz w:val="26"/>
-                <w:szCs w:val="26"/>
               </w:rPr>
               <w:tab/>
             </w:r>
             <w:r>
               <w:rPr>
-                <w:rFonts w:ascii="Times New Roman" w:hAnsi="Times New Roman" w:cs="Times New Roman"/>
-                <w:bCs/>
                 <w:noProof/>
                 <w:webHidden/>
-                <w:sz w:val="26"/>
-                <w:szCs w:val="26"/>
               </w:rPr>
               <w:fldChar w:fldCharType="begin"/>
             </w:r>
             <w:r>
               <w:rPr>
-                <w:rFonts w:ascii="Times New Roman" w:hAnsi="Times New Roman" w:cs="Times New Roman"/>
-                <w:bCs/>
                 <w:noProof/>
                 <w:webHidden/>
-                <w:sz w:val="26"/>
-                <w:szCs w:val="26"/>
-              </w:rPr>
-              <w:instrText xml:space="preserve"> PAGEREF _Toc228543491 \h </w:instrText>
-            </w:r>
-            <w:r>
-              <w:rPr>
-                <w:rFonts w:ascii="Times New Roman" w:hAnsi="Times New Roman" w:cs="Times New Roman"/>
-                <w:bCs/>
+              </w:rPr>
+              <w:instrText xml:space="preserve"> PAGEREF _Toc228544229 \h </w:instrText>
+            </w:r>
+            <w:r>
+              <w:rPr>
                 <w:noProof/>
                 <w:webHidden/>
-                <w:sz w:val="26"/>
-                <w:szCs w:val="26"/>
-              </w:rPr>
-            </w:r>
-            <w:r>
-              <w:rPr>
-                <w:rFonts w:ascii="Times New Roman" w:hAnsi="Times New Roman" w:cs="Times New Roman"/>
-                <w:bCs/>
+              </w:rPr>
+            </w:r>
+            <w:r>
+              <w:rPr>
                 <w:noProof/>
                 <w:webHidden/>
-                <w:sz w:val="26"/>
-                <w:szCs w:val="26"/>
               </w:rPr>
               <w:fldChar w:fldCharType="separate"/>
             </w:r>
             <w:r>
               <w:rPr>
-                <w:rFonts w:ascii="Times New Roman" w:hAnsi="Times New Roman" w:cs="Times New Roman"/>
-                <w:bCs/>
                 <w:noProof/>
                 <w:webHidden/>
-                <w:sz w:val="26"/>
-                <w:szCs w:val="26"/>
               </w:rPr>
               <w:t>25</w:t>
             </w:r>
             <w:r>
               <w:rPr>
-                <w:rFonts w:ascii="Times New Roman" w:hAnsi="Times New Roman" w:cs="Times New Roman"/>
-                <w:bCs/>
                 <w:noProof/>
                 <w:webHidden/>
-                <w:sz w:val="26"/>
-                <w:szCs w:val="26"/>
               </w:rPr>
               <w:fldChar w:fldCharType="end"/>
             </w:r>
@@ -3166,98 +2502,63 @@
               <w:tab w:val="right" w:leader="dot" w:pos="9111"/>
             </w:tabs>
             <w:rPr>
-              <w:rFonts w:ascii="Times New Roman" w:eastAsiaTheme="minorEastAsia" w:hAnsi="Times New Roman" w:cs="Times New Roman"/>
-              <w:bCs/>
+              <w:rFonts w:eastAsiaTheme="minorEastAsia"/>
               <w:noProof/>
-              <w:sz w:val="26"/>
-              <w:szCs w:val="26"/>
             </w:rPr>
           </w:pPr>
-          <w:hyperlink w:anchor="_Toc228543492" w:history="1">
+          <w:hyperlink w:anchor="_Toc228544230" w:history="1">
             <w:r>
               <w:rPr>
                 <w:rStyle w:val="Hyperlink"/>
-                <w:rFonts w:ascii="Times New Roman" w:hAnsi="Times New Roman" w:cs="Times New Roman"/>
-                <w:bCs/>
                 <w:noProof/>
-                <w:sz w:val="26"/>
-                <w:szCs w:val="26"/>
-              </w:rPr>
-              <w:t>2.2.2. Bài tập/kết quả thực hiện</w:t>
-            </w:r>
-            <w:r>
-              <w:rPr>
-                <w:rFonts w:ascii="Times New Roman" w:hAnsi="Times New Roman" w:cs="Times New Roman"/>
-                <w:bCs/>
+              </w:rPr>
+              <w:t>2.2.2. Bài tập/kết quả thực hành</w:t>
+            </w:r>
+            <w:r>
+              <w:rPr>
                 <w:noProof/>
                 <w:webHidden/>
-                <w:sz w:val="26"/>
-                <w:szCs w:val="26"/>
               </w:rPr>
               <w:tab/>
             </w:r>
             <w:r>
               <w:rPr>
-                <w:rFonts w:ascii="Times New Roman" w:hAnsi="Times New Roman" w:cs="Times New Roman"/>
-                <w:bCs/>
                 <w:noProof/>
                 <w:webHidden/>
-                <w:sz w:val="26"/>
-                <w:szCs w:val="26"/>
               </w:rPr>
               <w:fldChar w:fldCharType="begin"/>
             </w:r>
             <w:r>
               <w:rPr>
-                <w:rFonts w:ascii="Times New Roman" w:hAnsi="Times New Roman" w:cs="Times New Roman"/>
-                <w:bCs/>
                 <w:noProof/>
                 <w:webHidden/>
-                <w:sz w:val="26"/>
-                <w:szCs w:val="26"/>
-              </w:rPr>
-              <w:instrText xml:space="preserve"> PAGEREF _Toc228543492 \h </w:instrText>
-            </w:r>
-            <w:r>
-              <w:rPr>
-                <w:rFonts w:ascii="Times New Roman" w:hAnsi="Times New Roman" w:cs="Times New Roman"/>
-                <w:bCs/>
+              </w:rPr>
+              <w:instrText xml:space="preserve"> PAGEREF _Toc228544230 \h </w:instrText>
+            </w:r>
+            <w:r>
+              <w:rPr>
                 <w:noProof/>
                 <w:webHidden/>
-                <w:sz w:val="26"/>
-                <w:szCs w:val="26"/>
-              </w:rPr>
-            </w:r>
-            <w:r>
-              <w:rPr>
-                <w:rFonts w:ascii="Times New Roman" w:hAnsi="Times New Roman" w:cs="Times New Roman"/>
-                <w:bCs/>
+              </w:rPr>
+            </w:r>
+            <w:r>
+              <w:rPr>
                 <w:noProof/>
                 <w:webHidden/>
-                <w:sz w:val="26"/>
-                <w:szCs w:val="26"/>
               </w:rPr>
               <w:fldChar w:fldCharType="separate"/>
             </w:r>
             <w:r>
               <w:rPr>
-                <w:rFonts w:ascii="Times New Roman" w:hAnsi="Times New Roman" w:cs="Times New Roman"/>
-                <w:bCs/>
                 <w:noProof/>
                 <w:webHidden/>
-                <w:sz w:val="26"/>
-                <w:szCs w:val="26"/>
               </w:rPr>
               <w:t>26</w:t>
             </w:r>
             <w:r>
               <w:rPr>
-                <w:rFonts w:ascii="Times New Roman" w:hAnsi="Times New Roman" w:cs="Times New Roman"/>
-                <w:bCs/>
                 <w:noProof/>
                 <w:webHidden/>
-                <w:sz w:val="26"/>
-                <w:szCs w:val="26"/>
               </w:rPr>
               <w:fldChar w:fldCharType="end"/>
             </w:r>
@@ -3271,119 +2572,79 @@
               <w:tab w:val="right" w:leader="dot" w:pos="9111"/>
             </w:tabs>
             <w:rPr>
-              <w:rFonts w:ascii="Times New Roman" w:eastAsiaTheme="minorEastAsia" w:hAnsi="Times New Roman" w:cs="Times New Roman"/>
-              <w:bCs/>
+              <w:rFonts w:eastAsiaTheme="minorEastAsia"/>
               <w:noProof/>
-              <w:sz w:val="26"/>
-              <w:szCs w:val="26"/>
             </w:rPr>
           </w:pPr>
-          <w:hyperlink w:anchor="_Toc228543493" w:history="1">
+          <w:hyperlink w:anchor="_Toc228544231" w:history="1">
             <w:r>
               <w:rPr>
                 <w:rStyle w:val="Hyperlink"/>
-                <w:rFonts w:ascii="Times New Roman" w:hAnsi="Times New Roman" w:cs="Times New Roman"/>
-                <w:bCs/>
+                <w:rFonts w:cs="Times New Roman"/>
                 <w:noProof/>
-                <w:sz w:val="26"/>
-                <w:szCs w:val="26"/>
               </w:rPr>
               <w:t>CHƯƠNG 3.</w:t>
             </w:r>
             <w:r>
               <w:rPr>
-                <w:rFonts w:ascii="Times New Roman" w:eastAsiaTheme="minorEastAsia" w:hAnsi="Times New Roman" w:cs="Times New Roman"/>
-                <w:bCs/>
+                <w:rFonts w:eastAsiaTheme="minorEastAsia"/>
                 <w:noProof/>
-                <w:sz w:val="26"/>
-                <w:szCs w:val="26"/>
               </w:rPr>
               <w:tab/>
             </w:r>
             <w:r>
               <w:rPr>
                 <w:rStyle w:val="Hyperlink"/>
-                <w:rFonts w:ascii="Times New Roman" w:hAnsi="Times New Roman" w:cs="Times New Roman"/>
-                <w:bCs/>
+                <w:rFonts w:cs="Times New Roman"/>
                 <w:noProof/>
-                <w:sz w:val="26"/>
-                <w:szCs w:val="26"/>
               </w:rPr>
               <w:t>THIẾT KẾ HỆ THỐNG</w:t>
             </w:r>
             <w:r>
               <w:rPr>
-                <w:rFonts w:ascii="Times New Roman" w:hAnsi="Times New Roman" w:cs="Times New Roman"/>
-                <w:bCs/>
                 <w:noProof/>
                 <w:webHidden/>
-                <w:sz w:val="26"/>
-                <w:szCs w:val="26"/>
               </w:rPr>
               <w:tab/>
             </w:r>
             <w:r>
               <w:rPr>
-                <w:rFonts w:ascii="Times New Roman" w:hAnsi="Times New Roman" w:cs="Times New Roman"/>
-                <w:bCs/>
                 <w:noProof/>
                 <w:webHidden/>
-                <w:sz w:val="26"/>
-                <w:szCs w:val="26"/>
               </w:rPr>
               <w:fldChar w:fldCharType="begin"/>
             </w:r>
             <w:r>
               <w:rPr>
-                <w:rFonts w:ascii="Times New Roman" w:hAnsi="Times New Roman" w:cs="Times New Roman"/>
-                <w:bCs/>
                 <w:noProof/>
                 <w:webHidden/>
-                <w:sz w:val="26"/>
-                <w:szCs w:val="26"/>
-              </w:rPr>
-              <w:instrText xml:space="preserve"> PAGEREF _Toc228543493 \h </w:instrText>
-            </w:r>
-            <w:r>
-              <w:rPr>
-                <w:rFonts w:ascii="Times New Roman" w:hAnsi="Times New Roman" w:cs="Times New Roman"/>
-                <w:bCs/>
+              </w:rPr>
+              <w:instrText xml:space="preserve"> PAGEREF _Toc228544231 \h </w:instrText>
+            </w:r>
+            <w:r>
+              <w:rPr>
                 <w:noProof/>
                 <w:webHidden/>
-                <w:sz w:val="26"/>
-                <w:szCs w:val="26"/>
-              </w:rPr>
-            </w:r>
-            <w:r>
-              <w:rPr>
-                <w:rFonts w:ascii="Times New Roman" w:hAnsi="Times New Roman" w:cs="Times New Roman"/>
-                <w:bCs/>
+              </w:rPr>
+            </w:r>
+            <w:r>
+              <w:rPr>
                 <w:noProof/>
                 <w:webHidden/>
-                <w:sz w:val="26"/>
-                <w:szCs w:val="26"/>
               </w:rPr>
               <w:fldChar w:fldCharType="separate"/>
             </w:r>
             <w:r>
               <w:rPr>
-                <w:rFonts w:ascii="Times New Roman" w:hAnsi="Times New Roman" w:cs="Times New Roman"/>
-                <w:bCs/>
                 <w:noProof/>
                 <w:webHidden/>
-                <w:sz w:val="26"/>
-                <w:szCs w:val="26"/>
               </w:rPr>
               <w:t>30</w:t>
             </w:r>
             <w:r>
               <w:rPr>
-                <w:rFonts w:ascii="Times New Roman" w:hAnsi="Times New Roman" w:cs="Times New Roman"/>
-                <w:bCs/>
                 <w:noProof/>
                 <w:webHidden/>
-                <w:sz w:val="26"/>
-                <w:szCs w:val="26"/>
               </w:rPr>
               <w:fldChar w:fldCharType="end"/>
             </w:r>
@@ -3396,98 +2657,63 @@
               <w:tab w:val="right" w:leader="dot" w:pos="9111"/>
             </w:tabs>
             <w:rPr>
-              <w:rFonts w:ascii="Times New Roman" w:eastAsiaTheme="minorEastAsia" w:hAnsi="Times New Roman" w:cs="Times New Roman"/>
-              <w:bCs/>
+              <w:rFonts w:eastAsiaTheme="minorEastAsia"/>
               <w:noProof/>
-              <w:sz w:val="26"/>
-              <w:szCs w:val="26"/>
             </w:rPr>
           </w:pPr>
-          <w:hyperlink w:anchor="_Toc228543494" w:history="1">
+          <w:hyperlink w:anchor="_Toc228544232" w:history="1">
             <w:r>
               <w:rPr>
                 <w:rStyle w:val="Hyperlink"/>
-                <w:rFonts w:ascii="Times New Roman" w:hAnsi="Times New Roman" w:cs="Times New Roman"/>
-                <w:bCs/>
                 <w:noProof/>
-                <w:sz w:val="26"/>
-                <w:szCs w:val="26"/>
               </w:rPr>
               <w:t>3.1. Thiết kế kiến trúc phần mềm</w:t>
             </w:r>
             <w:r>
               <w:rPr>
-                <w:rFonts w:ascii="Times New Roman" w:hAnsi="Times New Roman" w:cs="Times New Roman"/>
-                <w:bCs/>
                 <w:noProof/>
                 <w:webHidden/>
-                <w:sz w:val="26"/>
-                <w:szCs w:val="26"/>
               </w:rPr>
               <w:tab/>
             </w:r>
             <w:r>
               <w:rPr>
-                <w:rFonts w:ascii="Times New Roman" w:hAnsi="Times New Roman" w:cs="Times New Roman"/>
-                <w:bCs/>
                 <w:noProof/>
                 <w:webHidden/>
-                <w:sz w:val="26"/>
-                <w:szCs w:val="26"/>
               </w:rPr>
               <w:fldChar w:fldCharType="begin"/>
             </w:r>
             <w:r>
               <w:rPr>
-                <w:rFonts w:ascii="Times New Roman" w:hAnsi="Times New Roman" w:cs="Times New Roman"/>
-                <w:bCs/>
                 <w:noProof/>
                 <w:webHidden/>
-                <w:sz w:val="26"/>
-                <w:szCs w:val="26"/>
-              </w:rPr>
-              <w:instrText xml:space="preserve"> PAGEREF _Toc228543494 \h </w:instrText>
-            </w:r>
-            <w:r>
-              <w:rPr>
-                <w:rFonts w:ascii="Times New Roman" w:hAnsi="Times New Roman" w:cs="Times New Roman"/>
-                <w:bCs/>
+              </w:rPr>
+              <w:instrText xml:space="preserve"> PAGEREF _Toc228544232 \h </w:instrText>
+            </w:r>
+            <w:r>
+              <w:rPr>
                 <w:noProof/>
                 <w:webHidden/>
-                <w:sz w:val="26"/>
-                <w:szCs w:val="26"/>
-              </w:rPr>
-            </w:r>
-            <w:r>
-              <w:rPr>
-                <w:rFonts w:ascii="Times New Roman" w:hAnsi="Times New Roman" w:cs="Times New Roman"/>
-                <w:bCs/>
+              </w:rPr>
+            </w:r>
+            <w:r>
+              <w:rPr>
                 <w:noProof/>
                 <w:webHidden/>
-                <w:sz w:val="26"/>
-                <w:szCs w:val="26"/>
               </w:rPr>
               <w:fldChar w:fldCharType="separate"/>
             </w:r>
             <w:r>
               <w:rPr>
-                <w:rFonts w:ascii="Times New Roman" w:hAnsi="Times New Roman" w:cs="Times New Roman"/>
-                <w:bCs/>
                 <w:noProof/>
                 <w:webHidden/>
-                <w:sz w:val="26"/>
-                <w:szCs w:val="26"/>
               </w:rPr>
               <w:t>30</w:t>
             </w:r>
             <w:r>
               <w:rPr>
-                <w:rFonts w:ascii="Times New Roman" w:hAnsi="Times New Roman" w:cs="Times New Roman"/>
-                <w:bCs/>
                 <w:noProof/>
                 <w:webHidden/>
-                <w:sz w:val="26"/>
-                <w:szCs w:val="26"/>
               </w:rPr>
               <w:fldChar w:fldCharType="end"/>
             </w:r>
@@ -3500,98 +2726,63 @@
               <w:tab w:val="right" w:leader="dot" w:pos="9111"/>
             </w:tabs>
             <w:rPr>
-              <w:rFonts w:ascii="Times New Roman" w:eastAsiaTheme="minorEastAsia" w:hAnsi="Times New Roman" w:cs="Times New Roman"/>
-              <w:bCs/>
+              <w:rFonts w:eastAsiaTheme="minorEastAsia"/>
               <w:noProof/>
-              <w:sz w:val="26"/>
-              <w:szCs w:val="26"/>
             </w:rPr>
           </w:pPr>
-          <w:hyperlink w:anchor="_Toc228543495" w:history="1">
+          <w:hyperlink w:anchor="_Toc228544233" w:history="1">
             <w:r>
               <w:rPr>
                 <w:rStyle w:val="Hyperlink"/>
-                <w:rFonts w:ascii="Times New Roman" w:hAnsi="Times New Roman" w:cs="Times New Roman"/>
-                <w:bCs/>
                 <w:noProof/>
-                <w:sz w:val="26"/>
-                <w:szCs w:val="26"/>
               </w:rPr>
               <w:t>3.1.1. Khái niệm kiến trúc phần mềm</w:t>
             </w:r>
             <w:r>
               <w:rPr>
-                <w:rFonts w:ascii="Times New Roman" w:hAnsi="Times New Roman" w:cs="Times New Roman"/>
-                <w:bCs/>
                 <w:noProof/>
                 <w:webHidden/>
-                <w:sz w:val="26"/>
-                <w:szCs w:val="26"/>
               </w:rPr>
               <w:tab/>
             </w:r>
             <w:r>
               <w:rPr>
-                <w:rFonts w:ascii="Times New Roman" w:hAnsi="Times New Roman" w:cs="Times New Roman"/>
-                <w:bCs/>
                 <w:noProof/>
                 <w:webHidden/>
-                <w:sz w:val="26"/>
-                <w:szCs w:val="26"/>
               </w:rPr>
               <w:fldChar w:fldCharType="begin"/>
             </w:r>
             <w:r>
               <w:rPr>
-                <w:rFonts w:ascii="Times New Roman" w:hAnsi="Times New Roman" w:cs="Times New Roman"/>
-                <w:bCs/>
                 <w:noProof/>
                 <w:webHidden/>
-                <w:sz w:val="26"/>
-                <w:szCs w:val="26"/>
-              </w:rPr>
-              <w:instrText xml:space="preserve"> PAGEREF _Toc228543495 \h </w:instrText>
-            </w:r>
-            <w:r>
-              <w:rPr>
-                <w:rFonts w:ascii="Times New Roman" w:hAnsi="Times New Roman" w:cs="Times New Roman"/>
-                <w:bCs/>
+              </w:rPr>
+              <w:instrText xml:space="preserve"> PAGEREF _Toc228544233 \h </w:instrText>
+            </w:r>
+            <w:r>
+              <w:rPr>
                 <w:noProof/>
                 <w:webHidden/>
-                <w:sz w:val="26"/>
-                <w:szCs w:val="26"/>
-              </w:rPr>
-            </w:r>
-            <w:r>
-              <w:rPr>
-                <w:rFonts w:ascii="Times New Roman" w:hAnsi="Times New Roman" w:cs="Times New Roman"/>
-                <w:bCs/>
+              </w:rPr>
+            </w:r>
+            <w:r>
+              <w:rPr>
                 <w:noProof/>
                 <w:webHidden/>
-                <w:sz w:val="26"/>
-                <w:szCs w:val="26"/>
               </w:rPr>
               <w:fldChar w:fldCharType="separate"/>
             </w:r>
             <w:r>
               <w:rPr>
-                <w:rFonts w:ascii="Times New Roman" w:hAnsi="Times New Roman" w:cs="Times New Roman"/>
-                <w:bCs/>
                 <w:noProof/>
                 <w:webHidden/>
-                <w:sz w:val="26"/>
-                <w:szCs w:val="26"/>
               </w:rPr>
               <w:t>30</w:t>
             </w:r>
             <w:r>
               <w:rPr>
-                <w:rFonts w:ascii="Times New Roman" w:hAnsi="Times New Roman" w:cs="Times New Roman"/>
-                <w:bCs/>
                 <w:noProof/>
                 <w:webHidden/>
-                <w:sz w:val="26"/>
-                <w:szCs w:val="26"/>
               </w:rPr>
               <w:fldChar w:fldCharType="end"/>
             </w:r>
@@ -3604,98 +2795,63 @@
               <w:tab w:val="right" w:leader="dot" w:pos="9111"/>
             </w:tabs>
             <w:rPr>
-              <w:rFonts w:ascii="Times New Roman" w:eastAsiaTheme="minorEastAsia" w:hAnsi="Times New Roman" w:cs="Times New Roman"/>
-              <w:bCs/>
+              <w:rFonts w:eastAsiaTheme="minorEastAsia"/>
               <w:noProof/>
-              <w:sz w:val="26"/>
-              <w:szCs w:val="26"/>
             </w:rPr>
           </w:pPr>
-          <w:hyperlink w:anchor="_Toc228543496" w:history="1">
+          <w:hyperlink w:anchor="_Toc228544234" w:history="1">
             <w:r>
               <w:rPr>
                 <w:rStyle w:val="Hyperlink"/>
-                <w:rFonts w:ascii="Times New Roman" w:hAnsi="Times New Roman" w:cs="Times New Roman"/>
-                <w:bCs/>
                 <w:noProof/>
-                <w:sz w:val="26"/>
-                <w:szCs w:val="26"/>
-              </w:rPr>
-              <w:t>3.1.2. Bài tập/kết quả thực hiện.</w:t>
-            </w:r>
-            <w:r>
-              <w:rPr>
-                <w:rFonts w:ascii="Times New Roman" w:hAnsi="Times New Roman" w:cs="Times New Roman"/>
-                <w:bCs/>
+              </w:rPr>
+              <w:t>3.1.2. Bài tập/kết quả thực hành.</w:t>
+            </w:r>
+            <w:r>
+              <w:rPr>
                 <w:noProof/>
                 <w:webHidden/>
-                <w:sz w:val="26"/>
-                <w:szCs w:val="26"/>
               </w:rPr>
               <w:tab/>
             </w:r>
             <w:r>
               <w:rPr>
-                <w:rFonts w:ascii="Times New Roman" w:hAnsi="Times New Roman" w:cs="Times New Roman"/>
-                <w:bCs/>
                 <w:noProof/>
                 <w:webHidden/>
-                <w:sz w:val="26"/>
-                <w:szCs w:val="26"/>
               </w:rPr>
               <w:fldChar w:fldCharType="begin"/>
             </w:r>
             <w:r>
               <w:rPr>
-                <w:rFonts w:ascii="Times New Roman" w:hAnsi="Times New Roman" w:cs="Times New Roman"/>
-                <w:bCs/>
                 <w:noProof/>
                 <w:webHidden/>
-                <w:sz w:val="26"/>
-                <w:szCs w:val="26"/>
-              </w:rPr>
-              <w:instrText xml:space="preserve"> PAGEREF _Toc228543496 \h </w:instrText>
-            </w:r>
-            <w:r>
-              <w:rPr>
-                <w:rFonts w:ascii="Times New Roman" w:hAnsi="Times New Roman" w:cs="Times New Roman"/>
-                <w:bCs/>
+              </w:rPr>
+              <w:instrText xml:space="preserve"> PAGEREF _Toc228544234 \h </w:instrText>
+            </w:r>
+            <w:r>
+              <w:rPr>
                 <w:noProof/>
                 <w:webHidden/>
-                <w:sz w:val="26"/>
-                <w:szCs w:val="26"/>
-              </w:rPr>
-            </w:r>
-            <w:r>
-              <w:rPr>
-                <w:rFonts w:ascii="Times New Roman" w:hAnsi="Times New Roman" w:cs="Times New Roman"/>
-                <w:bCs/>
+              </w:rPr>
+            </w:r>
+            <w:r>
+              <w:rPr>
                 <w:noProof/>
                 <w:webHidden/>
-                <w:sz w:val="26"/>
-                <w:szCs w:val="26"/>
               </w:rPr>
               <w:fldChar w:fldCharType="separate"/>
             </w:r>
             <w:r>
               <w:rPr>
-                <w:rFonts w:ascii="Times New Roman" w:hAnsi="Times New Roman" w:cs="Times New Roman"/>
-                <w:bCs/>
                 <w:noProof/>
                 <w:webHidden/>
-                <w:sz w:val="26"/>
-                <w:szCs w:val="26"/>
               </w:rPr>
               <w:t>30</w:t>
             </w:r>
             <w:r>
               <w:rPr>
-                <w:rFonts w:ascii="Times New Roman" w:hAnsi="Times New Roman" w:cs="Times New Roman"/>
-                <w:bCs/>
                 <w:noProof/>
                 <w:webHidden/>
-                <w:sz w:val="26"/>
-                <w:szCs w:val="26"/>
               </w:rPr>
               <w:fldChar w:fldCharType="end"/>
             </w:r>
@@ -3708,98 +2864,63 @@
               <w:tab w:val="right" w:leader="dot" w:pos="9111"/>
             </w:tabs>
             <w:rPr>
-              <w:rFonts w:ascii="Times New Roman" w:eastAsiaTheme="minorEastAsia" w:hAnsi="Times New Roman" w:cs="Times New Roman"/>
-              <w:bCs/>
+              <w:rFonts w:eastAsiaTheme="minorEastAsia"/>
               <w:noProof/>
-              <w:sz w:val="26"/>
-              <w:szCs w:val="26"/>
             </w:rPr>
           </w:pPr>
-          <w:hyperlink w:anchor="_Toc228543497" w:history="1">
+          <w:hyperlink w:anchor="_Toc228544235" w:history="1">
             <w:r>
               <w:rPr>
                 <w:rStyle w:val="Hyperlink"/>
-                <w:rFonts w:ascii="Times New Roman" w:hAnsi="Times New Roman" w:cs="Times New Roman"/>
-                <w:bCs/>
                 <w:noProof/>
-                <w:sz w:val="26"/>
-                <w:szCs w:val="26"/>
               </w:rPr>
               <w:t>3.2. Thiết kế chi tiết</w:t>
             </w:r>
             <w:r>
               <w:rPr>
-                <w:rFonts w:ascii="Times New Roman" w:hAnsi="Times New Roman" w:cs="Times New Roman"/>
-                <w:bCs/>
                 <w:noProof/>
                 <w:webHidden/>
-                <w:sz w:val="26"/>
-                <w:szCs w:val="26"/>
               </w:rPr>
               <w:tab/>
             </w:r>
             <w:r>
               <w:rPr>
-                <w:rFonts w:ascii="Times New Roman" w:hAnsi="Times New Roman" w:cs="Times New Roman"/>
-                <w:bCs/>
                 <w:noProof/>
                 <w:webHidden/>
-                <w:sz w:val="26"/>
-                <w:szCs w:val="26"/>
               </w:rPr>
               <w:fldChar w:fldCharType="begin"/>
             </w:r>
             <w:r>
               <w:rPr>
-                <w:rFonts w:ascii="Times New Roman" w:hAnsi="Times New Roman" w:cs="Times New Roman"/>
-                <w:bCs/>
                 <w:noProof/>
                 <w:webHidden/>
-                <w:sz w:val="26"/>
-                <w:szCs w:val="26"/>
-              </w:rPr>
-              <w:instrText xml:space="preserve"> PAGEREF _Toc228543497 \h </w:instrText>
-            </w:r>
-            <w:r>
-              <w:rPr>
-                <w:rFonts w:ascii="Times New Roman" w:hAnsi="Times New Roman" w:cs="Times New Roman"/>
-                <w:bCs/>
+              </w:rPr>
+              <w:instrText xml:space="preserve"> PAGEREF _Toc228544235 \h </w:instrText>
+            </w:r>
+            <w:r>
+              <w:rPr>
                 <w:noProof/>
                 <w:webHidden/>
-                <w:sz w:val="26"/>
-                <w:szCs w:val="26"/>
-              </w:rPr>
-            </w:r>
-            <w:r>
-              <w:rPr>
-                <w:rFonts w:ascii="Times New Roman" w:hAnsi="Times New Roman" w:cs="Times New Roman"/>
-                <w:bCs/>
+              </w:rPr>
+            </w:r>
+            <w:r>
+              <w:rPr>
                 <w:noProof/>
                 <w:webHidden/>
-                <w:sz w:val="26"/>
-                <w:szCs w:val="26"/>
               </w:rPr>
               <w:fldChar w:fldCharType="separate"/>
             </w:r>
             <w:r>
               <w:rPr>
-                <w:rFonts w:ascii="Times New Roman" w:hAnsi="Times New Roman" w:cs="Times New Roman"/>
-                <w:bCs/>
                 <w:noProof/>
                 <w:webHidden/>
-                <w:sz w:val="26"/>
-                <w:szCs w:val="26"/>
               </w:rPr>
               <w:t>32</w:t>
             </w:r>
             <w:r>
               <w:rPr>
-                <w:rFonts w:ascii="Times New Roman" w:hAnsi="Times New Roman" w:cs="Times New Roman"/>
-                <w:bCs/>
                 <w:noProof/>
                 <w:webHidden/>
-                <w:sz w:val="26"/>
-                <w:szCs w:val="26"/>
               </w:rPr>
               <w:fldChar w:fldCharType="end"/>
             </w:r>
@@ -3812,98 +2933,63 @@
               <w:tab w:val="right" w:leader="dot" w:pos="9111"/>
             </w:tabs>
             <w:rPr>
-              <w:rFonts w:ascii="Times New Roman" w:eastAsiaTheme="minorEastAsia" w:hAnsi="Times New Roman" w:cs="Times New Roman"/>
-              <w:bCs/>
+              <w:rFonts w:eastAsiaTheme="minorEastAsia"/>
               <w:noProof/>
-              <w:sz w:val="26"/>
-              <w:szCs w:val="26"/>
             </w:rPr>
           </w:pPr>
-          <w:hyperlink w:anchor="_Toc228543498" w:history="1">
+          <w:hyperlink w:anchor="_Toc228544236" w:history="1">
             <w:r>
               <w:rPr>
                 <w:rStyle w:val="Hyperlink"/>
-                <w:rFonts w:ascii="Times New Roman" w:hAnsi="Times New Roman" w:cs="Times New Roman"/>
-                <w:bCs/>
                 <w:noProof/>
-                <w:sz w:val="26"/>
-                <w:szCs w:val="26"/>
               </w:rPr>
               <w:t>3.2.1. Thiết kế dữ liệu</w:t>
             </w:r>
             <w:r>
               <w:rPr>
-                <w:rFonts w:ascii="Times New Roman" w:hAnsi="Times New Roman" w:cs="Times New Roman"/>
-                <w:bCs/>
                 <w:noProof/>
                 <w:webHidden/>
-                <w:sz w:val="26"/>
-                <w:szCs w:val="26"/>
               </w:rPr>
               <w:tab/>
             </w:r>
             <w:r>
               <w:rPr>
-                <w:rFonts w:ascii="Times New Roman" w:hAnsi="Times New Roman" w:cs="Times New Roman"/>
-                <w:bCs/>
                 <w:noProof/>
                 <w:webHidden/>
-                <w:sz w:val="26"/>
-                <w:szCs w:val="26"/>
               </w:rPr>
               <w:fldChar w:fldCharType="begin"/>
             </w:r>
             <w:r>
               <w:rPr>
-                <w:rFonts w:ascii="Times New Roman" w:hAnsi="Times New Roman" w:cs="Times New Roman"/>
-                <w:bCs/>
                 <w:noProof/>
                 <w:webHidden/>
-                <w:sz w:val="26"/>
-                <w:szCs w:val="26"/>
-              </w:rPr>
-              <w:instrText xml:space="preserve"> PAGEREF _Toc228543498 \h </w:instrText>
-            </w:r>
-            <w:r>
-              <w:rPr>
-                <w:rFonts w:ascii="Times New Roman" w:hAnsi="Times New Roman" w:cs="Times New Roman"/>
-                <w:bCs/>
+              </w:rPr>
+              <w:instrText xml:space="preserve"> PAGEREF _Toc228544236 \h </w:instrText>
+            </w:r>
+            <w:r>
+              <w:rPr>
                 <w:noProof/>
                 <w:webHidden/>
-                <w:sz w:val="26"/>
-                <w:szCs w:val="26"/>
-              </w:rPr>
-            </w:r>
-            <w:r>
-              <w:rPr>
-                <w:rFonts w:ascii="Times New Roman" w:hAnsi="Times New Roman" w:cs="Times New Roman"/>
-                <w:bCs/>
+              </w:rPr>
+            </w:r>
+            <w:r>
+              <w:rPr>
                 <w:noProof/>
                 <w:webHidden/>
-                <w:sz w:val="26"/>
-                <w:szCs w:val="26"/>
               </w:rPr>
               <w:fldChar w:fldCharType="separate"/>
             </w:r>
             <w:r>
               <w:rPr>
-                <w:rFonts w:ascii="Times New Roman" w:hAnsi="Times New Roman" w:cs="Times New Roman"/>
-                <w:bCs/>
                 <w:noProof/>
                 <w:webHidden/>
-                <w:sz w:val="26"/>
-                <w:szCs w:val="26"/>
               </w:rPr>
               <w:t>32</w:t>
             </w:r>
             <w:r>
               <w:rPr>
-                <w:rFonts w:ascii="Times New Roman" w:hAnsi="Times New Roman" w:cs="Times New Roman"/>
-                <w:bCs/>
                 <w:noProof/>
                 <w:webHidden/>
-                <w:sz w:val="26"/>
-                <w:szCs w:val="26"/>
               </w:rPr>
               <w:fldChar w:fldCharType="end"/>
             </w:r>
@@ -3917,119 +3003,77 @@
               <w:tab w:val="right" w:leader="dot" w:pos="9111"/>
             </w:tabs>
             <w:rPr>
-              <w:rFonts w:ascii="Times New Roman" w:eastAsiaTheme="minorEastAsia" w:hAnsi="Times New Roman" w:cs="Times New Roman"/>
-              <w:bCs/>
+              <w:rFonts w:eastAsiaTheme="minorEastAsia"/>
               <w:noProof/>
-              <w:sz w:val="26"/>
-              <w:szCs w:val="26"/>
             </w:rPr>
           </w:pPr>
-          <w:hyperlink w:anchor="_Toc228543499" w:history="1">
+          <w:hyperlink w:anchor="_Toc228544237" w:history="1">
             <w:r>
               <w:rPr>
                 <w:rStyle w:val="Hyperlink"/>
-                <w:rFonts w:ascii="Times New Roman" w:hAnsi="Times New Roman" w:cs="Times New Roman"/>
-                <w:bCs/>
                 <w:noProof/>
-                <w:sz w:val="26"/>
-                <w:szCs w:val="26"/>
               </w:rPr>
               <w:t>CHƯƠNG 4.</w:t>
             </w:r>
             <w:r>
               <w:rPr>
-                <w:rFonts w:ascii="Times New Roman" w:eastAsiaTheme="minorEastAsia" w:hAnsi="Times New Roman" w:cs="Times New Roman"/>
-                <w:bCs/>
+                <w:rFonts w:eastAsiaTheme="minorEastAsia"/>
                 <w:noProof/>
-                <w:sz w:val="26"/>
-                <w:szCs w:val="26"/>
               </w:rPr>
               <w:tab/>
             </w:r>
             <w:r>
               <w:rPr>
                 <w:rStyle w:val="Hyperlink"/>
-                <w:rFonts w:ascii="Times New Roman" w:hAnsi="Times New Roman" w:cs="Times New Roman"/>
-                <w:bCs/>
                 <w:noProof/>
-                <w:sz w:val="26"/>
-                <w:szCs w:val="26"/>
               </w:rPr>
               <w:t>QUẢN LÝ MÃ NGUỒN BẰNG GIT</w:t>
             </w:r>
             <w:r>
               <w:rPr>
-                <w:rFonts w:ascii="Times New Roman" w:hAnsi="Times New Roman" w:cs="Times New Roman"/>
-                <w:bCs/>
                 <w:noProof/>
                 <w:webHidden/>
-                <w:sz w:val="26"/>
-                <w:szCs w:val="26"/>
               </w:rPr>
               <w:tab/>
             </w:r>
             <w:r>
               <w:rPr>
-                <w:rFonts w:ascii="Times New Roman" w:hAnsi="Times New Roman" w:cs="Times New Roman"/>
-                <w:bCs/>
                 <w:noProof/>
                 <w:webHidden/>
-                <w:sz w:val="26"/>
-                <w:szCs w:val="26"/>
               </w:rPr>
               <w:fldChar w:fldCharType="begin"/>
             </w:r>
             <w:r>
               <w:rPr>
-                <w:rFonts w:ascii="Times New Roman" w:hAnsi="Times New Roman" w:cs="Times New Roman"/>
-                <w:bCs/>
                 <w:noProof/>
                 <w:webHidden/>
-                <w:sz w:val="26"/>
-                <w:szCs w:val="26"/>
-              </w:rPr>
-              <w:instrText xml:space="preserve"> PAGEREF _Toc228543499 \h </w:instrText>
-            </w:r>
-            <w:r>
-              <w:rPr>
-                <w:rFonts w:ascii="Times New Roman" w:hAnsi="Times New Roman" w:cs="Times New Roman"/>
-                <w:bCs/>
+              </w:rPr>
+              <w:instrText xml:space="preserve"> PAGEREF _Toc228544237 \h </w:instrText>
+            </w:r>
+            <w:r>
+              <w:rPr>
                 <w:noProof/>
                 <w:webHidden/>
-                <w:sz w:val="26"/>
-                <w:szCs w:val="26"/>
-              </w:rPr>
-            </w:r>
-            <w:r>
-              <w:rPr>
-                <w:rFonts w:ascii="Times New Roman" w:hAnsi="Times New Roman" w:cs="Times New Roman"/>
-                <w:bCs/>
+              </w:rPr>
+            </w:r>
+            <w:r>
+              <w:rPr>
                 <w:noProof/>
                 <w:webHidden/>
-                <w:sz w:val="26"/>
-                <w:szCs w:val="26"/>
               </w:rPr>
               <w:fldChar w:fldCharType="separate"/>
             </w:r>
             <w:r>
               <w:rPr>
-                <w:rFonts w:ascii="Times New Roman" w:hAnsi="Times New Roman" w:cs="Times New Roman"/>
-                <w:bCs/>
                 <w:noProof/>
                 <w:webHidden/>
-                <w:sz w:val="26"/>
-                <w:szCs w:val="26"/>
               </w:rPr>
               <w:t>35</w:t>
             </w:r>
             <w:r>
               <w:rPr>
-                <w:rFonts w:ascii="Times New Roman" w:hAnsi="Times New Roman" w:cs="Times New Roman"/>
-                <w:bCs/>
                 <w:noProof/>
                 <w:webHidden/>
-                <w:sz w:val="26"/>
-                <w:szCs w:val="26"/>
               </w:rPr>
               <w:fldChar w:fldCharType="end"/>
             </w:r>
@@ -4042,98 +3086,63 @@
               <w:tab w:val="right" w:leader="dot" w:pos="9111"/>
             </w:tabs>
             <w:rPr>
-              <w:rFonts w:ascii="Times New Roman" w:eastAsiaTheme="minorEastAsia" w:hAnsi="Times New Roman" w:cs="Times New Roman"/>
-              <w:bCs/>
+              <w:rFonts w:eastAsiaTheme="minorEastAsia"/>
               <w:noProof/>
-              <w:sz w:val="26"/>
-              <w:szCs w:val="26"/>
             </w:rPr>
           </w:pPr>
-          <w:hyperlink w:anchor="_Toc228543500" w:history="1">
+          <w:hyperlink w:anchor="_Toc228544238" w:history="1">
             <w:r>
               <w:rPr>
                 <w:rStyle w:val="Hyperlink"/>
-                <w:rFonts w:ascii="Times New Roman" w:hAnsi="Times New Roman" w:cs="Times New Roman"/>
-                <w:bCs/>
                 <w:noProof/>
-                <w:sz w:val="26"/>
-                <w:szCs w:val="26"/>
               </w:rPr>
               <w:t>4.1. Hệ thống quản lý phiên bản và Git</w:t>
             </w:r>
             <w:r>
               <w:rPr>
-                <w:rFonts w:ascii="Times New Roman" w:hAnsi="Times New Roman" w:cs="Times New Roman"/>
-                <w:bCs/>
                 <w:noProof/>
                 <w:webHidden/>
-                <w:sz w:val="26"/>
-                <w:szCs w:val="26"/>
               </w:rPr>
               <w:tab/>
             </w:r>
             <w:r>
               <w:rPr>
-                <w:rFonts w:ascii="Times New Roman" w:hAnsi="Times New Roman" w:cs="Times New Roman"/>
-                <w:bCs/>
                 <w:noProof/>
                 <w:webHidden/>
-                <w:sz w:val="26"/>
-                <w:szCs w:val="26"/>
               </w:rPr>
               <w:fldChar w:fldCharType="begin"/>
             </w:r>
             <w:r>
               <w:rPr>
-                <w:rFonts w:ascii="Times New Roman" w:hAnsi="Times New Roman" w:cs="Times New Roman"/>
-                <w:bCs/>
                 <w:noProof/>
                 <w:webHidden/>
-                <w:sz w:val="26"/>
-                <w:szCs w:val="26"/>
-              </w:rPr>
-              <w:instrText xml:space="preserve"> PAGEREF _Toc228543500 \h </w:instrText>
-            </w:r>
-            <w:r>
-              <w:rPr>
-                <w:rFonts w:ascii="Times New Roman" w:hAnsi="Times New Roman" w:cs="Times New Roman"/>
-                <w:bCs/>
+              </w:rPr>
+              <w:instrText xml:space="preserve"> PAGEREF _Toc228544238 \h </w:instrText>
+            </w:r>
+            <w:r>
+              <w:rPr>
                 <w:noProof/>
                 <w:webHidden/>
-                <w:sz w:val="26"/>
-                <w:szCs w:val="26"/>
-              </w:rPr>
-            </w:r>
-            <w:r>
-              <w:rPr>
-                <w:rFonts w:ascii="Times New Roman" w:hAnsi="Times New Roman" w:cs="Times New Roman"/>
-                <w:bCs/>
+              </w:rPr>
+            </w:r>
+            <w:r>
+              <w:rPr>
                 <w:noProof/>
                 <w:webHidden/>
-                <w:sz w:val="26"/>
-                <w:szCs w:val="26"/>
               </w:rPr>
               <w:fldChar w:fldCharType="separate"/>
             </w:r>
             <w:r>
               <w:rPr>
-                <w:rFonts w:ascii="Times New Roman" w:hAnsi="Times New Roman" w:cs="Times New Roman"/>
-                <w:bCs/>
                 <w:noProof/>
                 <w:webHidden/>
-                <w:sz w:val="26"/>
-                <w:szCs w:val="26"/>
               </w:rPr>
               <w:t>35</w:t>
             </w:r>
             <w:r>
               <w:rPr>
-                <w:rFonts w:ascii="Times New Roman" w:hAnsi="Times New Roman" w:cs="Times New Roman"/>
-                <w:bCs/>
                 <w:noProof/>
                 <w:webHidden/>
-                <w:sz w:val="26"/>
-                <w:szCs w:val="26"/>
               </w:rPr>
               <w:fldChar w:fldCharType="end"/>
             </w:r>
@@ -4146,98 +3155,63 @@
               <w:tab w:val="right" w:leader="dot" w:pos="9111"/>
             </w:tabs>
             <w:rPr>
-              <w:rFonts w:ascii="Times New Roman" w:eastAsiaTheme="minorEastAsia" w:hAnsi="Times New Roman" w:cs="Times New Roman"/>
-              <w:bCs/>
+              <w:rFonts w:eastAsiaTheme="minorEastAsia"/>
               <w:noProof/>
-              <w:sz w:val="26"/>
-              <w:szCs w:val="26"/>
             </w:rPr>
           </w:pPr>
-          <w:hyperlink w:anchor="_Toc228543501" w:history="1">
+          <w:hyperlink w:anchor="_Toc228544239" w:history="1">
             <w:r>
               <w:rPr>
                 <w:rStyle w:val="Hyperlink"/>
-                <w:rFonts w:ascii="Times New Roman" w:hAnsi="Times New Roman" w:cs="Times New Roman"/>
-                <w:bCs/>
                 <w:noProof/>
-                <w:sz w:val="26"/>
-                <w:szCs w:val="26"/>
               </w:rPr>
               <w:t>4.1.1. Git – Hệ thống quản lý phiên bản phân tán</w:t>
             </w:r>
             <w:r>
               <w:rPr>
-                <w:rFonts w:ascii="Times New Roman" w:hAnsi="Times New Roman" w:cs="Times New Roman"/>
-                <w:bCs/>
                 <w:noProof/>
                 <w:webHidden/>
-                <w:sz w:val="26"/>
-                <w:szCs w:val="26"/>
               </w:rPr>
               <w:tab/>
             </w:r>
             <w:r>
               <w:rPr>
-                <w:rFonts w:ascii="Times New Roman" w:hAnsi="Times New Roman" w:cs="Times New Roman"/>
-                <w:bCs/>
                 <w:noProof/>
                 <w:webHidden/>
-                <w:sz w:val="26"/>
-                <w:szCs w:val="26"/>
               </w:rPr>
               <w:fldChar w:fldCharType="begin"/>
             </w:r>
             <w:r>
               <w:rPr>
-                <w:rFonts w:ascii="Times New Roman" w:hAnsi="Times New Roman" w:cs="Times New Roman"/>
-                <w:bCs/>
                 <w:noProof/>
                 <w:webHidden/>
-                <w:sz w:val="26"/>
-                <w:szCs w:val="26"/>
-              </w:rPr>
-              <w:instrText xml:space="preserve"> PAGEREF _Toc228543501 \h </w:instrText>
-            </w:r>
-            <w:r>
-              <w:rPr>
-                <w:rFonts w:ascii="Times New Roman" w:hAnsi="Times New Roman" w:cs="Times New Roman"/>
-                <w:bCs/>
+              </w:rPr>
+              <w:instrText xml:space="preserve"> PAGEREF _Toc228544239 \h </w:instrText>
+            </w:r>
+            <w:r>
+              <w:rPr>
                 <w:noProof/>
                 <w:webHidden/>
-                <w:sz w:val="26"/>
-                <w:szCs w:val="26"/>
-              </w:rPr>
-            </w:r>
-            <w:r>
-              <w:rPr>
-                <w:rFonts w:ascii="Times New Roman" w:hAnsi="Times New Roman" w:cs="Times New Roman"/>
-                <w:bCs/>
+              </w:rPr>
+            </w:r>
+            <w:r>
+              <w:rPr>
                 <w:noProof/>
                 <w:webHidden/>
-                <w:sz w:val="26"/>
-                <w:szCs w:val="26"/>
               </w:rPr>
               <w:fldChar w:fldCharType="separate"/>
             </w:r>
             <w:r>
               <w:rPr>
-                <w:rFonts w:ascii="Times New Roman" w:hAnsi="Times New Roman" w:cs="Times New Roman"/>
-                <w:bCs/>
                 <w:noProof/>
                 <w:webHidden/>
-                <w:sz w:val="26"/>
-                <w:szCs w:val="26"/>
               </w:rPr>
               <w:t>35</w:t>
             </w:r>
             <w:r>
               <w:rPr>
-                <w:rFonts w:ascii="Times New Roman" w:hAnsi="Times New Roman" w:cs="Times New Roman"/>
-                <w:bCs/>
                 <w:noProof/>
                 <w:webHidden/>
-                <w:sz w:val="26"/>
-                <w:szCs w:val="26"/>
               </w:rPr>
               <w:fldChar w:fldCharType="end"/>
             </w:r>
@@ -4250,98 +3224,63 @@
               <w:tab w:val="right" w:leader="dot" w:pos="9111"/>
             </w:tabs>
             <w:rPr>
-              <w:rFonts w:ascii="Times New Roman" w:eastAsiaTheme="minorEastAsia" w:hAnsi="Times New Roman" w:cs="Times New Roman"/>
-              <w:bCs/>
+              <w:rFonts w:eastAsiaTheme="minorEastAsia"/>
               <w:noProof/>
-              <w:sz w:val="26"/>
-              <w:szCs w:val="26"/>
             </w:rPr>
           </w:pPr>
-          <w:hyperlink w:anchor="_Toc228543502" w:history="1">
+          <w:hyperlink w:anchor="_Toc228544240" w:history="1">
             <w:r>
               <w:rPr>
                 <w:rStyle w:val="Hyperlink"/>
-                <w:rFonts w:ascii="Times New Roman" w:hAnsi="Times New Roman" w:cs="Times New Roman"/>
-                <w:bCs/>
                 <w:noProof/>
-                <w:sz w:val="26"/>
-                <w:szCs w:val="26"/>
-              </w:rPr>
-              <w:t>4.1.2. Bài tập/kết quả thực hiện</w:t>
-            </w:r>
-            <w:r>
-              <w:rPr>
-                <w:rFonts w:ascii="Times New Roman" w:hAnsi="Times New Roman" w:cs="Times New Roman"/>
-                <w:bCs/>
+              </w:rPr>
+              <w:t>4.1.2. Bài tập/kết quả thực hành</w:t>
+            </w:r>
+            <w:r>
+              <w:rPr>
                 <w:noProof/>
                 <w:webHidden/>
-                <w:sz w:val="26"/>
-                <w:szCs w:val="26"/>
               </w:rPr>
               <w:tab/>
             </w:r>
             <w:r>
               <w:rPr>
-                <w:rFonts w:ascii="Times New Roman" w:hAnsi="Times New Roman" w:cs="Times New Roman"/>
-                <w:bCs/>
                 <w:noProof/>
                 <w:webHidden/>
-                <w:sz w:val="26"/>
-                <w:szCs w:val="26"/>
               </w:rPr>
               <w:fldChar w:fldCharType="begin"/>
             </w:r>
             <w:r>
               <w:rPr>
-                <w:rFonts w:ascii="Times New Roman" w:hAnsi="Times New Roman" w:cs="Times New Roman"/>
-                <w:bCs/>
                 <w:noProof/>
                 <w:webHidden/>
-                <w:sz w:val="26"/>
-                <w:szCs w:val="26"/>
-              </w:rPr>
-              <w:instrText xml:space="preserve"> PAGEREF _Toc228543502 \h </w:instrText>
-            </w:r>
-            <w:r>
-              <w:rPr>
-                <w:rFonts w:ascii="Times New Roman" w:hAnsi="Times New Roman" w:cs="Times New Roman"/>
-                <w:bCs/>
+              </w:rPr>
+              <w:instrText xml:space="preserve"> PAGEREF _Toc228544240 \h </w:instrText>
+            </w:r>
+            <w:r>
+              <w:rPr>
                 <w:noProof/>
                 <w:webHidden/>
-                <w:sz w:val="26"/>
-                <w:szCs w:val="26"/>
-              </w:rPr>
-            </w:r>
-            <w:r>
-              <w:rPr>
-                <w:rFonts w:ascii="Times New Roman" w:hAnsi="Times New Roman" w:cs="Times New Roman"/>
-                <w:bCs/>
+              </w:rPr>
+            </w:r>
+            <w:r>
+              <w:rPr>
                 <w:noProof/>
                 <w:webHidden/>
-                <w:sz w:val="26"/>
-                <w:szCs w:val="26"/>
               </w:rPr>
               <w:fldChar w:fldCharType="separate"/>
             </w:r>
             <w:r>
               <w:rPr>
-                <w:rFonts w:ascii="Times New Roman" w:hAnsi="Times New Roman" w:cs="Times New Roman"/>
-                <w:bCs/>
                 <w:noProof/>
                 <w:webHidden/>
-                <w:sz w:val="26"/>
-                <w:szCs w:val="26"/>
               </w:rPr>
               <w:t>36</w:t>
             </w:r>
             <w:r>
               <w:rPr>
-                <w:rFonts w:ascii="Times New Roman" w:hAnsi="Times New Roman" w:cs="Times New Roman"/>
-                <w:bCs/>
                 <w:noProof/>
                 <w:webHidden/>
-                <w:sz w:val="26"/>
-                <w:szCs w:val="26"/>
               </w:rPr>
               <w:fldChar w:fldCharType="end"/>
             </w:r>
@@ -4354,98 +3293,63 @@
               <w:tab w:val="right" w:leader="dot" w:pos="9111"/>
             </w:tabs>
             <w:rPr>
-              <w:rFonts w:ascii="Times New Roman" w:eastAsiaTheme="minorEastAsia" w:hAnsi="Times New Roman" w:cs="Times New Roman"/>
-              <w:bCs/>
+              <w:rFonts w:eastAsiaTheme="minorEastAsia"/>
               <w:noProof/>
-              <w:sz w:val="26"/>
-              <w:szCs w:val="26"/>
             </w:rPr>
           </w:pPr>
-          <w:hyperlink w:anchor="_Toc228543503" w:history="1">
+          <w:hyperlink w:anchor="_Toc228544241" w:history="1">
             <w:r>
               <w:rPr>
                 <w:rStyle w:val="Hyperlink"/>
-                <w:rFonts w:ascii="Times New Roman" w:hAnsi="Times New Roman" w:cs="Times New Roman"/>
-                <w:bCs/>
                 <w:noProof/>
-                <w:sz w:val="26"/>
-                <w:szCs w:val="26"/>
               </w:rPr>
               <w:t>4.2. Cấu hình định danh người dùng trong Git (Bài 5)</w:t>
             </w:r>
             <w:r>
               <w:rPr>
-                <w:rFonts w:ascii="Times New Roman" w:hAnsi="Times New Roman" w:cs="Times New Roman"/>
-                <w:bCs/>
                 <w:noProof/>
                 <w:webHidden/>
-                <w:sz w:val="26"/>
-                <w:szCs w:val="26"/>
               </w:rPr>
               <w:tab/>
             </w:r>
             <w:r>
               <w:rPr>
-                <w:rFonts w:ascii="Times New Roman" w:hAnsi="Times New Roman" w:cs="Times New Roman"/>
-                <w:bCs/>
                 <w:noProof/>
                 <w:webHidden/>
-                <w:sz w:val="26"/>
-                <w:szCs w:val="26"/>
               </w:rPr>
               <w:fldChar w:fldCharType="begin"/>
             </w:r>
             <w:r>
               <w:rPr>
-                <w:rFonts w:ascii="Times New Roman" w:hAnsi="Times New Roman" w:cs="Times New Roman"/>
-                <w:bCs/>
                 <w:noProof/>
                 <w:webHidden/>
-                <w:sz w:val="26"/>
-                <w:szCs w:val="26"/>
-              </w:rPr>
-              <w:instrText xml:space="preserve"> PAGEREF _Toc228543503 \h </w:instrText>
-            </w:r>
-            <w:r>
-              <w:rPr>
-                <w:rFonts w:ascii="Times New Roman" w:hAnsi="Times New Roman" w:cs="Times New Roman"/>
-                <w:bCs/>
+              </w:rPr>
+              <w:instrText xml:space="preserve"> PAGEREF _Toc228544241 \h </w:instrText>
+            </w:r>
+            <w:r>
+              <w:rPr>
                 <w:noProof/>
                 <w:webHidden/>
-                <w:sz w:val="26"/>
-                <w:szCs w:val="26"/>
-              </w:rPr>
-            </w:r>
-            <w:r>
-              <w:rPr>
-                <w:rFonts w:ascii="Times New Roman" w:hAnsi="Times New Roman" w:cs="Times New Roman"/>
-                <w:bCs/>
+              </w:rPr>
+            </w:r>
+            <w:r>
+              <w:rPr>
                 <w:noProof/>
                 <w:webHidden/>
-                <w:sz w:val="26"/>
-                <w:szCs w:val="26"/>
               </w:rPr>
               <w:fldChar w:fldCharType="separate"/>
             </w:r>
             <w:r>
               <w:rPr>
-                <w:rFonts w:ascii="Times New Roman" w:hAnsi="Times New Roman" w:cs="Times New Roman"/>
-                <w:bCs/>
                 <w:noProof/>
                 <w:webHidden/>
-                <w:sz w:val="26"/>
-                <w:szCs w:val="26"/>
               </w:rPr>
               <w:t>37</w:t>
             </w:r>
             <w:r>
               <w:rPr>
-                <w:rFonts w:ascii="Times New Roman" w:hAnsi="Times New Roman" w:cs="Times New Roman"/>
-                <w:bCs/>
                 <w:noProof/>
                 <w:webHidden/>
-                <w:sz w:val="26"/>
-                <w:szCs w:val="26"/>
               </w:rPr>
               <w:fldChar w:fldCharType="end"/>
             </w:r>
@@ -4458,98 +3362,63 @@
               <w:tab w:val="right" w:leader="dot" w:pos="9111"/>
             </w:tabs>
             <w:rPr>
-              <w:rFonts w:ascii="Times New Roman" w:eastAsiaTheme="minorEastAsia" w:hAnsi="Times New Roman" w:cs="Times New Roman"/>
-              <w:bCs/>
+              <w:rFonts w:eastAsiaTheme="minorEastAsia"/>
               <w:noProof/>
-              <w:sz w:val="26"/>
-              <w:szCs w:val="26"/>
             </w:rPr>
           </w:pPr>
-          <w:hyperlink w:anchor="_Toc228543504" w:history="1">
+          <w:hyperlink w:anchor="_Toc228544242" w:history="1">
             <w:r>
               <w:rPr>
                 <w:rStyle w:val="Hyperlink"/>
-                <w:rFonts w:ascii="Times New Roman" w:hAnsi="Times New Roman" w:cs="Times New Roman"/>
-                <w:bCs/>
                 <w:noProof/>
-                <w:sz w:val="26"/>
-                <w:szCs w:val="26"/>
               </w:rPr>
               <w:t>4.2.1. Cấu hình user.name và user.email</w:t>
             </w:r>
             <w:r>
               <w:rPr>
-                <w:rFonts w:ascii="Times New Roman" w:hAnsi="Times New Roman" w:cs="Times New Roman"/>
-                <w:bCs/>
                 <w:noProof/>
                 <w:webHidden/>
-                <w:sz w:val="26"/>
-                <w:szCs w:val="26"/>
               </w:rPr>
               <w:tab/>
             </w:r>
             <w:r>
               <w:rPr>
-                <w:rFonts w:ascii="Times New Roman" w:hAnsi="Times New Roman" w:cs="Times New Roman"/>
-                <w:bCs/>
                 <w:noProof/>
                 <w:webHidden/>
-                <w:sz w:val="26"/>
-                <w:szCs w:val="26"/>
               </w:rPr>
               <w:fldChar w:fldCharType="begin"/>
             </w:r>
             <w:r>
               <w:rPr>
-                <w:rFonts w:ascii="Times New Roman" w:hAnsi="Times New Roman" w:cs="Times New Roman"/>
-                <w:bCs/>
                 <w:noProof/>
                 <w:webHidden/>
-                <w:sz w:val="26"/>
-                <w:szCs w:val="26"/>
-              </w:rPr>
-              <w:instrText xml:space="preserve"> PAGEREF _Toc228543504 \h </w:instrText>
-            </w:r>
-            <w:r>
-              <w:rPr>
-                <w:rFonts w:ascii="Times New Roman" w:hAnsi="Times New Roman" w:cs="Times New Roman"/>
-                <w:bCs/>
+              </w:rPr>
+              <w:instrText xml:space="preserve"> PAGEREF _Toc228544242 \h </w:instrText>
+            </w:r>
+            <w:r>
+              <w:rPr>
                 <w:noProof/>
                 <w:webHidden/>
-                <w:sz w:val="26"/>
-                <w:szCs w:val="26"/>
-              </w:rPr>
-            </w:r>
-            <w:r>
-              <w:rPr>
-                <w:rFonts w:ascii="Times New Roman" w:hAnsi="Times New Roman" w:cs="Times New Roman"/>
-                <w:bCs/>
+              </w:rPr>
+            </w:r>
+            <w:r>
+              <w:rPr>
                 <w:noProof/>
                 <w:webHidden/>
-                <w:sz w:val="26"/>
-                <w:szCs w:val="26"/>
               </w:rPr>
               <w:fldChar w:fldCharType="separate"/>
             </w:r>
             <w:r>
               <w:rPr>
-                <w:rFonts w:ascii="Times New Roman" w:hAnsi="Times New Roman" w:cs="Times New Roman"/>
-                <w:bCs/>
                 <w:noProof/>
                 <w:webHidden/>
-                <w:sz w:val="26"/>
-                <w:szCs w:val="26"/>
               </w:rPr>
               <w:t>37</w:t>
             </w:r>
             <w:r>
               <w:rPr>
-                <w:rFonts w:ascii="Times New Roman" w:hAnsi="Times New Roman" w:cs="Times New Roman"/>
-                <w:bCs/>
                 <w:noProof/>
                 <w:webHidden/>
-                <w:sz w:val="26"/>
-                <w:szCs w:val="26"/>
               </w:rPr>
               <w:fldChar w:fldCharType="end"/>
             </w:r>
@@ -4562,98 +3431,63 @@
               <w:tab w:val="right" w:leader="dot" w:pos="9111"/>
             </w:tabs>
             <w:rPr>
-              <w:rFonts w:ascii="Times New Roman" w:eastAsiaTheme="minorEastAsia" w:hAnsi="Times New Roman" w:cs="Times New Roman"/>
-              <w:bCs/>
+              <w:rFonts w:eastAsiaTheme="minorEastAsia"/>
               <w:noProof/>
-              <w:sz w:val="26"/>
-              <w:szCs w:val="26"/>
             </w:rPr>
           </w:pPr>
-          <w:hyperlink w:anchor="_Toc228543505" w:history="1">
+          <w:hyperlink w:anchor="_Toc228544243" w:history="1">
             <w:r>
               <w:rPr>
                 <w:rStyle w:val="Hyperlink"/>
-                <w:rFonts w:ascii="Times New Roman" w:hAnsi="Times New Roman" w:cs="Times New Roman"/>
-                <w:bCs/>
                 <w:noProof/>
-                <w:sz w:val="26"/>
-                <w:szCs w:val="26"/>
               </w:rPr>
               <w:t>4.2.2. Phạm vi global, local và system</w:t>
             </w:r>
             <w:r>
               <w:rPr>
-                <w:rFonts w:ascii="Times New Roman" w:hAnsi="Times New Roman" w:cs="Times New Roman"/>
-                <w:bCs/>
                 <w:noProof/>
                 <w:webHidden/>
-                <w:sz w:val="26"/>
-                <w:szCs w:val="26"/>
               </w:rPr>
               <w:tab/>
             </w:r>
             <w:r>
               <w:rPr>
-                <w:rFonts w:ascii="Times New Roman" w:hAnsi="Times New Roman" w:cs="Times New Roman"/>
-                <w:bCs/>
                 <w:noProof/>
                 <w:webHidden/>
-                <w:sz w:val="26"/>
-                <w:szCs w:val="26"/>
               </w:rPr>
               <w:fldChar w:fldCharType="begin"/>
             </w:r>
             <w:r>
               <w:rPr>
-                <w:rFonts w:ascii="Times New Roman" w:hAnsi="Times New Roman" w:cs="Times New Roman"/>
-                <w:bCs/>
                 <w:noProof/>
                 <w:webHidden/>
-                <w:sz w:val="26"/>
-                <w:szCs w:val="26"/>
-              </w:rPr>
-              <w:instrText xml:space="preserve"> PAGEREF _Toc228543505 \h </w:instrText>
-            </w:r>
-            <w:r>
-              <w:rPr>
-                <w:rFonts w:ascii="Times New Roman" w:hAnsi="Times New Roman" w:cs="Times New Roman"/>
-                <w:bCs/>
+              </w:rPr>
+              <w:instrText xml:space="preserve"> PAGEREF _Toc228544243 \h </w:instrText>
+            </w:r>
+            <w:r>
+              <w:rPr>
                 <w:noProof/>
                 <w:webHidden/>
-                <w:sz w:val="26"/>
-                <w:szCs w:val="26"/>
-              </w:rPr>
-            </w:r>
-            <w:r>
-              <w:rPr>
-                <w:rFonts w:ascii="Times New Roman" w:hAnsi="Times New Roman" w:cs="Times New Roman"/>
-                <w:bCs/>
+              </w:rPr>
+            </w:r>
+            <w:r>
+              <w:rPr>
                 <w:noProof/>
                 <w:webHidden/>
-                <w:sz w:val="26"/>
-                <w:szCs w:val="26"/>
               </w:rPr>
               <w:fldChar w:fldCharType="separate"/>
             </w:r>
             <w:r>
               <w:rPr>
-                <w:rFonts w:ascii="Times New Roman" w:hAnsi="Times New Roman" w:cs="Times New Roman"/>
-                <w:bCs/>
                 <w:noProof/>
                 <w:webHidden/>
-                <w:sz w:val="26"/>
-                <w:szCs w:val="26"/>
               </w:rPr>
               <w:t>37</w:t>
             </w:r>
             <w:r>
               <w:rPr>
-                <w:rFonts w:ascii="Times New Roman" w:hAnsi="Times New Roman" w:cs="Times New Roman"/>
-                <w:bCs/>
                 <w:noProof/>
                 <w:webHidden/>
-                <w:sz w:val="26"/>
-                <w:szCs w:val="26"/>
               </w:rPr>
               <w:fldChar w:fldCharType="end"/>
             </w:r>
@@ -4666,98 +3500,63 @@
               <w:tab w:val="right" w:leader="dot" w:pos="9111"/>
             </w:tabs>
             <w:rPr>
-              <w:rFonts w:ascii="Times New Roman" w:eastAsiaTheme="minorEastAsia" w:hAnsi="Times New Roman" w:cs="Times New Roman"/>
-              <w:bCs/>
+              <w:rFonts w:eastAsiaTheme="minorEastAsia"/>
               <w:noProof/>
-              <w:sz w:val="26"/>
-              <w:szCs w:val="26"/>
             </w:rPr>
           </w:pPr>
-          <w:hyperlink w:anchor="_Toc228543506" w:history="1">
+          <w:hyperlink w:anchor="_Toc228544244" w:history="1">
             <w:r>
               <w:rPr>
                 <w:rStyle w:val="Hyperlink"/>
-                <w:rFonts w:ascii="Times New Roman" w:hAnsi="Times New Roman" w:cs="Times New Roman"/>
-                <w:bCs/>
                 <w:noProof/>
-                <w:sz w:val="26"/>
-                <w:szCs w:val="26"/>
-              </w:rPr>
-              <w:t>4.2.3. Bài tập/kết quả thực hiện.</w:t>
-            </w:r>
-            <w:r>
-              <w:rPr>
-                <w:rFonts w:ascii="Times New Roman" w:hAnsi="Times New Roman" w:cs="Times New Roman"/>
-                <w:bCs/>
+              </w:rPr>
+              <w:t>4.2.3. Bài tập/kết quả thực hành.</w:t>
+            </w:r>
+            <w:r>
+              <w:rPr>
                 <w:noProof/>
                 <w:webHidden/>
-                <w:sz w:val="26"/>
-                <w:szCs w:val="26"/>
               </w:rPr>
               <w:tab/>
             </w:r>
             <w:r>
               <w:rPr>
-                <w:rFonts w:ascii="Times New Roman" w:hAnsi="Times New Roman" w:cs="Times New Roman"/>
-                <w:bCs/>
                 <w:noProof/>
                 <w:webHidden/>
-                <w:sz w:val="26"/>
-                <w:szCs w:val="26"/>
               </w:rPr>
               <w:fldChar w:fldCharType="begin"/>
             </w:r>
             <w:r>
               <w:rPr>
-                <w:rFonts w:ascii="Times New Roman" w:hAnsi="Times New Roman" w:cs="Times New Roman"/>
-                <w:bCs/>
                 <w:noProof/>
                 <w:webHidden/>
-                <w:sz w:val="26"/>
-                <w:szCs w:val="26"/>
-              </w:rPr>
-              <w:instrText xml:space="preserve"> PAGEREF _Toc228543506 \h </w:instrText>
-            </w:r>
-            <w:r>
-              <w:rPr>
-                <w:rFonts w:ascii="Times New Roman" w:hAnsi="Times New Roman" w:cs="Times New Roman"/>
-                <w:bCs/>
+              </w:rPr>
+              <w:instrText xml:space="preserve"> PAGEREF _Toc228544244 \h </w:instrText>
+            </w:r>
+            <w:r>
+              <w:rPr>
                 <w:noProof/>
                 <w:webHidden/>
-                <w:sz w:val="26"/>
-                <w:szCs w:val="26"/>
-              </w:rPr>
-            </w:r>
-            <w:r>
-              <w:rPr>
-                <w:rFonts w:ascii="Times New Roman" w:hAnsi="Times New Roman" w:cs="Times New Roman"/>
-                <w:bCs/>
+              </w:rPr>
+            </w:r>
+            <w:r>
+              <w:rPr>
                 <w:noProof/>
                 <w:webHidden/>
-                <w:sz w:val="26"/>
-                <w:szCs w:val="26"/>
               </w:rPr>
               <w:fldChar w:fldCharType="separate"/>
             </w:r>
             <w:r>
               <w:rPr>
-                <w:rFonts w:ascii="Times New Roman" w:hAnsi="Times New Roman" w:cs="Times New Roman"/>
-                <w:bCs/>
                 <w:noProof/>
                 <w:webHidden/>
-                <w:sz w:val="26"/>
-                <w:szCs w:val="26"/>
               </w:rPr>
               <w:t>37</w:t>
             </w:r>
             <w:r>
               <w:rPr>
-                <w:rFonts w:ascii="Times New Roman" w:hAnsi="Times New Roman" w:cs="Times New Roman"/>
-                <w:bCs/>
                 <w:noProof/>
                 <w:webHidden/>
-                <w:sz w:val="26"/>
-                <w:szCs w:val="26"/>
               </w:rPr>
               <w:fldChar w:fldCharType="end"/>
             </w:r>
@@ -4770,98 +3569,63 @@
               <w:tab w:val="right" w:leader="dot" w:pos="9111"/>
             </w:tabs>
             <w:rPr>
-              <w:rFonts w:ascii="Times New Roman" w:eastAsiaTheme="minorEastAsia" w:hAnsi="Times New Roman" w:cs="Times New Roman"/>
-              <w:bCs/>
+              <w:rFonts w:eastAsiaTheme="minorEastAsia"/>
               <w:noProof/>
-              <w:sz w:val="26"/>
-              <w:szCs w:val="26"/>
             </w:rPr>
           </w:pPr>
-          <w:hyperlink w:anchor="_Toc228543507" w:history="1">
+          <w:hyperlink w:anchor="_Toc228544245" w:history="1">
             <w:r>
               <w:rPr>
                 <w:rStyle w:val="Hyperlink"/>
-                <w:rFonts w:ascii="Times New Roman" w:hAnsi="Times New Roman" w:cs="Times New Roman"/>
-                <w:bCs/>
                 <w:noProof/>
-                <w:sz w:val="26"/>
-                <w:szCs w:val="26"/>
               </w:rPr>
               <w:t>4.3. Các khu vực làm việc và nguyên tắc hoạt động của Git.</w:t>
             </w:r>
             <w:r>
               <w:rPr>
-                <w:rFonts w:ascii="Times New Roman" w:hAnsi="Times New Roman" w:cs="Times New Roman"/>
-                <w:bCs/>
                 <w:noProof/>
                 <w:webHidden/>
-                <w:sz w:val="26"/>
-                <w:szCs w:val="26"/>
               </w:rPr>
               <w:tab/>
             </w:r>
             <w:r>
               <w:rPr>
-                <w:rFonts w:ascii="Times New Roman" w:hAnsi="Times New Roman" w:cs="Times New Roman"/>
-                <w:bCs/>
                 <w:noProof/>
                 <w:webHidden/>
-                <w:sz w:val="26"/>
-                <w:szCs w:val="26"/>
               </w:rPr>
               <w:fldChar w:fldCharType="begin"/>
             </w:r>
             <w:r>
               <w:rPr>
-                <w:rFonts w:ascii="Times New Roman" w:hAnsi="Times New Roman" w:cs="Times New Roman"/>
-                <w:bCs/>
                 <w:noProof/>
                 <w:webHidden/>
-                <w:sz w:val="26"/>
-                <w:szCs w:val="26"/>
-              </w:rPr>
-              <w:instrText xml:space="preserve"> PAGEREF _Toc228543507 \h </w:instrText>
-            </w:r>
-            <w:r>
-              <w:rPr>
-                <w:rFonts w:ascii="Times New Roman" w:hAnsi="Times New Roman" w:cs="Times New Roman"/>
-                <w:bCs/>
+              </w:rPr>
+              <w:instrText xml:space="preserve"> PAGEREF _Toc228544245 \h </w:instrText>
+            </w:r>
+            <w:r>
+              <w:rPr>
                 <w:noProof/>
                 <w:webHidden/>
-                <w:sz w:val="26"/>
-                <w:szCs w:val="26"/>
-              </w:rPr>
-            </w:r>
-            <w:r>
-              <w:rPr>
-                <w:rFonts w:ascii="Times New Roman" w:hAnsi="Times New Roman" w:cs="Times New Roman"/>
-                <w:bCs/>
+              </w:rPr>
+            </w:r>
+            <w:r>
+              <w:rPr>
                 <w:noProof/>
                 <w:webHidden/>
-                <w:sz w:val="26"/>
-                <w:szCs w:val="26"/>
               </w:rPr>
               <w:fldChar w:fldCharType="separate"/>
             </w:r>
             <w:r>
               <w:rPr>
-                <w:rFonts w:ascii="Times New Roman" w:hAnsi="Times New Roman" w:cs="Times New Roman"/>
-                <w:bCs/>
                 <w:noProof/>
                 <w:webHidden/>
-                <w:sz w:val="26"/>
-                <w:szCs w:val="26"/>
               </w:rPr>
               <w:t>39</w:t>
             </w:r>
             <w:r>
               <w:rPr>
-                <w:rFonts w:ascii="Times New Roman" w:hAnsi="Times New Roman" w:cs="Times New Roman"/>
-                <w:bCs/>
                 <w:noProof/>
                 <w:webHidden/>
-                <w:sz w:val="26"/>
-                <w:szCs w:val="26"/>
               </w:rPr>
               <w:fldChar w:fldCharType="end"/>
             </w:r>
@@ -4874,98 +3638,63 @@
               <w:tab w:val="right" w:leader="dot" w:pos="9111"/>
             </w:tabs>
             <w:rPr>
-              <w:rFonts w:ascii="Times New Roman" w:eastAsiaTheme="minorEastAsia" w:hAnsi="Times New Roman" w:cs="Times New Roman"/>
-              <w:bCs/>
+              <w:rFonts w:eastAsiaTheme="minorEastAsia"/>
               <w:noProof/>
-              <w:sz w:val="26"/>
-              <w:szCs w:val="26"/>
             </w:rPr>
           </w:pPr>
-          <w:hyperlink w:anchor="_Toc228543508" w:history="1">
+          <w:hyperlink w:anchor="_Toc228544246" w:history="1">
             <w:r>
               <w:rPr>
                 <w:rStyle w:val="Hyperlink"/>
-                <w:rFonts w:ascii="Times New Roman" w:hAnsi="Times New Roman" w:cs="Times New Roman"/>
-                <w:bCs/>
                 <w:noProof/>
-                <w:sz w:val="26"/>
-                <w:szCs w:val="26"/>
               </w:rPr>
               <w:t>4.3.1. Working Directory – Staging Area – Repository</w:t>
             </w:r>
             <w:r>
               <w:rPr>
-                <w:rFonts w:ascii="Times New Roman" w:hAnsi="Times New Roman" w:cs="Times New Roman"/>
-                <w:bCs/>
                 <w:noProof/>
                 <w:webHidden/>
-                <w:sz w:val="26"/>
-                <w:szCs w:val="26"/>
               </w:rPr>
               <w:tab/>
             </w:r>
             <w:r>
               <w:rPr>
-                <w:rFonts w:ascii="Times New Roman" w:hAnsi="Times New Roman" w:cs="Times New Roman"/>
-                <w:bCs/>
                 <w:noProof/>
                 <w:webHidden/>
-                <w:sz w:val="26"/>
-                <w:szCs w:val="26"/>
               </w:rPr>
               <w:fldChar w:fldCharType="begin"/>
             </w:r>
             <w:r>
               <w:rPr>
-                <w:rFonts w:ascii="Times New Roman" w:hAnsi="Times New Roman" w:cs="Times New Roman"/>
-                <w:bCs/>
                 <w:noProof/>
                 <w:webHidden/>
-                <w:sz w:val="26"/>
-                <w:szCs w:val="26"/>
-              </w:rPr>
-              <w:instrText xml:space="preserve"> PAGEREF _Toc228543508 \h </w:instrText>
-            </w:r>
-            <w:r>
-              <w:rPr>
-                <w:rFonts w:ascii="Times New Roman" w:hAnsi="Times New Roman" w:cs="Times New Roman"/>
-                <w:bCs/>
+              </w:rPr>
+              <w:instrText xml:space="preserve"> PAGEREF _Toc228544246 \h </w:instrText>
+            </w:r>
+            <w:r>
+              <w:rPr>
                 <w:noProof/>
                 <w:webHidden/>
-                <w:sz w:val="26"/>
-                <w:szCs w:val="26"/>
-              </w:rPr>
-            </w:r>
-            <w:r>
-              <w:rPr>
-                <w:rFonts w:ascii="Times New Roman" w:hAnsi="Times New Roman" w:cs="Times New Roman"/>
-                <w:bCs/>
+              </w:rPr>
+            </w:r>
+            <w:r>
+              <w:rPr>
                 <w:noProof/>
                 <w:webHidden/>
-                <w:sz w:val="26"/>
-                <w:szCs w:val="26"/>
               </w:rPr>
               <w:fldChar w:fldCharType="separate"/>
             </w:r>
             <w:r>
               <w:rPr>
-                <w:rFonts w:ascii="Times New Roman" w:hAnsi="Times New Roman" w:cs="Times New Roman"/>
-                <w:bCs/>
                 <w:noProof/>
                 <w:webHidden/>
-                <w:sz w:val="26"/>
-                <w:szCs w:val="26"/>
               </w:rPr>
               <w:t>39</w:t>
             </w:r>
             <w:r>
               <w:rPr>
-                <w:rFonts w:ascii="Times New Roman" w:hAnsi="Times New Roman" w:cs="Times New Roman"/>
-                <w:bCs/>
                 <w:noProof/>
                 <w:webHidden/>
-                <w:sz w:val="26"/>
-                <w:szCs w:val="26"/>
               </w:rPr>
               <w:fldChar w:fldCharType="end"/>
             </w:r>
@@ -4978,98 +3707,63 @@
               <w:tab w:val="right" w:leader="dot" w:pos="9111"/>
             </w:tabs>
             <w:rPr>
-              <w:rFonts w:ascii="Times New Roman" w:eastAsiaTheme="minorEastAsia" w:hAnsi="Times New Roman" w:cs="Times New Roman"/>
-              <w:bCs/>
+              <w:rFonts w:eastAsiaTheme="minorEastAsia"/>
               <w:noProof/>
-              <w:sz w:val="26"/>
-              <w:szCs w:val="26"/>
             </w:rPr>
           </w:pPr>
-          <w:hyperlink w:anchor="_Toc228543509" w:history="1">
+          <w:hyperlink w:anchor="_Toc228544247" w:history="1">
             <w:r>
               <w:rPr>
                 <w:rStyle w:val="Hyperlink"/>
-                <w:rFonts w:ascii="Times New Roman" w:hAnsi="Times New Roman" w:cs="Times New Roman"/>
-                <w:bCs/>
                 <w:noProof/>
-                <w:sz w:val="26"/>
-                <w:szCs w:val="26"/>
               </w:rPr>
               <w:t>4.3.2. Trạng thái file (Untracked, Staged, Committed)</w:t>
             </w:r>
             <w:r>
               <w:rPr>
-                <w:rFonts w:ascii="Times New Roman" w:hAnsi="Times New Roman" w:cs="Times New Roman"/>
-                <w:bCs/>
                 <w:noProof/>
                 <w:webHidden/>
-                <w:sz w:val="26"/>
-                <w:szCs w:val="26"/>
               </w:rPr>
               <w:tab/>
             </w:r>
             <w:r>
               <w:rPr>
-                <w:rFonts w:ascii="Times New Roman" w:hAnsi="Times New Roman" w:cs="Times New Roman"/>
-                <w:bCs/>
                 <w:noProof/>
                 <w:webHidden/>
-                <w:sz w:val="26"/>
-                <w:szCs w:val="26"/>
               </w:rPr>
               <w:fldChar w:fldCharType="begin"/>
             </w:r>
             <w:r>
               <w:rPr>
-                <w:rFonts w:ascii="Times New Roman" w:hAnsi="Times New Roman" w:cs="Times New Roman"/>
-                <w:bCs/>
                 <w:noProof/>
                 <w:webHidden/>
-                <w:sz w:val="26"/>
-                <w:szCs w:val="26"/>
-              </w:rPr>
-              <w:instrText xml:space="preserve"> PAGEREF _Toc228543509 \h </w:instrText>
-            </w:r>
-            <w:r>
-              <w:rPr>
-                <w:rFonts w:ascii="Times New Roman" w:hAnsi="Times New Roman" w:cs="Times New Roman"/>
-                <w:bCs/>
+              </w:rPr>
+              <w:instrText xml:space="preserve"> PAGEREF _Toc228544247 \h </w:instrText>
+            </w:r>
+            <w:r>
+              <w:rPr>
                 <w:noProof/>
                 <w:webHidden/>
-                <w:sz w:val="26"/>
-                <w:szCs w:val="26"/>
-              </w:rPr>
-            </w:r>
-            <w:r>
-              <w:rPr>
-                <w:rFonts w:ascii="Times New Roman" w:hAnsi="Times New Roman" w:cs="Times New Roman"/>
-                <w:bCs/>
+              </w:rPr>
+            </w:r>
+            <w:r>
+              <w:rPr>
                 <w:noProof/>
                 <w:webHidden/>
-                <w:sz w:val="26"/>
-                <w:szCs w:val="26"/>
               </w:rPr>
               <w:fldChar w:fldCharType="separate"/>
             </w:r>
             <w:r>
               <w:rPr>
-                <w:rFonts w:ascii="Times New Roman" w:hAnsi="Times New Roman" w:cs="Times New Roman"/>
-                <w:bCs/>
                 <w:noProof/>
                 <w:webHidden/>
-                <w:sz w:val="26"/>
-                <w:szCs w:val="26"/>
               </w:rPr>
               <w:t>39</w:t>
             </w:r>
             <w:r>
               <w:rPr>
-                <w:rFonts w:ascii="Times New Roman" w:hAnsi="Times New Roman" w:cs="Times New Roman"/>
-                <w:bCs/>
                 <w:noProof/>
                 <w:webHidden/>
-                <w:sz w:val="26"/>
-                <w:szCs w:val="26"/>
               </w:rPr>
               <w:fldChar w:fldCharType="end"/>
             </w:r>
@@ -5082,98 +3776,63 @@
               <w:tab w:val="right" w:leader="dot" w:pos="9111"/>
             </w:tabs>
             <w:rPr>
-              <w:rFonts w:ascii="Times New Roman" w:eastAsiaTheme="minorEastAsia" w:hAnsi="Times New Roman" w:cs="Times New Roman"/>
-              <w:bCs/>
+              <w:rFonts w:eastAsiaTheme="minorEastAsia"/>
               <w:noProof/>
-              <w:sz w:val="26"/>
-              <w:szCs w:val="26"/>
             </w:rPr>
           </w:pPr>
-          <w:hyperlink w:anchor="_Toc228543510" w:history="1">
+          <w:hyperlink w:anchor="_Toc228544248" w:history="1">
             <w:r>
               <w:rPr>
                 <w:rStyle w:val="Hyperlink"/>
-                <w:rFonts w:ascii="Times New Roman" w:hAnsi="Times New Roman" w:cs="Times New Roman"/>
-                <w:bCs/>
                 <w:noProof/>
-                <w:sz w:val="26"/>
-                <w:szCs w:val="26"/>
-              </w:rPr>
-              <w:t>4.3.3. Bài tập/kết quả thực hiện</w:t>
-            </w:r>
-            <w:r>
-              <w:rPr>
-                <w:rFonts w:ascii="Times New Roman" w:hAnsi="Times New Roman" w:cs="Times New Roman"/>
-                <w:bCs/>
+              </w:rPr>
+              <w:t>4.3.3. Bài tập/kết quả thực hành</w:t>
+            </w:r>
+            <w:r>
+              <w:rPr>
                 <w:noProof/>
                 <w:webHidden/>
-                <w:sz w:val="26"/>
-                <w:szCs w:val="26"/>
               </w:rPr>
               <w:tab/>
             </w:r>
             <w:r>
               <w:rPr>
-                <w:rFonts w:ascii="Times New Roman" w:hAnsi="Times New Roman" w:cs="Times New Roman"/>
-                <w:bCs/>
                 <w:noProof/>
                 <w:webHidden/>
-                <w:sz w:val="26"/>
-                <w:szCs w:val="26"/>
               </w:rPr>
               <w:fldChar w:fldCharType="begin"/>
             </w:r>
             <w:r>
               <w:rPr>
-                <w:rFonts w:ascii="Times New Roman" w:hAnsi="Times New Roman" w:cs="Times New Roman"/>
-                <w:bCs/>
                 <w:noProof/>
                 <w:webHidden/>
-                <w:sz w:val="26"/>
-                <w:szCs w:val="26"/>
-              </w:rPr>
-              <w:instrText xml:space="preserve"> PAGEREF _Toc228543510 \h </w:instrText>
-            </w:r>
-            <w:r>
-              <w:rPr>
-                <w:rFonts w:ascii="Times New Roman" w:hAnsi="Times New Roman" w:cs="Times New Roman"/>
-                <w:bCs/>
+              </w:rPr>
+              <w:instrText xml:space="preserve"> PAGEREF _Toc228544248 \h </w:instrText>
+            </w:r>
+            <w:r>
+              <w:rPr>
                 <w:noProof/>
                 <w:webHidden/>
-                <w:sz w:val="26"/>
-                <w:szCs w:val="26"/>
-              </w:rPr>
-            </w:r>
-            <w:r>
-              <w:rPr>
-                <w:rFonts w:ascii="Times New Roman" w:hAnsi="Times New Roman" w:cs="Times New Roman"/>
-                <w:bCs/>
+              </w:rPr>
+            </w:r>
+            <w:r>
+              <w:rPr>
                 <w:noProof/>
                 <w:webHidden/>
-                <w:sz w:val="26"/>
-                <w:szCs w:val="26"/>
               </w:rPr>
               <w:fldChar w:fldCharType="separate"/>
             </w:r>
             <w:r>
               <w:rPr>
-                <w:rFonts w:ascii="Times New Roman" w:hAnsi="Times New Roman" w:cs="Times New Roman"/>
-                <w:bCs/>
                 <w:noProof/>
                 <w:webHidden/>
-                <w:sz w:val="26"/>
-                <w:szCs w:val="26"/>
               </w:rPr>
               <w:t>40</w:t>
             </w:r>
             <w:r>
               <w:rPr>
-                <w:rFonts w:ascii="Times New Roman" w:hAnsi="Times New Roman" w:cs="Times New Roman"/>
-                <w:bCs/>
                 <w:noProof/>
                 <w:webHidden/>
-                <w:sz w:val="26"/>
-                <w:szCs w:val="26"/>
               </w:rPr>
               <w:fldChar w:fldCharType="end"/>
             </w:r>
@@ -5187,119 +3846,77 @@
               <w:tab w:val="right" w:leader="dot" w:pos="9111"/>
             </w:tabs>
             <w:rPr>
-              <w:rFonts w:ascii="Times New Roman" w:eastAsiaTheme="minorEastAsia" w:hAnsi="Times New Roman" w:cs="Times New Roman"/>
-              <w:bCs/>
+              <w:rFonts w:eastAsiaTheme="minorEastAsia"/>
               <w:noProof/>
-              <w:sz w:val="26"/>
-              <w:szCs w:val="26"/>
             </w:rPr>
           </w:pPr>
-          <w:hyperlink w:anchor="_Toc228543511" w:history="1">
+          <w:hyperlink w:anchor="_Toc228544249" w:history="1">
             <w:r>
               <w:rPr>
                 <w:rStyle w:val="Hyperlink"/>
-                <w:rFonts w:ascii="Times New Roman" w:hAnsi="Times New Roman" w:cs="Times New Roman"/>
-                <w:bCs/>
                 <w:noProof/>
-                <w:sz w:val="26"/>
-                <w:szCs w:val="26"/>
               </w:rPr>
               <w:t>CHƯƠNG 5.</w:t>
             </w:r>
             <w:r>
               <w:rPr>
-                <w:rFonts w:ascii="Times New Roman" w:eastAsiaTheme="minorEastAsia" w:hAnsi="Times New Roman" w:cs="Times New Roman"/>
-                <w:bCs/>
+                <w:rFonts w:eastAsiaTheme="minorEastAsia"/>
                 <w:noProof/>
-                <w:sz w:val="26"/>
-                <w:szCs w:val="26"/>
               </w:rPr>
               <w:tab/>
             </w:r>
             <w:r>
               <w:rPr>
                 <w:rStyle w:val="Hyperlink"/>
-                <w:rFonts w:ascii="Times New Roman" w:hAnsi="Times New Roman" w:cs="Times New Roman"/>
-                <w:bCs/>
                 <w:noProof/>
-                <w:sz w:val="26"/>
-                <w:szCs w:val="26"/>
               </w:rPr>
               <w:t>DOCKER VÀ TRIỂN KHAI HỆ THỐNG</w:t>
             </w:r>
             <w:r>
               <w:rPr>
-                <w:rFonts w:ascii="Times New Roman" w:hAnsi="Times New Roman" w:cs="Times New Roman"/>
-                <w:bCs/>
                 <w:noProof/>
                 <w:webHidden/>
-                <w:sz w:val="26"/>
-                <w:szCs w:val="26"/>
               </w:rPr>
               <w:tab/>
             </w:r>
             <w:r>
               <w:rPr>
-                <w:rFonts w:ascii="Times New Roman" w:hAnsi="Times New Roman" w:cs="Times New Roman"/>
-                <w:bCs/>
                 <w:noProof/>
                 <w:webHidden/>
-                <w:sz w:val="26"/>
-                <w:szCs w:val="26"/>
               </w:rPr>
               <w:fldChar w:fldCharType="begin"/>
             </w:r>
             <w:r>
               <w:rPr>
-                <w:rFonts w:ascii="Times New Roman" w:hAnsi="Times New Roman" w:cs="Times New Roman"/>
-                <w:bCs/>
                 <w:noProof/>
                 <w:webHidden/>
-                <w:sz w:val="26"/>
-                <w:szCs w:val="26"/>
-              </w:rPr>
-              <w:instrText xml:space="preserve"> PAGEREF _Toc228543511 \h </w:instrText>
-            </w:r>
-            <w:r>
-              <w:rPr>
-                <w:rFonts w:ascii="Times New Roman" w:hAnsi="Times New Roman" w:cs="Times New Roman"/>
-                <w:bCs/>
+              </w:rPr>
+              <w:instrText xml:space="preserve"> PAGEREF _Toc228544249 \h </w:instrText>
+            </w:r>
+            <w:r>
+              <w:rPr>
                 <w:noProof/>
                 <w:webHidden/>
-                <w:sz w:val="26"/>
-                <w:szCs w:val="26"/>
-              </w:rPr>
-            </w:r>
-            <w:r>
-              <w:rPr>
-                <w:rFonts w:ascii="Times New Roman" w:hAnsi="Times New Roman" w:cs="Times New Roman"/>
-                <w:bCs/>
+              </w:rPr>
+            </w:r>
+            <w:r>
+              <w:rPr>
                 <w:noProof/>
                 <w:webHidden/>
-                <w:sz w:val="26"/>
-                <w:szCs w:val="26"/>
               </w:rPr>
               <w:fldChar w:fldCharType="separate"/>
             </w:r>
             <w:r>
               <w:rPr>
-                <w:rFonts w:ascii="Times New Roman" w:hAnsi="Times New Roman" w:cs="Times New Roman"/>
-                <w:bCs/>
                 <w:noProof/>
                 <w:webHidden/>
-                <w:sz w:val="26"/>
-                <w:szCs w:val="26"/>
               </w:rPr>
               <w:t>43</w:t>
             </w:r>
             <w:r>
               <w:rPr>
-                <w:rFonts w:ascii="Times New Roman" w:hAnsi="Times New Roman" w:cs="Times New Roman"/>
-                <w:bCs/>
                 <w:noProof/>
                 <w:webHidden/>
-                <w:sz w:val="26"/>
-                <w:szCs w:val="26"/>
               </w:rPr>
               <w:fldChar w:fldCharType="end"/>
             </w:r>
@@ -5312,98 +3929,63 @@
               <w:tab w:val="right" w:leader="dot" w:pos="9111"/>
             </w:tabs>
             <w:rPr>
-              <w:rFonts w:ascii="Times New Roman" w:eastAsiaTheme="minorEastAsia" w:hAnsi="Times New Roman" w:cs="Times New Roman"/>
-              <w:bCs/>
+              <w:rFonts w:eastAsiaTheme="minorEastAsia"/>
               <w:noProof/>
-              <w:sz w:val="26"/>
-              <w:szCs w:val="26"/>
             </w:rPr>
           </w:pPr>
-          <w:hyperlink w:anchor="_Toc228543512" w:history="1">
+          <w:hyperlink w:anchor="_Toc228544250" w:history="1">
             <w:r>
               <w:rPr>
                 <w:rStyle w:val="Hyperlink"/>
-                <w:rFonts w:ascii="Times New Roman" w:hAnsi="Times New Roman" w:cs="Times New Roman"/>
-                <w:bCs/>
                 <w:noProof/>
-                <w:sz w:val="26"/>
-                <w:szCs w:val="26"/>
               </w:rPr>
               <w:t>5.1. Khái niệm cơ bản về Docker</w:t>
             </w:r>
             <w:r>
               <w:rPr>
-                <w:rFonts w:ascii="Times New Roman" w:hAnsi="Times New Roman" w:cs="Times New Roman"/>
-                <w:bCs/>
                 <w:noProof/>
                 <w:webHidden/>
-                <w:sz w:val="26"/>
-                <w:szCs w:val="26"/>
               </w:rPr>
               <w:tab/>
             </w:r>
             <w:r>
               <w:rPr>
-                <w:rFonts w:ascii="Times New Roman" w:hAnsi="Times New Roman" w:cs="Times New Roman"/>
-                <w:bCs/>
                 <w:noProof/>
                 <w:webHidden/>
-                <w:sz w:val="26"/>
-                <w:szCs w:val="26"/>
               </w:rPr>
               <w:fldChar w:fldCharType="begin"/>
             </w:r>
             <w:r>
               <w:rPr>
-                <w:rFonts w:ascii="Times New Roman" w:hAnsi="Times New Roman" w:cs="Times New Roman"/>
-                <w:bCs/>
                 <w:noProof/>
                 <w:webHidden/>
-                <w:sz w:val="26"/>
-                <w:szCs w:val="26"/>
-              </w:rPr>
-              <w:instrText xml:space="preserve"> PAGEREF _Toc228543512 \h </w:instrText>
-            </w:r>
-            <w:r>
-              <w:rPr>
-                <w:rFonts w:ascii="Times New Roman" w:hAnsi="Times New Roman" w:cs="Times New Roman"/>
-                <w:bCs/>
+              </w:rPr>
+              <w:instrText xml:space="preserve"> PAGEREF _Toc228544250 \h </w:instrText>
+            </w:r>
+            <w:r>
+              <w:rPr>
                 <w:noProof/>
                 <w:webHidden/>
-                <w:sz w:val="26"/>
-                <w:szCs w:val="26"/>
-              </w:rPr>
-            </w:r>
-            <w:r>
-              <w:rPr>
-                <w:rFonts w:ascii="Times New Roman" w:hAnsi="Times New Roman" w:cs="Times New Roman"/>
-                <w:bCs/>
+              </w:rPr>
+            </w:r>
+            <w:r>
+              <w:rPr>
                 <w:noProof/>
                 <w:webHidden/>
-                <w:sz w:val="26"/>
-                <w:szCs w:val="26"/>
               </w:rPr>
               <w:fldChar w:fldCharType="separate"/>
             </w:r>
             <w:r>
               <w:rPr>
-                <w:rFonts w:ascii="Times New Roman" w:hAnsi="Times New Roman" w:cs="Times New Roman"/>
-                <w:bCs/>
                 <w:noProof/>
                 <w:webHidden/>
-                <w:sz w:val="26"/>
-                <w:szCs w:val="26"/>
               </w:rPr>
               <w:t>43</w:t>
             </w:r>
             <w:r>
               <w:rPr>
-                <w:rFonts w:ascii="Times New Roman" w:hAnsi="Times New Roman" w:cs="Times New Roman"/>
-                <w:bCs/>
                 <w:noProof/>
                 <w:webHidden/>
-                <w:sz w:val="26"/>
-                <w:szCs w:val="26"/>
               </w:rPr>
               <w:fldChar w:fldCharType="end"/>
             </w:r>
@@ -5416,98 +3998,63 @@
               <w:tab w:val="right" w:leader="dot" w:pos="9111"/>
             </w:tabs>
             <w:rPr>
-              <w:rFonts w:ascii="Times New Roman" w:eastAsiaTheme="minorEastAsia" w:hAnsi="Times New Roman" w:cs="Times New Roman"/>
-              <w:bCs/>
+              <w:rFonts w:eastAsiaTheme="minorEastAsia"/>
               <w:noProof/>
-              <w:sz w:val="26"/>
-              <w:szCs w:val="26"/>
             </w:rPr>
           </w:pPr>
-          <w:hyperlink w:anchor="_Toc228543513" w:history="1">
+          <w:hyperlink w:anchor="_Toc228544251" w:history="1">
             <w:r>
               <w:rPr>
                 <w:rStyle w:val="Hyperlink"/>
-                <w:rFonts w:ascii="Times New Roman" w:hAnsi="Times New Roman" w:cs="Times New Roman"/>
-                <w:bCs/>
                 <w:noProof/>
-                <w:sz w:val="26"/>
-                <w:szCs w:val="26"/>
               </w:rPr>
               <w:t>5.2. Docker Image và Docker Container</w:t>
             </w:r>
             <w:r>
               <w:rPr>
-                <w:rFonts w:ascii="Times New Roman" w:hAnsi="Times New Roman" w:cs="Times New Roman"/>
-                <w:bCs/>
                 <w:noProof/>
                 <w:webHidden/>
-                <w:sz w:val="26"/>
-                <w:szCs w:val="26"/>
               </w:rPr>
               <w:tab/>
             </w:r>
             <w:r>
               <w:rPr>
-                <w:rFonts w:ascii="Times New Roman" w:hAnsi="Times New Roman" w:cs="Times New Roman"/>
-                <w:bCs/>
                 <w:noProof/>
                 <w:webHidden/>
-                <w:sz w:val="26"/>
-                <w:szCs w:val="26"/>
               </w:rPr>
               <w:fldChar w:fldCharType="begin"/>
             </w:r>
             <w:r>
               <w:rPr>
-                <w:rFonts w:ascii="Times New Roman" w:hAnsi="Times New Roman" w:cs="Times New Roman"/>
-                <w:bCs/>
                 <w:noProof/>
                 <w:webHidden/>
-                <w:sz w:val="26"/>
-                <w:szCs w:val="26"/>
-              </w:rPr>
-              <w:instrText xml:space="preserve"> PAGEREF _Toc228543513 \h </w:instrText>
-            </w:r>
-            <w:r>
-              <w:rPr>
-                <w:rFonts w:ascii="Times New Roman" w:hAnsi="Times New Roman" w:cs="Times New Roman"/>
-                <w:bCs/>
+              </w:rPr>
+              <w:instrText xml:space="preserve"> PAGEREF _Toc228544251 \h </w:instrText>
+            </w:r>
+            <w:r>
+              <w:rPr>
                 <w:noProof/>
                 <w:webHidden/>
-                <w:sz w:val="26"/>
-                <w:szCs w:val="26"/>
-              </w:rPr>
-            </w:r>
-            <w:r>
-              <w:rPr>
-                <w:rFonts w:ascii="Times New Roman" w:hAnsi="Times New Roman" w:cs="Times New Roman"/>
-                <w:bCs/>
+              </w:rPr>
+            </w:r>
+            <w:r>
+              <w:rPr>
                 <w:noProof/>
                 <w:webHidden/>
-                <w:sz w:val="26"/>
-                <w:szCs w:val="26"/>
               </w:rPr>
               <w:fldChar w:fldCharType="separate"/>
             </w:r>
             <w:r>
               <w:rPr>
-                <w:rFonts w:ascii="Times New Roman" w:hAnsi="Times New Roman" w:cs="Times New Roman"/>
-                <w:bCs/>
                 <w:noProof/>
                 <w:webHidden/>
-                <w:sz w:val="26"/>
-                <w:szCs w:val="26"/>
               </w:rPr>
               <w:t>43</w:t>
             </w:r>
             <w:r>
               <w:rPr>
-                <w:rFonts w:ascii="Times New Roman" w:hAnsi="Times New Roman" w:cs="Times New Roman"/>
-                <w:bCs/>
                 <w:noProof/>
                 <w:webHidden/>
-                <w:sz w:val="26"/>
-                <w:szCs w:val="26"/>
               </w:rPr>
               <w:fldChar w:fldCharType="end"/>
             </w:r>
@@ -5520,98 +4067,63 @@
               <w:tab w:val="right" w:leader="dot" w:pos="9111"/>
             </w:tabs>
             <w:rPr>
-              <w:rFonts w:ascii="Times New Roman" w:eastAsiaTheme="minorEastAsia" w:hAnsi="Times New Roman" w:cs="Times New Roman"/>
-              <w:bCs/>
+              <w:rFonts w:eastAsiaTheme="minorEastAsia"/>
               <w:noProof/>
-              <w:sz w:val="26"/>
-              <w:szCs w:val="26"/>
             </w:rPr>
           </w:pPr>
-          <w:hyperlink w:anchor="_Toc228543514" w:history="1">
+          <w:hyperlink w:anchor="_Toc228544252" w:history="1">
             <w:r>
               <w:rPr>
                 <w:rStyle w:val="Hyperlink"/>
-                <w:rFonts w:ascii="Times New Roman" w:hAnsi="Times New Roman" w:cs="Times New Roman"/>
-                <w:bCs/>
                 <w:noProof/>
-                <w:sz w:val="26"/>
-                <w:szCs w:val="26"/>
               </w:rPr>
               <w:t>5.3. Quy trình làm việc cơ bản (Build – Ship – Run)</w:t>
             </w:r>
             <w:r>
               <w:rPr>
-                <w:rFonts w:ascii="Times New Roman" w:hAnsi="Times New Roman" w:cs="Times New Roman"/>
-                <w:bCs/>
                 <w:noProof/>
                 <w:webHidden/>
-                <w:sz w:val="26"/>
-                <w:szCs w:val="26"/>
               </w:rPr>
               <w:tab/>
             </w:r>
             <w:r>
               <w:rPr>
-                <w:rFonts w:ascii="Times New Roman" w:hAnsi="Times New Roman" w:cs="Times New Roman"/>
-                <w:bCs/>
                 <w:noProof/>
                 <w:webHidden/>
-                <w:sz w:val="26"/>
-                <w:szCs w:val="26"/>
               </w:rPr>
               <w:fldChar w:fldCharType="begin"/>
             </w:r>
             <w:r>
               <w:rPr>
-                <w:rFonts w:ascii="Times New Roman" w:hAnsi="Times New Roman" w:cs="Times New Roman"/>
-                <w:bCs/>
                 <w:noProof/>
                 <w:webHidden/>
-                <w:sz w:val="26"/>
-                <w:szCs w:val="26"/>
-              </w:rPr>
-              <w:instrText xml:space="preserve"> PAGEREF _Toc228543514 \h </w:instrText>
-            </w:r>
-            <w:r>
-              <w:rPr>
-                <w:rFonts w:ascii="Times New Roman" w:hAnsi="Times New Roman" w:cs="Times New Roman"/>
-                <w:bCs/>
+              </w:rPr>
+              <w:instrText xml:space="preserve"> PAGEREF _Toc228544252 \h </w:instrText>
+            </w:r>
+            <w:r>
+              <w:rPr>
                 <w:noProof/>
                 <w:webHidden/>
-                <w:sz w:val="26"/>
-                <w:szCs w:val="26"/>
-              </w:rPr>
-            </w:r>
-            <w:r>
-              <w:rPr>
-                <w:rFonts w:ascii="Times New Roman" w:hAnsi="Times New Roman" w:cs="Times New Roman"/>
-                <w:bCs/>
+              </w:rPr>
+            </w:r>
+            <w:r>
+              <w:rPr>
                 <w:noProof/>
                 <w:webHidden/>
-                <w:sz w:val="26"/>
-                <w:szCs w:val="26"/>
               </w:rPr>
               <w:fldChar w:fldCharType="separate"/>
             </w:r>
             <w:r>
               <w:rPr>
-                <w:rFonts w:ascii="Times New Roman" w:hAnsi="Times New Roman" w:cs="Times New Roman"/>
-                <w:bCs/>
                 <w:noProof/>
                 <w:webHidden/>
-                <w:sz w:val="26"/>
-                <w:szCs w:val="26"/>
               </w:rPr>
               <w:t>43</w:t>
             </w:r>
             <w:r>
               <w:rPr>
-                <w:rFonts w:ascii="Times New Roman" w:hAnsi="Times New Roman" w:cs="Times New Roman"/>
-                <w:bCs/>
                 <w:noProof/>
                 <w:webHidden/>
-                <w:sz w:val="26"/>
-                <w:szCs w:val="26"/>
               </w:rPr>
               <w:fldChar w:fldCharType="end"/>
             </w:r>
@@ -5624,98 +4136,63 @@
               <w:tab w:val="right" w:leader="dot" w:pos="9111"/>
             </w:tabs>
             <w:rPr>
-              <w:rFonts w:ascii="Times New Roman" w:eastAsiaTheme="minorEastAsia" w:hAnsi="Times New Roman" w:cs="Times New Roman"/>
-              <w:bCs/>
+              <w:rFonts w:eastAsiaTheme="minorEastAsia"/>
               <w:noProof/>
-              <w:sz w:val="26"/>
-              <w:szCs w:val="26"/>
             </w:rPr>
           </w:pPr>
-          <w:hyperlink w:anchor="_Toc228543515" w:history="1">
+          <w:hyperlink w:anchor="_Toc228544253" w:history="1">
             <w:r>
               <w:rPr>
                 <w:rStyle w:val="Hyperlink"/>
-                <w:rFonts w:ascii="Times New Roman" w:hAnsi="Times New Roman" w:cs="Times New Roman"/>
-                <w:bCs/>
                 <w:noProof/>
-                <w:sz w:val="26"/>
-                <w:szCs w:val="26"/>
-              </w:rPr>
-              <w:t>5.4. Bài tập/kết quả thực hiện</w:t>
-            </w:r>
-            <w:r>
-              <w:rPr>
-                <w:rFonts w:ascii="Times New Roman" w:hAnsi="Times New Roman" w:cs="Times New Roman"/>
-                <w:bCs/>
+              </w:rPr>
+              <w:t>5.4. Bài tập/kết quả thực hành</w:t>
+            </w:r>
+            <w:r>
+              <w:rPr>
                 <w:noProof/>
                 <w:webHidden/>
-                <w:sz w:val="26"/>
-                <w:szCs w:val="26"/>
               </w:rPr>
               <w:tab/>
             </w:r>
             <w:r>
               <w:rPr>
-                <w:rFonts w:ascii="Times New Roman" w:hAnsi="Times New Roman" w:cs="Times New Roman"/>
-                <w:bCs/>
                 <w:noProof/>
                 <w:webHidden/>
-                <w:sz w:val="26"/>
-                <w:szCs w:val="26"/>
               </w:rPr>
               <w:fldChar w:fldCharType="begin"/>
             </w:r>
             <w:r>
               <w:rPr>
-                <w:rFonts w:ascii="Times New Roman" w:hAnsi="Times New Roman" w:cs="Times New Roman"/>
-                <w:bCs/>
                 <w:noProof/>
                 <w:webHidden/>
-                <w:sz w:val="26"/>
-                <w:szCs w:val="26"/>
-              </w:rPr>
-              <w:instrText xml:space="preserve"> PAGEREF _Toc228543515 \h </w:instrText>
-            </w:r>
-            <w:r>
-              <w:rPr>
-                <w:rFonts w:ascii="Times New Roman" w:hAnsi="Times New Roman" w:cs="Times New Roman"/>
-                <w:bCs/>
+              </w:rPr>
+              <w:instrText xml:space="preserve"> PAGEREF _Toc228544253 \h </w:instrText>
+            </w:r>
+            <w:r>
+              <w:rPr>
                 <w:noProof/>
                 <w:webHidden/>
-                <w:sz w:val="26"/>
-                <w:szCs w:val="26"/>
-              </w:rPr>
-            </w:r>
-            <w:r>
-              <w:rPr>
-                <w:rFonts w:ascii="Times New Roman" w:hAnsi="Times New Roman" w:cs="Times New Roman"/>
-                <w:bCs/>
+              </w:rPr>
+            </w:r>
+            <w:r>
+              <w:rPr>
                 <w:noProof/>
                 <w:webHidden/>
-                <w:sz w:val="26"/>
-                <w:szCs w:val="26"/>
               </w:rPr>
               <w:fldChar w:fldCharType="separate"/>
             </w:r>
             <w:r>
               <w:rPr>
-                <w:rFonts w:ascii="Times New Roman" w:hAnsi="Times New Roman" w:cs="Times New Roman"/>
-                <w:bCs/>
                 <w:noProof/>
                 <w:webHidden/>
-                <w:sz w:val="26"/>
-                <w:szCs w:val="26"/>
               </w:rPr>
               <w:t>43</w:t>
             </w:r>
             <w:r>
               <w:rPr>
-                <w:rFonts w:ascii="Times New Roman" w:hAnsi="Times New Roman" w:cs="Times New Roman"/>
-                <w:bCs/>
                 <w:noProof/>
                 <w:webHidden/>
-                <w:sz w:val="26"/>
-                <w:szCs w:val="26"/>
               </w:rPr>
               <w:fldChar w:fldCharType="end"/>
             </w:r>
@@ -5729,119 +4206,77 @@
               <w:tab w:val="right" w:leader="dot" w:pos="9111"/>
             </w:tabs>
             <w:rPr>
-              <w:rFonts w:ascii="Times New Roman" w:eastAsiaTheme="minorEastAsia" w:hAnsi="Times New Roman" w:cs="Times New Roman"/>
-              <w:bCs/>
+              <w:rFonts w:eastAsiaTheme="minorEastAsia"/>
               <w:noProof/>
-              <w:sz w:val="26"/>
-              <w:szCs w:val="26"/>
             </w:rPr>
           </w:pPr>
-          <w:hyperlink w:anchor="_Toc228543516" w:history="1">
+          <w:hyperlink w:anchor="_Toc228544254" w:history="1">
             <w:r>
               <w:rPr>
                 <w:rStyle w:val="Hyperlink"/>
-                <w:rFonts w:ascii="Times New Roman" w:hAnsi="Times New Roman" w:cs="Times New Roman"/>
-                <w:bCs/>
                 <w:noProof/>
-                <w:sz w:val="26"/>
-                <w:szCs w:val="26"/>
               </w:rPr>
               <w:t>CHƯƠNG 6.</w:t>
             </w:r>
             <w:r>
               <w:rPr>
-                <w:rFonts w:ascii="Times New Roman" w:eastAsiaTheme="minorEastAsia" w:hAnsi="Times New Roman" w:cs="Times New Roman"/>
-                <w:bCs/>
+                <w:rFonts w:eastAsiaTheme="minorEastAsia"/>
                 <w:noProof/>
-                <w:sz w:val="26"/>
-                <w:szCs w:val="26"/>
               </w:rPr>
               <w:tab/>
             </w:r>
             <w:r>
               <w:rPr>
                 <w:rStyle w:val="Hyperlink"/>
-                <w:rFonts w:ascii="Times New Roman" w:hAnsi="Times New Roman" w:cs="Times New Roman"/>
-                <w:bCs/>
                 <w:noProof/>
-                <w:sz w:val="26"/>
-                <w:szCs w:val="26"/>
               </w:rPr>
               <w:t>TRIỂN KHAI VÀ VẬN HÀNH HỆ THỐNG</w:t>
             </w:r>
             <w:r>
               <w:rPr>
-                <w:rFonts w:ascii="Times New Roman" w:hAnsi="Times New Roman" w:cs="Times New Roman"/>
-                <w:bCs/>
                 <w:noProof/>
                 <w:webHidden/>
-                <w:sz w:val="26"/>
-                <w:szCs w:val="26"/>
               </w:rPr>
               <w:tab/>
             </w:r>
             <w:r>
               <w:rPr>
-                <w:rFonts w:ascii="Times New Roman" w:hAnsi="Times New Roman" w:cs="Times New Roman"/>
-                <w:bCs/>
                 <w:noProof/>
                 <w:webHidden/>
-                <w:sz w:val="26"/>
-                <w:szCs w:val="26"/>
               </w:rPr>
               <w:fldChar w:fldCharType="begin"/>
             </w:r>
             <w:r>
               <w:rPr>
-                <w:rFonts w:ascii="Times New Roman" w:hAnsi="Times New Roman" w:cs="Times New Roman"/>
-                <w:bCs/>
                 <w:noProof/>
                 <w:webHidden/>
-                <w:sz w:val="26"/>
-                <w:szCs w:val="26"/>
-              </w:rPr>
-              <w:instrText xml:space="preserve"> PAGEREF _Toc228543516 \h </w:instrText>
-            </w:r>
-            <w:r>
-              <w:rPr>
-                <w:rFonts w:ascii="Times New Roman" w:hAnsi="Times New Roman" w:cs="Times New Roman"/>
-                <w:bCs/>
+              </w:rPr>
+              <w:instrText xml:space="preserve"> PAGEREF _Toc228544254 \h </w:instrText>
+            </w:r>
+            <w:r>
+              <w:rPr>
                 <w:noProof/>
                 <w:webHidden/>
-                <w:sz w:val="26"/>
-                <w:szCs w:val="26"/>
-              </w:rPr>
-            </w:r>
-            <w:r>
-              <w:rPr>
-                <w:rFonts w:ascii="Times New Roman" w:hAnsi="Times New Roman" w:cs="Times New Roman"/>
-                <w:bCs/>
+              </w:rPr>
+            </w:r>
+            <w:r>
+              <w:rPr>
                 <w:noProof/>
                 <w:webHidden/>
-                <w:sz w:val="26"/>
-                <w:szCs w:val="26"/>
               </w:rPr>
               <w:fldChar w:fldCharType="separate"/>
             </w:r>
             <w:r>
               <w:rPr>
-                <w:rFonts w:ascii="Times New Roman" w:hAnsi="Times New Roman" w:cs="Times New Roman"/>
-                <w:bCs/>
                 <w:noProof/>
                 <w:webHidden/>
-                <w:sz w:val="26"/>
-                <w:szCs w:val="26"/>
               </w:rPr>
               <w:t>50</w:t>
             </w:r>
             <w:r>
               <w:rPr>
-                <w:rFonts w:ascii="Times New Roman" w:hAnsi="Times New Roman" w:cs="Times New Roman"/>
-                <w:bCs/>
                 <w:noProof/>
                 <w:webHidden/>
-                <w:sz w:val="26"/>
-                <w:szCs w:val="26"/>
               </w:rPr>
               <w:fldChar w:fldCharType="end"/>
             </w:r>
@@ -5854,98 +4289,63 @@
               <w:tab w:val="right" w:leader="dot" w:pos="9111"/>
             </w:tabs>
             <w:rPr>
-              <w:rFonts w:ascii="Times New Roman" w:eastAsiaTheme="minorEastAsia" w:hAnsi="Times New Roman" w:cs="Times New Roman"/>
-              <w:bCs/>
+              <w:rFonts w:eastAsiaTheme="minorEastAsia"/>
               <w:noProof/>
-              <w:sz w:val="26"/>
-              <w:szCs w:val="26"/>
             </w:rPr>
           </w:pPr>
-          <w:hyperlink w:anchor="_Toc228543517" w:history="1">
+          <w:hyperlink w:anchor="_Toc228544255" w:history="1">
             <w:r>
               <w:rPr>
                 <w:rStyle w:val="Hyperlink"/>
-                <w:rFonts w:ascii="Times New Roman" w:hAnsi="Times New Roman" w:cs="Times New Roman"/>
-                <w:bCs/>
                 <w:noProof/>
-                <w:sz w:val="26"/>
-                <w:szCs w:val="26"/>
               </w:rPr>
               <w:t>6.1. Chuẩn bị môi trường</w:t>
             </w:r>
             <w:r>
               <w:rPr>
-                <w:rFonts w:ascii="Times New Roman" w:hAnsi="Times New Roman" w:cs="Times New Roman"/>
-                <w:bCs/>
                 <w:noProof/>
                 <w:webHidden/>
-                <w:sz w:val="26"/>
-                <w:szCs w:val="26"/>
               </w:rPr>
               <w:tab/>
             </w:r>
             <w:r>
               <w:rPr>
-                <w:rFonts w:ascii="Times New Roman" w:hAnsi="Times New Roman" w:cs="Times New Roman"/>
-                <w:bCs/>
                 <w:noProof/>
                 <w:webHidden/>
-                <w:sz w:val="26"/>
-                <w:szCs w:val="26"/>
               </w:rPr>
               <w:fldChar w:fldCharType="begin"/>
             </w:r>
             <w:r>
               <w:rPr>
-                <w:rFonts w:ascii="Times New Roman" w:hAnsi="Times New Roman" w:cs="Times New Roman"/>
-                <w:bCs/>
                 <w:noProof/>
                 <w:webHidden/>
-                <w:sz w:val="26"/>
-                <w:szCs w:val="26"/>
-              </w:rPr>
-              <w:instrText xml:space="preserve"> PAGEREF _Toc228543517 \h </w:instrText>
-            </w:r>
-            <w:r>
-              <w:rPr>
-                <w:rFonts w:ascii="Times New Roman" w:hAnsi="Times New Roman" w:cs="Times New Roman"/>
-                <w:bCs/>
+              </w:rPr>
+              <w:instrText xml:space="preserve"> PAGEREF _Toc228544255 \h </w:instrText>
+            </w:r>
+            <w:r>
+              <w:rPr>
                 <w:noProof/>
                 <w:webHidden/>
-                <w:sz w:val="26"/>
-                <w:szCs w:val="26"/>
-              </w:rPr>
-            </w:r>
-            <w:r>
-              <w:rPr>
-                <w:rFonts w:ascii="Times New Roman" w:hAnsi="Times New Roman" w:cs="Times New Roman"/>
-                <w:bCs/>
+              </w:rPr>
+            </w:r>
+            <w:r>
+              <w:rPr>
                 <w:noProof/>
                 <w:webHidden/>
-                <w:sz w:val="26"/>
-                <w:szCs w:val="26"/>
               </w:rPr>
               <w:fldChar w:fldCharType="separate"/>
             </w:r>
             <w:r>
               <w:rPr>
-                <w:rFonts w:ascii="Times New Roman" w:hAnsi="Times New Roman" w:cs="Times New Roman"/>
-                <w:bCs/>
                 <w:noProof/>
                 <w:webHidden/>
-                <w:sz w:val="26"/>
-                <w:szCs w:val="26"/>
               </w:rPr>
               <w:t>50</w:t>
             </w:r>
             <w:r>
               <w:rPr>
-                <w:rFonts w:ascii="Times New Roman" w:hAnsi="Times New Roman" w:cs="Times New Roman"/>
-                <w:bCs/>
                 <w:noProof/>
                 <w:webHidden/>
-                <w:sz w:val="26"/>
-                <w:szCs w:val="26"/>
               </w:rPr>
               <w:fldChar w:fldCharType="end"/>
             </w:r>
@@ -5958,98 +4358,63 @@
               <w:tab w:val="right" w:leader="dot" w:pos="9111"/>
             </w:tabs>
             <w:rPr>
-              <w:rFonts w:ascii="Times New Roman" w:eastAsiaTheme="minorEastAsia" w:hAnsi="Times New Roman" w:cs="Times New Roman"/>
-              <w:bCs/>
+              <w:rFonts w:eastAsiaTheme="minorEastAsia"/>
               <w:noProof/>
-              <w:sz w:val="26"/>
-              <w:szCs w:val="26"/>
             </w:rPr>
           </w:pPr>
-          <w:hyperlink w:anchor="_Toc228543518" w:history="1">
+          <w:hyperlink w:anchor="_Toc228544256" w:history="1">
             <w:r>
               <w:rPr>
                 <w:rStyle w:val="Hyperlink"/>
-                <w:rFonts w:ascii="Times New Roman" w:hAnsi="Times New Roman" w:cs="Times New Roman"/>
-                <w:bCs/>
                 <w:noProof/>
-                <w:sz w:val="26"/>
-                <w:szCs w:val="26"/>
               </w:rPr>
               <w:t>6.2. Cấu hình mạng và bảo mật</w:t>
             </w:r>
             <w:r>
               <w:rPr>
-                <w:rFonts w:ascii="Times New Roman" w:hAnsi="Times New Roman" w:cs="Times New Roman"/>
-                <w:bCs/>
                 <w:noProof/>
                 <w:webHidden/>
-                <w:sz w:val="26"/>
-                <w:szCs w:val="26"/>
               </w:rPr>
               <w:tab/>
             </w:r>
             <w:r>
               <w:rPr>
-                <w:rFonts w:ascii="Times New Roman" w:hAnsi="Times New Roman" w:cs="Times New Roman"/>
-                <w:bCs/>
                 <w:noProof/>
                 <w:webHidden/>
-                <w:sz w:val="26"/>
-                <w:szCs w:val="26"/>
               </w:rPr>
               <w:fldChar w:fldCharType="begin"/>
             </w:r>
             <w:r>
               <w:rPr>
-                <w:rFonts w:ascii="Times New Roman" w:hAnsi="Times New Roman" w:cs="Times New Roman"/>
-                <w:bCs/>
                 <w:noProof/>
                 <w:webHidden/>
-                <w:sz w:val="26"/>
-                <w:szCs w:val="26"/>
-              </w:rPr>
-              <w:instrText xml:space="preserve"> PAGEREF _Toc228543518 \h </w:instrText>
-            </w:r>
-            <w:r>
-              <w:rPr>
-                <w:rFonts w:ascii="Times New Roman" w:hAnsi="Times New Roman" w:cs="Times New Roman"/>
-                <w:bCs/>
+              </w:rPr>
+              <w:instrText xml:space="preserve"> PAGEREF _Toc228544256 \h </w:instrText>
+            </w:r>
+            <w:r>
+              <w:rPr>
                 <w:noProof/>
                 <w:webHidden/>
-                <w:sz w:val="26"/>
-                <w:szCs w:val="26"/>
-              </w:rPr>
-            </w:r>
-            <w:r>
-              <w:rPr>
-                <w:rFonts w:ascii="Times New Roman" w:hAnsi="Times New Roman" w:cs="Times New Roman"/>
-                <w:bCs/>
+              </w:rPr>
+            </w:r>
+            <w:r>
+              <w:rPr>
                 <w:noProof/>
                 <w:webHidden/>
-                <w:sz w:val="26"/>
-                <w:szCs w:val="26"/>
               </w:rPr>
               <w:fldChar w:fldCharType="separate"/>
             </w:r>
             <w:r>
               <w:rPr>
-                <w:rFonts w:ascii="Times New Roman" w:hAnsi="Times New Roman" w:cs="Times New Roman"/>
-                <w:bCs/>
                 <w:noProof/>
                 <w:webHidden/>
-                <w:sz w:val="26"/>
-                <w:szCs w:val="26"/>
               </w:rPr>
               <w:t>50</w:t>
             </w:r>
             <w:r>
               <w:rPr>
-                <w:rFonts w:ascii="Times New Roman" w:hAnsi="Times New Roman" w:cs="Times New Roman"/>
-                <w:bCs/>
                 <w:noProof/>
                 <w:webHidden/>
-                <w:sz w:val="26"/>
-                <w:szCs w:val="26"/>
               </w:rPr>
               <w:fldChar w:fldCharType="end"/>
             </w:r>
@@ -6062,98 +4427,63 @@
               <w:tab w:val="right" w:leader="dot" w:pos="9111"/>
             </w:tabs>
             <w:rPr>
-              <w:rFonts w:ascii="Times New Roman" w:eastAsiaTheme="minorEastAsia" w:hAnsi="Times New Roman" w:cs="Times New Roman"/>
-              <w:bCs/>
+              <w:rFonts w:eastAsiaTheme="minorEastAsia"/>
               <w:noProof/>
-              <w:sz w:val="26"/>
-              <w:szCs w:val="26"/>
             </w:rPr>
           </w:pPr>
-          <w:hyperlink w:anchor="_Toc228543519" w:history="1">
+          <w:hyperlink w:anchor="_Toc228544257" w:history="1">
             <w:r>
               <w:rPr>
                 <w:rStyle w:val="Hyperlink"/>
-                <w:rFonts w:ascii="Times New Roman" w:hAnsi="Times New Roman" w:cs="Times New Roman"/>
-                <w:bCs/>
                 <w:noProof/>
-                <w:sz w:val="26"/>
-                <w:szCs w:val="26"/>
               </w:rPr>
               <w:t>6.3. Triển khai ứng dụng với Docker Compose</w:t>
             </w:r>
             <w:r>
               <w:rPr>
-                <w:rFonts w:ascii="Times New Roman" w:hAnsi="Times New Roman" w:cs="Times New Roman"/>
-                <w:bCs/>
                 <w:noProof/>
                 <w:webHidden/>
-                <w:sz w:val="26"/>
-                <w:szCs w:val="26"/>
               </w:rPr>
               <w:tab/>
             </w:r>
             <w:r>
               <w:rPr>
-                <w:rFonts w:ascii="Times New Roman" w:hAnsi="Times New Roman" w:cs="Times New Roman"/>
-                <w:bCs/>
                 <w:noProof/>
                 <w:webHidden/>
-                <w:sz w:val="26"/>
-                <w:szCs w:val="26"/>
               </w:rPr>
               <w:fldChar w:fldCharType="begin"/>
             </w:r>
             <w:r>
               <w:rPr>
-                <w:rFonts w:ascii="Times New Roman" w:hAnsi="Times New Roman" w:cs="Times New Roman"/>
-                <w:bCs/>
                 <w:noProof/>
                 <w:webHidden/>
-                <w:sz w:val="26"/>
-                <w:szCs w:val="26"/>
-              </w:rPr>
-              <w:instrText xml:space="preserve"> PAGEREF _Toc228543519 \h </w:instrText>
-            </w:r>
-            <w:r>
-              <w:rPr>
-                <w:rFonts w:ascii="Times New Roman" w:hAnsi="Times New Roman" w:cs="Times New Roman"/>
-                <w:bCs/>
+              </w:rPr>
+              <w:instrText xml:space="preserve"> PAGEREF _Toc228544257 \h </w:instrText>
+            </w:r>
+            <w:r>
+              <w:rPr>
                 <w:noProof/>
                 <w:webHidden/>
-                <w:sz w:val="26"/>
-                <w:szCs w:val="26"/>
-              </w:rPr>
-            </w:r>
-            <w:r>
-              <w:rPr>
-                <w:rFonts w:ascii="Times New Roman" w:hAnsi="Times New Roman" w:cs="Times New Roman"/>
-                <w:bCs/>
+              </w:rPr>
+            </w:r>
+            <w:r>
+              <w:rPr>
                 <w:noProof/>
                 <w:webHidden/>
-                <w:sz w:val="26"/>
-                <w:szCs w:val="26"/>
               </w:rPr>
               <w:fldChar w:fldCharType="separate"/>
             </w:r>
             <w:r>
               <w:rPr>
-                <w:rFonts w:ascii="Times New Roman" w:hAnsi="Times New Roman" w:cs="Times New Roman"/>
-                <w:bCs/>
                 <w:noProof/>
                 <w:webHidden/>
-                <w:sz w:val="26"/>
-                <w:szCs w:val="26"/>
               </w:rPr>
               <w:t>52</w:t>
             </w:r>
             <w:r>
               <w:rPr>
-                <w:rFonts w:ascii="Times New Roman" w:hAnsi="Times New Roman" w:cs="Times New Roman"/>
-                <w:bCs/>
                 <w:noProof/>
                 <w:webHidden/>
-                <w:sz w:val="26"/>
-                <w:szCs w:val="26"/>
               </w:rPr>
               <w:fldChar w:fldCharType="end"/>
             </w:r>
@@ -6166,98 +4496,63 @@
               <w:tab w:val="right" w:leader="dot" w:pos="9111"/>
             </w:tabs>
             <w:rPr>
-              <w:rFonts w:ascii="Times New Roman" w:eastAsiaTheme="minorEastAsia" w:hAnsi="Times New Roman" w:cs="Times New Roman"/>
-              <w:bCs/>
+              <w:rFonts w:eastAsiaTheme="minorEastAsia"/>
               <w:noProof/>
-              <w:sz w:val="26"/>
-              <w:szCs w:val="26"/>
             </w:rPr>
           </w:pPr>
-          <w:hyperlink w:anchor="_Toc228543520" w:history="1">
+          <w:hyperlink w:anchor="_Toc228544258" w:history="1">
             <w:r>
               <w:rPr>
                 <w:rStyle w:val="Hyperlink"/>
-                <w:rFonts w:ascii="Times New Roman" w:hAnsi="Times New Roman" w:cs="Times New Roman"/>
-                <w:bCs/>
                 <w:noProof/>
-                <w:sz w:val="26"/>
-                <w:szCs w:val="26"/>
               </w:rPr>
               <w:t>6.4. Tự động hóa CI/CD</w:t>
             </w:r>
             <w:r>
               <w:rPr>
-                <w:rFonts w:ascii="Times New Roman" w:hAnsi="Times New Roman" w:cs="Times New Roman"/>
-                <w:bCs/>
                 <w:noProof/>
                 <w:webHidden/>
-                <w:sz w:val="26"/>
-                <w:szCs w:val="26"/>
               </w:rPr>
               <w:tab/>
             </w:r>
             <w:r>
               <w:rPr>
-                <w:rFonts w:ascii="Times New Roman" w:hAnsi="Times New Roman" w:cs="Times New Roman"/>
-                <w:bCs/>
                 <w:noProof/>
                 <w:webHidden/>
-                <w:sz w:val="26"/>
-                <w:szCs w:val="26"/>
               </w:rPr>
               <w:fldChar w:fldCharType="begin"/>
             </w:r>
             <w:r>
               <w:rPr>
-                <w:rFonts w:ascii="Times New Roman" w:hAnsi="Times New Roman" w:cs="Times New Roman"/>
-                <w:bCs/>
                 <w:noProof/>
                 <w:webHidden/>
-                <w:sz w:val="26"/>
-                <w:szCs w:val="26"/>
-              </w:rPr>
-              <w:instrText xml:space="preserve"> PAGEREF _Toc228543520 \h </w:instrText>
-            </w:r>
-            <w:r>
-              <w:rPr>
-                <w:rFonts w:ascii="Times New Roman" w:hAnsi="Times New Roman" w:cs="Times New Roman"/>
-                <w:bCs/>
+              </w:rPr>
+              <w:instrText xml:space="preserve"> PAGEREF _Toc228544258 \h </w:instrText>
+            </w:r>
+            <w:r>
+              <w:rPr>
                 <w:noProof/>
                 <w:webHidden/>
-                <w:sz w:val="26"/>
-                <w:szCs w:val="26"/>
-              </w:rPr>
-            </w:r>
-            <w:r>
-              <w:rPr>
-                <w:rFonts w:ascii="Times New Roman" w:hAnsi="Times New Roman" w:cs="Times New Roman"/>
-                <w:bCs/>
+              </w:rPr>
+            </w:r>
+            <w:r>
+              <w:rPr>
                 <w:noProof/>
                 <w:webHidden/>
-                <w:sz w:val="26"/>
-                <w:szCs w:val="26"/>
               </w:rPr>
               <w:fldChar w:fldCharType="separate"/>
             </w:r>
             <w:r>
               <w:rPr>
-                <w:rFonts w:ascii="Times New Roman" w:hAnsi="Times New Roman" w:cs="Times New Roman"/>
-                <w:bCs/>
                 <w:noProof/>
                 <w:webHidden/>
-                <w:sz w:val="26"/>
-                <w:szCs w:val="26"/>
               </w:rPr>
               <w:t>52</w:t>
             </w:r>
             <w:r>
               <w:rPr>
-                <w:rFonts w:ascii="Times New Roman" w:hAnsi="Times New Roman" w:cs="Times New Roman"/>
-                <w:bCs/>
                 <w:noProof/>
                 <w:webHidden/>
-                <w:sz w:val="26"/>
-                <w:szCs w:val="26"/>
               </w:rPr>
               <w:fldChar w:fldCharType="end"/>
             </w:r>
@@ -6270,98 +4565,63 @@
               <w:tab w:val="right" w:leader="dot" w:pos="9111"/>
             </w:tabs>
             <w:rPr>
-              <w:rFonts w:ascii="Times New Roman" w:eastAsiaTheme="minorEastAsia" w:hAnsi="Times New Roman" w:cs="Times New Roman"/>
-              <w:bCs/>
+              <w:rFonts w:eastAsiaTheme="minorEastAsia"/>
               <w:noProof/>
-              <w:sz w:val="26"/>
-              <w:szCs w:val="26"/>
             </w:rPr>
           </w:pPr>
-          <w:hyperlink w:anchor="_Toc228543521" w:history="1">
+          <w:hyperlink w:anchor="_Toc228544259" w:history="1">
             <w:r>
               <w:rPr>
                 <w:rStyle w:val="Hyperlink"/>
-                <w:rFonts w:ascii="Times New Roman" w:hAnsi="Times New Roman" w:cs="Times New Roman"/>
-                <w:bCs/>
                 <w:noProof/>
-                <w:sz w:val="26"/>
-                <w:szCs w:val="26"/>
               </w:rPr>
               <w:t>6.5. Kết quả triển khai</w:t>
             </w:r>
             <w:r>
               <w:rPr>
-                <w:rFonts w:ascii="Times New Roman" w:hAnsi="Times New Roman" w:cs="Times New Roman"/>
-                <w:bCs/>
                 <w:noProof/>
                 <w:webHidden/>
-                <w:sz w:val="26"/>
-                <w:szCs w:val="26"/>
               </w:rPr>
               <w:tab/>
             </w:r>
             <w:r>
               <w:rPr>
-                <w:rFonts w:ascii="Times New Roman" w:hAnsi="Times New Roman" w:cs="Times New Roman"/>
-                <w:bCs/>
                 <w:noProof/>
                 <w:webHidden/>
-                <w:sz w:val="26"/>
-                <w:szCs w:val="26"/>
               </w:rPr>
               <w:fldChar w:fldCharType="begin"/>
             </w:r>
             <w:r>
               <w:rPr>
-                <w:rFonts w:ascii="Times New Roman" w:hAnsi="Times New Roman" w:cs="Times New Roman"/>
-                <w:bCs/>
                 <w:noProof/>
                 <w:webHidden/>
-                <w:sz w:val="26"/>
-                <w:szCs w:val="26"/>
-              </w:rPr>
-              <w:instrText xml:space="preserve"> PAGEREF _Toc228543521 \h </w:instrText>
-            </w:r>
-            <w:r>
-              <w:rPr>
-                <w:rFonts w:ascii="Times New Roman" w:hAnsi="Times New Roman" w:cs="Times New Roman"/>
-                <w:bCs/>
+              </w:rPr>
+              <w:instrText xml:space="preserve"> PAGEREF _Toc228544259 \h </w:instrText>
+            </w:r>
+            <w:r>
+              <w:rPr>
                 <w:noProof/>
                 <w:webHidden/>
-                <w:sz w:val="26"/>
-                <w:szCs w:val="26"/>
-              </w:rPr>
-            </w:r>
-            <w:r>
-              <w:rPr>
-                <w:rFonts w:ascii="Times New Roman" w:hAnsi="Times New Roman" w:cs="Times New Roman"/>
-                <w:bCs/>
+              </w:rPr>
+            </w:r>
+            <w:r>
+              <w:rPr>
                 <w:noProof/>
                 <w:webHidden/>
-                <w:sz w:val="26"/>
-                <w:szCs w:val="26"/>
               </w:rPr>
               <w:fldChar w:fldCharType="separate"/>
             </w:r>
             <w:r>
               <w:rPr>
-                <w:rFonts w:ascii="Times New Roman" w:hAnsi="Times New Roman" w:cs="Times New Roman"/>
-                <w:bCs/>
                 <w:noProof/>
                 <w:webHidden/>
-                <w:sz w:val="26"/>
-                <w:szCs w:val="26"/>
               </w:rPr>
               <w:t>53</w:t>
             </w:r>
             <w:r>
               <w:rPr>
-                <w:rFonts w:ascii="Times New Roman" w:hAnsi="Times New Roman" w:cs="Times New Roman"/>
-                <w:bCs/>
                 <w:noProof/>
                 <w:webHidden/>
-                <w:sz w:val="26"/>
-                <w:szCs w:val="26"/>
               </w:rPr>
               <w:fldChar w:fldCharType="end"/>
             </w:r>
@@ -6374,98 +4634,64 @@
               <w:tab w:val="right" w:leader="dot" w:pos="9111"/>
             </w:tabs>
             <w:rPr>
-              <w:rFonts w:ascii="Times New Roman" w:eastAsiaTheme="minorEastAsia" w:hAnsi="Times New Roman" w:cs="Times New Roman"/>
-              <w:bCs/>
+              <w:rFonts w:eastAsiaTheme="minorEastAsia"/>
               <w:noProof/>
-              <w:sz w:val="26"/>
-              <w:szCs w:val="26"/>
             </w:rPr>
           </w:pPr>
-          <w:hyperlink w:anchor="_Toc228543522" w:history="1">
+          <w:hyperlink w:anchor="_Toc228544260" w:history="1">
             <w:r>
               <w:rPr>
                 <w:rStyle w:val="Hyperlink"/>
-                <w:rFonts w:ascii="Times New Roman" w:hAnsi="Times New Roman" w:cs="Times New Roman"/>
-                <w:bCs/>
+                <w:rFonts w:cs="Times New Roman"/>
                 <w:noProof/>
-                <w:sz w:val="26"/>
-                <w:szCs w:val="26"/>
               </w:rPr>
               <w:t>TÀI LIỆU THAM KHẢO</w:t>
             </w:r>
             <w:r>
               <w:rPr>
-                <w:rFonts w:ascii="Times New Roman" w:hAnsi="Times New Roman" w:cs="Times New Roman"/>
-                <w:bCs/>
                 <w:noProof/>
                 <w:webHidden/>
-                <w:sz w:val="26"/>
-                <w:szCs w:val="26"/>
               </w:rPr>
               <w:tab/>
             </w:r>
             <w:r>
               <w:rPr>
-                <w:rFonts w:ascii="Times New Roman" w:hAnsi="Times New Roman" w:cs="Times New Roman"/>
-                <w:bCs/>
                 <w:noProof/>
                 <w:webHidden/>
-                <w:sz w:val="26"/>
-                <w:szCs w:val="26"/>
               </w:rPr>
               <w:fldChar w:fldCharType="begin"/>
             </w:r>
             <w:r>
               <w:rPr>
-                <w:rFonts w:ascii="Times New Roman" w:hAnsi="Times New Roman" w:cs="Times New Roman"/>
-                <w:bCs/>
                 <w:noProof/>
                 <w:webHidden/>
-                <w:sz w:val="26"/>
-                <w:szCs w:val="26"/>
-              </w:rPr>
-              <w:instrText xml:space="preserve"> PAGEREF _Toc228543522 \h </w:instrText>
-            </w:r>
-            <w:r>
-              <w:rPr>
-                <w:rFonts w:ascii="Times New Roman" w:hAnsi="Times New Roman" w:cs="Times New Roman"/>
-                <w:bCs/>
+              </w:rPr>
+              <w:instrText xml:space="preserve"> PAGEREF _Toc228544260 \h </w:instrText>
+            </w:r>
+            <w:r>
+              <w:rPr>
                 <w:noProof/>
                 <w:webHidden/>
-                <w:sz w:val="26"/>
-                <w:szCs w:val="26"/>
-              </w:rPr>
-            </w:r>
-            <w:r>
-              <w:rPr>
-                <w:rFonts w:ascii="Times New Roman" w:hAnsi="Times New Roman" w:cs="Times New Roman"/>
-                <w:bCs/>
+              </w:rPr>
+            </w:r>
+            <w:r>
+              <w:rPr>
                 <w:noProof/>
                 <w:webHidden/>
-                <w:sz w:val="26"/>
-                <w:szCs w:val="26"/>
               </w:rPr>
               <w:fldChar w:fldCharType="separate"/>
             </w:r>
             <w:r>
               <w:rPr>
-                <w:rFonts w:ascii="Times New Roman" w:hAnsi="Times New Roman" w:cs="Times New Roman"/>
-                <w:bCs/>
                 <w:noProof/>
                 <w:webHidden/>
-                <w:sz w:val="26"/>
-                <w:szCs w:val="26"/>
               </w:rPr>
               <w:t>55</w:t>
             </w:r>
             <w:r>
               <w:rPr>
-                <w:rFonts w:ascii="Times New Roman" w:hAnsi="Times New Roman" w:cs="Times New Roman"/>
-                <w:bCs/>
                 <w:noProof/>
                 <w:webHidden/>
-                <w:sz w:val="26"/>
-                <w:szCs w:val="26"/>
               </w:rPr>
               <w:fldChar w:fldCharType="end"/>
             </w:r>
@@ -6478,104 +4704,77 @@
               <w:tab w:val="right" w:leader="dot" w:pos="9111"/>
             </w:tabs>
             <w:rPr>
-              <w:rFonts w:ascii="Times New Roman" w:eastAsiaTheme="minorEastAsia" w:hAnsi="Times New Roman" w:cs="Times New Roman"/>
+              <w:rFonts w:eastAsiaTheme="minorEastAsia"/>
+              <w:noProof/>
+            </w:rPr>
+          </w:pPr>
+          <w:hyperlink w:anchor="_Toc228544261" w:history="1">
+            <w:r>
+              <w:rPr>
+                <w:rStyle w:val="Hyperlink"/>
+                <w:noProof/>
+              </w:rPr>
+              <w:t>PHỤ LỤC</w:t>
+            </w:r>
+            <w:r>
+              <w:rPr>
+                <w:noProof/>
+                <w:webHidden/>
+              </w:rPr>
+              <w:tab/>
+            </w:r>
+            <w:r>
+              <w:rPr>
+                <w:noProof/>
+                <w:webHidden/>
+              </w:rPr>
+              <w:fldChar w:fldCharType="begin"/>
+            </w:r>
+            <w:r>
+              <w:rPr>
+                <w:noProof/>
+                <w:webHidden/>
+              </w:rPr>
+              <w:instrText xml:space="preserve"> PAGEREF _Toc228544261 \h </w:instrText>
+            </w:r>
+            <w:r>
+              <w:rPr>
+                <w:noProof/>
+                <w:webHidden/>
+              </w:rPr>
+            </w:r>
+            <w:r>
+              <w:rPr>
+                <w:noProof/>
+                <w:webHidden/>
+              </w:rPr>
+              <w:fldChar w:fldCharType="separate"/>
+            </w:r>
+            <w:r>
+              <w:rPr>
+                <w:noProof/>
+                <w:webHidden/>
+              </w:rPr>
+              <w:t>56</w:t>
+            </w:r>
+            <w:r>
+              <w:rPr>
+                <w:noProof/>
+                <w:webHidden/>
+              </w:rPr>
+              <w:fldChar w:fldCharType="end"/>
+            </w:r>
+          </w:hyperlink>
+        </w:p>
+        <w:p>
+          <w:pPr>
+            <w:rPr>
+              <w:rFonts w:ascii="Times New Roman" w:hAnsi="Times New Roman" w:cs="Times New Roman"/>
               <w:bCs/>
-              <w:noProof/>
               <w:sz w:val="26"/>
               <w:szCs w:val="26"/>
             </w:rPr>
           </w:pPr>
-          <w:hyperlink w:anchor="_Toc228543523" w:history="1">
-            <w:r>
-              <w:rPr>
-                <w:rStyle w:val="Hyperlink"/>
-                <w:rFonts w:ascii="Times New Roman" w:hAnsi="Times New Roman" w:cs="Times New Roman"/>
-                <w:bCs/>
-                <w:noProof/>
-                <w:sz w:val="26"/>
-                <w:szCs w:val="26"/>
-              </w:rPr>
-              <w:t>PHỤ LỤC</w:t>
-            </w:r>
-            <w:r>
-              <w:rPr>
-                <w:rFonts w:ascii="Times New Roman" w:hAnsi="Times New Roman" w:cs="Times New Roman"/>
-                <w:bCs/>
-                <w:noProof/>
-                <w:webHidden/>
-                <w:sz w:val="26"/>
-                <w:szCs w:val="26"/>
-              </w:rPr>
-              <w:tab/>
-            </w:r>
-            <w:r>
-              <w:rPr>
-                <w:rFonts w:ascii="Times New Roman" w:hAnsi="Times New Roman" w:cs="Times New Roman"/>
-                <w:bCs/>
-                <w:noProof/>
-                <w:webHidden/>
-                <w:sz w:val="26"/>
-                <w:szCs w:val="26"/>
-              </w:rPr>
-              <w:fldChar w:fldCharType="begin"/>
-            </w:r>
-            <w:r>
-              <w:rPr>
-                <w:rFonts w:ascii="Times New Roman" w:hAnsi="Times New Roman" w:cs="Times New Roman"/>
-                <w:bCs/>
-                <w:noProof/>
-                <w:webHidden/>
-                <w:sz w:val="26"/>
-                <w:szCs w:val="26"/>
-              </w:rPr>
-              <w:instrText xml:space="preserve"> PAGEREF _Toc228543523 \h </w:instrText>
-            </w:r>
-            <w:r>
-              <w:rPr>
-                <w:rFonts w:ascii="Times New Roman" w:hAnsi="Times New Roman" w:cs="Times New Roman"/>
-                <w:bCs/>
-                <w:noProof/>
-                <w:webHidden/>
-                <w:sz w:val="26"/>
-                <w:szCs w:val="26"/>
-              </w:rPr>
-            </w:r>
-            <w:r>
-              <w:rPr>
-                <w:rFonts w:ascii="Times New Roman" w:hAnsi="Times New Roman" w:cs="Times New Roman"/>
-                <w:bCs/>
-                <w:noProof/>
-                <w:webHidden/>
-                <w:sz w:val="26"/>
-                <w:szCs w:val="26"/>
-              </w:rPr>
-              <w:fldChar w:fldCharType="separate"/>
-            </w:r>
-            <w:r>
-              <w:rPr>
-                <w:rFonts w:ascii="Times New Roman" w:hAnsi="Times New Roman" w:cs="Times New Roman"/>
-                <w:bCs/>
-                <w:noProof/>
-                <w:webHidden/>
-                <w:sz w:val="26"/>
-                <w:szCs w:val="26"/>
-              </w:rPr>
-              <w:t>56</w:t>
-            </w:r>
-            <w:r>
-              <w:rPr>
-                <w:rFonts w:ascii="Times New Roman" w:hAnsi="Times New Roman" w:cs="Times New Roman"/>
-                <w:bCs/>
-                <w:noProof/>
-                <w:webHidden/>
-                <w:sz w:val="26"/>
-                <w:szCs w:val="26"/>
-              </w:rPr>
-              <w:fldChar w:fldCharType="end"/>
-            </w:r>
-          </w:hyperlink>
-        </w:p>
-        <w:p>
           <w:r>
             <w:rPr>
               <w:rFonts w:ascii="Times New Roman" w:hAnsi="Times New Roman" w:cs="Times New Roman"/>
@@ -6622,7 +4821,7 @@
           <w:szCs w:val="26"/>
         </w:rPr>
       </w:pPr>
-      <w:bookmarkStart w:id="0" w:name="_Toc228543472"/>
+      <w:bookmarkStart w:id="0" w:name="_Toc228544209"/>
       <w:r>
         <w:rPr>
           <w:rFonts w:ascii="Times New Roman" w:hAnsi="Times New Roman" w:cs="Times New Roman"/>
@@ -9692,7 +7891,7 @@
           <w:szCs w:val="26"/>
         </w:rPr>
       </w:pPr>
-      <w:bookmarkStart w:id="1" w:name="_Toc228543473"/>
+      <w:bookmarkStart w:id="1" w:name="_Toc228544210"/>
       <w:r>
         <w:rPr>
           <w:rFonts w:ascii="Times New Roman" w:hAnsi="Times New Roman" w:cs="Times New Roman"/>
@@ -10637,40 +8836,35 @@
     </w:p>
     <w:p>
       <w:pPr>
-        <w:jc w:val="center"/>
-        <w:rPr>
-          <w:rFonts w:ascii="Times New Roman" w:hAnsi="Times New Roman" w:cs="Times New Roman"/>
-          <w:b/>
-          <w:bCs/>
-          <w:sz w:val="26"/>
-          <w:szCs w:val="26"/>
-        </w:rPr>
-      </w:pPr>
-      <w:r>
-        <w:rPr>
-          <w:rFonts w:ascii="Times New Roman" w:hAnsi="Times New Roman" w:cs="Times New Roman"/>
-          <w:b/>
-          <w:bCs/>
-          <w:sz w:val="26"/>
-          <w:szCs w:val="26"/>
-        </w:rPr>
+        <w:pStyle w:val="Heading1"/>
+        <w:numPr>
+          <w:ilvl w:val="0"/>
+          <w:numId w:val="0"/>
+        </w:numPr>
+        <w:rPr>
+          <w:b w:val="0"/>
+        </w:rPr>
+      </w:pPr>
+      <w:bookmarkStart w:id="2" w:name="_Toc228544211"/>
+      <w:r>
         <w:lastRenderedPageBreak/>
         <w:t>MỞ ĐẦU</w:t>
       </w:r>
+      <w:bookmarkEnd w:id="2"/>
     </w:p>
     <w:p>
       <w:pPr>
         <w:pStyle w:val="cp2"/>
         <w:outlineLvl w:val="1"/>
       </w:pPr>
-      <w:bookmarkStart w:id="2" w:name="_Toc228543474"/>
+      <w:bookmarkStart w:id="3" w:name="_Toc228544212"/>
       <w:r>
         <w:t>1</w:t>
       </w:r>
       <w:r>
         <w:t>. Mục tiêu của tiểu luận</w:t>
       </w:r>
-      <w:bookmarkEnd w:id="2"/>
+      <w:bookmarkEnd w:id="3"/>
     </w:p>
     <w:p>
       <w:pPr>
@@ -10729,7 +8923,7 @@
         <w:pStyle w:val="cp2"/>
         <w:outlineLvl w:val="1"/>
       </w:pPr>
-      <w:bookmarkStart w:id="3" w:name="_Toc228543475"/>
+      <w:bookmarkStart w:id="4" w:name="_Toc228544213"/>
       <w:r>
         <w:t>2</w:t>
       </w:r>
@@ -10739,7 +8933,7 @@
       <w:r>
         <w:t>Đối tượng và phạm vi nghiên cứu</w:t>
       </w:r>
-      <w:bookmarkEnd w:id="3"/>
+      <w:bookmarkEnd w:id="4"/>
     </w:p>
     <w:p>
       <w:pPr>
@@ -10842,14 +9036,14 @@
         <w:pStyle w:val="cp2"/>
         <w:outlineLvl w:val="1"/>
       </w:pPr>
-      <w:bookmarkStart w:id="4" w:name="_Toc228543476"/>
+      <w:bookmarkStart w:id="5" w:name="_Toc228544214"/>
       <w:r>
         <w:t>3</w:t>
       </w:r>
       <w:r>
         <w:t>. Phương pháp thực hiện</w:t>
       </w:r>
-      <w:bookmarkEnd w:id="4"/>
+      <w:bookmarkEnd w:id="5"/>
     </w:p>
     <w:p>
       <w:pPr>
@@ -10984,14 +9178,14 @@
         <w:pStyle w:val="cp2"/>
         <w:outlineLvl w:val="1"/>
       </w:pPr>
-      <w:bookmarkStart w:id="5" w:name="_Toc228543477"/>
+      <w:bookmarkStart w:id="6" w:name="_Toc228544215"/>
       <w:r>
         <w:t>4</w:t>
       </w:r>
       <w:r>
         <w:t>. Giới thiệu dự án cá nhân (dùng xuyên suốt tiểu luận)</w:t>
       </w:r>
-      <w:bookmarkEnd w:id="5"/>
+      <w:bookmarkEnd w:id="6"/>
     </w:p>
     <w:p>
       <w:pPr>
@@ -11190,7 +9384,7 @@
         <w:pStyle w:val="cp2"/>
         <w:outlineLvl w:val="2"/>
       </w:pPr>
-      <w:bookmarkStart w:id="6" w:name="_Toc228543478"/>
+      <w:bookmarkStart w:id="7" w:name="_Toc228544216"/>
       <w:r>
         <w:t>4.</w:t>
       </w:r>
@@ -11200,7 +9394,7 @@
       <w:r>
         <w:t>. Mục tiêu và đối tượng người dùng</w:t>
       </w:r>
-      <w:bookmarkEnd w:id="6"/>
+      <w:bookmarkEnd w:id="7"/>
     </w:p>
     <w:p>
       <w:pPr>
@@ -11303,7 +9497,7 @@
         <w:pStyle w:val="cp2"/>
         <w:outlineLvl w:val="2"/>
       </w:pPr>
-      <w:bookmarkStart w:id="7" w:name="_Toc228543479"/>
+      <w:bookmarkStart w:id="8" w:name="_Toc228544217"/>
       <w:r>
         <w:t>4.</w:t>
       </w:r>
@@ -11319,7 +9513,7 @@
       <w:r>
         <w:t xml:space="preserve"> sử dụng</w:t>
       </w:r>
-      <w:bookmarkEnd w:id="7"/>
+      <w:bookmarkEnd w:id="8"/>
     </w:p>
     <w:p>
       <w:pPr>
@@ -11870,19 +10064,19 @@
         <w:pStyle w:val="Heading1"/>
         <w:ind w:left="993"/>
       </w:pPr>
-      <w:bookmarkStart w:id="8" w:name="_Toc228543480"/>
+      <w:bookmarkStart w:id="9" w:name="_Toc228544218"/>
       <w:r>
         <w:lastRenderedPageBreak/>
         <w:t>TỔNG QUAN VỀ CÔNG NGHỆ PHẦN MỀM</w:t>
       </w:r>
-      <w:bookmarkEnd w:id="8"/>
+      <w:bookmarkEnd w:id="9"/>
     </w:p>
     <w:p>
       <w:pPr>
         <w:pStyle w:val="cp2"/>
         <w:outlineLvl w:val="1"/>
       </w:pPr>
-      <w:bookmarkStart w:id="9" w:name="_Toc228543481"/>
+      <w:bookmarkStart w:id="10" w:name="_Toc228544219"/>
       <w:r>
         <w:t>1.</w:t>
       </w:r>
@@ -11892,7 +10086,7 @@
       <w:r>
         <w:t>Giới thiệu về Công nghệ phần mềm</w:t>
       </w:r>
-      <w:bookmarkEnd w:id="9"/>
+      <w:bookmarkEnd w:id="10"/>
       <w:r>
         <w:t xml:space="preserve"> </w:t>
       </w:r>
@@ -11902,11 +10096,11 @@
         <w:pStyle w:val="cp3"/>
         <w:outlineLvl w:val="2"/>
       </w:pPr>
-      <w:bookmarkStart w:id="10" w:name="_Toc228543482"/>
+      <w:bookmarkStart w:id="11" w:name="_Toc228544220"/>
       <w:r>
         <w:t>1.1.1. Khái niệm Công nghệ phần mềm</w:t>
       </w:r>
-      <w:bookmarkEnd w:id="10"/>
+      <w:bookmarkEnd w:id="11"/>
     </w:p>
     <w:p>
       <w:pPr>
@@ -12004,11 +10198,11 @@
         <w:pStyle w:val="cp3"/>
         <w:outlineLvl w:val="2"/>
       </w:pPr>
-      <w:bookmarkStart w:id="11" w:name="_Toc228543483"/>
+      <w:bookmarkStart w:id="12" w:name="_Toc228544221"/>
       <w:r>
         <w:t>1.1.2. Vòng đời phát triển phần mềm (Software Development Life Cycle)</w:t>
       </w:r>
-      <w:bookmarkEnd w:id="11"/>
+      <w:bookmarkEnd w:id="12"/>
     </w:p>
     <w:p>
       <w:pPr>
@@ -12112,7 +10306,7 @@
           <w:szCs w:val="22"/>
         </w:rPr>
       </w:pPr>
-      <w:bookmarkStart w:id="12" w:name="_Toc228464758"/>
+      <w:bookmarkStart w:id="13" w:name="_Toc228464758"/>
       <w:r>
         <w:rPr>
           <w:rFonts w:ascii="Times New Roman" w:hAnsi="Times New Roman" w:cs="Times New Roman"/>
@@ -12253,7 +10447,7 @@
         </w:rPr>
         <w:t xml:space="preserve"> Vòng đời phát triển phần mềm</w:t>
       </w:r>
-      <w:bookmarkEnd w:id="12"/>
+      <w:bookmarkEnd w:id="13"/>
     </w:p>
     <w:tbl>
       <w:tblPr>
@@ -12936,7 +11130,7 @@
         <w:pStyle w:val="cp3"/>
         <w:outlineLvl w:val="2"/>
       </w:pPr>
-      <w:bookmarkStart w:id="13" w:name="_Toc228543484"/>
+      <w:bookmarkStart w:id="14" w:name="_Toc228544222"/>
       <w:r>
         <w:lastRenderedPageBreak/>
         <w:t>1.1.</w:t>
@@ -12956,7 +11150,7 @@
       <w:r>
         <w:t>ông nghệ phần mềm hay Khoa học máy tính? Tại sao?</w:t>
       </w:r>
-      <w:bookmarkEnd w:id="13"/>
+      <w:bookmarkEnd w:id="14"/>
     </w:p>
     <w:p>
       <w:pPr>
@@ -13457,11 +11651,14 @@
         <w:pStyle w:val="cp2"/>
         <w:outlineLvl w:val="1"/>
       </w:pPr>
-      <w:bookmarkStart w:id="14" w:name="_Toc228543485"/>
-      <w:r>
-        <w:t>1.2. Các mô hình phát triển phần mềm</w:t>
-      </w:r>
-      <w:bookmarkEnd w:id="14"/>
+      <w:bookmarkStart w:id="15" w:name="_Toc228544223"/>
+      <w:r>
+        <w:t xml:space="preserve">1.2. </w:t>
+      </w:r>
+      <w:r>
+        <w:t>Bài tập/kết quả thực hành</w:t>
+      </w:r>
+      <w:bookmarkEnd w:id="15"/>
       <w:r>
         <w:t xml:space="preserve"> </w:t>
       </w:r>
@@ -13548,7 +11745,7 @@
           <w:szCs w:val="22"/>
         </w:rPr>
       </w:pPr>
-      <w:bookmarkStart w:id="15" w:name="_Toc228464791"/>
+      <w:bookmarkStart w:id="16" w:name="_Toc228464791"/>
       <w:r>
         <w:rPr>
           <w:rFonts w:ascii="Times New Roman" w:hAnsi="Times New Roman" w:cs="Times New Roman"/>
@@ -13689,7 +11886,7 @@
         </w:rPr>
         <w:t xml:space="preserve"> Mô hình thác nước</w:t>
       </w:r>
-      <w:bookmarkEnd w:id="15"/>
+      <w:bookmarkEnd w:id="16"/>
     </w:p>
     <w:p>
       <w:pPr>
@@ -13773,7 +11970,7 @@
           <w:szCs w:val="22"/>
         </w:rPr>
       </w:pPr>
-      <w:bookmarkStart w:id="16" w:name="_Toc228464792"/>
+      <w:bookmarkStart w:id="17" w:name="_Toc228464792"/>
       <w:r>
         <w:rPr>
           <w:rFonts w:ascii="Times New Roman" w:hAnsi="Times New Roman" w:cs="Times New Roman"/>
@@ -13914,7 +12111,7 @@
         </w:rPr>
         <w:t xml:space="preserve"> Mô hình chữ V</w:t>
       </w:r>
-      <w:bookmarkEnd w:id="16"/>
+      <w:bookmarkEnd w:id="17"/>
     </w:p>
     <w:p>
       <w:pPr>
@@ -13987,7 +12184,7 @@
           <w:szCs w:val="22"/>
         </w:rPr>
       </w:pPr>
-      <w:bookmarkStart w:id="17" w:name="_Toc228464793"/>
+      <w:bookmarkStart w:id="18" w:name="_Toc228464793"/>
       <w:r>
         <w:rPr>
           <w:rFonts w:ascii="Times New Roman" w:hAnsi="Times New Roman" w:cs="Times New Roman"/>
@@ -14128,7 +12325,7 @@
         </w:rPr>
         <w:t xml:space="preserve"> Mô hình tiếp cận lặp</w:t>
       </w:r>
-      <w:bookmarkEnd w:id="17"/>
+      <w:bookmarkEnd w:id="18"/>
     </w:p>
     <w:p>
       <w:pPr>
@@ -14202,7 +12399,7 @@
           <w:szCs w:val="22"/>
         </w:rPr>
       </w:pPr>
-      <w:bookmarkStart w:id="18" w:name="_Toc228464794"/>
+      <w:bookmarkStart w:id="19" w:name="_Toc228464794"/>
       <w:r>
         <w:rPr>
           <w:rFonts w:ascii="Times New Roman" w:hAnsi="Times New Roman" w:cs="Times New Roman"/>
@@ -14343,7 +12540,7 @@
         </w:rPr>
         <w:t xml:space="preserve"> Mô hình Agile/Scrum</w:t>
       </w:r>
-      <w:bookmarkEnd w:id="18"/>
+      <w:bookmarkEnd w:id="19"/>
     </w:p>
     <w:p>
       <w:pPr>
@@ -14360,7 +12557,7 @@
       <w:pPr>
         <w:pStyle w:val="bng"/>
       </w:pPr>
-      <w:bookmarkStart w:id="19" w:name="_Toc228464759"/>
+      <w:bookmarkStart w:id="20" w:name="_Toc228464759"/>
       <w:r>
         <w:rPr>
           <w:b/>
@@ -14452,7 +12649,7 @@
       <w:r>
         <w:t>. Công việc, công cụ sử dụng trong mô hình thác nước</w:t>
       </w:r>
-      <w:bookmarkEnd w:id="19"/>
+      <w:bookmarkEnd w:id="20"/>
     </w:p>
     <w:tbl>
       <w:tblPr>
@@ -15590,23 +13787,23 @@
         <w:pStyle w:val="Heading1"/>
         <w:ind w:left="993"/>
       </w:pPr>
-      <w:bookmarkStart w:id="20" w:name="_Toc228543486"/>
+      <w:bookmarkStart w:id="21" w:name="_Toc228544224"/>
       <w:r>
         <w:lastRenderedPageBreak/>
         <w:t>QUẢN LÝ DỰ ÁN VÀ PHÂN TÍCH YÊU CẦU</w:t>
       </w:r>
-      <w:bookmarkEnd w:id="20"/>
+      <w:bookmarkEnd w:id="21"/>
     </w:p>
     <w:p>
       <w:pPr>
         <w:pStyle w:val="cp2"/>
         <w:outlineLvl w:val="1"/>
       </w:pPr>
-      <w:bookmarkStart w:id="21" w:name="_Toc228543487"/>
+      <w:bookmarkStart w:id="22" w:name="_Toc228544225"/>
       <w:r>
         <w:t>2.1. Quản lý dự án phần mềm</w:t>
       </w:r>
-      <w:bookmarkEnd w:id="21"/>
+      <w:bookmarkEnd w:id="22"/>
     </w:p>
     <w:p>
       <w:pPr>
@@ -16114,7 +14311,7 @@
         <w:pStyle w:val="cp3"/>
         <w:outlineLvl w:val="2"/>
       </w:pPr>
-      <w:bookmarkStart w:id="22" w:name="_Toc228543488"/>
+      <w:bookmarkStart w:id="23" w:name="_Toc228544226"/>
       <w:r>
         <w:t>2.1.</w:t>
       </w:r>
@@ -16127,7 +14324,7 @@
       <w:r>
         <w:t>của dự án</w:t>
       </w:r>
-      <w:bookmarkEnd w:id="22"/>
+      <w:bookmarkEnd w:id="23"/>
     </w:p>
     <w:p>
       <w:pPr>
@@ -16289,7 +14486,7 @@
       <w:pPr>
         <w:pStyle w:val="Hnhnh"/>
       </w:pPr>
-      <w:bookmarkStart w:id="23" w:name="_Toc228464795"/>
+      <w:bookmarkStart w:id="24" w:name="_Toc228464795"/>
       <w:r>
         <w:rPr>
           <w:b/>
@@ -16382,7 +14579,7 @@
       <w:r>
         <w:t>Vòng đời dự án</w:t>
       </w:r>
-      <w:bookmarkEnd w:id="23"/>
+      <w:bookmarkEnd w:id="24"/>
     </w:p>
     <w:p/>
     <w:p>
@@ -16396,7 +14593,7 @@
           <w:szCs w:val="22"/>
         </w:rPr>
       </w:pPr>
-      <w:bookmarkStart w:id="24" w:name="_Toc228464760"/>
+      <w:bookmarkStart w:id="25" w:name="_Toc228464760"/>
       <w:r>
         <w:rPr>
           <w:rFonts w:ascii="Times New Roman" w:hAnsi="Times New Roman" w:cs="Times New Roman"/>
@@ -16543,7 +14740,7 @@
         </w:rPr>
         <w:t>òng đời dự án</w:t>
       </w:r>
-      <w:bookmarkEnd w:id="24"/>
+      <w:bookmarkEnd w:id="25"/>
     </w:p>
     <w:tbl>
       <w:tblPr>
@@ -17131,7 +15328,7 @@
         <w:pStyle w:val="cp3"/>
         <w:outlineLvl w:val="2"/>
       </w:pPr>
-      <w:bookmarkStart w:id="25" w:name="_Toc228543489"/>
+      <w:bookmarkStart w:id="26" w:name="_Toc228544227"/>
       <w:r>
         <w:lastRenderedPageBreak/>
         <w:t>2.1.</w:t>
@@ -17143,9 +15340,9 @@
         <w:t xml:space="preserve">. </w:t>
       </w:r>
       <w:r>
-        <w:t>Bài tập/kết quả thực hiện</w:t>
-      </w:r>
-      <w:bookmarkEnd w:id="25"/>
+        <w:t>Bài tập/kết quả thực hành</w:t>
+      </w:r>
+      <w:bookmarkEnd w:id="26"/>
       <w:r>
         <w:t xml:space="preserve"> </w:t>
       </w:r>
@@ -18959,7 +17156,7 @@
       <w:pPr>
         <w:pStyle w:val="bng"/>
       </w:pPr>
-      <w:bookmarkStart w:id="26" w:name="_Toc228464761"/>
+      <w:bookmarkStart w:id="27" w:name="_Toc228464761"/>
       <w:r>
         <w:rPr>
           <w:b/>
@@ -19061,7 +17258,7 @@
       <w:r>
         <w:t>Chi tiết tôn chỉ dự án</w:t>
       </w:r>
-      <w:bookmarkEnd w:id="26"/>
+      <w:bookmarkEnd w:id="27"/>
     </w:p>
     <w:tbl>
       <w:tblPr>
@@ -21474,7 +19671,7 @@
       <w:pPr>
         <w:pStyle w:val="bng"/>
       </w:pPr>
-      <w:bookmarkStart w:id="27" w:name="_Toc228464762"/>
+      <w:bookmarkStart w:id="28" w:name="_Toc228464762"/>
       <w:r>
         <w:rPr>
           <w:b/>
@@ -21576,7 +19773,7 @@
       <w:r>
         <w:t>Chi tiết phân rã công việc</w:t>
       </w:r>
-      <w:bookmarkEnd w:id="27"/>
+      <w:bookmarkEnd w:id="28"/>
     </w:p>
     <w:tbl>
       <w:tblPr>
@@ -23500,7 +21697,7 @@
       <w:pPr>
         <w:pStyle w:val="bng"/>
       </w:pPr>
-      <w:bookmarkStart w:id="28" w:name="_Toc228464763"/>
+      <w:bookmarkStart w:id="29" w:name="_Toc228464763"/>
       <w:r>
         <w:rPr>
           <w:b/>
@@ -23602,7 +21799,7 @@
       <w:r>
         <w:t>Danh sách vai trò</w:t>
       </w:r>
-      <w:bookmarkEnd w:id="28"/>
+      <w:bookmarkEnd w:id="29"/>
     </w:p>
     <w:tbl>
       <w:tblPr>
@@ -24457,7 +22654,7 @@
           <w:szCs w:val="22"/>
         </w:rPr>
       </w:pPr>
-      <w:bookmarkStart w:id="29" w:name="_Toc228464796"/>
+      <w:bookmarkStart w:id="30" w:name="_Toc228464796"/>
       <w:r>
         <w:rPr>
           <w:b/>
@@ -24559,7 +22756,7 @@
       <w:r>
         <w:t>Giao diện quản lý Scrum của Jira</w:t>
       </w:r>
-      <w:bookmarkEnd w:id="29"/>
+      <w:bookmarkEnd w:id="30"/>
     </w:p>
     <w:p>
       <w:pPr>
@@ -24656,7 +22853,7 @@
           <w:szCs w:val="22"/>
         </w:rPr>
       </w:pPr>
-      <w:bookmarkStart w:id="30" w:name="_Toc228464797"/>
+      <w:bookmarkStart w:id="31" w:name="_Toc228464797"/>
       <w:r>
         <w:rPr>
           <w:b/>
@@ -24758,29 +22955,29 @@
       <w:r>
         <w:t>Chi tiết một nhiệm vụ</w:t>
       </w:r>
-      <w:bookmarkEnd w:id="30"/>
+      <w:bookmarkEnd w:id="31"/>
     </w:p>
     <w:p>
       <w:pPr>
         <w:pStyle w:val="cp2"/>
         <w:outlineLvl w:val="1"/>
       </w:pPr>
-      <w:bookmarkStart w:id="31" w:name="_Toc228543490"/>
+      <w:bookmarkStart w:id="32" w:name="_Toc228544228"/>
       <w:r>
         <w:t>2.2. Lấy và phân tích yêu cầu</w:t>
       </w:r>
-      <w:bookmarkEnd w:id="31"/>
+      <w:bookmarkEnd w:id="32"/>
     </w:p>
     <w:p>
       <w:pPr>
         <w:pStyle w:val="cp3"/>
         <w:outlineLvl w:val="2"/>
       </w:pPr>
-      <w:bookmarkStart w:id="32" w:name="_Toc228543491"/>
+      <w:bookmarkStart w:id="33" w:name="_Toc228544229"/>
       <w:r>
         <w:t>2.2.1. Phân loại yêu cầu</w:t>
       </w:r>
-      <w:bookmarkEnd w:id="32"/>
+      <w:bookmarkEnd w:id="33"/>
     </w:p>
     <w:p>
       <w:pPr>
@@ -25115,7 +23312,7 @@
         <w:pStyle w:val="cp3"/>
         <w:outlineLvl w:val="2"/>
       </w:pPr>
-      <w:bookmarkStart w:id="33" w:name="_Toc228543492"/>
+      <w:bookmarkStart w:id="34" w:name="_Toc228544230"/>
       <w:r>
         <w:t>2.2.</w:t>
       </w:r>
@@ -25123,12 +23320,12 @@
         <w:t>2</w:t>
       </w:r>
       <w:r>
-        <w:t>. Bài tập</w:t>
-      </w:r>
-      <w:r>
-        <w:t>/kết quả thực hiện</w:t>
-      </w:r>
-      <w:bookmarkEnd w:id="33"/>
+        <w:t xml:space="preserve">. </w:t>
+      </w:r>
+      <w:r>
+        <w:t>Bài tập/kết quả thực hành</w:t>
+      </w:r>
+      <w:bookmarkEnd w:id="34"/>
     </w:p>
     <w:p>
       <w:pPr>
@@ -26846,7 +25043,7 @@
       <w:pPr>
         <w:pStyle w:val="bng"/>
       </w:pPr>
-      <w:bookmarkStart w:id="34" w:name="_Toc228464764"/>
+      <w:bookmarkStart w:id="35" w:name="_Toc228464764"/>
       <w:r>
         <w:rPr>
           <w:b/>
@@ -26944,7 +25141,7 @@
       <w:r>
         <w:t>Chi tiết yêu cầu phi chức năng</w:t>
       </w:r>
-      <w:bookmarkEnd w:id="34"/>
+      <w:bookmarkEnd w:id="35"/>
     </w:p>
     <w:tbl>
       <w:tblPr>
@@ -27719,7 +25916,7 @@
           <w:rFonts w:cs="Times New Roman"/>
         </w:rPr>
       </w:pPr>
-      <w:bookmarkStart w:id="35" w:name="_Toc228543493"/>
+      <w:bookmarkStart w:id="36" w:name="_Toc228544231"/>
       <w:r>
         <w:rPr>
           <w:rFonts w:cs="Times New Roman"/>
@@ -27727,29 +25924,29 @@
         <w:lastRenderedPageBreak/>
         <w:t>THIẾT KẾ HỆ THỐNG</w:t>
       </w:r>
-      <w:bookmarkEnd w:id="35"/>
+      <w:bookmarkEnd w:id="36"/>
     </w:p>
     <w:p>
       <w:pPr>
         <w:pStyle w:val="cp2"/>
         <w:outlineLvl w:val="1"/>
       </w:pPr>
-      <w:bookmarkStart w:id="36" w:name="_Toc228543494"/>
+      <w:bookmarkStart w:id="37" w:name="_Toc228544232"/>
       <w:r>
         <w:t>3.1. Thiết kế kiến trúc phần mềm</w:t>
       </w:r>
-      <w:bookmarkEnd w:id="36"/>
+      <w:bookmarkEnd w:id="37"/>
     </w:p>
     <w:p>
       <w:pPr>
         <w:pStyle w:val="cp3"/>
         <w:outlineLvl w:val="2"/>
       </w:pPr>
-      <w:bookmarkStart w:id="37" w:name="_Toc228543495"/>
+      <w:bookmarkStart w:id="38" w:name="_Toc228544233"/>
       <w:r>
         <w:t>3.1.1. Khái niệm kiến trúc phần mềm</w:t>
       </w:r>
-      <w:bookmarkEnd w:id="37"/>
+      <w:bookmarkEnd w:id="38"/>
     </w:p>
     <w:p>
       <w:pPr>
@@ -28095,7 +26292,7 @@
         <w:pStyle w:val="cp3"/>
         <w:outlineLvl w:val="2"/>
       </w:pPr>
-      <w:bookmarkStart w:id="38" w:name="_Toc228543496"/>
+      <w:bookmarkStart w:id="39" w:name="_Toc228544234"/>
       <w:r>
         <w:t>3.1.</w:t>
       </w:r>
@@ -28106,12 +26303,12 @@
         <w:t xml:space="preserve">. </w:t>
       </w:r>
       <w:r>
-        <w:t>Bài tập/kết quả thực hiện</w:t>
+        <w:t>Bài tập/kết quả thực hành</w:t>
       </w:r>
       <w:r>
         <w:t>.</w:t>
       </w:r>
-      <w:bookmarkEnd w:id="38"/>
+      <w:bookmarkEnd w:id="39"/>
       <w:r>
         <w:t xml:space="preserve"> </w:t>
       </w:r>
@@ -28151,7 +26348,7 @@
       <w:pPr>
         <w:pStyle w:val="bng"/>
       </w:pPr>
-      <w:bookmarkStart w:id="39" w:name="_Toc228464765"/>
+      <w:bookmarkStart w:id="40" w:name="_Toc228464765"/>
       <w:r>
         <w:rPr>
           <w:b/>
@@ -28250,7 +26447,7 @@
       <w:r>
         <w:t xml:space="preserve"> Thiết kế dự án cá nhân theo kiến trúc 3 tầng</w:t>
       </w:r>
-      <w:bookmarkEnd w:id="39"/>
+      <w:bookmarkEnd w:id="40"/>
     </w:p>
     <w:tbl>
       <w:tblPr>
@@ -29365,11 +27562,11 @@
         <w:pStyle w:val="cp2"/>
         <w:outlineLvl w:val="1"/>
       </w:pPr>
-      <w:bookmarkStart w:id="40" w:name="_Toc228543497"/>
+      <w:bookmarkStart w:id="41" w:name="_Toc228544235"/>
       <w:r>
         <w:t>3.2. Thiết kế chi tiết</w:t>
       </w:r>
-      <w:bookmarkEnd w:id="40"/>
+      <w:bookmarkEnd w:id="41"/>
     </w:p>
     <w:p>
       <w:pPr>
@@ -29614,11 +27811,11 @@
         <w:pStyle w:val="cp3"/>
         <w:outlineLvl w:val="2"/>
       </w:pPr>
-      <w:bookmarkStart w:id="41" w:name="_Toc228543498"/>
+      <w:bookmarkStart w:id="42" w:name="_Toc228544236"/>
       <w:r>
         <w:t>3.2.1. Thiết kế dữ liệu</w:t>
       </w:r>
-      <w:bookmarkEnd w:id="41"/>
+      <w:bookmarkEnd w:id="42"/>
       <w:r>
         <w:t xml:space="preserve"> </w:t>
       </w:r>
@@ -31380,23 +29577,23 @@
         <w:pStyle w:val="Heading1"/>
         <w:ind w:left="993"/>
       </w:pPr>
-      <w:bookmarkStart w:id="42" w:name="_Toc228543499"/>
+      <w:bookmarkStart w:id="43" w:name="_Toc228544237"/>
       <w:r>
         <w:lastRenderedPageBreak/>
         <w:t>QUẢN LÝ MÃ NGUỒN BẰNG GIT</w:t>
       </w:r>
-      <w:bookmarkEnd w:id="42"/>
+      <w:bookmarkEnd w:id="43"/>
     </w:p>
     <w:p>
       <w:pPr>
         <w:pStyle w:val="cp2"/>
         <w:outlineLvl w:val="1"/>
       </w:pPr>
-      <w:bookmarkStart w:id="43" w:name="_Toc228543500"/>
+      <w:bookmarkStart w:id="44" w:name="_Toc228544238"/>
       <w:r>
         <w:t>4.1. Hệ thống quản lý phiên bản và Git</w:t>
       </w:r>
-      <w:bookmarkEnd w:id="43"/>
+      <w:bookmarkEnd w:id="44"/>
       <w:r>
         <w:t xml:space="preserve"> </w:t>
       </w:r>
@@ -31665,7 +29862,7 @@
         <w:pStyle w:val="cp3"/>
         <w:outlineLvl w:val="2"/>
       </w:pPr>
-      <w:bookmarkStart w:id="44" w:name="_Toc228543501"/>
+      <w:bookmarkStart w:id="45" w:name="_Toc228544239"/>
       <w:r>
         <w:t>4.1.</w:t>
       </w:r>
@@ -31675,7 +29872,7 @@
       <w:r>
         <w:t>. Git – Hệ thống quản lý phiên bản phân tán</w:t>
       </w:r>
-      <w:bookmarkEnd w:id="44"/>
+      <w:bookmarkEnd w:id="45"/>
     </w:p>
     <w:p>
       <w:pPr>
@@ -31972,7 +30169,7 @@
         <w:pStyle w:val="cp3"/>
         <w:outlineLvl w:val="2"/>
       </w:pPr>
-      <w:bookmarkStart w:id="45" w:name="_Toc228543502"/>
+      <w:bookmarkStart w:id="46" w:name="_Toc228544240"/>
       <w:r>
         <w:t>4.1.</w:t>
       </w:r>
@@ -31983,9 +30180,9 @@
         <w:t xml:space="preserve">. </w:t>
       </w:r>
       <w:r>
-        <w:t>Bài tập/kết quả thực hiện</w:t>
-      </w:r>
-      <w:bookmarkEnd w:id="45"/>
+        <w:t>Bài tập/kết quả thực hành</w:t>
+      </w:r>
+      <w:bookmarkEnd w:id="46"/>
     </w:p>
     <w:p>
       <w:pPr>
@@ -32009,7 +30206,7 @@
           <w:szCs w:val="22"/>
         </w:rPr>
       </w:pPr>
-      <w:bookmarkStart w:id="46" w:name="_Toc228464766"/>
+      <w:bookmarkStart w:id="47" w:name="_Toc228464766"/>
       <w:r>
         <w:rPr>
           <w:rFonts w:ascii="Times New Roman" w:hAnsi="Times New Roman" w:cs="Times New Roman"/>
@@ -32150,7 +30347,7 @@
         </w:rPr>
         <w:t xml:space="preserve"> Link trang chủ cho một số công cụ quản lý phiên bản</w:t>
       </w:r>
-      <w:bookmarkEnd w:id="46"/>
+      <w:bookmarkEnd w:id="47"/>
     </w:p>
     <w:tbl>
       <w:tblPr>
@@ -33009,7 +31206,7 @@
       <w:pPr>
         <w:pStyle w:val="Hnhnh"/>
       </w:pPr>
-      <w:bookmarkStart w:id="47" w:name="_Toc228464798"/>
+      <w:bookmarkStart w:id="48" w:name="_Toc228464798"/>
       <w:r>
         <w:rPr>
           <w:b/>
@@ -33111,30 +31308,30 @@
       <w:r>
         <w:t>Khởi tạo thư mục .git</w:t>
       </w:r>
-      <w:bookmarkEnd w:id="47"/>
+      <w:bookmarkEnd w:id="48"/>
     </w:p>
     <w:p>
       <w:pPr>
         <w:pStyle w:val="cp2"/>
         <w:outlineLvl w:val="1"/>
       </w:pPr>
-      <w:bookmarkStart w:id="48" w:name="_Toc228543503"/>
+      <w:bookmarkStart w:id="49" w:name="_Toc228544241"/>
       <w:r>
         <w:lastRenderedPageBreak/>
         <w:t>4.2. Cấu hình định danh người dùng trong Git (Bài 5)</w:t>
       </w:r>
-      <w:bookmarkEnd w:id="48"/>
+      <w:bookmarkEnd w:id="49"/>
     </w:p>
     <w:p>
       <w:pPr>
         <w:pStyle w:val="cp3"/>
         <w:outlineLvl w:val="2"/>
       </w:pPr>
-      <w:bookmarkStart w:id="49" w:name="_Toc228543504"/>
+      <w:bookmarkStart w:id="50" w:name="_Toc228544242"/>
       <w:r>
         <w:t>4.2.1. Cấu hình user.name và user.email</w:t>
       </w:r>
-      <w:bookmarkEnd w:id="49"/>
+      <w:bookmarkEnd w:id="50"/>
     </w:p>
     <w:p>
       <w:pPr>
@@ -33225,7 +31422,7 @@
         <w:pStyle w:val="cp3"/>
         <w:outlineLvl w:val="2"/>
       </w:pPr>
-      <w:bookmarkStart w:id="50" w:name="_Toc228543505"/>
+      <w:bookmarkStart w:id="51" w:name="_Toc228544243"/>
       <w:r>
         <w:t>4.2.2. Phạm vi global</w:t>
       </w:r>
@@ -33238,7 +31435,7 @@
       <w:r>
         <w:t xml:space="preserve"> và system</w:t>
       </w:r>
-      <w:bookmarkEnd w:id="50"/>
+      <w:bookmarkEnd w:id="51"/>
     </w:p>
     <w:p>
       <w:pPr>
@@ -33499,7 +31696,7 @@
         <w:pStyle w:val="cp3"/>
         <w:outlineLvl w:val="2"/>
       </w:pPr>
-      <w:bookmarkStart w:id="51" w:name="_Toc228543506"/>
+      <w:bookmarkStart w:id="52" w:name="_Toc228544244"/>
       <w:r>
         <w:t>4.2.</w:t>
       </w:r>
@@ -33510,12 +31707,12 @@
         <w:t xml:space="preserve">. </w:t>
       </w:r>
       <w:r>
-        <w:t>Bài tập/kết quả thực hiện</w:t>
+        <w:t>Bài tập/kết quả thực hành</w:t>
       </w:r>
       <w:r>
         <w:t>.</w:t>
       </w:r>
-      <w:bookmarkEnd w:id="51"/>
+      <w:bookmarkEnd w:id="52"/>
     </w:p>
     <w:p>
       <w:pPr>
@@ -33709,7 +31906,7 @@
       <w:pPr>
         <w:pStyle w:val="Hnhnh"/>
       </w:pPr>
-      <w:bookmarkStart w:id="52" w:name="_Toc228464799"/>
+      <w:bookmarkStart w:id="53" w:name="_Toc228464799"/>
       <w:r>
         <w:rPr>
           <w:b/>
@@ -33804,7 +32001,7 @@
       <w:r>
         <w:t>Khởi tạo .git cho TeoTechProject và VienVongProject</w:t>
       </w:r>
-      <w:bookmarkEnd w:id="52"/>
+      <w:bookmarkEnd w:id="53"/>
     </w:p>
     <w:p>
       <w:pPr>
@@ -33963,7 +32160,7 @@
           <w:szCs w:val="22"/>
         </w:rPr>
       </w:pPr>
-      <w:bookmarkStart w:id="53" w:name="_Toc228464800"/>
+      <w:bookmarkStart w:id="54" w:name="_Toc228464800"/>
       <w:r>
         <w:rPr>
           <w:b/>
@@ -34058,7 +32255,7 @@
       <w:r>
         <w:t>Kết quả cấu hình thư mục TeoTechProject</w:t>
       </w:r>
-      <w:bookmarkEnd w:id="53"/>
+      <w:bookmarkEnd w:id="54"/>
     </w:p>
     <w:p>
       <w:pPr>
@@ -34119,7 +32316,7 @@
           <w:szCs w:val="22"/>
         </w:rPr>
       </w:pPr>
-      <w:bookmarkStart w:id="54" w:name="_Toc228464801"/>
+      <w:bookmarkStart w:id="55" w:name="_Toc228464801"/>
       <w:r>
         <w:rPr>
           <w:b/>
@@ -34224,32 +32421,32 @@
       <w:r>
         <w:t>VienVongProject</w:t>
       </w:r>
-      <w:bookmarkEnd w:id="54"/>
+      <w:bookmarkEnd w:id="55"/>
     </w:p>
     <w:p>
       <w:pPr>
         <w:pStyle w:val="cp2"/>
         <w:outlineLvl w:val="1"/>
       </w:pPr>
-      <w:bookmarkStart w:id="55" w:name="_Toc228543507"/>
+      <w:bookmarkStart w:id="56" w:name="_Toc228544245"/>
       <w:r>
         <w:t>4.3. Các khu vực làm việc và nguyên tắc hoạt động của Git</w:t>
       </w:r>
       <w:r>
         <w:t>.</w:t>
       </w:r>
-      <w:bookmarkEnd w:id="55"/>
+      <w:bookmarkEnd w:id="56"/>
     </w:p>
     <w:p>
       <w:pPr>
         <w:pStyle w:val="cp3"/>
         <w:outlineLvl w:val="2"/>
       </w:pPr>
-      <w:bookmarkStart w:id="56" w:name="_Toc228543508"/>
+      <w:bookmarkStart w:id="57" w:name="_Toc228544246"/>
       <w:r>
         <w:t>4.3.1. Working Directory – Staging Area – Repository</w:t>
       </w:r>
-      <w:bookmarkEnd w:id="56"/>
+      <w:bookmarkEnd w:id="57"/>
     </w:p>
     <w:p>
       <w:pPr>
@@ -34516,11 +32713,11 @@
         <w:pStyle w:val="cp3"/>
         <w:outlineLvl w:val="2"/>
       </w:pPr>
-      <w:bookmarkStart w:id="57" w:name="_Toc228543509"/>
+      <w:bookmarkStart w:id="58" w:name="_Toc228544247"/>
       <w:r>
         <w:t>4.3.2. Trạng thái file (Untracked, Staged, Committed)</w:t>
       </w:r>
-      <w:bookmarkEnd w:id="57"/>
+      <w:bookmarkEnd w:id="58"/>
     </w:p>
     <w:p>
       <w:pPr>
@@ -34864,7 +33061,7 @@
         <w:pStyle w:val="cp3"/>
         <w:outlineLvl w:val="2"/>
       </w:pPr>
-      <w:bookmarkStart w:id="58" w:name="_Toc228543510"/>
+      <w:bookmarkStart w:id="59" w:name="_Toc228544248"/>
       <w:r>
         <w:t>4.3.</w:t>
       </w:r>
@@ -34875,9 +33072,9 @@
         <w:t xml:space="preserve">. </w:t>
       </w:r>
       <w:r>
-        <w:t>Bài tập/kết quả thực hiện</w:t>
-      </w:r>
-      <w:bookmarkEnd w:id="58"/>
+        <w:t>Bài tập/kết quả thực hành</w:t>
+      </w:r>
+      <w:bookmarkEnd w:id="59"/>
     </w:p>
     <w:p>
       <w:pPr>
@@ -34978,7 +33175,7 @@
       <w:pPr>
         <w:pStyle w:val="Hnhnh"/>
       </w:pPr>
-      <w:bookmarkStart w:id="59" w:name="_Toc228464802"/>
+      <w:bookmarkStart w:id="60" w:name="_Toc228464802"/>
       <w:r>
         <w:rPr>
           <w:b/>
@@ -35080,7 +33277,7 @@
       <w:r>
         <w:t>Thực hiện thêm .gitignore và thực hành đưa thư mục làm việc sang khu tạm</w:t>
       </w:r>
-      <w:bookmarkEnd w:id="59"/>
+      <w:bookmarkEnd w:id="60"/>
     </w:p>
     <w:p>
       <w:pPr>
@@ -35951,7 +34148,7 @@
       <w:pPr>
         <w:pStyle w:val="Hnhnh"/>
       </w:pPr>
-      <w:bookmarkStart w:id="60" w:name="_Toc228464803"/>
+      <w:bookmarkStart w:id="61" w:name="_Toc228464803"/>
       <w:r>
         <w:rPr>
           <w:b/>
@@ -36057,7 +34254,7 @@
         </w:rPr>
         <w:t>Tạo thư mục lưu trữ trên server và khởi tạo git bare</w:t>
       </w:r>
-      <w:bookmarkEnd w:id="60"/>
+      <w:bookmarkEnd w:id="61"/>
     </w:p>
     <w:p>
       <w:pPr>
@@ -36187,7 +34384,7 @@
       <w:pPr>
         <w:pStyle w:val="Hnhnh"/>
       </w:pPr>
-      <w:bookmarkStart w:id="61" w:name="_Toc228464804"/>
+      <w:bookmarkStart w:id="62" w:name="_Toc228464804"/>
       <w:r>
         <w:rPr>
           <w:b/>
@@ -36282,7 +34479,7 @@
       <w:r>
         <w:t>Cấu hình kết nối với vps và đẩy mã nguồn lên vps</w:t>
       </w:r>
-      <w:bookmarkEnd w:id="61"/>
+      <w:bookmarkEnd w:id="62"/>
     </w:p>
     <w:p>
       <w:pPr>
@@ -36382,7 +34579,7 @@
       <w:pPr>
         <w:pStyle w:val="Hnhnh"/>
       </w:pPr>
-      <w:bookmarkStart w:id="62" w:name="_Toc228464805"/>
+      <w:bookmarkStart w:id="63" w:name="_Toc228464805"/>
       <w:r>
         <w:rPr>
           <w:b/>
@@ -36488,33 +34685,33 @@
         </w:rPr>
         <w:t>Kiểm thử kết quả bằng git clone từ vps về máy cục bộ</w:t>
       </w:r>
-      <w:bookmarkEnd w:id="62"/>
+      <w:bookmarkEnd w:id="63"/>
     </w:p>
     <w:p>
       <w:pPr>
         <w:pStyle w:val="Heading1"/>
         <w:ind w:left="993"/>
       </w:pPr>
-      <w:bookmarkStart w:id="63" w:name="_Toc228543511"/>
+      <w:bookmarkStart w:id="64" w:name="_Toc228544249"/>
       <w:r>
         <w:lastRenderedPageBreak/>
         <w:t>DOCKER VÀ TRIỂN KHAI HỆ THỐNG</w:t>
       </w:r>
-      <w:bookmarkEnd w:id="63"/>
+      <w:bookmarkEnd w:id="64"/>
     </w:p>
     <w:p>
       <w:pPr>
         <w:pStyle w:val="cp2"/>
         <w:outlineLvl w:val="1"/>
       </w:pPr>
-      <w:bookmarkStart w:id="64" w:name="_Toc228543512"/>
+      <w:bookmarkStart w:id="65" w:name="_Toc228544250"/>
       <w:r>
         <w:t xml:space="preserve">5.1. </w:t>
       </w:r>
       <w:r>
         <w:t>Khái niệm cơ bản về Docker</w:t>
       </w:r>
-      <w:bookmarkEnd w:id="64"/>
+      <w:bookmarkEnd w:id="65"/>
     </w:p>
     <w:p>
       <w:pPr>
@@ -36612,7 +34809,7 @@
         <w:pStyle w:val="cp2"/>
         <w:outlineLvl w:val="1"/>
       </w:pPr>
-      <w:bookmarkStart w:id="65" w:name="_Toc228543513"/>
+      <w:bookmarkStart w:id="66" w:name="_Toc228544251"/>
       <w:r>
         <w:t>5.</w:t>
       </w:r>
@@ -36622,7 +34819,7 @@
       <w:r>
         <w:t>. Docker Image và Docker Container</w:t>
       </w:r>
-      <w:bookmarkEnd w:id="65"/>
+      <w:bookmarkEnd w:id="66"/>
     </w:p>
     <w:p>
       <w:pPr>
@@ -36795,7 +34992,7 @@
         <w:pStyle w:val="cp2"/>
         <w:outlineLvl w:val="1"/>
       </w:pPr>
-      <w:bookmarkStart w:id="66" w:name="_Toc228543514"/>
+      <w:bookmarkStart w:id="67" w:name="_Toc228544252"/>
       <w:r>
         <w:t>5.</w:t>
       </w:r>
@@ -36808,7 +35005,7 @@
       <w:r>
         <w:t>Quy trình làm việc cơ bản (Build – Ship – Run)</w:t>
       </w:r>
-      <w:bookmarkEnd w:id="66"/>
+      <w:bookmarkEnd w:id="67"/>
     </w:p>
     <w:p>
       <w:pPr>
@@ -37328,7 +35525,7 @@
         <w:pStyle w:val="cp2"/>
         <w:outlineLvl w:val="1"/>
       </w:pPr>
-      <w:bookmarkStart w:id="67" w:name="_Toc228543515"/>
+      <w:bookmarkStart w:id="68" w:name="_Toc228544253"/>
       <w:r>
         <w:t>5.</w:t>
       </w:r>
@@ -37339,9 +35536,9 @@
         <w:t xml:space="preserve">. </w:t>
       </w:r>
       <w:r>
-        <w:t>Bài tập/kết quả thực hiện</w:t>
-      </w:r>
-      <w:bookmarkEnd w:id="67"/>
+        <w:t>Bài tập/kết quả thực hành</w:t>
+      </w:r>
+      <w:bookmarkEnd w:id="68"/>
     </w:p>
     <w:p>
       <w:pPr>
@@ -37451,7 +35648,7 @@
       <w:pPr>
         <w:pStyle w:val="Hnhnh"/>
       </w:pPr>
-      <w:bookmarkStart w:id="68" w:name="_Toc228464806"/>
+      <w:bookmarkStart w:id="69" w:name="_Toc228464806"/>
       <w:r>
         <w:rPr>
           <w:b/>
@@ -37561,7 +35758,7 @@
         </w:rPr>
         <w:t>Kiểm tra phiên bản Docker</w:t>
       </w:r>
-      <w:bookmarkEnd w:id="68"/>
+      <w:bookmarkEnd w:id="69"/>
     </w:p>
     <w:p>
       <w:pPr>
@@ -37676,7 +35873,7 @@
       <w:pPr>
         <w:pStyle w:val="Hnhnh"/>
       </w:pPr>
-      <w:bookmarkStart w:id="69" w:name="_Toc228464807"/>
+      <w:bookmarkStart w:id="70" w:name="_Toc228464807"/>
       <w:r>
         <w:rPr>
           <w:b/>
@@ -37782,7 +35979,7 @@
         </w:rPr>
         <w:t>Chạy Hello World với Docker</w:t>
       </w:r>
-      <w:bookmarkEnd w:id="69"/>
+      <w:bookmarkEnd w:id="70"/>
     </w:p>
     <w:p>
       <w:pPr>
@@ -38203,7 +36400,7 @@
       <w:pPr>
         <w:pStyle w:val="Hnhnh"/>
       </w:pPr>
-      <w:bookmarkStart w:id="70" w:name="_Toc228464808"/>
+      <w:bookmarkStart w:id="71" w:name="_Toc228464808"/>
       <w:r>
         <w:rPr>
           <w:b/>
@@ -38309,7 +36506,7 @@
         </w:rPr>
         <w:t>Quá trình build phần backend</w:t>
       </w:r>
-      <w:bookmarkEnd w:id="70"/>
+      <w:bookmarkEnd w:id="71"/>
     </w:p>
     <w:p>
       <w:pPr>
@@ -38378,7 +36575,7 @@
       <w:pPr>
         <w:pStyle w:val="Hnhnh"/>
       </w:pPr>
-      <w:bookmarkStart w:id="71" w:name="_Toc228464809"/>
+      <w:bookmarkStart w:id="72" w:name="_Toc228464809"/>
       <w:r>
         <w:rPr>
           <w:b/>
@@ -38488,7 +36685,7 @@
         </w:rPr>
         <w:t>Quá trình build phần dashboard</w:t>
       </w:r>
-      <w:bookmarkEnd w:id="71"/>
+      <w:bookmarkEnd w:id="72"/>
     </w:p>
     <w:p>
       <w:pPr>
@@ -38636,7 +36833,7 @@
       <w:pPr>
         <w:pStyle w:val="Hnhnh"/>
       </w:pPr>
-      <w:bookmarkStart w:id="72" w:name="_Toc228464810"/>
+      <w:bookmarkStart w:id="73" w:name="_Toc228464810"/>
       <w:r>
         <w:rPr>
           <w:b/>
@@ -38743,7 +36940,7 @@
       <w:r>
         <w:t xml:space="preserve"> tại máy cục bộ</w:t>
       </w:r>
-      <w:bookmarkEnd w:id="72"/>
+      <w:bookmarkEnd w:id="73"/>
     </w:p>
     <w:p>
       <w:pPr>
@@ -38841,7 +37038,7 @@
           <w:szCs w:val="22"/>
         </w:rPr>
       </w:pPr>
-      <w:bookmarkStart w:id="73" w:name="_Toc228464811"/>
+      <w:bookmarkStart w:id="74" w:name="_Toc228464811"/>
       <w:r>
         <w:rPr>
           <w:b/>
@@ -38965,7 +37162,7 @@
         </w:rPr>
         <w:t xml:space="preserve"> lên Docker Hub</w:t>
       </w:r>
-      <w:bookmarkEnd w:id="73"/>
+      <w:bookmarkEnd w:id="74"/>
     </w:p>
     <w:p/>
     <w:p>
@@ -39034,7 +37231,7 @@
           <w:szCs w:val="22"/>
         </w:rPr>
       </w:pPr>
-      <w:bookmarkStart w:id="74" w:name="_Toc228464812"/>
+      <w:bookmarkStart w:id="75" w:name="_Toc228464812"/>
       <w:r>
         <w:rPr>
           <w:b/>
@@ -39144,7 +37341,7 @@
         </w:rPr>
         <w:t>Push dashboard lên Docker Hub</w:t>
       </w:r>
-      <w:bookmarkEnd w:id="74"/>
+      <w:bookmarkEnd w:id="75"/>
     </w:p>
     <w:p/>
     <w:p>
@@ -39282,7 +37479,7 @@
       <w:pPr>
         <w:pStyle w:val="Hnhnh"/>
       </w:pPr>
-      <w:bookmarkStart w:id="75" w:name="_Toc228464813"/>
+      <w:bookmarkStart w:id="76" w:name="_Toc228464813"/>
       <w:r>
         <w:rPr>
           <w:b/>
@@ -39388,7 +37585,7 @@
         </w:rPr>
         <w:t>Tải và cài đặt Docker trên VPS</w:t>
       </w:r>
-      <w:bookmarkEnd w:id="75"/>
+      <w:bookmarkEnd w:id="76"/>
     </w:p>
     <w:p>
       <w:pPr>
@@ -39487,7 +37684,7 @@
           <w:szCs w:val="22"/>
         </w:rPr>
       </w:pPr>
-      <w:bookmarkStart w:id="76" w:name="_Toc228464814"/>
+      <w:bookmarkStart w:id="77" w:name="_Toc228464814"/>
       <w:r>
         <w:rPr>
           <w:b/>
@@ -39593,7 +37790,7 @@
         </w:rPr>
         <w:t>Quá trình pull image về VPS</w:t>
       </w:r>
-      <w:bookmarkEnd w:id="76"/>
+      <w:bookmarkEnd w:id="77"/>
     </w:p>
     <w:p>
       <w:pPr>
@@ -39750,7 +37947,7 @@
       <w:pPr>
         <w:pStyle w:val="Hnhnh"/>
       </w:pPr>
-      <w:bookmarkStart w:id="77" w:name="_Toc228464815"/>
+      <w:bookmarkStart w:id="78" w:name="_Toc228464815"/>
       <w:r>
         <w:rPr>
           <w:b/>
@@ -39881,7 +38078,7 @@
         </w:rPr>
         <w:t xml:space="preserve"> trên VPS</w:t>
       </w:r>
-      <w:bookmarkEnd w:id="77"/>
+      <w:bookmarkEnd w:id="78"/>
     </w:p>
     <w:p>
       <w:pPr>
@@ -40001,12 +38198,12 @@
         <w:pStyle w:val="Heading1"/>
         <w:ind w:left="993"/>
       </w:pPr>
-      <w:bookmarkStart w:id="78" w:name="_Toc228543516"/>
+      <w:bookmarkStart w:id="79" w:name="_Toc228544254"/>
       <w:r>
         <w:lastRenderedPageBreak/>
         <w:t>TRIỂN KHAI VÀ VẬN HÀNH HỆ THỐNG</w:t>
       </w:r>
-      <w:bookmarkEnd w:id="78"/>
+      <w:bookmarkEnd w:id="79"/>
       <w:r>
         <w:t xml:space="preserve"> </w:t>
       </w:r>
@@ -40016,11 +38213,11 @@
         <w:pStyle w:val="cp2"/>
         <w:outlineLvl w:val="1"/>
       </w:pPr>
-      <w:bookmarkStart w:id="79" w:name="_Toc228543517"/>
+      <w:bookmarkStart w:id="80" w:name="_Toc228544255"/>
       <w:r>
         <w:t>6.1. Chuẩn bị môi trường</w:t>
       </w:r>
-      <w:bookmarkEnd w:id="79"/>
+      <w:bookmarkEnd w:id="80"/>
     </w:p>
     <w:p>
       <w:pPr>
@@ -40150,7 +38347,7 @@
       <w:pPr>
         <w:pStyle w:val="Hnhnh"/>
       </w:pPr>
-      <w:bookmarkStart w:id="80" w:name="_Toc228464816"/>
+      <w:bookmarkStart w:id="81" w:name="_Toc228464816"/>
       <w:r>
         <w:rPr>
           <w:b/>
@@ -40274,7 +38471,7 @@
         </w:rPr>
         <w:t xml:space="preserve"> chính của VPS (Microsoft Azure)</w:t>
       </w:r>
-      <w:bookmarkEnd w:id="80"/>
+      <w:bookmarkEnd w:id="81"/>
     </w:p>
     <w:p>
       <w:pPr>
@@ -40404,7 +38601,7 @@
         <w:pStyle w:val="cp2"/>
         <w:outlineLvl w:val="1"/>
       </w:pPr>
-      <w:bookmarkStart w:id="81" w:name="_Toc228543518"/>
+      <w:bookmarkStart w:id="82" w:name="_Toc228544256"/>
       <w:r>
         <w:t xml:space="preserve">6.2. Cấu hình mạng và </w:t>
       </w:r>
@@ -40414,7 +38611,7 @@
       <w:r>
         <w:t>ảo mật</w:t>
       </w:r>
-      <w:bookmarkEnd w:id="81"/>
+      <w:bookmarkEnd w:id="82"/>
     </w:p>
     <w:p>
       <w:pPr>
@@ -40579,7 +38776,7 @@
       <w:pPr>
         <w:pStyle w:val="Hnhnh"/>
       </w:pPr>
-      <w:bookmarkStart w:id="82" w:name="_Toc228464817"/>
+      <w:bookmarkStart w:id="83" w:name="_Toc228464817"/>
       <w:r>
         <w:rPr>
           <w:b/>
@@ -40685,7 +38882,7 @@
         </w:rPr>
         <w:t>Trỏ tên miền về địa chỉ IP của VPS</w:t>
       </w:r>
-      <w:bookmarkEnd w:id="82"/>
+      <w:bookmarkEnd w:id="83"/>
     </w:p>
     <w:p>
       <w:pPr>
@@ -41186,7 +39383,7 @@
       <w:pPr>
         <w:pStyle w:val="Hnhnh"/>
       </w:pPr>
-      <w:bookmarkStart w:id="83" w:name="_Toc228464818"/>
+      <w:bookmarkStart w:id="84" w:name="_Toc228464818"/>
       <w:r>
         <w:rPr>
           <w:b/>
@@ -41288,7 +39485,7 @@
       <w:r>
         <w:t>Mở cổng 80,443 (HTTP/HTTPS) cho VPS</w:t>
       </w:r>
-      <w:bookmarkEnd w:id="83"/>
+      <w:bookmarkEnd w:id="84"/>
     </w:p>
     <w:p>
       <w:pPr>
@@ -41345,7 +39542,7 @@
       <w:pPr>
         <w:pStyle w:val="Hnhnh"/>
       </w:pPr>
-      <w:bookmarkStart w:id="84" w:name="_Toc228464819"/>
+      <w:bookmarkStart w:id="85" w:name="_Toc228464819"/>
       <w:r>
         <w:rPr>
           <w:b/>
@@ -41447,18 +39644,18 @@
       <w:r>
         <w:t>Cấp chứng chỉ SSL thành công</w:t>
       </w:r>
-      <w:bookmarkEnd w:id="84"/>
+      <w:bookmarkEnd w:id="85"/>
     </w:p>
     <w:p>
       <w:pPr>
         <w:pStyle w:val="cp2"/>
         <w:outlineLvl w:val="1"/>
       </w:pPr>
-      <w:bookmarkStart w:id="85" w:name="_Toc228543519"/>
+      <w:bookmarkStart w:id="86" w:name="_Toc228544257"/>
       <w:r>
         <w:t>6.3. Triển khai ứng dụng với Docker Compose</w:t>
       </w:r>
-      <w:bookmarkEnd w:id="85"/>
+      <w:bookmarkEnd w:id="86"/>
     </w:p>
     <w:p>
       <w:pPr>
@@ -41732,7 +39929,7 @@
       <w:pPr>
         <w:pStyle w:val="Hnhnh"/>
       </w:pPr>
-      <w:bookmarkStart w:id="86" w:name="_Toc228464820"/>
+      <w:bookmarkStart w:id="87" w:name="_Toc228464820"/>
       <w:r>
         <w:rPr>
           <w:b/>
@@ -41834,14 +40031,14 @@
       <w:r>
         <w:t>Trạng thái hoạt động của các container backend và dashboard</w:t>
       </w:r>
-      <w:bookmarkEnd w:id="86"/>
+      <w:bookmarkEnd w:id="87"/>
     </w:p>
     <w:p>
       <w:pPr>
         <w:pStyle w:val="cp2"/>
         <w:outlineLvl w:val="1"/>
       </w:pPr>
-      <w:bookmarkStart w:id="87" w:name="_Toc228543520"/>
+      <w:bookmarkStart w:id="88" w:name="_Toc228544258"/>
       <w:r>
         <w:t>6.4. Tự động hóa CI/CD</w:t>
       </w:r>
@@ -41851,7 +40048,7 @@
         </w:rPr>
         <w:footnoteReference w:id="11"/>
       </w:r>
-      <w:bookmarkEnd w:id="87"/>
+      <w:bookmarkEnd w:id="88"/>
     </w:p>
     <w:p>
       <w:pPr>
@@ -42064,7 +40261,7 @@
       <w:pPr>
         <w:pStyle w:val="Hnhnh"/>
       </w:pPr>
-      <w:bookmarkStart w:id="88" w:name="_Toc228464821"/>
+      <w:bookmarkStart w:id="89" w:name="_Toc228464821"/>
       <w:r>
         <w:rPr>
           <w:b/>
@@ -42166,18 +40363,18 @@
       <w:r>
         <w:t>Nhật ký chi tiết các bước trong job deploy của GitHub Actions</w:t>
       </w:r>
-      <w:bookmarkEnd w:id="88"/>
+      <w:bookmarkEnd w:id="89"/>
     </w:p>
     <w:p>
       <w:pPr>
         <w:pStyle w:val="cp2"/>
         <w:outlineLvl w:val="1"/>
       </w:pPr>
-      <w:bookmarkStart w:id="89" w:name="_Toc228543521"/>
+      <w:bookmarkStart w:id="90" w:name="_Toc228544259"/>
       <w:r>
         <w:t>6.5. Kết quả triển khai</w:t>
       </w:r>
-      <w:bookmarkEnd w:id="89"/>
+      <w:bookmarkEnd w:id="90"/>
       <w:r>
         <w:t xml:space="preserve"> </w:t>
       </w:r>
@@ -42352,6 +40549,7 @@
     <w:p>
       <w:pPr>
         <w:pStyle w:val="Cp1"/>
+        <w:outlineLvl w:val="0"/>
       </w:pPr>
       <w:r>
         <w:lastRenderedPageBreak/>
@@ -42501,7 +40699,7 @@
         <w:tab/>
       </w:r>
     </w:p>
-    <w:bookmarkStart w:id="90" w:name="_Toc228543522" w:displacedByCustomXml="next"/>
+    <w:bookmarkStart w:id="91" w:name="_Toc228544260" w:displacedByCustomXml="next"/>
     <w:sdt>
       <w:sdtPr>
         <w:rPr>
@@ -42545,7 +40743,7 @@
             </w:rPr>
             <w:t>TÀI LIỆU THAM KHẢO</w:t>
           </w:r>
-          <w:bookmarkEnd w:id="90"/>
+          <w:bookmarkEnd w:id="91"/>
         </w:p>
         <w:sdt>
           <w:sdtPr>
@@ -43347,12 +41545,12 @@
         <w:pStyle w:val="cp10"/>
         <w:outlineLvl w:val="0"/>
       </w:pPr>
-      <w:bookmarkStart w:id="91" w:name="_Toc228543523"/>
+      <w:bookmarkStart w:id="92" w:name="_Toc228544261"/>
       <w:r>
         <w:lastRenderedPageBreak/>
         <w:t>PHỤ LỤC</w:t>
       </w:r>
-      <w:bookmarkEnd w:id="91"/>
+      <w:bookmarkEnd w:id="92"/>
     </w:p>
     <w:p>
       <w:pPr>
